--- a/AutoPrepAI-FinalDoc.docx
+++ b/AutoPrepAI-FinalDoc.docx
@@ -1075,23 +1075,23 @@
         </w:rPr>
       </w:pPr>
     </w:p>
-    <w:bookmarkStart w:id="0" w:name="_Toc233167177" w:displacedByCustomXml="next"/>
-    <w:bookmarkStart w:id="1" w:name="_Toc221572448" w:displacedByCustomXml="next"/>
-    <w:bookmarkStart w:id="2" w:name="_Toc221571916" w:displacedByCustomXml="next"/>
-    <w:bookmarkStart w:id="3" w:name="_Toc221319076" w:displacedByCustomXml="next"/>
-    <w:bookmarkStart w:id="4" w:name="_Toc221484166" w:displacedByCustomXml="next"/>
-    <w:bookmarkStart w:id="5" w:name="_Toc221484347" w:displacedByCustomXml="next"/>
-    <w:bookmarkStart w:id="6" w:name="_Toc221490536" w:displacedByCustomXml="next"/>
-    <w:bookmarkStart w:id="7" w:name="_Toc221492052" w:displacedByCustomXml="next"/>
+    <w:bookmarkStart w:id="0" w:name="_Toc221570594" w:displacedByCustomXml="next"/>
+    <w:bookmarkStart w:id="1" w:name="_Toc221557045" w:displacedByCustomXml="next"/>
+    <w:bookmarkStart w:id="2" w:name="_Toc221555251" w:displacedByCustomXml="next"/>
+    <w:bookmarkStart w:id="3" w:name="_Toc221555023" w:displacedByCustomXml="next"/>
+    <w:bookmarkStart w:id="4" w:name="_Toc221554898" w:displacedByCustomXml="next"/>
+    <w:bookmarkStart w:id="5" w:name="_Toc221537246" w:displacedByCustomXml="next"/>
+    <w:bookmarkStart w:id="6" w:name="_Toc221536026" w:displacedByCustomXml="next"/>
+    <w:bookmarkStart w:id="7" w:name="_Toc221535696" w:displacedByCustomXml="next"/>
     <w:bookmarkStart w:id="8" w:name="_Toc221535437" w:displacedByCustomXml="next"/>
-    <w:bookmarkStart w:id="9" w:name="_Toc221535696" w:displacedByCustomXml="next"/>
-    <w:bookmarkStart w:id="10" w:name="_Toc221536026" w:displacedByCustomXml="next"/>
-    <w:bookmarkStart w:id="11" w:name="_Toc221537246" w:displacedByCustomXml="next"/>
-    <w:bookmarkStart w:id="12" w:name="_Toc221554898" w:displacedByCustomXml="next"/>
-    <w:bookmarkStart w:id="13" w:name="_Toc221555023" w:displacedByCustomXml="next"/>
-    <w:bookmarkStart w:id="14" w:name="_Toc221555251" w:displacedByCustomXml="next"/>
-    <w:bookmarkStart w:id="15" w:name="_Toc221557045" w:displacedByCustomXml="next"/>
-    <w:bookmarkStart w:id="16" w:name="_Toc221570594" w:displacedByCustomXml="next"/>
+    <w:bookmarkStart w:id="9" w:name="_Toc221492052" w:displacedByCustomXml="next"/>
+    <w:bookmarkStart w:id="10" w:name="_Toc221490536" w:displacedByCustomXml="next"/>
+    <w:bookmarkStart w:id="11" w:name="_Toc221484347" w:displacedByCustomXml="next"/>
+    <w:bookmarkStart w:id="12" w:name="_Toc221484166" w:displacedByCustomXml="next"/>
+    <w:bookmarkStart w:id="13" w:name="_Toc221319076" w:displacedByCustomXml="next"/>
+    <w:bookmarkStart w:id="14" w:name="_Toc221571916" w:displacedByCustomXml="next"/>
+    <w:bookmarkStart w:id="15" w:name="_Toc221572448" w:displacedByCustomXml="next"/>
+    <w:bookmarkStart w:id="16" w:name="_Toc233167177" w:displacedByCustomXml="next"/>
     <w:sdt>
       <w:sdtPr>
         <w:rPr>
@@ -5860,21 +5860,7 @@
         <w:rPr>
           <w:rFonts w:cstheme="majorBidi"/>
         </w:rPr>
-        <w:t xml:space="preserve">Support multiple </w:t>
-      </w:r>
-      <w:proofErr w:type="gramStart"/>
-      <w:r>
-        <w:rPr>
-          <w:rFonts w:cstheme="majorBidi"/>
-        </w:rPr>
-        <w:t>dataset</w:t>
-      </w:r>
-      <w:proofErr w:type="gramEnd"/>
-      <w:r>
-        <w:rPr>
-          <w:rFonts w:cstheme="majorBidi"/>
-        </w:rPr>
-        <w:t xml:space="preserve"> formats, including CSV and Excel.</w:t>
+        <w:t>Support multiple dataset formats, including CSV and Excel.</w:t>
       </w:r>
     </w:p>
     <w:p>
@@ -5956,8 +5942,46 @@
         <w:rPr>
           <w:rFonts w:cstheme="majorBidi"/>
         </w:rPr>
-        <w:t xml:space="preserve"> for the backend, and PostgreSQL for data management, ensuring a scalable, efficient, and user-friendly platform.</w:t>
-      </w:r>
+        <w:t xml:space="preserve"> for the backend, and PostgreSQL for data management </w:t>
+      </w:r>
+      <w:r>
+        <w:rPr>
+          <w:rFonts w:cstheme="majorBidi"/>
+        </w:rPr>
+        <w:t xml:space="preserve">and </w:t>
+      </w:r>
+      <w:proofErr w:type="spellStart"/>
+      <w:r>
+        <w:rPr>
+          <w:rFonts w:cstheme="majorBidi"/>
+          <w:b/>
+          <w:bCs/>
+        </w:rPr>
+        <w:t>Backblaze</w:t>
+      </w:r>
+      <w:proofErr w:type="spellEnd"/>
+      <w:r>
+        <w:rPr>
+          <w:rFonts w:cstheme="majorBidi"/>
+          <w:b/>
+          <w:bCs/>
+        </w:rPr>
+        <w:t xml:space="preserve"> B2 Cloud</w:t>
+      </w:r>
+      <w:r>
+        <w:rPr>
+          <w:rFonts w:cstheme="majorBidi"/>
+        </w:rPr>
+        <w:t xml:space="preserve"> Storage for secure and scalable file storage. ensuring a scalable, efficient, and user-friendly platform.</w:t>
+      </w:r>
+    </w:p>
+    <w:p>
+      <w:pPr>
+        <w:spacing w:line="240" w:lineRule="auto"/>
+        <w:rPr>
+          <w:rFonts w:cstheme="majorBidi"/>
+        </w:rPr>
+      </w:pPr>
     </w:p>
     <w:p>
       <w:pPr>
@@ -6079,15 +6103,16 @@
           <w:numId w:val="1"/>
         </w:numPr>
         <w:spacing w:line="240" w:lineRule="auto"/>
-        <w:rPr>
-          <w:rFonts w:cstheme="majorBidi"/>
-        </w:rPr>
-      </w:pPr>
-      <w:r>
-        <w:rPr>
-          <w:rFonts w:cstheme="majorBidi"/>
-        </w:rPr>
-        <w:t>Performance depends on the quality of uploaded datasets.</w:t>
+        <w:jc w:val="left"/>
+        <w:rPr>
+          <w:rFonts w:cstheme="majorBidi"/>
+        </w:rPr>
+      </w:pPr>
+      <w:r>
+        <w:rPr>
+          <w:rFonts w:cstheme="majorBidi"/>
+        </w:rPr>
+        <w:t>Supports CSV and Excel file formats only.</w:t>
       </w:r>
     </w:p>
     <w:p>
@@ -6098,117 +6123,17 @@
           <w:numId w:val="1"/>
         </w:numPr>
         <w:spacing w:line="240" w:lineRule="auto"/>
-        <w:rPr>
-          <w:rFonts w:cstheme="majorBidi"/>
-        </w:rPr>
-      </w:pPr>
-      <w:r>
-        <w:rPr>
-          <w:rFonts w:cstheme="majorBidi"/>
-        </w:rPr>
-        <w:t>Currently designed for single-user usage without collaborative editing.</w:t>
-      </w:r>
-    </w:p>
-    <w:p>
-      <w:pPr>
-        <w:spacing w:line="240" w:lineRule="auto"/>
-        <w:rPr>
-          <w:rFonts w:cstheme="majorBidi"/>
-        </w:rPr>
-      </w:pPr>
-    </w:p>
-    <w:p>
-      <w:pPr>
-        <w:pStyle w:val="Style2"/>
-        <w:numPr>
-          <w:ilvl w:val="1"/>
-          <w:numId w:val="2"/>
-        </w:numPr>
-      </w:pPr>
-      <w:bookmarkStart w:id="65" w:name="_Toc233167189"/>
-      <w:r>
-        <w:t>Development Methodology</w:t>
-      </w:r>
-      <w:bookmarkEnd w:id="65"/>
-    </w:p>
-    <w:p>
-      <w:pPr>
-        <w:spacing w:line="240" w:lineRule="auto"/>
-        <w:rPr>
-          <w:rFonts w:cstheme="majorBidi"/>
-        </w:rPr>
-      </w:pPr>
-      <w:r>
-        <w:rPr>
-          <w:rFonts w:cstheme="majorBidi"/>
-        </w:rPr>
-        <w:t xml:space="preserve">The project follows the </w:t>
-      </w:r>
-      <w:r>
-        <w:rPr>
-          <w:rFonts w:cstheme="majorBidi"/>
-          <w:b/>
-          <w:bCs/>
-        </w:rPr>
-        <w:t>Agile Software Development Methodology</w:t>
-      </w:r>
-      <w:r>
-        <w:rPr>
-          <w:rFonts w:cstheme="majorBidi"/>
-        </w:rPr>
-        <w:t>, allowing iterative development, continuous testing, and regular integration of new features. The development process was divided into multiple iterations, including requirement analysis, system design, backend development, frontend implementation, AI integration, debugging, and testing.</w:t>
-      </w:r>
-    </w:p>
-    <w:p>
-      <w:pPr>
-        <w:spacing w:line="240" w:lineRule="auto"/>
-        <w:rPr>
-          <w:rFonts w:cstheme="majorBidi"/>
-        </w:rPr>
-      </w:pPr>
-      <w:r>
-        <w:rPr>
-          <w:rFonts w:cstheme="majorBidi"/>
-        </w:rPr>
-        <w:t>Agile enabled the team to continuously improve system functionality based on testing results and project supervisor feedback while ensuring flexibility throughout the development lifecycle.</w:t>
-      </w:r>
-    </w:p>
-    <w:p>
-      <w:pPr>
-        <w:spacing w:line="240" w:lineRule="auto"/>
-        <w:rPr>
-          <w:rFonts w:cstheme="majorBidi"/>
-        </w:rPr>
-      </w:pPr>
-    </w:p>
-    <w:p>
-      <w:pPr>
-        <w:pStyle w:val="Style2"/>
-        <w:numPr>
-          <w:ilvl w:val="1"/>
-          <w:numId w:val="2"/>
-        </w:numPr>
-      </w:pPr>
-      <w:bookmarkStart w:id="66" w:name="_Toc233167190"/>
-      <w:r>
-        <w:lastRenderedPageBreak/>
-        <w:t>Tools and Technologies Used</w:t>
-      </w:r>
-      <w:bookmarkEnd w:id="66"/>
-    </w:p>
-    <w:p>
-      <w:pPr>
-        <w:pStyle w:val="Style3"/>
-        <w:numPr>
-          <w:ilvl w:val="2"/>
-          <w:numId w:val="2"/>
-        </w:numPr>
-      </w:pPr>
-      <w:bookmarkStart w:id="67" w:name="_Toc233167191"/>
-      <w:r>
-        <w:t>Software Technologies</w:t>
-      </w:r>
-      <w:bookmarkEnd w:id="67"/>
+        <w:jc w:val="left"/>
+        <w:rPr>
+          <w:rFonts w:cstheme="majorBidi"/>
+        </w:rPr>
+      </w:pPr>
+      <w:r>
+        <w:rPr>
+          <w:rFonts w:cstheme="majorBidi"/>
+        </w:rPr>
+        <w:t>Dataset size is limited to a maximum of 5,000,000 cells (Rows × Columns ≤ 5,000,000). (e.g., 50000 rows and 100 columns OR vice versa)</w:t>
+      </w:r>
     </w:p>
     <w:p>
       <w:pPr>
@@ -6225,16 +6150,8 @@
       <w:r>
         <w:rPr>
           <w:rFonts w:cstheme="majorBidi"/>
-          <w:b/>
-          <w:bCs/>
-        </w:rPr>
-        <w:t>React.js</w:t>
-      </w:r>
-      <w:r>
-        <w:rPr>
-          <w:rFonts w:cstheme="majorBidi"/>
-        </w:rPr>
-        <w:t xml:space="preserve"> – Frontend user interface.</w:t>
+        </w:rPr>
+        <w:t>Performance depends on the quality of uploaded datasets.</w:t>
       </w:r>
     </w:p>
     <w:p>
@@ -6249,30 +6166,112 @@
           <w:rFonts w:cstheme="majorBidi"/>
         </w:rPr>
       </w:pPr>
-      <w:proofErr w:type="spellStart"/>
+      <w:r>
+        <w:rPr>
+          <w:rFonts w:cstheme="majorBidi"/>
+        </w:rPr>
+        <w:t>Currently designed for single-user usage without collaborative editing.</w:t>
+      </w:r>
+    </w:p>
+    <w:p>
+      <w:pPr>
+        <w:spacing w:line="240" w:lineRule="auto"/>
+        <w:rPr>
+          <w:rFonts w:cstheme="majorBidi"/>
+        </w:rPr>
+      </w:pPr>
+    </w:p>
+    <w:p>
+      <w:pPr>
+        <w:pStyle w:val="Style2"/>
+        <w:numPr>
+          <w:ilvl w:val="1"/>
+          <w:numId w:val="2"/>
+        </w:numPr>
+      </w:pPr>
+      <w:bookmarkStart w:id="65" w:name="_Toc233167189"/>
+      <w:r>
+        <w:t>Development Methodology</w:t>
+      </w:r>
+      <w:bookmarkEnd w:id="65"/>
+    </w:p>
+    <w:p>
+      <w:pPr>
+        <w:spacing w:line="240" w:lineRule="auto"/>
+        <w:rPr>
+          <w:rFonts w:cstheme="majorBidi"/>
+        </w:rPr>
+      </w:pPr>
+      <w:r>
+        <w:rPr>
+          <w:rFonts w:cstheme="majorBidi"/>
+        </w:rPr>
+        <w:t xml:space="preserve">The project follows the </w:t>
+      </w:r>
       <w:r>
         <w:rPr>
           <w:rFonts w:cstheme="majorBidi"/>
           <w:b/>
           <w:bCs/>
         </w:rPr>
-        <w:t>FastAPI</w:t>
-      </w:r>
-      <w:proofErr w:type="spellEnd"/>
-      <w:r>
-        <w:rPr>
-          <w:rFonts w:cstheme="majorBidi"/>
-          <w:b/>
-          <w:bCs/>
-        </w:rPr>
-        <w:t xml:space="preserve"> </w:t>
-      </w:r>
-      <w:r>
-        <w:rPr>
-          <w:rFonts w:cstheme="majorBidi"/>
-        </w:rPr>
-        <w:t>– Backend REST API development.</w:t>
-      </w:r>
+        <w:t>Agile Software Development Methodology</w:t>
+      </w:r>
+      <w:r>
+        <w:rPr>
+          <w:rFonts w:cstheme="majorBidi"/>
+        </w:rPr>
+        <w:t>, allowing iterative development, continuous testing, and regular integration of new features. The development process was divided into multiple iterations, including requirement analysis, system design, backend development, frontend implementation, AI integration, debugging, and testing.</w:t>
+      </w:r>
+    </w:p>
+    <w:p>
+      <w:pPr>
+        <w:spacing w:line="240" w:lineRule="auto"/>
+        <w:rPr>
+          <w:rFonts w:cstheme="majorBidi"/>
+        </w:rPr>
+      </w:pPr>
+      <w:r>
+        <w:rPr>
+          <w:rFonts w:cstheme="majorBidi"/>
+        </w:rPr>
+        <w:t>Agile enabled the team to continuously improve system functionality based on testing results and project supervisor feedback while ensuring flexibility throughout the development lifecycle.</w:t>
+      </w:r>
+    </w:p>
+    <w:p>
+      <w:pPr>
+        <w:spacing w:line="240" w:lineRule="auto"/>
+        <w:rPr>
+          <w:rFonts w:cstheme="majorBidi"/>
+        </w:rPr>
+      </w:pPr>
+    </w:p>
+    <w:p>
+      <w:pPr>
+        <w:pStyle w:val="Style2"/>
+        <w:numPr>
+          <w:ilvl w:val="1"/>
+          <w:numId w:val="2"/>
+        </w:numPr>
+      </w:pPr>
+      <w:bookmarkStart w:id="66" w:name="_Toc233167190"/>
+      <w:r>
+        <w:t>Tools and Technologies Used</w:t>
+      </w:r>
+      <w:bookmarkEnd w:id="66"/>
+    </w:p>
+    <w:p>
+      <w:pPr>
+        <w:pStyle w:val="Style3"/>
+        <w:numPr>
+          <w:ilvl w:val="2"/>
+          <w:numId w:val="2"/>
+        </w:numPr>
+      </w:pPr>
+      <w:bookmarkStart w:id="67" w:name="_Toc233167191"/>
+      <w:r>
+        <w:t>Software Technologies</w:t>
+      </w:r>
+      <w:bookmarkEnd w:id="67"/>
     </w:p>
     <w:p>
       <w:pPr>
@@ -6292,13 +6291,13 @@
           <w:b/>
           <w:bCs/>
         </w:rPr>
-        <w:t>PostgreSQL</w:t>
-      </w:r>
-      <w:r>
-        <w:rPr>
-          <w:rFonts w:cstheme="majorBidi"/>
-        </w:rPr>
-        <w:t xml:space="preserve"> – Relational database management.</w:t>
+        <w:t>React.js</w:t>
+      </w:r>
+      <w:r>
+        <w:rPr>
+          <w:rFonts w:cstheme="majorBidi"/>
+        </w:rPr>
+        <w:t xml:space="preserve"> – Frontend user interface.</w:t>
       </w:r>
     </w:p>
     <w:p>
@@ -6320,7 +6319,7 @@
           <w:b/>
           <w:bCs/>
         </w:rPr>
-        <w:t>SQLAlchemy</w:t>
+        <w:t>FastAPI</w:t>
       </w:r>
       <w:proofErr w:type="spellEnd"/>
       <w:r>
@@ -6335,7 +6334,7 @@
         <w:rPr>
           <w:rFonts w:cstheme="majorBidi"/>
         </w:rPr>
-        <w:t>– Database ORM.</w:t>
+        <w:t>– Backend REST API development.</w:t>
       </w:r>
     </w:p>
     <w:p>
@@ -6356,13 +6355,13 @@
           <w:b/>
           <w:bCs/>
         </w:rPr>
-        <w:t>Pandas</w:t>
-      </w:r>
-      <w:r>
-        <w:rPr>
-          <w:rFonts w:cstheme="majorBidi"/>
-        </w:rPr>
-        <w:t xml:space="preserve"> – Data manipulation and preprocessing.</w:t>
+        <w:t>PostgreSQL</w:t>
+      </w:r>
+      <w:r>
+        <w:rPr>
+          <w:rFonts w:cstheme="majorBidi"/>
+        </w:rPr>
+        <w:t xml:space="preserve"> – Relational database management.</w:t>
       </w:r>
     </w:p>
     <w:p>
@@ -6377,19 +6376,29 @@
           <w:rFonts w:cstheme="majorBidi"/>
         </w:rPr>
       </w:pPr>
+      <w:proofErr w:type="spellStart"/>
       <w:r>
         <w:rPr>
           <w:rFonts w:cstheme="majorBidi"/>
           <w:b/>
           <w:bCs/>
         </w:rPr>
-        <w:t>NumPy</w:t>
-      </w:r>
-      <w:r>
-        <w:rPr>
-          <w:rFonts w:cstheme="majorBidi"/>
-        </w:rPr>
-        <w:t xml:space="preserve"> – Numerical computations.</w:t>
+        <w:t>Backblaze</w:t>
+      </w:r>
+      <w:proofErr w:type="spellEnd"/>
+      <w:r>
+        <w:rPr>
+          <w:rFonts w:cstheme="majorBidi"/>
+          <w:b/>
+          <w:bCs/>
+        </w:rPr>
+        <w:t xml:space="preserve"> B2 Cloud Storage</w:t>
+      </w:r>
+      <w:r>
+        <w:rPr>
+          <w:rFonts w:cstheme="majorBidi"/>
+        </w:rPr>
+        <w:t xml:space="preserve"> – Cloud-based storage for datasets, uploaded files</w:t>
       </w:r>
     </w:p>
     <w:p>
@@ -6404,20 +6413,16 @@
           <w:rFonts w:cstheme="majorBidi"/>
         </w:rPr>
       </w:pPr>
+      <w:proofErr w:type="spellStart"/>
       <w:r>
         <w:rPr>
           <w:rFonts w:cstheme="majorBidi"/>
           <w:b/>
           <w:bCs/>
         </w:rPr>
-        <w:t>Scikit-learn</w:t>
-      </w:r>
-      <w:r>
-        <w:rPr>
-          <w:rFonts w:cstheme="majorBidi"/>
-        </w:rPr>
-        <w:t xml:space="preserve"> – Machine learning preprocessing algorithms.</w:t>
-      </w:r>
+        <w:t>SQLAlchemy</w:t>
+      </w:r>
+      <w:proofErr w:type="spellEnd"/>
       <w:r>
         <w:rPr>
           <w:rFonts w:cstheme="majorBidi"/>
@@ -6425,6 +6430,12 @@
           <w:bCs/>
         </w:rPr>
         <w:t xml:space="preserve"> </w:t>
+      </w:r>
+      <w:r>
+        <w:rPr>
+          <w:rFonts w:cstheme="majorBidi"/>
+        </w:rPr>
+        <w:t>– Database ORM.</w:t>
       </w:r>
     </w:p>
     <w:p>
@@ -6439,29 +6450,19 @@
           <w:rFonts w:cstheme="majorBidi"/>
         </w:rPr>
       </w:pPr>
-      <w:proofErr w:type="spellStart"/>
       <w:r>
         <w:rPr>
           <w:rFonts w:cstheme="majorBidi"/>
           <w:b/>
           <w:bCs/>
         </w:rPr>
-        <w:t>DSPy</w:t>
-      </w:r>
-      <w:proofErr w:type="spellEnd"/>
-      <w:r>
-        <w:rPr>
-          <w:rFonts w:cstheme="majorBidi"/>
-          <w:b/>
-          <w:bCs/>
-        </w:rPr>
-        <w:t xml:space="preserve"> &amp; Large Language Models (LLMs)</w:t>
-      </w:r>
-      <w:r>
-        <w:rPr>
-          <w:rFonts w:cstheme="majorBidi"/>
-        </w:rPr>
-        <w:t xml:space="preserve"> – AI explanation engine and Natural Language Processing (NLP).</w:t>
+        <w:t>Pandas</w:t>
+      </w:r>
+      <w:r>
+        <w:rPr>
+          <w:rFonts w:cstheme="majorBidi"/>
+        </w:rPr>
+        <w:t xml:space="preserve"> – Data manipulation and preprocessing.</w:t>
       </w:r>
     </w:p>
     <w:p>
@@ -6482,13 +6483,13 @@
           <w:b/>
           <w:bCs/>
         </w:rPr>
-        <w:t>Python</w:t>
-      </w:r>
-      <w:r>
-        <w:rPr>
-          <w:rFonts w:cstheme="majorBidi"/>
-        </w:rPr>
-        <w:t xml:space="preserve"> – Backend implementation.</w:t>
+        <w:t>NumPy</w:t>
+      </w:r>
+      <w:r>
+        <w:rPr>
+          <w:rFonts w:cstheme="majorBidi"/>
+        </w:rPr>
+        <w:t xml:space="preserve"> – Numerical computations.</w:t>
       </w:r>
     </w:p>
     <w:p>
@@ -6509,13 +6510,21 @@
           <w:b/>
           <w:bCs/>
         </w:rPr>
-        <w:t>JavaScript</w:t>
-      </w:r>
-      <w:r>
-        <w:rPr>
-          <w:rFonts w:cstheme="majorBidi"/>
-        </w:rPr>
-        <w:t xml:space="preserve"> – Frontend implementation.</w:t>
+        <w:t>Scikit-learn</w:t>
+      </w:r>
+      <w:r>
+        <w:rPr>
+          <w:rFonts w:cstheme="majorBidi"/>
+        </w:rPr>
+        <w:t xml:space="preserve"> – Machine learning preprocessing algorithms.</w:t>
+      </w:r>
+      <w:r>
+        <w:rPr>
+          <w:rFonts w:cstheme="majorBidi"/>
+          <w:b/>
+          <w:bCs/>
+        </w:rPr>
+        <w:t xml:space="preserve"> </w:t>
       </w:r>
     </w:p>
     <w:p>
@@ -6530,34 +6539,30 @@
           <w:rFonts w:cstheme="majorBidi"/>
         </w:rPr>
       </w:pPr>
+      <w:proofErr w:type="spellStart"/>
       <w:r>
         <w:rPr>
           <w:rFonts w:cstheme="majorBidi"/>
           <w:b/>
           <w:bCs/>
         </w:rPr>
-        <w:t>Git &amp; GitHub</w:t>
-      </w:r>
-      <w:r>
-        <w:rPr>
-          <w:rFonts w:cstheme="majorBidi"/>
-        </w:rPr>
-        <w:t xml:space="preserve"> – Version control and collaboration.</w:t>
-      </w:r>
-    </w:p>
-    <w:p>
-      <w:pPr>
-        <w:pStyle w:val="Style3"/>
-        <w:numPr>
-          <w:ilvl w:val="2"/>
-          <w:numId w:val="2"/>
-        </w:numPr>
-      </w:pPr>
-      <w:bookmarkStart w:id="68" w:name="_Toc233167192"/>
-      <w:r>
-        <w:t>Hardware Requirements</w:t>
-      </w:r>
-      <w:bookmarkEnd w:id="68"/>
+        <w:t>DSPy</w:t>
+      </w:r>
+      <w:proofErr w:type="spellEnd"/>
+      <w:r>
+        <w:rPr>
+          <w:rFonts w:cstheme="majorBidi"/>
+          <w:b/>
+          <w:bCs/>
+        </w:rPr>
+        <w:t xml:space="preserve"> &amp; Large Language Models (LLMs)</w:t>
+      </w:r>
+      <w:r>
+        <w:rPr>
+          <w:rFonts w:cstheme="majorBidi"/>
+        </w:rPr>
+        <w:t xml:space="preserve"> – AI explanation engine and Natural Language Processing (NLP).</w:t>
+      </w:r>
     </w:p>
     <w:p>
       <w:pPr>
@@ -6574,8 +6579,16 @@
       <w:r>
         <w:rPr>
           <w:rFonts w:cstheme="majorBidi"/>
-        </w:rPr>
-        <w:t>Processor: Intel Core i3 or higher.</w:t>
+          <w:b/>
+          <w:bCs/>
+        </w:rPr>
+        <w:t>Python</w:t>
+      </w:r>
+      <w:r>
+        <w:rPr>
+          <w:rFonts w:cstheme="majorBidi"/>
+        </w:rPr>
+        <w:t xml:space="preserve"> – Backend implementation.</w:t>
       </w:r>
     </w:p>
     <w:p>
@@ -6593,8 +6606,16 @@
       <w:r>
         <w:rPr>
           <w:rFonts w:cstheme="majorBidi"/>
-        </w:rPr>
-        <w:t>RAM: Minimum 8 GB.</w:t>
+          <w:b/>
+          <w:bCs/>
+        </w:rPr>
+        <w:t>JavaScript</w:t>
+      </w:r>
+      <w:r>
+        <w:rPr>
+          <w:rFonts w:cstheme="majorBidi"/>
+        </w:rPr>
+        <w:t xml:space="preserve"> – Frontend implementation.</w:t>
       </w:r>
     </w:p>
     <w:p>
@@ -6612,23 +6633,31 @@
       <w:r>
         <w:rPr>
           <w:rFonts w:cstheme="majorBidi"/>
-        </w:rPr>
-        <w:t xml:space="preserve">Storage: At least 2 </w:t>
-      </w:r>
-      <w:proofErr w:type="gramStart"/>
-      <w:r>
-        <w:rPr>
-          <w:rFonts w:cstheme="majorBidi"/>
-        </w:rPr>
-        <w:t>GB</w:t>
-      </w:r>
-      <w:proofErr w:type="gramEnd"/>
-      <w:r>
-        <w:rPr>
-          <w:rFonts w:cstheme="majorBidi"/>
-        </w:rPr>
-        <w:t xml:space="preserve"> available space for the application, dependencies, and temporary datasets.</w:t>
-      </w:r>
+          <w:b/>
+          <w:bCs/>
+        </w:rPr>
+        <w:t>Git &amp; GitHub</w:t>
+      </w:r>
+      <w:r>
+        <w:rPr>
+          <w:rFonts w:cstheme="majorBidi"/>
+        </w:rPr>
+        <w:t xml:space="preserve"> – Version control and collaboration.</w:t>
+      </w:r>
+    </w:p>
+    <w:p>
+      <w:pPr>
+        <w:pStyle w:val="Style3"/>
+        <w:numPr>
+          <w:ilvl w:val="2"/>
+          <w:numId w:val="2"/>
+        </w:numPr>
+      </w:pPr>
+      <w:bookmarkStart w:id="68" w:name="_Toc233167192"/>
+      <w:r>
+        <w:t>Hardware Requirements</w:t>
+      </w:r>
+      <w:bookmarkEnd w:id="68"/>
     </w:p>
     <w:p>
       <w:pPr>
@@ -6646,7 +6675,7 @@
         <w:rPr>
           <w:rFonts w:cstheme="majorBidi"/>
         </w:rPr>
-        <w:t>Operating System: Windows 10/11 or Linux or macOS.</w:t>
+        <w:t>Processor: Intel Core i3 or higher.</w:t>
       </w:r>
     </w:p>
     <w:p>
@@ -6665,22 +6694,8 @@
         <w:rPr>
           <w:rFonts w:cstheme="majorBidi"/>
         </w:rPr>
-        <w:t>Internet connection for accessing cloud-based Large Language Model (LLM) APIs and downloading project dependencies.</w:t>
-      </w:r>
-    </w:p>
-    <w:p>
-      <w:pPr>
-        <w:pStyle w:val="Style2"/>
-        <w:numPr>
-          <w:ilvl w:val="1"/>
-          <w:numId w:val="2"/>
-        </w:numPr>
-      </w:pPr>
-      <w:bookmarkStart w:id="69" w:name="_Toc233167193"/>
-      <w:r>
-        <w:t>Project Timeline / Gantt Chart</w:t>
-      </w:r>
-      <w:bookmarkEnd w:id="69"/>
+        <w:t>RAM: Minimum 8 GB.</w:t>
+      </w:r>
     </w:p>
     <w:p>
       <w:pPr>
@@ -6698,6 +6713,77 @@
         <w:rPr>
           <w:rFonts w:cstheme="majorBidi"/>
         </w:rPr>
+        <w:t>Storage: At least 2 GB available space for the application, dependencies, and temporary datasets.</w:t>
+      </w:r>
+    </w:p>
+    <w:p>
+      <w:pPr>
+        <w:pStyle w:val="ListParagraph"/>
+        <w:numPr>
+          <w:ilvl w:val="0"/>
+          <w:numId w:val="1"/>
+        </w:numPr>
+        <w:spacing w:line="240" w:lineRule="auto"/>
+        <w:rPr>
+          <w:rFonts w:cstheme="majorBidi"/>
+        </w:rPr>
+      </w:pPr>
+      <w:r>
+        <w:rPr>
+          <w:rFonts w:cstheme="majorBidi"/>
+        </w:rPr>
+        <w:t>Operating System: Windows 10/11 or Linux or macOS.</w:t>
+      </w:r>
+    </w:p>
+    <w:p>
+      <w:pPr>
+        <w:pStyle w:val="ListParagraph"/>
+        <w:numPr>
+          <w:ilvl w:val="0"/>
+          <w:numId w:val="1"/>
+        </w:numPr>
+        <w:spacing w:line="240" w:lineRule="auto"/>
+        <w:rPr>
+          <w:rFonts w:cstheme="majorBidi"/>
+        </w:rPr>
+      </w:pPr>
+      <w:r>
+        <w:rPr>
+          <w:rFonts w:cstheme="majorBidi"/>
+        </w:rPr>
+        <w:t>Internet connection for accessing cloud-based Large Language Model (LLM) APIs and downloading project dependencies.</w:t>
+      </w:r>
+    </w:p>
+    <w:p>
+      <w:pPr>
+        <w:pStyle w:val="Style2"/>
+        <w:numPr>
+          <w:ilvl w:val="1"/>
+          <w:numId w:val="2"/>
+        </w:numPr>
+      </w:pPr>
+      <w:bookmarkStart w:id="69" w:name="_Toc233167193"/>
+      <w:r>
+        <w:t>Project Timeline / Gantt Chart</w:t>
+      </w:r>
+      <w:bookmarkEnd w:id="69"/>
+    </w:p>
+    <w:p>
+      <w:pPr>
+        <w:pStyle w:val="ListParagraph"/>
+        <w:numPr>
+          <w:ilvl w:val="0"/>
+          <w:numId w:val="1"/>
+        </w:numPr>
+        <w:spacing w:line="240" w:lineRule="auto"/>
+        <w:rPr>
+          <w:rFonts w:cstheme="majorBidi"/>
+        </w:rPr>
+      </w:pPr>
+      <w:r>
+        <w:rPr>
+          <w:rFonts w:cstheme="majorBidi"/>
+        </w:rPr>
         <w:t>Timeline:</w:t>
       </w:r>
       <w:r>
@@ -6709,25 +6795,38 @@
     </w:p>
     <w:tbl>
       <w:tblPr>
-        <w:tblStyle w:val="PlainTable2"/>
         <w:tblpPr w:leftFromText="180" w:rightFromText="180" w:vertAnchor="text" w:tblpY="1"/>
-        <w:tblW w:w="9265" w:type="dxa"/>
+        <w:tblOverlap w:val="never"/>
+        <w:tblW w:w="9404" w:type="dxa"/>
+        <w:tblCellSpacing w:w="15" w:type="dxa"/>
+        <w:tblBorders>
+          <w:left w:val="single" w:sz="4" w:space="0" w:color="auto"/>
+          <w:right w:val="single" w:sz="4" w:space="0" w:color="auto"/>
+          <w:insideH w:val="single" w:sz="4" w:space="0" w:color="auto"/>
+        </w:tblBorders>
+        <w:tblCellMar>
+          <w:top w:w="15" w:type="dxa"/>
+          <w:left w:w="15" w:type="dxa"/>
+          <w:bottom w:w="15" w:type="dxa"/>
+          <w:right w:w="15" w:type="dxa"/>
+        </w:tblCellMar>
         <w:tblLook w:val="04A0" w:firstRow="1" w:lastRow="0" w:firstColumn="1" w:lastColumn="0" w:noHBand="0" w:noVBand="1"/>
       </w:tblPr>
       <w:tblGrid>
-        <w:gridCol w:w="1440"/>
-        <w:gridCol w:w="4540"/>
-        <w:gridCol w:w="3285"/>
+        <w:gridCol w:w="942"/>
+        <w:gridCol w:w="5131"/>
+        <w:gridCol w:w="3331"/>
       </w:tblGrid>
       <w:tr>
         <w:trPr>
-          <w:cnfStyle w:val="100000000000" w:firstRow="1" w:lastRow="0" w:firstColumn="0" w:lastColumn="0" w:oddVBand="0" w:evenVBand="0" w:oddHBand="0" w:evenHBand="0" w:firstRowFirstColumn="0" w:firstRowLastColumn="0" w:lastRowFirstColumn="0" w:lastRowLastColumn="0"/>
-          <w:trHeight w:val="499"/>
+          <w:trHeight w:val="471"/>
+          <w:tblHeader/>
+          <w:tblCellSpacing w:w="15" w:type="dxa"/>
         </w:trPr>
         <w:tc>
           <w:tcPr>
-            <w:cnfStyle w:val="001000000000" w:firstRow="0" w:lastRow="0" w:firstColumn="1" w:lastColumn="0" w:oddVBand="0" w:evenVBand="0" w:oddHBand="0" w:evenHBand="0" w:firstRowFirstColumn="0" w:firstRowLastColumn="0" w:lastRowFirstColumn="0" w:lastRowLastColumn="0"/>
-            <w:tcW w:w="1440" w:type="dxa"/>
+            <w:tcW w:w="0" w:type="auto"/>
+            <w:vAlign w:val="center"/>
             <w:hideMark/>
           </w:tcPr>
           <w:p>
@@ -6735,13 +6834,15 @@
               <w:jc w:val="center"/>
               <w:rPr>
                 <w:rFonts w:cstheme="majorBidi"/>
-                <w:b w:val="0"/>
-                <w:bCs w:val="0"/>
+                <w:b/>
+                <w:bCs/>
               </w:rPr>
             </w:pPr>
             <w:r>
               <w:rPr>
                 <w:rFonts w:cstheme="majorBidi"/>
+                <w:b/>
+                <w:bCs/>
               </w:rPr>
               <w:t>Phase</w:t>
             </w:r>
@@ -6749,22 +6850,24 @@
         </w:tc>
         <w:tc>
           <w:tcPr>
-            <w:tcW w:w="4540" w:type="dxa"/>
+            <w:tcW w:w="0" w:type="auto"/>
+            <w:vAlign w:val="center"/>
             <w:hideMark/>
           </w:tcPr>
           <w:p>
             <w:pPr>
               <w:jc w:val="center"/>
-              <w:cnfStyle w:val="100000000000" w:firstRow="1" w:lastRow="0" w:firstColumn="0" w:lastColumn="0" w:oddVBand="0" w:evenVBand="0" w:oddHBand="0" w:evenHBand="0" w:firstRowFirstColumn="0" w:firstRowLastColumn="0" w:lastRowFirstColumn="0" w:lastRowLastColumn="0"/>
               <w:rPr>
                 <w:rFonts w:cstheme="majorBidi"/>
-                <w:b w:val="0"/>
-                <w:bCs w:val="0"/>
+                <w:b/>
+                <w:bCs/>
               </w:rPr>
             </w:pPr>
             <w:r>
               <w:rPr>
                 <w:rFonts w:cstheme="majorBidi"/>
+                <w:b/>
+                <w:bCs/>
               </w:rPr>
               <w:t>Activities</w:t>
             </w:r>
@@ -6772,22 +6875,24 @@
         </w:tc>
         <w:tc>
           <w:tcPr>
-            <w:tcW w:w="3285" w:type="dxa"/>
+            <w:tcW w:w="3286" w:type="dxa"/>
+            <w:vAlign w:val="center"/>
             <w:hideMark/>
           </w:tcPr>
           <w:p>
             <w:pPr>
               <w:jc w:val="center"/>
-              <w:cnfStyle w:val="100000000000" w:firstRow="1" w:lastRow="0" w:firstColumn="0" w:lastColumn="0" w:oddVBand="0" w:evenVBand="0" w:oddHBand="0" w:evenHBand="0" w:firstRowFirstColumn="0" w:firstRowLastColumn="0" w:lastRowFirstColumn="0" w:lastRowLastColumn="0"/>
               <w:rPr>
                 <w:rFonts w:cstheme="majorBidi"/>
-                <w:b w:val="0"/>
-                <w:bCs w:val="0"/>
+                <w:b/>
+                <w:bCs/>
               </w:rPr>
             </w:pPr>
             <w:r>
               <w:rPr>
                 <w:rFonts w:cstheme="majorBidi"/>
+                <w:b/>
+                <w:bCs/>
               </w:rPr>
               <w:t>Duration</w:t>
             </w:r>
@@ -6796,13 +6901,13 @@
       </w:tr>
       <w:tr>
         <w:trPr>
-          <w:cnfStyle w:val="000000100000" w:firstRow="0" w:lastRow="0" w:firstColumn="0" w:lastColumn="0" w:oddVBand="0" w:evenVBand="0" w:oddHBand="1" w:evenHBand="0" w:firstRowFirstColumn="0" w:firstRowLastColumn="0" w:lastRowFirstColumn="0" w:lastRowLastColumn="0"/>
-          <w:trHeight w:val="510"/>
+          <w:trHeight w:val="481"/>
+          <w:tblCellSpacing w:w="15" w:type="dxa"/>
         </w:trPr>
         <w:tc>
           <w:tcPr>
-            <w:cnfStyle w:val="001000000000" w:firstRow="0" w:lastRow="0" w:firstColumn="1" w:lastColumn="0" w:oddVBand="0" w:evenVBand="0" w:oddHBand="0" w:evenHBand="0" w:firstRowFirstColumn="0" w:firstRowLastColumn="0" w:lastRowFirstColumn="0" w:lastRowLastColumn="0"/>
-            <w:tcW w:w="1440" w:type="dxa"/>
+            <w:tcW w:w="0" w:type="auto"/>
+            <w:vAlign w:val="center"/>
             <w:hideMark/>
           </w:tcPr>
           <w:p>
@@ -6822,13 +6927,13 @@
         </w:tc>
         <w:tc>
           <w:tcPr>
-            <w:tcW w:w="4540" w:type="dxa"/>
+            <w:tcW w:w="0" w:type="auto"/>
+            <w:vAlign w:val="center"/>
             <w:hideMark/>
           </w:tcPr>
           <w:p>
             <w:pPr>
               <w:jc w:val="center"/>
-              <w:cnfStyle w:val="000000100000" w:firstRow="0" w:lastRow="0" w:firstColumn="0" w:lastColumn="0" w:oddVBand="0" w:evenVBand="0" w:oddHBand="1" w:evenHBand="0" w:firstRowFirstColumn="0" w:firstRowLastColumn="0" w:lastRowFirstColumn="0" w:lastRowLastColumn="0"/>
               <w:rPr>
                 <w:rFonts w:cstheme="majorBidi"/>
               </w:rPr>
@@ -6843,13 +6948,13 @@
         </w:tc>
         <w:tc>
           <w:tcPr>
-            <w:tcW w:w="3285" w:type="dxa"/>
+            <w:tcW w:w="3286" w:type="dxa"/>
+            <w:vAlign w:val="center"/>
             <w:hideMark/>
           </w:tcPr>
           <w:p>
             <w:pPr>
               <w:jc w:val="center"/>
-              <w:cnfStyle w:val="000000100000" w:firstRow="0" w:lastRow="0" w:firstColumn="0" w:lastColumn="0" w:oddVBand="0" w:evenVBand="0" w:oddHBand="1" w:evenHBand="0" w:firstRowFirstColumn="0" w:firstRowLastColumn="0" w:lastRowFirstColumn="0" w:lastRowLastColumn="0"/>
               <w:rPr>
                 <w:rFonts w:cstheme="majorBidi"/>
               </w:rPr>
@@ -6865,12 +6970,13 @@
       </w:tr>
       <w:tr>
         <w:trPr>
-          <w:trHeight w:val="510"/>
+          <w:trHeight w:val="481"/>
+          <w:tblCellSpacing w:w="15" w:type="dxa"/>
         </w:trPr>
         <w:tc>
           <w:tcPr>
-            <w:cnfStyle w:val="001000000000" w:firstRow="0" w:lastRow="0" w:firstColumn="1" w:lastColumn="0" w:oddVBand="0" w:evenVBand="0" w:oddHBand="0" w:evenHBand="0" w:firstRowFirstColumn="0" w:firstRowLastColumn="0" w:lastRowFirstColumn="0" w:lastRowLastColumn="0"/>
-            <w:tcW w:w="1440" w:type="dxa"/>
+            <w:tcW w:w="0" w:type="auto"/>
+            <w:vAlign w:val="center"/>
             <w:hideMark/>
           </w:tcPr>
           <w:p>
@@ -6890,13 +6996,13 @@
         </w:tc>
         <w:tc>
           <w:tcPr>
-            <w:tcW w:w="4540" w:type="dxa"/>
+            <w:tcW w:w="0" w:type="auto"/>
+            <w:vAlign w:val="center"/>
             <w:hideMark/>
           </w:tcPr>
           <w:p>
             <w:pPr>
               <w:jc w:val="center"/>
-              <w:cnfStyle w:val="000000000000" w:firstRow="0" w:lastRow="0" w:firstColumn="0" w:lastColumn="0" w:oddVBand="0" w:evenVBand="0" w:oddHBand="0" w:evenHBand="0" w:firstRowFirstColumn="0" w:firstRowLastColumn="0" w:lastRowFirstColumn="0" w:lastRowLastColumn="0"/>
               <w:rPr>
                 <w:rFonts w:cstheme="majorBidi"/>
               </w:rPr>
@@ -6911,13 +7017,13 @@
         </w:tc>
         <w:tc>
           <w:tcPr>
-            <w:tcW w:w="3285" w:type="dxa"/>
+            <w:tcW w:w="3286" w:type="dxa"/>
+            <w:vAlign w:val="center"/>
             <w:hideMark/>
           </w:tcPr>
           <w:p>
             <w:pPr>
               <w:jc w:val="center"/>
-              <w:cnfStyle w:val="000000000000" w:firstRow="0" w:lastRow="0" w:firstColumn="0" w:lastColumn="0" w:oddVBand="0" w:evenVBand="0" w:oddHBand="0" w:evenHBand="0" w:firstRowFirstColumn="0" w:firstRowLastColumn="0" w:lastRowFirstColumn="0" w:lastRowLastColumn="0"/>
               <w:rPr>
                 <w:rFonts w:cstheme="majorBidi"/>
               </w:rPr>
@@ -6933,13 +7039,14 @@
       </w:tr>
       <w:tr>
         <w:trPr>
-          <w:cnfStyle w:val="000000100000" w:firstRow="0" w:lastRow="0" w:firstColumn="0" w:lastColumn="0" w:oddVBand="0" w:evenVBand="0" w:oddHBand="1" w:evenHBand="0" w:firstRowFirstColumn="0" w:firstRowLastColumn="0" w:lastRowFirstColumn="0" w:lastRowLastColumn="0"/>
-          <w:trHeight w:val="510"/>
+          <w:trHeight w:val="481"/>
+          <w:tblCellSpacing w:w="15" w:type="dxa"/>
         </w:trPr>
         <w:tc>
           <w:tcPr>
-            <w:cnfStyle w:val="001000000000" w:firstRow="0" w:lastRow="0" w:firstColumn="1" w:lastColumn="0" w:oddVBand="0" w:evenVBand="0" w:oddHBand="0" w:evenHBand="0" w:firstRowFirstColumn="0" w:firstRowLastColumn="0" w:lastRowFirstColumn="0" w:lastRowLastColumn="0"/>
-            <w:tcW w:w="1440" w:type="dxa"/>
+            <w:tcW w:w="0" w:type="auto"/>
+            <w:vAlign w:val="center"/>
+            <w:hideMark/>
           </w:tcPr>
           <w:p>
             <w:pPr>
@@ -6958,12 +7065,13 @@
         </w:tc>
         <w:tc>
           <w:tcPr>
-            <w:tcW w:w="4540" w:type="dxa"/>
+            <w:tcW w:w="0" w:type="auto"/>
+            <w:vAlign w:val="center"/>
+            <w:hideMark/>
           </w:tcPr>
           <w:p>
             <w:pPr>
               <w:jc w:val="center"/>
-              <w:cnfStyle w:val="000000100000" w:firstRow="0" w:lastRow="0" w:firstColumn="0" w:lastColumn="0" w:oddVBand="0" w:evenVBand="0" w:oddHBand="1" w:evenHBand="0" w:firstRowFirstColumn="0" w:firstRowLastColumn="0" w:lastRowFirstColumn="0" w:lastRowLastColumn="0"/>
               <w:rPr>
                 <w:rFonts w:cstheme="majorBidi"/>
               </w:rPr>
@@ -6978,12 +7086,13 @@
         </w:tc>
         <w:tc>
           <w:tcPr>
-            <w:tcW w:w="3285" w:type="dxa"/>
+            <w:tcW w:w="3286" w:type="dxa"/>
+            <w:vAlign w:val="center"/>
+            <w:hideMark/>
           </w:tcPr>
           <w:p>
             <w:pPr>
               <w:jc w:val="center"/>
-              <w:cnfStyle w:val="000000100000" w:firstRow="0" w:lastRow="0" w:firstColumn="0" w:lastColumn="0" w:oddVBand="0" w:evenVBand="0" w:oddHBand="1" w:evenHBand="0" w:firstRowFirstColumn="0" w:firstRowLastColumn="0" w:lastRowFirstColumn="0" w:lastRowLastColumn="0"/>
               <w:rPr>
                 <w:rFonts w:cstheme="majorBidi"/>
               </w:rPr>
@@ -6999,12 +7108,14 @@
       </w:tr>
       <w:tr>
         <w:trPr>
-          <w:trHeight w:val="510"/>
+          <w:trHeight w:val="481"/>
+          <w:tblCellSpacing w:w="15" w:type="dxa"/>
         </w:trPr>
         <w:tc>
           <w:tcPr>
-            <w:cnfStyle w:val="001000000000" w:firstRow="0" w:lastRow="0" w:firstColumn="1" w:lastColumn="0" w:oddVBand="0" w:evenVBand="0" w:oddHBand="0" w:evenHBand="0" w:firstRowFirstColumn="0" w:firstRowLastColumn="0" w:lastRowFirstColumn="0" w:lastRowLastColumn="0"/>
-            <w:tcW w:w="1440" w:type="dxa"/>
+            <w:tcW w:w="0" w:type="auto"/>
+            <w:vAlign w:val="center"/>
+            <w:hideMark/>
           </w:tcPr>
           <w:p>
             <w:pPr>
@@ -7023,12 +7134,13 @@
         </w:tc>
         <w:tc>
           <w:tcPr>
-            <w:tcW w:w="4540" w:type="dxa"/>
+            <w:tcW w:w="0" w:type="auto"/>
+            <w:vAlign w:val="center"/>
+            <w:hideMark/>
           </w:tcPr>
           <w:p>
             <w:pPr>
               <w:jc w:val="center"/>
-              <w:cnfStyle w:val="000000000000" w:firstRow="0" w:lastRow="0" w:firstColumn="0" w:lastColumn="0" w:oddVBand="0" w:evenVBand="0" w:oddHBand="0" w:evenHBand="0" w:firstRowFirstColumn="0" w:firstRowLastColumn="0" w:lastRowFirstColumn="0" w:lastRowLastColumn="0"/>
               <w:rPr>
                 <w:rFonts w:cstheme="majorBidi"/>
               </w:rPr>
@@ -7043,12 +7155,13 @@
         </w:tc>
         <w:tc>
           <w:tcPr>
-            <w:tcW w:w="3285" w:type="dxa"/>
+            <w:tcW w:w="3286" w:type="dxa"/>
+            <w:vAlign w:val="center"/>
+            <w:hideMark/>
           </w:tcPr>
           <w:p>
             <w:pPr>
               <w:jc w:val="center"/>
-              <w:cnfStyle w:val="000000000000" w:firstRow="0" w:lastRow="0" w:firstColumn="0" w:lastColumn="0" w:oddVBand="0" w:evenVBand="0" w:oddHBand="0" w:evenHBand="0" w:firstRowFirstColumn="0" w:firstRowLastColumn="0" w:lastRowFirstColumn="0" w:lastRowLastColumn="0"/>
               <w:rPr>
                 <w:rFonts w:cstheme="majorBidi"/>
               </w:rPr>
@@ -7064,13 +7177,14 @@
       </w:tr>
       <w:tr>
         <w:trPr>
-          <w:cnfStyle w:val="000000100000" w:firstRow="0" w:lastRow="0" w:firstColumn="0" w:lastColumn="0" w:oddVBand="0" w:evenVBand="0" w:oddHBand="1" w:evenHBand="0" w:firstRowFirstColumn="0" w:firstRowLastColumn="0" w:lastRowFirstColumn="0" w:lastRowLastColumn="0"/>
-          <w:trHeight w:val="510"/>
+          <w:trHeight w:val="481"/>
+          <w:tblCellSpacing w:w="15" w:type="dxa"/>
         </w:trPr>
         <w:tc>
           <w:tcPr>
-            <w:cnfStyle w:val="001000000000" w:firstRow="0" w:lastRow="0" w:firstColumn="1" w:lastColumn="0" w:oddVBand="0" w:evenVBand="0" w:oddHBand="0" w:evenHBand="0" w:firstRowFirstColumn="0" w:firstRowLastColumn="0" w:lastRowFirstColumn="0" w:lastRowLastColumn="0"/>
-            <w:tcW w:w="1440" w:type="dxa"/>
+            <w:tcW w:w="0" w:type="auto"/>
+            <w:vAlign w:val="center"/>
+            <w:hideMark/>
           </w:tcPr>
           <w:p>
             <w:pPr>
@@ -7089,12 +7203,13 @@
         </w:tc>
         <w:tc>
           <w:tcPr>
-            <w:tcW w:w="4540" w:type="dxa"/>
+            <w:tcW w:w="0" w:type="auto"/>
+            <w:vAlign w:val="center"/>
+            <w:hideMark/>
           </w:tcPr>
           <w:p>
             <w:pPr>
               <w:jc w:val="center"/>
-              <w:cnfStyle w:val="000000100000" w:firstRow="0" w:lastRow="0" w:firstColumn="0" w:lastColumn="0" w:oddVBand="0" w:evenVBand="0" w:oddHBand="1" w:evenHBand="0" w:firstRowFirstColumn="0" w:firstRowLastColumn="0" w:lastRowFirstColumn="0" w:lastRowLastColumn="0"/>
               <w:rPr>
                 <w:rFonts w:cstheme="majorBidi"/>
               </w:rPr>
@@ -7109,12 +7224,13 @@
         </w:tc>
         <w:tc>
           <w:tcPr>
-            <w:tcW w:w="3285" w:type="dxa"/>
+            <w:tcW w:w="3286" w:type="dxa"/>
+            <w:vAlign w:val="center"/>
+            <w:hideMark/>
           </w:tcPr>
           <w:p>
             <w:pPr>
               <w:jc w:val="center"/>
-              <w:cnfStyle w:val="000000100000" w:firstRow="0" w:lastRow="0" w:firstColumn="0" w:lastColumn="0" w:oddVBand="0" w:evenVBand="0" w:oddHBand="1" w:evenHBand="0" w:firstRowFirstColumn="0" w:firstRowLastColumn="0" w:lastRowFirstColumn="0" w:lastRowLastColumn="0"/>
               <w:rPr>
                 <w:rFonts w:cstheme="majorBidi"/>
               </w:rPr>
@@ -7130,12 +7246,14 @@
       </w:tr>
       <w:tr>
         <w:trPr>
-          <w:trHeight w:val="510"/>
+          <w:trHeight w:val="481"/>
+          <w:tblCellSpacing w:w="15" w:type="dxa"/>
         </w:trPr>
         <w:tc>
           <w:tcPr>
-            <w:cnfStyle w:val="001000000000" w:firstRow="0" w:lastRow="0" w:firstColumn="1" w:lastColumn="0" w:oddVBand="0" w:evenVBand="0" w:oddHBand="0" w:evenHBand="0" w:firstRowFirstColumn="0" w:firstRowLastColumn="0" w:lastRowFirstColumn="0" w:lastRowLastColumn="0"/>
-            <w:tcW w:w="1440" w:type="dxa"/>
+            <w:tcW w:w="0" w:type="auto"/>
+            <w:vAlign w:val="center"/>
+            <w:hideMark/>
           </w:tcPr>
           <w:p>
             <w:pPr>
@@ -7154,12 +7272,13 @@
         </w:tc>
         <w:tc>
           <w:tcPr>
-            <w:tcW w:w="4540" w:type="dxa"/>
+            <w:tcW w:w="0" w:type="auto"/>
+            <w:vAlign w:val="center"/>
+            <w:hideMark/>
           </w:tcPr>
           <w:p>
             <w:pPr>
               <w:jc w:val="center"/>
-              <w:cnfStyle w:val="000000000000" w:firstRow="0" w:lastRow="0" w:firstColumn="0" w:lastColumn="0" w:oddVBand="0" w:evenVBand="0" w:oddHBand="0" w:evenHBand="0" w:firstRowFirstColumn="0" w:firstRowLastColumn="0" w:lastRowFirstColumn="0" w:lastRowLastColumn="0"/>
               <w:rPr>
                 <w:rFonts w:cstheme="majorBidi"/>
               </w:rPr>
@@ -7174,12 +7293,13 @@
         </w:tc>
         <w:tc>
           <w:tcPr>
-            <w:tcW w:w="3285" w:type="dxa"/>
+            <w:tcW w:w="3286" w:type="dxa"/>
+            <w:vAlign w:val="center"/>
+            <w:hideMark/>
           </w:tcPr>
           <w:p>
             <w:pPr>
               <w:jc w:val="center"/>
-              <w:cnfStyle w:val="000000000000" w:firstRow="0" w:lastRow="0" w:firstColumn="0" w:lastColumn="0" w:oddVBand="0" w:evenVBand="0" w:oddHBand="0" w:evenHBand="0" w:firstRowFirstColumn="0" w:firstRowLastColumn="0" w:lastRowFirstColumn="0" w:lastRowLastColumn="0"/>
               <w:rPr>
                 <w:rFonts w:cstheme="majorBidi"/>
               </w:rPr>
@@ -7195,13 +7315,14 @@
       </w:tr>
       <w:tr>
         <w:trPr>
-          <w:cnfStyle w:val="000000100000" w:firstRow="0" w:lastRow="0" w:firstColumn="0" w:lastColumn="0" w:oddVBand="0" w:evenVBand="0" w:oddHBand="1" w:evenHBand="0" w:firstRowFirstColumn="0" w:firstRowLastColumn="0" w:lastRowFirstColumn="0" w:lastRowLastColumn="0"/>
-          <w:trHeight w:val="510"/>
+          <w:trHeight w:val="481"/>
+          <w:tblCellSpacing w:w="15" w:type="dxa"/>
         </w:trPr>
         <w:tc>
           <w:tcPr>
-            <w:cnfStyle w:val="001000000000" w:firstRow="0" w:lastRow="0" w:firstColumn="1" w:lastColumn="0" w:oddVBand="0" w:evenVBand="0" w:oddHBand="0" w:evenHBand="0" w:firstRowFirstColumn="0" w:firstRowLastColumn="0" w:lastRowFirstColumn="0" w:lastRowLastColumn="0"/>
-            <w:tcW w:w="1440" w:type="dxa"/>
+            <w:tcW w:w="0" w:type="auto"/>
+            <w:vAlign w:val="center"/>
+            <w:hideMark/>
           </w:tcPr>
           <w:p>
             <w:pPr>
@@ -7214,18 +7335,20 @@
               <w:rPr>
                 <w:rFonts w:cstheme="majorBidi"/>
               </w:rPr>
+              <w:lastRenderedPageBreak/>
               <w:t>Phase 7</w:t>
             </w:r>
           </w:p>
         </w:tc>
         <w:tc>
           <w:tcPr>
-            <w:tcW w:w="4540" w:type="dxa"/>
+            <w:tcW w:w="0" w:type="auto"/>
+            <w:vAlign w:val="center"/>
+            <w:hideMark/>
           </w:tcPr>
           <w:p>
             <w:pPr>
               <w:jc w:val="center"/>
-              <w:cnfStyle w:val="000000100000" w:firstRow="0" w:lastRow="0" w:firstColumn="0" w:lastColumn="0" w:oddVBand="0" w:evenVBand="0" w:oddHBand="1" w:evenHBand="0" w:firstRowFirstColumn="0" w:firstRowLastColumn="0" w:lastRowFirstColumn="0" w:lastRowLastColumn="0"/>
               <w:rPr>
                 <w:rFonts w:cstheme="majorBidi"/>
               </w:rPr>
@@ -7240,12 +7363,13 @@
         </w:tc>
         <w:tc>
           <w:tcPr>
-            <w:tcW w:w="3285" w:type="dxa"/>
+            <w:tcW w:w="3286" w:type="dxa"/>
+            <w:vAlign w:val="center"/>
+            <w:hideMark/>
           </w:tcPr>
           <w:p>
             <w:pPr>
               <w:jc w:val="center"/>
-              <w:cnfStyle w:val="000000100000" w:firstRow="0" w:lastRow="0" w:firstColumn="0" w:lastColumn="0" w:oddVBand="0" w:evenVBand="0" w:oddHBand="1" w:evenHBand="0" w:firstRowFirstColumn="0" w:firstRowLastColumn="0" w:lastRowFirstColumn="0" w:lastRowLastColumn="0"/>
               <w:rPr>
                 <w:rFonts w:cstheme="majorBidi"/>
               </w:rPr>
@@ -7261,12 +7385,14 @@
       </w:tr>
       <w:tr>
         <w:trPr>
-          <w:trHeight w:val="510"/>
+          <w:trHeight w:val="481"/>
+          <w:tblCellSpacing w:w="15" w:type="dxa"/>
         </w:trPr>
         <w:tc>
           <w:tcPr>
-            <w:cnfStyle w:val="001000000000" w:firstRow="0" w:lastRow="0" w:firstColumn="1" w:lastColumn="0" w:oddVBand="0" w:evenVBand="0" w:oddHBand="0" w:evenHBand="0" w:firstRowFirstColumn="0" w:firstRowLastColumn="0" w:lastRowFirstColumn="0" w:lastRowLastColumn="0"/>
-            <w:tcW w:w="1440" w:type="dxa"/>
+            <w:tcW w:w="0" w:type="auto"/>
+            <w:vAlign w:val="center"/>
+            <w:hideMark/>
           </w:tcPr>
           <w:p>
             <w:pPr>
@@ -7285,12 +7411,13 @@
         </w:tc>
         <w:tc>
           <w:tcPr>
-            <w:tcW w:w="4540" w:type="dxa"/>
+            <w:tcW w:w="0" w:type="auto"/>
+            <w:vAlign w:val="center"/>
+            <w:hideMark/>
           </w:tcPr>
           <w:p>
             <w:pPr>
               <w:jc w:val="center"/>
-              <w:cnfStyle w:val="000000000000" w:firstRow="0" w:lastRow="0" w:firstColumn="0" w:lastColumn="0" w:oddVBand="0" w:evenVBand="0" w:oddHBand="0" w:evenHBand="0" w:firstRowFirstColumn="0" w:firstRowLastColumn="0" w:lastRowFirstColumn="0" w:lastRowLastColumn="0"/>
               <w:rPr>
                 <w:rFonts w:cstheme="majorBidi"/>
               </w:rPr>
@@ -7299,18 +7426,19 @@
               <w:rPr>
                 <w:rFonts w:cstheme="majorBidi"/>
               </w:rPr>
-              <w:t>Frontend Development</w:t>
+              <w:t>Database Integration &amp; API Development</w:t>
             </w:r>
           </w:p>
         </w:tc>
         <w:tc>
           <w:tcPr>
-            <w:tcW w:w="3285" w:type="dxa"/>
+            <w:tcW w:w="3286" w:type="dxa"/>
+            <w:vAlign w:val="center"/>
+            <w:hideMark/>
           </w:tcPr>
           <w:p>
             <w:pPr>
               <w:jc w:val="center"/>
-              <w:cnfStyle w:val="000000000000" w:firstRow="0" w:lastRow="0" w:firstColumn="0" w:lastColumn="0" w:oddVBand="0" w:evenVBand="0" w:oddHBand="0" w:evenHBand="0" w:firstRowFirstColumn="0" w:firstRowLastColumn="0" w:lastRowFirstColumn="0" w:lastRowLastColumn="0"/>
               <w:rPr>
                 <w:rFonts w:cstheme="majorBidi"/>
               </w:rPr>
@@ -7326,13 +7454,14 @@
       </w:tr>
       <w:tr>
         <w:trPr>
-          <w:cnfStyle w:val="000000100000" w:firstRow="0" w:lastRow="0" w:firstColumn="0" w:lastColumn="0" w:oddVBand="0" w:evenVBand="0" w:oddHBand="1" w:evenHBand="0" w:firstRowFirstColumn="0" w:firstRowLastColumn="0" w:lastRowFirstColumn="0" w:lastRowLastColumn="0"/>
-          <w:trHeight w:val="510"/>
+          <w:trHeight w:val="481"/>
+          <w:tblCellSpacing w:w="15" w:type="dxa"/>
         </w:trPr>
         <w:tc>
           <w:tcPr>
-            <w:cnfStyle w:val="001000000000" w:firstRow="0" w:lastRow="0" w:firstColumn="1" w:lastColumn="0" w:oddVBand="0" w:evenVBand="0" w:oddHBand="0" w:evenHBand="0" w:firstRowFirstColumn="0" w:firstRowLastColumn="0" w:lastRowFirstColumn="0" w:lastRowLastColumn="0"/>
-            <w:tcW w:w="1440" w:type="dxa"/>
+            <w:tcW w:w="0" w:type="auto"/>
+            <w:vAlign w:val="center"/>
+            <w:hideMark/>
           </w:tcPr>
           <w:p>
             <w:pPr>
@@ -7351,12 +7480,13 @@
         </w:tc>
         <w:tc>
           <w:tcPr>
-            <w:tcW w:w="4540" w:type="dxa"/>
+            <w:tcW w:w="0" w:type="auto"/>
+            <w:vAlign w:val="center"/>
+            <w:hideMark/>
           </w:tcPr>
           <w:p>
             <w:pPr>
               <w:jc w:val="center"/>
-              <w:cnfStyle w:val="000000100000" w:firstRow="0" w:lastRow="0" w:firstColumn="0" w:lastColumn="0" w:oddVBand="0" w:evenVBand="0" w:oddHBand="1" w:evenHBand="0" w:firstRowFirstColumn="0" w:firstRowLastColumn="0" w:lastRowFirstColumn="0" w:lastRowLastColumn="0"/>
               <w:rPr>
                 <w:rFonts w:cstheme="majorBidi"/>
               </w:rPr>
@@ -7365,18 +7495,19 @@
               <w:rPr>
                 <w:rFonts w:cstheme="majorBidi"/>
               </w:rPr>
-              <w:t>Database Integration &amp; API Development</w:t>
+              <w:t xml:space="preserve">Frontend Development </w:t>
             </w:r>
           </w:p>
         </w:tc>
         <w:tc>
           <w:tcPr>
-            <w:tcW w:w="3285" w:type="dxa"/>
+            <w:tcW w:w="3286" w:type="dxa"/>
+            <w:vAlign w:val="center"/>
+            <w:hideMark/>
           </w:tcPr>
           <w:p>
             <w:pPr>
               <w:jc w:val="center"/>
-              <w:cnfStyle w:val="000000100000" w:firstRow="0" w:lastRow="0" w:firstColumn="0" w:lastColumn="0" w:oddVBand="0" w:evenVBand="0" w:oddHBand="1" w:evenHBand="0" w:firstRowFirstColumn="0" w:firstRowLastColumn="0" w:lastRowFirstColumn="0" w:lastRowLastColumn="0"/>
               <w:rPr>
                 <w:rFonts w:cstheme="majorBidi"/>
               </w:rPr>
@@ -7385,7 +7516,223 @@
               <w:rPr>
                 <w:rFonts w:cstheme="majorBidi"/>
               </w:rPr>
-              <w:t>February – April 2026</w:t>
+              <w:t>March – May 2026</w:t>
+            </w:r>
+          </w:p>
+        </w:tc>
+      </w:tr>
+      <w:tr>
+        <w:trPr>
+          <w:trHeight w:val="481"/>
+          <w:tblCellSpacing w:w="15" w:type="dxa"/>
+        </w:trPr>
+        <w:tc>
+          <w:tcPr>
+            <w:tcW w:w="0" w:type="auto"/>
+            <w:vAlign w:val="center"/>
+            <w:hideMark/>
+          </w:tcPr>
+          <w:p>
+            <w:pPr>
+              <w:jc w:val="center"/>
+              <w:rPr>
+                <w:rFonts w:cstheme="majorBidi"/>
+              </w:rPr>
+            </w:pPr>
+            <w:r>
+              <w:rPr>
+                <w:rFonts w:cstheme="majorBidi"/>
+              </w:rPr>
+              <w:t>Phase 10</w:t>
+            </w:r>
+          </w:p>
+        </w:tc>
+        <w:tc>
+          <w:tcPr>
+            <w:tcW w:w="0" w:type="auto"/>
+            <w:vAlign w:val="center"/>
+            <w:hideMark/>
+          </w:tcPr>
+          <w:p>
+            <w:pPr>
+              <w:jc w:val="center"/>
+              <w:rPr>
+                <w:rFonts w:cstheme="majorBidi"/>
+              </w:rPr>
+            </w:pPr>
+            <w:r>
+              <w:rPr>
+                <w:rFonts w:cstheme="majorBidi"/>
+              </w:rPr>
+              <w:t xml:space="preserve">System Integration &amp; Human in the </w:t>
+            </w:r>
+            <w:r>
+              <w:rPr>
+                <w:rFonts w:cstheme="majorBidi"/>
+              </w:rPr>
+              <w:t>Loop</w:t>
+            </w:r>
+            <w:r>
+              <w:rPr>
+                <w:rFonts w:cstheme="majorBidi"/>
+              </w:rPr>
+              <w:t xml:space="preserve"> Integration </w:t>
+            </w:r>
+          </w:p>
+        </w:tc>
+        <w:tc>
+          <w:tcPr>
+            <w:tcW w:w="3286" w:type="dxa"/>
+            <w:vAlign w:val="center"/>
+            <w:hideMark/>
+          </w:tcPr>
+          <w:p>
+            <w:pPr>
+              <w:jc w:val="center"/>
+              <w:rPr>
+                <w:rFonts w:cstheme="majorBidi"/>
+              </w:rPr>
+            </w:pPr>
+            <w:r>
+              <w:rPr>
+                <w:rFonts w:cstheme="majorBidi"/>
+              </w:rPr>
+              <w:t>April – May 2026</w:t>
+            </w:r>
+          </w:p>
+        </w:tc>
+      </w:tr>
+      <w:tr>
+        <w:trPr>
+          <w:trHeight w:val="481"/>
+          <w:tblCellSpacing w:w="15" w:type="dxa"/>
+        </w:trPr>
+        <w:tc>
+          <w:tcPr>
+            <w:tcW w:w="0" w:type="auto"/>
+            <w:vAlign w:val="center"/>
+            <w:hideMark/>
+          </w:tcPr>
+          <w:p>
+            <w:pPr>
+              <w:jc w:val="center"/>
+              <w:rPr>
+                <w:rFonts w:cstheme="majorBidi"/>
+              </w:rPr>
+            </w:pPr>
+            <w:r>
+              <w:rPr>
+                <w:rFonts w:cstheme="majorBidi"/>
+              </w:rPr>
+              <w:t>Phase 11</w:t>
+            </w:r>
+          </w:p>
+        </w:tc>
+        <w:tc>
+          <w:tcPr>
+            <w:tcW w:w="0" w:type="auto"/>
+            <w:vAlign w:val="center"/>
+            <w:hideMark/>
+          </w:tcPr>
+          <w:p>
+            <w:pPr>
+              <w:jc w:val="center"/>
+              <w:rPr>
+                <w:rFonts w:cstheme="majorBidi"/>
+              </w:rPr>
+            </w:pPr>
+            <w:r>
+              <w:rPr>
+                <w:rFonts w:cstheme="majorBidi"/>
+              </w:rPr>
+              <w:t xml:space="preserve">Testing &amp; Validation </w:t>
+            </w:r>
+          </w:p>
+        </w:tc>
+        <w:tc>
+          <w:tcPr>
+            <w:tcW w:w="3286" w:type="dxa"/>
+            <w:vAlign w:val="center"/>
+            <w:hideMark/>
+          </w:tcPr>
+          <w:p>
+            <w:pPr>
+              <w:jc w:val="center"/>
+              <w:rPr>
+                <w:rFonts w:cstheme="majorBidi"/>
+              </w:rPr>
+            </w:pPr>
+            <w:r>
+              <w:rPr>
+                <w:rFonts w:cstheme="majorBidi"/>
+              </w:rPr>
+              <w:t>May – June 2026</w:t>
+            </w:r>
+          </w:p>
+        </w:tc>
+      </w:tr>
+      <w:tr>
+        <w:trPr>
+          <w:trHeight w:val="481"/>
+          <w:tblCellSpacing w:w="15" w:type="dxa"/>
+        </w:trPr>
+        <w:tc>
+          <w:tcPr>
+            <w:tcW w:w="0" w:type="auto"/>
+            <w:vAlign w:val="center"/>
+          </w:tcPr>
+          <w:p>
+            <w:pPr>
+              <w:jc w:val="center"/>
+              <w:rPr>
+                <w:rFonts w:cstheme="majorBidi"/>
+              </w:rPr>
+            </w:pPr>
+            <w:r>
+              <w:rPr>
+                <w:rFonts w:cstheme="majorBidi"/>
+              </w:rPr>
+              <w:t>Phase 12</w:t>
+            </w:r>
+          </w:p>
+        </w:tc>
+        <w:tc>
+          <w:tcPr>
+            <w:tcW w:w="0" w:type="auto"/>
+            <w:vAlign w:val="center"/>
+          </w:tcPr>
+          <w:p>
+            <w:pPr>
+              <w:jc w:val="center"/>
+              <w:rPr>
+                <w:rFonts w:cstheme="majorBidi"/>
+              </w:rPr>
+            </w:pPr>
+            <w:r>
+              <w:rPr>
+                <w:rFonts w:cstheme="majorBidi"/>
+              </w:rPr>
+              <w:t>Documentation &amp; Final Presentation</w:t>
+            </w:r>
+          </w:p>
+        </w:tc>
+        <w:tc>
+          <w:tcPr>
+            <w:tcW w:w="3286" w:type="dxa"/>
+            <w:vAlign w:val="center"/>
+          </w:tcPr>
+          <w:p>
+            <w:pPr>
+              <w:jc w:val="center"/>
+              <w:rPr>
+                <w:rFonts w:cstheme="majorBidi"/>
+              </w:rPr>
+            </w:pPr>
+            <w:r>
+              <w:rPr>
+                <w:rFonts w:cstheme="majorBidi"/>
+              </w:rPr>
+              <w:t>June 2026</w:t>
             </w:r>
           </w:p>
         </w:tc>
@@ -7409,7 +7756,6 @@
       </w:pPr>
       <w:bookmarkStart w:id="70" w:name="_Toc233167194"/>
       <w:r>
-        <w:lastRenderedPageBreak/>
         <w:t>Report Organization</w:t>
       </w:r>
       <w:bookmarkEnd w:id="70"/>
@@ -7588,6 +7934,7 @@
       </w:pPr>
       <w:bookmarkStart w:id="71" w:name="_Toc233167195"/>
       <w:r>
+        <w:lastRenderedPageBreak/>
         <w:t xml:space="preserve">Chapter </w:t>
       </w:r>
       <w:r>
@@ -7707,7 +8054,6 @@
       </w:pPr>
       <w:bookmarkStart w:id="78" w:name="_Toc233167202"/>
       <w:r>
-        <w:lastRenderedPageBreak/>
         <w:t xml:space="preserve">Chapter </w:t>
       </w:r>
       <w:r>
@@ -7899,6 +8245,7 @@
       </w:pPr>
       <w:bookmarkStart w:id="89" w:name="_Toc233167213"/>
       <w:r>
+        <w:lastRenderedPageBreak/>
         <w:t xml:space="preserve">Chapter </w:t>
       </w:r>
       <w:r>
@@ -7995,7 +8342,6 @@
       </w:pPr>
       <w:bookmarkStart w:id="94" w:name="_Toc233167218"/>
       <w:r>
-        <w:lastRenderedPageBreak/>
         <w:t>Chapter 7: Conclusion and Future Work</w:t>
       </w:r>
       <w:bookmarkEnd w:id="94"/>
@@ -8316,6 +8662,7 @@
                         <w:rFonts w:cstheme="majorBidi"/>
                         <w:noProof/>
                       </w:rPr>
+                      <w:lastRenderedPageBreak/>
                       <w:t xml:space="preserve">[3] </w:t>
                     </w:r>
                   </w:p>
@@ -9753,6 +10100,151 @@
       </w:rPr>
     </w:lvl>
   </w:abstractNum>
+  <w:abstractNum w:abstractNumId="10" w15:restartNumberingAfterBreak="0">
+    <w:nsid w:val="77106123"/>
+    <w:multiLevelType w:val="multilevel"/>
+    <w:tmpl w:val="15B07A7C"/>
+    <w:lvl w:ilvl="0">
+      <w:start w:val="1"/>
+      <w:numFmt w:val="bullet"/>
+      <w:lvlText w:val=""/>
+      <w:lvlJc w:val="left"/>
+      <w:pPr>
+        <w:tabs>
+          <w:tab w:val="num" w:pos="720"/>
+        </w:tabs>
+        <w:ind w:left="720" w:hanging="360"/>
+      </w:pPr>
+      <w:rPr>
+        <w:rFonts w:ascii="Symbol" w:hAnsi="Symbol" w:hint="default"/>
+        <w:sz w:val="20"/>
+      </w:rPr>
+    </w:lvl>
+    <w:lvl w:ilvl="1">
+      <w:start w:val="1"/>
+      <w:numFmt w:val="decimal"/>
+      <w:lvlText w:val="%2-"/>
+      <w:lvlJc w:val="left"/>
+      <w:pPr>
+        <w:ind w:left="1440" w:hanging="360"/>
+      </w:pPr>
+      <w:rPr>
+        <w:rFonts w:hint="default"/>
+      </w:rPr>
+    </w:lvl>
+    <w:lvl w:ilvl="2" w:tentative="1">
+      <w:start w:val="1"/>
+      <w:numFmt w:val="bullet"/>
+      <w:lvlText w:val=""/>
+      <w:lvlJc w:val="left"/>
+      <w:pPr>
+        <w:tabs>
+          <w:tab w:val="num" w:pos="2160"/>
+        </w:tabs>
+        <w:ind w:left="2160" w:hanging="360"/>
+      </w:pPr>
+      <w:rPr>
+        <w:rFonts w:ascii="Wingdings" w:hAnsi="Wingdings" w:hint="default"/>
+        <w:sz w:val="20"/>
+      </w:rPr>
+    </w:lvl>
+    <w:lvl w:ilvl="3" w:tentative="1">
+      <w:start w:val="1"/>
+      <w:numFmt w:val="bullet"/>
+      <w:lvlText w:val=""/>
+      <w:lvlJc w:val="left"/>
+      <w:pPr>
+        <w:tabs>
+          <w:tab w:val="num" w:pos="2880"/>
+        </w:tabs>
+        <w:ind w:left="2880" w:hanging="360"/>
+      </w:pPr>
+      <w:rPr>
+        <w:rFonts w:ascii="Wingdings" w:hAnsi="Wingdings" w:hint="default"/>
+        <w:sz w:val="20"/>
+      </w:rPr>
+    </w:lvl>
+    <w:lvl w:ilvl="4" w:tentative="1">
+      <w:start w:val="1"/>
+      <w:numFmt w:val="bullet"/>
+      <w:lvlText w:val=""/>
+      <w:lvlJc w:val="left"/>
+      <w:pPr>
+        <w:tabs>
+          <w:tab w:val="num" w:pos="3600"/>
+        </w:tabs>
+        <w:ind w:left="3600" w:hanging="360"/>
+      </w:pPr>
+      <w:rPr>
+        <w:rFonts w:ascii="Wingdings" w:hAnsi="Wingdings" w:hint="default"/>
+        <w:sz w:val="20"/>
+      </w:rPr>
+    </w:lvl>
+    <w:lvl w:ilvl="5" w:tentative="1">
+      <w:start w:val="1"/>
+      <w:numFmt w:val="bullet"/>
+      <w:lvlText w:val=""/>
+      <w:lvlJc w:val="left"/>
+      <w:pPr>
+        <w:tabs>
+          <w:tab w:val="num" w:pos="4320"/>
+        </w:tabs>
+        <w:ind w:left="4320" w:hanging="360"/>
+      </w:pPr>
+      <w:rPr>
+        <w:rFonts w:ascii="Wingdings" w:hAnsi="Wingdings" w:hint="default"/>
+        <w:sz w:val="20"/>
+      </w:rPr>
+    </w:lvl>
+    <w:lvl w:ilvl="6" w:tentative="1">
+      <w:start w:val="1"/>
+      <w:numFmt w:val="bullet"/>
+      <w:lvlText w:val=""/>
+      <w:lvlJc w:val="left"/>
+      <w:pPr>
+        <w:tabs>
+          <w:tab w:val="num" w:pos="5040"/>
+        </w:tabs>
+        <w:ind w:left="5040" w:hanging="360"/>
+      </w:pPr>
+      <w:rPr>
+        <w:rFonts w:ascii="Wingdings" w:hAnsi="Wingdings" w:hint="default"/>
+        <w:sz w:val="20"/>
+      </w:rPr>
+    </w:lvl>
+    <w:lvl w:ilvl="7" w:tentative="1">
+      <w:start w:val="1"/>
+      <w:numFmt w:val="bullet"/>
+      <w:lvlText w:val=""/>
+      <w:lvlJc w:val="left"/>
+      <w:pPr>
+        <w:tabs>
+          <w:tab w:val="num" w:pos="5760"/>
+        </w:tabs>
+        <w:ind w:left="5760" w:hanging="360"/>
+      </w:pPr>
+      <w:rPr>
+        <w:rFonts w:ascii="Wingdings" w:hAnsi="Wingdings" w:hint="default"/>
+        <w:sz w:val="20"/>
+      </w:rPr>
+    </w:lvl>
+    <w:lvl w:ilvl="8" w:tentative="1">
+      <w:start w:val="1"/>
+      <w:numFmt w:val="bullet"/>
+      <w:lvlText w:val=""/>
+      <w:lvlJc w:val="left"/>
+      <w:pPr>
+        <w:tabs>
+          <w:tab w:val="num" w:pos="6480"/>
+        </w:tabs>
+        <w:ind w:left="6480" w:hanging="360"/>
+      </w:pPr>
+      <w:rPr>
+        <w:rFonts w:ascii="Wingdings" w:hAnsi="Wingdings" w:hint="default"/>
+        <w:sz w:val="20"/>
+      </w:rPr>
+    </w:lvl>
+  </w:abstractNum>
   <w:num w:numId="1" w16cid:durableId="213199349">
     <w:abstractNumId w:val="9"/>
   </w:num>
@@ -9782,6 +10274,9 @@
   </w:num>
   <w:num w:numId="10" w16cid:durableId="1971133655">
     <w:abstractNumId w:val="3"/>
+  </w:num>
+  <w:num w:numId="11" w16cid:durableId="2140878467">
+    <w:abstractNumId w:val="10"/>
   </w:num>
   <w:numIdMacAtCleanup w:val="10"/>
 </w:numbering>

--- a/AutoPrepAI-FinalDoc.docx
+++ b/AutoPrepAI-FinalDoc.docx
@@ -411,7 +411,6 @@
           <w:tab w:val="left" w:pos="924"/>
         </w:tabs>
         <w:spacing w:line="240" w:lineRule="auto"/>
-        <w:jc w:val="center"/>
         <w:rPr>
           <w:rFonts w:cstheme="majorBidi"/>
         </w:rPr>
@@ -426,8 +425,24 @@
         <w:jc w:val="center"/>
         <w:rPr>
           <w:rFonts w:cstheme="majorBidi"/>
-        </w:rPr>
-      </w:pPr>
+          <w:b/>
+          <w:bCs/>
+          <w:sz w:val="48"/>
+          <w:szCs w:val="48"/>
+        </w:rPr>
+      </w:pPr>
+      <w:proofErr w:type="spellStart"/>
+      <w:r>
+        <w:rPr>
+          <w:rFonts w:cstheme="majorBidi"/>
+          <w:b/>
+          <w:bCs/>
+          <w:sz w:val="48"/>
+          <w:szCs w:val="48"/>
+        </w:rPr>
+        <w:t>AutoPrepAI</w:t>
+      </w:r>
+      <w:proofErr w:type="spellEnd"/>
     </w:p>
     <w:p>
       <w:pPr>
@@ -444,18 +459,6 @@
           <w:szCs w:val="48"/>
         </w:rPr>
       </w:pPr>
-      <w:proofErr w:type="spellStart"/>
-      <w:r>
-        <w:rPr>
-          <w:rFonts w:cstheme="majorBidi"/>
-          <w:b/>
-          <w:bCs/>
-          <w:sz w:val="48"/>
-          <w:szCs w:val="48"/>
-        </w:rPr>
-        <w:t>AutoPrepAI</w:t>
-      </w:r>
-      <w:proofErr w:type="spellEnd"/>
     </w:p>
     <w:p>
       <w:pPr>
@@ -466,12 +469,18 @@
         <w:jc w:val="center"/>
         <w:rPr>
           <w:rFonts w:cstheme="majorBidi"/>
-          <w:b/>
-          <w:bCs/>
-          <w:sz w:val="48"/>
-          <w:szCs w:val="48"/>
-        </w:rPr>
-      </w:pPr>
+          <w:sz w:val="40"/>
+          <w:szCs w:val="40"/>
+        </w:rPr>
+      </w:pPr>
+      <w:r>
+        <w:rPr>
+          <w:rFonts w:cstheme="majorBidi"/>
+          <w:sz w:val="40"/>
+          <w:szCs w:val="40"/>
+        </w:rPr>
+        <w:t>Supervised by</w:t>
+      </w:r>
     </w:p>
     <w:p>
       <w:pPr>
@@ -492,8 +501,34 @@
           <w:sz w:val="40"/>
           <w:szCs w:val="40"/>
         </w:rPr>
-        <w:t>Supervised by</w:t>
-      </w:r>
+        <w:t>Dr: Mohamed El</w:t>
+      </w:r>
+      <w:r>
+        <w:rPr>
+          <w:rFonts w:cstheme="majorBidi"/>
+          <w:sz w:val="40"/>
+          <w:szCs w:val="40"/>
+        </w:rPr>
+        <w:t>-</w:t>
+      </w:r>
+      <w:proofErr w:type="spellStart"/>
+      <w:r>
+        <w:rPr>
+          <w:rFonts w:cstheme="majorBidi"/>
+          <w:sz w:val="40"/>
+          <w:szCs w:val="40"/>
+        </w:rPr>
+        <w:t>R</w:t>
+      </w:r>
+      <w:r>
+        <w:rPr>
+          <w:rFonts w:cstheme="majorBidi"/>
+          <w:sz w:val="40"/>
+          <w:szCs w:val="40"/>
+        </w:rPr>
+        <w:t>amly</w:t>
+      </w:r>
+      <w:proofErr w:type="spellEnd"/>
     </w:p>
     <w:p>
       <w:pPr>
@@ -504,17 +539,25 @@
         <w:jc w:val="center"/>
         <w:rPr>
           <w:rFonts w:cstheme="majorBidi"/>
+          <w:sz w:val="36"/>
+          <w:szCs w:val="36"/>
+        </w:rPr>
+      </w:pPr>
+      <w:r>
+        <w:rPr>
+          <w:rFonts w:cstheme="majorBidi"/>
           <w:sz w:val="40"/>
           <w:szCs w:val="40"/>
         </w:rPr>
-      </w:pPr>
+        <w:t xml:space="preserve">TA: Amany </w:t>
+      </w:r>
       <w:r>
         <w:rPr>
           <w:rFonts w:cstheme="majorBidi"/>
           <w:sz w:val="40"/>
           <w:szCs w:val="40"/>
         </w:rPr>
-        <w:t>Dr: Mohamed El</w:t>
+        <w:t>Mohamed</w:t>
       </w:r>
       <w:r>
         <w:rPr>
@@ -522,16 +565,15 @@
           <w:sz w:val="40"/>
           <w:szCs w:val="40"/>
         </w:rPr>
-        <w:t>-</w:t>
-      </w:r>
-      <w:proofErr w:type="spellStart"/>
+        <w:t xml:space="preserve"> </w:t>
+      </w:r>
       <w:r>
         <w:rPr>
           <w:rFonts w:cstheme="majorBidi"/>
           <w:sz w:val="40"/>
           <w:szCs w:val="40"/>
         </w:rPr>
-        <w:t>R</w:t>
+        <w:br/>
       </w:r>
       <w:r>
         <w:rPr>
@@ -539,9 +581,16 @@
           <w:sz w:val="40"/>
           <w:szCs w:val="40"/>
         </w:rPr>
-        <w:t>amly</w:t>
-      </w:r>
-      <w:proofErr w:type="spellEnd"/>
+        <w:br/>
+      </w:r>
+      <w:r>
+        <w:rPr>
+          <w:rFonts w:cstheme="majorBidi"/>
+          <w:sz w:val="36"/>
+          <w:szCs w:val="36"/>
+        </w:rPr>
+        <w:t xml:space="preserve">Implemented by </w:t>
+      </w:r>
     </w:p>
     <w:p>
       <w:pPr>
@@ -556,75 +605,36 @@
           <w:szCs w:val="36"/>
         </w:rPr>
       </w:pPr>
-      <w:r>
-        <w:rPr>
-          <w:rFonts w:cstheme="majorBidi"/>
-          <w:sz w:val="40"/>
-          <w:szCs w:val="40"/>
-        </w:rPr>
-        <w:t xml:space="preserve">TA: Amany </w:t>
-      </w:r>
-      <w:r>
-        <w:rPr>
-          <w:rFonts w:cstheme="majorBidi"/>
-          <w:sz w:val="40"/>
-          <w:szCs w:val="40"/>
-        </w:rPr>
-        <w:t>Mohamed</w:t>
-      </w:r>
-      <w:r>
-        <w:rPr>
-          <w:rFonts w:cstheme="majorBidi"/>
-          <w:sz w:val="40"/>
-          <w:szCs w:val="40"/>
-        </w:rPr>
-        <w:t xml:space="preserve"> </w:t>
-      </w:r>
-      <w:r>
-        <w:rPr>
-          <w:rFonts w:cstheme="majorBidi"/>
-          <w:sz w:val="40"/>
-          <w:szCs w:val="40"/>
-        </w:rPr>
-        <w:br/>
-      </w:r>
-      <w:r>
-        <w:rPr>
-          <w:rFonts w:cstheme="majorBidi"/>
-          <w:sz w:val="40"/>
-          <w:szCs w:val="40"/>
-        </w:rPr>
-        <w:br/>
-      </w:r>
-      <w:r>
-        <w:rPr>
-          <w:rFonts w:cstheme="majorBidi"/>
-          <w:sz w:val="36"/>
-          <w:szCs w:val="36"/>
-        </w:rPr>
-        <w:t xml:space="preserve">Implemented by </w:t>
-      </w:r>
     </w:p>
     <w:tbl>
       <w:tblPr>
         <w:tblStyle w:val="TableGrid"/>
-        <w:tblW w:w="0" w:type="auto"/>
+        <w:tblW w:w="9018" w:type="dxa"/>
+        <w:tblBorders>
+          <w:top w:val="none" w:sz="0" w:space="0" w:color="auto"/>
+          <w:left w:val="none" w:sz="0" w:space="0" w:color="auto"/>
+          <w:bottom w:val="none" w:sz="0" w:space="0" w:color="auto"/>
+          <w:right w:val="none" w:sz="0" w:space="0" w:color="auto"/>
+          <w:insideH w:val="none" w:sz="0" w:space="0" w:color="auto"/>
+          <w:insideV w:val="none" w:sz="0" w:space="0" w:color="auto"/>
+        </w:tblBorders>
         <w:tblLook w:val="04A0" w:firstRow="1" w:lastRow="0" w:firstColumn="1" w:lastColumn="0" w:noHBand="0" w:noVBand="1"/>
       </w:tblPr>
       <w:tblGrid>
-        <w:gridCol w:w="4507"/>
+        <w:gridCol w:w="4509"/>
         <w:gridCol w:w="4509"/>
       </w:tblGrid>
       <w:tr>
         <w:tc>
           <w:tcPr>
-            <w:tcW w:w="4675" w:type="dxa"/>
+            <w:tcW w:w="4509" w:type="dxa"/>
           </w:tcPr>
           <w:p>
             <w:pPr>
               <w:tabs>
                 <w:tab w:val="left" w:pos="924"/>
               </w:tabs>
+              <w:spacing w:line="276" w:lineRule="auto"/>
               <w:jc w:val="center"/>
               <w:rPr>
                 <w:rFonts w:cstheme="majorBidi"/>
@@ -642,19 +652,20 @@
                 <w:sz w:val="36"/>
                 <w:szCs w:val="36"/>
               </w:rPr>
-              <w:t>ID</w:t>
+              <w:t>Name</w:t>
             </w:r>
           </w:p>
         </w:tc>
         <w:tc>
           <w:tcPr>
-            <w:tcW w:w="4675" w:type="dxa"/>
+            <w:tcW w:w="4509" w:type="dxa"/>
           </w:tcPr>
           <w:p>
             <w:pPr>
               <w:tabs>
                 <w:tab w:val="left" w:pos="924"/>
               </w:tabs>
+              <w:spacing w:line="276" w:lineRule="auto"/>
               <w:jc w:val="center"/>
               <w:rPr>
                 <w:rFonts w:cstheme="majorBidi"/>
@@ -672,7 +683,7 @@
                 <w:sz w:val="36"/>
                 <w:szCs w:val="36"/>
               </w:rPr>
-              <w:t>Name</w:t>
+              <w:t>ID</w:t>
             </w:r>
           </w:p>
         </w:tc>
@@ -680,13 +691,14 @@
       <w:tr>
         <w:tc>
           <w:tcPr>
-            <w:tcW w:w="4675" w:type="dxa"/>
+            <w:tcW w:w="4509" w:type="dxa"/>
           </w:tcPr>
           <w:p>
             <w:pPr>
               <w:tabs>
                 <w:tab w:val="left" w:pos="924"/>
               </w:tabs>
+              <w:spacing w:line="276" w:lineRule="auto"/>
               <w:jc w:val="center"/>
               <w:rPr>
                 <w:rFonts w:cstheme="majorBidi"/>
@@ -700,19 +712,20 @@
                 <w:sz w:val="36"/>
                 <w:szCs w:val="36"/>
               </w:rPr>
-              <w:t>20220112</w:t>
+              <w:t>Hassan Sherif</w:t>
             </w:r>
           </w:p>
         </w:tc>
         <w:tc>
           <w:tcPr>
-            <w:tcW w:w="4675" w:type="dxa"/>
+            <w:tcW w:w="4509" w:type="dxa"/>
           </w:tcPr>
           <w:p>
             <w:pPr>
               <w:tabs>
                 <w:tab w:val="left" w:pos="924"/>
               </w:tabs>
+              <w:spacing w:line="276" w:lineRule="auto"/>
               <w:jc w:val="center"/>
               <w:rPr>
                 <w:rFonts w:cstheme="majorBidi"/>
@@ -726,7 +739,7 @@
                 <w:sz w:val="36"/>
                 <w:szCs w:val="36"/>
               </w:rPr>
-              <w:t>Hassan Sherif</w:t>
+              <w:t>20220112</w:t>
             </w:r>
           </w:p>
         </w:tc>
@@ -734,13 +747,14 @@
       <w:tr>
         <w:tc>
           <w:tcPr>
-            <w:tcW w:w="4675" w:type="dxa"/>
+            <w:tcW w:w="4509" w:type="dxa"/>
           </w:tcPr>
           <w:p>
             <w:pPr>
               <w:tabs>
                 <w:tab w:val="left" w:pos="924"/>
               </w:tabs>
+              <w:spacing w:line="276" w:lineRule="auto"/>
               <w:jc w:val="center"/>
               <w:rPr>
                 <w:rFonts w:cstheme="majorBidi"/>
@@ -754,19 +768,20 @@
                 <w:sz w:val="36"/>
                 <w:szCs w:val="36"/>
               </w:rPr>
-              <w:t>20220148</w:t>
+              <w:t>Zinab Mohamed</w:t>
             </w:r>
           </w:p>
         </w:tc>
         <w:tc>
           <w:tcPr>
-            <w:tcW w:w="4675" w:type="dxa"/>
+            <w:tcW w:w="4509" w:type="dxa"/>
           </w:tcPr>
           <w:p>
             <w:pPr>
               <w:tabs>
                 <w:tab w:val="left" w:pos="924"/>
               </w:tabs>
+              <w:spacing w:line="276" w:lineRule="auto"/>
               <w:jc w:val="center"/>
               <w:rPr>
                 <w:rFonts w:cstheme="majorBidi"/>
@@ -780,7 +795,7 @@
                 <w:sz w:val="36"/>
                 <w:szCs w:val="36"/>
               </w:rPr>
-              <w:t>Zinab Mohamed</w:t>
+              <w:t>20220148</w:t>
             </w:r>
           </w:p>
         </w:tc>
@@ -788,13 +803,14 @@
       <w:tr>
         <w:tc>
           <w:tcPr>
-            <w:tcW w:w="4675" w:type="dxa"/>
+            <w:tcW w:w="4509" w:type="dxa"/>
           </w:tcPr>
           <w:p>
             <w:pPr>
               <w:tabs>
                 <w:tab w:val="left" w:pos="924"/>
               </w:tabs>
+              <w:spacing w:line="276" w:lineRule="auto"/>
               <w:jc w:val="center"/>
               <w:rPr>
                 <w:rFonts w:cstheme="majorBidi"/>
@@ -808,19 +824,20 @@
                 <w:sz w:val="36"/>
                 <w:szCs w:val="36"/>
               </w:rPr>
-              <w:t>20220359</w:t>
+              <w:t>Nada Gamal</w:t>
             </w:r>
           </w:p>
         </w:tc>
         <w:tc>
           <w:tcPr>
-            <w:tcW w:w="4675" w:type="dxa"/>
+            <w:tcW w:w="4509" w:type="dxa"/>
           </w:tcPr>
           <w:p>
             <w:pPr>
               <w:tabs>
                 <w:tab w:val="left" w:pos="924"/>
               </w:tabs>
+              <w:spacing w:line="276" w:lineRule="auto"/>
               <w:jc w:val="center"/>
               <w:rPr>
                 <w:rFonts w:cstheme="majorBidi"/>
@@ -834,7 +851,7 @@
                 <w:sz w:val="36"/>
                 <w:szCs w:val="36"/>
               </w:rPr>
-              <w:t>Nada Gamal</w:t>
+              <w:t>20220359</w:t>
             </w:r>
           </w:p>
         </w:tc>
@@ -842,13 +859,14 @@
       <w:tr>
         <w:tc>
           <w:tcPr>
-            <w:tcW w:w="4675" w:type="dxa"/>
+            <w:tcW w:w="4509" w:type="dxa"/>
           </w:tcPr>
           <w:p>
             <w:pPr>
               <w:tabs>
                 <w:tab w:val="left" w:pos="924"/>
               </w:tabs>
+              <w:spacing w:line="276" w:lineRule="auto"/>
               <w:jc w:val="center"/>
               <w:rPr>
                 <w:rFonts w:cstheme="majorBidi"/>
@@ -862,19 +880,20 @@
                 <w:sz w:val="36"/>
                 <w:szCs w:val="36"/>
               </w:rPr>
-              <w:t>20220328</w:t>
+              <w:t>Maryam Hossam Eldin</w:t>
             </w:r>
           </w:p>
         </w:tc>
         <w:tc>
           <w:tcPr>
-            <w:tcW w:w="4675" w:type="dxa"/>
+            <w:tcW w:w="4509" w:type="dxa"/>
           </w:tcPr>
           <w:p>
             <w:pPr>
               <w:tabs>
                 <w:tab w:val="left" w:pos="924"/>
               </w:tabs>
+              <w:spacing w:line="276" w:lineRule="auto"/>
               <w:jc w:val="center"/>
               <w:rPr>
                 <w:rFonts w:cstheme="majorBidi"/>
@@ -888,23 +907,7 @@
                 <w:sz w:val="36"/>
                 <w:szCs w:val="36"/>
               </w:rPr>
-              <w:t>Mar</w:t>
-            </w:r>
-            <w:r>
-              <w:rPr>
-                <w:rFonts w:cstheme="majorBidi"/>
-                <w:sz w:val="36"/>
-                <w:szCs w:val="36"/>
-              </w:rPr>
-              <w:t>y</w:t>
-            </w:r>
-            <w:r>
-              <w:rPr>
-                <w:rFonts w:cstheme="majorBidi"/>
-                <w:sz w:val="36"/>
-                <w:szCs w:val="36"/>
-              </w:rPr>
-              <w:t>am Hossam Eldin</w:t>
+              <w:t>20220328</w:t>
             </w:r>
           </w:p>
         </w:tc>
@@ -912,13 +915,14 @@
       <w:tr>
         <w:tc>
           <w:tcPr>
-            <w:tcW w:w="4675" w:type="dxa"/>
+            <w:tcW w:w="4509" w:type="dxa"/>
           </w:tcPr>
           <w:p>
             <w:pPr>
               <w:tabs>
                 <w:tab w:val="left" w:pos="924"/>
               </w:tabs>
+              <w:spacing w:line="276" w:lineRule="auto"/>
               <w:jc w:val="center"/>
               <w:rPr>
                 <w:rFonts w:cstheme="majorBidi"/>
@@ -932,19 +936,20 @@
                 <w:sz w:val="36"/>
                 <w:szCs w:val="36"/>
               </w:rPr>
-              <w:t>20220313</w:t>
+              <w:t>Mahmoud Ayman</w:t>
             </w:r>
           </w:p>
         </w:tc>
         <w:tc>
           <w:tcPr>
-            <w:tcW w:w="4675" w:type="dxa"/>
+            <w:tcW w:w="4509" w:type="dxa"/>
           </w:tcPr>
           <w:p>
             <w:pPr>
               <w:tabs>
                 <w:tab w:val="left" w:pos="924"/>
               </w:tabs>
+              <w:spacing w:line="276" w:lineRule="auto"/>
               <w:jc w:val="center"/>
               <w:rPr>
                 <w:rFonts w:cstheme="majorBidi"/>
@@ -958,7 +963,7 @@
                 <w:sz w:val="36"/>
                 <w:szCs w:val="36"/>
               </w:rPr>
-              <w:t>Mahmoud Ayman</w:t>
+              <w:t>20220313</w:t>
             </w:r>
           </w:p>
         </w:tc>
@@ -1047,51 +1052,23 @@
         <w:t>Documentation</w:t>
       </w:r>
     </w:p>
-    <w:p>
-      <w:pPr>
-        <w:tabs>
-          <w:tab w:val="left" w:pos="924"/>
-        </w:tabs>
-        <w:spacing w:line="240" w:lineRule="auto"/>
-        <w:jc w:val="center"/>
-        <w:rPr>
-          <w:rFonts w:cstheme="majorBidi"/>
-          <w:sz w:val="36"/>
-          <w:szCs w:val="36"/>
-        </w:rPr>
-      </w:pPr>
-    </w:p>
-    <w:p>
-      <w:pPr>
-        <w:tabs>
-          <w:tab w:val="left" w:pos="924"/>
-        </w:tabs>
-        <w:spacing w:line="240" w:lineRule="auto"/>
-        <w:jc w:val="center"/>
-        <w:rPr>
-          <w:rFonts w:cstheme="majorBidi"/>
-          <w:sz w:val="36"/>
-          <w:szCs w:val="36"/>
-        </w:rPr>
-      </w:pPr>
-    </w:p>
-    <w:bookmarkStart w:id="0" w:name="_Toc221570594" w:displacedByCustomXml="next"/>
-    <w:bookmarkStart w:id="1" w:name="_Toc221557045" w:displacedByCustomXml="next"/>
-    <w:bookmarkStart w:id="2" w:name="_Toc221555251" w:displacedByCustomXml="next"/>
-    <w:bookmarkStart w:id="3" w:name="_Toc221555023" w:displacedByCustomXml="next"/>
-    <w:bookmarkStart w:id="4" w:name="_Toc221554898" w:displacedByCustomXml="next"/>
-    <w:bookmarkStart w:id="5" w:name="_Toc221537246" w:displacedByCustomXml="next"/>
-    <w:bookmarkStart w:id="6" w:name="_Toc221536026" w:displacedByCustomXml="next"/>
-    <w:bookmarkStart w:id="7" w:name="_Toc221535696" w:displacedByCustomXml="next"/>
+    <w:bookmarkStart w:id="0" w:name="_Toc233215451" w:displacedByCustomXml="next"/>
+    <w:bookmarkStart w:id="1" w:name="_Toc221572448" w:displacedByCustomXml="next"/>
+    <w:bookmarkStart w:id="2" w:name="_Toc221571916" w:displacedByCustomXml="next"/>
+    <w:bookmarkStart w:id="3" w:name="_Toc221319076" w:displacedByCustomXml="next"/>
+    <w:bookmarkStart w:id="4" w:name="_Toc221484166" w:displacedByCustomXml="next"/>
+    <w:bookmarkStart w:id="5" w:name="_Toc221484347" w:displacedByCustomXml="next"/>
+    <w:bookmarkStart w:id="6" w:name="_Toc221490536" w:displacedByCustomXml="next"/>
+    <w:bookmarkStart w:id="7" w:name="_Toc221492052" w:displacedByCustomXml="next"/>
     <w:bookmarkStart w:id="8" w:name="_Toc221535437" w:displacedByCustomXml="next"/>
-    <w:bookmarkStart w:id="9" w:name="_Toc221492052" w:displacedByCustomXml="next"/>
-    <w:bookmarkStart w:id="10" w:name="_Toc221490536" w:displacedByCustomXml="next"/>
-    <w:bookmarkStart w:id="11" w:name="_Toc221484347" w:displacedByCustomXml="next"/>
-    <w:bookmarkStart w:id="12" w:name="_Toc221484166" w:displacedByCustomXml="next"/>
-    <w:bookmarkStart w:id="13" w:name="_Toc221319076" w:displacedByCustomXml="next"/>
-    <w:bookmarkStart w:id="14" w:name="_Toc221571916" w:displacedByCustomXml="next"/>
-    <w:bookmarkStart w:id="15" w:name="_Toc221572448" w:displacedByCustomXml="next"/>
-    <w:bookmarkStart w:id="16" w:name="_Toc233167177" w:displacedByCustomXml="next"/>
+    <w:bookmarkStart w:id="9" w:name="_Toc221535696" w:displacedByCustomXml="next"/>
+    <w:bookmarkStart w:id="10" w:name="_Toc221536026" w:displacedByCustomXml="next"/>
+    <w:bookmarkStart w:id="11" w:name="_Toc221537246" w:displacedByCustomXml="next"/>
+    <w:bookmarkStart w:id="12" w:name="_Toc221554898" w:displacedByCustomXml="next"/>
+    <w:bookmarkStart w:id="13" w:name="_Toc221555023" w:displacedByCustomXml="next"/>
+    <w:bookmarkStart w:id="14" w:name="_Toc221555251" w:displacedByCustomXml="next"/>
+    <w:bookmarkStart w:id="15" w:name="_Toc221557045" w:displacedByCustomXml="next"/>
+    <w:bookmarkStart w:id="16" w:name="_Toc221570594" w:displacedByCustomXml="next"/>
     <w:sdt>
       <w:sdtPr>
         <w:rPr>
@@ -1119,7 +1096,6 @@
         <w:p>
           <w:pPr>
             <w:pStyle w:val="Heading2"/>
-            <w:spacing w:line="240" w:lineRule="auto"/>
             <w:jc w:val="left"/>
             <w:rPr>
               <w:noProof/>
@@ -1188,6 +1164,7 @@
             <w:tabs>
               <w:tab w:val="right" w:leader="dot" w:pos="9016"/>
             </w:tabs>
+            <w:spacing w:line="360" w:lineRule="auto"/>
             <w:rPr>
               <w:rFonts w:cstheme="minorBidi"/>
               <w:noProof/>
@@ -1197,7 +1174,7 @@
               <w14:ligatures w14:val="standardContextual"/>
             </w:rPr>
           </w:pPr>
-          <w:hyperlink w:anchor="_Toc233167177" w:history="1">
+          <w:hyperlink w:anchor="_Toc233215451" w:history="1">
             <w:r>
               <w:rPr>
                 <w:rStyle w:val="Hyperlink"/>
@@ -1225,7 +1202,7 @@
                 <w:noProof/>
                 <w:webHidden/>
               </w:rPr>
-              <w:instrText xml:space="preserve"> PAGEREF _Toc233167177 \h </w:instrText>
+              <w:instrText xml:space="preserve"> PAGEREF _Toc233215451 \h </w:instrText>
             </w:r>
             <w:r>
               <w:rPr>
@@ -1262,6 +1239,7 @@
             <w:tabs>
               <w:tab w:val="right" w:leader="dot" w:pos="9016"/>
             </w:tabs>
+            <w:spacing w:line="360" w:lineRule="auto"/>
             <w:rPr>
               <w:rFonts w:cstheme="minorBidi"/>
               <w:noProof/>
@@ -1271,7 +1249,7 @@
               <w14:ligatures w14:val="standardContextual"/>
             </w:rPr>
           </w:pPr>
-          <w:hyperlink w:anchor="_Toc233167178" w:history="1">
+          <w:hyperlink w:anchor="_Toc233215452" w:history="1">
             <w:r>
               <w:rPr>
                 <w:rStyle w:val="Hyperlink"/>
@@ -1299,7 +1277,7 @@
                 <w:noProof/>
                 <w:webHidden/>
               </w:rPr>
-              <w:instrText xml:space="preserve"> PAGEREF _Toc233167178 \h </w:instrText>
+              <w:instrText xml:space="preserve"> PAGEREF _Toc233215452 \h </w:instrText>
             </w:r>
             <w:r>
               <w:rPr>
@@ -1336,6 +1314,7 @@
             <w:tabs>
               <w:tab w:val="right" w:leader="dot" w:pos="9016"/>
             </w:tabs>
+            <w:spacing w:line="360" w:lineRule="auto"/>
             <w:rPr>
               <w:rFonts w:cstheme="minorBidi"/>
               <w:noProof/>
@@ -1345,7 +1324,7 @@
               <w14:ligatures w14:val="standardContextual"/>
             </w:rPr>
           </w:pPr>
-          <w:hyperlink w:anchor="_Toc233167179" w:history="1">
+          <w:hyperlink w:anchor="_Toc233215453" w:history="1">
             <w:r>
               <w:rPr>
                 <w:rStyle w:val="Hyperlink"/>
@@ -1375,7 +1354,7 @@
                 <w:noProof/>
                 <w:webHidden/>
               </w:rPr>
-              <w:instrText xml:space="preserve"> PAGEREF _Toc233167179 \h </w:instrText>
+              <w:instrText xml:space="preserve"> PAGEREF _Toc233215453 \h </w:instrText>
             </w:r>
             <w:r>
               <w:rPr>
@@ -1412,6 +1391,7 @@
             <w:tabs>
               <w:tab w:val="right" w:leader="dot" w:pos="9016"/>
             </w:tabs>
+            <w:spacing w:line="360" w:lineRule="auto"/>
             <w:rPr>
               <w:rFonts w:cstheme="minorBidi"/>
               <w:noProof/>
@@ -1421,7 +1401,7 @@
               <w14:ligatures w14:val="standardContextual"/>
             </w:rPr>
           </w:pPr>
-          <w:hyperlink w:anchor="_Toc233167180" w:history="1">
+          <w:hyperlink w:anchor="_Toc233215454" w:history="1">
             <w:r>
               <w:rPr>
                 <w:rStyle w:val="Hyperlink"/>
@@ -1449,7 +1429,7 @@
                 <w:noProof/>
                 <w:webHidden/>
               </w:rPr>
-              <w:instrText xml:space="preserve"> PAGEREF _Toc233167180 \h </w:instrText>
+              <w:instrText xml:space="preserve"> PAGEREF _Toc233215454 \h </w:instrText>
             </w:r>
             <w:r>
               <w:rPr>
@@ -1491,7 +1471,7 @@
               <w:noProof/>
             </w:rPr>
           </w:pPr>
-          <w:hyperlink w:anchor="_Toc233167181" w:history="1">
+          <w:hyperlink w:anchor="_Toc233215455" w:history="1">
             <w:r>
               <w:rPr>
                 <w:rStyle w:val="Hyperlink"/>
@@ -1518,7 +1498,7 @@
                 <w:noProof/>
                 <w:webHidden/>
               </w:rPr>
-              <w:instrText xml:space="preserve"> PAGEREF _Toc233167181 \h </w:instrText>
+              <w:instrText xml:space="preserve"> PAGEREF _Toc233215455 \h </w:instrText>
             </w:r>
             <w:r>
               <w:rPr>
@@ -1560,7 +1540,7 @@
               <w:noProof/>
             </w:rPr>
           </w:pPr>
-          <w:hyperlink w:anchor="_Toc233167182" w:history="1">
+          <w:hyperlink w:anchor="_Toc233215456" w:history="1">
             <w:r>
               <w:rPr>
                 <w:rStyle w:val="Hyperlink"/>
@@ -1587,7 +1567,7 @@
                 <w:noProof/>
                 <w:webHidden/>
               </w:rPr>
-              <w:instrText xml:space="preserve"> PAGEREF _Toc233167182 \h </w:instrText>
+              <w:instrText xml:space="preserve"> PAGEREF _Toc233215456 \h </w:instrText>
             </w:r>
             <w:r>
               <w:rPr>
@@ -1621,12 +1601,13 @@
         <w:p>
           <w:pPr>
             <w:pStyle w:val="TOC3"/>
+            <w:spacing w:line="360" w:lineRule="auto"/>
             <w:rPr>
               <w:rFonts w:asciiTheme="minorHAnsi" w:eastAsiaTheme="minorEastAsia" w:hAnsiTheme="minorHAnsi"/>
               <w:noProof/>
             </w:rPr>
           </w:pPr>
-          <w:hyperlink w:anchor="_Toc233167183" w:history="1">
+          <w:hyperlink w:anchor="_Toc233215457" w:history="1">
             <w:r>
               <w:rPr>
                 <w:rStyle w:val="Hyperlink"/>
@@ -1667,7 +1648,7 @@
                 <w:noProof/>
                 <w:webHidden/>
               </w:rPr>
-              <w:instrText xml:space="preserve"> PAGEREF _Toc233167183 \h </w:instrText>
+              <w:instrText xml:space="preserve"> PAGEREF _Toc233215457 \h </w:instrText>
             </w:r>
             <w:r>
               <w:rPr>
@@ -1701,12 +1682,13 @@
         <w:p>
           <w:pPr>
             <w:pStyle w:val="TOC3"/>
+            <w:spacing w:line="360" w:lineRule="auto"/>
             <w:rPr>
               <w:rFonts w:asciiTheme="minorHAnsi" w:eastAsiaTheme="minorEastAsia" w:hAnsiTheme="minorHAnsi"/>
               <w:noProof/>
             </w:rPr>
           </w:pPr>
-          <w:hyperlink w:anchor="_Toc233167184" w:history="1">
+          <w:hyperlink w:anchor="_Toc233215458" w:history="1">
             <w:r>
               <w:rPr>
                 <w:rStyle w:val="Hyperlink"/>
@@ -1747,7 +1729,7 @@
                 <w:noProof/>
                 <w:webHidden/>
               </w:rPr>
-              <w:instrText xml:space="preserve"> PAGEREF _Toc233167184 \h </w:instrText>
+              <w:instrText xml:space="preserve"> PAGEREF _Toc233215458 \h </w:instrText>
             </w:r>
             <w:r>
               <w:rPr>
@@ -1781,12 +1763,13 @@
         <w:p>
           <w:pPr>
             <w:pStyle w:val="TOC3"/>
+            <w:spacing w:line="360" w:lineRule="auto"/>
             <w:rPr>
               <w:rFonts w:asciiTheme="minorHAnsi" w:eastAsiaTheme="minorEastAsia" w:hAnsiTheme="minorHAnsi"/>
               <w:noProof/>
             </w:rPr>
           </w:pPr>
-          <w:hyperlink w:anchor="_Toc233167185" w:history="1">
+          <w:hyperlink w:anchor="_Toc233215459" w:history="1">
             <w:r>
               <w:rPr>
                 <w:rStyle w:val="Hyperlink"/>
@@ -1827,7 +1810,7 @@
                 <w:noProof/>
                 <w:webHidden/>
               </w:rPr>
-              <w:instrText xml:space="preserve"> PAGEREF _Toc233167185 \h </w:instrText>
+              <w:instrText xml:space="preserve"> PAGEREF _Toc233215459 \h </w:instrText>
             </w:r>
             <w:r>
               <w:rPr>
@@ -1847,7 +1830,7 @@
                 <w:noProof/>
                 <w:webHidden/>
               </w:rPr>
-              <w:t>1</w:t>
+              <w:t>2</w:t>
             </w:r>
             <w:r>
               <w:rPr>
@@ -1861,12 +1844,13 @@
         <w:p>
           <w:pPr>
             <w:pStyle w:val="TOC3"/>
+            <w:spacing w:line="360" w:lineRule="auto"/>
             <w:rPr>
               <w:rFonts w:asciiTheme="minorHAnsi" w:eastAsiaTheme="minorEastAsia" w:hAnsiTheme="minorHAnsi"/>
               <w:noProof/>
             </w:rPr>
           </w:pPr>
-          <w:hyperlink w:anchor="_Toc233167186" w:history="1">
+          <w:hyperlink w:anchor="_Toc233215460" w:history="1">
             <w:r>
               <w:rPr>
                 <w:rStyle w:val="Hyperlink"/>
@@ -1907,7 +1891,7 @@
                 <w:noProof/>
                 <w:webHidden/>
               </w:rPr>
-              <w:instrText xml:space="preserve"> PAGEREF _Toc233167186 \h </w:instrText>
+              <w:instrText xml:space="preserve"> PAGEREF _Toc233215460 \h </w:instrText>
             </w:r>
             <w:r>
               <w:rPr>
@@ -1927,7 +1911,7 @@
                 <w:noProof/>
                 <w:webHidden/>
               </w:rPr>
-              <w:t>2</w:t>
+              <w:t>3</w:t>
             </w:r>
             <w:r>
               <w:rPr>
@@ -1941,12 +1925,13 @@
         <w:p>
           <w:pPr>
             <w:pStyle w:val="TOC3"/>
+            <w:spacing w:line="360" w:lineRule="auto"/>
             <w:rPr>
               <w:rFonts w:asciiTheme="minorHAnsi" w:eastAsiaTheme="minorEastAsia" w:hAnsiTheme="minorHAnsi"/>
               <w:noProof/>
             </w:rPr>
           </w:pPr>
-          <w:hyperlink w:anchor="_Toc233167187" w:history="1">
+          <w:hyperlink w:anchor="_Toc233215461" w:history="1">
             <w:r>
               <w:rPr>
                 <w:rStyle w:val="Hyperlink"/>
@@ -1987,7 +1972,7 @@
                 <w:noProof/>
                 <w:webHidden/>
               </w:rPr>
-              <w:instrText xml:space="preserve"> PAGEREF _Toc233167187 \h </w:instrText>
+              <w:instrText xml:space="preserve"> PAGEREF _Toc233215461 \h </w:instrText>
             </w:r>
             <w:r>
               <w:rPr>
@@ -2007,7 +1992,7 @@
                 <w:noProof/>
                 <w:webHidden/>
               </w:rPr>
-              <w:t>2</w:t>
+              <w:t>3</w:t>
             </w:r>
             <w:r>
               <w:rPr>
@@ -2021,12 +2006,13 @@
         <w:p>
           <w:pPr>
             <w:pStyle w:val="TOC3"/>
+            <w:spacing w:line="360" w:lineRule="auto"/>
             <w:rPr>
               <w:rFonts w:asciiTheme="minorHAnsi" w:eastAsiaTheme="minorEastAsia" w:hAnsiTheme="minorHAnsi"/>
               <w:noProof/>
             </w:rPr>
           </w:pPr>
-          <w:hyperlink w:anchor="_Toc233167188" w:history="1">
+          <w:hyperlink w:anchor="_Toc233215462" w:history="1">
             <w:r>
               <w:rPr>
                 <w:rStyle w:val="Hyperlink"/>
@@ -2067,7 +2053,7 @@
                 <w:noProof/>
                 <w:webHidden/>
               </w:rPr>
-              <w:instrText xml:space="preserve"> PAGEREF _Toc233167188 \h </w:instrText>
+              <w:instrText xml:space="preserve"> PAGEREF _Toc233215462 \h </w:instrText>
             </w:r>
             <w:r>
               <w:rPr>
@@ -2087,7 +2073,7 @@
                 <w:noProof/>
                 <w:webHidden/>
               </w:rPr>
-              <w:t>2</w:t>
+              <w:t>3</w:t>
             </w:r>
             <w:r>
               <w:rPr>
@@ -2101,12 +2087,13 @@
         <w:p>
           <w:pPr>
             <w:pStyle w:val="TOC3"/>
+            <w:spacing w:line="360" w:lineRule="auto"/>
             <w:rPr>
               <w:rFonts w:asciiTheme="minorHAnsi" w:eastAsiaTheme="minorEastAsia" w:hAnsiTheme="minorHAnsi"/>
               <w:noProof/>
             </w:rPr>
           </w:pPr>
-          <w:hyperlink w:anchor="_Toc233167189" w:history="1">
+          <w:hyperlink w:anchor="_Toc233215463" w:history="1">
             <w:r>
               <w:rPr>
                 <w:rStyle w:val="Hyperlink"/>
@@ -2147,7 +2134,7 @@
                 <w:noProof/>
                 <w:webHidden/>
               </w:rPr>
-              <w:instrText xml:space="preserve"> PAGEREF _Toc233167189 \h </w:instrText>
+              <w:instrText xml:space="preserve"> PAGEREF _Toc233215463 \h </w:instrText>
             </w:r>
             <w:r>
               <w:rPr>
@@ -2167,7 +2154,7 @@
                 <w:noProof/>
                 <w:webHidden/>
               </w:rPr>
-              <w:t>2</w:t>
+              <w:t>3</w:t>
             </w:r>
             <w:r>
               <w:rPr>
@@ -2181,12 +2168,13 @@
         <w:p>
           <w:pPr>
             <w:pStyle w:val="TOC3"/>
+            <w:spacing w:line="360" w:lineRule="auto"/>
             <w:rPr>
               <w:rFonts w:asciiTheme="minorHAnsi" w:eastAsiaTheme="minorEastAsia" w:hAnsiTheme="minorHAnsi"/>
               <w:noProof/>
             </w:rPr>
           </w:pPr>
-          <w:hyperlink w:anchor="_Toc233167190" w:history="1">
+          <w:hyperlink w:anchor="_Toc233215464" w:history="1">
             <w:r>
               <w:rPr>
                 <w:rStyle w:val="Hyperlink"/>
@@ -2227,7 +2215,7 @@
                 <w:noProof/>
                 <w:webHidden/>
               </w:rPr>
-              <w:instrText xml:space="preserve"> PAGEREF _Toc233167190 \h </w:instrText>
+              <w:instrText xml:space="preserve"> PAGEREF _Toc233215464 \h </w:instrText>
             </w:r>
             <w:r>
               <w:rPr>
@@ -2261,12 +2249,13 @@
         <w:p>
           <w:pPr>
             <w:pStyle w:val="TOC3"/>
+            <w:spacing w:line="360" w:lineRule="auto"/>
             <w:rPr>
               <w:rFonts w:asciiTheme="minorHAnsi" w:eastAsiaTheme="minorEastAsia" w:hAnsiTheme="minorHAnsi"/>
               <w:noProof/>
             </w:rPr>
           </w:pPr>
-          <w:hyperlink w:anchor="_Toc233167191" w:history="1">
+          <w:hyperlink w:anchor="_Toc233215465" w:history="1">
             <w:r>
               <w:rPr>
                 <w:rStyle w:val="Hyperlink"/>
@@ -2307,7 +2296,7 @@
                 <w:noProof/>
                 <w:webHidden/>
               </w:rPr>
-              <w:instrText xml:space="preserve"> PAGEREF _Toc233167191 \h </w:instrText>
+              <w:instrText xml:space="preserve"> PAGEREF _Toc233215465 \h </w:instrText>
             </w:r>
             <w:r>
               <w:rPr>
@@ -2341,12 +2330,13 @@
         <w:p>
           <w:pPr>
             <w:pStyle w:val="TOC3"/>
+            <w:spacing w:line="360" w:lineRule="auto"/>
             <w:rPr>
               <w:rFonts w:asciiTheme="minorHAnsi" w:eastAsiaTheme="minorEastAsia" w:hAnsiTheme="minorHAnsi"/>
               <w:noProof/>
             </w:rPr>
           </w:pPr>
-          <w:hyperlink w:anchor="_Toc233167192" w:history="1">
+          <w:hyperlink w:anchor="_Toc233215466" w:history="1">
             <w:r>
               <w:rPr>
                 <w:rStyle w:val="Hyperlink"/>
@@ -2387,7 +2377,7 @@
                 <w:noProof/>
                 <w:webHidden/>
               </w:rPr>
-              <w:instrText xml:space="preserve"> PAGEREF _Toc233167192 \h </w:instrText>
+              <w:instrText xml:space="preserve"> PAGEREF _Toc233215466 \h </w:instrText>
             </w:r>
             <w:r>
               <w:rPr>
@@ -2407,7 +2397,7 @@
                 <w:noProof/>
                 <w:webHidden/>
               </w:rPr>
-              <w:t>3</w:t>
+              <w:t>4</w:t>
             </w:r>
             <w:r>
               <w:rPr>
@@ -2421,12 +2411,13 @@
         <w:p>
           <w:pPr>
             <w:pStyle w:val="TOC3"/>
+            <w:spacing w:line="360" w:lineRule="auto"/>
             <w:rPr>
               <w:rFonts w:asciiTheme="minorHAnsi" w:eastAsiaTheme="minorEastAsia" w:hAnsiTheme="minorHAnsi"/>
               <w:noProof/>
             </w:rPr>
           </w:pPr>
-          <w:hyperlink w:anchor="_Toc233167193" w:history="1">
+          <w:hyperlink w:anchor="_Toc233215467" w:history="1">
             <w:r>
               <w:rPr>
                 <w:rStyle w:val="Hyperlink"/>
@@ -2467,7 +2458,7 @@
                 <w:noProof/>
                 <w:webHidden/>
               </w:rPr>
-              <w:instrText xml:space="preserve"> PAGEREF _Toc233167193 \h </w:instrText>
+              <w:instrText xml:space="preserve"> PAGEREF _Toc233215467 \h </w:instrText>
             </w:r>
             <w:r>
               <w:rPr>
@@ -2487,7 +2478,7 @@
                 <w:noProof/>
                 <w:webHidden/>
               </w:rPr>
-              <w:t>3</w:t>
+              <w:t>4</w:t>
             </w:r>
             <w:r>
               <w:rPr>
@@ -2501,12 +2492,13 @@
         <w:p>
           <w:pPr>
             <w:pStyle w:val="TOC3"/>
+            <w:spacing w:line="360" w:lineRule="auto"/>
             <w:rPr>
               <w:rFonts w:asciiTheme="minorHAnsi" w:eastAsiaTheme="minorEastAsia" w:hAnsiTheme="minorHAnsi"/>
               <w:noProof/>
             </w:rPr>
           </w:pPr>
-          <w:hyperlink w:anchor="_Toc233167194" w:history="1">
+          <w:hyperlink w:anchor="_Toc233215468" w:history="1">
             <w:r>
               <w:rPr>
                 <w:rStyle w:val="Hyperlink"/>
@@ -2547,7 +2539,7 @@
                 <w:noProof/>
                 <w:webHidden/>
               </w:rPr>
-              <w:instrText xml:space="preserve"> PAGEREF _Toc233167194 \h </w:instrText>
+              <w:instrText xml:space="preserve"> PAGEREF _Toc233215468 \h </w:instrText>
             </w:r>
             <w:r>
               <w:rPr>
@@ -2567,7 +2559,7 @@
                 <w:noProof/>
                 <w:webHidden/>
               </w:rPr>
-              <w:t>4</w:t>
+              <w:t>5</w:t>
             </w:r>
             <w:r>
               <w:rPr>
@@ -2589,7 +2581,7 @@
               <w:noProof/>
             </w:rPr>
           </w:pPr>
-          <w:hyperlink w:anchor="_Toc233167195" w:history="1">
+          <w:hyperlink w:anchor="_Toc233215469" w:history="1">
             <w:r>
               <w:rPr>
                 <w:rStyle w:val="Hyperlink"/>
@@ -2616,7 +2608,7 @@
                 <w:noProof/>
                 <w:webHidden/>
               </w:rPr>
-              <w:instrText xml:space="preserve"> PAGEREF _Toc233167195 \h </w:instrText>
+              <w:instrText xml:space="preserve"> PAGEREF _Toc233215469 \h </w:instrText>
             </w:r>
             <w:r>
               <w:rPr>
@@ -2636,7 +2628,7 @@
                 <w:noProof/>
                 <w:webHidden/>
               </w:rPr>
-              <w:t>4</w:t>
+              <w:t>6</w:t>
             </w:r>
             <w:r>
               <w:rPr>
@@ -2658,7 +2650,7 @@
               <w:noProof/>
             </w:rPr>
           </w:pPr>
-          <w:hyperlink w:anchor="_Toc233167196" w:history="1">
+          <w:hyperlink w:anchor="_Toc233215470" w:history="1">
             <w:r>
               <w:rPr>
                 <w:rStyle w:val="Hyperlink"/>
@@ -2685,7 +2677,7 @@
                 <w:noProof/>
                 <w:webHidden/>
               </w:rPr>
-              <w:instrText xml:space="preserve"> PAGEREF _Toc233167196 \h </w:instrText>
+              <w:instrText xml:space="preserve"> PAGEREF _Toc233215470 \h </w:instrText>
             </w:r>
             <w:r>
               <w:rPr>
@@ -2705,7 +2697,7 @@
                 <w:noProof/>
                 <w:webHidden/>
               </w:rPr>
-              <w:t>4</w:t>
+              <w:t>6</w:t>
             </w:r>
             <w:r>
               <w:rPr>
@@ -2719,12 +2711,13 @@
         <w:p>
           <w:pPr>
             <w:pStyle w:val="TOC3"/>
+            <w:spacing w:line="360" w:lineRule="auto"/>
             <w:rPr>
               <w:rFonts w:asciiTheme="minorHAnsi" w:eastAsiaTheme="minorEastAsia" w:hAnsiTheme="minorHAnsi"/>
               <w:noProof/>
             </w:rPr>
           </w:pPr>
-          <w:hyperlink w:anchor="_Toc233167197" w:history="1">
+          <w:hyperlink w:anchor="_Toc233215471" w:history="1">
             <w:r>
               <w:rPr>
                 <w:rStyle w:val="Hyperlink"/>
@@ -2765,7 +2758,7 @@
                 <w:noProof/>
                 <w:webHidden/>
               </w:rPr>
-              <w:instrText xml:space="preserve"> PAGEREF _Toc233167197 \h </w:instrText>
+              <w:instrText xml:space="preserve"> PAGEREF _Toc233215471 \h </w:instrText>
             </w:r>
             <w:r>
               <w:rPr>
@@ -2785,7 +2778,7 @@
                 <w:noProof/>
                 <w:webHidden/>
               </w:rPr>
-              <w:t>4</w:t>
+              <w:t>6</w:t>
             </w:r>
             <w:r>
               <w:rPr>
@@ -2799,12 +2792,13 @@
         <w:p>
           <w:pPr>
             <w:pStyle w:val="TOC3"/>
+            <w:spacing w:line="360" w:lineRule="auto"/>
             <w:rPr>
               <w:rFonts w:asciiTheme="minorHAnsi" w:eastAsiaTheme="minorEastAsia" w:hAnsiTheme="minorHAnsi"/>
               <w:noProof/>
             </w:rPr>
           </w:pPr>
-          <w:hyperlink w:anchor="_Toc233167198" w:history="1">
+          <w:hyperlink w:anchor="_Toc233215472" w:history="1">
             <w:r>
               <w:rPr>
                 <w:rStyle w:val="Hyperlink"/>
@@ -2845,7 +2839,7 @@
                 <w:noProof/>
                 <w:webHidden/>
               </w:rPr>
-              <w:instrText xml:space="preserve"> PAGEREF _Toc233167198 \h </w:instrText>
+              <w:instrText xml:space="preserve"> PAGEREF _Toc233215472 \h </w:instrText>
             </w:r>
             <w:r>
               <w:rPr>
@@ -2865,7 +2859,7 @@
                 <w:noProof/>
                 <w:webHidden/>
               </w:rPr>
-              <w:t>4</w:t>
+              <w:t>6</w:t>
             </w:r>
             <w:r>
               <w:rPr>
@@ -2879,12 +2873,13 @@
         <w:p>
           <w:pPr>
             <w:pStyle w:val="TOC3"/>
+            <w:spacing w:line="360" w:lineRule="auto"/>
             <w:rPr>
               <w:rFonts w:asciiTheme="minorHAnsi" w:eastAsiaTheme="minorEastAsia" w:hAnsiTheme="minorHAnsi"/>
               <w:noProof/>
             </w:rPr>
           </w:pPr>
-          <w:hyperlink w:anchor="_Toc233167199" w:history="1">
+          <w:hyperlink w:anchor="_Toc233215473" w:history="1">
             <w:r>
               <w:rPr>
                 <w:rStyle w:val="Hyperlink"/>
@@ -2925,7 +2920,7 @@
                 <w:noProof/>
                 <w:webHidden/>
               </w:rPr>
-              <w:instrText xml:space="preserve"> PAGEREF _Toc233167199 \h </w:instrText>
+              <w:instrText xml:space="preserve"> PAGEREF _Toc233215473 \h </w:instrText>
             </w:r>
             <w:r>
               <w:rPr>
@@ -2945,7 +2940,7 @@
                 <w:noProof/>
                 <w:webHidden/>
               </w:rPr>
-              <w:t>4</w:t>
+              <w:t>6</w:t>
             </w:r>
             <w:r>
               <w:rPr>
@@ -2959,12 +2954,13 @@
         <w:p>
           <w:pPr>
             <w:pStyle w:val="TOC3"/>
+            <w:spacing w:line="360" w:lineRule="auto"/>
             <w:rPr>
               <w:rFonts w:asciiTheme="minorHAnsi" w:eastAsiaTheme="minorEastAsia" w:hAnsiTheme="minorHAnsi"/>
               <w:noProof/>
             </w:rPr>
           </w:pPr>
-          <w:hyperlink w:anchor="_Toc233167200" w:history="1">
+          <w:hyperlink w:anchor="_Toc233215474" w:history="1">
             <w:r>
               <w:rPr>
                 <w:rStyle w:val="Hyperlink"/>
@@ -3005,7 +3001,7 @@
                 <w:noProof/>
                 <w:webHidden/>
               </w:rPr>
-              <w:instrText xml:space="preserve"> PAGEREF _Toc233167200 \h </w:instrText>
+              <w:instrText xml:space="preserve"> PAGEREF _Toc233215474 \h </w:instrText>
             </w:r>
             <w:r>
               <w:rPr>
@@ -3025,7 +3021,7 @@
                 <w:noProof/>
                 <w:webHidden/>
               </w:rPr>
-              <w:t>4</w:t>
+              <w:t>6</w:t>
             </w:r>
             <w:r>
               <w:rPr>
@@ -3039,12 +3035,13 @@
         <w:p>
           <w:pPr>
             <w:pStyle w:val="TOC3"/>
+            <w:spacing w:line="360" w:lineRule="auto"/>
             <w:rPr>
               <w:rFonts w:asciiTheme="minorHAnsi" w:eastAsiaTheme="minorEastAsia" w:hAnsiTheme="minorHAnsi"/>
               <w:noProof/>
             </w:rPr>
           </w:pPr>
-          <w:hyperlink w:anchor="_Toc233167201" w:history="1">
+          <w:hyperlink w:anchor="_Toc233215475" w:history="1">
             <w:r>
               <w:rPr>
                 <w:rStyle w:val="Hyperlink"/>
@@ -3085,7 +3082,7 @@
                 <w:noProof/>
                 <w:webHidden/>
               </w:rPr>
-              <w:instrText xml:space="preserve"> PAGEREF _Toc233167201 \h </w:instrText>
+              <w:instrText xml:space="preserve"> PAGEREF _Toc233215475 \h </w:instrText>
             </w:r>
             <w:r>
               <w:rPr>
@@ -3105,7 +3102,7 @@
                 <w:noProof/>
                 <w:webHidden/>
               </w:rPr>
-              <w:t>4</w:t>
+              <w:t>6</w:t>
             </w:r>
             <w:r>
               <w:rPr>
@@ -3127,7 +3124,7 @@
               <w:noProof/>
             </w:rPr>
           </w:pPr>
-          <w:hyperlink w:anchor="_Toc233167202" w:history="1">
+          <w:hyperlink w:anchor="_Toc233215476" w:history="1">
             <w:r>
               <w:rPr>
                 <w:rStyle w:val="Hyperlink"/>
@@ -3154,7 +3151,7 @@
                 <w:noProof/>
                 <w:webHidden/>
               </w:rPr>
-              <w:instrText xml:space="preserve"> PAGEREF _Toc233167202 \h </w:instrText>
+              <w:instrText xml:space="preserve"> PAGEREF _Toc233215476 \h </w:instrText>
             </w:r>
             <w:r>
               <w:rPr>
@@ -3174,7 +3171,7 @@
                 <w:noProof/>
                 <w:webHidden/>
               </w:rPr>
-              <w:t>5</w:t>
+              <w:t>6</w:t>
             </w:r>
             <w:r>
               <w:rPr>
@@ -3188,12 +3185,13 @@
         <w:p>
           <w:pPr>
             <w:pStyle w:val="TOC3"/>
+            <w:spacing w:line="360" w:lineRule="auto"/>
             <w:rPr>
               <w:rFonts w:asciiTheme="minorHAnsi" w:eastAsiaTheme="minorEastAsia" w:hAnsiTheme="minorHAnsi"/>
               <w:noProof/>
             </w:rPr>
           </w:pPr>
-          <w:hyperlink w:anchor="_Toc233167203" w:history="1">
+          <w:hyperlink w:anchor="_Toc233215477" w:history="1">
             <w:r>
               <w:rPr>
                 <w:rStyle w:val="Hyperlink"/>
@@ -3234,7 +3232,7 @@
                 <w:noProof/>
                 <w:webHidden/>
               </w:rPr>
-              <w:instrText xml:space="preserve"> PAGEREF _Toc233167203 \h </w:instrText>
+              <w:instrText xml:space="preserve"> PAGEREF _Toc233215477 \h </w:instrText>
             </w:r>
             <w:r>
               <w:rPr>
@@ -3254,7 +3252,7 @@
                 <w:noProof/>
                 <w:webHidden/>
               </w:rPr>
-              <w:t>5</w:t>
+              <w:t>6</w:t>
             </w:r>
             <w:r>
               <w:rPr>
@@ -3268,12 +3266,13 @@
         <w:p>
           <w:pPr>
             <w:pStyle w:val="TOC3"/>
+            <w:spacing w:line="360" w:lineRule="auto"/>
             <w:rPr>
               <w:rFonts w:asciiTheme="minorHAnsi" w:eastAsiaTheme="minorEastAsia" w:hAnsiTheme="minorHAnsi"/>
               <w:noProof/>
             </w:rPr>
           </w:pPr>
-          <w:hyperlink w:anchor="_Toc233167204" w:history="1">
+          <w:hyperlink w:anchor="_Toc233215478" w:history="1">
             <w:r>
               <w:rPr>
                 <w:rStyle w:val="Hyperlink"/>
@@ -3314,7 +3313,7 @@
                 <w:noProof/>
                 <w:webHidden/>
               </w:rPr>
-              <w:instrText xml:space="preserve"> PAGEREF _Toc233167204 \h </w:instrText>
+              <w:instrText xml:space="preserve"> PAGEREF _Toc233215478 \h </w:instrText>
             </w:r>
             <w:r>
               <w:rPr>
@@ -3334,7 +3333,7 @@
                 <w:noProof/>
                 <w:webHidden/>
               </w:rPr>
-              <w:t>5</w:t>
+              <w:t>6</w:t>
             </w:r>
             <w:r>
               <w:rPr>
@@ -3348,12 +3347,13 @@
         <w:p>
           <w:pPr>
             <w:pStyle w:val="TOC3"/>
+            <w:spacing w:line="360" w:lineRule="auto"/>
             <w:rPr>
               <w:rFonts w:asciiTheme="minorHAnsi" w:eastAsiaTheme="minorEastAsia" w:hAnsiTheme="minorHAnsi"/>
               <w:noProof/>
             </w:rPr>
           </w:pPr>
-          <w:hyperlink w:anchor="_Toc233167205" w:history="1">
+          <w:hyperlink w:anchor="_Toc233215479" w:history="1">
             <w:r>
               <w:rPr>
                 <w:rStyle w:val="Hyperlink"/>
@@ -3394,7 +3394,7 @@
                 <w:noProof/>
                 <w:webHidden/>
               </w:rPr>
-              <w:instrText xml:space="preserve"> PAGEREF _Toc233167205 \h </w:instrText>
+              <w:instrText xml:space="preserve"> PAGEREF _Toc233215479 \h </w:instrText>
             </w:r>
             <w:r>
               <w:rPr>
@@ -3414,7 +3414,7 @@
                 <w:noProof/>
                 <w:webHidden/>
               </w:rPr>
-              <w:t>5</w:t>
+              <w:t>6</w:t>
             </w:r>
             <w:r>
               <w:rPr>
@@ -3428,12 +3428,13 @@
         <w:p>
           <w:pPr>
             <w:pStyle w:val="TOC3"/>
+            <w:spacing w:line="360" w:lineRule="auto"/>
             <w:rPr>
               <w:rFonts w:asciiTheme="minorHAnsi" w:eastAsiaTheme="minorEastAsia" w:hAnsiTheme="minorHAnsi"/>
               <w:noProof/>
             </w:rPr>
           </w:pPr>
-          <w:hyperlink w:anchor="_Toc233167206" w:history="1">
+          <w:hyperlink w:anchor="_Toc233215480" w:history="1">
             <w:r>
               <w:rPr>
                 <w:rStyle w:val="Hyperlink"/>
@@ -3474,7 +3475,7 @@
                 <w:noProof/>
                 <w:webHidden/>
               </w:rPr>
-              <w:instrText xml:space="preserve"> PAGEREF _Toc233167206 \h </w:instrText>
+              <w:instrText xml:space="preserve"> PAGEREF _Toc233215480 \h </w:instrText>
             </w:r>
             <w:r>
               <w:rPr>
@@ -3494,7 +3495,7 @@
                 <w:noProof/>
                 <w:webHidden/>
               </w:rPr>
-              <w:t>5</w:t>
+              <w:t>6</w:t>
             </w:r>
             <w:r>
               <w:rPr>
@@ -3508,12 +3509,13 @@
         <w:p>
           <w:pPr>
             <w:pStyle w:val="TOC3"/>
+            <w:spacing w:line="360" w:lineRule="auto"/>
             <w:rPr>
               <w:rFonts w:asciiTheme="minorHAnsi" w:eastAsiaTheme="minorEastAsia" w:hAnsiTheme="minorHAnsi"/>
               <w:noProof/>
             </w:rPr>
           </w:pPr>
-          <w:hyperlink w:anchor="_Toc233167207" w:history="1">
+          <w:hyperlink w:anchor="_Toc233215481" w:history="1">
             <w:r>
               <w:rPr>
                 <w:rStyle w:val="Hyperlink"/>
@@ -3554,7 +3556,7 @@
                 <w:noProof/>
                 <w:webHidden/>
               </w:rPr>
-              <w:instrText xml:space="preserve"> PAGEREF _Toc233167207 \h </w:instrText>
+              <w:instrText xml:space="preserve"> PAGEREF _Toc233215481 \h </w:instrText>
             </w:r>
             <w:r>
               <w:rPr>
@@ -3574,7 +3576,7 @@
                 <w:noProof/>
                 <w:webHidden/>
               </w:rPr>
-              <w:t>5</w:t>
+              <w:t>6</w:t>
             </w:r>
             <w:r>
               <w:rPr>
@@ -3588,12 +3590,13 @@
         <w:p>
           <w:pPr>
             <w:pStyle w:val="TOC3"/>
+            <w:spacing w:line="360" w:lineRule="auto"/>
             <w:rPr>
               <w:rFonts w:asciiTheme="minorHAnsi" w:eastAsiaTheme="minorEastAsia" w:hAnsiTheme="minorHAnsi"/>
               <w:noProof/>
             </w:rPr>
           </w:pPr>
-          <w:hyperlink w:anchor="_Toc233167208" w:history="1">
+          <w:hyperlink w:anchor="_Toc233215482" w:history="1">
             <w:r>
               <w:rPr>
                 <w:rStyle w:val="Hyperlink"/>
@@ -3634,7 +3637,7 @@
                 <w:noProof/>
                 <w:webHidden/>
               </w:rPr>
-              <w:instrText xml:space="preserve"> PAGEREF _Toc233167208 \h </w:instrText>
+              <w:instrText xml:space="preserve"> PAGEREF _Toc233215482 \h </w:instrText>
             </w:r>
             <w:r>
               <w:rPr>
@@ -3654,7 +3657,7 @@
                 <w:noProof/>
                 <w:webHidden/>
               </w:rPr>
-              <w:t>5</w:t>
+              <w:t>6</w:t>
             </w:r>
             <w:r>
               <w:rPr>
@@ -3676,7 +3679,7 @@
               <w:noProof/>
             </w:rPr>
           </w:pPr>
-          <w:hyperlink w:anchor="_Toc233167209" w:history="1">
+          <w:hyperlink w:anchor="_Toc233215483" w:history="1">
             <w:r>
               <w:rPr>
                 <w:rStyle w:val="Hyperlink"/>
@@ -3703,7 +3706,7 @@
                 <w:noProof/>
                 <w:webHidden/>
               </w:rPr>
-              <w:instrText xml:space="preserve"> PAGEREF _Toc233167209 \h </w:instrText>
+              <w:instrText xml:space="preserve"> PAGEREF _Toc233215483 \h </w:instrText>
             </w:r>
             <w:r>
               <w:rPr>
@@ -3723,7 +3726,7 @@
                 <w:noProof/>
                 <w:webHidden/>
               </w:rPr>
-              <w:t>5</w:t>
+              <w:t>7</w:t>
             </w:r>
             <w:r>
               <w:rPr>
@@ -3737,12 +3740,13 @@
         <w:p>
           <w:pPr>
             <w:pStyle w:val="TOC3"/>
+            <w:spacing w:line="360" w:lineRule="auto"/>
             <w:rPr>
               <w:rFonts w:asciiTheme="minorHAnsi" w:eastAsiaTheme="minorEastAsia" w:hAnsiTheme="minorHAnsi"/>
               <w:noProof/>
             </w:rPr>
           </w:pPr>
-          <w:hyperlink w:anchor="_Toc233167210" w:history="1">
+          <w:hyperlink w:anchor="_Toc233215484" w:history="1">
             <w:r>
               <w:rPr>
                 <w:rStyle w:val="Hyperlink"/>
@@ -3783,7 +3787,7 @@
                 <w:noProof/>
                 <w:webHidden/>
               </w:rPr>
-              <w:instrText xml:space="preserve"> PAGEREF _Toc233167210 \h </w:instrText>
+              <w:instrText xml:space="preserve"> PAGEREF _Toc233215484 \h </w:instrText>
             </w:r>
             <w:r>
               <w:rPr>
@@ -3803,7 +3807,7 @@
                 <w:noProof/>
                 <w:webHidden/>
               </w:rPr>
-              <w:t>5</w:t>
+              <w:t>7</w:t>
             </w:r>
             <w:r>
               <w:rPr>
@@ -3817,12 +3821,13 @@
         <w:p>
           <w:pPr>
             <w:pStyle w:val="TOC3"/>
+            <w:spacing w:line="360" w:lineRule="auto"/>
             <w:rPr>
               <w:rFonts w:asciiTheme="minorHAnsi" w:eastAsiaTheme="minorEastAsia" w:hAnsiTheme="minorHAnsi"/>
               <w:noProof/>
             </w:rPr>
           </w:pPr>
-          <w:hyperlink w:anchor="_Toc233167211" w:history="1">
+          <w:hyperlink w:anchor="_Toc233215485" w:history="1">
             <w:r>
               <w:rPr>
                 <w:rStyle w:val="Hyperlink"/>
@@ -3863,7 +3868,7 @@
                 <w:noProof/>
                 <w:webHidden/>
               </w:rPr>
-              <w:instrText xml:space="preserve"> PAGEREF _Toc233167211 \h </w:instrText>
+              <w:instrText xml:space="preserve"> PAGEREF _Toc233215485 \h </w:instrText>
             </w:r>
             <w:r>
               <w:rPr>
@@ -3883,7 +3888,7 @@
                 <w:noProof/>
                 <w:webHidden/>
               </w:rPr>
-              <w:t>5</w:t>
+              <w:t>7</w:t>
             </w:r>
             <w:r>
               <w:rPr>
@@ -3897,12 +3902,13 @@
         <w:p>
           <w:pPr>
             <w:pStyle w:val="TOC3"/>
+            <w:spacing w:line="360" w:lineRule="auto"/>
             <w:rPr>
               <w:rFonts w:asciiTheme="minorHAnsi" w:eastAsiaTheme="minorEastAsia" w:hAnsiTheme="minorHAnsi"/>
               <w:noProof/>
             </w:rPr>
           </w:pPr>
-          <w:hyperlink w:anchor="_Toc233167212" w:history="1">
+          <w:hyperlink w:anchor="_Toc233215486" w:history="1">
             <w:r>
               <w:rPr>
                 <w:rStyle w:val="Hyperlink"/>
@@ -3943,7 +3949,7 @@
                 <w:noProof/>
                 <w:webHidden/>
               </w:rPr>
-              <w:instrText xml:space="preserve"> PAGEREF _Toc233167212 \h </w:instrText>
+              <w:instrText xml:space="preserve"> PAGEREF _Toc233215486 \h </w:instrText>
             </w:r>
             <w:r>
               <w:rPr>
@@ -3963,7 +3969,7 @@
                 <w:noProof/>
                 <w:webHidden/>
               </w:rPr>
-              <w:t>5</w:t>
+              <w:t>7</w:t>
             </w:r>
             <w:r>
               <w:rPr>
@@ -3985,7 +3991,7 @@
               <w:noProof/>
             </w:rPr>
           </w:pPr>
-          <w:hyperlink w:anchor="_Toc233167213" w:history="1">
+          <w:hyperlink w:anchor="_Toc233215487" w:history="1">
             <w:r>
               <w:rPr>
                 <w:rStyle w:val="Hyperlink"/>
@@ -4012,7 +4018,7 @@
                 <w:noProof/>
                 <w:webHidden/>
               </w:rPr>
-              <w:instrText xml:space="preserve"> PAGEREF _Toc233167213 \h </w:instrText>
+              <w:instrText xml:space="preserve"> PAGEREF _Toc233215487 \h </w:instrText>
             </w:r>
             <w:r>
               <w:rPr>
@@ -4032,7 +4038,7 @@
                 <w:noProof/>
                 <w:webHidden/>
               </w:rPr>
-              <w:t>5</w:t>
+              <w:t>7</w:t>
             </w:r>
             <w:r>
               <w:rPr>
@@ -4046,12 +4052,13 @@
         <w:p>
           <w:pPr>
             <w:pStyle w:val="TOC3"/>
+            <w:spacing w:line="360" w:lineRule="auto"/>
             <w:rPr>
               <w:rFonts w:asciiTheme="minorHAnsi" w:eastAsiaTheme="minorEastAsia" w:hAnsiTheme="minorHAnsi"/>
               <w:noProof/>
             </w:rPr>
           </w:pPr>
-          <w:hyperlink w:anchor="_Toc233167214" w:history="1">
+          <w:hyperlink w:anchor="_Toc233215488" w:history="1">
             <w:r>
               <w:rPr>
                 <w:rStyle w:val="Hyperlink"/>
@@ -4092,7 +4099,7 @@
                 <w:noProof/>
                 <w:webHidden/>
               </w:rPr>
-              <w:instrText xml:space="preserve"> PAGEREF _Toc233167214 \h </w:instrText>
+              <w:instrText xml:space="preserve"> PAGEREF _Toc233215488 \h </w:instrText>
             </w:r>
             <w:r>
               <w:rPr>
@@ -4112,7 +4119,7 @@
                 <w:noProof/>
                 <w:webHidden/>
               </w:rPr>
-              <w:t>5</w:t>
+              <w:t>7</w:t>
             </w:r>
             <w:r>
               <w:rPr>
@@ -4126,12 +4133,13 @@
         <w:p>
           <w:pPr>
             <w:pStyle w:val="TOC3"/>
+            <w:spacing w:line="360" w:lineRule="auto"/>
             <w:rPr>
               <w:rFonts w:asciiTheme="minorHAnsi" w:eastAsiaTheme="minorEastAsia" w:hAnsiTheme="minorHAnsi"/>
               <w:noProof/>
             </w:rPr>
           </w:pPr>
-          <w:hyperlink w:anchor="_Toc233167215" w:history="1">
+          <w:hyperlink w:anchor="_Toc233215489" w:history="1">
             <w:r>
               <w:rPr>
                 <w:rStyle w:val="Hyperlink"/>
@@ -4172,7 +4180,7 @@
                 <w:noProof/>
                 <w:webHidden/>
               </w:rPr>
-              <w:instrText xml:space="preserve"> PAGEREF _Toc233167215 \h </w:instrText>
+              <w:instrText xml:space="preserve"> PAGEREF _Toc233215489 \h </w:instrText>
             </w:r>
             <w:r>
               <w:rPr>
@@ -4192,7 +4200,7 @@
                 <w:noProof/>
                 <w:webHidden/>
               </w:rPr>
-              <w:t>5</w:t>
+              <w:t>7</w:t>
             </w:r>
             <w:r>
               <w:rPr>
@@ -4206,12 +4214,13 @@
         <w:p>
           <w:pPr>
             <w:pStyle w:val="TOC3"/>
+            <w:spacing w:line="360" w:lineRule="auto"/>
             <w:rPr>
               <w:rFonts w:asciiTheme="minorHAnsi" w:eastAsiaTheme="minorEastAsia" w:hAnsiTheme="minorHAnsi"/>
               <w:noProof/>
             </w:rPr>
           </w:pPr>
-          <w:hyperlink w:anchor="_Toc233167216" w:history="1">
+          <w:hyperlink w:anchor="_Toc233215490" w:history="1">
             <w:r>
               <w:rPr>
                 <w:rStyle w:val="Hyperlink"/>
@@ -4252,7 +4261,7 @@
                 <w:noProof/>
                 <w:webHidden/>
               </w:rPr>
-              <w:instrText xml:space="preserve"> PAGEREF _Toc233167216 \h </w:instrText>
+              <w:instrText xml:space="preserve"> PAGEREF _Toc233215490 \h </w:instrText>
             </w:r>
             <w:r>
               <w:rPr>
@@ -4272,7 +4281,7 @@
                 <w:noProof/>
                 <w:webHidden/>
               </w:rPr>
-              <w:t>5</w:t>
+              <w:t>7</w:t>
             </w:r>
             <w:r>
               <w:rPr>
@@ -4286,12 +4295,13 @@
         <w:p>
           <w:pPr>
             <w:pStyle w:val="TOC3"/>
+            <w:spacing w:line="360" w:lineRule="auto"/>
             <w:rPr>
               <w:rFonts w:asciiTheme="minorHAnsi" w:eastAsiaTheme="minorEastAsia" w:hAnsiTheme="minorHAnsi"/>
               <w:noProof/>
             </w:rPr>
           </w:pPr>
-          <w:hyperlink w:anchor="_Toc233167217" w:history="1">
+          <w:hyperlink w:anchor="_Toc233215491" w:history="1">
             <w:r>
               <w:rPr>
                 <w:rStyle w:val="Hyperlink"/>
@@ -4332,7 +4342,7 @@
                 <w:noProof/>
                 <w:webHidden/>
               </w:rPr>
-              <w:instrText xml:space="preserve"> PAGEREF _Toc233167217 \h </w:instrText>
+              <w:instrText xml:space="preserve"> PAGEREF _Toc233215491 \h </w:instrText>
             </w:r>
             <w:r>
               <w:rPr>
@@ -4352,7 +4362,7 @@
                 <w:noProof/>
                 <w:webHidden/>
               </w:rPr>
-              <w:t>5</w:t>
+              <w:t>7</w:t>
             </w:r>
             <w:r>
               <w:rPr>
@@ -4374,7 +4384,7 @@
               <w:noProof/>
             </w:rPr>
           </w:pPr>
-          <w:hyperlink w:anchor="_Toc233167218" w:history="1">
+          <w:hyperlink w:anchor="_Toc233215492" w:history="1">
             <w:r>
               <w:rPr>
                 <w:rStyle w:val="Hyperlink"/>
@@ -4401,7 +4411,7 @@
                 <w:noProof/>
                 <w:webHidden/>
               </w:rPr>
-              <w:instrText xml:space="preserve"> PAGEREF _Toc233167218 \h </w:instrText>
+              <w:instrText xml:space="preserve"> PAGEREF _Toc233215492 \h </w:instrText>
             </w:r>
             <w:r>
               <w:rPr>
@@ -4421,7 +4431,7 @@
                 <w:noProof/>
                 <w:webHidden/>
               </w:rPr>
-              <w:t>6</w:t>
+              <w:t>7</w:t>
             </w:r>
             <w:r>
               <w:rPr>
@@ -4435,12 +4445,13 @@
         <w:p>
           <w:pPr>
             <w:pStyle w:val="TOC3"/>
+            <w:spacing w:line="360" w:lineRule="auto"/>
             <w:rPr>
               <w:rFonts w:asciiTheme="minorHAnsi" w:eastAsiaTheme="minorEastAsia" w:hAnsiTheme="minorHAnsi"/>
               <w:noProof/>
             </w:rPr>
           </w:pPr>
-          <w:hyperlink w:anchor="_Toc233167219" w:history="1">
+          <w:hyperlink w:anchor="_Toc233215493" w:history="1">
             <w:r>
               <w:rPr>
                 <w:rStyle w:val="Hyperlink"/>
@@ -4481,7 +4492,7 @@
                 <w:noProof/>
                 <w:webHidden/>
               </w:rPr>
-              <w:instrText xml:space="preserve"> PAGEREF _Toc233167219 \h </w:instrText>
+              <w:instrText xml:space="preserve"> PAGEREF _Toc233215493 \h </w:instrText>
             </w:r>
             <w:r>
               <w:rPr>
@@ -4501,7 +4512,7 @@
                 <w:noProof/>
                 <w:webHidden/>
               </w:rPr>
-              <w:t>6</w:t>
+              <w:t>7</w:t>
             </w:r>
             <w:r>
               <w:rPr>
@@ -4515,12 +4526,13 @@
         <w:p>
           <w:pPr>
             <w:pStyle w:val="TOC3"/>
+            <w:spacing w:line="360" w:lineRule="auto"/>
             <w:rPr>
               <w:rFonts w:asciiTheme="minorHAnsi" w:eastAsiaTheme="minorEastAsia" w:hAnsiTheme="minorHAnsi"/>
               <w:noProof/>
             </w:rPr>
           </w:pPr>
-          <w:hyperlink w:anchor="_Toc233167220" w:history="1">
+          <w:hyperlink w:anchor="_Toc233215494" w:history="1">
             <w:r>
               <w:rPr>
                 <w:rStyle w:val="Hyperlink"/>
@@ -4561,7 +4573,7 @@
                 <w:noProof/>
                 <w:webHidden/>
               </w:rPr>
-              <w:instrText xml:space="preserve"> PAGEREF _Toc233167220 \h </w:instrText>
+              <w:instrText xml:space="preserve"> PAGEREF _Toc233215494 \h </w:instrText>
             </w:r>
             <w:r>
               <w:rPr>
@@ -4581,7 +4593,7 @@
                 <w:noProof/>
                 <w:webHidden/>
               </w:rPr>
-              <w:t>6</w:t>
+              <w:t>7</w:t>
             </w:r>
             <w:r>
               <w:rPr>
@@ -4595,12 +4607,13 @@
         <w:p>
           <w:pPr>
             <w:pStyle w:val="TOC3"/>
+            <w:spacing w:line="360" w:lineRule="auto"/>
             <w:rPr>
               <w:rFonts w:asciiTheme="minorHAnsi" w:eastAsiaTheme="minorEastAsia" w:hAnsiTheme="minorHAnsi"/>
               <w:noProof/>
             </w:rPr>
           </w:pPr>
-          <w:hyperlink w:anchor="_Toc233167221" w:history="1">
+          <w:hyperlink w:anchor="_Toc233215495" w:history="1">
             <w:r>
               <w:rPr>
                 <w:rStyle w:val="Hyperlink"/>
@@ -4641,7 +4654,7 @@
                 <w:noProof/>
                 <w:webHidden/>
               </w:rPr>
-              <w:instrText xml:space="preserve"> PAGEREF _Toc233167221 \h </w:instrText>
+              <w:instrText xml:space="preserve"> PAGEREF _Toc233215495 \h </w:instrText>
             </w:r>
             <w:r>
               <w:rPr>
@@ -4661,7 +4674,7 @@
                 <w:noProof/>
                 <w:webHidden/>
               </w:rPr>
-              <w:t>6</w:t>
+              <w:t>7</w:t>
             </w:r>
             <w:r>
               <w:rPr>
@@ -4683,7 +4696,7 @@
               <w:noProof/>
             </w:rPr>
           </w:pPr>
-          <w:hyperlink w:anchor="_Toc233167222" w:history="1">
+          <w:hyperlink w:anchor="_Toc233215496" w:history="1">
             <w:r>
               <w:rPr>
                 <w:rStyle w:val="Hyperlink"/>
@@ -4710,7 +4723,7 @@
                 <w:noProof/>
                 <w:webHidden/>
               </w:rPr>
-              <w:instrText xml:space="preserve"> PAGEREF _Toc233167222 \h </w:instrText>
+              <w:instrText xml:space="preserve"> PAGEREF _Toc233215496 \h </w:instrText>
             </w:r>
             <w:r>
               <w:rPr>
@@ -4730,7 +4743,7 @@
                 <w:noProof/>
                 <w:webHidden/>
               </w:rPr>
-              <w:t>6</w:t>
+              <w:t>8</w:t>
             </w:r>
             <w:r>
               <w:rPr>
@@ -4744,7 +4757,6 @@
         <w:p>
           <w:pPr>
             <w:pStyle w:val="Heading2"/>
-            <w:spacing w:line="240" w:lineRule="auto"/>
             <w:rPr>
               <w:rFonts w:asciiTheme="majorBidi" w:hAnsiTheme="majorBidi"/>
               <w:noProof/>
@@ -4788,7 +4800,7 @@
       <w:bookmarkStart w:id="30" w:name="_Toc221570595"/>
       <w:bookmarkStart w:id="31" w:name="_Toc221571917"/>
       <w:bookmarkStart w:id="32" w:name="_Toc221572449"/>
-      <w:bookmarkStart w:id="33" w:name="_Toc233167178"/>
+      <w:bookmarkStart w:id="33" w:name="_Toc233215452"/>
       <w:r>
         <w:rPr>
           <w:rFonts w:asciiTheme="majorBidi" w:hAnsiTheme="majorBidi"/>
@@ -4849,7 +4861,7 @@
         </w:rPr>
         <w:fldChar w:fldCharType="separate"/>
       </w:r>
-      <w:bookmarkStart w:id="34" w:name="_Toc233167179"/>
+      <w:bookmarkStart w:id="34" w:name="_Toc233215453"/>
       <w:r>
         <w:rPr>
           <w:rFonts w:asciiTheme="majorBidi" w:eastAsiaTheme="minorHAnsi" w:hAnsiTheme="majorBidi"/>
@@ -4896,7 +4908,7 @@
           <w:szCs w:val="24"/>
         </w:rPr>
       </w:pPr>
-      <w:bookmarkStart w:id="51" w:name="_Toc233167180"/>
+      <w:bookmarkStart w:id="51" w:name="_Toc233215454"/>
       <w:r>
         <w:rPr>
           <w:rFonts w:asciiTheme="majorBidi" w:hAnsiTheme="majorBidi"/>
@@ -4946,7 +4958,7 @@
           <w:footerReference w:type="default" r:id="rId10"/>
           <w:footerReference w:type="first" r:id="rId11"/>
           <w:pgSz w:w="11906" w:h="16838" w:code="9"/>
-          <w:pgMar w:top="1440" w:right="1440" w:bottom="1440" w:left="1440" w:header="432" w:footer="432" w:gutter="0"/>
+          <w:pgMar w:top="1411" w:right="1411" w:bottom="1411" w:left="1411" w:header="432" w:footer="432" w:gutter="0"/>
           <w:pgBorders w:offsetFrom="page">
             <w:top w:val="thickThinSmallGap" w:sz="24" w:space="24" w:color="auto"/>
             <w:left w:val="thickThinSmallGap" w:sz="24" w:space="24" w:color="auto"/>
@@ -5000,9 +5012,8 @@
     <w:p>
       <w:pPr>
         <w:pStyle w:val="Heading1"/>
-        <w:spacing w:line="240" w:lineRule="auto"/>
-      </w:pPr>
-      <w:bookmarkStart w:id="57" w:name="_Toc233167181"/>
+      </w:pPr>
+      <w:bookmarkStart w:id="57" w:name="_Toc233215455"/>
       <w:r>
         <w:lastRenderedPageBreak/>
         <w:t>Abstract</w:t>
@@ -5024,10 +5035,9 @@
     <w:p>
       <w:pPr>
         <w:pStyle w:val="Heading1"/>
-        <w:spacing w:line="240" w:lineRule="auto"/>
         <w:ind w:left="360"/>
       </w:pPr>
-      <w:bookmarkStart w:id="58" w:name="_Toc233167182"/>
+      <w:bookmarkStart w:id="58" w:name="_Toc233215456"/>
       <w:r>
         <w:t xml:space="preserve">Chapter </w:t>
       </w:r>
@@ -5041,7 +5051,6 @@
     </w:p>
     <w:p>
       <w:pPr>
-        <w:spacing w:line="240" w:lineRule="auto"/>
         <w:rPr>
           <w:rFonts w:cstheme="majorBidi"/>
         </w:rPr>
@@ -5054,8 +5063,9 @@
           <w:ilvl w:val="1"/>
           <w:numId w:val="4"/>
         </w:numPr>
-      </w:pPr>
-      <w:bookmarkStart w:id="59" w:name="_Toc233167183"/>
+        <w:spacing w:line="360" w:lineRule="auto"/>
+      </w:pPr>
+      <w:bookmarkStart w:id="59" w:name="_Toc233215457"/>
       <w:r>
         <w:t>Background and Motivation</w:t>
       </w:r>
@@ -5063,16 +5073,14 @@
     </w:p>
     <w:p>
       <w:pPr>
-        <w:spacing w:line="240" w:lineRule="auto"/>
-        <w:rPr>
-          <w:rFonts w:cstheme="majorBidi"/>
-        </w:rPr>
-      </w:pPr>
-      <w:r>
-        <w:rPr>
-          <w:rFonts w:cstheme="majorBidi"/>
-        </w:rPr>
-        <w:br/>
+        <w:rPr>
+          <w:rFonts w:cstheme="majorBidi"/>
+        </w:rPr>
+      </w:pPr>
+      <w:r>
+        <w:rPr>
+          <w:rFonts w:cstheme="majorBidi"/>
+        </w:rPr>
         <w:t xml:space="preserve">The rapid growth of data-driven applications has made data preprocessing one of the most critical stages in the machine learning lifecycle. Before a predictive model can be trained, raw datasets must be cleaned, transformed, and prepared to ensure high-quality input </w:t>
       </w:r>
       <w:sdt>
@@ -5222,7 +5230,6 @@
     </w:p>
     <w:p>
       <w:pPr>
-        <w:spacing w:line="240" w:lineRule="auto"/>
         <w:rPr>
           <w:rFonts w:cstheme="majorBidi"/>
         </w:rPr>
@@ -5332,7 +5339,6 @@
     </w:p>
     <w:p>
       <w:pPr>
-        <w:spacing w:line="240" w:lineRule="auto"/>
         <w:rPr>
           <w:rFonts w:cstheme="majorBidi"/>
         </w:rPr>
@@ -5362,7 +5368,6 @@
     </w:p>
     <w:p>
       <w:pPr>
-        <w:spacing w:line="240" w:lineRule="auto"/>
         <w:rPr>
           <w:rFonts w:cstheme="majorBidi"/>
         </w:rPr>
@@ -5375,8 +5380,9 @@
           <w:ilvl w:val="1"/>
           <w:numId w:val="4"/>
         </w:numPr>
-      </w:pPr>
-      <w:bookmarkStart w:id="60" w:name="_Toc233167184"/>
+        <w:spacing w:line="360" w:lineRule="auto"/>
+      </w:pPr>
+      <w:bookmarkStart w:id="60" w:name="_Toc233215458"/>
       <w:r>
         <w:t>Problem Definition</w:t>
       </w:r>
@@ -5384,16 +5390,14 @@
     </w:p>
     <w:p>
       <w:pPr>
-        <w:spacing w:line="240" w:lineRule="auto"/>
-        <w:rPr>
-          <w:rFonts w:cstheme="majorBidi"/>
-        </w:rPr>
-      </w:pPr>
-      <w:r>
-        <w:rPr>
-          <w:rFonts w:cstheme="majorBidi"/>
-        </w:rPr>
-        <w:br/>
+        <w:rPr>
+          <w:rFonts w:cstheme="majorBidi"/>
+        </w:rPr>
+      </w:pPr>
+      <w:r>
+        <w:rPr>
+          <w:rFonts w:cstheme="majorBidi"/>
+        </w:rPr>
         <w:t xml:space="preserve">Data preprocessing remains one of the most difficult and time-consuming stages of machine learning projects </w:t>
       </w:r>
       <w:sdt>
@@ -5687,15 +5691,15 @@
     </w:p>
     <w:p>
       <w:pPr>
-        <w:spacing w:line="240" w:lineRule="auto"/>
-        <w:rPr>
-          <w:rFonts w:cstheme="majorBidi"/>
-        </w:rPr>
-      </w:pPr>
-      <w:r>
-        <w:rPr>
-          <w:rFonts w:cstheme="majorBidi"/>
-        </w:rPr>
+        <w:rPr>
+          <w:rFonts w:cstheme="majorBidi"/>
+        </w:rPr>
+      </w:pPr>
+      <w:r>
+        <w:rPr>
+          <w:rFonts w:cstheme="majorBidi"/>
+        </w:rPr>
+        <w:lastRenderedPageBreak/>
         <w:t xml:space="preserve">The problem addressed by this project is the lack of intelligent and explainable data preprocessing solutions that balance automation with human oversight. </w:t>
       </w:r>
       <w:proofErr w:type="spellStart"/>
@@ -5715,7 +5719,6 @@
     </w:p>
     <w:p>
       <w:pPr>
-        <w:spacing w:line="240" w:lineRule="auto"/>
         <w:rPr>
           <w:rFonts w:cstheme="majorBidi"/>
         </w:rPr>
@@ -5728,8 +5731,9 @@
           <w:ilvl w:val="1"/>
           <w:numId w:val="3"/>
         </w:numPr>
-      </w:pPr>
-      <w:bookmarkStart w:id="61" w:name="_Toc233167185"/>
+        <w:spacing w:line="360" w:lineRule="auto"/>
+      </w:pPr>
+      <w:bookmarkStart w:id="61" w:name="_Toc233215459"/>
       <w:r>
         <w:t>Project Objectives and Proposed Solution</w:t>
       </w:r>
@@ -5737,16 +5741,14 @@
     </w:p>
     <w:p>
       <w:pPr>
-        <w:spacing w:line="240" w:lineRule="auto"/>
-        <w:rPr>
-          <w:rFonts w:cstheme="majorBidi"/>
-        </w:rPr>
-      </w:pPr>
-      <w:r>
-        <w:rPr>
-          <w:rFonts w:cstheme="majorBidi"/>
-        </w:rPr>
-        <w:br/>
+        <w:rPr>
+          <w:rFonts w:cstheme="majorBidi"/>
+        </w:rPr>
+      </w:pPr>
+      <w:r>
+        <w:rPr>
+          <w:rFonts w:cstheme="majorBidi"/>
+        </w:rPr>
         <w:t xml:space="preserve">The primary goal of </w:t>
       </w:r>
       <w:proofErr w:type="spellStart"/>
@@ -5763,19 +5765,11 @@
         <w:rPr>
           <w:rFonts w:cstheme="majorBidi"/>
         </w:rPr>
-        <w:t xml:space="preserve"> is to develop an intelligent, AI-driven platform that simplifies and accelerates data preprocessing activities. By combining automated </w:t>
-      </w:r>
-      <w:r>
-        <w:rPr>
-          <w:rFonts w:cstheme="majorBidi"/>
-        </w:rPr>
-        <w:lastRenderedPageBreak/>
-        <w:t>preprocessing capabilities with human oversight, the platform ensures greater accuracy, transparency, and user trust in the generated results.</w:t>
-      </w:r>
-    </w:p>
-    <w:p>
-      <w:pPr>
-        <w:spacing w:line="240" w:lineRule="auto"/>
+        <w:t xml:space="preserve"> is to develop an intelligent, AI-driven platform that simplifies and accelerates data preprocessing activities. By combining automated preprocessing capabilities with human oversight, the platform ensures greater accuracy, transparency, and user trust in the generated results.</w:t>
+      </w:r>
+    </w:p>
+    <w:p>
+      <w:pPr>
         <w:rPr>
           <w:rFonts w:cstheme="majorBidi"/>
         </w:rPr>
@@ -5794,7 +5788,6 @@
           <w:ilvl w:val="0"/>
           <w:numId w:val="1"/>
         </w:numPr>
-        <w:spacing w:line="240" w:lineRule="auto"/>
         <w:rPr>
           <w:rFonts w:cstheme="majorBidi"/>
         </w:rPr>
@@ -5813,7 +5806,6 @@
           <w:ilvl w:val="0"/>
           <w:numId w:val="1"/>
         </w:numPr>
-        <w:spacing w:line="240" w:lineRule="auto"/>
         <w:rPr>
           <w:rFonts w:cstheme="majorBidi"/>
         </w:rPr>
@@ -5832,7 +5824,6 @@
           <w:ilvl w:val="0"/>
           <w:numId w:val="1"/>
         </w:numPr>
-        <w:spacing w:line="240" w:lineRule="auto"/>
         <w:rPr>
           <w:rFonts w:cstheme="majorBidi"/>
         </w:rPr>
@@ -5851,16 +5842,29 @@
           <w:ilvl w:val="0"/>
           <w:numId w:val="1"/>
         </w:numPr>
-        <w:spacing w:line="240" w:lineRule="auto"/>
-        <w:rPr>
-          <w:rFonts w:cstheme="majorBidi"/>
-        </w:rPr>
-      </w:pPr>
-      <w:r>
-        <w:rPr>
-          <w:rFonts w:cstheme="majorBidi"/>
-        </w:rPr>
-        <w:t>Support multiple dataset formats, including CSV and Excel.</w:t>
+        <w:rPr>
+          <w:rFonts w:cstheme="majorBidi"/>
+        </w:rPr>
+      </w:pPr>
+      <w:r>
+        <w:rPr>
+          <w:rFonts w:cstheme="majorBidi"/>
+        </w:rPr>
+        <w:t xml:space="preserve">Support multiple </w:t>
+      </w:r>
+      <w:proofErr w:type="gramStart"/>
+      <w:r>
+        <w:rPr>
+          <w:rFonts w:cstheme="majorBidi"/>
+        </w:rPr>
+        <w:t>dataset</w:t>
+      </w:r>
+      <w:proofErr w:type="gramEnd"/>
+      <w:r>
+        <w:rPr>
+          <w:rFonts w:cstheme="majorBidi"/>
+        </w:rPr>
+        <w:t xml:space="preserve"> formats, including CSV and Excel.</w:t>
       </w:r>
     </w:p>
     <w:p>
@@ -5870,7 +5874,6 @@
           <w:ilvl w:val="0"/>
           <w:numId w:val="1"/>
         </w:numPr>
-        <w:spacing w:line="240" w:lineRule="auto"/>
         <w:rPr>
           <w:rFonts w:cstheme="majorBidi"/>
         </w:rPr>
@@ -5889,7 +5892,6 @@
           <w:ilvl w:val="0"/>
           <w:numId w:val="1"/>
         </w:numPr>
-        <w:spacing w:line="240" w:lineRule="auto"/>
         <w:rPr>
           <w:rFonts w:cstheme="majorBidi"/>
         </w:rPr>
@@ -5903,7 +5905,6 @@
     </w:p>
     <w:p>
       <w:pPr>
-        <w:spacing w:line="240" w:lineRule="auto"/>
         <w:rPr>
           <w:rFonts w:cstheme="majorBidi"/>
         </w:rPr>
@@ -5977,15 +5978,6 @@
     </w:p>
     <w:p>
       <w:pPr>
-        <w:spacing w:line="240" w:lineRule="auto"/>
-        <w:rPr>
-          <w:rFonts w:cstheme="majorBidi"/>
-        </w:rPr>
-      </w:pPr>
-    </w:p>
-    <w:p>
-      <w:pPr>
-        <w:spacing w:line="240" w:lineRule="auto"/>
         <w:rPr>
           <w:rFonts w:cstheme="majorBidi"/>
         </w:rPr>
@@ -5998,9 +5990,11 @@
           <w:ilvl w:val="1"/>
           <w:numId w:val="2"/>
         </w:numPr>
-      </w:pPr>
-      <w:bookmarkStart w:id="62" w:name="_Toc233167186"/>
-      <w:r>
+        <w:spacing w:line="360" w:lineRule="auto"/>
+      </w:pPr>
+      <w:bookmarkStart w:id="62" w:name="_Toc233215460"/>
+      <w:r>
+        <w:lastRenderedPageBreak/>
         <w:t>Project Scope and Limitations</w:t>
       </w:r>
       <w:bookmarkEnd w:id="62"/>
@@ -6012,8 +6006,9 @@
           <w:ilvl w:val="2"/>
           <w:numId w:val="2"/>
         </w:numPr>
-      </w:pPr>
-      <w:bookmarkStart w:id="63" w:name="_Toc233167187"/>
+        <w:spacing w:line="360" w:lineRule="auto"/>
+      </w:pPr>
+      <w:bookmarkStart w:id="63" w:name="_Toc233215461"/>
       <w:r>
         <w:t>Project Scope</w:t>
       </w:r>
@@ -6021,7 +6016,6 @@
     </w:p>
     <w:p>
       <w:pPr>
-        <w:spacing w:line="240" w:lineRule="auto"/>
         <w:rPr>
           <w:rFonts w:cstheme="majorBidi"/>
         </w:rPr>
@@ -6050,8 +6044,9 @@
           <w:ilvl w:val="2"/>
           <w:numId w:val="2"/>
         </w:numPr>
-      </w:pPr>
-      <w:bookmarkStart w:id="64" w:name="_Toc233167188"/>
+        <w:spacing w:line="360" w:lineRule="auto"/>
+      </w:pPr>
+      <w:bookmarkStart w:id="64" w:name="_Toc233215462"/>
       <w:r>
         <w:t>Project Limitations</w:t>
       </w:r>
@@ -6064,7 +6059,6 @@
           <w:ilvl w:val="0"/>
           <w:numId w:val="1"/>
         </w:numPr>
-        <w:spacing w:line="240" w:lineRule="auto"/>
         <w:rPr>
           <w:rFonts w:cstheme="majorBidi"/>
         </w:rPr>
@@ -6083,7 +6077,6 @@
           <w:ilvl w:val="0"/>
           <w:numId w:val="1"/>
         </w:numPr>
-        <w:spacing w:line="240" w:lineRule="auto"/>
         <w:rPr>
           <w:rFonts w:cstheme="majorBidi"/>
         </w:rPr>
@@ -6102,7 +6095,6 @@
           <w:ilvl w:val="0"/>
           <w:numId w:val="1"/>
         </w:numPr>
-        <w:spacing w:line="240" w:lineRule="auto"/>
         <w:jc w:val="left"/>
         <w:rPr>
           <w:rFonts w:cstheme="majorBidi"/>
@@ -6122,7 +6114,6 @@
           <w:ilvl w:val="0"/>
           <w:numId w:val="1"/>
         </w:numPr>
-        <w:spacing w:line="240" w:lineRule="auto"/>
         <w:jc w:val="left"/>
         <w:rPr>
           <w:rFonts w:cstheme="majorBidi"/>
@@ -6142,7 +6133,6 @@
           <w:ilvl w:val="0"/>
           <w:numId w:val="1"/>
         </w:numPr>
-        <w:spacing w:line="240" w:lineRule="auto"/>
         <w:rPr>
           <w:rFonts w:cstheme="majorBidi"/>
         </w:rPr>
@@ -6161,7 +6151,6 @@
           <w:ilvl w:val="0"/>
           <w:numId w:val="1"/>
         </w:numPr>
-        <w:spacing w:line="240" w:lineRule="auto"/>
         <w:rPr>
           <w:rFonts w:cstheme="majorBidi"/>
         </w:rPr>
@@ -6175,7 +6164,6 @@
     </w:p>
     <w:p>
       <w:pPr>
-        <w:spacing w:line="240" w:lineRule="auto"/>
         <w:rPr>
           <w:rFonts w:cstheme="majorBidi"/>
         </w:rPr>
@@ -6188,8 +6176,9 @@
           <w:ilvl w:val="1"/>
           <w:numId w:val="2"/>
         </w:numPr>
-      </w:pPr>
-      <w:bookmarkStart w:id="65" w:name="_Toc233167189"/>
+        <w:spacing w:line="360" w:lineRule="auto"/>
+      </w:pPr>
+      <w:bookmarkStart w:id="65" w:name="_Toc233215463"/>
       <w:r>
         <w:t>Development Methodology</w:t>
       </w:r>
@@ -6197,7 +6186,6 @@
     </w:p>
     <w:p>
       <w:pPr>
-        <w:spacing w:line="240" w:lineRule="auto"/>
         <w:rPr>
           <w:rFonts w:cstheme="majorBidi"/>
         </w:rPr>
@@ -6225,7 +6213,6 @@
     </w:p>
     <w:p>
       <w:pPr>
-        <w:spacing w:line="240" w:lineRule="auto"/>
         <w:rPr>
           <w:rFonts w:cstheme="majorBidi"/>
         </w:rPr>
@@ -6239,7 +6226,6 @@
     </w:p>
     <w:p>
       <w:pPr>
-        <w:spacing w:line="240" w:lineRule="auto"/>
         <w:rPr>
           <w:rFonts w:cstheme="majorBidi"/>
         </w:rPr>
@@ -6252,8 +6238,9 @@
           <w:ilvl w:val="1"/>
           <w:numId w:val="2"/>
         </w:numPr>
-      </w:pPr>
-      <w:bookmarkStart w:id="66" w:name="_Toc233167190"/>
+        <w:spacing w:line="360" w:lineRule="auto"/>
+      </w:pPr>
+      <w:bookmarkStart w:id="66" w:name="_Toc233215464"/>
       <w:r>
         <w:t>Tools and Technologies Used</w:t>
       </w:r>
@@ -6266,8 +6253,9 @@
           <w:ilvl w:val="2"/>
           <w:numId w:val="2"/>
         </w:numPr>
-      </w:pPr>
-      <w:bookmarkStart w:id="67" w:name="_Toc233167191"/>
+        <w:spacing w:line="360" w:lineRule="auto"/>
+      </w:pPr>
+      <w:bookmarkStart w:id="67" w:name="_Toc233215465"/>
       <w:r>
         <w:t>Software Technologies</w:t>
       </w:r>
@@ -6280,7 +6268,6 @@
           <w:ilvl w:val="0"/>
           <w:numId w:val="1"/>
         </w:numPr>
-        <w:spacing w:line="240" w:lineRule="auto"/>
         <w:rPr>
           <w:rFonts w:cstheme="majorBidi"/>
         </w:rPr>
@@ -6307,7 +6294,6 @@
           <w:ilvl w:val="0"/>
           <w:numId w:val="1"/>
         </w:numPr>
-        <w:spacing w:line="240" w:lineRule="auto"/>
         <w:rPr>
           <w:rFonts w:cstheme="majorBidi"/>
         </w:rPr>
@@ -6344,7 +6330,6 @@
           <w:ilvl w:val="0"/>
           <w:numId w:val="1"/>
         </w:numPr>
-        <w:spacing w:line="240" w:lineRule="auto"/>
         <w:rPr>
           <w:rFonts w:cstheme="majorBidi"/>
         </w:rPr>
@@ -6355,6 +6340,7 @@
           <w:b/>
           <w:bCs/>
         </w:rPr>
+        <w:lastRenderedPageBreak/>
         <w:t>PostgreSQL</w:t>
       </w:r>
       <w:r>
@@ -6371,7 +6357,6 @@
           <w:ilvl w:val="0"/>
           <w:numId w:val="1"/>
         </w:numPr>
-        <w:spacing w:line="240" w:lineRule="auto"/>
         <w:rPr>
           <w:rFonts w:cstheme="majorBidi"/>
         </w:rPr>
@@ -6408,7 +6393,6 @@
           <w:ilvl w:val="0"/>
           <w:numId w:val="1"/>
         </w:numPr>
-        <w:spacing w:line="240" w:lineRule="auto"/>
         <w:rPr>
           <w:rFonts w:cstheme="majorBidi"/>
         </w:rPr>
@@ -6445,7 +6429,6 @@
           <w:ilvl w:val="0"/>
           <w:numId w:val="1"/>
         </w:numPr>
-        <w:spacing w:line="240" w:lineRule="auto"/>
         <w:rPr>
           <w:rFonts w:cstheme="majorBidi"/>
         </w:rPr>
@@ -6472,7 +6455,6 @@
           <w:ilvl w:val="0"/>
           <w:numId w:val="1"/>
         </w:numPr>
-        <w:spacing w:line="240" w:lineRule="auto"/>
         <w:rPr>
           <w:rFonts w:cstheme="majorBidi"/>
         </w:rPr>
@@ -6499,7 +6481,6 @@
           <w:ilvl w:val="0"/>
           <w:numId w:val="1"/>
         </w:numPr>
-        <w:spacing w:line="240" w:lineRule="auto"/>
         <w:rPr>
           <w:rFonts w:cstheme="majorBidi"/>
         </w:rPr>
@@ -6534,7 +6515,6 @@
           <w:ilvl w:val="0"/>
           <w:numId w:val="1"/>
         </w:numPr>
-        <w:spacing w:line="240" w:lineRule="auto"/>
         <w:rPr>
           <w:rFonts w:cstheme="majorBidi"/>
         </w:rPr>
@@ -6571,7 +6551,6 @@
           <w:ilvl w:val="0"/>
           <w:numId w:val="1"/>
         </w:numPr>
-        <w:spacing w:line="240" w:lineRule="auto"/>
         <w:rPr>
           <w:rFonts w:cstheme="majorBidi"/>
         </w:rPr>
@@ -6598,7 +6577,6 @@
           <w:ilvl w:val="0"/>
           <w:numId w:val="1"/>
         </w:numPr>
-        <w:spacing w:line="240" w:lineRule="auto"/>
         <w:rPr>
           <w:rFonts w:cstheme="majorBidi"/>
         </w:rPr>
@@ -6625,7 +6603,6 @@
           <w:ilvl w:val="0"/>
           <w:numId w:val="1"/>
         </w:numPr>
-        <w:spacing w:line="240" w:lineRule="auto"/>
         <w:rPr>
           <w:rFonts w:cstheme="majorBidi"/>
         </w:rPr>
@@ -6652,8 +6629,9 @@
           <w:ilvl w:val="2"/>
           <w:numId w:val="2"/>
         </w:numPr>
-      </w:pPr>
-      <w:bookmarkStart w:id="68" w:name="_Toc233167192"/>
+        <w:spacing w:line="360" w:lineRule="auto"/>
+      </w:pPr>
+      <w:bookmarkStart w:id="68" w:name="_Toc233215466"/>
       <w:r>
         <w:t>Hardware Requirements</w:t>
       </w:r>
@@ -6666,7 +6644,6 @@
           <w:ilvl w:val="0"/>
           <w:numId w:val="1"/>
         </w:numPr>
-        <w:spacing w:line="240" w:lineRule="auto"/>
         <w:rPr>
           <w:rFonts w:cstheme="majorBidi"/>
         </w:rPr>
@@ -6685,7 +6662,6 @@
           <w:ilvl w:val="0"/>
           <w:numId w:val="1"/>
         </w:numPr>
-        <w:spacing w:line="240" w:lineRule="auto"/>
         <w:rPr>
           <w:rFonts w:cstheme="majorBidi"/>
         </w:rPr>
@@ -6704,16 +6680,29 @@
           <w:ilvl w:val="0"/>
           <w:numId w:val="1"/>
         </w:numPr>
-        <w:spacing w:line="240" w:lineRule="auto"/>
-        <w:rPr>
-          <w:rFonts w:cstheme="majorBidi"/>
-        </w:rPr>
-      </w:pPr>
-      <w:r>
-        <w:rPr>
-          <w:rFonts w:cstheme="majorBidi"/>
-        </w:rPr>
-        <w:t>Storage: At least 2 GB available space for the application, dependencies, and temporary datasets.</w:t>
+        <w:rPr>
+          <w:rFonts w:cstheme="majorBidi"/>
+        </w:rPr>
+      </w:pPr>
+      <w:r>
+        <w:rPr>
+          <w:rFonts w:cstheme="majorBidi"/>
+        </w:rPr>
+        <w:t xml:space="preserve">Storage: At least 2 </w:t>
+      </w:r>
+      <w:proofErr w:type="gramStart"/>
+      <w:r>
+        <w:rPr>
+          <w:rFonts w:cstheme="majorBidi"/>
+        </w:rPr>
+        <w:t>GB</w:t>
+      </w:r>
+      <w:proofErr w:type="gramEnd"/>
+      <w:r>
+        <w:rPr>
+          <w:rFonts w:cstheme="majorBidi"/>
+        </w:rPr>
+        <w:t xml:space="preserve"> available space for the application, dependencies, and temporary datasets.</w:t>
       </w:r>
     </w:p>
     <w:p>
@@ -6723,7 +6712,6 @@
           <w:ilvl w:val="0"/>
           <w:numId w:val="1"/>
         </w:numPr>
-        <w:spacing w:line="240" w:lineRule="auto"/>
         <w:rPr>
           <w:rFonts w:cstheme="majorBidi"/>
         </w:rPr>
@@ -6742,7 +6730,6 @@
           <w:ilvl w:val="0"/>
           <w:numId w:val="1"/>
         </w:numPr>
-        <w:spacing w:line="240" w:lineRule="auto"/>
         <w:rPr>
           <w:rFonts w:cstheme="majorBidi"/>
         </w:rPr>
@@ -6761,8 +6748,9 @@
           <w:ilvl w:val="1"/>
           <w:numId w:val="2"/>
         </w:numPr>
-      </w:pPr>
-      <w:bookmarkStart w:id="69" w:name="_Toc233167193"/>
+        <w:spacing w:line="360" w:lineRule="auto"/>
+      </w:pPr>
+      <w:bookmarkStart w:id="69" w:name="_Toc233215467"/>
       <w:r>
         <w:t>Project Timeline / Gantt Chart</w:t>
       </w:r>
@@ -6775,7 +6763,6 @@
           <w:ilvl w:val="0"/>
           <w:numId w:val="1"/>
         </w:numPr>
-        <w:spacing w:line="240" w:lineRule="auto"/>
         <w:rPr>
           <w:rFonts w:cstheme="majorBidi"/>
         </w:rPr>
@@ -6795,38 +6782,25 @@
     </w:p>
     <w:tbl>
       <w:tblPr>
-        <w:tblpPr w:leftFromText="180" w:rightFromText="180" w:vertAnchor="text" w:tblpY="1"/>
-        <w:tblOverlap w:val="never"/>
-        <w:tblW w:w="9404" w:type="dxa"/>
-        <w:tblCellSpacing w:w="15" w:type="dxa"/>
-        <w:tblBorders>
-          <w:left w:val="single" w:sz="4" w:space="0" w:color="auto"/>
-          <w:right w:val="single" w:sz="4" w:space="0" w:color="auto"/>
-          <w:insideH w:val="single" w:sz="4" w:space="0" w:color="auto"/>
-        </w:tblBorders>
-        <w:tblCellMar>
-          <w:top w:w="15" w:type="dxa"/>
-          <w:left w:w="15" w:type="dxa"/>
-          <w:bottom w:w="15" w:type="dxa"/>
-          <w:right w:w="15" w:type="dxa"/>
-        </w:tblCellMar>
+        <w:tblStyle w:val="GridTable1Light"/>
+        <w:tblpPr w:leftFromText="180" w:rightFromText="180" w:vertAnchor="text" w:tblpX="-460" w:tblpY="1"/>
+        <w:tblW w:w="10075" w:type="dxa"/>
         <w:tblLook w:val="04A0" w:firstRow="1" w:lastRow="0" w:firstColumn="1" w:lastColumn="0" w:noHBand="0" w:noVBand="1"/>
       </w:tblPr>
       <w:tblGrid>
-        <w:gridCol w:w="942"/>
-        <w:gridCol w:w="5131"/>
-        <w:gridCol w:w="3331"/>
+        <w:gridCol w:w="1345"/>
+        <w:gridCol w:w="5400"/>
+        <w:gridCol w:w="3330"/>
       </w:tblGrid>
       <w:tr>
         <w:trPr>
+          <w:cnfStyle w:val="100000000000" w:firstRow="1" w:lastRow="0" w:firstColumn="0" w:lastColumn="0" w:oddVBand="0" w:evenVBand="0" w:oddHBand="0" w:evenHBand="0" w:firstRowFirstColumn="0" w:firstRowLastColumn="0" w:lastRowFirstColumn="0" w:lastRowLastColumn="0"/>
           <w:trHeight w:val="471"/>
-          <w:tblHeader/>
-          <w:tblCellSpacing w:w="15" w:type="dxa"/>
         </w:trPr>
         <w:tc>
           <w:tcPr>
-            <w:tcW w:w="0" w:type="auto"/>
-            <w:vAlign w:val="center"/>
+            <w:cnfStyle w:val="001000000000" w:firstRow="0" w:lastRow="0" w:firstColumn="1" w:lastColumn="0" w:oddVBand="0" w:evenVBand="0" w:oddHBand="0" w:evenHBand="0" w:firstRowFirstColumn="0" w:firstRowLastColumn="0" w:lastRowFirstColumn="0" w:lastRowLastColumn="0"/>
+            <w:tcW w:w="1345" w:type="dxa"/>
             <w:hideMark/>
           </w:tcPr>
           <w:p>
@@ -6834,15 +6808,13 @@
               <w:jc w:val="center"/>
               <w:rPr>
                 <w:rFonts w:cstheme="majorBidi"/>
-                <w:b/>
-                <w:bCs/>
+                <w:b w:val="0"/>
+                <w:bCs w:val="0"/>
               </w:rPr>
             </w:pPr>
             <w:r>
               <w:rPr>
                 <w:rFonts w:cstheme="majorBidi"/>
-                <w:b/>
-                <w:bCs/>
               </w:rPr>
               <w:t>Phase</w:t>
             </w:r>
@@ -6850,24 +6822,22 @@
         </w:tc>
         <w:tc>
           <w:tcPr>
-            <w:tcW w:w="0" w:type="auto"/>
-            <w:vAlign w:val="center"/>
+            <w:tcW w:w="5400" w:type="dxa"/>
             <w:hideMark/>
           </w:tcPr>
           <w:p>
             <w:pPr>
               <w:jc w:val="center"/>
+              <w:cnfStyle w:val="100000000000" w:firstRow="1" w:lastRow="0" w:firstColumn="0" w:lastColumn="0" w:oddVBand="0" w:evenVBand="0" w:oddHBand="0" w:evenHBand="0" w:firstRowFirstColumn="0" w:firstRowLastColumn="0" w:lastRowFirstColumn="0" w:lastRowLastColumn="0"/>
               <w:rPr>
                 <w:rFonts w:cstheme="majorBidi"/>
-                <w:b/>
-                <w:bCs/>
+                <w:b w:val="0"/>
+                <w:bCs w:val="0"/>
               </w:rPr>
             </w:pPr>
             <w:r>
               <w:rPr>
                 <w:rFonts w:cstheme="majorBidi"/>
-                <w:b/>
-                <w:bCs/>
               </w:rPr>
               <w:t>Activities</w:t>
             </w:r>
@@ -6875,24 +6845,22 @@
         </w:tc>
         <w:tc>
           <w:tcPr>
-            <w:tcW w:w="3286" w:type="dxa"/>
-            <w:vAlign w:val="center"/>
+            <w:tcW w:w="3330" w:type="dxa"/>
             <w:hideMark/>
           </w:tcPr>
           <w:p>
             <w:pPr>
               <w:jc w:val="center"/>
+              <w:cnfStyle w:val="100000000000" w:firstRow="1" w:lastRow="0" w:firstColumn="0" w:lastColumn="0" w:oddVBand="0" w:evenVBand="0" w:oddHBand="0" w:evenHBand="0" w:firstRowFirstColumn="0" w:firstRowLastColumn="0" w:lastRowFirstColumn="0" w:lastRowLastColumn="0"/>
               <w:rPr>
                 <w:rFonts w:cstheme="majorBidi"/>
-                <w:b/>
-                <w:bCs/>
+                <w:b w:val="0"/>
+                <w:bCs w:val="0"/>
               </w:rPr>
             </w:pPr>
             <w:r>
               <w:rPr>
                 <w:rFonts w:cstheme="majorBidi"/>
-                <w:b/>
-                <w:bCs/>
               </w:rPr>
               <w:t>Duration</w:t>
             </w:r>
@@ -6902,12 +6870,11 @@
       <w:tr>
         <w:trPr>
           <w:trHeight w:val="481"/>
-          <w:tblCellSpacing w:w="15" w:type="dxa"/>
         </w:trPr>
         <w:tc>
           <w:tcPr>
-            <w:tcW w:w="0" w:type="auto"/>
-            <w:vAlign w:val="center"/>
+            <w:cnfStyle w:val="001000000000" w:firstRow="0" w:lastRow="0" w:firstColumn="1" w:lastColumn="0" w:oddVBand="0" w:evenVBand="0" w:oddHBand="0" w:evenHBand="0" w:firstRowFirstColumn="0" w:firstRowLastColumn="0" w:lastRowFirstColumn="0" w:lastRowLastColumn="0"/>
+            <w:tcW w:w="1345" w:type="dxa"/>
             <w:hideMark/>
           </w:tcPr>
           <w:p>
@@ -6927,13 +6894,13 @@
         </w:tc>
         <w:tc>
           <w:tcPr>
-            <w:tcW w:w="0" w:type="auto"/>
-            <w:vAlign w:val="center"/>
+            <w:tcW w:w="5400" w:type="dxa"/>
             <w:hideMark/>
           </w:tcPr>
           <w:p>
             <w:pPr>
               <w:jc w:val="center"/>
+              <w:cnfStyle w:val="000000000000" w:firstRow="0" w:lastRow="0" w:firstColumn="0" w:lastColumn="0" w:oddVBand="0" w:evenVBand="0" w:oddHBand="0" w:evenHBand="0" w:firstRowFirstColumn="0" w:firstRowLastColumn="0" w:lastRowFirstColumn="0" w:lastRowLastColumn="0"/>
               <w:rPr>
                 <w:rFonts w:cstheme="majorBidi"/>
               </w:rPr>
@@ -6948,13 +6915,13 @@
         </w:tc>
         <w:tc>
           <w:tcPr>
-            <w:tcW w:w="3286" w:type="dxa"/>
-            <w:vAlign w:val="center"/>
+            <w:tcW w:w="3330" w:type="dxa"/>
             <w:hideMark/>
           </w:tcPr>
           <w:p>
             <w:pPr>
               <w:jc w:val="center"/>
+              <w:cnfStyle w:val="000000000000" w:firstRow="0" w:lastRow="0" w:firstColumn="0" w:lastColumn="0" w:oddVBand="0" w:evenVBand="0" w:oddHBand="0" w:evenHBand="0" w:firstRowFirstColumn="0" w:firstRowLastColumn="0" w:lastRowFirstColumn="0" w:lastRowLastColumn="0"/>
               <w:rPr>
                 <w:rFonts w:cstheme="majorBidi"/>
               </w:rPr>
@@ -6971,12 +6938,11 @@
       <w:tr>
         <w:trPr>
           <w:trHeight w:val="481"/>
-          <w:tblCellSpacing w:w="15" w:type="dxa"/>
         </w:trPr>
         <w:tc>
           <w:tcPr>
-            <w:tcW w:w="0" w:type="auto"/>
-            <w:vAlign w:val="center"/>
+            <w:cnfStyle w:val="001000000000" w:firstRow="0" w:lastRow="0" w:firstColumn="1" w:lastColumn="0" w:oddVBand="0" w:evenVBand="0" w:oddHBand="0" w:evenHBand="0" w:firstRowFirstColumn="0" w:firstRowLastColumn="0" w:lastRowFirstColumn="0" w:lastRowLastColumn="0"/>
+            <w:tcW w:w="1345" w:type="dxa"/>
             <w:hideMark/>
           </w:tcPr>
           <w:p>
@@ -6996,13 +6962,13 @@
         </w:tc>
         <w:tc>
           <w:tcPr>
-            <w:tcW w:w="0" w:type="auto"/>
-            <w:vAlign w:val="center"/>
+            <w:tcW w:w="5400" w:type="dxa"/>
             <w:hideMark/>
           </w:tcPr>
           <w:p>
             <w:pPr>
               <w:jc w:val="center"/>
+              <w:cnfStyle w:val="000000000000" w:firstRow="0" w:lastRow="0" w:firstColumn="0" w:lastColumn="0" w:oddVBand="0" w:evenVBand="0" w:oddHBand="0" w:evenHBand="0" w:firstRowFirstColumn="0" w:firstRowLastColumn="0" w:lastRowFirstColumn="0" w:lastRowLastColumn="0"/>
               <w:rPr>
                 <w:rFonts w:cstheme="majorBidi"/>
               </w:rPr>
@@ -7017,13 +6983,13 @@
         </w:tc>
         <w:tc>
           <w:tcPr>
-            <w:tcW w:w="3286" w:type="dxa"/>
-            <w:vAlign w:val="center"/>
+            <w:tcW w:w="3330" w:type="dxa"/>
             <w:hideMark/>
           </w:tcPr>
           <w:p>
             <w:pPr>
               <w:jc w:val="center"/>
+              <w:cnfStyle w:val="000000000000" w:firstRow="0" w:lastRow="0" w:firstColumn="0" w:lastColumn="0" w:oddVBand="0" w:evenVBand="0" w:oddHBand="0" w:evenHBand="0" w:firstRowFirstColumn="0" w:firstRowLastColumn="0" w:lastRowFirstColumn="0" w:lastRowLastColumn="0"/>
               <w:rPr>
                 <w:rFonts w:cstheme="majorBidi"/>
               </w:rPr>
@@ -7040,12 +7006,11 @@
       <w:tr>
         <w:trPr>
           <w:trHeight w:val="481"/>
-          <w:tblCellSpacing w:w="15" w:type="dxa"/>
         </w:trPr>
         <w:tc>
           <w:tcPr>
-            <w:tcW w:w="0" w:type="auto"/>
-            <w:vAlign w:val="center"/>
+            <w:cnfStyle w:val="001000000000" w:firstRow="0" w:lastRow="0" w:firstColumn="1" w:lastColumn="0" w:oddVBand="0" w:evenVBand="0" w:oddHBand="0" w:evenHBand="0" w:firstRowFirstColumn="0" w:firstRowLastColumn="0" w:lastRowFirstColumn="0" w:lastRowLastColumn="0"/>
+            <w:tcW w:w="1345" w:type="dxa"/>
             <w:hideMark/>
           </w:tcPr>
           <w:p>
@@ -7065,13 +7030,13 @@
         </w:tc>
         <w:tc>
           <w:tcPr>
-            <w:tcW w:w="0" w:type="auto"/>
-            <w:vAlign w:val="center"/>
+            <w:tcW w:w="5400" w:type="dxa"/>
             <w:hideMark/>
           </w:tcPr>
           <w:p>
             <w:pPr>
               <w:jc w:val="center"/>
+              <w:cnfStyle w:val="000000000000" w:firstRow="0" w:lastRow="0" w:firstColumn="0" w:lastColumn="0" w:oddVBand="0" w:evenVBand="0" w:oddHBand="0" w:evenHBand="0" w:firstRowFirstColumn="0" w:firstRowLastColumn="0" w:lastRowFirstColumn="0" w:lastRowLastColumn="0"/>
               <w:rPr>
                 <w:rFonts w:cstheme="majorBidi"/>
               </w:rPr>
@@ -7086,13 +7051,13 @@
         </w:tc>
         <w:tc>
           <w:tcPr>
-            <w:tcW w:w="3286" w:type="dxa"/>
-            <w:vAlign w:val="center"/>
+            <w:tcW w:w="3330" w:type="dxa"/>
             <w:hideMark/>
           </w:tcPr>
           <w:p>
             <w:pPr>
               <w:jc w:val="center"/>
+              <w:cnfStyle w:val="000000000000" w:firstRow="0" w:lastRow="0" w:firstColumn="0" w:lastColumn="0" w:oddVBand="0" w:evenVBand="0" w:oddHBand="0" w:evenHBand="0" w:firstRowFirstColumn="0" w:firstRowLastColumn="0" w:lastRowFirstColumn="0" w:lastRowLastColumn="0"/>
               <w:rPr>
                 <w:rFonts w:cstheme="majorBidi"/>
               </w:rPr>
@@ -7109,12 +7074,11 @@
       <w:tr>
         <w:trPr>
           <w:trHeight w:val="481"/>
-          <w:tblCellSpacing w:w="15" w:type="dxa"/>
         </w:trPr>
         <w:tc>
           <w:tcPr>
-            <w:tcW w:w="0" w:type="auto"/>
-            <w:vAlign w:val="center"/>
+            <w:cnfStyle w:val="001000000000" w:firstRow="0" w:lastRow="0" w:firstColumn="1" w:lastColumn="0" w:oddVBand="0" w:evenVBand="0" w:oddHBand="0" w:evenHBand="0" w:firstRowFirstColumn="0" w:firstRowLastColumn="0" w:lastRowFirstColumn="0" w:lastRowLastColumn="0"/>
+            <w:tcW w:w="1345" w:type="dxa"/>
             <w:hideMark/>
           </w:tcPr>
           <w:p>
@@ -7134,13 +7098,13 @@
         </w:tc>
         <w:tc>
           <w:tcPr>
-            <w:tcW w:w="0" w:type="auto"/>
-            <w:vAlign w:val="center"/>
+            <w:tcW w:w="5400" w:type="dxa"/>
             <w:hideMark/>
           </w:tcPr>
           <w:p>
             <w:pPr>
               <w:jc w:val="center"/>
+              <w:cnfStyle w:val="000000000000" w:firstRow="0" w:lastRow="0" w:firstColumn="0" w:lastColumn="0" w:oddVBand="0" w:evenVBand="0" w:oddHBand="0" w:evenHBand="0" w:firstRowFirstColumn="0" w:firstRowLastColumn="0" w:lastRowFirstColumn="0" w:lastRowLastColumn="0"/>
               <w:rPr>
                 <w:rFonts w:cstheme="majorBidi"/>
               </w:rPr>
@@ -7155,13 +7119,13 @@
         </w:tc>
         <w:tc>
           <w:tcPr>
-            <w:tcW w:w="3286" w:type="dxa"/>
-            <w:vAlign w:val="center"/>
+            <w:tcW w:w="3330" w:type="dxa"/>
             <w:hideMark/>
           </w:tcPr>
           <w:p>
             <w:pPr>
               <w:jc w:val="center"/>
+              <w:cnfStyle w:val="000000000000" w:firstRow="0" w:lastRow="0" w:firstColumn="0" w:lastColumn="0" w:oddVBand="0" w:evenVBand="0" w:oddHBand="0" w:evenHBand="0" w:firstRowFirstColumn="0" w:firstRowLastColumn="0" w:lastRowFirstColumn="0" w:lastRowLastColumn="0"/>
               <w:rPr>
                 <w:rFonts w:cstheme="majorBidi"/>
               </w:rPr>
@@ -7178,12 +7142,11 @@
       <w:tr>
         <w:trPr>
           <w:trHeight w:val="481"/>
-          <w:tblCellSpacing w:w="15" w:type="dxa"/>
         </w:trPr>
         <w:tc>
           <w:tcPr>
-            <w:tcW w:w="0" w:type="auto"/>
-            <w:vAlign w:val="center"/>
+            <w:cnfStyle w:val="001000000000" w:firstRow="0" w:lastRow="0" w:firstColumn="1" w:lastColumn="0" w:oddVBand="0" w:evenVBand="0" w:oddHBand="0" w:evenHBand="0" w:firstRowFirstColumn="0" w:firstRowLastColumn="0" w:lastRowFirstColumn="0" w:lastRowLastColumn="0"/>
+            <w:tcW w:w="1345" w:type="dxa"/>
             <w:hideMark/>
           </w:tcPr>
           <w:p>
@@ -7203,13 +7166,13 @@
         </w:tc>
         <w:tc>
           <w:tcPr>
-            <w:tcW w:w="0" w:type="auto"/>
-            <w:vAlign w:val="center"/>
+            <w:tcW w:w="5400" w:type="dxa"/>
             <w:hideMark/>
           </w:tcPr>
           <w:p>
             <w:pPr>
               <w:jc w:val="center"/>
+              <w:cnfStyle w:val="000000000000" w:firstRow="0" w:lastRow="0" w:firstColumn="0" w:lastColumn="0" w:oddVBand="0" w:evenVBand="0" w:oddHBand="0" w:evenHBand="0" w:firstRowFirstColumn="0" w:firstRowLastColumn="0" w:lastRowFirstColumn="0" w:lastRowLastColumn="0"/>
               <w:rPr>
                 <w:rFonts w:cstheme="majorBidi"/>
               </w:rPr>
@@ -7224,13 +7187,13 @@
         </w:tc>
         <w:tc>
           <w:tcPr>
-            <w:tcW w:w="3286" w:type="dxa"/>
-            <w:vAlign w:val="center"/>
+            <w:tcW w:w="3330" w:type="dxa"/>
             <w:hideMark/>
           </w:tcPr>
           <w:p>
             <w:pPr>
               <w:jc w:val="center"/>
+              <w:cnfStyle w:val="000000000000" w:firstRow="0" w:lastRow="0" w:firstColumn="0" w:lastColumn="0" w:oddVBand="0" w:evenVBand="0" w:oddHBand="0" w:evenHBand="0" w:firstRowFirstColumn="0" w:firstRowLastColumn="0" w:lastRowFirstColumn="0" w:lastRowLastColumn="0"/>
               <w:rPr>
                 <w:rFonts w:cstheme="majorBidi"/>
               </w:rPr>
@@ -7247,12 +7210,11 @@
       <w:tr>
         <w:trPr>
           <w:trHeight w:val="481"/>
-          <w:tblCellSpacing w:w="15" w:type="dxa"/>
         </w:trPr>
         <w:tc>
           <w:tcPr>
-            <w:tcW w:w="0" w:type="auto"/>
-            <w:vAlign w:val="center"/>
+            <w:cnfStyle w:val="001000000000" w:firstRow="0" w:lastRow="0" w:firstColumn="1" w:lastColumn="0" w:oddVBand="0" w:evenVBand="0" w:oddHBand="0" w:evenHBand="0" w:firstRowFirstColumn="0" w:firstRowLastColumn="0" w:lastRowFirstColumn="0" w:lastRowLastColumn="0"/>
+            <w:tcW w:w="1345" w:type="dxa"/>
             <w:hideMark/>
           </w:tcPr>
           <w:p>
@@ -7272,13 +7234,13 @@
         </w:tc>
         <w:tc>
           <w:tcPr>
-            <w:tcW w:w="0" w:type="auto"/>
-            <w:vAlign w:val="center"/>
+            <w:tcW w:w="5400" w:type="dxa"/>
             <w:hideMark/>
           </w:tcPr>
           <w:p>
             <w:pPr>
               <w:jc w:val="center"/>
+              <w:cnfStyle w:val="000000000000" w:firstRow="0" w:lastRow="0" w:firstColumn="0" w:lastColumn="0" w:oddVBand="0" w:evenVBand="0" w:oddHBand="0" w:evenHBand="0" w:firstRowFirstColumn="0" w:firstRowLastColumn="0" w:lastRowFirstColumn="0" w:lastRowLastColumn="0"/>
               <w:rPr>
                 <w:rFonts w:cstheme="majorBidi"/>
               </w:rPr>
@@ -7293,13 +7255,13 @@
         </w:tc>
         <w:tc>
           <w:tcPr>
-            <w:tcW w:w="3286" w:type="dxa"/>
-            <w:vAlign w:val="center"/>
+            <w:tcW w:w="3330" w:type="dxa"/>
             <w:hideMark/>
           </w:tcPr>
           <w:p>
             <w:pPr>
               <w:jc w:val="center"/>
+              <w:cnfStyle w:val="000000000000" w:firstRow="0" w:lastRow="0" w:firstColumn="0" w:lastColumn="0" w:oddVBand="0" w:evenVBand="0" w:oddHBand="0" w:evenHBand="0" w:firstRowFirstColumn="0" w:firstRowLastColumn="0" w:lastRowFirstColumn="0" w:lastRowLastColumn="0"/>
               <w:rPr>
                 <w:rFonts w:cstheme="majorBidi"/>
               </w:rPr>
@@ -7316,12 +7278,11 @@
       <w:tr>
         <w:trPr>
           <w:trHeight w:val="481"/>
-          <w:tblCellSpacing w:w="15" w:type="dxa"/>
         </w:trPr>
         <w:tc>
           <w:tcPr>
-            <w:tcW w:w="0" w:type="auto"/>
-            <w:vAlign w:val="center"/>
+            <w:cnfStyle w:val="001000000000" w:firstRow="0" w:lastRow="0" w:firstColumn="1" w:lastColumn="0" w:oddVBand="0" w:evenVBand="0" w:oddHBand="0" w:evenHBand="0" w:firstRowFirstColumn="0" w:firstRowLastColumn="0" w:lastRowFirstColumn="0" w:lastRowLastColumn="0"/>
+            <w:tcW w:w="1345" w:type="dxa"/>
             <w:hideMark/>
           </w:tcPr>
           <w:p>
@@ -7342,13 +7303,13 @@
         </w:tc>
         <w:tc>
           <w:tcPr>
-            <w:tcW w:w="0" w:type="auto"/>
-            <w:vAlign w:val="center"/>
+            <w:tcW w:w="5400" w:type="dxa"/>
             <w:hideMark/>
           </w:tcPr>
           <w:p>
             <w:pPr>
               <w:jc w:val="center"/>
+              <w:cnfStyle w:val="000000000000" w:firstRow="0" w:lastRow="0" w:firstColumn="0" w:lastColumn="0" w:oddVBand="0" w:evenVBand="0" w:oddHBand="0" w:evenHBand="0" w:firstRowFirstColumn="0" w:firstRowLastColumn="0" w:lastRowFirstColumn="0" w:lastRowLastColumn="0"/>
               <w:rPr>
                 <w:rFonts w:cstheme="majorBidi"/>
               </w:rPr>
@@ -7363,13 +7324,13 @@
         </w:tc>
         <w:tc>
           <w:tcPr>
-            <w:tcW w:w="3286" w:type="dxa"/>
-            <w:vAlign w:val="center"/>
+            <w:tcW w:w="3330" w:type="dxa"/>
             <w:hideMark/>
           </w:tcPr>
           <w:p>
             <w:pPr>
               <w:jc w:val="center"/>
+              <w:cnfStyle w:val="000000000000" w:firstRow="0" w:lastRow="0" w:firstColumn="0" w:lastColumn="0" w:oddVBand="0" w:evenVBand="0" w:oddHBand="0" w:evenHBand="0" w:firstRowFirstColumn="0" w:firstRowLastColumn="0" w:lastRowFirstColumn="0" w:lastRowLastColumn="0"/>
               <w:rPr>
                 <w:rFonts w:cstheme="majorBidi"/>
               </w:rPr>
@@ -7386,12 +7347,11 @@
       <w:tr>
         <w:trPr>
           <w:trHeight w:val="481"/>
-          <w:tblCellSpacing w:w="15" w:type="dxa"/>
         </w:trPr>
         <w:tc>
           <w:tcPr>
-            <w:tcW w:w="0" w:type="auto"/>
-            <w:vAlign w:val="center"/>
+            <w:cnfStyle w:val="001000000000" w:firstRow="0" w:lastRow="0" w:firstColumn="1" w:lastColumn="0" w:oddVBand="0" w:evenVBand="0" w:oddHBand="0" w:evenHBand="0" w:firstRowFirstColumn="0" w:firstRowLastColumn="0" w:lastRowFirstColumn="0" w:lastRowLastColumn="0"/>
+            <w:tcW w:w="1345" w:type="dxa"/>
             <w:hideMark/>
           </w:tcPr>
           <w:p>
@@ -7411,13 +7371,13 @@
         </w:tc>
         <w:tc>
           <w:tcPr>
-            <w:tcW w:w="0" w:type="auto"/>
-            <w:vAlign w:val="center"/>
+            <w:tcW w:w="5400" w:type="dxa"/>
             <w:hideMark/>
           </w:tcPr>
           <w:p>
             <w:pPr>
               <w:jc w:val="center"/>
+              <w:cnfStyle w:val="000000000000" w:firstRow="0" w:lastRow="0" w:firstColumn="0" w:lastColumn="0" w:oddVBand="0" w:evenVBand="0" w:oddHBand="0" w:evenHBand="0" w:firstRowFirstColumn="0" w:firstRowLastColumn="0" w:lastRowFirstColumn="0" w:lastRowLastColumn="0"/>
               <w:rPr>
                 <w:rFonts w:cstheme="majorBidi"/>
               </w:rPr>
@@ -7432,13 +7392,13 @@
         </w:tc>
         <w:tc>
           <w:tcPr>
-            <w:tcW w:w="3286" w:type="dxa"/>
-            <w:vAlign w:val="center"/>
+            <w:tcW w:w="3330" w:type="dxa"/>
             <w:hideMark/>
           </w:tcPr>
           <w:p>
             <w:pPr>
               <w:jc w:val="center"/>
+              <w:cnfStyle w:val="000000000000" w:firstRow="0" w:lastRow="0" w:firstColumn="0" w:lastColumn="0" w:oddVBand="0" w:evenVBand="0" w:oddHBand="0" w:evenHBand="0" w:firstRowFirstColumn="0" w:firstRowLastColumn="0" w:lastRowFirstColumn="0" w:lastRowLastColumn="0"/>
               <w:rPr>
                 <w:rFonts w:cstheme="majorBidi"/>
               </w:rPr>
@@ -7455,12 +7415,11 @@
       <w:tr>
         <w:trPr>
           <w:trHeight w:val="481"/>
-          <w:tblCellSpacing w:w="15" w:type="dxa"/>
         </w:trPr>
         <w:tc>
           <w:tcPr>
-            <w:tcW w:w="0" w:type="auto"/>
-            <w:vAlign w:val="center"/>
+            <w:cnfStyle w:val="001000000000" w:firstRow="0" w:lastRow="0" w:firstColumn="1" w:lastColumn="0" w:oddVBand="0" w:evenVBand="0" w:oddHBand="0" w:evenHBand="0" w:firstRowFirstColumn="0" w:firstRowLastColumn="0" w:lastRowFirstColumn="0" w:lastRowLastColumn="0"/>
+            <w:tcW w:w="1345" w:type="dxa"/>
             <w:hideMark/>
           </w:tcPr>
           <w:p>
@@ -7480,13 +7439,13 @@
         </w:tc>
         <w:tc>
           <w:tcPr>
-            <w:tcW w:w="0" w:type="auto"/>
-            <w:vAlign w:val="center"/>
+            <w:tcW w:w="5400" w:type="dxa"/>
             <w:hideMark/>
           </w:tcPr>
           <w:p>
             <w:pPr>
               <w:jc w:val="center"/>
+              <w:cnfStyle w:val="000000000000" w:firstRow="0" w:lastRow="0" w:firstColumn="0" w:lastColumn="0" w:oddVBand="0" w:evenVBand="0" w:oddHBand="0" w:evenHBand="0" w:firstRowFirstColumn="0" w:firstRowLastColumn="0" w:lastRowFirstColumn="0" w:lastRowLastColumn="0"/>
               <w:rPr>
                 <w:rFonts w:cstheme="majorBidi"/>
               </w:rPr>
@@ -7501,13 +7460,13 @@
         </w:tc>
         <w:tc>
           <w:tcPr>
-            <w:tcW w:w="3286" w:type="dxa"/>
-            <w:vAlign w:val="center"/>
+            <w:tcW w:w="3330" w:type="dxa"/>
             <w:hideMark/>
           </w:tcPr>
           <w:p>
             <w:pPr>
               <w:jc w:val="center"/>
+              <w:cnfStyle w:val="000000000000" w:firstRow="0" w:lastRow="0" w:firstColumn="0" w:lastColumn="0" w:oddVBand="0" w:evenVBand="0" w:oddHBand="0" w:evenHBand="0" w:firstRowFirstColumn="0" w:firstRowLastColumn="0" w:lastRowFirstColumn="0" w:lastRowLastColumn="0"/>
               <w:rPr>
                 <w:rFonts w:cstheme="majorBidi"/>
               </w:rPr>
@@ -7524,12 +7483,11 @@
       <w:tr>
         <w:trPr>
           <w:trHeight w:val="481"/>
-          <w:tblCellSpacing w:w="15" w:type="dxa"/>
         </w:trPr>
         <w:tc>
           <w:tcPr>
-            <w:tcW w:w="0" w:type="auto"/>
-            <w:vAlign w:val="center"/>
+            <w:cnfStyle w:val="001000000000" w:firstRow="0" w:lastRow="0" w:firstColumn="1" w:lastColumn="0" w:oddVBand="0" w:evenVBand="0" w:oddHBand="0" w:evenHBand="0" w:firstRowFirstColumn="0" w:firstRowLastColumn="0" w:lastRowFirstColumn="0" w:lastRowLastColumn="0"/>
+            <w:tcW w:w="1345" w:type="dxa"/>
             <w:hideMark/>
           </w:tcPr>
           <w:p>
@@ -7549,13 +7507,13 @@
         </w:tc>
         <w:tc>
           <w:tcPr>
-            <w:tcW w:w="0" w:type="auto"/>
-            <w:vAlign w:val="center"/>
+            <w:tcW w:w="5400" w:type="dxa"/>
             <w:hideMark/>
           </w:tcPr>
           <w:p>
             <w:pPr>
               <w:jc w:val="center"/>
+              <w:cnfStyle w:val="000000000000" w:firstRow="0" w:lastRow="0" w:firstColumn="0" w:lastColumn="0" w:oddVBand="0" w:evenVBand="0" w:oddHBand="0" w:evenHBand="0" w:firstRowFirstColumn="0" w:firstRowLastColumn="0" w:lastRowFirstColumn="0" w:lastRowLastColumn="0"/>
               <w:rPr>
                 <w:rFonts w:cstheme="majorBidi"/>
               </w:rPr>
@@ -7582,13 +7540,13 @@
         </w:tc>
         <w:tc>
           <w:tcPr>
-            <w:tcW w:w="3286" w:type="dxa"/>
-            <w:vAlign w:val="center"/>
+            <w:tcW w:w="3330" w:type="dxa"/>
             <w:hideMark/>
           </w:tcPr>
           <w:p>
             <w:pPr>
               <w:jc w:val="center"/>
+              <w:cnfStyle w:val="000000000000" w:firstRow="0" w:lastRow="0" w:firstColumn="0" w:lastColumn="0" w:oddVBand="0" w:evenVBand="0" w:oddHBand="0" w:evenHBand="0" w:firstRowFirstColumn="0" w:firstRowLastColumn="0" w:lastRowFirstColumn="0" w:lastRowLastColumn="0"/>
               <w:rPr>
                 <w:rFonts w:cstheme="majorBidi"/>
               </w:rPr>
@@ -7605,12 +7563,11 @@
       <w:tr>
         <w:trPr>
           <w:trHeight w:val="481"/>
-          <w:tblCellSpacing w:w="15" w:type="dxa"/>
         </w:trPr>
         <w:tc>
           <w:tcPr>
-            <w:tcW w:w="0" w:type="auto"/>
-            <w:vAlign w:val="center"/>
+            <w:cnfStyle w:val="001000000000" w:firstRow="0" w:lastRow="0" w:firstColumn="1" w:lastColumn="0" w:oddVBand="0" w:evenVBand="0" w:oddHBand="0" w:evenHBand="0" w:firstRowFirstColumn="0" w:firstRowLastColumn="0" w:lastRowFirstColumn="0" w:lastRowLastColumn="0"/>
+            <w:tcW w:w="1345" w:type="dxa"/>
             <w:hideMark/>
           </w:tcPr>
           <w:p>
@@ -7630,13 +7587,13 @@
         </w:tc>
         <w:tc>
           <w:tcPr>
-            <w:tcW w:w="0" w:type="auto"/>
-            <w:vAlign w:val="center"/>
+            <w:tcW w:w="5400" w:type="dxa"/>
             <w:hideMark/>
           </w:tcPr>
           <w:p>
             <w:pPr>
               <w:jc w:val="center"/>
+              <w:cnfStyle w:val="000000000000" w:firstRow="0" w:lastRow="0" w:firstColumn="0" w:lastColumn="0" w:oddVBand="0" w:evenVBand="0" w:oddHBand="0" w:evenHBand="0" w:firstRowFirstColumn="0" w:firstRowLastColumn="0" w:lastRowFirstColumn="0" w:lastRowLastColumn="0"/>
               <w:rPr>
                 <w:rFonts w:cstheme="majorBidi"/>
               </w:rPr>
@@ -7651,13 +7608,13 @@
         </w:tc>
         <w:tc>
           <w:tcPr>
-            <w:tcW w:w="3286" w:type="dxa"/>
-            <w:vAlign w:val="center"/>
+            <w:tcW w:w="3330" w:type="dxa"/>
             <w:hideMark/>
           </w:tcPr>
           <w:p>
             <w:pPr>
               <w:jc w:val="center"/>
+              <w:cnfStyle w:val="000000000000" w:firstRow="0" w:lastRow="0" w:firstColumn="0" w:lastColumn="0" w:oddVBand="0" w:evenVBand="0" w:oddHBand="0" w:evenHBand="0" w:firstRowFirstColumn="0" w:firstRowLastColumn="0" w:lastRowFirstColumn="0" w:lastRowLastColumn="0"/>
               <w:rPr>
                 <w:rFonts w:cstheme="majorBidi"/>
               </w:rPr>
@@ -7674,12 +7631,11 @@
       <w:tr>
         <w:trPr>
           <w:trHeight w:val="481"/>
-          <w:tblCellSpacing w:w="15" w:type="dxa"/>
         </w:trPr>
         <w:tc>
           <w:tcPr>
-            <w:tcW w:w="0" w:type="auto"/>
-            <w:vAlign w:val="center"/>
+            <w:cnfStyle w:val="001000000000" w:firstRow="0" w:lastRow="0" w:firstColumn="1" w:lastColumn="0" w:oddVBand="0" w:evenVBand="0" w:oddHBand="0" w:evenHBand="0" w:firstRowFirstColumn="0" w:firstRowLastColumn="0" w:lastRowFirstColumn="0" w:lastRowLastColumn="0"/>
+            <w:tcW w:w="1345" w:type="dxa"/>
           </w:tcPr>
           <w:p>
             <w:pPr>
@@ -7698,12 +7654,12 @@
         </w:tc>
         <w:tc>
           <w:tcPr>
-            <w:tcW w:w="0" w:type="auto"/>
-            <w:vAlign w:val="center"/>
+            <w:tcW w:w="5400" w:type="dxa"/>
           </w:tcPr>
           <w:p>
             <w:pPr>
               <w:jc w:val="center"/>
+              <w:cnfStyle w:val="000000000000" w:firstRow="0" w:lastRow="0" w:firstColumn="0" w:lastColumn="0" w:oddVBand="0" w:evenVBand="0" w:oddHBand="0" w:evenHBand="0" w:firstRowFirstColumn="0" w:firstRowLastColumn="0" w:lastRowFirstColumn="0" w:lastRowLastColumn="0"/>
               <w:rPr>
                 <w:rFonts w:cstheme="majorBidi"/>
               </w:rPr>
@@ -7718,12 +7674,12 @@
         </w:tc>
         <w:tc>
           <w:tcPr>
-            <w:tcW w:w="3286" w:type="dxa"/>
-            <w:vAlign w:val="center"/>
+            <w:tcW w:w="3330" w:type="dxa"/>
           </w:tcPr>
           <w:p>
             <w:pPr>
               <w:jc w:val="center"/>
+              <w:cnfStyle w:val="000000000000" w:firstRow="0" w:lastRow="0" w:firstColumn="0" w:lastColumn="0" w:oddVBand="0" w:evenVBand="0" w:oddHBand="0" w:evenHBand="0" w:firstRowFirstColumn="0" w:firstRowLastColumn="0" w:lastRowFirstColumn="0" w:lastRowLastColumn="0"/>
               <w:rPr>
                 <w:rFonts w:cstheme="majorBidi"/>
               </w:rPr>
@@ -7740,7 +7696,6 @@
     </w:tbl>
     <w:p>
       <w:pPr>
-        <w:spacing w:line="240" w:lineRule="auto"/>
         <w:rPr>
           <w:rFonts w:cstheme="majorBidi"/>
         </w:rPr>
@@ -7753,8 +7708,9 @@
           <w:ilvl w:val="1"/>
           <w:numId w:val="2"/>
         </w:numPr>
-      </w:pPr>
-      <w:bookmarkStart w:id="70" w:name="_Toc233167194"/>
+        <w:spacing w:line="360" w:lineRule="auto"/>
+      </w:pPr>
+      <w:bookmarkStart w:id="70" w:name="_Toc233215468"/>
       <w:r>
         <w:t>Report Organization</w:t>
       </w:r>
@@ -7762,15 +7718,6 @@
     </w:p>
     <w:p>
       <w:pPr>
-        <w:spacing w:line="240" w:lineRule="auto"/>
-        <w:rPr>
-          <w:rFonts w:cstheme="majorBidi"/>
-        </w:rPr>
-      </w:pPr>
-    </w:p>
-    <w:p>
-      <w:pPr>
-        <w:spacing w:line="240" w:lineRule="auto"/>
         <w:rPr>
           <w:rFonts w:cstheme="majorBidi"/>
         </w:rPr>
@@ -7896,31 +7843,20 @@
     </w:p>
     <w:p>
       <w:pPr>
-        <w:spacing w:line="240" w:lineRule="auto"/>
-        <w:rPr>
-          <w:rFonts w:cstheme="majorBidi"/>
-        </w:rPr>
-      </w:pPr>
-    </w:p>
-    <w:p>
-      <w:pPr>
-        <w:spacing w:line="240" w:lineRule="auto"/>
-        <w:rPr>
-          <w:rFonts w:cstheme="majorBidi"/>
-        </w:rPr>
-      </w:pPr>
-    </w:p>
-    <w:p>
-      <w:pPr>
-        <w:spacing w:line="240" w:lineRule="auto"/>
-        <w:rPr>
-          <w:rFonts w:cstheme="majorBidi"/>
-        </w:rPr>
-      </w:pPr>
-    </w:p>
-    <w:p>
-      <w:pPr>
-        <w:spacing w:line="240" w:lineRule="auto"/>
+        <w:rPr>
+          <w:rFonts w:cstheme="majorBidi"/>
+        </w:rPr>
+      </w:pPr>
+    </w:p>
+    <w:p>
+      <w:pPr>
+        <w:rPr>
+          <w:rFonts w:cstheme="majorBidi"/>
+        </w:rPr>
+      </w:pPr>
+    </w:p>
+    <w:p>
+      <w:pPr>
         <w:rPr>
           <w:rFonts w:cstheme="majorBidi"/>
         </w:rPr>
@@ -7929,10 +7865,9 @@
     <w:p>
       <w:pPr>
         <w:pStyle w:val="Heading1"/>
-        <w:spacing w:line="240" w:lineRule="auto"/>
         <w:ind w:left="360"/>
       </w:pPr>
-      <w:bookmarkStart w:id="71" w:name="_Toc233167195"/>
+      <w:bookmarkStart w:id="71" w:name="_Toc233215469"/>
       <w:r>
         <w:lastRenderedPageBreak/>
         <w:t xml:space="preserve">Chapter </w:t>
@@ -7948,10 +7883,9 @@
     <w:p>
       <w:pPr>
         <w:pStyle w:val="Heading1"/>
-        <w:spacing w:line="240" w:lineRule="auto"/>
         <w:ind w:left="360"/>
       </w:pPr>
-      <w:bookmarkStart w:id="72" w:name="_Toc233167196"/>
+      <w:bookmarkStart w:id="72" w:name="_Toc233215470"/>
       <w:r>
         <w:t xml:space="preserve">Chapter </w:t>
       </w:r>
@@ -7977,8 +7911,9 @@
           <w:ilvl w:val="1"/>
           <w:numId w:val="5"/>
         </w:numPr>
-      </w:pPr>
-      <w:bookmarkStart w:id="73" w:name="_Toc233167197"/>
+        <w:spacing w:line="360" w:lineRule="auto"/>
+      </w:pPr>
+      <w:bookmarkStart w:id="73" w:name="_Toc233215471"/>
       <w:r>
         <w:t>Stakeholder Analysis</w:t>
       </w:r>
@@ -7991,8 +7926,9 @@
           <w:ilvl w:val="1"/>
           <w:numId w:val="5"/>
         </w:numPr>
-      </w:pPr>
-      <w:bookmarkStart w:id="74" w:name="_Toc233167198"/>
+        <w:spacing w:line="360" w:lineRule="auto"/>
+      </w:pPr>
+      <w:bookmarkStart w:id="74" w:name="_Toc233215472"/>
       <w:r>
         <w:t>Functional Requirements</w:t>
       </w:r>
@@ -8005,8 +7941,9 @@
           <w:ilvl w:val="1"/>
           <w:numId w:val="5"/>
         </w:numPr>
-      </w:pPr>
-      <w:bookmarkStart w:id="75" w:name="_Toc233167199"/>
+        <w:spacing w:line="360" w:lineRule="auto"/>
+      </w:pPr>
+      <w:bookmarkStart w:id="75" w:name="_Toc233215473"/>
       <w:r>
         <w:t>Non-Functional Requirements</w:t>
       </w:r>
@@ -8019,8 +7956,9 @@
           <w:ilvl w:val="1"/>
           <w:numId w:val="5"/>
         </w:numPr>
-      </w:pPr>
-      <w:bookmarkStart w:id="76" w:name="_Toc233167200"/>
+        <w:spacing w:line="360" w:lineRule="auto"/>
+      </w:pPr>
+      <w:bookmarkStart w:id="76" w:name="_Toc233215474"/>
       <w:r>
         <w:t>Use Case Diagrams with actor descriptions</w:t>
       </w:r>
@@ -8033,8 +7971,9 @@
           <w:ilvl w:val="1"/>
           <w:numId w:val="5"/>
         </w:numPr>
-      </w:pPr>
-      <w:bookmarkStart w:id="77" w:name="_Toc233167201"/>
+        <w:spacing w:line="360" w:lineRule="auto"/>
+      </w:pPr>
+      <w:bookmarkStart w:id="77" w:name="_Toc233215475"/>
       <w:r>
         <w:t>Feasibility Study (technical, economic, and operational - brief)</w:t>
       </w:r>
@@ -8052,7 +7991,7 @@
         <w:pStyle w:val="Heading1"/>
         <w:ind w:left="360"/>
       </w:pPr>
-      <w:bookmarkStart w:id="78" w:name="_Toc233167202"/>
+      <w:bookmarkStart w:id="78" w:name="_Toc233215476"/>
       <w:r>
         <w:t xml:space="preserve">Chapter </w:t>
       </w:r>
@@ -8071,8 +8010,9 @@
           <w:ilvl w:val="1"/>
           <w:numId w:val="6"/>
         </w:numPr>
-      </w:pPr>
-      <w:bookmarkStart w:id="79" w:name="_Toc233167203"/>
+        <w:spacing w:line="360" w:lineRule="auto"/>
+      </w:pPr>
+      <w:bookmarkStart w:id="79" w:name="_Toc233215477"/>
       <w:r>
         <w:t>System Architecture / Component Diagram</w:t>
       </w:r>
@@ -8085,8 +8025,9 @@
           <w:ilvl w:val="1"/>
           <w:numId w:val="6"/>
         </w:numPr>
-      </w:pPr>
-      <w:bookmarkStart w:id="80" w:name="_Toc233167204"/>
+        <w:spacing w:line="360" w:lineRule="auto"/>
+      </w:pPr>
+      <w:bookmarkStart w:id="80" w:name="_Toc233215478"/>
       <w:r>
         <w:t>Class Diagrams</w:t>
       </w:r>
@@ -8099,8 +8040,9 @@
           <w:ilvl w:val="1"/>
           <w:numId w:val="6"/>
         </w:numPr>
-      </w:pPr>
-      <w:bookmarkStart w:id="81" w:name="_Toc233167205"/>
+        <w:spacing w:line="360" w:lineRule="auto"/>
+      </w:pPr>
+      <w:bookmarkStart w:id="81" w:name="_Toc233215479"/>
       <w:r>
         <w:t>Sequence Diagrams (for key use cases)</w:t>
       </w:r>
@@ -8113,8 +8055,9 @@
           <w:ilvl w:val="1"/>
           <w:numId w:val="6"/>
         </w:numPr>
-      </w:pPr>
-      <w:bookmarkStart w:id="82" w:name="_Toc233167206"/>
+        <w:spacing w:line="360" w:lineRule="auto"/>
+      </w:pPr>
+      <w:bookmarkStart w:id="82" w:name="_Toc233215480"/>
       <w:r>
         <w:t>Database Entity-Relationship Diagram (ERD) - if applicable</w:t>
       </w:r>
@@ -8127,8 +8070,9 @@
           <w:ilvl w:val="1"/>
           <w:numId w:val="6"/>
         </w:numPr>
-      </w:pPr>
-      <w:bookmarkStart w:id="83" w:name="_Toc233167207"/>
+        <w:spacing w:line="360" w:lineRule="auto"/>
+      </w:pPr>
+      <w:bookmarkStart w:id="83" w:name="_Toc233215481"/>
       <w:r>
         <w:t>User Interface Wireframes / Mockups</w:t>
       </w:r>
@@ -8141,8 +8085,9 @@
           <w:ilvl w:val="1"/>
           <w:numId w:val="6"/>
         </w:numPr>
-      </w:pPr>
-      <w:bookmarkStart w:id="84" w:name="_Toc233167208"/>
+        <w:spacing w:line="360" w:lineRule="auto"/>
+      </w:pPr>
+      <w:bookmarkStart w:id="84" w:name="_Toc233215482"/>
       <w:r>
         <w:t>Security Design Considerations</w:t>
       </w:r>
@@ -8160,8 +8105,9 @@
         <w:pStyle w:val="Heading1"/>
         <w:ind w:left="360"/>
       </w:pPr>
-      <w:bookmarkStart w:id="85" w:name="_Toc233167209"/>
-      <w:r>
+      <w:bookmarkStart w:id="85" w:name="_Toc233215483"/>
+      <w:r>
+        <w:lastRenderedPageBreak/>
         <w:t xml:space="preserve">Chapter </w:t>
       </w:r>
       <w:r>
@@ -8179,8 +8125,9 @@
           <w:ilvl w:val="1"/>
           <w:numId w:val="7"/>
         </w:numPr>
-      </w:pPr>
-      <w:bookmarkStart w:id="86" w:name="_Toc233167210"/>
+        <w:spacing w:line="360" w:lineRule="auto"/>
+      </w:pPr>
+      <w:bookmarkStart w:id="86" w:name="_Toc233215484"/>
       <w:r>
         <w:t>Implementation Environment and Setup</w:t>
       </w:r>
@@ -8193,8 +8140,9 @@
           <w:ilvl w:val="1"/>
           <w:numId w:val="7"/>
         </w:numPr>
-      </w:pPr>
-      <w:bookmarkStart w:id="87" w:name="_Toc233167211"/>
+        <w:spacing w:line="360" w:lineRule="auto"/>
+      </w:pPr>
+      <w:bookmarkStart w:id="87" w:name="_Toc233215485"/>
       <w:r>
         <w:t>Key Implementation Details (algorithms, modules, major decisions)</w:t>
       </w:r>
@@ -8207,8 +8155,9 @@
           <w:ilvl w:val="1"/>
           <w:numId w:val="7"/>
         </w:numPr>
-      </w:pPr>
-      <w:bookmarkStart w:id="88" w:name="_Toc233167212"/>
+        <w:spacing w:line="360" w:lineRule="auto"/>
+      </w:pPr>
+      <w:bookmarkStart w:id="88" w:name="_Toc233215486"/>
       <w:r>
         <w:t>Sample Screenshots / Output Samples</w:t>
       </w:r>
@@ -8216,23 +8165,20 @@
     </w:p>
     <w:p>
       <w:pPr>
-        <w:spacing w:line="240" w:lineRule="auto"/>
-        <w:rPr>
-          <w:rFonts w:cstheme="majorBidi"/>
-        </w:rPr>
-      </w:pPr>
-    </w:p>
-    <w:p>
-      <w:pPr>
-        <w:spacing w:line="240" w:lineRule="auto"/>
-        <w:rPr>
-          <w:rFonts w:cstheme="majorBidi"/>
-        </w:rPr>
-      </w:pPr>
-    </w:p>
-    <w:p>
-      <w:pPr>
-        <w:spacing w:line="240" w:lineRule="auto"/>
+        <w:rPr>
+          <w:rFonts w:cstheme="majorBidi"/>
+        </w:rPr>
+      </w:pPr>
+    </w:p>
+    <w:p>
+      <w:pPr>
+        <w:rPr>
+          <w:rFonts w:cstheme="majorBidi"/>
+        </w:rPr>
+      </w:pPr>
+    </w:p>
+    <w:p>
+      <w:pPr>
         <w:rPr>
           <w:rFonts w:cstheme="majorBidi"/>
         </w:rPr>
@@ -8243,9 +8189,8 @@
         <w:pStyle w:val="Heading1"/>
         <w:ind w:left="360"/>
       </w:pPr>
-      <w:bookmarkStart w:id="89" w:name="_Toc233167213"/>
-      <w:r>
-        <w:lastRenderedPageBreak/>
+      <w:bookmarkStart w:id="89" w:name="_Toc233215487"/>
+      <w:r>
         <w:t xml:space="preserve">Chapter </w:t>
       </w:r>
       <w:r>
@@ -8263,8 +8208,9 @@
           <w:ilvl w:val="1"/>
           <w:numId w:val="8"/>
         </w:numPr>
-      </w:pPr>
-      <w:bookmarkStart w:id="90" w:name="_Toc233167214"/>
+        <w:spacing w:line="360" w:lineRule="auto"/>
+      </w:pPr>
+      <w:bookmarkStart w:id="90" w:name="_Toc233215488"/>
       <w:r>
         <w:t>Testing Strategy</w:t>
       </w:r>
@@ -8277,8 +8223,9 @@
           <w:ilvl w:val="1"/>
           <w:numId w:val="8"/>
         </w:numPr>
-      </w:pPr>
-      <w:bookmarkStart w:id="91" w:name="_Toc233167215"/>
+        <w:spacing w:line="360" w:lineRule="auto"/>
+      </w:pPr>
+      <w:bookmarkStart w:id="91" w:name="_Toc233215489"/>
       <w:r>
         <w:t>Test Cases and Results (table format)</w:t>
       </w:r>
@@ -8291,8 +8238,9 @@
           <w:ilvl w:val="1"/>
           <w:numId w:val="8"/>
         </w:numPr>
-      </w:pPr>
-      <w:bookmarkStart w:id="92" w:name="_Toc233167216"/>
+        <w:spacing w:line="360" w:lineRule="auto"/>
+      </w:pPr>
+      <w:bookmarkStart w:id="92" w:name="_Toc233215490"/>
       <w:r>
         <w:t>Performance Evaluation / Benchmarking (where applicable)</w:t>
       </w:r>
@@ -8305,8 +8253,9 @@
           <w:ilvl w:val="1"/>
           <w:numId w:val="8"/>
         </w:numPr>
-      </w:pPr>
-      <w:bookmarkStart w:id="93" w:name="_Toc233167217"/>
+        <w:spacing w:line="360" w:lineRule="auto"/>
+      </w:pPr>
+      <w:bookmarkStart w:id="93" w:name="_Toc233215491"/>
       <w:r>
         <w:t>Limitations and Known Issues</w:t>
       </w:r>
@@ -8314,23 +8263,20 @@
     </w:p>
     <w:p>
       <w:pPr>
-        <w:spacing w:line="240" w:lineRule="auto"/>
-        <w:rPr>
-          <w:rFonts w:cstheme="majorBidi"/>
-        </w:rPr>
-      </w:pPr>
-    </w:p>
-    <w:p>
-      <w:pPr>
-        <w:spacing w:line="240" w:lineRule="auto"/>
-        <w:rPr>
-          <w:rFonts w:cstheme="majorBidi"/>
-        </w:rPr>
-      </w:pPr>
-    </w:p>
-    <w:p>
-      <w:pPr>
-        <w:spacing w:line="240" w:lineRule="auto"/>
+        <w:rPr>
+          <w:rFonts w:cstheme="majorBidi"/>
+        </w:rPr>
+      </w:pPr>
+    </w:p>
+    <w:p>
+      <w:pPr>
+        <w:rPr>
+          <w:rFonts w:cstheme="majorBidi"/>
+        </w:rPr>
+      </w:pPr>
+    </w:p>
+    <w:p>
+      <w:pPr>
         <w:rPr>
           <w:rFonts w:cstheme="majorBidi"/>
         </w:rPr>
@@ -8340,7 +8286,7 @@
       <w:pPr>
         <w:pStyle w:val="Heading1"/>
       </w:pPr>
-      <w:bookmarkStart w:id="94" w:name="_Toc233167218"/>
+      <w:bookmarkStart w:id="94" w:name="_Toc233215492"/>
       <w:r>
         <w:t>Chapter 7: Conclusion and Future Work</w:t>
       </w:r>
@@ -8353,8 +8299,9 @@
           <w:ilvl w:val="1"/>
           <w:numId w:val="10"/>
         </w:numPr>
-      </w:pPr>
-      <w:bookmarkStart w:id="95" w:name="_Toc233167219"/>
+        <w:spacing w:line="360" w:lineRule="auto"/>
+      </w:pPr>
+      <w:bookmarkStart w:id="95" w:name="_Toc233215493"/>
       <w:r>
         <w:t>Summary of Achievements</w:t>
       </w:r>
@@ -8367,8 +8314,9 @@
           <w:ilvl w:val="1"/>
           <w:numId w:val="10"/>
         </w:numPr>
-      </w:pPr>
-      <w:bookmarkStart w:id="96" w:name="_Toc233167220"/>
+        <w:spacing w:line="360" w:lineRule="auto"/>
+      </w:pPr>
+      <w:bookmarkStart w:id="96" w:name="_Toc233215494"/>
       <w:r>
         <w:t>Lessons Learned</w:t>
       </w:r>
@@ -8381,8 +8329,9 @@
           <w:ilvl w:val="1"/>
           <w:numId w:val="10"/>
         </w:numPr>
-      </w:pPr>
-      <w:bookmarkStart w:id="97" w:name="_Toc233167221"/>
+        <w:spacing w:line="360" w:lineRule="auto"/>
+      </w:pPr>
+      <w:bookmarkStart w:id="97" w:name="_Toc233215495"/>
       <w:r>
         <w:t>Future Enhancements</w:t>
       </w:r>
@@ -8390,77 +8339,12 @@
     </w:p>
     <w:p>
       <w:pPr>
-        <w:spacing w:line="240" w:lineRule="auto"/>
-        <w:rPr>
-          <w:rFonts w:cstheme="majorBidi"/>
-        </w:rPr>
-      </w:pPr>
-    </w:p>
-    <w:p>
-      <w:pPr>
-        <w:spacing w:line="240" w:lineRule="auto"/>
-        <w:rPr>
-          <w:rFonts w:cstheme="majorBidi"/>
-        </w:rPr>
-      </w:pPr>
-    </w:p>
-    <w:p>
-      <w:pPr>
-        <w:spacing w:line="240" w:lineRule="auto"/>
-        <w:rPr>
-          <w:rFonts w:cstheme="majorBidi"/>
-        </w:rPr>
-      </w:pPr>
-    </w:p>
-    <w:p>
-      <w:pPr>
-        <w:spacing w:line="240" w:lineRule="auto"/>
-        <w:rPr>
-          <w:rFonts w:cstheme="majorBidi"/>
-        </w:rPr>
-      </w:pPr>
-    </w:p>
-    <w:p>
-      <w:pPr>
-        <w:spacing w:line="240" w:lineRule="auto"/>
-        <w:rPr>
-          <w:rFonts w:cstheme="majorBidi"/>
-        </w:rPr>
-      </w:pPr>
-    </w:p>
-    <w:p>
-      <w:pPr>
-        <w:spacing w:line="240" w:lineRule="auto"/>
-        <w:rPr>
-          <w:rFonts w:cstheme="majorBidi"/>
-        </w:rPr>
-      </w:pPr>
-    </w:p>
-    <w:p>
-      <w:pPr>
-        <w:spacing w:line="240" w:lineRule="auto"/>
-        <w:rPr>
-          <w:rFonts w:cstheme="majorBidi"/>
-        </w:rPr>
-      </w:pPr>
-    </w:p>
-    <w:p>
-      <w:pPr>
-        <w:spacing w:line="240" w:lineRule="auto"/>
-        <w:rPr>
-          <w:rFonts w:cstheme="majorBidi"/>
-        </w:rPr>
-      </w:pPr>
-    </w:p>
-    <w:p>
-      <w:pPr>
-        <w:spacing w:line="240" w:lineRule="auto"/>
-        <w:rPr>
-          <w:rFonts w:cstheme="majorBidi"/>
-        </w:rPr>
-      </w:pPr>
-    </w:p>
-    <w:bookmarkStart w:id="98" w:name="_Toc233167222" w:displacedByCustomXml="next"/>
+        <w:rPr>
+          <w:rFonts w:cstheme="majorBidi"/>
+        </w:rPr>
+      </w:pPr>
+    </w:p>
+    <w:bookmarkStart w:id="98" w:name="_Toc233215496" w:displacedByCustomXml="next"/>
     <w:sdt>
       <w:sdtPr>
         <w:rPr>
@@ -8535,7 +8419,7 @@
               </w:tblPr>
               <w:tblGrid>
                 <w:gridCol w:w="355"/>
-                <w:gridCol w:w="8671"/>
+                <w:gridCol w:w="8729"/>
               </w:tblGrid>
               <w:tr>
                 <w:trPr>
@@ -8662,7 +8546,6 @@
                         <w:rFonts w:cstheme="majorBidi"/>
                         <w:noProof/>
                       </w:rPr>
-                      <w:lastRenderedPageBreak/>
                       <w:t xml:space="preserve">[3] </w:t>
                     </w:r>
                   </w:p>
@@ -8838,15 +8721,13 @@
     </w:sdt>
     <w:p>
       <w:pPr>
-        <w:spacing w:line="240" w:lineRule="auto"/>
-        <w:rPr>
-          <w:rFonts w:cstheme="majorBidi"/>
-        </w:rPr>
-      </w:pPr>
-    </w:p>
-    <w:p>
-      <w:pPr>
-        <w:spacing w:line="240" w:lineRule="auto"/>
+        <w:rPr>
+          <w:rFonts w:cstheme="majorBidi"/>
+        </w:rPr>
+      </w:pPr>
+    </w:p>
+    <w:p>
+      <w:pPr>
         <w:rPr>
           <w:rFonts w:cstheme="majorBidi"/>
         </w:rPr>
@@ -8854,7 +8735,7 @@
     </w:p>
     <w:sectPr>
       <w:pgSz w:w="11906" w:h="16838" w:code="9"/>
-      <w:pgMar w:top="1440" w:right="1440" w:bottom="1440" w:left="1440" w:header="432" w:footer="432" w:gutter="0"/>
+      <w:pgMar w:top="1411" w:right="1411" w:bottom="1411" w:left="1411" w:header="432" w:footer="432" w:gutter="0"/>
       <w:pgBorders w:offsetFrom="page">
         <w:top w:val="thickThinSmallGap" w:sz="24" w:space="24" w:color="auto"/>
         <w:left w:val="thickThinSmallGap" w:sz="24" w:space="24" w:color="auto"/>
@@ -10889,6 +10770,7 @@
   <w:style w:type="character" w:default="1" w:styleId="DefaultParagraphFont">
     <w:name w:val="Default Paragraph Font"/>
     <w:uiPriority w:val="1"/>
+    <w:semiHidden/>
     <w:unhideWhenUsed/>
   </w:style>
   <w:style w:type="table" w:default="1" w:styleId="TableNormal">
@@ -11756,6 +11638,63 @@
       </w:tcPr>
     </w:tblStylePr>
   </w:style>
+  <w:style w:type="table" w:styleId="GridTable1Light">
+    <w:name w:val="Grid Table 1 Light"/>
+    <w:basedOn w:val="TableNormal"/>
+    <w:uiPriority w:val="46"/>
+    <w:rsid w:val="00D40782"/>
+    <w:pPr>
+      <w:spacing w:after="0" w:line="240" w:lineRule="auto"/>
+    </w:pPr>
+    <w:tblPr>
+      <w:tblStyleRowBandSize w:val="1"/>
+      <w:tblStyleColBandSize w:val="1"/>
+      <w:tblBorders>
+        <w:top w:val="single" w:sz="4" w:space="0" w:color="999999" w:themeColor="text1" w:themeTint="66"/>
+        <w:left w:val="single" w:sz="4" w:space="0" w:color="999999" w:themeColor="text1" w:themeTint="66"/>
+        <w:bottom w:val="single" w:sz="4" w:space="0" w:color="999999" w:themeColor="text1" w:themeTint="66"/>
+        <w:right w:val="single" w:sz="4" w:space="0" w:color="999999" w:themeColor="text1" w:themeTint="66"/>
+        <w:insideH w:val="single" w:sz="4" w:space="0" w:color="999999" w:themeColor="text1" w:themeTint="66"/>
+        <w:insideV w:val="single" w:sz="4" w:space="0" w:color="999999" w:themeColor="text1" w:themeTint="66"/>
+      </w:tblBorders>
+    </w:tblPr>
+    <w:tblStylePr w:type="firstRow">
+      <w:rPr>
+        <w:b/>
+        <w:bCs/>
+      </w:rPr>
+      <w:tblPr/>
+      <w:tcPr>
+        <w:tcBorders>
+          <w:bottom w:val="single" w:sz="12" w:space="0" w:color="666666" w:themeColor="text1" w:themeTint="99"/>
+        </w:tcBorders>
+      </w:tcPr>
+    </w:tblStylePr>
+    <w:tblStylePr w:type="lastRow">
+      <w:rPr>
+        <w:b/>
+        <w:bCs/>
+      </w:rPr>
+      <w:tblPr/>
+      <w:tcPr>
+        <w:tcBorders>
+          <w:top w:val="double" w:sz="2" w:space="0" w:color="666666" w:themeColor="text1" w:themeTint="99"/>
+        </w:tcBorders>
+      </w:tcPr>
+    </w:tblStylePr>
+    <w:tblStylePr w:type="firstCol">
+      <w:rPr>
+        <w:b/>
+        <w:bCs/>
+      </w:rPr>
+    </w:tblStylePr>
+    <w:tblStylePr w:type="lastCol">
+      <w:rPr>
+        <w:b/>
+        <w:bCs/>
+      </w:rPr>
+    </w:tblStylePr>
+  </w:style>
 </w:styles>
 </file>
 

--- a/AutoPrepAI-FinalDoc.docx
+++ b/AutoPrepAI-FinalDoc.docx
@@ -4,7 +4,6 @@
   <w:body>
     <w:p>
       <w:pPr>
-        <w:spacing w:line="240" w:lineRule="auto"/>
         <w:jc w:val="center"/>
         <w:rPr>
           <w:rFonts w:cstheme="majorBidi"/>
@@ -213,7 +212,7 @@
           </mc:Choice>
           <mc:Fallback>
             <w:pict>
-              <v:rect w14:anchorId="793C11B1" id="Rectangle 3" o:spid="_x0000_s1026" style="position:absolute;margin-left:-13.8pt;margin-top:90.6pt;width:169.8pt;height:64.8pt;z-index:251641856;visibility:visible;mso-wrap-style:square;mso-wrap-distance-left:9pt;mso-wrap-distance-top:0;mso-wrap-distance-right:9pt;mso-wrap-distance-bottom:0;mso-position-horizontal:absolute;mso-position-horizontal-relative:text;mso-position-vertical:absolute;mso-position-vertical-relative:text;v-text-anchor:middle" o:gfxdata="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" filled="f" stroked="f"/>
+              <v:rect w14:anchorId="17404A94" id="Rectangle 3" o:spid="_x0000_s1026" style="position:absolute;margin-left:-13.8pt;margin-top:90.6pt;width:169.8pt;height:64.8pt;z-index:251641856;visibility:visible;mso-wrap-style:square;mso-wrap-distance-left:9pt;mso-wrap-distance-top:0;mso-wrap-distance-right:9pt;mso-wrap-distance-bottom:0;mso-position-horizontal:absolute;mso-position-horizontal-relative:text;mso-position-vertical:absolute;mso-position-vertical-relative:text;v-text-anchor:middle" o:gfxdata="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" filled="f" stroked="f"/>
             </w:pict>
           </mc:Fallback>
         </mc:AlternateContent>
@@ -221,7 +220,7 @@
     </w:p>
     <w:p>
       <w:pPr>
-        <w:spacing w:line="240" w:lineRule="auto"/>
+        <w:spacing w:line="276" w:lineRule="auto"/>
         <w:jc w:val="center"/>
         <w:rPr>
           <w:rFonts w:cstheme="majorBidi"/>
@@ -230,7 +229,7 @@
     </w:p>
     <w:p>
       <w:pPr>
-        <w:spacing w:line="240" w:lineRule="auto"/>
+        <w:spacing w:line="276" w:lineRule="auto"/>
         <w:jc w:val="center"/>
         <w:rPr>
           <w:rFonts w:cstheme="majorBidi"/>
@@ -239,7 +238,7 @@
     </w:p>
     <w:p>
       <w:pPr>
-        <w:spacing w:line="240" w:lineRule="auto"/>
+        <w:spacing w:line="276" w:lineRule="auto"/>
         <w:jc w:val="center"/>
         <w:rPr>
           <w:rFonts w:cstheme="majorBidi"/>
@@ -368,7 +367,7 @@
         <w:tabs>
           <w:tab w:val="left" w:pos="924"/>
         </w:tabs>
-        <w:spacing w:line="240" w:lineRule="auto"/>
+        <w:spacing w:line="276" w:lineRule="auto"/>
         <w:jc w:val="center"/>
         <w:rPr>
           <w:rFonts w:cstheme="majorBidi"/>
@@ -386,7 +385,7 @@
         <w:tabs>
           <w:tab w:val="left" w:pos="924"/>
         </w:tabs>
-        <w:spacing w:line="240" w:lineRule="auto"/>
+        <w:spacing w:line="276" w:lineRule="auto"/>
         <w:jc w:val="center"/>
         <w:rPr>
           <w:rFonts w:cstheme="majorBidi"/>
@@ -398,8 +397,7 @@
         <w:tabs>
           <w:tab w:val="left" w:pos="924"/>
         </w:tabs>
-        <w:spacing w:line="240" w:lineRule="auto"/>
-        <w:jc w:val="center"/>
+        <w:spacing w:line="276" w:lineRule="auto"/>
         <w:rPr>
           <w:rFonts w:cstheme="majorBidi"/>
         </w:rPr>
@@ -410,18 +408,7 @@
         <w:tabs>
           <w:tab w:val="left" w:pos="924"/>
         </w:tabs>
-        <w:spacing w:line="240" w:lineRule="auto"/>
-        <w:rPr>
-          <w:rFonts w:cstheme="majorBidi"/>
-        </w:rPr>
-      </w:pPr>
-    </w:p>
-    <w:p>
-      <w:pPr>
-        <w:tabs>
-          <w:tab w:val="left" w:pos="924"/>
-        </w:tabs>
-        <w:spacing w:line="240" w:lineRule="auto"/>
+        <w:spacing w:line="276" w:lineRule="auto"/>
         <w:jc w:val="center"/>
         <w:rPr>
           <w:rFonts w:cstheme="majorBidi"/>
@@ -431,7 +418,6 @@
           <w:szCs w:val="48"/>
         </w:rPr>
       </w:pPr>
-      <w:proofErr w:type="spellStart"/>
       <w:r>
         <w:rPr>
           <w:rFonts w:cstheme="majorBidi"/>
@@ -442,14 +428,13 @@
         </w:rPr>
         <w:t>AutoPrepAI</w:t>
       </w:r>
-      <w:proofErr w:type="spellEnd"/>
     </w:p>
     <w:p>
       <w:pPr>
         <w:tabs>
           <w:tab w:val="left" w:pos="924"/>
         </w:tabs>
-        <w:spacing w:line="240" w:lineRule="auto"/>
+        <w:spacing w:line="276" w:lineRule="auto"/>
         <w:jc w:val="center"/>
         <w:rPr>
           <w:rFonts w:cstheme="majorBidi"/>
@@ -465,7 +450,7 @@
         <w:tabs>
           <w:tab w:val="left" w:pos="924"/>
         </w:tabs>
-        <w:spacing w:line="240" w:lineRule="auto"/>
+        <w:spacing w:line="276" w:lineRule="auto"/>
         <w:jc w:val="center"/>
         <w:rPr>
           <w:rFonts w:cstheme="majorBidi"/>
@@ -487,7 +472,7 @@
         <w:tabs>
           <w:tab w:val="left" w:pos="924"/>
         </w:tabs>
-        <w:spacing w:line="240" w:lineRule="auto"/>
+        <w:spacing w:line="276" w:lineRule="auto"/>
         <w:jc w:val="center"/>
         <w:rPr>
           <w:rFonts w:cstheme="majorBidi"/>
@@ -509,33 +494,23 @@
           <w:sz w:val="40"/>
           <w:szCs w:val="40"/>
         </w:rPr>
-        <w:t>-</w:t>
-      </w:r>
-      <w:proofErr w:type="spellStart"/>
+        <w:t>-R</w:t>
+      </w:r>
       <w:r>
         <w:rPr>
           <w:rFonts w:cstheme="majorBidi"/>
           <w:sz w:val="40"/>
           <w:szCs w:val="40"/>
         </w:rPr>
-        <w:t>R</w:t>
-      </w:r>
-      <w:r>
-        <w:rPr>
-          <w:rFonts w:cstheme="majorBidi"/>
-          <w:sz w:val="40"/>
-          <w:szCs w:val="40"/>
-        </w:rPr>
         <w:t>amly</w:t>
       </w:r>
-      <w:proofErr w:type="spellEnd"/>
     </w:p>
     <w:p>
       <w:pPr>
         <w:tabs>
           <w:tab w:val="left" w:pos="924"/>
         </w:tabs>
-        <w:spacing w:line="240" w:lineRule="auto"/>
+        <w:spacing w:line="276" w:lineRule="auto"/>
         <w:jc w:val="center"/>
         <w:rPr>
           <w:rFonts w:cstheme="majorBidi"/>
@@ -597,7 +572,7 @@
         <w:tabs>
           <w:tab w:val="left" w:pos="924"/>
         </w:tabs>
-        <w:spacing w:line="240" w:lineRule="auto"/>
+        <w:spacing w:line="276" w:lineRule="auto"/>
         <w:jc w:val="center"/>
         <w:rPr>
           <w:rFonts w:cstheme="majorBidi"/>
@@ -974,8 +949,7 @@
         <w:tabs>
           <w:tab w:val="left" w:pos="924"/>
         </w:tabs>
-        <w:spacing w:line="240" w:lineRule="auto"/>
-        <w:jc w:val="center"/>
+        <w:spacing w:line="276" w:lineRule="auto"/>
         <w:rPr>
           <w:rFonts w:cstheme="majorBidi"/>
           <w:sz w:val="40"/>
@@ -988,21 +962,7 @@
         <w:tabs>
           <w:tab w:val="left" w:pos="924"/>
         </w:tabs>
-        <w:spacing w:line="240" w:lineRule="auto"/>
-        <w:jc w:val="center"/>
-        <w:rPr>
-          <w:rFonts w:cstheme="majorBidi"/>
-          <w:sz w:val="40"/>
-          <w:szCs w:val="40"/>
-        </w:rPr>
-      </w:pPr>
-    </w:p>
-    <w:p>
-      <w:pPr>
-        <w:tabs>
-          <w:tab w:val="left" w:pos="924"/>
-        </w:tabs>
-        <w:spacing w:line="240" w:lineRule="auto"/>
+        <w:spacing w:line="276" w:lineRule="auto"/>
         <w:jc w:val="center"/>
         <w:rPr>
           <w:rFonts w:cstheme="majorBidi"/>
@@ -1052,23 +1012,23 @@
         <w:t>Documentation</w:t>
       </w:r>
     </w:p>
-    <w:bookmarkStart w:id="0" w:name="_Toc233215451" w:displacedByCustomXml="next"/>
-    <w:bookmarkStart w:id="1" w:name="_Toc221572448" w:displacedByCustomXml="next"/>
-    <w:bookmarkStart w:id="2" w:name="_Toc221571916" w:displacedByCustomXml="next"/>
-    <w:bookmarkStart w:id="3" w:name="_Toc221319076" w:displacedByCustomXml="next"/>
-    <w:bookmarkStart w:id="4" w:name="_Toc221484166" w:displacedByCustomXml="next"/>
-    <w:bookmarkStart w:id="5" w:name="_Toc221484347" w:displacedByCustomXml="next"/>
-    <w:bookmarkStart w:id="6" w:name="_Toc221490536" w:displacedByCustomXml="next"/>
-    <w:bookmarkStart w:id="7" w:name="_Toc221492052" w:displacedByCustomXml="next"/>
-    <w:bookmarkStart w:id="8" w:name="_Toc221535437" w:displacedByCustomXml="next"/>
-    <w:bookmarkStart w:id="9" w:name="_Toc221535696" w:displacedByCustomXml="next"/>
-    <w:bookmarkStart w:id="10" w:name="_Toc221536026" w:displacedByCustomXml="next"/>
-    <w:bookmarkStart w:id="11" w:name="_Toc221537246" w:displacedByCustomXml="next"/>
-    <w:bookmarkStart w:id="12" w:name="_Toc221554898" w:displacedByCustomXml="next"/>
-    <w:bookmarkStart w:id="13" w:name="_Toc221555023" w:displacedByCustomXml="next"/>
-    <w:bookmarkStart w:id="14" w:name="_Toc221555251" w:displacedByCustomXml="next"/>
-    <w:bookmarkStart w:id="15" w:name="_Toc221557045" w:displacedByCustomXml="next"/>
-    <w:bookmarkStart w:id="16" w:name="_Toc221570594" w:displacedByCustomXml="next"/>
+    <w:bookmarkStart w:id="0" w:name="_Toc233220861" w:displacedByCustomXml="next"/>
+    <w:bookmarkStart w:id="1" w:name="_Toc221570594" w:displacedByCustomXml="next"/>
+    <w:bookmarkStart w:id="2" w:name="_Toc221557045" w:displacedByCustomXml="next"/>
+    <w:bookmarkStart w:id="3" w:name="_Toc221555251" w:displacedByCustomXml="next"/>
+    <w:bookmarkStart w:id="4" w:name="_Toc221555023" w:displacedByCustomXml="next"/>
+    <w:bookmarkStart w:id="5" w:name="_Toc221554898" w:displacedByCustomXml="next"/>
+    <w:bookmarkStart w:id="6" w:name="_Toc221537246" w:displacedByCustomXml="next"/>
+    <w:bookmarkStart w:id="7" w:name="_Toc221536026" w:displacedByCustomXml="next"/>
+    <w:bookmarkStart w:id="8" w:name="_Toc221535696" w:displacedByCustomXml="next"/>
+    <w:bookmarkStart w:id="9" w:name="_Toc221535437" w:displacedByCustomXml="next"/>
+    <w:bookmarkStart w:id="10" w:name="_Toc221492052" w:displacedByCustomXml="next"/>
+    <w:bookmarkStart w:id="11" w:name="_Toc221490536" w:displacedByCustomXml="next"/>
+    <w:bookmarkStart w:id="12" w:name="_Toc221484347" w:displacedByCustomXml="next"/>
+    <w:bookmarkStart w:id="13" w:name="_Toc221484166" w:displacedByCustomXml="next"/>
+    <w:bookmarkStart w:id="14" w:name="_Toc221319076" w:displacedByCustomXml="next"/>
+    <w:bookmarkStart w:id="15" w:name="_Toc221571916" w:displacedByCustomXml="next"/>
+    <w:bookmarkStart w:id="16" w:name="_Toc221572448" w:displacedByCustomXml="next"/>
     <w:sdt>
       <w:sdtPr>
         <w:rPr>
@@ -1096,6 +1056,10 @@
         <w:p>
           <w:pPr>
             <w:pStyle w:val="Heading2"/>
+            <w:numPr>
+              <w:ilvl w:val="0"/>
+              <w:numId w:val="0"/>
+            </w:numPr>
             <w:jc w:val="left"/>
             <w:rPr>
               <w:noProof/>
@@ -1161,10 +1125,6 @@
         <w:p>
           <w:pPr>
             <w:pStyle w:val="TOC2"/>
-            <w:tabs>
-              <w:tab w:val="right" w:leader="dot" w:pos="9016"/>
-            </w:tabs>
-            <w:spacing w:line="360" w:lineRule="auto"/>
             <w:rPr>
               <w:rFonts w:cstheme="minorBidi"/>
               <w:noProof/>
@@ -1174,7 +1134,7 @@
               <w14:ligatures w14:val="standardContextual"/>
             </w:rPr>
           </w:pPr>
-          <w:hyperlink w:anchor="_Toc233215451" w:history="1">
+          <w:hyperlink w:anchor="_Toc233220861" w:history="1">
             <w:r>
               <w:rPr>
                 <w:rStyle w:val="Hyperlink"/>
@@ -1202,7 +1162,7 @@
                 <w:noProof/>
                 <w:webHidden/>
               </w:rPr>
-              <w:instrText xml:space="preserve"> PAGEREF _Toc233215451 \h </w:instrText>
+              <w:instrText xml:space="preserve"> PAGEREF _Toc233220861 \h </w:instrText>
             </w:r>
             <w:r>
               <w:rPr>
@@ -1236,10 +1196,6 @@
         <w:p>
           <w:pPr>
             <w:pStyle w:val="TOC2"/>
-            <w:tabs>
-              <w:tab w:val="right" w:leader="dot" w:pos="9016"/>
-            </w:tabs>
-            <w:spacing w:line="360" w:lineRule="auto"/>
             <w:rPr>
               <w:rFonts w:cstheme="minorBidi"/>
               <w:noProof/>
@@ -1249,7 +1205,7 @@
               <w14:ligatures w14:val="standardContextual"/>
             </w:rPr>
           </w:pPr>
-          <w:hyperlink w:anchor="_Toc233215452" w:history="1">
+          <w:hyperlink w:anchor="_Toc233220862" w:history="1">
             <w:r>
               <w:rPr>
                 <w:rStyle w:val="Hyperlink"/>
@@ -1277,7 +1233,7 @@
                 <w:noProof/>
                 <w:webHidden/>
               </w:rPr>
-              <w:instrText xml:space="preserve"> PAGEREF _Toc233215452 \h </w:instrText>
+              <w:instrText xml:space="preserve"> PAGEREF _Toc233220862 \h </w:instrText>
             </w:r>
             <w:r>
               <w:rPr>
@@ -1311,10 +1267,6 @@
         <w:p>
           <w:pPr>
             <w:pStyle w:val="TOC2"/>
-            <w:tabs>
-              <w:tab w:val="right" w:leader="dot" w:pos="9016"/>
-            </w:tabs>
-            <w:spacing w:line="360" w:lineRule="auto"/>
             <w:rPr>
               <w:rFonts w:cstheme="minorBidi"/>
               <w:noProof/>
@@ -1324,84 +1276,7 @@
               <w14:ligatures w14:val="standardContextual"/>
             </w:rPr>
           </w:pPr>
-          <w:hyperlink w:anchor="_Toc233215453" w:history="1">
-            <w:r>
-              <w:rPr>
-                <w:rStyle w:val="Hyperlink"/>
-                <w:rFonts w:asciiTheme="majorBidi" w:eastAsiaTheme="minorHAnsi" w:hAnsiTheme="majorBidi"/>
-                <w:b/>
-                <w:bCs/>
-                <w:noProof/>
-              </w:rPr>
-              <w:t>No table of figures entries found.</w:t>
-            </w:r>
-            <w:r>
-              <w:rPr>
-                <w:noProof/>
-                <w:webHidden/>
-              </w:rPr>
-              <w:tab/>
-            </w:r>
-            <w:r>
-              <w:rPr>
-                <w:noProof/>
-                <w:webHidden/>
-              </w:rPr>
-              <w:fldChar w:fldCharType="begin"/>
-            </w:r>
-            <w:r>
-              <w:rPr>
-                <w:noProof/>
-                <w:webHidden/>
-              </w:rPr>
-              <w:instrText xml:space="preserve"> PAGEREF _Toc233215453 \h </w:instrText>
-            </w:r>
-            <w:r>
-              <w:rPr>
-                <w:noProof/>
-                <w:webHidden/>
-              </w:rPr>
-            </w:r>
-            <w:r>
-              <w:rPr>
-                <w:noProof/>
-                <w:webHidden/>
-              </w:rPr>
-              <w:fldChar w:fldCharType="separate"/>
-            </w:r>
-            <w:r>
-              <w:rPr>
-                <w:noProof/>
-                <w:webHidden/>
-              </w:rPr>
-              <w:t>III</w:t>
-            </w:r>
-            <w:r>
-              <w:rPr>
-                <w:noProof/>
-                <w:webHidden/>
-              </w:rPr>
-              <w:fldChar w:fldCharType="end"/>
-            </w:r>
-          </w:hyperlink>
-        </w:p>
-        <w:p>
-          <w:pPr>
-            <w:pStyle w:val="TOC2"/>
-            <w:tabs>
-              <w:tab w:val="right" w:leader="dot" w:pos="9016"/>
-            </w:tabs>
-            <w:spacing w:line="360" w:lineRule="auto"/>
-            <w:rPr>
-              <w:rFonts w:cstheme="minorBidi"/>
-              <w:noProof/>
-              <w:kern w:val="2"/>
-              <w:sz w:val="24"/>
-              <w:szCs w:val="24"/>
-              <w14:ligatures w14:val="standardContextual"/>
-            </w:rPr>
-          </w:pPr>
-          <w:hyperlink w:anchor="_Toc233215454" w:history="1">
+          <w:hyperlink w:anchor="_Toc233220863" w:history="1">
             <w:r>
               <w:rPr>
                 <w:rStyle w:val="Hyperlink"/>
@@ -1429,7 +1304,7 @@
                 <w:noProof/>
                 <w:webHidden/>
               </w:rPr>
-              <w:instrText xml:space="preserve"> PAGEREF _Toc233215454 \h </w:instrText>
+              <w:instrText xml:space="preserve"> PAGEREF _Toc233220863 \h </w:instrText>
             </w:r>
             <w:r>
               <w:rPr>
@@ -1464,14 +1339,14 @@
           <w:pPr>
             <w:pStyle w:val="TOC1"/>
             <w:tabs>
-              <w:tab w:val="right" w:leader="dot" w:pos="9016"/>
+              <w:tab w:val="right" w:leader="dot" w:pos="9074"/>
             </w:tabs>
             <w:rPr>
               <w:rFonts w:asciiTheme="minorHAnsi" w:eastAsiaTheme="minorEastAsia" w:hAnsiTheme="minorHAnsi"/>
               <w:noProof/>
             </w:rPr>
           </w:pPr>
-          <w:hyperlink w:anchor="_Toc233215455" w:history="1">
+          <w:hyperlink w:anchor="_Toc233220864" w:history="1">
             <w:r>
               <w:rPr>
                 <w:rStyle w:val="Hyperlink"/>
@@ -1498,7 +1373,7 @@
                 <w:noProof/>
                 <w:webHidden/>
               </w:rPr>
-              <w:instrText xml:space="preserve"> PAGEREF _Toc233215455 \h </w:instrText>
+              <w:instrText xml:space="preserve"> PAGEREF _Toc233220864 \h </w:instrText>
             </w:r>
             <w:r>
               <w:rPr>
@@ -1518,7 +1393,7 @@
                 <w:noProof/>
                 <w:webHidden/>
               </w:rPr>
-              <w:t>1</w:t>
+              <w:t>IV</w:t>
             </w:r>
             <w:r>
               <w:rPr>
@@ -1533,30 +1408,45 @@
           <w:pPr>
             <w:pStyle w:val="TOC1"/>
             <w:tabs>
-              <w:tab w:val="right" w:leader="dot" w:pos="9016"/>
+              <w:tab w:val="left" w:pos="1440"/>
+              <w:tab w:val="right" w:leader="dot" w:pos="9074"/>
             </w:tabs>
             <w:rPr>
               <w:rFonts w:asciiTheme="minorHAnsi" w:eastAsiaTheme="minorEastAsia" w:hAnsiTheme="minorHAnsi"/>
               <w:noProof/>
             </w:rPr>
           </w:pPr>
-          <w:hyperlink w:anchor="_Toc233215456" w:history="1">
+          <w:hyperlink w:anchor="_Toc233220865" w:history="1">
             <w:r>
               <w:rPr>
                 <w:rStyle w:val="Hyperlink"/>
                 <w:noProof/>
               </w:rPr>
-              <w:t>Chapter 1: Introduction</w:t>
-            </w:r>
-            <w:r>
-              <w:rPr>
-                <w:noProof/>
-                <w:webHidden/>
+              <w:t>Chapter 1.</w:t>
+            </w:r>
+            <w:r>
+              <w:rPr>
+                <w:rFonts w:asciiTheme="minorHAnsi" w:eastAsiaTheme="minorEastAsia" w:hAnsiTheme="minorHAnsi"/>
+                <w:noProof/>
               </w:rPr>
               <w:tab/>
             </w:r>
             <w:r>
               <w:rPr>
+                <w:rStyle w:val="Hyperlink"/>
+                <w:noProof/>
+              </w:rPr>
+              <w:t>Introduction</w:t>
+            </w:r>
+            <w:r>
+              <w:rPr>
+                <w:noProof/>
+                <w:webHidden/>
+              </w:rPr>
+              <w:tab/>
+            </w:r>
+            <w:r>
+              <w:rPr>
                 <w:noProof/>
                 <w:webHidden/>
               </w:rPr>
@@ -1567,7 +1457,7 @@
                 <w:noProof/>
                 <w:webHidden/>
               </w:rPr>
-              <w:instrText xml:space="preserve"> PAGEREF _Toc233215456 \h </w:instrText>
+              <w:instrText xml:space="preserve"> PAGEREF _Toc233220865 \h </w:instrText>
             </w:r>
             <w:r>
               <w:rPr>
@@ -1601,13 +1491,12 @@
         <w:p>
           <w:pPr>
             <w:pStyle w:val="TOC3"/>
-            <w:spacing w:line="360" w:lineRule="auto"/>
             <w:rPr>
               <w:rFonts w:asciiTheme="minorHAnsi" w:eastAsiaTheme="minorEastAsia" w:hAnsiTheme="minorHAnsi"/>
               <w:noProof/>
             </w:rPr>
           </w:pPr>
-          <w:hyperlink w:anchor="_Toc233215457" w:history="1">
+          <w:hyperlink w:anchor="_Toc233220866" w:history="1">
             <w:r>
               <w:rPr>
                 <w:rStyle w:val="Hyperlink"/>
@@ -1648,7 +1537,7 @@
                 <w:noProof/>
                 <w:webHidden/>
               </w:rPr>
-              <w:instrText xml:space="preserve"> PAGEREF _Toc233215457 \h </w:instrText>
+              <w:instrText xml:space="preserve"> PAGEREF _Toc233220866 \h </w:instrText>
             </w:r>
             <w:r>
               <w:rPr>
@@ -1682,13 +1571,12 @@
         <w:p>
           <w:pPr>
             <w:pStyle w:val="TOC3"/>
-            <w:spacing w:line="360" w:lineRule="auto"/>
             <w:rPr>
               <w:rFonts w:asciiTheme="minorHAnsi" w:eastAsiaTheme="minorEastAsia" w:hAnsiTheme="minorHAnsi"/>
               <w:noProof/>
             </w:rPr>
           </w:pPr>
-          <w:hyperlink w:anchor="_Toc233215458" w:history="1">
+          <w:hyperlink w:anchor="_Toc233220867" w:history="1">
             <w:r>
               <w:rPr>
                 <w:rStyle w:val="Hyperlink"/>
@@ -1729,7 +1617,7 @@
                 <w:noProof/>
                 <w:webHidden/>
               </w:rPr>
-              <w:instrText xml:space="preserve"> PAGEREF _Toc233215458 \h </w:instrText>
+              <w:instrText xml:space="preserve"> PAGEREF _Toc233220867 \h </w:instrText>
             </w:r>
             <w:r>
               <w:rPr>
@@ -1763,13 +1651,12 @@
         <w:p>
           <w:pPr>
             <w:pStyle w:val="TOC3"/>
-            <w:spacing w:line="360" w:lineRule="auto"/>
             <w:rPr>
               <w:rFonts w:asciiTheme="minorHAnsi" w:eastAsiaTheme="minorEastAsia" w:hAnsiTheme="minorHAnsi"/>
               <w:noProof/>
             </w:rPr>
           </w:pPr>
-          <w:hyperlink w:anchor="_Toc233215459" w:history="1">
+          <w:hyperlink w:anchor="_Toc233220868" w:history="1">
             <w:r>
               <w:rPr>
                 <w:rStyle w:val="Hyperlink"/>
@@ -1810,7 +1697,7 @@
                 <w:noProof/>
                 <w:webHidden/>
               </w:rPr>
-              <w:instrText xml:space="preserve"> PAGEREF _Toc233215459 \h </w:instrText>
+              <w:instrText xml:space="preserve"> PAGEREF _Toc233220868 \h </w:instrText>
             </w:r>
             <w:r>
               <w:rPr>
@@ -1844,13 +1731,12 @@
         <w:p>
           <w:pPr>
             <w:pStyle w:val="TOC3"/>
-            <w:spacing w:line="360" w:lineRule="auto"/>
             <w:rPr>
               <w:rFonts w:asciiTheme="minorHAnsi" w:eastAsiaTheme="minorEastAsia" w:hAnsiTheme="minorHAnsi"/>
               <w:noProof/>
             </w:rPr>
           </w:pPr>
-          <w:hyperlink w:anchor="_Toc233215460" w:history="1">
+          <w:hyperlink w:anchor="_Toc233220869" w:history="1">
             <w:r>
               <w:rPr>
                 <w:rStyle w:val="Hyperlink"/>
@@ -1891,7 +1777,7 @@
                 <w:noProof/>
                 <w:webHidden/>
               </w:rPr>
-              <w:instrText xml:space="preserve"> PAGEREF _Toc233215460 \h </w:instrText>
+              <w:instrText xml:space="preserve"> PAGEREF _Toc233220869 \h </w:instrText>
             </w:r>
             <w:r>
               <w:rPr>
@@ -1911,7 +1797,7 @@
                 <w:noProof/>
                 <w:webHidden/>
               </w:rPr>
-              <w:t>3</w:t>
+              <w:t>2</w:t>
             </w:r>
             <w:r>
               <w:rPr>
@@ -1925,13 +1811,12 @@
         <w:p>
           <w:pPr>
             <w:pStyle w:val="TOC3"/>
-            <w:spacing w:line="360" w:lineRule="auto"/>
             <w:rPr>
               <w:rFonts w:asciiTheme="minorHAnsi" w:eastAsiaTheme="minorEastAsia" w:hAnsiTheme="minorHAnsi"/>
               <w:noProof/>
             </w:rPr>
           </w:pPr>
-          <w:hyperlink w:anchor="_Toc233215461" w:history="1">
+          <w:hyperlink w:anchor="_Toc233220870" w:history="1">
             <w:r>
               <w:rPr>
                 <w:rStyle w:val="Hyperlink"/>
@@ -1972,7 +1857,7 @@
                 <w:noProof/>
                 <w:webHidden/>
               </w:rPr>
-              <w:instrText xml:space="preserve"> PAGEREF _Toc233215461 \h </w:instrText>
+              <w:instrText xml:space="preserve"> PAGEREF _Toc233220870 \h </w:instrText>
             </w:r>
             <w:r>
               <w:rPr>
@@ -1992,7 +1877,7 @@
                 <w:noProof/>
                 <w:webHidden/>
               </w:rPr>
-              <w:t>3</w:t>
+              <w:t>2</w:t>
             </w:r>
             <w:r>
               <w:rPr>
@@ -2006,13 +1891,12 @@
         <w:p>
           <w:pPr>
             <w:pStyle w:val="TOC3"/>
-            <w:spacing w:line="360" w:lineRule="auto"/>
             <w:rPr>
               <w:rFonts w:asciiTheme="minorHAnsi" w:eastAsiaTheme="minorEastAsia" w:hAnsiTheme="minorHAnsi"/>
               <w:noProof/>
             </w:rPr>
           </w:pPr>
-          <w:hyperlink w:anchor="_Toc233215462" w:history="1">
+          <w:hyperlink w:anchor="_Toc233220871" w:history="1">
             <w:r>
               <w:rPr>
                 <w:rStyle w:val="Hyperlink"/>
@@ -2053,7 +1937,7 @@
                 <w:noProof/>
                 <w:webHidden/>
               </w:rPr>
-              <w:instrText xml:space="preserve"> PAGEREF _Toc233215462 \h </w:instrText>
+              <w:instrText xml:space="preserve"> PAGEREF _Toc233220871 \h </w:instrText>
             </w:r>
             <w:r>
               <w:rPr>
@@ -2073,7 +1957,7 @@
                 <w:noProof/>
                 <w:webHidden/>
               </w:rPr>
-              <w:t>3</w:t>
+              <w:t>2</w:t>
             </w:r>
             <w:r>
               <w:rPr>
@@ -2087,13 +1971,12 @@
         <w:p>
           <w:pPr>
             <w:pStyle w:val="TOC3"/>
-            <w:spacing w:line="360" w:lineRule="auto"/>
             <w:rPr>
               <w:rFonts w:asciiTheme="minorHAnsi" w:eastAsiaTheme="minorEastAsia" w:hAnsiTheme="minorHAnsi"/>
               <w:noProof/>
             </w:rPr>
           </w:pPr>
-          <w:hyperlink w:anchor="_Toc233215463" w:history="1">
+          <w:hyperlink w:anchor="_Toc233220872" w:history="1">
             <w:r>
               <w:rPr>
                 <w:rStyle w:val="Hyperlink"/>
@@ -2134,7 +2017,7 @@
                 <w:noProof/>
                 <w:webHidden/>
               </w:rPr>
-              <w:instrText xml:space="preserve"> PAGEREF _Toc233215463 \h </w:instrText>
+              <w:instrText xml:space="preserve"> PAGEREF _Toc233220872 \h </w:instrText>
             </w:r>
             <w:r>
               <w:rPr>
@@ -2168,13 +2051,12 @@
         <w:p>
           <w:pPr>
             <w:pStyle w:val="TOC3"/>
-            <w:spacing w:line="360" w:lineRule="auto"/>
             <w:rPr>
               <w:rFonts w:asciiTheme="minorHAnsi" w:eastAsiaTheme="minorEastAsia" w:hAnsiTheme="minorHAnsi"/>
               <w:noProof/>
             </w:rPr>
           </w:pPr>
-          <w:hyperlink w:anchor="_Toc233215464" w:history="1">
+          <w:hyperlink w:anchor="_Toc233220873" w:history="1">
             <w:r>
               <w:rPr>
                 <w:rStyle w:val="Hyperlink"/>
@@ -2215,7 +2097,7 @@
                 <w:noProof/>
                 <w:webHidden/>
               </w:rPr>
-              <w:instrText xml:space="preserve"> PAGEREF _Toc233215464 \h </w:instrText>
+              <w:instrText xml:space="preserve"> PAGEREF _Toc233220873 \h </w:instrText>
             </w:r>
             <w:r>
               <w:rPr>
@@ -2249,13 +2131,12 @@
         <w:p>
           <w:pPr>
             <w:pStyle w:val="TOC3"/>
-            <w:spacing w:line="360" w:lineRule="auto"/>
             <w:rPr>
               <w:rFonts w:asciiTheme="minorHAnsi" w:eastAsiaTheme="minorEastAsia" w:hAnsiTheme="minorHAnsi"/>
               <w:noProof/>
             </w:rPr>
           </w:pPr>
-          <w:hyperlink w:anchor="_Toc233215465" w:history="1">
+          <w:hyperlink w:anchor="_Toc233220874" w:history="1">
             <w:r>
               <w:rPr>
                 <w:rStyle w:val="Hyperlink"/>
@@ -2296,7 +2177,7 @@
                 <w:noProof/>
                 <w:webHidden/>
               </w:rPr>
-              <w:instrText xml:space="preserve"> PAGEREF _Toc233215465 \h </w:instrText>
+              <w:instrText xml:space="preserve"> PAGEREF _Toc233220874 \h </w:instrText>
             </w:r>
             <w:r>
               <w:rPr>
@@ -2330,13 +2211,12 @@
         <w:p>
           <w:pPr>
             <w:pStyle w:val="TOC3"/>
-            <w:spacing w:line="360" w:lineRule="auto"/>
             <w:rPr>
               <w:rFonts w:asciiTheme="minorHAnsi" w:eastAsiaTheme="minorEastAsia" w:hAnsiTheme="minorHAnsi"/>
               <w:noProof/>
             </w:rPr>
           </w:pPr>
-          <w:hyperlink w:anchor="_Toc233215466" w:history="1">
+          <w:hyperlink w:anchor="_Toc233220875" w:history="1">
             <w:r>
               <w:rPr>
                 <w:rStyle w:val="Hyperlink"/>
@@ -2377,7 +2257,7 @@
                 <w:noProof/>
                 <w:webHidden/>
               </w:rPr>
-              <w:instrText xml:space="preserve"> PAGEREF _Toc233215466 \h </w:instrText>
+              <w:instrText xml:space="preserve"> PAGEREF _Toc233220875 \h </w:instrText>
             </w:r>
             <w:r>
               <w:rPr>
@@ -2411,13 +2291,12 @@
         <w:p>
           <w:pPr>
             <w:pStyle w:val="TOC3"/>
-            <w:spacing w:line="360" w:lineRule="auto"/>
             <w:rPr>
               <w:rFonts w:asciiTheme="minorHAnsi" w:eastAsiaTheme="minorEastAsia" w:hAnsiTheme="minorHAnsi"/>
               <w:noProof/>
             </w:rPr>
           </w:pPr>
-          <w:hyperlink w:anchor="_Toc233215467" w:history="1">
+          <w:hyperlink w:anchor="_Toc233220876" w:history="1">
             <w:r>
               <w:rPr>
                 <w:rStyle w:val="Hyperlink"/>
@@ -2458,7 +2337,7 @@
                 <w:noProof/>
                 <w:webHidden/>
               </w:rPr>
-              <w:instrText xml:space="preserve"> PAGEREF _Toc233215467 \h </w:instrText>
+              <w:instrText xml:space="preserve"> PAGEREF _Toc233220876 \h </w:instrText>
             </w:r>
             <w:r>
               <w:rPr>
@@ -2492,13 +2371,12 @@
         <w:p>
           <w:pPr>
             <w:pStyle w:val="TOC3"/>
-            <w:spacing w:line="360" w:lineRule="auto"/>
             <w:rPr>
               <w:rFonts w:asciiTheme="minorHAnsi" w:eastAsiaTheme="minorEastAsia" w:hAnsiTheme="minorHAnsi"/>
               <w:noProof/>
             </w:rPr>
           </w:pPr>
-          <w:hyperlink w:anchor="_Toc233215468" w:history="1">
+          <w:hyperlink w:anchor="_Toc233220877" w:history="1">
             <w:r>
               <w:rPr>
                 <w:rStyle w:val="Hyperlink"/>
@@ -2539,7 +2417,7 @@
                 <w:noProof/>
                 <w:webHidden/>
               </w:rPr>
-              <w:instrText xml:space="preserve"> PAGEREF _Toc233215468 \h </w:instrText>
+              <w:instrText xml:space="preserve"> PAGEREF _Toc233220877 \h </w:instrText>
             </w:r>
             <w:r>
               <w:rPr>
@@ -2559,7 +2437,7 @@
                 <w:noProof/>
                 <w:webHidden/>
               </w:rPr>
-              <w:t>5</w:t>
+              <w:t>4</w:t>
             </w:r>
             <w:r>
               <w:rPr>
@@ -2574,30 +2452,59 @@
           <w:pPr>
             <w:pStyle w:val="TOC1"/>
             <w:tabs>
-              <w:tab w:val="right" w:leader="dot" w:pos="9016"/>
+              <w:tab w:val="left" w:pos="1440"/>
+              <w:tab w:val="right" w:leader="dot" w:pos="9074"/>
             </w:tabs>
             <w:rPr>
               <w:rFonts w:asciiTheme="minorHAnsi" w:eastAsiaTheme="minorEastAsia" w:hAnsiTheme="minorHAnsi"/>
               <w:noProof/>
             </w:rPr>
           </w:pPr>
-          <w:hyperlink w:anchor="_Toc233215469" w:history="1">
+          <w:hyperlink w:anchor="_Toc233220878" w:history="1">
             <w:r>
               <w:rPr>
                 <w:rStyle w:val="Hyperlink"/>
                 <w:noProof/>
               </w:rPr>
-              <w:t>Chapter 2: Related Work</w:t>
-            </w:r>
-            <w:r>
-              <w:rPr>
-                <w:noProof/>
-                <w:webHidden/>
+              <w:t>Chapter 2.</w:t>
+            </w:r>
+            <w:r>
+              <w:rPr>
+                <w:rFonts w:asciiTheme="minorHAnsi" w:eastAsiaTheme="minorEastAsia" w:hAnsiTheme="minorHAnsi"/>
+                <w:noProof/>
               </w:rPr>
               <w:tab/>
             </w:r>
             <w:r>
               <w:rPr>
+                <w:rStyle w:val="Hyperlink"/>
+                <w:noProof/>
+              </w:rPr>
+              <w:t>Relat</w:t>
+            </w:r>
+            <w:r>
+              <w:rPr>
+                <w:rStyle w:val="Hyperlink"/>
+                <w:noProof/>
+              </w:rPr>
+              <w:t>e</w:t>
+            </w:r>
+            <w:r>
+              <w:rPr>
+                <w:rStyle w:val="Hyperlink"/>
+                <w:noProof/>
+              </w:rPr>
+              <w:t>d Work</w:t>
+            </w:r>
+            <w:r>
+              <w:rPr>
+                <w:noProof/>
+                <w:webHidden/>
+              </w:rPr>
+              <w:tab/>
+            </w:r>
+            <w:r>
+              <w:rPr>
                 <w:noProof/>
                 <w:webHidden/>
               </w:rPr>
@@ -2608,7 +2515,7 @@
                 <w:noProof/>
                 <w:webHidden/>
               </w:rPr>
-              <w:instrText xml:space="preserve"> PAGEREF _Toc233215469 \h </w:instrText>
+              <w:instrText xml:space="preserve"> PAGEREF _Toc233220878 \h </w:instrText>
             </w:r>
             <w:r>
               <w:rPr>
@@ -2629,6 +2536,632 @@
                 <w:webHidden/>
               </w:rPr>
               <w:t>6</w:t>
+            </w:r>
+            <w:r>
+              <w:rPr>
+                <w:noProof/>
+                <w:webHidden/>
+              </w:rPr>
+              <w:fldChar w:fldCharType="end"/>
+            </w:r>
+          </w:hyperlink>
+        </w:p>
+        <w:p>
+          <w:pPr>
+            <w:pStyle w:val="TOC3"/>
+            <w:rPr>
+              <w:rFonts w:asciiTheme="minorHAnsi" w:eastAsiaTheme="minorEastAsia" w:hAnsiTheme="minorHAnsi"/>
+              <w:noProof/>
+            </w:rPr>
+          </w:pPr>
+          <w:hyperlink w:anchor="_Toc233220879" w:history="1">
+            <w:r>
+              <w:rPr>
+                <w:rStyle w:val="Hyperlink"/>
+                <w:noProof/>
+              </w:rPr>
+              <w:t>2.1</w:t>
+            </w:r>
+            <w:r>
+              <w:rPr>
+                <w:rFonts w:asciiTheme="minorHAnsi" w:eastAsiaTheme="minorEastAsia" w:hAnsiTheme="minorHAnsi"/>
+                <w:noProof/>
+              </w:rPr>
+              <w:tab/>
+            </w:r>
+            <w:r>
+              <w:rPr>
+                <w:rStyle w:val="Hyperlink"/>
+                <w:noProof/>
+              </w:rPr>
+              <w:t>Existing Solutions</w:t>
+            </w:r>
+            <w:r>
+              <w:rPr>
+                <w:noProof/>
+                <w:webHidden/>
+              </w:rPr>
+              <w:tab/>
+            </w:r>
+            <w:r>
+              <w:rPr>
+                <w:noProof/>
+                <w:webHidden/>
+              </w:rPr>
+              <w:fldChar w:fldCharType="begin"/>
+            </w:r>
+            <w:r>
+              <w:rPr>
+                <w:noProof/>
+                <w:webHidden/>
+              </w:rPr>
+              <w:instrText xml:space="preserve"> PAGEREF _Toc233220879 \h </w:instrText>
+            </w:r>
+            <w:r>
+              <w:rPr>
+                <w:noProof/>
+                <w:webHidden/>
+              </w:rPr>
+            </w:r>
+            <w:r>
+              <w:rPr>
+                <w:noProof/>
+                <w:webHidden/>
+              </w:rPr>
+              <w:fldChar w:fldCharType="separate"/>
+            </w:r>
+            <w:r>
+              <w:rPr>
+                <w:noProof/>
+                <w:webHidden/>
+              </w:rPr>
+              <w:t>6</w:t>
+            </w:r>
+            <w:r>
+              <w:rPr>
+                <w:noProof/>
+                <w:webHidden/>
+              </w:rPr>
+              <w:fldChar w:fldCharType="end"/>
+            </w:r>
+          </w:hyperlink>
+        </w:p>
+        <w:p>
+          <w:pPr>
+            <w:pStyle w:val="TOC3"/>
+            <w:rPr>
+              <w:rFonts w:asciiTheme="minorHAnsi" w:eastAsiaTheme="minorEastAsia" w:hAnsiTheme="minorHAnsi"/>
+              <w:noProof/>
+            </w:rPr>
+          </w:pPr>
+          <w:hyperlink w:anchor="_Toc233220880" w:history="1">
+            <w:r>
+              <w:rPr>
+                <w:rStyle w:val="Hyperlink"/>
+                <w:noProof/>
+              </w:rPr>
+              <w:t>2.1.1</w:t>
+            </w:r>
+            <w:r>
+              <w:rPr>
+                <w:rFonts w:asciiTheme="minorHAnsi" w:eastAsiaTheme="minorEastAsia" w:hAnsiTheme="minorHAnsi"/>
+                <w:noProof/>
+              </w:rPr>
+              <w:tab/>
+            </w:r>
+            <w:r>
+              <w:rPr>
+                <w:rStyle w:val="Hyperlink"/>
+                <w:noProof/>
+              </w:rPr>
+              <w:t>DataRobot and H2O Driverless AI</w:t>
+            </w:r>
+            <w:r>
+              <w:rPr>
+                <w:noProof/>
+                <w:webHidden/>
+              </w:rPr>
+              <w:tab/>
+            </w:r>
+            <w:r>
+              <w:rPr>
+                <w:noProof/>
+                <w:webHidden/>
+              </w:rPr>
+              <w:fldChar w:fldCharType="begin"/>
+            </w:r>
+            <w:r>
+              <w:rPr>
+                <w:noProof/>
+                <w:webHidden/>
+              </w:rPr>
+              <w:instrText xml:space="preserve"> PAGEREF _Toc233220880 \h </w:instrText>
+            </w:r>
+            <w:r>
+              <w:rPr>
+                <w:noProof/>
+                <w:webHidden/>
+              </w:rPr>
+            </w:r>
+            <w:r>
+              <w:rPr>
+                <w:noProof/>
+                <w:webHidden/>
+              </w:rPr>
+              <w:fldChar w:fldCharType="separate"/>
+            </w:r>
+            <w:r>
+              <w:rPr>
+                <w:noProof/>
+                <w:webHidden/>
+              </w:rPr>
+              <w:t>6</w:t>
+            </w:r>
+            <w:r>
+              <w:rPr>
+                <w:noProof/>
+                <w:webHidden/>
+              </w:rPr>
+              <w:fldChar w:fldCharType="end"/>
+            </w:r>
+          </w:hyperlink>
+        </w:p>
+        <w:p>
+          <w:pPr>
+            <w:pStyle w:val="TOC3"/>
+            <w:rPr>
+              <w:rFonts w:asciiTheme="minorHAnsi" w:eastAsiaTheme="minorEastAsia" w:hAnsiTheme="minorHAnsi"/>
+              <w:noProof/>
+            </w:rPr>
+          </w:pPr>
+          <w:hyperlink w:anchor="_Toc233220881" w:history="1">
+            <w:r>
+              <w:rPr>
+                <w:rStyle w:val="Hyperlink"/>
+                <w:noProof/>
+              </w:rPr>
+              <w:t>2.1.2</w:t>
+            </w:r>
+            <w:r>
+              <w:rPr>
+                <w:rFonts w:asciiTheme="minorHAnsi" w:eastAsiaTheme="minorEastAsia" w:hAnsiTheme="minorHAnsi"/>
+                <w:noProof/>
+              </w:rPr>
+              <w:tab/>
+            </w:r>
+            <w:r>
+              <w:rPr>
+                <w:rStyle w:val="Hyperlink"/>
+                <w:noProof/>
+              </w:rPr>
+              <w:t>Trifacta and Alteryx</w:t>
+            </w:r>
+            <w:r>
+              <w:rPr>
+                <w:noProof/>
+                <w:webHidden/>
+              </w:rPr>
+              <w:tab/>
+            </w:r>
+            <w:r>
+              <w:rPr>
+                <w:noProof/>
+                <w:webHidden/>
+              </w:rPr>
+              <w:fldChar w:fldCharType="begin"/>
+            </w:r>
+            <w:r>
+              <w:rPr>
+                <w:noProof/>
+                <w:webHidden/>
+              </w:rPr>
+              <w:instrText xml:space="preserve"> PAGEREF _Toc233220881 \h </w:instrText>
+            </w:r>
+            <w:r>
+              <w:rPr>
+                <w:noProof/>
+                <w:webHidden/>
+              </w:rPr>
+            </w:r>
+            <w:r>
+              <w:rPr>
+                <w:noProof/>
+                <w:webHidden/>
+              </w:rPr>
+              <w:fldChar w:fldCharType="separate"/>
+            </w:r>
+            <w:r>
+              <w:rPr>
+                <w:noProof/>
+                <w:webHidden/>
+              </w:rPr>
+              <w:t>6</w:t>
+            </w:r>
+            <w:r>
+              <w:rPr>
+                <w:noProof/>
+                <w:webHidden/>
+              </w:rPr>
+              <w:fldChar w:fldCharType="end"/>
+            </w:r>
+          </w:hyperlink>
+        </w:p>
+        <w:p>
+          <w:pPr>
+            <w:pStyle w:val="TOC3"/>
+            <w:rPr>
+              <w:rFonts w:asciiTheme="minorHAnsi" w:eastAsiaTheme="minorEastAsia" w:hAnsiTheme="minorHAnsi"/>
+              <w:noProof/>
+            </w:rPr>
+          </w:pPr>
+          <w:hyperlink w:anchor="_Toc233220882" w:history="1">
+            <w:r>
+              <w:rPr>
+                <w:rStyle w:val="Hyperlink"/>
+                <w:noProof/>
+              </w:rPr>
+              <w:t>2.1.3</w:t>
+            </w:r>
+            <w:r>
+              <w:rPr>
+                <w:rFonts w:asciiTheme="minorHAnsi" w:eastAsiaTheme="minorEastAsia" w:hAnsiTheme="minorHAnsi"/>
+                <w:noProof/>
+              </w:rPr>
+              <w:tab/>
+            </w:r>
+            <w:r>
+              <w:rPr>
+                <w:rStyle w:val="Hyperlink"/>
+                <w:noProof/>
+              </w:rPr>
+              <w:t>Numerous.ai</w:t>
+            </w:r>
+            <w:r>
+              <w:rPr>
+                <w:noProof/>
+                <w:webHidden/>
+              </w:rPr>
+              <w:tab/>
+            </w:r>
+            <w:r>
+              <w:rPr>
+                <w:noProof/>
+                <w:webHidden/>
+              </w:rPr>
+              <w:fldChar w:fldCharType="begin"/>
+            </w:r>
+            <w:r>
+              <w:rPr>
+                <w:noProof/>
+                <w:webHidden/>
+              </w:rPr>
+              <w:instrText xml:space="preserve"> PAGEREF _Toc233220882 \h </w:instrText>
+            </w:r>
+            <w:r>
+              <w:rPr>
+                <w:noProof/>
+                <w:webHidden/>
+              </w:rPr>
+            </w:r>
+            <w:r>
+              <w:rPr>
+                <w:noProof/>
+                <w:webHidden/>
+              </w:rPr>
+              <w:fldChar w:fldCharType="separate"/>
+            </w:r>
+            <w:r>
+              <w:rPr>
+                <w:noProof/>
+                <w:webHidden/>
+              </w:rPr>
+              <w:t>6</w:t>
+            </w:r>
+            <w:r>
+              <w:rPr>
+                <w:noProof/>
+                <w:webHidden/>
+              </w:rPr>
+              <w:fldChar w:fldCharType="end"/>
+            </w:r>
+          </w:hyperlink>
+        </w:p>
+        <w:p>
+          <w:pPr>
+            <w:pStyle w:val="TOC3"/>
+            <w:rPr>
+              <w:rFonts w:asciiTheme="minorHAnsi" w:eastAsiaTheme="minorEastAsia" w:hAnsiTheme="minorHAnsi"/>
+              <w:noProof/>
+            </w:rPr>
+          </w:pPr>
+          <w:hyperlink w:anchor="_Toc233220883" w:history="1">
+            <w:r>
+              <w:rPr>
+                <w:rStyle w:val="Hyperlink"/>
+                <w:noProof/>
+              </w:rPr>
+              <w:t>2.1.4 General-Purpose AI Assistants</w:t>
+            </w:r>
+            <w:r>
+              <w:rPr>
+                <w:noProof/>
+                <w:webHidden/>
+              </w:rPr>
+              <w:tab/>
+            </w:r>
+            <w:r>
+              <w:rPr>
+                <w:noProof/>
+                <w:webHidden/>
+              </w:rPr>
+              <w:fldChar w:fldCharType="begin"/>
+            </w:r>
+            <w:r>
+              <w:rPr>
+                <w:noProof/>
+                <w:webHidden/>
+              </w:rPr>
+              <w:instrText xml:space="preserve"> PAGEREF _Toc233220883 \h </w:instrText>
+            </w:r>
+            <w:r>
+              <w:rPr>
+                <w:noProof/>
+                <w:webHidden/>
+              </w:rPr>
+            </w:r>
+            <w:r>
+              <w:rPr>
+                <w:noProof/>
+                <w:webHidden/>
+              </w:rPr>
+              <w:fldChar w:fldCharType="separate"/>
+            </w:r>
+            <w:r>
+              <w:rPr>
+                <w:noProof/>
+                <w:webHidden/>
+              </w:rPr>
+              <w:t>6</w:t>
+            </w:r>
+            <w:r>
+              <w:rPr>
+                <w:noProof/>
+                <w:webHidden/>
+              </w:rPr>
+              <w:fldChar w:fldCharType="end"/>
+            </w:r>
+          </w:hyperlink>
+        </w:p>
+        <w:p>
+          <w:pPr>
+            <w:pStyle w:val="TOC3"/>
+            <w:rPr>
+              <w:rFonts w:asciiTheme="minorHAnsi" w:eastAsiaTheme="minorEastAsia" w:hAnsiTheme="minorHAnsi"/>
+              <w:noProof/>
+            </w:rPr>
+          </w:pPr>
+          <w:hyperlink w:anchor="_Toc233220884" w:history="1">
+            <w:r>
+              <w:rPr>
+                <w:rStyle w:val="Hyperlink"/>
+                <w:noProof/>
+              </w:rPr>
+              <w:t>2.2</w:t>
+            </w:r>
+            <w:r>
+              <w:rPr>
+                <w:rFonts w:asciiTheme="minorHAnsi" w:eastAsiaTheme="minorEastAsia" w:hAnsiTheme="minorHAnsi"/>
+                <w:noProof/>
+              </w:rPr>
+              <w:tab/>
+            </w:r>
+            <w:r>
+              <w:rPr>
+                <w:rStyle w:val="Hyperlink"/>
+                <w:noProof/>
+              </w:rPr>
+              <w:t>Comparative Analysis</w:t>
+            </w:r>
+            <w:r>
+              <w:rPr>
+                <w:noProof/>
+                <w:webHidden/>
+              </w:rPr>
+              <w:tab/>
+            </w:r>
+            <w:r>
+              <w:rPr>
+                <w:noProof/>
+                <w:webHidden/>
+              </w:rPr>
+              <w:fldChar w:fldCharType="begin"/>
+            </w:r>
+            <w:r>
+              <w:rPr>
+                <w:noProof/>
+                <w:webHidden/>
+              </w:rPr>
+              <w:instrText xml:space="preserve"> PAGEREF _Toc233220884 \h </w:instrText>
+            </w:r>
+            <w:r>
+              <w:rPr>
+                <w:noProof/>
+                <w:webHidden/>
+              </w:rPr>
+            </w:r>
+            <w:r>
+              <w:rPr>
+                <w:noProof/>
+                <w:webHidden/>
+              </w:rPr>
+              <w:fldChar w:fldCharType="separate"/>
+            </w:r>
+            <w:r>
+              <w:rPr>
+                <w:noProof/>
+                <w:webHidden/>
+              </w:rPr>
+              <w:t>7</w:t>
+            </w:r>
+            <w:r>
+              <w:rPr>
+                <w:noProof/>
+                <w:webHidden/>
+              </w:rPr>
+              <w:fldChar w:fldCharType="end"/>
+            </w:r>
+          </w:hyperlink>
+        </w:p>
+        <w:p>
+          <w:pPr>
+            <w:pStyle w:val="TOC3"/>
+            <w:rPr>
+              <w:rFonts w:asciiTheme="minorHAnsi" w:eastAsiaTheme="minorEastAsia" w:hAnsiTheme="minorHAnsi"/>
+              <w:noProof/>
+            </w:rPr>
+          </w:pPr>
+          <w:hyperlink w:anchor="_Toc233220885" w:history="1">
+            <w:r>
+              <w:rPr>
+                <w:rStyle w:val="Hyperlink"/>
+                <w:noProof/>
+              </w:rPr>
+              <w:t>2.3</w:t>
+            </w:r>
+            <w:r>
+              <w:rPr>
+                <w:rFonts w:asciiTheme="minorHAnsi" w:eastAsiaTheme="minorEastAsia" w:hAnsiTheme="minorHAnsi"/>
+                <w:noProof/>
+              </w:rPr>
+              <w:tab/>
+            </w:r>
+            <w:r>
+              <w:rPr>
+                <w:rStyle w:val="Hyperlink"/>
+                <w:noProof/>
+              </w:rPr>
+              <w:t>Research Gap and Motivation</w:t>
+            </w:r>
+            <w:r>
+              <w:rPr>
+                <w:noProof/>
+                <w:webHidden/>
+              </w:rPr>
+              <w:tab/>
+            </w:r>
+            <w:r>
+              <w:rPr>
+                <w:noProof/>
+                <w:webHidden/>
+              </w:rPr>
+              <w:fldChar w:fldCharType="begin"/>
+            </w:r>
+            <w:r>
+              <w:rPr>
+                <w:noProof/>
+                <w:webHidden/>
+              </w:rPr>
+              <w:instrText xml:space="preserve"> PAGEREF _Toc233220885 \h </w:instrText>
+            </w:r>
+            <w:r>
+              <w:rPr>
+                <w:noProof/>
+                <w:webHidden/>
+              </w:rPr>
+            </w:r>
+            <w:r>
+              <w:rPr>
+                <w:noProof/>
+                <w:webHidden/>
+              </w:rPr>
+              <w:fldChar w:fldCharType="separate"/>
+            </w:r>
+            <w:r>
+              <w:rPr>
+                <w:noProof/>
+                <w:webHidden/>
+              </w:rPr>
+              <w:t>7</w:t>
+            </w:r>
+            <w:r>
+              <w:rPr>
+                <w:noProof/>
+                <w:webHidden/>
+              </w:rPr>
+              <w:fldChar w:fldCharType="end"/>
+            </w:r>
+          </w:hyperlink>
+        </w:p>
+        <w:p>
+          <w:pPr>
+            <w:pStyle w:val="TOC3"/>
+            <w:rPr>
+              <w:rFonts w:asciiTheme="minorHAnsi" w:eastAsiaTheme="minorEastAsia" w:hAnsiTheme="minorHAnsi"/>
+              <w:noProof/>
+            </w:rPr>
+          </w:pPr>
+          <w:hyperlink w:anchor="_Toc233220886" w:history="1">
+            <w:r>
+              <w:rPr>
+                <w:rStyle w:val="Hyperlink"/>
+                <w:noProof/>
+              </w:rPr>
+              <w:t>2.4</w:t>
+            </w:r>
+            <w:r>
+              <w:rPr>
+                <w:rFonts w:asciiTheme="minorHAnsi" w:eastAsiaTheme="minorEastAsia" w:hAnsiTheme="minorHAnsi"/>
+                <w:noProof/>
+              </w:rPr>
+              <w:tab/>
+            </w:r>
+            <w:r>
+              <w:rPr>
+                <w:rStyle w:val="Hyperlink"/>
+                <w:noProof/>
+              </w:rPr>
+              <w:t>Key Innovations of AutoPrepAI</w:t>
+            </w:r>
+            <w:r>
+              <w:rPr>
+                <w:noProof/>
+                <w:webHidden/>
+              </w:rPr>
+              <w:tab/>
+            </w:r>
+            <w:r>
+              <w:rPr>
+                <w:noProof/>
+                <w:webHidden/>
+              </w:rPr>
+              <w:fldChar w:fldCharType="begin"/>
+            </w:r>
+            <w:r>
+              <w:rPr>
+                <w:noProof/>
+                <w:webHidden/>
+              </w:rPr>
+              <w:instrText xml:space="preserve"> PAGEREF _Toc233220886 \h </w:instrText>
+            </w:r>
+            <w:r>
+              <w:rPr>
+                <w:noProof/>
+                <w:webHidden/>
+              </w:rPr>
+            </w:r>
+            <w:r>
+              <w:rPr>
+                <w:noProof/>
+                <w:webHidden/>
+              </w:rPr>
+              <w:fldChar w:fldCharType="separate"/>
+            </w:r>
+            <w:r>
+              <w:rPr>
+                <w:noProof/>
+                <w:webHidden/>
+              </w:rPr>
+              <w:t>8</w:t>
             </w:r>
             <w:r>
               <w:rPr>
@@ -2643,30 +3176,45 @@
           <w:pPr>
             <w:pStyle w:val="TOC1"/>
             <w:tabs>
-              <w:tab w:val="right" w:leader="dot" w:pos="9016"/>
+              <w:tab w:val="left" w:pos="1440"/>
+              <w:tab w:val="right" w:leader="dot" w:pos="9074"/>
             </w:tabs>
             <w:rPr>
               <w:rFonts w:asciiTheme="minorHAnsi" w:eastAsiaTheme="minorEastAsia" w:hAnsiTheme="minorHAnsi"/>
               <w:noProof/>
             </w:rPr>
           </w:pPr>
-          <w:hyperlink w:anchor="_Toc233215470" w:history="1">
+          <w:hyperlink w:anchor="_Toc233220887" w:history="1">
             <w:r>
               <w:rPr>
                 <w:rStyle w:val="Hyperlink"/>
                 <w:noProof/>
               </w:rPr>
-              <w:t>Chapter 3: System Analysis</w:t>
-            </w:r>
-            <w:r>
-              <w:rPr>
-                <w:noProof/>
-                <w:webHidden/>
+              <w:t>Chapter 3.</w:t>
+            </w:r>
+            <w:r>
+              <w:rPr>
+                <w:rFonts w:asciiTheme="minorHAnsi" w:eastAsiaTheme="minorEastAsia" w:hAnsiTheme="minorHAnsi"/>
+                <w:noProof/>
               </w:rPr>
               <w:tab/>
             </w:r>
             <w:r>
               <w:rPr>
+                <w:rStyle w:val="Hyperlink"/>
+                <w:noProof/>
+              </w:rPr>
+              <w:t>System Analysis</w:t>
+            </w:r>
+            <w:r>
+              <w:rPr>
+                <w:noProof/>
+                <w:webHidden/>
+              </w:rPr>
+              <w:tab/>
+            </w:r>
+            <w:r>
+              <w:rPr>
                 <w:noProof/>
                 <w:webHidden/>
               </w:rPr>
@@ -2677,7 +3225,7 @@
                 <w:noProof/>
                 <w:webHidden/>
               </w:rPr>
-              <w:instrText xml:space="preserve"> PAGEREF _Toc233215470 \h </w:instrText>
+              <w:instrText xml:space="preserve"> PAGEREF _Toc233220887 \h </w:instrText>
             </w:r>
             <w:r>
               <w:rPr>
@@ -2697,7 +3245,7 @@
                 <w:noProof/>
                 <w:webHidden/>
               </w:rPr>
-              <w:t>6</w:t>
+              <w:t>9</w:t>
             </w:r>
             <w:r>
               <w:rPr>
@@ -2711,13 +3259,12 @@
         <w:p>
           <w:pPr>
             <w:pStyle w:val="TOC3"/>
-            <w:spacing w:line="360" w:lineRule="auto"/>
             <w:rPr>
               <w:rFonts w:asciiTheme="minorHAnsi" w:eastAsiaTheme="minorEastAsia" w:hAnsiTheme="minorHAnsi"/>
               <w:noProof/>
             </w:rPr>
           </w:pPr>
-          <w:hyperlink w:anchor="_Toc233215471" w:history="1">
+          <w:hyperlink w:anchor="_Toc233220888" w:history="1">
             <w:r>
               <w:rPr>
                 <w:rStyle w:val="Hyperlink"/>
@@ -2758,7 +3305,7 @@
                 <w:noProof/>
                 <w:webHidden/>
               </w:rPr>
-              <w:instrText xml:space="preserve"> PAGEREF _Toc233215471 \h </w:instrText>
+              <w:instrText xml:space="preserve"> PAGEREF _Toc233220888 \h </w:instrText>
             </w:r>
             <w:r>
               <w:rPr>
@@ -2778,7 +3325,7 @@
                 <w:noProof/>
                 <w:webHidden/>
               </w:rPr>
-              <w:t>6</w:t>
+              <w:t>9</w:t>
             </w:r>
             <w:r>
               <w:rPr>
@@ -2792,13 +3339,12 @@
         <w:p>
           <w:pPr>
             <w:pStyle w:val="TOC3"/>
-            <w:spacing w:line="360" w:lineRule="auto"/>
             <w:rPr>
               <w:rFonts w:asciiTheme="minorHAnsi" w:eastAsiaTheme="minorEastAsia" w:hAnsiTheme="minorHAnsi"/>
               <w:noProof/>
             </w:rPr>
           </w:pPr>
-          <w:hyperlink w:anchor="_Toc233215472" w:history="1">
+          <w:hyperlink w:anchor="_Toc233220889" w:history="1">
             <w:r>
               <w:rPr>
                 <w:rStyle w:val="Hyperlink"/>
@@ -2839,7 +3385,7 @@
                 <w:noProof/>
                 <w:webHidden/>
               </w:rPr>
-              <w:instrText xml:space="preserve"> PAGEREF _Toc233215472 \h </w:instrText>
+              <w:instrText xml:space="preserve"> PAGEREF _Toc233220889 \h </w:instrText>
             </w:r>
             <w:r>
               <w:rPr>
@@ -2859,7 +3405,7 @@
                 <w:noProof/>
                 <w:webHidden/>
               </w:rPr>
-              <w:t>6</w:t>
+              <w:t>9</w:t>
             </w:r>
             <w:r>
               <w:rPr>
@@ -2873,13 +3419,12 @@
         <w:p>
           <w:pPr>
             <w:pStyle w:val="TOC3"/>
-            <w:spacing w:line="360" w:lineRule="auto"/>
             <w:rPr>
               <w:rFonts w:asciiTheme="minorHAnsi" w:eastAsiaTheme="minorEastAsia" w:hAnsiTheme="minorHAnsi"/>
               <w:noProof/>
             </w:rPr>
           </w:pPr>
-          <w:hyperlink w:anchor="_Toc233215473" w:history="1">
+          <w:hyperlink w:anchor="_Toc233220890" w:history="1">
             <w:r>
               <w:rPr>
                 <w:rStyle w:val="Hyperlink"/>
@@ -2920,7 +3465,7 @@
                 <w:noProof/>
                 <w:webHidden/>
               </w:rPr>
-              <w:instrText xml:space="preserve"> PAGEREF _Toc233215473 \h </w:instrText>
+              <w:instrText xml:space="preserve"> PAGEREF _Toc233220890 \h </w:instrText>
             </w:r>
             <w:r>
               <w:rPr>
@@ -2940,7 +3485,7 @@
                 <w:noProof/>
                 <w:webHidden/>
               </w:rPr>
-              <w:t>6</w:t>
+              <w:t>9</w:t>
             </w:r>
             <w:r>
               <w:rPr>
@@ -2954,13 +3499,12 @@
         <w:p>
           <w:pPr>
             <w:pStyle w:val="TOC3"/>
-            <w:spacing w:line="360" w:lineRule="auto"/>
             <w:rPr>
               <w:rFonts w:asciiTheme="minorHAnsi" w:eastAsiaTheme="minorEastAsia" w:hAnsiTheme="minorHAnsi"/>
               <w:noProof/>
             </w:rPr>
           </w:pPr>
-          <w:hyperlink w:anchor="_Toc233215474" w:history="1">
+          <w:hyperlink w:anchor="_Toc233220891" w:history="1">
             <w:r>
               <w:rPr>
                 <w:rStyle w:val="Hyperlink"/>
@@ -3001,7 +3545,7 @@
                 <w:noProof/>
                 <w:webHidden/>
               </w:rPr>
-              <w:instrText xml:space="preserve"> PAGEREF _Toc233215474 \h </w:instrText>
+              <w:instrText xml:space="preserve"> PAGEREF _Toc233220891 \h </w:instrText>
             </w:r>
             <w:r>
               <w:rPr>
@@ -3021,7 +3565,7 @@
                 <w:noProof/>
                 <w:webHidden/>
               </w:rPr>
-              <w:t>6</w:t>
+              <w:t>9</w:t>
             </w:r>
             <w:r>
               <w:rPr>
@@ -3035,13 +3579,12 @@
         <w:p>
           <w:pPr>
             <w:pStyle w:val="TOC3"/>
-            <w:spacing w:line="360" w:lineRule="auto"/>
             <w:rPr>
               <w:rFonts w:asciiTheme="minorHAnsi" w:eastAsiaTheme="minorEastAsia" w:hAnsiTheme="minorHAnsi"/>
               <w:noProof/>
             </w:rPr>
           </w:pPr>
-          <w:hyperlink w:anchor="_Toc233215475" w:history="1">
+          <w:hyperlink w:anchor="_Toc233220892" w:history="1">
             <w:r>
               <w:rPr>
                 <w:rStyle w:val="Hyperlink"/>
@@ -3082,7 +3625,7 @@
                 <w:noProof/>
                 <w:webHidden/>
               </w:rPr>
-              <w:instrText xml:space="preserve"> PAGEREF _Toc233215475 \h </w:instrText>
+              <w:instrText xml:space="preserve"> PAGEREF _Toc233220892 \h </w:instrText>
             </w:r>
             <w:r>
               <w:rPr>
@@ -3102,7 +3645,7 @@
                 <w:noProof/>
                 <w:webHidden/>
               </w:rPr>
-              <w:t>6</w:t>
+              <w:t>9</w:t>
             </w:r>
             <w:r>
               <w:rPr>
@@ -3117,30 +3660,45 @@
           <w:pPr>
             <w:pStyle w:val="TOC1"/>
             <w:tabs>
-              <w:tab w:val="right" w:leader="dot" w:pos="9016"/>
+              <w:tab w:val="left" w:pos="1440"/>
+              <w:tab w:val="right" w:leader="dot" w:pos="9074"/>
             </w:tabs>
             <w:rPr>
               <w:rFonts w:asciiTheme="minorHAnsi" w:eastAsiaTheme="minorEastAsia" w:hAnsiTheme="minorHAnsi"/>
               <w:noProof/>
             </w:rPr>
           </w:pPr>
-          <w:hyperlink w:anchor="_Toc233215476" w:history="1">
+          <w:hyperlink w:anchor="_Toc233220893" w:history="1">
             <w:r>
               <w:rPr>
                 <w:rStyle w:val="Hyperlink"/>
                 <w:noProof/>
               </w:rPr>
-              <w:t>Chapter 4: System Design</w:t>
-            </w:r>
-            <w:r>
-              <w:rPr>
-                <w:noProof/>
-                <w:webHidden/>
+              <w:t>Chapter 4.</w:t>
+            </w:r>
+            <w:r>
+              <w:rPr>
+                <w:rFonts w:asciiTheme="minorHAnsi" w:eastAsiaTheme="minorEastAsia" w:hAnsiTheme="minorHAnsi"/>
+                <w:noProof/>
               </w:rPr>
               <w:tab/>
             </w:r>
             <w:r>
               <w:rPr>
+                <w:rStyle w:val="Hyperlink"/>
+                <w:noProof/>
+              </w:rPr>
+              <w:t>System Design</w:t>
+            </w:r>
+            <w:r>
+              <w:rPr>
+                <w:noProof/>
+                <w:webHidden/>
+              </w:rPr>
+              <w:tab/>
+            </w:r>
+            <w:r>
+              <w:rPr>
                 <w:noProof/>
                 <w:webHidden/>
               </w:rPr>
@@ -3151,7 +3709,7 @@
                 <w:noProof/>
                 <w:webHidden/>
               </w:rPr>
-              <w:instrText xml:space="preserve"> PAGEREF _Toc233215476 \h </w:instrText>
+              <w:instrText xml:space="preserve"> PAGEREF _Toc233220893 \h </w:instrText>
             </w:r>
             <w:r>
               <w:rPr>
@@ -3171,7 +3729,7 @@
                 <w:noProof/>
                 <w:webHidden/>
               </w:rPr>
-              <w:t>6</w:t>
+              <w:t>9</w:t>
             </w:r>
             <w:r>
               <w:rPr>
@@ -3185,13 +3743,12 @@
         <w:p>
           <w:pPr>
             <w:pStyle w:val="TOC3"/>
-            <w:spacing w:line="360" w:lineRule="auto"/>
             <w:rPr>
               <w:rFonts w:asciiTheme="minorHAnsi" w:eastAsiaTheme="minorEastAsia" w:hAnsiTheme="minorHAnsi"/>
               <w:noProof/>
             </w:rPr>
           </w:pPr>
-          <w:hyperlink w:anchor="_Toc233215477" w:history="1">
+          <w:hyperlink w:anchor="_Toc233220894" w:history="1">
             <w:r>
               <w:rPr>
                 <w:rStyle w:val="Hyperlink"/>
@@ -3232,7 +3789,7 @@
                 <w:noProof/>
                 <w:webHidden/>
               </w:rPr>
-              <w:instrText xml:space="preserve"> PAGEREF _Toc233215477 \h </w:instrText>
+              <w:instrText xml:space="preserve"> PAGEREF _Toc233220894 \h </w:instrText>
             </w:r>
             <w:r>
               <w:rPr>
@@ -3252,7 +3809,7 @@
                 <w:noProof/>
                 <w:webHidden/>
               </w:rPr>
-              <w:t>6</w:t>
+              <w:t>9</w:t>
             </w:r>
             <w:r>
               <w:rPr>
@@ -3266,13 +3823,12 @@
         <w:p>
           <w:pPr>
             <w:pStyle w:val="TOC3"/>
-            <w:spacing w:line="360" w:lineRule="auto"/>
             <w:rPr>
               <w:rFonts w:asciiTheme="minorHAnsi" w:eastAsiaTheme="minorEastAsia" w:hAnsiTheme="minorHAnsi"/>
               <w:noProof/>
             </w:rPr>
           </w:pPr>
-          <w:hyperlink w:anchor="_Toc233215478" w:history="1">
+          <w:hyperlink w:anchor="_Toc233220895" w:history="1">
             <w:r>
               <w:rPr>
                 <w:rStyle w:val="Hyperlink"/>
@@ -3313,7 +3869,7 @@
                 <w:noProof/>
                 <w:webHidden/>
               </w:rPr>
-              <w:instrText xml:space="preserve"> PAGEREF _Toc233215478 \h </w:instrText>
+              <w:instrText xml:space="preserve"> PAGEREF _Toc233220895 \h </w:instrText>
             </w:r>
             <w:r>
               <w:rPr>
@@ -3333,7 +3889,7 @@
                 <w:noProof/>
                 <w:webHidden/>
               </w:rPr>
-              <w:t>6</w:t>
+              <w:t>9</w:t>
             </w:r>
             <w:r>
               <w:rPr>
@@ -3347,13 +3903,12 @@
         <w:p>
           <w:pPr>
             <w:pStyle w:val="TOC3"/>
-            <w:spacing w:line="360" w:lineRule="auto"/>
             <w:rPr>
               <w:rFonts w:asciiTheme="minorHAnsi" w:eastAsiaTheme="minorEastAsia" w:hAnsiTheme="minorHAnsi"/>
               <w:noProof/>
             </w:rPr>
           </w:pPr>
-          <w:hyperlink w:anchor="_Toc233215479" w:history="1">
+          <w:hyperlink w:anchor="_Toc233220896" w:history="1">
             <w:r>
               <w:rPr>
                 <w:rStyle w:val="Hyperlink"/>
@@ -3394,7 +3949,7 @@
                 <w:noProof/>
                 <w:webHidden/>
               </w:rPr>
-              <w:instrText xml:space="preserve"> PAGEREF _Toc233215479 \h </w:instrText>
+              <w:instrText xml:space="preserve"> PAGEREF _Toc233220896 \h </w:instrText>
             </w:r>
             <w:r>
               <w:rPr>
@@ -3414,7 +3969,7 @@
                 <w:noProof/>
                 <w:webHidden/>
               </w:rPr>
-              <w:t>6</w:t>
+              <w:t>9</w:t>
             </w:r>
             <w:r>
               <w:rPr>
@@ -3428,13 +3983,12 @@
         <w:p>
           <w:pPr>
             <w:pStyle w:val="TOC3"/>
-            <w:spacing w:line="360" w:lineRule="auto"/>
             <w:rPr>
               <w:rFonts w:asciiTheme="minorHAnsi" w:eastAsiaTheme="minorEastAsia" w:hAnsiTheme="minorHAnsi"/>
               <w:noProof/>
             </w:rPr>
           </w:pPr>
-          <w:hyperlink w:anchor="_Toc233215480" w:history="1">
+          <w:hyperlink w:anchor="_Toc233220897" w:history="1">
             <w:r>
               <w:rPr>
                 <w:rStyle w:val="Hyperlink"/>
@@ -3475,7 +4029,7 @@
                 <w:noProof/>
                 <w:webHidden/>
               </w:rPr>
-              <w:instrText xml:space="preserve"> PAGEREF _Toc233215480 \h </w:instrText>
+              <w:instrText xml:space="preserve"> PAGEREF _Toc233220897 \h </w:instrText>
             </w:r>
             <w:r>
               <w:rPr>
@@ -3495,7 +4049,7 @@
                 <w:noProof/>
                 <w:webHidden/>
               </w:rPr>
-              <w:t>6</w:t>
+              <w:t>9</w:t>
             </w:r>
             <w:r>
               <w:rPr>
@@ -3509,13 +4063,12 @@
         <w:p>
           <w:pPr>
             <w:pStyle w:val="TOC3"/>
-            <w:spacing w:line="360" w:lineRule="auto"/>
             <w:rPr>
               <w:rFonts w:asciiTheme="minorHAnsi" w:eastAsiaTheme="minorEastAsia" w:hAnsiTheme="minorHAnsi"/>
               <w:noProof/>
             </w:rPr>
           </w:pPr>
-          <w:hyperlink w:anchor="_Toc233215481" w:history="1">
+          <w:hyperlink w:anchor="_Toc233220898" w:history="1">
             <w:r>
               <w:rPr>
                 <w:rStyle w:val="Hyperlink"/>
@@ -3556,7 +4109,7 @@
                 <w:noProof/>
                 <w:webHidden/>
               </w:rPr>
-              <w:instrText xml:space="preserve"> PAGEREF _Toc233215481 \h </w:instrText>
+              <w:instrText xml:space="preserve"> PAGEREF _Toc233220898 \h </w:instrText>
             </w:r>
             <w:r>
               <w:rPr>
@@ -3576,7 +4129,7 @@
                 <w:noProof/>
                 <w:webHidden/>
               </w:rPr>
-              <w:t>6</w:t>
+              <w:t>9</w:t>
             </w:r>
             <w:r>
               <w:rPr>
@@ -3590,13 +4143,12 @@
         <w:p>
           <w:pPr>
             <w:pStyle w:val="TOC3"/>
-            <w:spacing w:line="360" w:lineRule="auto"/>
             <w:rPr>
               <w:rFonts w:asciiTheme="minorHAnsi" w:eastAsiaTheme="minorEastAsia" w:hAnsiTheme="minorHAnsi"/>
               <w:noProof/>
             </w:rPr>
           </w:pPr>
-          <w:hyperlink w:anchor="_Toc233215482" w:history="1">
+          <w:hyperlink w:anchor="_Toc233220899" w:history="1">
             <w:r>
               <w:rPr>
                 <w:rStyle w:val="Hyperlink"/>
@@ -3637,7 +4189,7 @@
                 <w:noProof/>
                 <w:webHidden/>
               </w:rPr>
-              <w:instrText xml:space="preserve"> PAGEREF _Toc233215482 \h </w:instrText>
+              <w:instrText xml:space="preserve"> PAGEREF _Toc233220899 \h </w:instrText>
             </w:r>
             <w:r>
               <w:rPr>
@@ -3657,7 +4209,7 @@
                 <w:noProof/>
                 <w:webHidden/>
               </w:rPr>
-              <w:t>6</w:t>
+              <w:t>9</w:t>
             </w:r>
             <w:r>
               <w:rPr>
@@ -3672,30 +4224,45 @@
           <w:pPr>
             <w:pStyle w:val="TOC1"/>
             <w:tabs>
-              <w:tab w:val="right" w:leader="dot" w:pos="9016"/>
+              <w:tab w:val="left" w:pos="1440"/>
+              <w:tab w:val="right" w:leader="dot" w:pos="9074"/>
             </w:tabs>
             <w:rPr>
               <w:rFonts w:asciiTheme="minorHAnsi" w:eastAsiaTheme="minorEastAsia" w:hAnsiTheme="minorHAnsi"/>
               <w:noProof/>
             </w:rPr>
           </w:pPr>
-          <w:hyperlink w:anchor="_Toc233215483" w:history="1">
+          <w:hyperlink w:anchor="_Toc233220900" w:history="1">
             <w:r>
               <w:rPr>
                 <w:rStyle w:val="Hyperlink"/>
                 <w:noProof/>
               </w:rPr>
-              <w:t>Chapter 5: Implementation</w:t>
-            </w:r>
-            <w:r>
-              <w:rPr>
-                <w:noProof/>
-                <w:webHidden/>
+              <w:t>Chapter 5.</w:t>
+            </w:r>
+            <w:r>
+              <w:rPr>
+                <w:rFonts w:asciiTheme="minorHAnsi" w:eastAsiaTheme="minorEastAsia" w:hAnsiTheme="minorHAnsi"/>
+                <w:noProof/>
               </w:rPr>
               <w:tab/>
             </w:r>
             <w:r>
               <w:rPr>
+                <w:rStyle w:val="Hyperlink"/>
+                <w:noProof/>
+              </w:rPr>
+              <w:t>Implementation</w:t>
+            </w:r>
+            <w:r>
+              <w:rPr>
+                <w:noProof/>
+                <w:webHidden/>
+              </w:rPr>
+              <w:tab/>
+            </w:r>
+            <w:r>
+              <w:rPr>
                 <w:noProof/>
                 <w:webHidden/>
               </w:rPr>
@@ -3706,7 +4273,7 @@
                 <w:noProof/>
                 <w:webHidden/>
               </w:rPr>
-              <w:instrText xml:space="preserve"> PAGEREF _Toc233215483 \h </w:instrText>
+              <w:instrText xml:space="preserve"> PAGEREF _Toc233220900 \h </w:instrText>
             </w:r>
             <w:r>
               <w:rPr>
@@ -3726,7 +4293,7 @@
                 <w:noProof/>
                 <w:webHidden/>
               </w:rPr>
-              <w:t>7</w:t>
+              <w:t>10</w:t>
             </w:r>
             <w:r>
               <w:rPr>
@@ -3740,13 +4307,12 @@
         <w:p>
           <w:pPr>
             <w:pStyle w:val="TOC3"/>
-            <w:spacing w:line="360" w:lineRule="auto"/>
             <w:rPr>
               <w:rFonts w:asciiTheme="minorHAnsi" w:eastAsiaTheme="minorEastAsia" w:hAnsiTheme="minorHAnsi"/>
               <w:noProof/>
             </w:rPr>
           </w:pPr>
-          <w:hyperlink w:anchor="_Toc233215484" w:history="1">
+          <w:hyperlink w:anchor="_Toc233220901" w:history="1">
             <w:r>
               <w:rPr>
                 <w:rStyle w:val="Hyperlink"/>
@@ -3787,7 +4353,7 @@
                 <w:noProof/>
                 <w:webHidden/>
               </w:rPr>
-              <w:instrText xml:space="preserve"> PAGEREF _Toc233215484 \h </w:instrText>
+              <w:instrText xml:space="preserve"> PAGEREF _Toc233220901 \h </w:instrText>
             </w:r>
             <w:r>
               <w:rPr>
@@ -3807,7 +4373,7 @@
                 <w:noProof/>
                 <w:webHidden/>
               </w:rPr>
-              <w:t>7</w:t>
+              <w:t>10</w:t>
             </w:r>
             <w:r>
               <w:rPr>
@@ -3821,13 +4387,12 @@
         <w:p>
           <w:pPr>
             <w:pStyle w:val="TOC3"/>
-            <w:spacing w:line="360" w:lineRule="auto"/>
             <w:rPr>
               <w:rFonts w:asciiTheme="minorHAnsi" w:eastAsiaTheme="minorEastAsia" w:hAnsiTheme="minorHAnsi"/>
               <w:noProof/>
             </w:rPr>
           </w:pPr>
-          <w:hyperlink w:anchor="_Toc233215485" w:history="1">
+          <w:hyperlink w:anchor="_Toc233220902" w:history="1">
             <w:r>
               <w:rPr>
                 <w:rStyle w:val="Hyperlink"/>
@@ -3868,7 +4433,7 @@
                 <w:noProof/>
                 <w:webHidden/>
               </w:rPr>
-              <w:instrText xml:space="preserve"> PAGEREF _Toc233215485 \h </w:instrText>
+              <w:instrText xml:space="preserve"> PAGEREF _Toc233220902 \h </w:instrText>
             </w:r>
             <w:r>
               <w:rPr>
@@ -3888,7 +4453,7 @@
                 <w:noProof/>
                 <w:webHidden/>
               </w:rPr>
-              <w:t>7</w:t>
+              <w:t>10</w:t>
             </w:r>
             <w:r>
               <w:rPr>
@@ -3902,13 +4467,12 @@
         <w:p>
           <w:pPr>
             <w:pStyle w:val="TOC3"/>
-            <w:spacing w:line="360" w:lineRule="auto"/>
             <w:rPr>
               <w:rFonts w:asciiTheme="minorHAnsi" w:eastAsiaTheme="minorEastAsia" w:hAnsiTheme="minorHAnsi"/>
               <w:noProof/>
             </w:rPr>
           </w:pPr>
-          <w:hyperlink w:anchor="_Toc233215486" w:history="1">
+          <w:hyperlink w:anchor="_Toc233220903" w:history="1">
             <w:r>
               <w:rPr>
                 <w:rStyle w:val="Hyperlink"/>
@@ -3949,7 +4513,7 @@
                 <w:noProof/>
                 <w:webHidden/>
               </w:rPr>
-              <w:instrText xml:space="preserve"> PAGEREF _Toc233215486 \h </w:instrText>
+              <w:instrText xml:space="preserve"> PAGEREF _Toc233220903 \h </w:instrText>
             </w:r>
             <w:r>
               <w:rPr>
@@ -3969,7 +4533,7 @@
                 <w:noProof/>
                 <w:webHidden/>
               </w:rPr>
-              <w:t>7</w:t>
+              <w:t>10</w:t>
             </w:r>
             <w:r>
               <w:rPr>
@@ -3984,30 +4548,45 @@
           <w:pPr>
             <w:pStyle w:val="TOC1"/>
             <w:tabs>
-              <w:tab w:val="right" w:leader="dot" w:pos="9016"/>
+              <w:tab w:val="left" w:pos="1440"/>
+              <w:tab w:val="right" w:leader="dot" w:pos="9074"/>
             </w:tabs>
             <w:rPr>
               <w:rFonts w:asciiTheme="minorHAnsi" w:eastAsiaTheme="minorEastAsia" w:hAnsiTheme="minorHAnsi"/>
               <w:noProof/>
             </w:rPr>
           </w:pPr>
-          <w:hyperlink w:anchor="_Toc233215487" w:history="1">
+          <w:hyperlink w:anchor="_Toc233220904" w:history="1">
             <w:r>
               <w:rPr>
                 <w:rStyle w:val="Hyperlink"/>
                 <w:noProof/>
               </w:rPr>
-              <w:t>Chapter 6: Testing and Evaluation</w:t>
-            </w:r>
-            <w:r>
-              <w:rPr>
-                <w:noProof/>
-                <w:webHidden/>
+              <w:t>Chapter 6.</w:t>
+            </w:r>
+            <w:r>
+              <w:rPr>
+                <w:rFonts w:asciiTheme="minorHAnsi" w:eastAsiaTheme="minorEastAsia" w:hAnsiTheme="minorHAnsi"/>
+                <w:noProof/>
               </w:rPr>
               <w:tab/>
             </w:r>
             <w:r>
               <w:rPr>
+                <w:rStyle w:val="Hyperlink"/>
+                <w:noProof/>
+              </w:rPr>
+              <w:t>Testing and Evaluation</w:t>
+            </w:r>
+            <w:r>
+              <w:rPr>
+                <w:noProof/>
+                <w:webHidden/>
+              </w:rPr>
+              <w:tab/>
+            </w:r>
+            <w:r>
+              <w:rPr>
                 <w:noProof/>
                 <w:webHidden/>
               </w:rPr>
@@ -4018,7 +4597,7 @@
                 <w:noProof/>
                 <w:webHidden/>
               </w:rPr>
-              <w:instrText xml:space="preserve"> PAGEREF _Toc233215487 \h </w:instrText>
+              <w:instrText xml:space="preserve"> PAGEREF _Toc233220904 \h </w:instrText>
             </w:r>
             <w:r>
               <w:rPr>
@@ -4038,7 +4617,7 @@
                 <w:noProof/>
                 <w:webHidden/>
               </w:rPr>
-              <w:t>7</w:t>
+              <w:t>10</w:t>
             </w:r>
             <w:r>
               <w:rPr>
@@ -4052,13 +4631,12 @@
         <w:p>
           <w:pPr>
             <w:pStyle w:val="TOC3"/>
-            <w:spacing w:line="360" w:lineRule="auto"/>
             <w:rPr>
               <w:rFonts w:asciiTheme="minorHAnsi" w:eastAsiaTheme="minorEastAsia" w:hAnsiTheme="minorHAnsi"/>
               <w:noProof/>
             </w:rPr>
           </w:pPr>
-          <w:hyperlink w:anchor="_Toc233215488" w:history="1">
+          <w:hyperlink w:anchor="_Toc233220905" w:history="1">
             <w:r>
               <w:rPr>
                 <w:rStyle w:val="Hyperlink"/>
@@ -4099,7 +4677,7 @@
                 <w:noProof/>
                 <w:webHidden/>
               </w:rPr>
-              <w:instrText xml:space="preserve"> PAGEREF _Toc233215488 \h </w:instrText>
+              <w:instrText xml:space="preserve"> PAGEREF _Toc233220905 \h </w:instrText>
             </w:r>
             <w:r>
               <w:rPr>
@@ -4119,7 +4697,7 @@
                 <w:noProof/>
                 <w:webHidden/>
               </w:rPr>
-              <w:t>7</w:t>
+              <w:t>10</w:t>
             </w:r>
             <w:r>
               <w:rPr>
@@ -4133,13 +4711,12 @@
         <w:p>
           <w:pPr>
             <w:pStyle w:val="TOC3"/>
-            <w:spacing w:line="360" w:lineRule="auto"/>
             <w:rPr>
               <w:rFonts w:asciiTheme="minorHAnsi" w:eastAsiaTheme="minorEastAsia" w:hAnsiTheme="minorHAnsi"/>
               <w:noProof/>
             </w:rPr>
           </w:pPr>
-          <w:hyperlink w:anchor="_Toc233215489" w:history="1">
+          <w:hyperlink w:anchor="_Toc233220906" w:history="1">
             <w:r>
               <w:rPr>
                 <w:rStyle w:val="Hyperlink"/>
@@ -4180,7 +4757,7 @@
                 <w:noProof/>
                 <w:webHidden/>
               </w:rPr>
-              <w:instrText xml:space="preserve"> PAGEREF _Toc233215489 \h </w:instrText>
+              <w:instrText xml:space="preserve"> PAGEREF _Toc233220906 \h </w:instrText>
             </w:r>
             <w:r>
               <w:rPr>
@@ -4200,7 +4777,7 @@
                 <w:noProof/>
                 <w:webHidden/>
               </w:rPr>
-              <w:t>7</w:t>
+              <w:t>10</w:t>
             </w:r>
             <w:r>
               <w:rPr>
@@ -4214,13 +4791,12 @@
         <w:p>
           <w:pPr>
             <w:pStyle w:val="TOC3"/>
-            <w:spacing w:line="360" w:lineRule="auto"/>
             <w:rPr>
               <w:rFonts w:asciiTheme="minorHAnsi" w:eastAsiaTheme="minorEastAsia" w:hAnsiTheme="minorHAnsi"/>
               <w:noProof/>
             </w:rPr>
           </w:pPr>
-          <w:hyperlink w:anchor="_Toc233215490" w:history="1">
+          <w:hyperlink w:anchor="_Toc233220907" w:history="1">
             <w:r>
               <w:rPr>
                 <w:rStyle w:val="Hyperlink"/>
@@ -4261,7 +4837,7 @@
                 <w:noProof/>
                 <w:webHidden/>
               </w:rPr>
-              <w:instrText xml:space="preserve"> PAGEREF _Toc233215490 \h </w:instrText>
+              <w:instrText xml:space="preserve"> PAGEREF _Toc233220907 \h </w:instrText>
             </w:r>
             <w:r>
               <w:rPr>
@@ -4281,7 +4857,7 @@
                 <w:noProof/>
                 <w:webHidden/>
               </w:rPr>
-              <w:t>7</w:t>
+              <w:t>10</w:t>
             </w:r>
             <w:r>
               <w:rPr>
@@ -4295,13 +4871,12 @@
         <w:p>
           <w:pPr>
             <w:pStyle w:val="TOC3"/>
-            <w:spacing w:line="360" w:lineRule="auto"/>
             <w:rPr>
               <w:rFonts w:asciiTheme="minorHAnsi" w:eastAsiaTheme="minorEastAsia" w:hAnsiTheme="minorHAnsi"/>
               <w:noProof/>
             </w:rPr>
           </w:pPr>
-          <w:hyperlink w:anchor="_Toc233215491" w:history="1">
+          <w:hyperlink w:anchor="_Toc233220908" w:history="1">
             <w:r>
               <w:rPr>
                 <w:rStyle w:val="Hyperlink"/>
@@ -4342,7 +4917,7 @@
                 <w:noProof/>
                 <w:webHidden/>
               </w:rPr>
-              <w:instrText xml:space="preserve"> PAGEREF _Toc233215491 \h </w:instrText>
+              <w:instrText xml:space="preserve"> PAGEREF _Toc233220908 \h </w:instrText>
             </w:r>
             <w:r>
               <w:rPr>
@@ -4362,7 +4937,7 @@
                 <w:noProof/>
                 <w:webHidden/>
               </w:rPr>
-              <w:t>7</w:t>
+              <w:t>10</w:t>
             </w:r>
             <w:r>
               <w:rPr>
@@ -4377,30 +4952,45 @@
           <w:pPr>
             <w:pStyle w:val="TOC1"/>
             <w:tabs>
-              <w:tab w:val="right" w:leader="dot" w:pos="9016"/>
+              <w:tab w:val="left" w:pos="1440"/>
+              <w:tab w:val="right" w:leader="dot" w:pos="9074"/>
             </w:tabs>
             <w:rPr>
               <w:rFonts w:asciiTheme="minorHAnsi" w:eastAsiaTheme="minorEastAsia" w:hAnsiTheme="minorHAnsi"/>
               <w:noProof/>
             </w:rPr>
           </w:pPr>
-          <w:hyperlink w:anchor="_Toc233215492" w:history="1">
+          <w:hyperlink w:anchor="_Toc233220909" w:history="1">
             <w:r>
               <w:rPr>
                 <w:rStyle w:val="Hyperlink"/>
                 <w:noProof/>
               </w:rPr>
-              <w:t>Chapter 7: Conclusion and Future Work</w:t>
-            </w:r>
-            <w:r>
-              <w:rPr>
-                <w:noProof/>
-                <w:webHidden/>
+              <w:t>Chapter 7.</w:t>
+            </w:r>
+            <w:r>
+              <w:rPr>
+                <w:rFonts w:asciiTheme="minorHAnsi" w:eastAsiaTheme="minorEastAsia" w:hAnsiTheme="minorHAnsi"/>
+                <w:noProof/>
               </w:rPr>
               <w:tab/>
             </w:r>
             <w:r>
               <w:rPr>
+                <w:rStyle w:val="Hyperlink"/>
+                <w:noProof/>
+              </w:rPr>
+              <w:t>Conclusion and Future Work</w:t>
+            </w:r>
+            <w:r>
+              <w:rPr>
+                <w:noProof/>
+                <w:webHidden/>
+              </w:rPr>
+              <w:tab/>
+            </w:r>
+            <w:r>
+              <w:rPr>
                 <w:noProof/>
                 <w:webHidden/>
               </w:rPr>
@@ -4411,7 +5001,7 @@
                 <w:noProof/>
                 <w:webHidden/>
               </w:rPr>
-              <w:instrText xml:space="preserve"> PAGEREF _Toc233215492 \h </w:instrText>
+              <w:instrText xml:space="preserve"> PAGEREF _Toc233220909 \h </w:instrText>
             </w:r>
             <w:r>
               <w:rPr>
@@ -4431,7 +5021,7 @@
                 <w:noProof/>
                 <w:webHidden/>
               </w:rPr>
-              <w:t>7</w:t>
+              <w:t>10</w:t>
             </w:r>
             <w:r>
               <w:rPr>
@@ -4445,13 +5035,12 @@
         <w:p>
           <w:pPr>
             <w:pStyle w:val="TOC3"/>
-            <w:spacing w:line="360" w:lineRule="auto"/>
             <w:rPr>
               <w:rFonts w:asciiTheme="minorHAnsi" w:eastAsiaTheme="minorEastAsia" w:hAnsiTheme="minorHAnsi"/>
               <w:noProof/>
             </w:rPr>
           </w:pPr>
-          <w:hyperlink w:anchor="_Toc233215493" w:history="1">
+          <w:hyperlink w:anchor="_Toc233220910" w:history="1">
             <w:r>
               <w:rPr>
                 <w:rStyle w:val="Hyperlink"/>
@@ -4492,7 +5081,7 @@
                 <w:noProof/>
                 <w:webHidden/>
               </w:rPr>
-              <w:instrText xml:space="preserve"> PAGEREF _Toc233215493 \h </w:instrText>
+              <w:instrText xml:space="preserve"> PAGEREF _Toc233220910 \h </w:instrText>
             </w:r>
             <w:r>
               <w:rPr>
@@ -4512,7 +5101,7 @@
                 <w:noProof/>
                 <w:webHidden/>
               </w:rPr>
-              <w:t>7</w:t>
+              <w:t>10</w:t>
             </w:r>
             <w:r>
               <w:rPr>
@@ -4526,13 +5115,12 @@
         <w:p>
           <w:pPr>
             <w:pStyle w:val="TOC3"/>
-            <w:spacing w:line="360" w:lineRule="auto"/>
             <w:rPr>
               <w:rFonts w:asciiTheme="minorHAnsi" w:eastAsiaTheme="minorEastAsia" w:hAnsiTheme="minorHAnsi"/>
               <w:noProof/>
             </w:rPr>
           </w:pPr>
-          <w:hyperlink w:anchor="_Toc233215494" w:history="1">
+          <w:hyperlink w:anchor="_Toc233220911" w:history="1">
             <w:r>
               <w:rPr>
                 <w:rStyle w:val="Hyperlink"/>
@@ -4573,7 +5161,7 @@
                 <w:noProof/>
                 <w:webHidden/>
               </w:rPr>
-              <w:instrText xml:space="preserve"> PAGEREF _Toc233215494 \h </w:instrText>
+              <w:instrText xml:space="preserve"> PAGEREF _Toc233220911 \h </w:instrText>
             </w:r>
             <w:r>
               <w:rPr>
@@ -4593,7 +5181,7 @@
                 <w:noProof/>
                 <w:webHidden/>
               </w:rPr>
-              <w:t>7</w:t>
+              <w:t>10</w:t>
             </w:r>
             <w:r>
               <w:rPr>
@@ -4607,13 +5195,12 @@
         <w:p>
           <w:pPr>
             <w:pStyle w:val="TOC3"/>
-            <w:spacing w:line="360" w:lineRule="auto"/>
             <w:rPr>
               <w:rFonts w:asciiTheme="minorHAnsi" w:eastAsiaTheme="minorEastAsia" w:hAnsiTheme="minorHAnsi"/>
               <w:noProof/>
             </w:rPr>
           </w:pPr>
-          <w:hyperlink w:anchor="_Toc233215495" w:history="1">
+          <w:hyperlink w:anchor="_Toc233220912" w:history="1">
             <w:r>
               <w:rPr>
                 <w:rStyle w:val="Hyperlink"/>
@@ -4654,7 +5241,7 @@
                 <w:noProof/>
                 <w:webHidden/>
               </w:rPr>
-              <w:instrText xml:space="preserve"> PAGEREF _Toc233215495 \h </w:instrText>
+              <w:instrText xml:space="preserve"> PAGEREF _Toc233220912 \h </w:instrText>
             </w:r>
             <w:r>
               <w:rPr>
@@ -4674,7 +5261,7 @@
                 <w:noProof/>
                 <w:webHidden/>
               </w:rPr>
-              <w:t>7</w:t>
+              <w:t>10</w:t>
             </w:r>
             <w:r>
               <w:rPr>
@@ -4689,14 +5276,14 @@
           <w:pPr>
             <w:pStyle w:val="TOC1"/>
             <w:tabs>
-              <w:tab w:val="right" w:leader="dot" w:pos="9016"/>
+              <w:tab w:val="right" w:leader="dot" w:pos="9074"/>
             </w:tabs>
             <w:rPr>
               <w:rFonts w:asciiTheme="minorHAnsi" w:eastAsiaTheme="minorEastAsia" w:hAnsiTheme="minorHAnsi"/>
               <w:noProof/>
             </w:rPr>
           </w:pPr>
-          <w:hyperlink w:anchor="_Toc233215496" w:history="1">
+          <w:hyperlink w:anchor="_Toc233220913" w:history="1">
             <w:r>
               <w:rPr>
                 <w:rStyle w:val="Hyperlink"/>
@@ -4723,7 +5310,7 @@
                 <w:noProof/>
                 <w:webHidden/>
               </w:rPr>
-              <w:instrText xml:space="preserve"> PAGEREF _Toc233215496 \h </w:instrText>
+              <w:instrText xml:space="preserve"> PAGEREF _Toc233220913 \h </w:instrText>
             </w:r>
             <w:r>
               <w:rPr>
@@ -4743,7 +5330,7 @@
                 <w:noProof/>
                 <w:webHidden/>
               </w:rPr>
-              <w:t>8</w:t>
+              <w:t>11</w:t>
             </w:r>
             <w:r>
               <w:rPr>
@@ -4757,6 +5344,10 @@
         <w:p>
           <w:pPr>
             <w:pStyle w:val="Heading2"/>
+            <w:numPr>
+              <w:ilvl w:val="0"/>
+              <w:numId w:val="0"/>
+            </w:numPr>
             <w:rPr>
               <w:rFonts w:asciiTheme="majorBidi" w:hAnsiTheme="majorBidi"/>
               <w:noProof/>
@@ -4777,7 +5368,10 @@
     <w:p>
       <w:pPr>
         <w:pStyle w:val="Heading2"/>
-        <w:spacing w:line="240" w:lineRule="auto"/>
+        <w:numPr>
+          <w:ilvl w:val="0"/>
+          <w:numId w:val="0"/>
+        </w:numPr>
         <w:rPr>
           <w:rFonts w:asciiTheme="majorBidi" w:hAnsiTheme="majorBidi"/>
           <w:sz w:val="22"/>
@@ -4800,7 +5394,7 @@
       <w:bookmarkStart w:id="30" w:name="_Toc221570595"/>
       <w:bookmarkStart w:id="31" w:name="_Toc221571917"/>
       <w:bookmarkStart w:id="32" w:name="_Toc221572449"/>
-      <w:bookmarkStart w:id="33" w:name="_Toc233215452"/>
+      <w:bookmarkStart w:id="33" w:name="_Toc233220862"/>
       <w:r>
         <w:rPr>
           <w:rFonts w:asciiTheme="majorBidi" w:hAnsiTheme="majorBidi"/>
@@ -4828,8 +5422,118 @@
     </w:p>
     <w:p>
       <w:pPr>
+        <w:pStyle w:val="TableofFigures"/>
+        <w:tabs>
+          <w:tab w:val="right" w:leader="dot" w:pos="9074"/>
+        </w:tabs>
+        <w:rPr>
+          <w:rFonts w:asciiTheme="minorHAnsi" w:eastAsiaTheme="minorEastAsia" w:hAnsiTheme="minorHAnsi"/>
+          <w:noProof/>
+        </w:rPr>
+      </w:pPr>
+      <w:r>
+        <w:rPr>
+          <w:noProof/>
+        </w:rPr>
+        <w:fldChar w:fldCharType="begin"/>
+      </w:r>
+      <w:r>
+        <w:instrText xml:space="preserve"> TOC \h \z \c "Table" </w:instrText>
+      </w:r>
+      <w:r>
+        <w:rPr>
+          <w:noProof/>
+        </w:rPr>
+        <w:fldChar w:fldCharType="separate"/>
+      </w:r>
+      <w:hyperlink w:anchor="_Toc233219968" w:history="1">
+        <w:r>
+          <w:rPr>
+            <w:rStyle w:val="Hyperlink"/>
+            <w:noProof/>
+          </w:rPr>
+          <w:t xml:space="preserve">Table </w:t>
+        </w:r>
+        <w:r>
+          <w:rPr>
+            <w:rStyle w:val="Hyperlink"/>
+            <w:noProof/>
+            <w:cs/>
+          </w:rPr>
+          <w:t>‎</w:t>
+        </w:r>
+        <w:r>
+          <w:rPr>
+            <w:rStyle w:val="Hyperlink"/>
+            <w:noProof/>
+          </w:rPr>
+          <w:t>2</w:t>
+        </w:r>
+        <w:r>
+          <w:rPr>
+            <w:rStyle w:val="Hyperlink"/>
+            <w:noProof/>
+          </w:rPr>
+          <w:noBreakHyphen/>
+          <w:t>1 Comparison between existing solutions and AutoPrepAI.</w:t>
+        </w:r>
+        <w:r>
+          <w:rPr>
+            <w:noProof/>
+            <w:webHidden/>
+          </w:rPr>
+          <w:tab/>
+        </w:r>
+        <w:r>
+          <w:rPr>
+            <w:noProof/>
+            <w:webHidden/>
+          </w:rPr>
+          <w:fldChar w:fldCharType="begin"/>
+        </w:r>
+        <w:r>
+          <w:rPr>
+            <w:noProof/>
+            <w:webHidden/>
+          </w:rPr>
+          <w:instrText xml:space="preserve"> PAGEREF _Toc233219968 \h </w:instrText>
+        </w:r>
+        <w:r>
+          <w:rPr>
+            <w:noProof/>
+            <w:webHidden/>
+          </w:rPr>
+        </w:r>
+        <w:r>
+          <w:rPr>
+            <w:noProof/>
+            <w:webHidden/>
+          </w:rPr>
+          <w:fldChar w:fldCharType="separate"/>
+        </w:r>
+        <w:r>
+          <w:rPr>
+            <w:noProof/>
+            <w:webHidden/>
+          </w:rPr>
+          <w:t>7</w:t>
+        </w:r>
+        <w:r>
+          <w:rPr>
+            <w:noProof/>
+            <w:webHidden/>
+          </w:rPr>
+          <w:fldChar w:fldCharType="end"/>
+        </w:r>
+      </w:hyperlink>
+    </w:p>
+    <w:p>
+      <w:pPr>
         <w:pStyle w:val="Heading2"/>
-        <w:spacing w:line="240" w:lineRule="auto"/>
+        <w:numPr>
+          <w:ilvl w:val="0"/>
+          <w:numId w:val="0"/>
+        </w:numPr>
         <w:jc w:val="center"/>
         <w:rPr>
           <w:rFonts w:asciiTheme="majorBidi" w:hAnsiTheme="majorBidi"/>
@@ -4838,98 +5542,64 @@
       </w:pPr>
       <w:r>
         <w:rPr>
-          <w:rFonts w:asciiTheme="majorBidi" w:eastAsiaTheme="minorHAnsi" w:hAnsiTheme="majorBidi"/>
-          <w:noProof/>
-          <w:color w:val="auto"/>
-          <w:szCs w:val="24"/>
-        </w:rPr>
-        <w:fldChar w:fldCharType="begin"/>
-      </w:r>
-      <w:r>
-        <w:rPr>
           <w:rFonts w:asciiTheme="majorBidi" w:hAnsiTheme="majorBidi"/>
           <w:szCs w:val="24"/>
         </w:rPr>
-        <w:instrText xml:space="preserve"> TOC \h \z \c "Table" </w:instrText>
-      </w:r>
-      <w:r>
-        <w:rPr>
-          <w:rFonts w:asciiTheme="majorBidi" w:eastAsiaTheme="minorHAnsi" w:hAnsiTheme="majorBidi"/>
-          <w:noProof/>
-          <w:color w:val="auto"/>
-          <w:szCs w:val="24"/>
-        </w:rPr>
-        <w:fldChar w:fldCharType="separate"/>
-      </w:r>
-      <w:bookmarkStart w:id="34" w:name="_Toc233215453"/>
-      <w:r>
-        <w:rPr>
-          <w:rFonts w:asciiTheme="majorBidi" w:eastAsiaTheme="minorHAnsi" w:hAnsiTheme="majorBidi"/>
-          <w:b/>
-          <w:bCs/>
-          <w:noProof/>
-          <w:color w:val="auto"/>
-          <w:szCs w:val="24"/>
-        </w:rPr>
-        <w:t>No table of figures entries found.</w:t>
-      </w:r>
-      <w:bookmarkEnd w:id="34"/>
-      <w:r>
+        <w:fldChar w:fldCharType="end"/>
+      </w:r>
+      <w:bookmarkStart w:id="34" w:name="_Toc221319077"/>
+      <w:bookmarkStart w:id="35" w:name="_Toc221484168"/>
+      <w:bookmarkStart w:id="36" w:name="_Toc221484349"/>
+      <w:bookmarkStart w:id="37" w:name="_Toc221490538"/>
+      <w:bookmarkStart w:id="38" w:name="_Toc221492054"/>
+      <w:bookmarkStart w:id="39" w:name="_Toc221535439"/>
+      <w:bookmarkStart w:id="40" w:name="_Toc221535698"/>
+      <w:bookmarkStart w:id="41" w:name="_Toc221536028"/>
+      <w:bookmarkStart w:id="42" w:name="_Toc221537248"/>
+      <w:bookmarkStart w:id="43" w:name="_Toc221554900"/>
+      <w:bookmarkStart w:id="44" w:name="_Toc221555025"/>
+      <w:bookmarkStart w:id="45" w:name="_Toc221555253"/>
+      <w:bookmarkStart w:id="46" w:name="_Toc221557047"/>
+      <w:bookmarkStart w:id="47" w:name="_Toc221570596"/>
+      <w:bookmarkStart w:id="48" w:name="_Toc221571918"/>
+      <w:bookmarkStart w:id="49" w:name="_Toc221572450"/>
+    </w:p>
+    <w:p>
+      <w:pPr>
+        <w:pStyle w:val="Heading2"/>
+        <w:numPr>
+          <w:ilvl w:val="0"/>
+          <w:numId w:val="0"/>
+        </w:numPr>
+        <w:jc w:val="left"/>
         <w:rPr>
           <w:rFonts w:asciiTheme="majorBidi" w:hAnsiTheme="majorBidi"/>
           <w:szCs w:val="24"/>
         </w:rPr>
-        <w:fldChar w:fldCharType="end"/>
-      </w:r>
-      <w:bookmarkStart w:id="35" w:name="_Toc221319077"/>
-      <w:bookmarkStart w:id="36" w:name="_Toc221484168"/>
-      <w:bookmarkStart w:id="37" w:name="_Toc221484349"/>
-      <w:bookmarkStart w:id="38" w:name="_Toc221490538"/>
-      <w:bookmarkStart w:id="39" w:name="_Toc221492054"/>
-      <w:bookmarkStart w:id="40" w:name="_Toc221535439"/>
-      <w:bookmarkStart w:id="41" w:name="_Toc221535698"/>
-      <w:bookmarkStart w:id="42" w:name="_Toc221536028"/>
-      <w:bookmarkStart w:id="43" w:name="_Toc221537248"/>
-      <w:bookmarkStart w:id="44" w:name="_Toc221554900"/>
-      <w:bookmarkStart w:id="45" w:name="_Toc221555025"/>
-      <w:bookmarkStart w:id="46" w:name="_Toc221555253"/>
-      <w:bookmarkStart w:id="47" w:name="_Toc221557047"/>
-      <w:bookmarkStart w:id="48" w:name="_Toc221570596"/>
-      <w:bookmarkStart w:id="49" w:name="_Toc221571918"/>
-      <w:bookmarkStart w:id="50" w:name="_Toc221572450"/>
-    </w:p>
-    <w:p>
-      <w:pPr>
-        <w:pStyle w:val="Heading2"/>
-        <w:spacing w:line="240" w:lineRule="auto"/>
-        <w:jc w:val="left"/>
+      </w:pPr>
+      <w:bookmarkStart w:id="50" w:name="_Toc233220863"/>
+      <w:r>
         <w:rPr>
           <w:rFonts w:asciiTheme="majorBidi" w:hAnsiTheme="majorBidi"/>
           <w:szCs w:val="24"/>
         </w:rPr>
-      </w:pPr>
-      <w:bookmarkStart w:id="51" w:name="_Toc233215454"/>
+        <w:t xml:space="preserve">Table of </w:t>
+      </w:r>
       <w:r>
         <w:rPr>
           <w:rFonts w:asciiTheme="majorBidi" w:hAnsiTheme="majorBidi"/>
           <w:szCs w:val="24"/>
         </w:rPr>
-        <w:t xml:space="preserve">Table of </w:t>
+        <w:t>F</w:t>
       </w:r>
       <w:r>
         <w:rPr>
           <w:rFonts w:asciiTheme="majorBidi" w:hAnsiTheme="majorBidi"/>
           <w:szCs w:val="24"/>
         </w:rPr>
-        <w:t>F</w:t>
-      </w:r>
-      <w:r>
-        <w:rPr>
-          <w:rFonts w:asciiTheme="majorBidi" w:hAnsiTheme="majorBidi"/>
-          <w:szCs w:val="24"/>
-        </w:rPr>
         <w:t>igures</w:t>
       </w:r>
+      <w:bookmarkEnd w:id="34"/>
       <w:bookmarkEnd w:id="35"/>
       <w:bookmarkEnd w:id="36"/>
       <w:bookmarkEnd w:id="37"/>
@@ -4946,13 +5616,399 @@
       <w:bookmarkEnd w:id="48"/>
       <w:bookmarkEnd w:id="49"/>
       <w:bookmarkEnd w:id="50"/>
+    </w:p>
+    <w:p>
+      <w:pPr>
+        <w:pStyle w:val="TOCstyle"/>
+        <w:spacing w:line="360" w:lineRule="auto"/>
+        <w:rPr>
+          <w:rFonts w:cstheme="majorBidi"/>
+        </w:rPr>
+      </w:pPr>
+      <w:r>
+        <w:rPr>
+          <w:rFonts w:cstheme="majorBidi"/>
+        </w:rPr>
+        <w:fldChar w:fldCharType="begin"/>
+      </w:r>
+      <w:r>
+        <w:rPr>
+          <w:rFonts w:cstheme="majorBidi"/>
+        </w:rPr>
+        <w:instrText xml:space="preserve"> TOC \h \z \c "Figure" </w:instrText>
+      </w:r>
+      <w:r>
+        <w:rPr>
+          <w:rFonts w:cstheme="majorBidi"/>
+        </w:rPr>
+        <w:fldChar w:fldCharType="separate"/>
+      </w:r>
+      <w:r>
+        <w:rPr>
+          <w:rFonts w:cstheme="majorBidi"/>
+          <w:b/>
+          <w:bCs/>
+        </w:rPr>
+        <w:t>No table of figures entries found.</w:t>
+      </w:r>
+      <w:r>
+        <w:rPr>
+          <w:rFonts w:cstheme="majorBidi"/>
+        </w:rPr>
+        <w:fldChar w:fldCharType="end"/>
+      </w:r>
+      <w:bookmarkStart w:id="51" w:name="_Toc221484169"/>
+      <w:bookmarkStart w:id="52" w:name="_Toc221484350"/>
+      <w:bookmarkStart w:id="53" w:name="_Toc221490539"/>
+      <w:bookmarkStart w:id="54" w:name="_Toc221492055"/>
+      <w:bookmarkStart w:id="55" w:name="_Toc221535440"/>
+    </w:p>
+    <w:p>
+      <w:pPr>
+        <w:pStyle w:val="TOCstyle"/>
+        <w:spacing w:line="360" w:lineRule="auto"/>
+        <w:rPr>
+          <w:rFonts w:cstheme="majorBidi"/>
+        </w:rPr>
+      </w:pPr>
+    </w:p>
+    <w:p>
+      <w:pPr>
+        <w:pStyle w:val="TOCstyle"/>
+        <w:spacing w:line="360" w:lineRule="auto"/>
+        <w:rPr>
+          <w:rFonts w:cstheme="majorBidi"/>
+        </w:rPr>
+      </w:pPr>
+    </w:p>
+    <w:p>
+      <w:pPr>
+        <w:pStyle w:val="TOCstyle"/>
+        <w:spacing w:line="360" w:lineRule="auto"/>
+        <w:jc w:val="both"/>
+        <w:rPr>
+          <w:rFonts w:cstheme="majorBidi"/>
+        </w:rPr>
+      </w:pPr>
+    </w:p>
+    <w:p>
+      <w:pPr>
+        <w:pStyle w:val="TOCstyle"/>
+        <w:spacing w:line="360" w:lineRule="auto"/>
+        <w:jc w:val="both"/>
+        <w:rPr>
+          <w:rFonts w:cstheme="majorBidi"/>
+        </w:rPr>
+      </w:pPr>
+    </w:p>
+    <w:p>
+      <w:pPr>
+        <w:pStyle w:val="TOCstyle"/>
+        <w:spacing w:line="360" w:lineRule="auto"/>
+        <w:jc w:val="both"/>
+        <w:rPr>
+          <w:rFonts w:cstheme="majorBidi"/>
+        </w:rPr>
+      </w:pPr>
+    </w:p>
+    <w:p>
+      <w:pPr>
+        <w:pStyle w:val="TOCstyle"/>
+        <w:spacing w:line="360" w:lineRule="auto"/>
+        <w:jc w:val="both"/>
+        <w:rPr>
+          <w:rFonts w:cstheme="majorBidi"/>
+        </w:rPr>
+      </w:pPr>
+    </w:p>
+    <w:p>
+      <w:pPr>
+        <w:pStyle w:val="TOCstyle"/>
+        <w:spacing w:line="360" w:lineRule="auto"/>
+        <w:jc w:val="both"/>
+        <w:rPr>
+          <w:rFonts w:cstheme="majorBidi"/>
+        </w:rPr>
+      </w:pPr>
+    </w:p>
+    <w:p>
+      <w:pPr>
+        <w:pStyle w:val="TOCstyle"/>
+        <w:spacing w:line="360" w:lineRule="auto"/>
+        <w:jc w:val="both"/>
+        <w:rPr>
+          <w:rFonts w:cstheme="majorBidi"/>
+        </w:rPr>
+      </w:pPr>
+    </w:p>
+    <w:p>
+      <w:pPr>
+        <w:pStyle w:val="TOCstyle"/>
+        <w:spacing w:line="360" w:lineRule="auto"/>
+        <w:jc w:val="both"/>
+        <w:rPr>
+          <w:rFonts w:cstheme="majorBidi"/>
+        </w:rPr>
+      </w:pPr>
+    </w:p>
+    <w:p>
+      <w:pPr>
+        <w:pStyle w:val="TOCstyle"/>
+        <w:spacing w:line="360" w:lineRule="auto"/>
+        <w:jc w:val="both"/>
+        <w:rPr>
+          <w:rFonts w:cstheme="majorBidi"/>
+        </w:rPr>
+      </w:pPr>
+    </w:p>
+    <w:p>
+      <w:pPr>
+        <w:pStyle w:val="TOCstyle"/>
+        <w:spacing w:line="360" w:lineRule="auto"/>
+        <w:rPr>
+          <w:rFonts w:cstheme="majorBidi"/>
+        </w:rPr>
+      </w:pPr>
+    </w:p>
+    <w:p>
+      <w:pPr>
+        <w:pStyle w:val="TOCstyle"/>
+        <w:spacing w:line="360" w:lineRule="auto"/>
+        <w:rPr>
+          <w:rFonts w:cstheme="majorBidi"/>
+        </w:rPr>
+      </w:pPr>
+    </w:p>
+    <w:p>
+      <w:pPr>
+        <w:pStyle w:val="TOCstyle"/>
+        <w:spacing w:line="360" w:lineRule="auto"/>
+        <w:rPr>
+          <w:rFonts w:cstheme="majorBidi"/>
+        </w:rPr>
+      </w:pPr>
+    </w:p>
+    <w:p>
+      <w:pPr>
+        <w:pStyle w:val="TOCstyle"/>
+        <w:spacing w:line="360" w:lineRule="auto"/>
+        <w:rPr>
+          <w:rFonts w:cstheme="majorBidi"/>
+        </w:rPr>
+      </w:pPr>
+    </w:p>
+    <w:p>
+      <w:pPr>
+        <w:pStyle w:val="TOCstyle"/>
+        <w:spacing w:line="360" w:lineRule="auto"/>
+        <w:ind w:left="0"/>
+        <w:jc w:val="both"/>
+        <w:rPr>
+          <w:rFonts w:cstheme="majorBidi"/>
+        </w:rPr>
+      </w:pPr>
+    </w:p>
+    <w:p>
+      <w:pPr>
+        <w:pStyle w:val="Heading1"/>
+      </w:pPr>
+      <w:bookmarkStart w:id="56" w:name="_Toc233220864"/>
+      <w:r>
+        <w:lastRenderedPageBreak/>
+        <w:t>Abstract</w:t>
+      </w:r>
       <w:bookmarkEnd w:id="51"/>
-    </w:p>
-    <w:p>
-      <w:pPr>
-        <w:pStyle w:val="TOCstyle"/>
-        <w:rPr>
-          <w:rFonts w:cstheme="majorBidi"/>
+      <w:bookmarkEnd w:id="52"/>
+      <w:bookmarkEnd w:id="53"/>
+      <w:bookmarkEnd w:id="54"/>
+      <w:bookmarkEnd w:id="55"/>
+      <w:bookmarkEnd w:id="56"/>
+    </w:p>
+    <w:p>
+      <w:pPr>
+        <w:rPr>
+          <w:rFonts w:cstheme="majorBidi"/>
+        </w:rPr>
+      </w:pPr>
+      <w:r>
+        <w:rPr>
+          <w:rFonts w:cstheme="majorBidi"/>
+        </w:rPr>
+        <w:t>Data preprocessing is a critical but time-consuming step in the data analytics and machine learning pipeline. Many datasets suffer from missing values, outliers, inconsistencies, and redundant records, which negatively affect analysis quality and model performance. Existing data cleaning tools often require technical expertise or operate as black-box systems, limiting user understanding and control.</w:t>
+      </w:r>
+    </w:p>
+    <w:p>
+      <w:pPr>
+        <w:rPr>
+          <w:rFonts w:cstheme="majorBidi"/>
+        </w:rPr>
+      </w:pPr>
+      <w:r>
+        <w:rPr>
+          <w:rFonts w:cstheme="majorBidi"/>
+        </w:rPr>
+        <w:t xml:space="preserve">This project presents </w:t>
+      </w:r>
+      <w:r>
+        <w:rPr>
+          <w:rFonts w:cstheme="majorBidi"/>
+          <w:b/>
+          <w:bCs/>
+        </w:rPr>
+        <w:t>AutoPrepAI</w:t>
+      </w:r>
+      <w:r>
+        <w:rPr>
+          <w:rFonts w:cstheme="majorBidi"/>
+        </w:rPr>
+        <w:t xml:space="preserve">, an agentic AI-driven data cleaning and preprocessing system designed to provide an interactive, transparent, and user-friendly experience. The system enables users to upload datasets, detect data quality issues, and apply preprocessing operations through a chat-based interface with guided recommendations. By combining modern web technologies with machine learning techniques for data profiling and preprocessing, </w:t>
+      </w:r>
+      <w:r>
+        <w:rPr>
+          <w:rFonts w:cstheme="majorBidi"/>
+          <w:b/>
+          <w:bCs/>
+        </w:rPr>
+        <w:t>AutoPrepAI</w:t>
+      </w:r>
+      <w:r>
+        <w:rPr>
+          <w:rFonts w:cstheme="majorBidi"/>
+        </w:rPr>
+        <w:t xml:space="preserve"> balances automation with explainability, allowing users to understand and control each data-cleaning step.</w:t>
+      </w:r>
+    </w:p>
+    <w:p>
+      <w:pPr>
+        <w:rPr>
+          <w:rFonts w:cstheme="majorBidi"/>
+        </w:rPr>
+      </w:pPr>
+      <w:r>
+        <w:rPr>
+          <w:rFonts w:cstheme="majorBidi"/>
+          <w:b/>
+          <w:bCs/>
+        </w:rPr>
+        <w:t>AutoPrepAI</w:t>
+      </w:r>
+      <w:r>
+        <w:rPr>
+          <w:rFonts w:cstheme="majorBidi"/>
+        </w:rPr>
+        <w:t xml:space="preserve"> aims to reduce the time and effort required for data preparation while improving dataset quality and usability. The system supports both technical and non-technical users in producing cleaner, more reliable datasets, ultimately facilitating more accurate analytics and machine learning applications.</w:t>
+      </w:r>
+    </w:p>
+    <w:p>
+      <w:pPr>
+        <w:rPr>
+          <w:rFonts w:cstheme="majorBidi"/>
+        </w:rPr>
+      </w:pPr>
+    </w:p>
+    <w:p>
+      <w:pPr>
+        <w:bidi/>
+        <w:rPr>
+          <w:rFonts w:cstheme="majorBidi"/>
+        </w:rPr>
+      </w:pPr>
+      <w:r>
+        <w:rPr>
+          <w:rFonts w:cstheme="majorBidi"/>
+          <w:rtl/>
+        </w:rPr>
+        <w:t>تُعد مرحلة معالجة البيانات المسبقة من المراحل الأساسية ولكنها تستغرق وقتًا وجهدًا كبيرين في مسار تحليل البيانات وتطبيقات التعلم الآلي. إذ تعاني العديد من مجموعات البيانات من القيم المفقودة، والقيم الشاذة، وعدم الاتساق، والسجلات المكررة، مما يؤثر سلبًا على جودة التحليل وأداء النماذج. كما أن أدوات تنظيف البيانات المتاحة حاليًا غالبًا ما تتطلب خبرة تقنية متخصصة أو تعمل كنظم مغلقة تحد من فهم المستخدم وتحكمه في عملية المعالجة</w:t>
+      </w:r>
+      <w:r>
+        <w:rPr>
+          <w:rFonts w:cstheme="majorBidi"/>
+        </w:rPr>
+        <w:t>.</w:t>
+      </w:r>
+    </w:p>
+    <w:p>
+      <w:pPr>
+        <w:bidi/>
+        <w:rPr>
+          <w:rFonts w:cstheme="majorBidi"/>
+        </w:rPr>
+      </w:pPr>
+      <w:r>
+        <w:rPr>
+          <w:rFonts w:cstheme="majorBidi"/>
+          <w:rtl/>
+        </w:rPr>
+        <w:t xml:space="preserve">يقدم هذا المشروع </w:t>
+      </w:r>
+      <w:r>
+        <w:rPr>
+          <w:rFonts w:cstheme="majorBidi"/>
+          <w:b/>
+          <w:bCs/>
+        </w:rPr>
+        <w:t>AutoPrepAI</w:t>
+      </w:r>
+      <w:r>
+        <w:rPr>
+          <w:rFonts w:cstheme="majorBidi"/>
+          <w:rtl/>
+        </w:rPr>
+        <w:t>، وهو نظام ذكي لمعالجة وتنظيف البيانات يعتمد على مفهوم الوكلاء الذكيين</w:t>
+      </w:r>
+      <w:r>
+        <w:rPr>
+          <w:rFonts w:cstheme="majorBidi"/>
+        </w:rPr>
+        <w:t xml:space="preserve"> (Agentic AI)</w:t>
+      </w:r>
+      <w:r>
+        <w:rPr>
+          <w:rFonts w:cstheme="majorBidi"/>
+          <w:rtl/>
+        </w:rPr>
+        <w:t>، ويهدف إلى توفير تجربة تفاعلية وشفافة وسهلة الاستخدام. يتيح النظام للمستخدمين رفع مجموعات البيانات، واكتشاف مشكلات جودة البيانات، وتطبيق عمليات المعالجة المسبقة من خلال واجهة محادثة وتوصيات موجهة. ومن خلال دمج تقنيات الويب الحديثة مع أساليب التعلم الآلي الخاصة بوصف البيانات ومعالجتها، يحقق</w:t>
+      </w:r>
+      <w:r>
+        <w:rPr>
+          <w:rFonts w:cstheme="majorBidi"/>
+        </w:rPr>
+        <w:t xml:space="preserve"> </w:t>
+      </w:r>
+      <w:r>
+        <w:rPr>
+          <w:rFonts w:cstheme="majorBidi"/>
+          <w:b/>
+          <w:bCs/>
+        </w:rPr>
+        <w:t>AutoPrepAI</w:t>
+      </w:r>
+      <w:r>
+        <w:rPr>
+          <w:rFonts w:cstheme="majorBidi"/>
+        </w:rPr>
+        <w:t xml:space="preserve"> </w:t>
+      </w:r>
+      <w:r>
+        <w:rPr>
+          <w:rFonts w:cstheme="majorBidi"/>
+          <w:rtl/>
+        </w:rPr>
+        <w:t>توازنًا بين الأتمتة وقابلية التفسير، مما يمكّن المستخدمين من فهم كل خطوة من خطوات التنظيف والتحكم فيها</w:t>
+      </w:r>
+      <w:r>
+        <w:rPr>
+          <w:rFonts w:cstheme="majorBidi"/>
+        </w:rPr>
+        <w:t>.</w:t>
+      </w:r>
+    </w:p>
+    <w:p>
+      <w:pPr>
+        <w:bidi/>
+        <w:rPr>
+          <w:rFonts w:cstheme="majorBidi"/>
+          <w:rtl/>
         </w:rPr>
         <w:sectPr>
           <w:footerReference w:type="default" r:id="rId10"/>
@@ -4974,88 +6030,29 @@
       <w:r>
         <w:rPr>
           <w:rFonts w:cstheme="majorBidi"/>
-        </w:rPr>
-        <w:fldChar w:fldCharType="begin"/>
-      </w:r>
-      <w:r>
-        <w:rPr>
-          <w:rFonts w:cstheme="majorBidi"/>
-        </w:rPr>
-        <w:instrText xml:space="preserve"> TOC \h \z \c "Figure" </w:instrText>
-      </w:r>
-      <w:r>
-        <w:rPr>
-          <w:rFonts w:cstheme="majorBidi"/>
-        </w:rPr>
-        <w:fldChar w:fldCharType="separate"/>
-      </w:r>
-      <w:r>
-        <w:rPr>
-          <w:rFonts w:cstheme="majorBidi"/>
-          <w:b/>
-          <w:bCs/>
-        </w:rPr>
-        <w:t>No table of figures entries found.</w:t>
-      </w:r>
-      <w:r>
-        <w:rPr>
-          <w:rFonts w:cstheme="majorBidi"/>
-        </w:rPr>
-        <w:fldChar w:fldCharType="end"/>
-      </w:r>
-      <w:bookmarkStart w:id="52" w:name="_Toc221484169"/>
-      <w:bookmarkStart w:id="53" w:name="_Toc221484350"/>
-      <w:bookmarkStart w:id="54" w:name="_Toc221490539"/>
-      <w:bookmarkStart w:id="55" w:name="_Toc221492055"/>
-      <w:bookmarkStart w:id="56" w:name="_Toc221535440"/>
-    </w:p>
-    <w:p>
-      <w:pPr>
-        <w:pStyle w:val="Heading1"/>
-      </w:pPr>
-      <w:bookmarkStart w:id="57" w:name="_Toc233215455"/>
+          <w:rtl/>
+        </w:rPr>
+        <w:t>يهدف النظام إلى تقليل الوقت والجهد اللازمين لإعداد البيانات، وتحسين جودة البيانات وقابليتها للاستخدام، ودعم المستخدمين التقنيين وغير التقنيين في إنتاج مجموعات بيانات أكثر موثوقية، مما يساهم في الحصول على تحليلات أكثر دقة وتحسين أداء تطبيقات التعلم الآلي</w:t>
+      </w:r>
+      <w:r>
+        <w:rPr>
+          <w:rFonts w:cstheme="majorBidi"/>
+        </w:rPr>
+        <w:t>.</w:t>
+      </w:r>
+    </w:p>
+    <w:p>
+      <w:pPr>
+        <w:pStyle w:val="Style1"/>
+      </w:pPr>
+      <w:bookmarkStart w:id="57" w:name="_Toc233220865"/>
       <w:r>
         <w:lastRenderedPageBreak/>
-        <w:t>Abstract</w:t>
-      </w:r>
-      <w:bookmarkEnd w:id="52"/>
-      <w:bookmarkEnd w:id="53"/>
-      <w:bookmarkEnd w:id="54"/>
-      <w:bookmarkEnd w:id="55"/>
-      <w:bookmarkEnd w:id="56"/>
+        <w:t>Introduction</w:t>
+      </w:r>
       <w:bookmarkEnd w:id="57"/>
     </w:p>
-    <w:p>
-      <w:pPr>
-        <w:rPr>
-          <w:rFonts w:cstheme="majorBidi"/>
-        </w:rPr>
-      </w:pPr>
-    </w:p>
-    <w:p>
-      <w:pPr>
-        <w:pStyle w:val="Heading1"/>
-        <w:ind w:left="360"/>
-      </w:pPr>
-      <w:bookmarkStart w:id="58" w:name="_Toc233215456"/>
-      <w:r>
-        <w:t xml:space="preserve">Chapter </w:t>
-      </w:r>
-      <w:r>
-        <w:t xml:space="preserve">1: </w:t>
-      </w:r>
-      <w:r>
-        <w:t>Introduction</w:t>
-      </w:r>
-      <w:bookmarkEnd w:id="58"/>
-    </w:p>
-    <w:p>
-      <w:pPr>
-        <w:rPr>
-          <w:rFonts w:cstheme="majorBidi"/>
-        </w:rPr>
-      </w:pPr>
-    </w:p>
+    <w:p/>
     <w:p>
       <w:pPr>
         <w:pStyle w:val="Style2"/>
@@ -5065,11 +6062,11 @@
         </w:numPr>
         <w:spacing w:line="360" w:lineRule="auto"/>
       </w:pPr>
-      <w:bookmarkStart w:id="59" w:name="_Toc233215457"/>
+      <w:bookmarkStart w:id="58" w:name="_Toc233220866"/>
       <w:r>
         <w:t>Background and Motivation</w:t>
       </w:r>
-      <w:bookmarkEnd w:id="59"/>
+      <w:bookmarkEnd w:id="58"/>
     </w:p>
     <w:p>
       <w:pPr>
@@ -5349,7 +6346,6 @@
         </w:rPr>
         <w:t xml:space="preserve">These challenges motivated the development of </w:t>
       </w:r>
-      <w:proofErr w:type="spellStart"/>
       <w:r>
         <w:rPr>
           <w:rFonts w:cstheme="majorBidi"/>
@@ -5358,7 +6354,6 @@
         </w:rPr>
         <w:t>AutoPrepAI</w:t>
       </w:r>
-      <w:proofErr w:type="spellEnd"/>
       <w:r>
         <w:rPr>
           <w:rFonts w:cstheme="majorBidi"/>
@@ -5382,11 +6377,11 @@
         </w:numPr>
         <w:spacing w:line="360" w:lineRule="auto"/>
       </w:pPr>
-      <w:bookmarkStart w:id="60" w:name="_Toc233215458"/>
+      <w:bookmarkStart w:id="59" w:name="_Toc233220867"/>
       <w:r>
         <w:t>Problem Definition</w:t>
       </w:r>
-      <w:bookmarkEnd w:id="60"/>
+      <w:bookmarkEnd w:id="59"/>
     </w:p>
     <w:p>
       <w:pPr>
@@ -5699,30 +6694,8 @@
         <w:rPr>
           <w:rFonts w:cstheme="majorBidi"/>
         </w:rPr>
-        <w:lastRenderedPageBreak/>
-        <w:t xml:space="preserve">The problem addressed by this project is the lack of intelligent and explainable data preprocessing solutions that balance automation with human oversight. </w:t>
-      </w:r>
-      <w:proofErr w:type="spellStart"/>
-      <w:r>
-        <w:rPr>
-          <w:rFonts w:cstheme="majorBidi"/>
-        </w:rPr>
-        <w:t>AutoPrepAI</w:t>
-      </w:r>
-      <w:proofErr w:type="spellEnd"/>
-      <w:r>
-        <w:rPr>
-          <w:rFonts w:cstheme="majorBidi"/>
-        </w:rPr>
-        <w:t xml:space="preserve"> seeks to bridge this gap by providing an AI-driven preprocessing system that automates data preparation tasks while allowing users to review and approve preprocessing decisions prior to execution, thereby enhancing transparency, accountability, and user confidence.</w:t>
-      </w:r>
-    </w:p>
-    <w:p>
-      <w:pPr>
-        <w:rPr>
-          <w:rFonts w:cstheme="majorBidi"/>
-        </w:rPr>
-      </w:pPr>
+        <w:t>The problem addressed by this project is the lack of intelligent and explainable data preprocessing solutions that balance automation with human oversight. AutoPrepAI seeks to bridge this gap by providing an AI-driven preprocessing system that automates data preparation tasks while allowing users to review and approve preprocessing decisions prior to execution, thereby enhancing transparency, accountability, and user confidence.</w:t>
+      </w:r>
     </w:p>
     <w:p>
       <w:pPr>
@@ -5733,11 +6706,12 @@
         </w:numPr>
         <w:spacing w:line="360" w:lineRule="auto"/>
       </w:pPr>
-      <w:bookmarkStart w:id="61" w:name="_Toc233215459"/>
-      <w:r>
+      <w:bookmarkStart w:id="60" w:name="_Toc233220868"/>
+      <w:r>
+        <w:lastRenderedPageBreak/>
         <w:t>Project Objectives and Proposed Solution</w:t>
       </w:r>
-      <w:bookmarkEnd w:id="61"/>
+      <w:bookmarkEnd w:id="60"/>
     </w:p>
     <w:p>
       <w:pPr>
@@ -5751,7 +6725,6 @@
         </w:rPr>
         <w:t xml:space="preserve">The primary goal of </w:t>
       </w:r>
-      <w:proofErr w:type="spellStart"/>
       <w:r>
         <w:rPr>
           <w:rFonts w:cstheme="majorBidi"/>
@@ -5760,7 +6733,6 @@
         </w:rPr>
         <w:t>AutoPrepAI</w:t>
       </w:r>
-      <w:proofErr w:type="spellEnd"/>
       <w:r>
         <w:rPr>
           <w:rFonts w:cstheme="majorBidi"/>
@@ -5850,21 +6822,7 @@
         <w:rPr>
           <w:rFonts w:cstheme="majorBidi"/>
         </w:rPr>
-        <w:t xml:space="preserve">Support multiple </w:t>
-      </w:r>
-      <w:proofErr w:type="gramStart"/>
-      <w:r>
-        <w:rPr>
-          <w:rFonts w:cstheme="majorBidi"/>
-        </w:rPr>
-        <w:t>dataset</w:t>
-      </w:r>
-      <w:proofErr w:type="gramEnd"/>
-      <w:r>
-        <w:rPr>
-          <w:rFonts w:cstheme="majorBidi"/>
-        </w:rPr>
-        <w:t xml:space="preserve"> formats, including CSV and Excel.</w:t>
+        <w:t>Support multiple dataset formats, including CSV and Excel.</w:t>
       </w:r>
     </w:p>
     <w:p>
@@ -5915,7 +6873,6 @@
         </w:rPr>
         <w:t xml:space="preserve">To achieve these objectives, </w:t>
       </w:r>
-      <w:proofErr w:type="spellStart"/>
       <w:r>
         <w:rPr>
           <w:rFonts w:cstheme="majorBidi"/>
@@ -5924,26 +6881,11 @@
         </w:rPr>
         <w:t>AutoPrepAI</w:t>
       </w:r>
-      <w:proofErr w:type="spellEnd"/>
-      <w:r>
-        <w:rPr>
-          <w:rFonts w:cstheme="majorBidi"/>
-        </w:rPr>
-        <w:t xml:space="preserve"> integrates machine learning (ML) preprocessing techniques with Large Language Models (LLMs) to provide intelligent and explainable recommendations throughout the data preprocessing workflow. The system is implemented as an interactive web application utilizing React for the frontend, </w:t>
-      </w:r>
-      <w:proofErr w:type="spellStart"/>
-      <w:r>
-        <w:rPr>
-          <w:rFonts w:cstheme="majorBidi"/>
-        </w:rPr>
-        <w:t>FastAPI</w:t>
-      </w:r>
-      <w:proofErr w:type="spellEnd"/>
-      <w:r>
-        <w:rPr>
-          <w:rFonts w:cstheme="majorBidi"/>
-        </w:rPr>
-        <w:t xml:space="preserve"> for the backend, and PostgreSQL for data management </w:t>
+      <w:r>
+        <w:rPr>
+          <w:rFonts w:cstheme="majorBidi"/>
+        </w:rPr>
+        <w:t xml:space="preserve"> integrates machine learning (ML) preprocessing techniques with Large Language Models (LLMs) to provide intelligent and explainable recommendations throughout the data preprocessing workflow. The system is implemented as an interactive web application utilizing React for the frontend, FastAPI for the backend, and PostgreSQL for data management </w:t>
       </w:r>
       <w:r>
         <w:rPr>
@@ -5951,23 +6893,13 @@
         </w:rPr>
         <w:t xml:space="preserve">and </w:t>
       </w:r>
-      <w:proofErr w:type="spellStart"/>
       <w:r>
         <w:rPr>
           <w:rFonts w:cstheme="majorBidi"/>
           <w:b/>
           <w:bCs/>
         </w:rPr>
-        <w:t>Backblaze</w:t>
-      </w:r>
-      <w:proofErr w:type="spellEnd"/>
-      <w:r>
-        <w:rPr>
-          <w:rFonts w:cstheme="majorBidi"/>
-          <w:b/>
-          <w:bCs/>
-        </w:rPr>
-        <w:t xml:space="preserve"> B2 Cloud</w:t>
+        <w:t>Backblaze B2 Cloud</w:t>
       </w:r>
       <w:r>
         <w:rPr>
@@ -5992,12 +6924,11 @@
         </w:numPr>
         <w:spacing w:line="360" w:lineRule="auto"/>
       </w:pPr>
-      <w:bookmarkStart w:id="62" w:name="_Toc233215460"/>
-      <w:r>
-        <w:lastRenderedPageBreak/>
+      <w:bookmarkStart w:id="61" w:name="_Toc233220869"/>
+      <w:r>
         <w:t>Project Scope and Limitations</w:t>
       </w:r>
-      <w:bookmarkEnd w:id="62"/>
+      <w:bookmarkEnd w:id="61"/>
     </w:p>
     <w:p>
       <w:pPr>
@@ -6008,19 +6939,18 @@
         </w:numPr>
         <w:spacing w:line="360" w:lineRule="auto"/>
       </w:pPr>
-      <w:bookmarkStart w:id="63" w:name="_Toc233215461"/>
+      <w:bookmarkStart w:id="62" w:name="_Toc233220870"/>
       <w:r>
         <w:t>Project Scope</w:t>
       </w:r>
-      <w:bookmarkEnd w:id="63"/>
-    </w:p>
-    <w:p>
-      <w:pPr>
-        <w:rPr>
-          <w:rFonts w:cstheme="majorBidi"/>
-        </w:rPr>
-      </w:pPr>
-      <w:proofErr w:type="spellStart"/>
+      <w:bookmarkEnd w:id="62"/>
+    </w:p>
+    <w:p>
+      <w:pPr>
+        <w:rPr>
+          <w:rFonts w:cstheme="majorBidi"/>
+        </w:rPr>
+      </w:pPr>
       <w:r>
         <w:rPr>
           <w:rFonts w:cstheme="majorBidi"/>
@@ -6029,7 +6959,6 @@
         </w:rPr>
         <w:t>AutoPrepAI</w:t>
       </w:r>
-      <w:proofErr w:type="spellEnd"/>
       <w:r>
         <w:rPr>
           <w:rFonts w:cstheme="majorBidi"/>
@@ -6046,11 +6975,11 @@
         </w:numPr>
         <w:spacing w:line="360" w:lineRule="auto"/>
       </w:pPr>
-      <w:bookmarkStart w:id="64" w:name="_Toc233215462"/>
+      <w:bookmarkStart w:id="63" w:name="_Toc233220871"/>
       <w:r>
         <w:t>Project Limitations</w:t>
       </w:r>
-      <w:bookmarkEnd w:id="64"/>
+      <w:bookmarkEnd w:id="63"/>
     </w:p>
     <w:p>
       <w:pPr>
@@ -6104,6 +7033,7 @@
         <w:rPr>
           <w:rFonts w:cstheme="majorBidi"/>
         </w:rPr>
+        <w:lastRenderedPageBreak/>
         <w:t>Supports CSV and Excel file formats only.</w:t>
       </w:r>
     </w:p>
@@ -6178,11 +7108,11 @@
         </w:numPr>
         <w:spacing w:line="360" w:lineRule="auto"/>
       </w:pPr>
-      <w:bookmarkStart w:id="65" w:name="_Toc233215463"/>
+      <w:bookmarkStart w:id="64" w:name="_Toc233220872"/>
       <w:r>
         <w:t>Development Methodology</w:t>
       </w:r>
-      <w:bookmarkEnd w:id="65"/>
+      <w:bookmarkEnd w:id="64"/>
     </w:p>
     <w:p>
       <w:pPr>
@@ -6240,11 +7170,11 @@
         </w:numPr>
         <w:spacing w:line="360" w:lineRule="auto"/>
       </w:pPr>
-      <w:bookmarkStart w:id="66" w:name="_Toc233215464"/>
+      <w:bookmarkStart w:id="65" w:name="_Toc233220873"/>
       <w:r>
         <w:t>Tools and Technologies Used</w:t>
       </w:r>
-      <w:bookmarkEnd w:id="66"/>
+      <w:bookmarkEnd w:id="65"/>
     </w:p>
     <w:p>
       <w:pPr>
@@ -6255,11 +7185,11 @@
         </w:numPr>
         <w:spacing w:line="360" w:lineRule="auto"/>
       </w:pPr>
-      <w:bookmarkStart w:id="67" w:name="_Toc233215465"/>
+      <w:bookmarkStart w:id="66" w:name="_Toc233220874"/>
       <w:r>
         <w:t>Software Technologies</w:t>
       </w:r>
-      <w:bookmarkEnd w:id="67"/>
+      <w:bookmarkEnd w:id="66"/>
     </w:p>
     <w:p>
       <w:pPr>
@@ -6298,23 +7228,13 @@
           <w:rFonts w:cstheme="majorBidi"/>
         </w:rPr>
       </w:pPr>
-      <w:proofErr w:type="spellStart"/>
       <w:r>
         <w:rPr>
           <w:rFonts w:cstheme="majorBidi"/>
           <w:b/>
           <w:bCs/>
         </w:rPr>
-        <w:t>FastAPI</w:t>
-      </w:r>
-      <w:proofErr w:type="spellEnd"/>
-      <w:r>
-        <w:rPr>
-          <w:rFonts w:cstheme="majorBidi"/>
-          <w:b/>
-          <w:bCs/>
-        </w:rPr>
-        <w:t xml:space="preserve"> </w:t>
+        <w:t xml:space="preserve">FastAPI </w:t>
       </w:r>
       <w:r>
         <w:rPr>
@@ -6340,7 +7260,6 @@
           <w:b/>
           <w:bCs/>
         </w:rPr>
-        <w:lastRenderedPageBreak/>
         <w:t>PostgreSQL</w:t>
       </w:r>
       <w:r>
@@ -6361,23 +7280,13 @@
           <w:rFonts w:cstheme="majorBidi"/>
         </w:rPr>
       </w:pPr>
-      <w:proofErr w:type="spellStart"/>
       <w:r>
         <w:rPr>
           <w:rFonts w:cstheme="majorBidi"/>
           <w:b/>
           <w:bCs/>
         </w:rPr>
-        <w:t>Backblaze</w:t>
-      </w:r>
-      <w:proofErr w:type="spellEnd"/>
-      <w:r>
-        <w:rPr>
-          <w:rFonts w:cstheme="majorBidi"/>
-          <w:b/>
-          <w:bCs/>
-        </w:rPr>
-        <w:t xml:space="preserve"> B2 Cloud Storage</w:t>
+        <w:t>Backblaze B2 Cloud Storage</w:t>
       </w:r>
       <w:r>
         <w:rPr>
@@ -6397,23 +7306,13 @@
           <w:rFonts w:cstheme="majorBidi"/>
         </w:rPr>
       </w:pPr>
-      <w:proofErr w:type="spellStart"/>
       <w:r>
         <w:rPr>
           <w:rFonts w:cstheme="majorBidi"/>
           <w:b/>
           <w:bCs/>
         </w:rPr>
-        <w:t>SQLAlchemy</w:t>
-      </w:r>
-      <w:proofErr w:type="spellEnd"/>
-      <w:r>
-        <w:rPr>
-          <w:rFonts w:cstheme="majorBidi"/>
-          <w:b/>
-          <w:bCs/>
-        </w:rPr>
-        <w:t xml:space="preserve"> </w:t>
+        <w:t xml:space="preserve">SQLAlchemy </w:t>
       </w:r>
       <w:r>
         <w:rPr>
@@ -6519,23 +7418,13 @@
           <w:rFonts w:cstheme="majorBidi"/>
         </w:rPr>
       </w:pPr>
-      <w:proofErr w:type="spellStart"/>
       <w:r>
         <w:rPr>
           <w:rFonts w:cstheme="majorBidi"/>
           <w:b/>
           <w:bCs/>
         </w:rPr>
-        <w:t>DSPy</w:t>
-      </w:r>
-      <w:proofErr w:type="spellEnd"/>
-      <w:r>
-        <w:rPr>
-          <w:rFonts w:cstheme="majorBidi"/>
-          <w:b/>
-          <w:bCs/>
-        </w:rPr>
-        <w:t xml:space="preserve"> &amp; Large Language Models (LLMs)</w:t>
+        <w:t>DSPy &amp; Large Language Models (LLMs)</w:t>
       </w:r>
       <w:r>
         <w:rPr>
@@ -6613,6 +7502,7 @@
           <w:b/>
           <w:bCs/>
         </w:rPr>
+        <w:lastRenderedPageBreak/>
         <w:t>Git &amp; GitHub</w:t>
       </w:r>
       <w:r>
@@ -6631,11 +7521,11 @@
         </w:numPr>
         <w:spacing w:line="360" w:lineRule="auto"/>
       </w:pPr>
-      <w:bookmarkStart w:id="68" w:name="_Toc233215466"/>
+      <w:bookmarkStart w:id="67" w:name="_Toc233220875"/>
       <w:r>
         <w:t>Hardware Requirements</w:t>
       </w:r>
-      <w:bookmarkEnd w:id="68"/>
+      <w:bookmarkEnd w:id="67"/>
     </w:p>
     <w:p>
       <w:pPr>
@@ -6688,21 +7578,7 @@
         <w:rPr>
           <w:rFonts w:cstheme="majorBidi"/>
         </w:rPr>
-        <w:t xml:space="preserve">Storage: At least 2 </w:t>
-      </w:r>
-      <w:proofErr w:type="gramStart"/>
-      <w:r>
-        <w:rPr>
-          <w:rFonts w:cstheme="majorBidi"/>
-        </w:rPr>
-        <w:t>GB</w:t>
-      </w:r>
-      <w:proofErr w:type="gramEnd"/>
-      <w:r>
-        <w:rPr>
-          <w:rFonts w:cstheme="majorBidi"/>
-        </w:rPr>
-        <w:t xml:space="preserve"> available space for the application, dependencies, and temporary datasets.</w:t>
+        <w:t>Storage: At least 2 GB available space for the application, dependencies, and temporary datasets.</w:t>
       </w:r>
     </w:p>
     <w:p>
@@ -6750,11 +7626,11 @@
         </w:numPr>
         <w:spacing w:line="360" w:lineRule="auto"/>
       </w:pPr>
-      <w:bookmarkStart w:id="69" w:name="_Toc233215467"/>
+      <w:bookmarkStart w:id="68" w:name="_Toc233220876"/>
       <w:r>
         <w:t>Project Timeline / Gantt Chart</w:t>
       </w:r>
-      <w:bookmarkEnd w:id="69"/>
+      <w:bookmarkEnd w:id="68"/>
     </w:p>
     <w:p>
       <w:pPr>
@@ -6772,12 +7648,6 @@
           <w:rFonts w:cstheme="majorBidi"/>
         </w:rPr>
         <w:t>Timeline:</w:t>
-      </w:r>
-      <w:r>
-        <w:rPr>
-          <w:rFonts w:cstheme="majorBidi"/>
-        </w:rPr>
-        <w:br/>
       </w:r>
     </w:p>
     <w:tbl>
@@ -6805,6 +7675,7 @@
           </w:tcPr>
           <w:p>
             <w:pPr>
+              <w:spacing w:line="360" w:lineRule="auto"/>
               <w:jc w:val="center"/>
               <w:rPr>
                 <w:rFonts w:cstheme="majorBidi"/>
@@ -6827,6 +7698,7 @@
           </w:tcPr>
           <w:p>
             <w:pPr>
+              <w:spacing w:line="360" w:lineRule="auto"/>
               <w:jc w:val="center"/>
               <w:cnfStyle w:val="100000000000" w:firstRow="1" w:lastRow="0" w:firstColumn="0" w:lastColumn="0" w:oddVBand="0" w:evenVBand="0" w:oddHBand="0" w:evenHBand="0" w:firstRowFirstColumn="0" w:firstRowLastColumn="0" w:lastRowFirstColumn="0" w:lastRowLastColumn="0"/>
               <w:rPr>
@@ -6850,6 +7722,7 @@
           </w:tcPr>
           <w:p>
             <w:pPr>
+              <w:spacing w:line="360" w:lineRule="auto"/>
               <w:jc w:val="center"/>
               <w:cnfStyle w:val="100000000000" w:firstRow="1" w:lastRow="0" w:firstColumn="0" w:lastColumn="0" w:oddVBand="0" w:evenVBand="0" w:oddHBand="0" w:evenHBand="0" w:firstRowFirstColumn="0" w:firstRowLastColumn="0" w:lastRowFirstColumn="0" w:lastRowLastColumn="0"/>
               <w:rPr>
@@ -6879,6 +7752,7 @@
           </w:tcPr>
           <w:p>
             <w:pPr>
+              <w:spacing w:line="360" w:lineRule="auto"/>
               <w:jc w:val="center"/>
               <w:rPr>
                 <w:rFonts w:cstheme="majorBidi"/>
@@ -6899,6 +7773,7 @@
           </w:tcPr>
           <w:p>
             <w:pPr>
+              <w:spacing w:line="360" w:lineRule="auto"/>
               <w:jc w:val="center"/>
               <w:cnfStyle w:val="000000000000" w:firstRow="0" w:lastRow="0" w:firstColumn="0" w:lastColumn="0" w:oddVBand="0" w:evenVBand="0" w:oddHBand="0" w:evenHBand="0" w:firstRowFirstColumn="0" w:firstRowLastColumn="0" w:lastRowFirstColumn="0" w:lastRowLastColumn="0"/>
               <w:rPr>
@@ -6920,6 +7795,7 @@
           </w:tcPr>
           <w:p>
             <w:pPr>
+              <w:spacing w:line="360" w:lineRule="auto"/>
               <w:jc w:val="center"/>
               <w:cnfStyle w:val="000000000000" w:firstRow="0" w:lastRow="0" w:firstColumn="0" w:lastColumn="0" w:oddVBand="0" w:evenVBand="0" w:oddHBand="0" w:evenHBand="0" w:firstRowFirstColumn="0" w:firstRowLastColumn="0" w:lastRowFirstColumn="0" w:lastRowLastColumn="0"/>
               <w:rPr>
@@ -6947,6 +7823,7 @@
           </w:tcPr>
           <w:p>
             <w:pPr>
+              <w:spacing w:line="360" w:lineRule="auto"/>
               <w:jc w:val="center"/>
               <w:rPr>
                 <w:rFonts w:cstheme="majorBidi"/>
@@ -6967,6 +7844,7 @@
           </w:tcPr>
           <w:p>
             <w:pPr>
+              <w:spacing w:line="360" w:lineRule="auto"/>
               <w:jc w:val="center"/>
               <w:cnfStyle w:val="000000000000" w:firstRow="0" w:lastRow="0" w:firstColumn="0" w:lastColumn="0" w:oddVBand="0" w:evenVBand="0" w:oddHBand="0" w:evenHBand="0" w:firstRowFirstColumn="0" w:firstRowLastColumn="0" w:lastRowFirstColumn="0" w:lastRowLastColumn="0"/>
               <w:rPr>
@@ -6988,6 +7866,7 @@
           </w:tcPr>
           <w:p>
             <w:pPr>
+              <w:spacing w:line="360" w:lineRule="auto"/>
               <w:jc w:val="center"/>
               <w:cnfStyle w:val="000000000000" w:firstRow="0" w:lastRow="0" w:firstColumn="0" w:lastColumn="0" w:oddVBand="0" w:evenVBand="0" w:oddHBand="0" w:evenHBand="0" w:firstRowFirstColumn="0" w:firstRowLastColumn="0" w:lastRowFirstColumn="0" w:lastRowLastColumn="0"/>
               <w:rPr>
@@ -7015,6 +7894,7 @@
           </w:tcPr>
           <w:p>
             <w:pPr>
+              <w:spacing w:line="360" w:lineRule="auto"/>
               <w:jc w:val="center"/>
               <w:rPr>
                 <w:rFonts w:cstheme="majorBidi"/>
@@ -7035,6 +7915,7 @@
           </w:tcPr>
           <w:p>
             <w:pPr>
+              <w:spacing w:line="360" w:lineRule="auto"/>
               <w:jc w:val="center"/>
               <w:cnfStyle w:val="000000000000" w:firstRow="0" w:lastRow="0" w:firstColumn="0" w:lastColumn="0" w:oddVBand="0" w:evenVBand="0" w:oddHBand="0" w:evenHBand="0" w:firstRowFirstColumn="0" w:firstRowLastColumn="0" w:lastRowFirstColumn="0" w:lastRowLastColumn="0"/>
               <w:rPr>
@@ -7056,6 +7937,7 @@
           </w:tcPr>
           <w:p>
             <w:pPr>
+              <w:spacing w:line="360" w:lineRule="auto"/>
               <w:jc w:val="center"/>
               <w:cnfStyle w:val="000000000000" w:firstRow="0" w:lastRow="0" w:firstColumn="0" w:lastColumn="0" w:oddVBand="0" w:evenVBand="0" w:oddHBand="0" w:evenHBand="0" w:firstRowFirstColumn="0" w:firstRowLastColumn="0" w:lastRowFirstColumn="0" w:lastRowLastColumn="0"/>
               <w:rPr>
@@ -7083,6 +7965,7 @@
           </w:tcPr>
           <w:p>
             <w:pPr>
+              <w:spacing w:line="360" w:lineRule="auto"/>
               <w:jc w:val="center"/>
               <w:rPr>
                 <w:rFonts w:cstheme="majorBidi"/>
@@ -7103,6 +7986,7 @@
           </w:tcPr>
           <w:p>
             <w:pPr>
+              <w:spacing w:line="360" w:lineRule="auto"/>
               <w:jc w:val="center"/>
               <w:cnfStyle w:val="000000000000" w:firstRow="0" w:lastRow="0" w:firstColumn="0" w:lastColumn="0" w:oddVBand="0" w:evenVBand="0" w:oddHBand="0" w:evenHBand="0" w:firstRowFirstColumn="0" w:firstRowLastColumn="0" w:lastRowFirstColumn="0" w:lastRowLastColumn="0"/>
               <w:rPr>
@@ -7124,6 +8008,7 @@
           </w:tcPr>
           <w:p>
             <w:pPr>
+              <w:spacing w:line="360" w:lineRule="auto"/>
               <w:jc w:val="center"/>
               <w:cnfStyle w:val="000000000000" w:firstRow="0" w:lastRow="0" w:firstColumn="0" w:lastColumn="0" w:oddVBand="0" w:evenVBand="0" w:oddHBand="0" w:evenHBand="0" w:firstRowFirstColumn="0" w:firstRowLastColumn="0" w:lastRowFirstColumn="0" w:lastRowLastColumn="0"/>
               <w:rPr>
@@ -7151,6 +8036,7 @@
           </w:tcPr>
           <w:p>
             <w:pPr>
+              <w:spacing w:line="360" w:lineRule="auto"/>
               <w:jc w:val="center"/>
               <w:rPr>
                 <w:rFonts w:cstheme="majorBidi"/>
@@ -7171,6 +8057,7 @@
           </w:tcPr>
           <w:p>
             <w:pPr>
+              <w:spacing w:line="360" w:lineRule="auto"/>
               <w:jc w:val="center"/>
               <w:cnfStyle w:val="000000000000" w:firstRow="0" w:lastRow="0" w:firstColumn="0" w:lastColumn="0" w:oddVBand="0" w:evenVBand="0" w:oddHBand="0" w:evenHBand="0" w:firstRowFirstColumn="0" w:firstRowLastColumn="0" w:lastRowFirstColumn="0" w:lastRowLastColumn="0"/>
               <w:rPr>
@@ -7192,6 +8079,7 @@
           </w:tcPr>
           <w:p>
             <w:pPr>
+              <w:spacing w:line="360" w:lineRule="auto"/>
               <w:jc w:val="center"/>
               <w:cnfStyle w:val="000000000000" w:firstRow="0" w:lastRow="0" w:firstColumn="0" w:lastColumn="0" w:oddVBand="0" w:evenVBand="0" w:oddHBand="0" w:evenHBand="0" w:firstRowFirstColumn="0" w:firstRowLastColumn="0" w:lastRowFirstColumn="0" w:lastRowLastColumn="0"/>
               <w:rPr>
@@ -7219,6 +8107,7 @@
           </w:tcPr>
           <w:p>
             <w:pPr>
+              <w:spacing w:line="360" w:lineRule="auto"/>
               <w:jc w:val="center"/>
               <w:rPr>
                 <w:rFonts w:cstheme="majorBidi"/>
@@ -7239,6 +8128,7 @@
           </w:tcPr>
           <w:p>
             <w:pPr>
+              <w:spacing w:line="360" w:lineRule="auto"/>
               <w:jc w:val="center"/>
               <w:cnfStyle w:val="000000000000" w:firstRow="0" w:lastRow="0" w:firstColumn="0" w:lastColumn="0" w:oddVBand="0" w:evenVBand="0" w:oddHBand="0" w:evenHBand="0" w:firstRowFirstColumn="0" w:firstRowLastColumn="0" w:lastRowFirstColumn="0" w:lastRowLastColumn="0"/>
               <w:rPr>
@@ -7260,6 +8150,7 @@
           </w:tcPr>
           <w:p>
             <w:pPr>
+              <w:spacing w:line="360" w:lineRule="auto"/>
               <w:jc w:val="center"/>
               <w:cnfStyle w:val="000000000000" w:firstRow="0" w:lastRow="0" w:firstColumn="0" w:lastColumn="0" w:oddVBand="0" w:evenVBand="0" w:oddHBand="0" w:evenHBand="0" w:firstRowFirstColumn="0" w:firstRowLastColumn="0" w:lastRowFirstColumn="0" w:lastRowLastColumn="0"/>
               <w:rPr>
@@ -7287,6 +8178,7 @@
           </w:tcPr>
           <w:p>
             <w:pPr>
+              <w:spacing w:line="360" w:lineRule="auto"/>
               <w:jc w:val="center"/>
               <w:rPr>
                 <w:rFonts w:cstheme="majorBidi"/>
@@ -7296,7 +8188,6 @@
               <w:rPr>
                 <w:rFonts w:cstheme="majorBidi"/>
               </w:rPr>
-              <w:lastRenderedPageBreak/>
               <w:t>Phase 7</w:t>
             </w:r>
           </w:p>
@@ -7308,6 +8199,7 @@
           </w:tcPr>
           <w:p>
             <w:pPr>
+              <w:spacing w:line="360" w:lineRule="auto"/>
               <w:jc w:val="center"/>
               <w:cnfStyle w:val="000000000000" w:firstRow="0" w:lastRow="0" w:firstColumn="0" w:lastColumn="0" w:oddVBand="0" w:evenVBand="0" w:oddHBand="0" w:evenHBand="0" w:firstRowFirstColumn="0" w:firstRowLastColumn="0" w:lastRowFirstColumn="0" w:lastRowLastColumn="0"/>
               <w:rPr>
@@ -7329,6 +8221,7 @@
           </w:tcPr>
           <w:p>
             <w:pPr>
+              <w:spacing w:line="360" w:lineRule="auto"/>
               <w:jc w:val="center"/>
               <w:cnfStyle w:val="000000000000" w:firstRow="0" w:lastRow="0" w:firstColumn="0" w:lastColumn="0" w:oddVBand="0" w:evenVBand="0" w:oddHBand="0" w:evenHBand="0" w:firstRowFirstColumn="0" w:firstRowLastColumn="0" w:lastRowFirstColumn="0" w:lastRowLastColumn="0"/>
               <w:rPr>
@@ -7356,6 +8249,7 @@
           </w:tcPr>
           <w:p>
             <w:pPr>
+              <w:spacing w:line="360" w:lineRule="auto"/>
               <w:jc w:val="center"/>
               <w:rPr>
                 <w:rFonts w:cstheme="majorBidi"/>
@@ -7376,6 +8270,7 @@
           </w:tcPr>
           <w:p>
             <w:pPr>
+              <w:spacing w:line="360" w:lineRule="auto"/>
               <w:jc w:val="center"/>
               <w:cnfStyle w:val="000000000000" w:firstRow="0" w:lastRow="0" w:firstColumn="0" w:lastColumn="0" w:oddVBand="0" w:evenVBand="0" w:oddHBand="0" w:evenHBand="0" w:firstRowFirstColumn="0" w:firstRowLastColumn="0" w:lastRowFirstColumn="0" w:lastRowLastColumn="0"/>
               <w:rPr>
@@ -7397,6 +8292,7 @@
           </w:tcPr>
           <w:p>
             <w:pPr>
+              <w:spacing w:line="360" w:lineRule="auto"/>
               <w:jc w:val="center"/>
               <w:cnfStyle w:val="000000000000" w:firstRow="0" w:lastRow="0" w:firstColumn="0" w:lastColumn="0" w:oddVBand="0" w:evenVBand="0" w:oddHBand="0" w:evenHBand="0" w:firstRowFirstColumn="0" w:firstRowLastColumn="0" w:lastRowFirstColumn="0" w:lastRowLastColumn="0"/>
               <w:rPr>
@@ -7424,6 +8320,7 @@
           </w:tcPr>
           <w:p>
             <w:pPr>
+              <w:spacing w:line="360" w:lineRule="auto"/>
               <w:jc w:val="center"/>
               <w:rPr>
                 <w:rFonts w:cstheme="majorBidi"/>
@@ -7444,6 +8341,7 @@
           </w:tcPr>
           <w:p>
             <w:pPr>
+              <w:spacing w:line="360" w:lineRule="auto"/>
               <w:jc w:val="center"/>
               <w:cnfStyle w:val="000000000000" w:firstRow="0" w:lastRow="0" w:firstColumn="0" w:lastColumn="0" w:oddVBand="0" w:evenVBand="0" w:oddHBand="0" w:evenHBand="0" w:firstRowFirstColumn="0" w:firstRowLastColumn="0" w:lastRowFirstColumn="0" w:lastRowLastColumn="0"/>
               <w:rPr>
@@ -7465,6 +8363,7 @@
           </w:tcPr>
           <w:p>
             <w:pPr>
+              <w:spacing w:line="360" w:lineRule="auto"/>
               <w:jc w:val="center"/>
               <w:cnfStyle w:val="000000000000" w:firstRow="0" w:lastRow="0" w:firstColumn="0" w:lastColumn="0" w:oddVBand="0" w:evenVBand="0" w:oddHBand="0" w:evenHBand="0" w:firstRowFirstColumn="0" w:firstRowLastColumn="0" w:lastRowFirstColumn="0" w:lastRowLastColumn="0"/>
               <w:rPr>
@@ -7492,6 +8391,7 @@
           </w:tcPr>
           <w:p>
             <w:pPr>
+              <w:spacing w:line="360" w:lineRule="auto"/>
               <w:jc w:val="center"/>
               <w:rPr>
                 <w:rFonts w:cstheme="majorBidi"/>
@@ -7512,6 +8412,7 @@
           </w:tcPr>
           <w:p>
             <w:pPr>
+              <w:spacing w:line="360" w:lineRule="auto"/>
               <w:jc w:val="center"/>
               <w:cnfStyle w:val="000000000000" w:firstRow="0" w:lastRow="0" w:firstColumn="0" w:lastColumn="0" w:oddVBand="0" w:evenVBand="0" w:oddHBand="0" w:evenHBand="0" w:firstRowFirstColumn="0" w:firstRowLastColumn="0" w:lastRowFirstColumn="0" w:lastRowLastColumn="0"/>
               <w:rPr>
@@ -7545,6 +8446,7 @@
           </w:tcPr>
           <w:p>
             <w:pPr>
+              <w:spacing w:line="360" w:lineRule="auto"/>
               <w:jc w:val="center"/>
               <w:cnfStyle w:val="000000000000" w:firstRow="0" w:lastRow="0" w:firstColumn="0" w:lastColumn="0" w:oddVBand="0" w:evenVBand="0" w:oddHBand="0" w:evenHBand="0" w:firstRowFirstColumn="0" w:firstRowLastColumn="0" w:lastRowFirstColumn="0" w:lastRowLastColumn="0"/>
               <w:rPr>
@@ -7572,6 +8474,7 @@
           </w:tcPr>
           <w:p>
             <w:pPr>
+              <w:spacing w:line="360" w:lineRule="auto"/>
               <w:jc w:val="center"/>
               <w:rPr>
                 <w:rFonts w:cstheme="majorBidi"/>
@@ -7592,6 +8495,7 @@
           </w:tcPr>
           <w:p>
             <w:pPr>
+              <w:spacing w:line="360" w:lineRule="auto"/>
               <w:jc w:val="center"/>
               <w:cnfStyle w:val="000000000000" w:firstRow="0" w:lastRow="0" w:firstColumn="0" w:lastColumn="0" w:oddVBand="0" w:evenVBand="0" w:oddHBand="0" w:evenHBand="0" w:firstRowFirstColumn="0" w:firstRowLastColumn="0" w:lastRowFirstColumn="0" w:lastRowLastColumn="0"/>
               <w:rPr>
@@ -7613,6 +8517,7 @@
           </w:tcPr>
           <w:p>
             <w:pPr>
+              <w:spacing w:line="360" w:lineRule="auto"/>
               <w:jc w:val="center"/>
               <w:cnfStyle w:val="000000000000" w:firstRow="0" w:lastRow="0" w:firstColumn="0" w:lastColumn="0" w:oddVBand="0" w:evenVBand="0" w:oddHBand="0" w:evenHBand="0" w:firstRowFirstColumn="0" w:firstRowLastColumn="0" w:lastRowFirstColumn="0" w:lastRowLastColumn="0"/>
               <w:rPr>
@@ -7639,6 +8544,7 @@
           </w:tcPr>
           <w:p>
             <w:pPr>
+              <w:spacing w:line="360" w:lineRule="auto"/>
               <w:jc w:val="center"/>
               <w:rPr>
                 <w:rFonts w:cstheme="majorBidi"/>
@@ -7658,6 +8564,7 @@
           </w:tcPr>
           <w:p>
             <w:pPr>
+              <w:spacing w:line="360" w:lineRule="auto"/>
               <w:jc w:val="center"/>
               <w:cnfStyle w:val="000000000000" w:firstRow="0" w:lastRow="0" w:firstColumn="0" w:lastColumn="0" w:oddVBand="0" w:evenVBand="0" w:oddHBand="0" w:evenHBand="0" w:firstRowFirstColumn="0" w:firstRowLastColumn="0" w:lastRowFirstColumn="0" w:lastRowLastColumn="0"/>
               <w:rPr>
@@ -7678,6 +8585,7 @@
           </w:tcPr>
           <w:p>
             <w:pPr>
+              <w:spacing w:line="360" w:lineRule="auto"/>
               <w:jc w:val="center"/>
               <w:cnfStyle w:val="000000000000" w:firstRow="0" w:lastRow="0" w:firstColumn="0" w:lastColumn="0" w:oddVBand="0" w:evenVBand="0" w:oddHBand="0" w:evenHBand="0" w:firstRowFirstColumn="0" w:firstRowLastColumn="0" w:lastRowFirstColumn="0" w:lastRowLastColumn="0"/>
               <w:rPr>
@@ -7710,11 +8618,11 @@
         </w:numPr>
         <w:spacing w:line="360" w:lineRule="auto"/>
       </w:pPr>
-      <w:bookmarkStart w:id="70" w:name="_Toc233215468"/>
+      <w:bookmarkStart w:id="69" w:name="_Toc233220877"/>
       <w:r>
         <w:t>Report Organization</w:t>
       </w:r>
-      <w:bookmarkEnd w:id="70"/>
+      <w:bookmarkEnd w:id="69"/>
     </w:p>
     <w:p>
       <w:pPr>
@@ -7740,7 +8648,14 @@
         <w:rPr>
           <w:rFonts w:cstheme="majorBidi"/>
         </w:rPr>
-        <w:t xml:space="preserve"> introduces the project by presenting the background, problem definition, objectives, scope, development methodology, tools and technologies, project timeline, and report organization. </w:t>
+        <w:t xml:space="preserve"> introduces the project by presenting the background, problem definition, objectives, scope, development methodology, tools and </w:t>
+      </w:r>
+      <w:r>
+        <w:rPr>
+          <w:rFonts w:cstheme="majorBidi"/>
+        </w:rPr>
+        <w:lastRenderedPageBreak/>
+        <w:t xml:space="preserve">technologies, project timeline, and report organization. </w:t>
       </w:r>
       <w:r>
         <w:rPr>
@@ -7754,21 +8669,7 @@
         <w:rPr>
           <w:rFonts w:cstheme="majorBidi"/>
         </w:rPr>
-        <w:t xml:space="preserve"> reviews related work by discussing existing research and systems in the field of AI-assisted data preprocessing, followed by a comparative analysis highlighting the unique contributions of </w:t>
-      </w:r>
-      <w:proofErr w:type="spellStart"/>
-      <w:r>
-        <w:rPr>
-          <w:rFonts w:cstheme="majorBidi"/>
-        </w:rPr>
-        <w:t>AutoPrepAI</w:t>
-      </w:r>
-      <w:proofErr w:type="spellEnd"/>
-      <w:r>
-        <w:rPr>
-          <w:rFonts w:cstheme="majorBidi"/>
-        </w:rPr>
-        <w:t xml:space="preserve">. </w:t>
+        <w:t xml:space="preserve"> reviews related work by discussing existing research and systems in the field of AI-assisted data preprocessing, followed by a comparative analysis highlighting the unique contributions of AutoPrepAI. </w:t>
       </w:r>
       <w:r>
         <w:rPr>
@@ -7861,41 +8762,1470 @@
           <w:rFonts w:cstheme="majorBidi"/>
         </w:rPr>
       </w:pPr>
-    </w:p>
-    <w:p>
-      <w:pPr>
-        <w:pStyle w:val="Heading1"/>
-        <w:ind w:left="360"/>
-      </w:pPr>
-      <w:bookmarkStart w:id="71" w:name="_Toc233215469"/>
+      <w:r>
+        <w:rPr>
+          <w:rFonts w:cstheme="majorBidi"/>
+        </w:rPr>
+        <w:br w:type="page"/>
+      </w:r>
+    </w:p>
+    <w:p>
+      <w:pPr>
+        <w:pStyle w:val="Style1"/>
+      </w:pPr>
+      <w:bookmarkStart w:id="70" w:name="_Toc233220878"/>
       <w:r>
         <w:lastRenderedPageBreak/>
-        <w:t xml:space="preserve">Chapter </w:t>
-      </w:r>
-      <w:r>
-        <w:t xml:space="preserve">2: </w:t>
-      </w:r>
-      <w:r>
         <w:t>Related Work</w:t>
       </w:r>
+      <w:bookmarkEnd w:id="70"/>
+    </w:p>
+    <w:p>
+      <w:pPr>
+        <w:pStyle w:val="Style2"/>
+        <w:numPr>
+          <w:ilvl w:val="1"/>
+          <w:numId w:val="25"/>
+        </w:numPr>
+        <w:spacing w:line="360" w:lineRule="auto"/>
+      </w:pPr>
+      <w:bookmarkStart w:id="71" w:name="_Toc233220879"/>
+      <w:r>
+        <w:t>Existing Solutions</w:t>
+      </w:r>
       <w:bookmarkEnd w:id="71"/>
     </w:p>
     <w:p>
-      <w:pPr>
-        <w:pStyle w:val="Heading1"/>
-        <w:ind w:left="360"/>
-      </w:pPr>
-      <w:bookmarkStart w:id="72" w:name="_Toc233215470"/>
-      <w:r>
-        <w:t xml:space="preserve">Chapter </w:t>
-      </w:r>
-      <w:r>
-        <w:t xml:space="preserve">3: </w:t>
-      </w:r>
-      <w:r>
+      <w:r>
+        <w:t>Data preprocessing is a crucial stage in the machine learning pipeline, as the quality of data directly affects the performance and reliability of predictive models. Various commercial platforms and intelligent assistants have been developed to facilitate data preparation; however, most existing solutions focus on either model optimization, rule-based transformations, or general AI assistance.</w:t>
+      </w:r>
+    </w:p>
+    <w:p>
+      <w:pPr>
+        <w:pStyle w:val="Style3"/>
+        <w:numPr>
+          <w:ilvl w:val="2"/>
+          <w:numId w:val="25"/>
+        </w:numPr>
+      </w:pPr>
+      <w:bookmarkStart w:id="72" w:name="_Toc233220880"/>
+      <w:proofErr w:type="spellStart"/>
+      <w:r>
+        <w:t>DataRobot</w:t>
+      </w:r>
+      <w:proofErr w:type="spellEnd"/>
+      <w:r>
+        <w:t xml:space="preserve"> and </w:t>
+      </w:r>
+      <w:r>
+        <w:t>H2O</w:t>
+      </w:r>
+      <w:r>
+        <w:t xml:space="preserve"> Driverless AI</w:t>
+      </w:r>
+      <w:bookmarkEnd w:id="72"/>
+    </w:p>
+    <w:p>
+      <w:proofErr w:type="spellStart"/>
+      <w:r>
+        <w:t>DataRobot</w:t>
+      </w:r>
+      <w:proofErr w:type="spellEnd"/>
+      <w:r>
+        <w:t xml:space="preserve"> and H2O Driverless AI are enterprise-grade </w:t>
+      </w:r>
+      <w:proofErr w:type="spellStart"/>
+      <w:r>
+        <w:t>AutoML</w:t>
+      </w:r>
+      <w:proofErr w:type="spellEnd"/>
+      <w:r>
+        <w:t xml:space="preserve"> platforms that automate model training and optimization. Although these systems perform preprocessing internally, their primary objective is to maximize model performance rather than provide transparent and user-oriented data cleaning. Consequently, preprocessing operations are mostly hidden from users and offer limited explainability.</w:t>
+      </w:r>
+    </w:p>
+    <w:p>
+      <w:pPr>
+        <w:pStyle w:val="Style3"/>
+        <w:numPr>
+          <w:ilvl w:val="2"/>
+          <w:numId w:val="25"/>
+        </w:numPr>
+      </w:pPr>
+      <w:bookmarkStart w:id="73" w:name="_Toc233220881"/>
+      <w:r>
+        <w:t>Trifacta and Alteryx</w:t>
+      </w:r>
+      <w:bookmarkEnd w:id="73"/>
+    </w:p>
+    <w:p>
+      <w:r>
+        <w:t>Trifacta and Alteryx are widely adopted data wrangling and ETL tools. They provide visual interfaces for constructing transformation pipelines and defining cleaning rules. Despite their flexibility, these systems require considerable user intervention and rely mainly on rule-based operations, making them more suitable for experienced data engineers than casual users or researchers.</w:t>
+      </w:r>
+    </w:p>
+    <w:p>
+      <w:pPr>
+        <w:pStyle w:val="Style3"/>
+        <w:numPr>
+          <w:ilvl w:val="2"/>
+          <w:numId w:val="25"/>
+        </w:numPr>
+      </w:pPr>
+      <w:bookmarkStart w:id="74" w:name="_Toc233220882"/>
+      <w:r>
+        <w:t>Numerous.ai</w:t>
+      </w:r>
+      <w:bookmarkEnd w:id="74"/>
+    </w:p>
+    <w:p>
+      <w:r>
+        <w:t>Numerous.ai is an AI-powered assistant designed for spreadsheet environments such as Google Sheets and Microsoft Excel. It enables users to manipulate and transform data through natural language prompts. However, its capabilities are primarily focused on cell-level productivity rather than comprehensive dataset-level cleaning and analysis.</w:t>
+      </w:r>
+    </w:p>
+    <w:p>
+      <w:pPr>
+        <w:pStyle w:val="Style3"/>
+        <w:numPr>
+          <w:ilvl w:val="0"/>
+          <w:numId w:val="0"/>
+        </w:numPr>
+      </w:pPr>
+      <w:bookmarkStart w:id="75" w:name="_Toc233220883"/>
+      <w:r>
+        <w:t xml:space="preserve">2.1.4 </w:t>
+      </w:r>
+      <w:r>
+        <w:t>General-Purpose AI Assistants</w:t>
+      </w:r>
+      <w:bookmarkEnd w:id="75"/>
+    </w:p>
+    <w:p>
+      <w:r>
+        <w:t>Large language models and AI assistants, such as ChatGPT, GitHub Copilot, and Gemini, have recently demonstrated remarkable capabilities in code generation and analytical support. Nevertheless, these systems are intended for general-purpose applications and are not specifically designed for data preprocessing tasks. Their recommendations are often generic and depend heavily on user prompts, lacking dedicated mechanisms for semantic duplicate detection, inconsistency resolution, and explainable cleaning workflows.</w:t>
+      </w:r>
+    </w:p>
+    <w:p>
+      <w:pPr>
+        <w:pStyle w:val="Style2"/>
+        <w:numPr>
+          <w:ilvl w:val="1"/>
+          <w:numId w:val="25"/>
+        </w:numPr>
+      </w:pPr>
+      <w:bookmarkStart w:id="76" w:name="_Toc233220884"/>
+      <w:r>
+        <w:lastRenderedPageBreak/>
+        <w:t>Comparative Analysis</w:t>
+      </w:r>
+      <w:bookmarkEnd w:id="76"/>
+    </w:p>
+    <w:p>
+      <w:r>
+        <w:fldChar w:fldCharType="begin"/>
+      </w:r>
+      <w:r>
+        <w:instrText xml:space="preserve"> REF _Ref233219594 \h </w:instrText>
+      </w:r>
+      <w:r>
+        <w:fldChar w:fldCharType="separate"/>
+      </w:r>
+      <w:r>
+        <w:t xml:space="preserve">Table </w:t>
+      </w:r>
+      <w:r>
+        <w:rPr>
+          <w:noProof/>
+          <w:cs/>
+        </w:rPr>
+        <w:t>‎</w:t>
+      </w:r>
+      <w:r>
+        <w:rPr>
+          <w:noProof/>
+        </w:rPr>
+        <w:t>2</w:t>
+      </w:r>
+      <w:r>
+        <w:noBreakHyphen/>
+      </w:r>
+      <w:r>
+        <w:rPr>
+          <w:noProof/>
+        </w:rPr>
+        <w:t>1</w:t>
+      </w:r>
+      <w:r>
+        <w:fldChar w:fldCharType="end"/>
+      </w:r>
+      <w:r>
+        <w:t xml:space="preserve"> </w:t>
+      </w:r>
+      <w:r>
+        <w:t xml:space="preserve">summarizes the main differences between existing solutions and </w:t>
+      </w:r>
+      <w:proofErr w:type="spellStart"/>
+      <w:r>
+        <w:t>AutoPrepAI</w:t>
+      </w:r>
+      <w:proofErr w:type="spellEnd"/>
+      <w:r>
+        <w:t>.</w:t>
+      </w:r>
+    </w:p>
+    <w:tbl>
+      <w:tblPr>
+        <w:tblStyle w:val="PlainTable1"/>
+        <w:tblW w:w="9878" w:type="dxa"/>
+        <w:tblInd w:w="-455" w:type="dxa"/>
+        <w:tblLook w:val="04A0" w:firstRow="1" w:lastRow="0" w:firstColumn="1" w:lastColumn="0" w:noHBand="0" w:noVBand="1"/>
+      </w:tblPr>
+      <w:tblGrid>
+        <w:gridCol w:w="1906"/>
+        <w:gridCol w:w="2245"/>
+        <w:gridCol w:w="2043"/>
+        <w:gridCol w:w="1766"/>
+        <w:gridCol w:w="1918"/>
+      </w:tblGrid>
+      <w:tr>
+        <w:trPr>
+          <w:cnfStyle w:val="100000000000" w:firstRow="1" w:lastRow="0" w:firstColumn="0" w:lastColumn="0" w:oddVBand="0" w:evenVBand="0" w:oddHBand="0" w:evenHBand="0" w:firstRowFirstColumn="0" w:firstRowLastColumn="0" w:lastRowFirstColumn="0" w:lastRowLastColumn="0"/>
+        </w:trPr>
+        <w:tc>
+          <w:tcPr>
+            <w:cnfStyle w:val="001000000000" w:firstRow="0" w:lastRow="0" w:firstColumn="1" w:lastColumn="0" w:oddVBand="0" w:evenVBand="0" w:oddHBand="0" w:evenHBand="0" w:firstRowFirstColumn="0" w:firstRowLastColumn="0" w:lastRowFirstColumn="0" w:lastRowLastColumn="0"/>
+            <w:tcW w:w="1906" w:type="dxa"/>
+            <w:hideMark/>
+          </w:tcPr>
+          <w:p>
+            <w:pPr>
+              <w:spacing w:after="160"/>
+              <w:jc w:val="mediumKashida"/>
+            </w:pPr>
+            <w:r>
+              <w:t>Feature / Aspect</w:t>
+            </w:r>
+          </w:p>
+        </w:tc>
+        <w:tc>
+          <w:tcPr>
+            <w:tcW w:w="2245" w:type="dxa"/>
+            <w:hideMark/>
+          </w:tcPr>
+          <w:p>
+            <w:pPr>
+              <w:spacing w:after="160"/>
+              <w:jc w:val="mediumKashida"/>
+              <w:cnfStyle w:val="100000000000" w:firstRow="1" w:lastRow="0" w:firstColumn="0" w:lastColumn="0" w:oddVBand="0" w:evenVBand="0" w:oddHBand="0" w:evenHBand="0" w:firstRowFirstColumn="0" w:firstRowLastColumn="0" w:lastRowFirstColumn="0" w:lastRowLastColumn="0"/>
+            </w:pPr>
+            <w:proofErr w:type="spellStart"/>
+            <w:r>
+              <w:t>DataRobot</w:t>
+            </w:r>
+            <w:proofErr w:type="spellEnd"/>
+            <w:r>
+              <w:t xml:space="preserve"> / H2O</w:t>
+            </w:r>
+          </w:p>
+        </w:tc>
+        <w:tc>
+          <w:tcPr>
+            <w:tcW w:w="2043" w:type="dxa"/>
+            <w:hideMark/>
+          </w:tcPr>
+          <w:p>
+            <w:pPr>
+              <w:spacing w:after="160"/>
+              <w:jc w:val="mediumKashida"/>
+              <w:cnfStyle w:val="100000000000" w:firstRow="1" w:lastRow="0" w:firstColumn="0" w:lastColumn="0" w:oddVBand="0" w:evenVBand="0" w:oddHBand="0" w:evenHBand="0" w:firstRowFirstColumn="0" w:firstRowLastColumn="0" w:lastRowFirstColumn="0" w:lastRowLastColumn="0"/>
+            </w:pPr>
+            <w:r>
+              <w:t>Trifacta / Alteryx</w:t>
+            </w:r>
+          </w:p>
+        </w:tc>
+        <w:tc>
+          <w:tcPr>
+            <w:tcW w:w="1766" w:type="dxa"/>
+            <w:hideMark/>
+          </w:tcPr>
+          <w:p>
+            <w:pPr>
+              <w:spacing w:after="160"/>
+              <w:jc w:val="mediumKashida"/>
+              <w:cnfStyle w:val="100000000000" w:firstRow="1" w:lastRow="0" w:firstColumn="0" w:lastColumn="0" w:oddVBand="0" w:evenVBand="0" w:oddHBand="0" w:evenHBand="0" w:firstRowFirstColumn="0" w:firstRowLastColumn="0" w:lastRowFirstColumn="0" w:lastRowLastColumn="0"/>
+            </w:pPr>
+            <w:r>
+              <w:t>General AI Assistants</w:t>
+            </w:r>
+          </w:p>
+        </w:tc>
+        <w:tc>
+          <w:tcPr>
+            <w:tcW w:w="1918" w:type="dxa"/>
+            <w:shd w:val="clear" w:color="auto" w:fill="C1E4F5" w:themeFill="accent1" w:themeFillTint="33"/>
+            <w:hideMark/>
+          </w:tcPr>
+          <w:p>
+            <w:pPr>
+              <w:spacing w:after="160"/>
+              <w:jc w:val="mediumKashida"/>
+              <w:cnfStyle w:val="100000000000" w:firstRow="1" w:lastRow="0" w:firstColumn="0" w:lastColumn="0" w:oddVBand="0" w:evenVBand="0" w:oddHBand="0" w:evenHBand="0" w:firstRowFirstColumn="0" w:firstRowLastColumn="0" w:lastRowFirstColumn="0" w:lastRowLastColumn="0"/>
+            </w:pPr>
+            <w:proofErr w:type="spellStart"/>
+            <w:r>
+              <w:t>AutoPrepAI</w:t>
+            </w:r>
+            <w:proofErr w:type="spellEnd"/>
+          </w:p>
+        </w:tc>
+      </w:tr>
+      <w:tr>
+        <w:trPr>
+          <w:cnfStyle w:val="000000100000" w:firstRow="0" w:lastRow="0" w:firstColumn="0" w:lastColumn="0" w:oddVBand="0" w:evenVBand="0" w:oddHBand="1" w:evenHBand="0" w:firstRowFirstColumn="0" w:firstRowLastColumn="0" w:lastRowFirstColumn="0" w:lastRowLastColumn="0"/>
+        </w:trPr>
+        <w:tc>
+          <w:tcPr>
+            <w:cnfStyle w:val="001000000000" w:firstRow="0" w:lastRow="0" w:firstColumn="1" w:lastColumn="0" w:oddVBand="0" w:evenVBand="0" w:oddHBand="0" w:evenHBand="0" w:firstRowFirstColumn="0" w:firstRowLastColumn="0" w:lastRowFirstColumn="0" w:lastRowLastColumn="0"/>
+            <w:tcW w:w="1906" w:type="dxa"/>
+            <w:hideMark/>
+          </w:tcPr>
+          <w:p>
+            <w:pPr>
+              <w:spacing w:after="160"/>
+              <w:jc w:val="mediumKashida"/>
+            </w:pPr>
+            <w:r>
+              <w:t>Primary Focus</w:t>
+            </w:r>
+          </w:p>
+        </w:tc>
+        <w:tc>
+          <w:tcPr>
+            <w:tcW w:w="2245" w:type="dxa"/>
+            <w:hideMark/>
+          </w:tcPr>
+          <w:p>
+            <w:pPr>
+              <w:spacing w:after="160"/>
+              <w:jc w:val="mediumKashida"/>
+              <w:cnfStyle w:val="000000100000" w:firstRow="0" w:lastRow="0" w:firstColumn="0" w:lastColumn="0" w:oddVBand="0" w:evenVBand="0" w:oddHBand="1" w:evenHBand="0" w:firstRowFirstColumn="0" w:firstRowLastColumn="0" w:lastRowFirstColumn="0" w:lastRowLastColumn="0"/>
+            </w:pPr>
+            <w:proofErr w:type="spellStart"/>
+            <w:r>
+              <w:t>AutoML</w:t>
+            </w:r>
+            <w:proofErr w:type="spellEnd"/>
+            <w:r>
+              <w:t xml:space="preserve"> and Model Optimization</w:t>
+            </w:r>
+          </w:p>
+        </w:tc>
+        <w:tc>
+          <w:tcPr>
+            <w:tcW w:w="2043" w:type="dxa"/>
+            <w:hideMark/>
+          </w:tcPr>
+          <w:p>
+            <w:pPr>
+              <w:spacing w:after="160"/>
+              <w:jc w:val="mediumKashida"/>
+              <w:cnfStyle w:val="000000100000" w:firstRow="0" w:lastRow="0" w:firstColumn="0" w:lastColumn="0" w:oddVBand="0" w:evenVBand="0" w:oddHBand="1" w:evenHBand="0" w:firstRowFirstColumn="0" w:firstRowLastColumn="0" w:lastRowFirstColumn="0" w:lastRowLastColumn="0"/>
+            </w:pPr>
+            <w:r>
+              <w:t>Data Wrangling and ETL</w:t>
+            </w:r>
+          </w:p>
+        </w:tc>
+        <w:tc>
+          <w:tcPr>
+            <w:tcW w:w="1766" w:type="dxa"/>
+            <w:hideMark/>
+          </w:tcPr>
+          <w:p>
+            <w:pPr>
+              <w:spacing w:after="160"/>
+              <w:jc w:val="mediumKashida"/>
+              <w:cnfStyle w:val="000000100000" w:firstRow="0" w:lastRow="0" w:firstColumn="0" w:lastColumn="0" w:oddVBand="0" w:evenVBand="0" w:oddHBand="1" w:evenHBand="0" w:firstRowFirstColumn="0" w:firstRowLastColumn="0" w:lastRowFirstColumn="0" w:lastRowLastColumn="0"/>
+            </w:pPr>
+            <w:r>
+              <w:t>General AI Assistance</w:t>
+            </w:r>
+          </w:p>
+        </w:tc>
+        <w:tc>
+          <w:tcPr>
+            <w:tcW w:w="1918" w:type="dxa"/>
+            <w:shd w:val="clear" w:color="auto" w:fill="C1E4F5" w:themeFill="accent1" w:themeFillTint="33"/>
+            <w:hideMark/>
+          </w:tcPr>
+          <w:p>
+            <w:pPr>
+              <w:spacing w:after="160"/>
+              <w:jc w:val="mediumKashida"/>
+              <w:cnfStyle w:val="000000100000" w:firstRow="0" w:lastRow="0" w:firstColumn="0" w:lastColumn="0" w:oddVBand="0" w:evenVBand="0" w:oddHBand="1" w:evenHBand="0" w:firstRowFirstColumn="0" w:firstRowLastColumn="0" w:lastRowFirstColumn="0" w:lastRowLastColumn="0"/>
+            </w:pPr>
+            <w:r>
+              <w:t>Intelligent Data Cleaning</w:t>
+            </w:r>
+          </w:p>
+        </w:tc>
+      </w:tr>
+      <w:tr>
+        <w:tc>
+          <w:tcPr>
+            <w:cnfStyle w:val="001000000000" w:firstRow="0" w:lastRow="0" w:firstColumn="1" w:lastColumn="0" w:oddVBand="0" w:evenVBand="0" w:oddHBand="0" w:evenHBand="0" w:firstRowFirstColumn="0" w:firstRowLastColumn="0" w:lastRowFirstColumn="0" w:lastRowLastColumn="0"/>
+            <w:tcW w:w="1906" w:type="dxa"/>
+            <w:hideMark/>
+          </w:tcPr>
+          <w:p>
+            <w:pPr>
+              <w:spacing w:after="160"/>
+              <w:jc w:val="mediumKashida"/>
+            </w:pPr>
+            <w:r>
+              <w:t>Pipeline Orientation</w:t>
+            </w:r>
+          </w:p>
+        </w:tc>
+        <w:tc>
+          <w:tcPr>
+            <w:tcW w:w="2245" w:type="dxa"/>
+            <w:hideMark/>
+          </w:tcPr>
+          <w:p>
+            <w:pPr>
+              <w:spacing w:after="160"/>
+              <w:jc w:val="mediumKashida"/>
+              <w:cnfStyle w:val="000000000000" w:firstRow="0" w:lastRow="0" w:firstColumn="0" w:lastColumn="0" w:oddVBand="0" w:evenVBand="0" w:oddHBand="0" w:evenHBand="0" w:firstRowFirstColumn="0" w:firstRowLastColumn="0" w:lastRowFirstColumn="0" w:lastRowLastColumn="0"/>
+            </w:pPr>
+            <w:r>
+              <w:t>Model-centric</w:t>
+            </w:r>
+          </w:p>
+        </w:tc>
+        <w:tc>
+          <w:tcPr>
+            <w:tcW w:w="2043" w:type="dxa"/>
+            <w:hideMark/>
+          </w:tcPr>
+          <w:p>
+            <w:pPr>
+              <w:spacing w:after="160"/>
+              <w:jc w:val="mediumKashida"/>
+              <w:cnfStyle w:val="000000000000" w:firstRow="0" w:lastRow="0" w:firstColumn="0" w:lastColumn="0" w:oddVBand="0" w:evenVBand="0" w:oddHBand="0" w:evenHBand="0" w:firstRowFirstColumn="0" w:firstRowLastColumn="0" w:lastRowFirstColumn="0" w:lastRowLastColumn="0"/>
+            </w:pPr>
+            <w:r>
+              <w:t>Transformation-centric</w:t>
+            </w:r>
+          </w:p>
+        </w:tc>
+        <w:tc>
+          <w:tcPr>
+            <w:tcW w:w="1766" w:type="dxa"/>
+            <w:hideMark/>
+          </w:tcPr>
+          <w:p>
+            <w:pPr>
+              <w:spacing w:after="160"/>
+              <w:jc w:val="mediumKashida"/>
+              <w:cnfStyle w:val="000000000000" w:firstRow="0" w:lastRow="0" w:firstColumn="0" w:lastColumn="0" w:oddVBand="0" w:evenVBand="0" w:oddHBand="0" w:evenHBand="0" w:firstRowFirstColumn="0" w:firstRowLastColumn="0" w:lastRowFirstColumn="0" w:lastRowLastColumn="0"/>
+            </w:pPr>
+            <w:r>
+              <w:t>Context-centric</w:t>
+            </w:r>
+          </w:p>
+        </w:tc>
+        <w:tc>
+          <w:tcPr>
+            <w:tcW w:w="1918" w:type="dxa"/>
+            <w:shd w:val="clear" w:color="auto" w:fill="C1E4F5" w:themeFill="accent1" w:themeFillTint="33"/>
+            <w:hideMark/>
+          </w:tcPr>
+          <w:p>
+            <w:pPr>
+              <w:spacing w:after="160"/>
+              <w:jc w:val="mediumKashida"/>
+              <w:cnfStyle w:val="000000000000" w:firstRow="0" w:lastRow="0" w:firstColumn="0" w:lastColumn="0" w:oddVBand="0" w:evenVBand="0" w:oddHBand="0" w:evenHBand="0" w:firstRowFirstColumn="0" w:firstRowLastColumn="0" w:lastRowFirstColumn="0" w:lastRowLastColumn="0"/>
+            </w:pPr>
+            <w:r>
+              <w:t>Data-centric</w:t>
+            </w:r>
+          </w:p>
+        </w:tc>
+      </w:tr>
+      <w:tr>
+        <w:trPr>
+          <w:cnfStyle w:val="000000100000" w:firstRow="0" w:lastRow="0" w:firstColumn="0" w:lastColumn="0" w:oddVBand="0" w:evenVBand="0" w:oddHBand="1" w:evenHBand="0" w:firstRowFirstColumn="0" w:firstRowLastColumn="0" w:lastRowFirstColumn="0" w:lastRowLastColumn="0"/>
+        </w:trPr>
+        <w:tc>
+          <w:tcPr>
+            <w:cnfStyle w:val="001000000000" w:firstRow="0" w:lastRow="0" w:firstColumn="1" w:lastColumn="0" w:oddVBand="0" w:evenVBand="0" w:oddHBand="0" w:evenHBand="0" w:firstRowFirstColumn="0" w:firstRowLastColumn="0" w:lastRowFirstColumn="0" w:lastRowLastColumn="0"/>
+            <w:tcW w:w="1906" w:type="dxa"/>
+            <w:hideMark/>
+          </w:tcPr>
+          <w:p>
+            <w:pPr>
+              <w:spacing w:after="160"/>
+              <w:jc w:val="mediumKashida"/>
+            </w:pPr>
+            <w:r>
+              <w:t>Level of Automation</w:t>
+            </w:r>
+          </w:p>
+        </w:tc>
+        <w:tc>
+          <w:tcPr>
+            <w:tcW w:w="2245" w:type="dxa"/>
+            <w:hideMark/>
+          </w:tcPr>
+          <w:p>
+            <w:pPr>
+              <w:spacing w:after="160"/>
+              <w:jc w:val="mediumKashida"/>
+              <w:cnfStyle w:val="000000100000" w:firstRow="0" w:lastRow="0" w:firstColumn="0" w:lastColumn="0" w:oddVBand="0" w:evenVBand="0" w:oddHBand="1" w:evenHBand="0" w:firstRowFirstColumn="0" w:firstRowLastColumn="0" w:lastRowFirstColumn="0" w:lastRowLastColumn="0"/>
+            </w:pPr>
+            <w:r>
+              <w:t>High</w:t>
+            </w:r>
+          </w:p>
+        </w:tc>
+        <w:tc>
+          <w:tcPr>
+            <w:tcW w:w="2043" w:type="dxa"/>
+            <w:hideMark/>
+          </w:tcPr>
+          <w:p>
+            <w:pPr>
+              <w:spacing w:after="160"/>
+              <w:jc w:val="mediumKashida"/>
+              <w:cnfStyle w:val="000000100000" w:firstRow="0" w:lastRow="0" w:firstColumn="0" w:lastColumn="0" w:oddVBand="0" w:evenVBand="0" w:oddHBand="1" w:evenHBand="0" w:firstRowFirstColumn="0" w:firstRowLastColumn="0" w:lastRowFirstColumn="0" w:lastRowLastColumn="0"/>
+            </w:pPr>
+            <w:r>
+              <w:t>Medium</w:t>
+            </w:r>
+          </w:p>
+        </w:tc>
+        <w:tc>
+          <w:tcPr>
+            <w:tcW w:w="1766" w:type="dxa"/>
+            <w:hideMark/>
+          </w:tcPr>
+          <w:p>
+            <w:pPr>
+              <w:spacing w:after="160"/>
+              <w:jc w:val="mediumKashida"/>
+              <w:cnfStyle w:val="000000100000" w:firstRow="0" w:lastRow="0" w:firstColumn="0" w:lastColumn="0" w:oddVBand="0" w:evenVBand="0" w:oddHBand="1" w:evenHBand="0" w:firstRowFirstColumn="0" w:firstRowLastColumn="0" w:lastRowFirstColumn="0" w:lastRowLastColumn="0"/>
+            </w:pPr>
+            <w:r>
+              <w:t>Prompt-based</w:t>
+            </w:r>
+          </w:p>
+        </w:tc>
+        <w:tc>
+          <w:tcPr>
+            <w:tcW w:w="1918" w:type="dxa"/>
+            <w:shd w:val="clear" w:color="auto" w:fill="C1E4F5" w:themeFill="accent1" w:themeFillTint="33"/>
+            <w:hideMark/>
+          </w:tcPr>
+          <w:p>
+            <w:pPr>
+              <w:spacing w:after="160"/>
+              <w:jc w:val="mediumKashida"/>
+              <w:cnfStyle w:val="000000100000" w:firstRow="0" w:lastRow="0" w:firstColumn="0" w:lastColumn="0" w:oddVBand="0" w:evenVBand="0" w:oddHBand="1" w:evenHBand="0" w:firstRowFirstColumn="0" w:firstRowLastColumn="0" w:lastRowFirstColumn="0" w:lastRowLastColumn="0"/>
+            </w:pPr>
+            <w:r>
+              <w:t>High</w:t>
+            </w:r>
+          </w:p>
+        </w:tc>
+      </w:tr>
+      <w:tr>
+        <w:tc>
+          <w:tcPr>
+            <w:cnfStyle w:val="001000000000" w:firstRow="0" w:lastRow="0" w:firstColumn="1" w:lastColumn="0" w:oddVBand="0" w:evenVBand="0" w:oddHBand="0" w:evenHBand="0" w:firstRowFirstColumn="0" w:firstRowLastColumn="0" w:lastRowFirstColumn="0" w:lastRowLastColumn="0"/>
+            <w:tcW w:w="1906" w:type="dxa"/>
+            <w:hideMark/>
+          </w:tcPr>
+          <w:p>
+            <w:pPr>
+              <w:spacing w:after="160"/>
+              <w:jc w:val="mediumKashida"/>
+            </w:pPr>
+            <w:r>
+              <w:t>Explainability</w:t>
+            </w:r>
+          </w:p>
+        </w:tc>
+        <w:tc>
+          <w:tcPr>
+            <w:tcW w:w="2245" w:type="dxa"/>
+            <w:hideMark/>
+          </w:tcPr>
+          <w:p>
+            <w:pPr>
+              <w:spacing w:after="160"/>
+              <w:jc w:val="mediumKashida"/>
+              <w:cnfStyle w:val="000000000000" w:firstRow="0" w:lastRow="0" w:firstColumn="0" w:lastColumn="0" w:oddVBand="0" w:evenVBand="0" w:oddHBand="0" w:evenHBand="0" w:firstRowFirstColumn="0" w:firstRowLastColumn="0" w:lastRowFirstColumn="0" w:lastRowLastColumn="0"/>
+            </w:pPr>
+            <w:r>
+              <w:t>Limited</w:t>
+            </w:r>
+          </w:p>
+        </w:tc>
+        <w:tc>
+          <w:tcPr>
+            <w:tcW w:w="2043" w:type="dxa"/>
+            <w:hideMark/>
+          </w:tcPr>
+          <w:p>
+            <w:pPr>
+              <w:spacing w:after="160"/>
+              <w:jc w:val="mediumKashida"/>
+              <w:cnfStyle w:val="000000000000" w:firstRow="0" w:lastRow="0" w:firstColumn="0" w:lastColumn="0" w:oddVBand="0" w:evenVBand="0" w:oddHBand="0" w:evenHBand="0" w:firstRowFirstColumn="0" w:firstRowLastColumn="0" w:lastRowFirstColumn="0" w:lastRowLastColumn="0"/>
+            </w:pPr>
+            <w:r>
+              <w:t>Limited</w:t>
+            </w:r>
+          </w:p>
+        </w:tc>
+        <w:tc>
+          <w:tcPr>
+            <w:tcW w:w="1766" w:type="dxa"/>
+            <w:hideMark/>
+          </w:tcPr>
+          <w:p>
+            <w:pPr>
+              <w:spacing w:after="160"/>
+              <w:jc w:val="mediumKashida"/>
+              <w:cnfStyle w:val="000000000000" w:firstRow="0" w:lastRow="0" w:firstColumn="0" w:lastColumn="0" w:oddVBand="0" w:evenVBand="0" w:oddHBand="0" w:evenHBand="0" w:firstRowFirstColumn="0" w:firstRowLastColumn="0" w:lastRowFirstColumn="0" w:lastRowLastColumn="0"/>
+            </w:pPr>
+            <w:r>
+              <w:t>Generic Responses</w:t>
+            </w:r>
+          </w:p>
+        </w:tc>
+        <w:tc>
+          <w:tcPr>
+            <w:tcW w:w="1918" w:type="dxa"/>
+            <w:shd w:val="clear" w:color="auto" w:fill="C1E4F5" w:themeFill="accent1" w:themeFillTint="33"/>
+            <w:hideMark/>
+          </w:tcPr>
+          <w:p>
+            <w:pPr>
+              <w:spacing w:after="160"/>
+              <w:jc w:val="mediumKashida"/>
+              <w:cnfStyle w:val="000000000000" w:firstRow="0" w:lastRow="0" w:firstColumn="0" w:lastColumn="0" w:oddVBand="0" w:evenVBand="0" w:oddHBand="0" w:evenHBand="0" w:firstRowFirstColumn="0" w:firstRowLastColumn="0" w:lastRowFirstColumn="0" w:lastRowLastColumn="0"/>
+            </w:pPr>
+            <w:r>
+              <w:t>Human-Readable Explanations</w:t>
+            </w:r>
+          </w:p>
+        </w:tc>
+      </w:tr>
+      <w:tr>
+        <w:trPr>
+          <w:cnfStyle w:val="000000100000" w:firstRow="0" w:lastRow="0" w:firstColumn="0" w:lastColumn="0" w:oddVBand="0" w:evenVBand="0" w:oddHBand="1" w:evenHBand="0" w:firstRowFirstColumn="0" w:firstRowLastColumn="0" w:lastRowFirstColumn="0" w:lastRowLastColumn="0"/>
+        </w:trPr>
+        <w:tc>
+          <w:tcPr>
+            <w:cnfStyle w:val="001000000000" w:firstRow="0" w:lastRow="0" w:firstColumn="1" w:lastColumn="0" w:oddVBand="0" w:evenVBand="0" w:oddHBand="0" w:evenHBand="0" w:firstRowFirstColumn="0" w:firstRowLastColumn="0" w:lastRowFirstColumn="0" w:lastRowLastColumn="0"/>
+            <w:tcW w:w="1906" w:type="dxa"/>
+            <w:hideMark/>
+          </w:tcPr>
+          <w:p>
+            <w:pPr>
+              <w:spacing w:after="160"/>
+              <w:jc w:val="mediumKashida"/>
+            </w:pPr>
+            <w:r>
+              <w:t>Semantic Duplicate Detection</w:t>
+            </w:r>
+          </w:p>
+        </w:tc>
+        <w:tc>
+          <w:tcPr>
+            <w:tcW w:w="2245" w:type="dxa"/>
+            <w:hideMark/>
+          </w:tcPr>
+          <w:p>
+            <w:pPr>
+              <w:spacing w:after="160"/>
+              <w:jc w:val="mediumKashida"/>
+              <w:cnfStyle w:val="000000100000" w:firstRow="0" w:lastRow="0" w:firstColumn="0" w:lastColumn="0" w:oddVBand="0" w:evenVBand="0" w:oddHBand="1" w:evenHBand="0" w:firstRowFirstColumn="0" w:firstRowLastColumn="0" w:lastRowFirstColumn="0" w:lastRowLastColumn="0"/>
+            </w:pPr>
+            <w:r>
+              <w:t>Not Supported</w:t>
+            </w:r>
+          </w:p>
+        </w:tc>
+        <w:tc>
+          <w:tcPr>
+            <w:tcW w:w="2043" w:type="dxa"/>
+            <w:hideMark/>
+          </w:tcPr>
+          <w:p>
+            <w:pPr>
+              <w:spacing w:after="160"/>
+              <w:jc w:val="mediumKashida"/>
+              <w:cnfStyle w:val="000000100000" w:firstRow="0" w:lastRow="0" w:firstColumn="0" w:lastColumn="0" w:oddVBand="0" w:evenVBand="0" w:oddHBand="1" w:evenHBand="0" w:firstRowFirstColumn="0" w:firstRowLastColumn="0" w:lastRowFirstColumn="0" w:lastRowLastColumn="0"/>
+            </w:pPr>
+            <w:r>
+              <w:t>Exact Matching Only</w:t>
+            </w:r>
+          </w:p>
+        </w:tc>
+        <w:tc>
+          <w:tcPr>
+            <w:tcW w:w="1766" w:type="dxa"/>
+            <w:hideMark/>
+          </w:tcPr>
+          <w:p>
+            <w:pPr>
+              <w:spacing w:after="160"/>
+              <w:jc w:val="mediumKashida"/>
+              <w:cnfStyle w:val="000000100000" w:firstRow="0" w:lastRow="0" w:firstColumn="0" w:lastColumn="0" w:oddVBand="0" w:evenVBand="0" w:oddHBand="1" w:evenHBand="0" w:firstRowFirstColumn="0" w:firstRowLastColumn="0" w:lastRowFirstColumn="0" w:lastRowLastColumn="0"/>
+            </w:pPr>
+            <w:r>
+              <w:t>Not Specialized</w:t>
+            </w:r>
+          </w:p>
+        </w:tc>
+        <w:tc>
+          <w:tcPr>
+            <w:tcW w:w="1918" w:type="dxa"/>
+            <w:shd w:val="clear" w:color="auto" w:fill="C1E4F5" w:themeFill="accent1" w:themeFillTint="33"/>
+            <w:hideMark/>
+          </w:tcPr>
+          <w:p>
+            <w:pPr>
+              <w:spacing w:after="160"/>
+              <w:jc w:val="mediumKashida"/>
+              <w:cnfStyle w:val="000000100000" w:firstRow="0" w:lastRow="0" w:firstColumn="0" w:lastColumn="0" w:oddVBand="0" w:evenVBand="0" w:oddHBand="1" w:evenHBand="0" w:firstRowFirstColumn="0" w:firstRowLastColumn="0" w:lastRowFirstColumn="0" w:lastRowLastColumn="0"/>
+            </w:pPr>
+            <w:r>
+              <w:t>Supported</w:t>
+            </w:r>
+          </w:p>
+        </w:tc>
+      </w:tr>
+      <w:tr>
+        <w:tc>
+          <w:tcPr>
+            <w:cnfStyle w:val="001000000000" w:firstRow="0" w:lastRow="0" w:firstColumn="1" w:lastColumn="0" w:oddVBand="0" w:evenVBand="0" w:oddHBand="0" w:evenHBand="0" w:firstRowFirstColumn="0" w:firstRowLastColumn="0" w:lastRowFirstColumn="0" w:lastRowLastColumn="0"/>
+            <w:tcW w:w="1906" w:type="dxa"/>
+            <w:hideMark/>
+          </w:tcPr>
+          <w:p>
+            <w:pPr>
+              <w:spacing w:after="160"/>
+              <w:jc w:val="mediumKashida"/>
+            </w:pPr>
+            <w:r>
+              <w:t>Inconsistency Resolution</w:t>
+            </w:r>
+          </w:p>
+        </w:tc>
+        <w:tc>
+          <w:tcPr>
+            <w:tcW w:w="2245" w:type="dxa"/>
+            <w:hideMark/>
+          </w:tcPr>
+          <w:p>
+            <w:pPr>
+              <w:spacing w:after="160"/>
+              <w:jc w:val="mediumKashida"/>
+              <w:cnfStyle w:val="000000000000" w:firstRow="0" w:lastRow="0" w:firstColumn="0" w:lastColumn="0" w:oddVBand="0" w:evenVBand="0" w:oddHBand="0" w:evenHBand="0" w:firstRowFirstColumn="0" w:firstRowLastColumn="0" w:lastRowFirstColumn="0" w:lastRowLastColumn="0"/>
+            </w:pPr>
+            <w:r>
+              <w:t>Limited</w:t>
+            </w:r>
+          </w:p>
+        </w:tc>
+        <w:tc>
+          <w:tcPr>
+            <w:tcW w:w="2043" w:type="dxa"/>
+            <w:hideMark/>
+          </w:tcPr>
+          <w:p>
+            <w:pPr>
+              <w:spacing w:after="160"/>
+              <w:jc w:val="mediumKashida"/>
+              <w:cnfStyle w:val="000000000000" w:firstRow="0" w:lastRow="0" w:firstColumn="0" w:lastColumn="0" w:oddVBand="0" w:evenVBand="0" w:oddHBand="0" w:evenHBand="0" w:firstRowFirstColumn="0" w:firstRowLastColumn="0" w:lastRowFirstColumn="0" w:lastRowLastColumn="0"/>
+            </w:pPr>
+            <w:r>
+              <w:t>Rule-based</w:t>
+            </w:r>
+          </w:p>
+        </w:tc>
+        <w:tc>
+          <w:tcPr>
+            <w:tcW w:w="1766" w:type="dxa"/>
+            <w:hideMark/>
+          </w:tcPr>
+          <w:p>
+            <w:pPr>
+              <w:spacing w:after="160"/>
+              <w:jc w:val="mediumKashida"/>
+              <w:cnfStyle w:val="000000000000" w:firstRow="0" w:lastRow="0" w:firstColumn="0" w:lastColumn="0" w:oddVBand="0" w:evenVBand="0" w:oddHBand="0" w:evenHBand="0" w:firstRowFirstColumn="0" w:firstRowLastColumn="0" w:lastRowFirstColumn="0" w:lastRowLastColumn="0"/>
+            </w:pPr>
+            <w:r>
+              <w:t>Generic</w:t>
+            </w:r>
+          </w:p>
+        </w:tc>
+        <w:tc>
+          <w:tcPr>
+            <w:tcW w:w="1918" w:type="dxa"/>
+            <w:shd w:val="clear" w:color="auto" w:fill="C1E4F5" w:themeFill="accent1" w:themeFillTint="33"/>
+            <w:hideMark/>
+          </w:tcPr>
+          <w:p>
+            <w:pPr>
+              <w:spacing w:after="160"/>
+              <w:jc w:val="mediumKashida"/>
+              <w:cnfStyle w:val="000000000000" w:firstRow="0" w:lastRow="0" w:firstColumn="0" w:lastColumn="0" w:oddVBand="0" w:evenVBand="0" w:oddHBand="0" w:evenHBand="0" w:firstRowFirstColumn="0" w:firstRowLastColumn="0" w:lastRowFirstColumn="0" w:lastRowLastColumn="0"/>
+            </w:pPr>
+            <w:r>
+              <w:t>Context-aware</w:t>
+            </w:r>
+          </w:p>
+        </w:tc>
+      </w:tr>
+      <w:tr>
+        <w:trPr>
+          <w:cnfStyle w:val="000000100000" w:firstRow="0" w:lastRow="0" w:firstColumn="0" w:lastColumn="0" w:oddVBand="0" w:evenVBand="0" w:oddHBand="1" w:evenHBand="0" w:firstRowFirstColumn="0" w:firstRowLastColumn="0" w:lastRowFirstColumn="0" w:lastRowLastColumn="0"/>
+        </w:trPr>
+        <w:tc>
+          <w:tcPr>
+            <w:cnfStyle w:val="001000000000" w:firstRow="0" w:lastRow="0" w:firstColumn="1" w:lastColumn="0" w:oddVBand="0" w:evenVBand="0" w:oddHBand="0" w:evenHBand="0" w:firstRowFirstColumn="0" w:firstRowLastColumn="0" w:lastRowFirstColumn="0" w:lastRowLastColumn="0"/>
+            <w:tcW w:w="1906" w:type="dxa"/>
+            <w:hideMark/>
+          </w:tcPr>
+          <w:p>
+            <w:pPr>
+              <w:spacing w:after="160"/>
+              <w:jc w:val="mediumKashida"/>
+            </w:pPr>
+            <w:r>
+              <w:t>Agentic Architecture</w:t>
+            </w:r>
+          </w:p>
+        </w:tc>
+        <w:tc>
+          <w:tcPr>
+            <w:tcW w:w="2245" w:type="dxa"/>
+            <w:hideMark/>
+          </w:tcPr>
+          <w:p>
+            <w:pPr>
+              <w:spacing w:after="160"/>
+              <w:jc w:val="mediumKashida"/>
+              <w:cnfStyle w:val="000000100000" w:firstRow="0" w:lastRow="0" w:firstColumn="0" w:lastColumn="0" w:oddVBand="0" w:evenVBand="0" w:oddHBand="1" w:evenHBand="0" w:firstRowFirstColumn="0" w:firstRowLastColumn="0" w:lastRowFirstColumn="0" w:lastRowLastColumn="0"/>
+            </w:pPr>
+            <w:r>
+              <w:t>Not Supported</w:t>
+            </w:r>
+          </w:p>
+        </w:tc>
+        <w:tc>
+          <w:tcPr>
+            <w:tcW w:w="2043" w:type="dxa"/>
+            <w:hideMark/>
+          </w:tcPr>
+          <w:p>
+            <w:pPr>
+              <w:spacing w:after="160"/>
+              <w:jc w:val="mediumKashida"/>
+              <w:cnfStyle w:val="000000100000" w:firstRow="0" w:lastRow="0" w:firstColumn="0" w:lastColumn="0" w:oddVBand="0" w:evenVBand="0" w:oddHBand="1" w:evenHBand="0" w:firstRowFirstColumn="0" w:firstRowLastColumn="0" w:lastRowFirstColumn="0" w:lastRowLastColumn="0"/>
+            </w:pPr>
+            <w:r>
+              <w:t>Not Supported</w:t>
+            </w:r>
+          </w:p>
+        </w:tc>
+        <w:tc>
+          <w:tcPr>
+            <w:tcW w:w="1766" w:type="dxa"/>
+            <w:hideMark/>
+          </w:tcPr>
+          <w:p>
+            <w:pPr>
+              <w:spacing w:after="160"/>
+              <w:jc w:val="mediumKashida"/>
+              <w:cnfStyle w:val="000000100000" w:firstRow="0" w:lastRow="0" w:firstColumn="0" w:lastColumn="0" w:oddVBand="0" w:evenVBand="0" w:oddHBand="1" w:evenHBand="0" w:firstRowFirstColumn="0" w:firstRowLastColumn="0" w:lastRowFirstColumn="0" w:lastRowLastColumn="0"/>
+            </w:pPr>
+            <w:r>
+              <w:t>Not Supported</w:t>
+            </w:r>
+          </w:p>
+        </w:tc>
+        <w:tc>
+          <w:tcPr>
+            <w:tcW w:w="1918" w:type="dxa"/>
+            <w:shd w:val="clear" w:color="auto" w:fill="C1E4F5" w:themeFill="accent1" w:themeFillTint="33"/>
+            <w:hideMark/>
+          </w:tcPr>
+          <w:p>
+            <w:pPr>
+              <w:spacing w:after="160"/>
+              <w:jc w:val="mediumKashida"/>
+              <w:cnfStyle w:val="000000100000" w:firstRow="0" w:lastRow="0" w:firstColumn="0" w:lastColumn="0" w:oddVBand="0" w:evenVBand="0" w:oddHBand="1" w:evenHBand="0" w:firstRowFirstColumn="0" w:firstRowLastColumn="0" w:lastRowFirstColumn="0" w:lastRowLastColumn="0"/>
+            </w:pPr>
+            <w:r>
+              <w:t>Supported</w:t>
+            </w:r>
+          </w:p>
+        </w:tc>
+      </w:tr>
+      <w:tr>
+        <w:tc>
+          <w:tcPr>
+            <w:cnfStyle w:val="001000000000" w:firstRow="0" w:lastRow="0" w:firstColumn="1" w:lastColumn="0" w:oddVBand="0" w:evenVBand="0" w:oddHBand="0" w:evenHBand="0" w:firstRowFirstColumn="0" w:firstRowLastColumn="0" w:lastRowFirstColumn="0" w:lastRowLastColumn="0"/>
+            <w:tcW w:w="1906" w:type="dxa"/>
+            <w:hideMark/>
+          </w:tcPr>
+          <w:p>
+            <w:pPr>
+              <w:spacing w:after="160"/>
+              <w:jc w:val="mediumKashida"/>
+            </w:pPr>
+            <w:r>
+              <w:t>Target Users</w:t>
+            </w:r>
+          </w:p>
+        </w:tc>
+        <w:tc>
+          <w:tcPr>
+            <w:tcW w:w="2245" w:type="dxa"/>
+            <w:hideMark/>
+          </w:tcPr>
+          <w:p>
+            <w:pPr>
+              <w:spacing w:after="160"/>
+              <w:jc w:val="mediumKashida"/>
+              <w:cnfStyle w:val="000000000000" w:firstRow="0" w:lastRow="0" w:firstColumn="0" w:lastColumn="0" w:oddVBand="0" w:evenVBand="0" w:oddHBand="0" w:evenHBand="0" w:firstRowFirstColumn="0" w:firstRowLastColumn="0" w:lastRowFirstColumn="0" w:lastRowLastColumn="0"/>
+            </w:pPr>
+            <w:r>
+              <w:t>Enterprise ML Teams</w:t>
+            </w:r>
+          </w:p>
+        </w:tc>
+        <w:tc>
+          <w:tcPr>
+            <w:tcW w:w="2043" w:type="dxa"/>
+            <w:hideMark/>
+          </w:tcPr>
+          <w:p>
+            <w:pPr>
+              <w:spacing w:after="160"/>
+              <w:jc w:val="mediumKashida"/>
+              <w:cnfStyle w:val="000000000000" w:firstRow="0" w:lastRow="0" w:firstColumn="0" w:lastColumn="0" w:oddVBand="0" w:evenVBand="0" w:oddHBand="0" w:evenHBand="0" w:firstRowFirstColumn="0" w:firstRowLastColumn="0" w:lastRowFirstColumn="0" w:lastRowLastColumn="0"/>
+            </w:pPr>
+            <w:r>
+              <w:t>Data Engineers</w:t>
+            </w:r>
+          </w:p>
+        </w:tc>
+        <w:tc>
+          <w:tcPr>
+            <w:tcW w:w="1766" w:type="dxa"/>
+            <w:hideMark/>
+          </w:tcPr>
+          <w:p>
+            <w:pPr>
+              <w:spacing w:after="160"/>
+              <w:jc w:val="mediumKashida"/>
+              <w:cnfStyle w:val="000000000000" w:firstRow="0" w:lastRow="0" w:firstColumn="0" w:lastColumn="0" w:oddVBand="0" w:evenVBand="0" w:oddHBand="0" w:evenHBand="0" w:firstRowFirstColumn="0" w:firstRowLastColumn="0" w:lastRowFirstColumn="0" w:lastRowLastColumn="0"/>
+            </w:pPr>
+            <w:r>
+              <w:t>General Users</w:t>
+            </w:r>
+          </w:p>
+        </w:tc>
+        <w:tc>
+          <w:tcPr>
+            <w:tcW w:w="1918" w:type="dxa"/>
+            <w:shd w:val="clear" w:color="auto" w:fill="C1E4F5" w:themeFill="accent1" w:themeFillTint="33"/>
+            <w:hideMark/>
+          </w:tcPr>
+          <w:p>
+            <w:pPr>
+              <w:spacing w:after="160"/>
+              <w:jc w:val="mediumKashida"/>
+              <w:cnfStyle w:val="000000000000" w:firstRow="0" w:lastRow="0" w:firstColumn="0" w:lastColumn="0" w:oddVBand="0" w:evenVBand="0" w:oddHBand="0" w:evenHBand="0" w:firstRowFirstColumn="0" w:firstRowLastColumn="0" w:lastRowFirstColumn="0" w:lastRowLastColumn="0"/>
+            </w:pPr>
+            <w:r>
+              <w:t>Researchers and Developers</w:t>
+            </w:r>
+          </w:p>
+        </w:tc>
+      </w:tr>
+      <w:tr>
+        <w:trPr>
+          <w:cnfStyle w:val="000000100000" w:firstRow="0" w:lastRow="0" w:firstColumn="0" w:lastColumn="0" w:oddVBand="0" w:evenVBand="0" w:oddHBand="1" w:evenHBand="0" w:firstRowFirstColumn="0" w:firstRowLastColumn="0" w:lastRowFirstColumn="0" w:lastRowLastColumn="0"/>
+        </w:trPr>
+        <w:tc>
+          <w:tcPr>
+            <w:cnfStyle w:val="001000000000" w:firstRow="0" w:lastRow="0" w:firstColumn="1" w:lastColumn="0" w:oddVBand="0" w:evenVBand="0" w:oddHBand="0" w:evenHBand="0" w:firstRowFirstColumn="0" w:firstRowLastColumn="0" w:lastRowFirstColumn="0" w:lastRowLastColumn="0"/>
+            <w:tcW w:w="1906" w:type="dxa"/>
+            <w:hideMark/>
+          </w:tcPr>
+          <w:p>
+            <w:pPr>
+              <w:spacing w:after="160"/>
+              <w:jc w:val="mediumKashida"/>
+            </w:pPr>
+            <w:r>
+              <w:t>Cost and Accessibility</w:t>
+            </w:r>
+          </w:p>
+        </w:tc>
+        <w:tc>
+          <w:tcPr>
+            <w:tcW w:w="2245" w:type="dxa"/>
+            <w:hideMark/>
+          </w:tcPr>
+          <w:p>
+            <w:pPr>
+              <w:spacing w:after="160"/>
+              <w:jc w:val="mediumKashida"/>
+              <w:cnfStyle w:val="000000100000" w:firstRow="0" w:lastRow="0" w:firstColumn="0" w:lastColumn="0" w:oddVBand="0" w:evenVBand="0" w:oddHBand="1" w:evenHBand="0" w:firstRowFirstColumn="0" w:firstRowLastColumn="0" w:lastRowFirstColumn="0" w:lastRowLastColumn="0"/>
+            </w:pPr>
+            <w:r>
+              <w:t>High</w:t>
+            </w:r>
+          </w:p>
+        </w:tc>
+        <w:tc>
+          <w:tcPr>
+            <w:tcW w:w="2043" w:type="dxa"/>
+            <w:hideMark/>
+          </w:tcPr>
+          <w:p>
+            <w:pPr>
+              <w:spacing w:after="160"/>
+              <w:jc w:val="mediumKashida"/>
+              <w:cnfStyle w:val="000000100000" w:firstRow="0" w:lastRow="0" w:firstColumn="0" w:lastColumn="0" w:oddVBand="0" w:evenVBand="0" w:oddHBand="1" w:evenHBand="0" w:firstRowFirstColumn="0" w:firstRowLastColumn="0" w:lastRowFirstColumn="0" w:lastRowLastColumn="0"/>
+            </w:pPr>
+            <w:r>
+              <w:t>Commercial</w:t>
+            </w:r>
+          </w:p>
+        </w:tc>
+        <w:tc>
+          <w:tcPr>
+            <w:tcW w:w="1766" w:type="dxa"/>
+            <w:hideMark/>
+          </w:tcPr>
+          <w:p>
+            <w:pPr>
+              <w:spacing w:after="160"/>
+              <w:jc w:val="mediumKashida"/>
+              <w:cnfStyle w:val="000000100000" w:firstRow="0" w:lastRow="0" w:firstColumn="0" w:lastColumn="0" w:oddVBand="0" w:evenVBand="0" w:oddHBand="1" w:evenHBand="0" w:firstRowFirstColumn="0" w:firstRowLastColumn="0" w:lastRowFirstColumn="0" w:lastRowLastColumn="0"/>
+            </w:pPr>
+            <w:r>
+              <w:t>Medium</w:t>
+            </w:r>
+          </w:p>
+        </w:tc>
+        <w:tc>
+          <w:tcPr>
+            <w:tcW w:w="1918" w:type="dxa"/>
+            <w:shd w:val="clear" w:color="auto" w:fill="C1E4F5" w:themeFill="accent1" w:themeFillTint="33"/>
+            <w:hideMark/>
+          </w:tcPr>
+          <w:p>
+            <w:pPr>
+              <w:spacing w:after="160"/>
+              <w:jc w:val="mediumKashida"/>
+              <w:cnfStyle w:val="000000100000" w:firstRow="0" w:lastRow="0" w:firstColumn="0" w:lastColumn="0" w:oddVBand="0" w:evenVBand="0" w:oddHBand="1" w:evenHBand="0" w:firstRowFirstColumn="0" w:firstRowLastColumn="0" w:lastRowFirstColumn="0" w:lastRowLastColumn="0"/>
+            </w:pPr>
+            <w:r>
+              <w:t>Academic-Friendly</w:t>
+            </w:r>
+          </w:p>
+        </w:tc>
+      </w:tr>
+      <w:tr>
+        <w:tc>
+          <w:tcPr>
+            <w:cnfStyle w:val="001000000000" w:firstRow="0" w:lastRow="0" w:firstColumn="1" w:lastColumn="0" w:oddVBand="0" w:evenVBand="0" w:oddHBand="0" w:evenHBand="0" w:firstRowFirstColumn="0" w:firstRowLastColumn="0" w:lastRowFirstColumn="0" w:lastRowLastColumn="0"/>
+            <w:tcW w:w="1906" w:type="dxa"/>
+            <w:hideMark/>
+          </w:tcPr>
+          <w:p>
+            <w:pPr>
+              <w:spacing w:after="160"/>
+              <w:jc w:val="mediumKashida"/>
+            </w:pPr>
+            <w:r>
+              <w:t>Research Suitability</w:t>
+            </w:r>
+          </w:p>
+        </w:tc>
+        <w:tc>
+          <w:tcPr>
+            <w:tcW w:w="2245" w:type="dxa"/>
+            <w:hideMark/>
+          </w:tcPr>
+          <w:p>
+            <w:pPr>
+              <w:spacing w:after="160"/>
+              <w:jc w:val="mediumKashida"/>
+              <w:cnfStyle w:val="000000000000" w:firstRow="0" w:lastRow="0" w:firstColumn="0" w:lastColumn="0" w:oddVBand="0" w:evenVBand="0" w:oddHBand="0" w:evenHBand="0" w:firstRowFirstColumn="0" w:firstRowLastColumn="0" w:lastRowFirstColumn="0" w:lastRowLastColumn="0"/>
+            </w:pPr>
+            <w:r>
+              <w:t>Medium</w:t>
+            </w:r>
+          </w:p>
+        </w:tc>
+        <w:tc>
+          <w:tcPr>
+            <w:tcW w:w="2043" w:type="dxa"/>
+            <w:hideMark/>
+          </w:tcPr>
+          <w:p>
+            <w:pPr>
+              <w:spacing w:after="160"/>
+              <w:jc w:val="mediumKashida"/>
+              <w:cnfStyle w:val="000000000000" w:firstRow="0" w:lastRow="0" w:firstColumn="0" w:lastColumn="0" w:oddVBand="0" w:evenVBand="0" w:oddHBand="0" w:evenHBand="0" w:firstRowFirstColumn="0" w:firstRowLastColumn="0" w:lastRowFirstColumn="0" w:lastRowLastColumn="0"/>
+            </w:pPr>
+            <w:r>
+              <w:t>Low</w:t>
+            </w:r>
+          </w:p>
+        </w:tc>
+        <w:tc>
+          <w:tcPr>
+            <w:tcW w:w="1766" w:type="dxa"/>
+            <w:hideMark/>
+          </w:tcPr>
+          <w:p>
+            <w:pPr>
+              <w:spacing w:after="160"/>
+              <w:jc w:val="mediumKashida"/>
+              <w:cnfStyle w:val="000000000000" w:firstRow="0" w:lastRow="0" w:firstColumn="0" w:lastColumn="0" w:oddVBand="0" w:evenVBand="0" w:oddHBand="0" w:evenHBand="0" w:firstRowFirstColumn="0" w:firstRowLastColumn="0" w:lastRowFirstColumn="0" w:lastRowLastColumn="0"/>
+            </w:pPr>
+            <w:r>
+              <w:t>Medium</w:t>
+            </w:r>
+          </w:p>
+        </w:tc>
+        <w:tc>
+          <w:tcPr>
+            <w:tcW w:w="1918" w:type="dxa"/>
+            <w:shd w:val="clear" w:color="auto" w:fill="C1E4F5" w:themeFill="accent1" w:themeFillTint="33"/>
+            <w:hideMark/>
+          </w:tcPr>
+          <w:p>
+            <w:pPr>
+              <w:spacing w:after="160"/>
+              <w:jc w:val="mediumKashida"/>
+              <w:cnfStyle w:val="000000000000" w:firstRow="0" w:lastRow="0" w:firstColumn="0" w:lastColumn="0" w:oddVBand="0" w:evenVBand="0" w:oddHBand="0" w:evenHBand="0" w:firstRowFirstColumn="0" w:firstRowLastColumn="0" w:lastRowFirstColumn="0" w:lastRowLastColumn="0"/>
+            </w:pPr>
+            <w:r>
+              <w:t>High</w:t>
+            </w:r>
+          </w:p>
+        </w:tc>
+      </w:tr>
+    </w:tbl>
+    <w:p>
+      <w:pPr>
+        <w:pStyle w:val="Caption"/>
+      </w:pPr>
+      <w:bookmarkStart w:id="77" w:name="_Toc233219968"/>
+      <w:r>
+        <w:t xml:space="preserve">Table </w:t>
+      </w:r>
+      <w:r>
+        <w:fldChar w:fldCharType="begin"/>
+      </w:r>
+      <w:r>
+        <w:instrText xml:space="preserve"> STYLEREF 1 \s </w:instrText>
+      </w:r>
+      <w:r>
+        <w:fldChar w:fldCharType="separate"/>
+      </w:r>
+      <w:r>
+        <w:rPr>
+          <w:noProof/>
+          <w:cs/>
+        </w:rPr>
+        <w:t>‎</w:t>
+      </w:r>
+      <w:r>
+        <w:rPr>
+          <w:noProof/>
+        </w:rPr>
+        <w:t>2</w:t>
+      </w:r>
+      <w:r>
+        <w:fldChar w:fldCharType="end"/>
+      </w:r>
+      <w:r>
+        <w:noBreakHyphen/>
+      </w:r>
+      <w:r>
+        <w:fldChar w:fldCharType="begin"/>
+      </w:r>
+      <w:r>
+        <w:instrText xml:space="preserve"> SEQ Table \* ARABIC \s 1 </w:instrText>
+      </w:r>
+      <w:r>
+        <w:fldChar w:fldCharType="separate"/>
+      </w:r>
+      <w:r>
+        <w:rPr>
+          <w:noProof/>
+        </w:rPr>
+        <w:t>1</w:t>
+      </w:r>
+      <w:r>
+        <w:fldChar w:fldCharType="end"/>
+      </w:r>
+      <w:r>
+        <w:t xml:space="preserve"> </w:t>
+      </w:r>
+      <w:r>
+        <w:t xml:space="preserve">Comparison between existing solutions and </w:t>
+      </w:r>
+      <w:proofErr w:type="spellStart"/>
+      <w:r>
+        <w:t>AutoPrepAI</w:t>
+      </w:r>
+      <w:proofErr w:type="spellEnd"/>
+      <w:r>
+        <w:t>.</w:t>
+      </w:r>
+      <w:bookmarkEnd w:id="77"/>
+    </w:p>
+    <w:p>
+      <w:pPr>
+        <w:pStyle w:val="Style2"/>
+        <w:numPr>
+          <w:ilvl w:val="1"/>
+          <w:numId w:val="25"/>
+        </w:numPr>
+      </w:pPr>
+      <w:bookmarkStart w:id="78" w:name="_Toc233220885"/>
+      <w:r>
+        <w:t>Research Gap and Motivation</w:t>
+      </w:r>
+      <w:bookmarkEnd w:id="78"/>
+    </w:p>
+    <w:p>
+      <w:r>
+        <w:t>Although numerous tools support different aspects of data preparation, most current solutions either focus on model optimization, depend heavily on manual rule definition, or provide only generic AI assistance. In addition, existing systems often address individual preprocessing problems independently and lack a unified and explainable framework for handling noisy and inconsistent datasets.</w:t>
+      </w:r>
+      <w:sdt>
+        <w:sdtPr>
+          <w:id w:val="-1023089616"/>
+          <w:citation/>
+        </w:sdtPr>
+        <w:sdtContent>
+          <w:r>
+            <w:fldChar w:fldCharType="begin"/>
+          </w:r>
+          <w:r>
+            <w:instrText xml:space="preserve"> CITATION Dat \l 1033 </w:instrText>
+          </w:r>
+          <w:r>
+            <w:fldChar w:fldCharType="separate"/>
+          </w:r>
+          <w:r>
+            <w:rPr>
+              <w:noProof/>
+            </w:rPr>
+            <w:t xml:space="preserve"> </w:t>
+          </w:r>
+          <w:r>
+            <w:rPr>
+              <w:noProof/>
+            </w:rPr>
+            <w:t>[6]</w:t>
+          </w:r>
+          <w:r>
+            <w:fldChar w:fldCharType="end"/>
+          </w:r>
+        </w:sdtContent>
+      </w:sdt>
+    </w:p>
+    <w:p>
+      <w:r>
+        <w:t xml:space="preserve">General-purpose AI assistants provide broad contextual knowledge but are not specialized for data cleaning and preprocessing tasks. Their responses are highly dependent on user prompts </w:t>
+      </w:r>
+      <w:r>
+        <w:lastRenderedPageBreak/>
+        <w:t>and do not incorporate dedicated mechanisms for identifying semantic duplicates, filtering noisy records, or resolving inconsistencies.</w:t>
+      </w:r>
+    </w:p>
+    <w:p>
+      <w:r>
+        <w:t>Therefore, there is a need for an intelligent and explainable framework that integrates multiple preprocessing functionalities while reducing manual effort and improving data quality.</w:t>
+      </w:r>
+    </w:p>
+    <w:p>
+      <w:pPr>
+        <w:pStyle w:val="Style2"/>
+        <w:numPr>
+          <w:ilvl w:val="1"/>
+          <w:numId w:val="25"/>
+        </w:numPr>
+      </w:pPr>
+      <w:bookmarkStart w:id="79" w:name="_Toc233220886"/>
+      <w:r>
+        <w:t xml:space="preserve">Key Innovations of </w:t>
+      </w:r>
+      <w:proofErr w:type="spellStart"/>
+      <w:r>
+        <w:t>AutoPrepAI</w:t>
+      </w:r>
+      <w:bookmarkEnd w:id="79"/>
+      <w:proofErr w:type="spellEnd"/>
+    </w:p>
+    <w:p>
+      <w:proofErr w:type="spellStart"/>
+      <w:r>
+        <w:t>AutoPrepAI</w:t>
+      </w:r>
+      <w:proofErr w:type="spellEnd"/>
+      <w:r>
+        <w:t xml:space="preserve"> introduces several features that distinguish it from existing solutions:</w:t>
+      </w:r>
+    </w:p>
+    <w:p>
+      <w:pPr>
+        <w:numPr>
+          <w:ilvl w:val="0"/>
+          <w:numId w:val="15"/>
+        </w:numPr>
+      </w:pPr>
+      <w:r>
+        <w:rPr>
+          <w:b/>
+          <w:bCs/>
+        </w:rPr>
+        <w:t>Agentic AI Architecture:</w:t>
+      </w:r>
+      <w:r>
+        <w:t xml:space="preserve"> The system consists of specialized agents that cooperate to perform different preprocessing tasks automatically.</w:t>
+      </w:r>
+    </w:p>
+    <w:p>
+      <w:pPr>
+        <w:numPr>
+          <w:ilvl w:val="0"/>
+          <w:numId w:val="15"/>
+        </w:numPr>
+      </w:pPr>
+      <w:r>
+        <w:rPr>
+          <w:b/>
+          <w:bCs/>
+        </w:rPr>
+        <w:t>Semantic Duplicate Detection:</w:t>
+      </w:r>
+      <w:r>
+        <w:t xml:space="preserve"> Unlike traditional exact matching methods, </w:t>
+      </w:r>
+      <w:proofErr w:type="spellStart"/>
+      <w:r>
+        <w:t>AutoPrepAI</w:t>
+      </w:r>
+      <w:proofErr w:type="spellEnd"/>
+      <w:r>
+        <w:t xml:space="preserve"> employs embedding-based techniques to detect records that represent the same entity despite textual variations.</w:t>
+      </w:r>
+    </w:p>
+    <w:p>
+      <w:pPr>
+        <w:numPr>
+          <w:ilvl w:val="0"/>
+          <w:numId w:val="15"/>
+        </w:numPr>
+      </w:pPr>
+      <w:r>
+        <w:rPr>
+          <w:b/>
+          <w:bCs/>
+        </w:rPr>
+        <w:t>Hybrid Noise Filtering:</w:t>
+      </w:r>
+      <w:r>
+        <w:t xml:space="preserve"> Statistical methods and machine learning approaches are combined to identify noisy records and outliers more effectively.</w:t>
+      </w:r>
+    </w:p>
+    <w:p>
+      <w:pPr>
+        <w:numPr>
+          <w:ilvl w:val="0"/>
+          <w:numId w:val="15"/>
+        </w:numPr>
+      </w:pPr>
+      <w:r>
+        <w:rPr>
+          <w:b/>
+          <w:bCs/>
+        </w:rPr>
+        <w:t>Explainable Feature Selection:</w:t>
+      </w:r>
+      <w:r>
+        <w:t xml:space="preserve"> Feature importance is accompanied by human-readable explanations to improve transparency and user understanding.</w:t>
+      </w:r>
+    </w:p>
+    <w:p>
+      <w:pPr>
+        <w:numPr>
+          <w:ilvl w:val="0"/>
+          <w:numId w:val="15"/>
+        </w:numPr>
+      </w:pPr>
+      <w:r>
+        <w:rPr>
+          <w:b/>
+          <w:bCs/>
+        </w:rPr>
+        <w:t>Context-Aware Inconsistency Resolution:</w:t>
+      </w:r>
+      <w:r>
+        <w:t xml:space="preserve"> Semantic similarity and fuzzy matching techniques are utilized to detect and correct inconsistent categorical values.</w:t>
+      </w:r>
+    </w:p>
+    <w:p>
+      <w:pPr>
+        <w:numPr>
+          <w:ilvl w:val="0"/>
+          <w:numId w:val="15"/>
+        </w:numPr>
+      </w:pPr>
+      <w:r>
+        <w:rPr>
+          <w:b/>
+          <w:bCs/>
+        </w:rPr>
+        <w:t>Integrated Data Cleaning Framework:</w:t>
+      </w:r>
+      <w:r>
+        <w:t xml:space="preserve"> Multiple preprocessing functionalities are combined within a single intelligent system, reducing the need for separate tools and manual intervention.</w:t>
+      </w:r>
+    </w:p>
+    <w:p/>
+    <w:p/>
+    <w:p>
+      <w:r>
+        <w:br w:type="page"/>
+      </w:r>
+    </w:p>
+    <w:p>
+      <w:pPr>
+        <w:pStyle w:val="Style1"/>
+      </w:pPr>
+      <w:bookmarkStart w:id="80" w:name="_Toc233220887"/>
+      <w:r>
+        <w:lastRenderedPageBreak/>
         <w:t>System Analysis</w:t>
       </w:r>
-      <w:bookmarkEnd w:id="72"/>
+      <w:bookmarkEnd w:id="80"/>
     </w:p>
     <w:p>
       <w:pPr>
@@ -7913,11 +10243,11 @@
         </w:numPr>
         <w:spacing w:line="360" w:lineRule="auto"/>
       </w:pPr>
-      <w:bookmarkStart w:id="73" w:name="_Toc233215471"/>
+      <w:bookmarkStart w:id="81" w:name="_Toc233220888"/>
       <w:r>
         <w:t>Stakeholder Analysis</w:t>
       </w:r>
-      <w:bookmarkEnd w:id="73"/>
+      <w:bookmarkEnd w:id="81"/>
     </w:p>
     <w:p>
       <w:pPr>
@@ -7928,11 +10258,11 @@
         </w:numPr>
         <w:spacing w:line="360" w:lineRule="auto"/>
       </w:pPr>
-      <w:bookmarkStart w:id="74" w:name="_Toc233215472"/>
+      <w:bookmarkStart w:id="82" w:name="_Toc233220889"/>
       <w:r>
         <w:t>Functional Requirements</w:t>
       </w:r>
-      <w:bookmarkEnd w:id="74"/>
+      <w:bookmarkEnd w:id="82"/>
     </w:p>
     <w:p>
       <w:pPr>
@@ -7943,11 +10273,11 @@
         </w:numPr>
         <w:spacing w:line="360" w:lineRule="auto"/>
       </w:pPr>
-      <w:bookmarkStart w:id="75" w:name="_Toc233215473"/>
+      <w:bookmarkStart w:id="83" w:name="_Toc233220890"/>
       <w:r>
         <w:t>Non-Functional Requirements</w:t>
       </w:r>
-      <w:bookmarkEnd w:id="75"/>
+      <w:bookmarkEnd w:id="83"/>
     </w:p>
     <w:p>
       <w:pPr>
@@ -7958,11 +10288,11 @@
         </w:numPr>
         <w:spacing w:line="360" w:lineRule="auto"/>
       </w:pPr>
-      <w:bookmarkStart w:id="76" w:name="_Toc233215474"/>
+      <w:bookmarkStart w:id="84" w:name="_Toc233220891"/>
       <w:r>
         <w:t>Use Case Diagrams with actor descriptions</w:t>
       </w:r>
-      <w:bookmarkEnd w:id="76"/>
+      <w:bookmarkEnd w:id="84"/>
     </w:p>
     <w:p>
       <w:pPr>
@@ -7973,35 +10303,28 @@
         </w:numPr>
         <w:spacing w:line="360" w:lineRule="auto"/>
       </w:pPr>
-      <w:bookmarkStart w:id="77" w:name="_Toc233215475"/>
+      <w:bookmarkStart w:id="85" w:name="_Toc233220892"/>
       <w:r>
         <w:t>Feasibility Study (technical, economic, and operational - brief)</w:t>
       </w:r>
-      <w:bookmarkEnd w:id="77"/>
-    </w:p>
-    <w:p>
-      <w:pPr>
-        <w:rPr>
-          <w:rFonts w:cstheme="majorBidi"/>
-        </w:rPr>
-      </w:pPr>
-    </w:p>
-    <w:p>
-      <w:pPr>
-        <w:pStyle w:val="Heading1"/>
-        <w:ind w:left="360"/>
-      </w:pPr>
-      <w:bookmarkStart w:id="78" w:name="_Toc233215476"/>
-      <w:r>
-        <w:t xml:space="preserve">Chapter </w:t>
-      </w:r>
-      <w:r>
-        <w:t xml:space="preserve">4: </w:t>
-      </w:r>
+      <w:bookmarkEnd w:id="85"/>
+    </w:p>
+    <w:p>
+      <w:pPr>
+        <w:rPr>
+          <w:rFonts w:cstheme="majorBidi"/>
+        </w:rPr>
+      </w:pPr>
+    </w:p>
+    <w:p>
+      <w:pPr>
+        <w:pStyle w:val="Style1"/>
+      </w:pPr>
+      <w:bookmarkStart w:id="86" w:name="_Toc233220893"/>
       <w:r>
         <w:t>System Design</w:t>
       </w:r>
-      <w:bookmarkEnd w:id="78"/>
+      <w:bookmarkEnd w:id="86"/>
     </w:p>
     <w:p>
       <w:pPr>
@@ -8012,11 +10335,11 @@
         </w:numPr>
         <w:spacing w:line="360" w:lineRule="auto"/>
       </w:pPr>
-      <w:bookmarkStart w:id="79" w:name="_Toc233215477"/>
+      <w:bookmarkStart w:id="87" w:name="_Toc233220894"/>
       <w:r>
         <w:t>System Architecture / Component Diagram</w:t>
       </w:r>
-      <w:bookmarkEnd w:id="79"/>
+      <w:bookmarkEnd w:id="87"/>
     </w:p>
     <w:p>
       <w:pPr>
@@ -8027,11 +10350,11 @@
         </w:numPr>
         <w:spacing w:line="360" w:lineRule="auto"/>
       </w:pPr>
-      <w:bookmarkStart w:id="80" w:name="_Toc233215478"/>
+      <w:bookmarkStart w:id="88" w:name="_Toc233220895"/>
       <w:r>
         <w:t>Class Diagrams</w:t>
       </w:r>
-      <w:bookmarkEnd w:id="80"/>
+      <w:bookmarkEnd w:id="88"/>
     </w:p>
     <w:p>
       <w:pPr>
@@ -8042,11 +10365,11 @@
         </w:numPr>
         <w:spacing w:line="360" w:lineRule="auto"/>
       </w:pPr>
-      <w:bookmarkStart w:id="81" w:name="_Toc233215479"/>
+      <w:bookmarkStart w:id="89" w:name="_Toc233220896"/>
       <w:r>
         <w:t>Sequence Diagrams (for key use cases)</w:t>
       </w:r>
-      <w:bookmarkEnd w:id="81"/>
+      <w:bookmarkEnd w:id="89"/>
     </w:p>
     <w:p>
       <w:pPr>
@@ -8057,11 +10380,11 @@
         </w:numPr>
         <w:spacing w:line="360" w:lineRule="auto"/>
       </w:pPr>
-      <w:bookmarkStart w:id="82" w:name="_Toc233215480"/>
+      <w:bookmarkStart w:id="90" w:name="_Toc233220897"/>
       <w:r>
         <w:t>Database Entity-Relationship Diagram (ERD) - if applicable</w:t>
       </w:r>
-      <w:bookmarkEnd w:id="82"/>
+      <w:bookmarkEnd w:id="90"/>
     </w:p>
     <w:p>
       <w:pPr>
@@ -8072,11 +10395,11 @@
         </w:numPr>
         <w:spacing w:line="360" w:lineRule="auto"/>
       </w:pPr>
-      <w:bookmarkStart w:id="83" w:name="_Toc233215481"/>
+      <w:bookmarkStart w:id="91" w:name="_Toc233220898"/>
       <w:r>
         <w:t>User Interface Wireframes / Mockups</w:t>
       </w:r>
-      <w:bookmarkEnd w:id="83"/>
+      <w:bookmarkEnd w:id="91"/>
     </w:p>
     <w:p>
       <w:pPr>
@@ -8087,36 +10410,29 @@
         </w:numPr>
         <w:spacing w:line="360" w:lineRule="auto"/>
       </w:pPr>
-      <w:bookmarkStart w:id="84" w:name="_Toc233215482"/>
+      <w:bookmarkStart w:id="92" w:name="_Toc233220899"/>
       <w:r>
         <w:t>Security Design Considerations</w:t>
       </w:r>
-      <w:bookmarkEnd w:id="84"/>
-    </w:p>
-    <w:p>
-      <w:pPr>
-        <w:rPr>
-          <w:rFonts w:cstheme="majorBidi"/>
-        </w:rPr>
-      </w:pPr>
-    </w:p>
-    <w:p>
-      <w:pPr>
-        <w:pStyle w:val="Heading1"/>
-        <w:ind w:left="360"/>
-      </w:pPr>
-      <w:bookmarkStart w:id="85" w:name="_Toc233215483"/>
+      <w:bookmarkEnd w:id="92"/>
+    </w:p>
+    <w:p>
+      <w:pPr>
+        <w:rPr>
+          <w:rFonts w:cstheme="majorBidi"/>
+        </w:rPr>
+      </w:pPr>
+    </w:p>
+    <w:p>
+      <w:pPr>
+        <w:pStyle w:val="Style1"/>
+      </w:pPr>
+      <w:bookmarkStart w:id="93" w:name="_Toc233220900"/>
       <w:r>
         <w:lastRenderedPageBreak/>
-        <w:t xml:space="preserve">Chapter </w:t>
-      </w:r>
-      <w:r>
-        <w:t xml:space="preserve">5: </w:t>
-      </w:r>
-      <w:r>
         <w:t>Implementation</w:t>
       </w:r>
-      <w:bookmarkEnd w:id="85"/>
+      <w:bookmarkEnd w:id="93"/>
     </w:p>
     <w:p>
       <w:pPr>
@@ -8127,11 +10443,11 @@
         </w:numPr>
         <w:spacing w:line="360" w:lineRule="auto"/>
       </w:pPr>
-      <w:bookmarkStart w:id="86" w:name="_Toc233215484"/>
+      <w:bookmarkStart w:id="94" w:name="_Toc233220901"/>
       <w:r>
         <w:t>Implementation Environment and Setup</w:t>
       </w:r>
-      <w:bookmarkEnd w:id="86"/>
+      <w:bookmarkEnd w:id="94"/>
     </w:p>
     <w:p>
       <w:pPr>
@@ -8142,11 +10458,11 @@
         </w:numPr>
         <w:spacing w:line="360" w:lineRule="auto"/>
       </w:pPr>
-      <w:bookmarkStart w:id="87" w:name="_Toc233215485"/>
+      <w:bookmarkStart w:id="95" w:name="_Toc233220902"/>
       <w:r>
         <w:t>Key Implementation Details (algorithms, modules, major decisions)</w:t>
       </w:r>
-      <w:bookmarkEnd w:id="87"/>
+      <w:bookmarkEnd w:id="95"/>
     </w:p>
     <w:p>
       <w:pPr>
@@ -8157,49 +10473,42 @@
         </w:numPr>
         <w:spacing w:line="360" w:lineRule="auto"/>
       </w:pPr>
-      <w:bookmarkStart w:id="88" w:name="_Toc233215486"/>
+      <w:bookmarkStart w:id="96" w:name="_Toc233220903"/>
       <w:r>
         <w:t>Sample Screenshots / Output Samples</w:t>
       </w:r>
-      <w:bookmarkEnd w:id="88"/>
-    </w:p>
-    <w:p>
-      <w:pPr>
-        <w:rPr>
-          <w:rFonts w:cstheme="majorBidi"/>
-        </w:rPr>
-      </w:pPr>
-    </w:p>
-    <w:p>
-      <w:pPr>
-        <w:rPr>
-          <w:rFonts w:cstheme="majorBidi"/>
-        </w:rPr>
-      </w:pPr>
-    </w:p>
-    <w:p>
-      <w:pPr>
-        <w:rPr>
-          <w:rFonts w:cstheme="majorBidi"/>
-        </w:rPr>
-      </w:pPr>
-    </w:p>
-    <w:p>
-      <w:pPr>
-        <w:pStyle w:val="Heading1"/>
-        <w:ind w:left="360"/>
-      </w:pPr>
-      <w:bookmarkStart w:id="89" w:name="_Toc233215487"/>
-      <w:r>
-        <w:t xml:space="preserve">Chapter </w:t>
-      </w:r>
-      <w:r>
-        <w:t xml:space="preserve">6: </w:t>
-      </w:r>
+      <w:bookmarkEnd w:id="96"/>
+    </w:p>
+    <w:p>
+      <w:pPr>
+        <w:rPr>
+          <w:rFonts w:cstheme="majorBidi"/>
+        </w:rPr>
+      </w:pPr>
+    </w:p>
+    <w:p>
+      <w:pPr>
+        <w:rPr>
+          <w:rFonts w:cstheme="majorBidi"/>
+        </w:rPr>
+      </w:pPr>
+    </w:p>
+    <w:p>
+      <w:pPr>
+        <w:rPr>
+          <w:rFonts w:cstheme="majorBidi"/>
+        </w:rPr>
+      </w:pPr>
+    </w:p>
+    <w:p>
+      <w:pPr>
+        <w:pStyle w:val="Style1"/>
+      </w:pPr>
+      <w:bookmarkStart w:id="97" w:name="_Toc233220904"/>
       <w:r>
         <w:t>Testing and Evaluation</w:t>
       </w:r>
-      <w:bookmarkEnd w:id="89"/>
+      <w:bookmarkEnd w:id="97"/>
     </w:p>
     <w:p>
       <w:pPr>
@@ -8210,11 +10519,11 @@
         </w:numPr>
         <w:spacing w:line="360" w:lineRule="auto"/>
       </w:pPr>
-      <w:bookmarkStart w:id="90" w:name="_Toc233215488"/>
+      <w:bookmarkStart w:id="98" w:name="_Toc233220905"/>
       <w:r>
         <w:t>Testing Strategy</w:t>
       </w:r>
-      <w:bookmarkEnd w:id="90"/>
+      <w:bookmarkEnd w:id="98"/>
     </w:p>
     <w:p>
       <w:pPr>
@@ -8225,11 +10534,11 @@
         </w:numPr>
         <w:spacing w:line="360" w:lineRule="auto"/>
       </w:pPr>
-      <w:bookmarkStart w:id="91" w:name="_Toc233215489"/>
+      <w:bookmarkStart w:id="99" w:name="_Toc233220906"/>
       <w:r>
         <w:t>Test Cases and Results (table format)</w:t>
       </w:r>
-      <w:bookmarkEnd w:id="91"/>
+      <w:bookmarkEnd w:id="99"/>
     </w:p>
     <w:p>
       <w:pPr>
@@ -8240,11 +10549,11 @@
         </w:numPr>
         <w:spacing w:line="360" w:lineRule="auto"/>
       </w:pPr>
-      <w:bookmarkStart w:id="92" w:name="_Toc233215490"/>
+      <w:bookmarkStart w:id="100" w:name="_Toc233220907"/>
       <w:r>
         <w:t>Performance Evaluation / Benchmarking (where applicable)</w:t>
       </w:r>
-      <w:bookmarkEnd w:id="92"/>
+      <w:bookmarkEnd w:id="100"/>
     </w:p>
     <w:p>
       <w:pPr>
@@ -8255,42 +10564,42 @@
         </w:numPr>
         <w:spacing w:line="360" w:lineRule="auto"/>
       </w:pPr>
-      <w:bookmarkStart w:id="93" w:name="_Toc233215491"/>
+      <w:bookmarkStart w:id="101" w:name="_Toc233220908"/>
       <w:r>
         <w:t>Limitations and Known Issues</w:t>
       </w:r>
-      <w:bookmarkEnd w:id="93"/>
-    </w:p>
-    <w:p>
-      <w:pPr>
-        <w:rPr>
-          <w:rFonts w:cstheme="majorBidi"/>
-        </w:rPr>
-      </w:pPr>
-    </w:p>
-    <w:p>
-      <w:pPr>
-        <w:rPr>
-          <w:rFonts w:cstheme="majorBidi"/>
-        </w:rPr>
-      </w:pPr>
-    </w:p>
-    <w:p>
-      <w:pPr>
-        <w:rPr>
-          <w:rFonts w:cstheme="majorBidi"/>
-        </w:rPr>
-      </w:pPr>
-    </w:p>
-    <w:p>
-      <w:pPr>
-        <w:pStyle w:val="Heading1"/>
-      </w:pPr>
-      <w:bookmarkStart w:id="94" w:name="_Toc233215492"/>
-      <w:r>
-        <w:t>Chapter 7: Conclusion and Future Work</w:t>
-      </w:r>
-      <w:bookmarkEnd w:id="94"/>
+      <w:bookmarkEnd w:id="101"/>
+    </w:p>
+    <w:p>
+      <w:pPr>
+        <w:rPr>
+          <w:rFonts w:cstheme="majorBidi"/>
+        </w:rPr>
+      </w:pPr>
+    </w:p>
+    <w:p>
+      <w:pPr>
+        <w:rPr>
+          <w:rFonts w:cstheme="majorBidi"/>
+        </w:rPr>
+      </w:pPr>
+    </w:p>
+    <w:p>
+      <w:pPr>
+        <w:rPr>
+          <w:rFonts w:cstheme="majorBidi"/>
+        </w:rPr>
+      </w:pPr>
+    </w:p>
+    <w:p>
+      <w:pPr>
+        <w:pStyle w:val="Style1"/>
+      </w:pPr>
+      <w:bookmarkStart w:id="102" w:name="_Toc233220909"/>
+      <w:r>
+        <w:t>Conclusion and Future Work</w:t>
+      </w:r>
+      <w:bookmarkEnd w:id="102"/>
     </w:p>
     <w:p>
       <w:pPr>
@@ -8301,11 +10610,11 @@
         </w:numPr>
         <w:spacing w:line="360" w:lineRule="auto"/>
       </w:pPr>
-      <w:bookmarkStart w:id="95" w:name="_Toc233215493"/>
+      <w:bookmarkStart w:id="103" w:name="_Toc233220910"/>
       <w:r>
         <w:t>Summary of Achievements</w:t>
       </w:r>
-      <w:bookmarkEnd w:id="95"/>
+      <w:bookmarkEnd w:id="103"/>
     </w:p>
     <w:p>
       <w:pPr>
@@ -8316,11 +10625,11 @@
         </w:numPr>
         <w:spacing w:line="360" w:lineRule="auto"/>
       </w:pPr>
-      <w:bookmarkStart w:id="96" w:name="_Toc233215494"/>
+      <w:bookmarkStart w:id="104" w:name="_Toc233220911"/>
       <w:r>
         <w:t>Lessons Learned</w:t>
       </w:r>
-      <w:bookmarkEnd w:id="96"/>
+      <w:bookmarkEnd w:id="104"/>
     </w:p>
     <w:p>
       <w:pPr>
@@ -8331,25 +10640,24 @@
         </w:numPr>
         <w:spacing w:line="360" w:lineRule="auto"/>
       </w:pPr>
-      <w:bookmarkStart w:id="97" w:name="_Toc233215495"/>
+      <w:bookmarkStart w:id="105" w:name="_Toc233220912"/>
       <w:r>
         <w:t>Future Enhancements</w:t>
       </w:r>
-      <w:bookmarkEnd w:id="97"/>
-    </w:p>
-    <w:p>
-      <w:pPr>
-        <w:rPr>
-          <w:rFonts w:cstheme="majorBidi"/>
-        </w:rPr>
-      </w:pPr>
-    </w:p>
-    <w:bookmarkStart w:id="98" w:name="_Toc233215496" w:displacedByCustomXml="next"/>
+      <w:bookmarkEnd w:id="105"/>
+    </w:p>
+    <w:p>
+      <w:pPr>
+        <w:rPr>
+          <w:rFonts w:cstheme="majorBidi"/>
+        </w:rPr>
+      </w:pPr>
+    </w:p>
+    <w:bookmarkStart w:id="106" w:name="_Toc233220913" w:displacedByCustomXml="next"/>
     <w:sdt>
       <w:sdtPr>
         <w:rPr>
           <w:rFonts w:eastAsiaTheme="minorHAnsi" w:cstheme="minorBidi"/>
-          <w:b w:val="0"/>
           <w:color w:val="auto"/>
           <w:sz w:val="24"/>
           <w:szCs w:val="24"/>
@@ -8360,6 +10668,11 @@
           <w:docPartUnique/>
         </w:docPartObj>
       </w:sdtPr>
+      <w:sdtEndPr>
+        <w:rPr>
+          <w:b w:val="0"/>
+        </w:rPr>
+      </w:sdtEndPr>
       <w:sdtContent>
         <w:p>
           <w:pPr>
@@ -8368,7 +10681,7 @@
           <w:r>
             <w:t>References</w:t>
           </w:r>
-          <w:bookmarkEnd w:id="98"/>
+          <w:bookmarkEnd w:id="106"/>
         </w:p>
         <w:sdt>
           <w:sdtPr>
@@ -8991,6 +11304,318 @@
     </w:lvl>
   </w:abstractNum>
   <w:abstractNum w:abstractNumId="1" w15:restartNumberingAfterBreak="0">
+    <w:nsid w:val="124631DA"/>
+    <w:multiLevelType w:val="multilevel"/>
+    <w:tmpl w:val="22AEB9D0"/>
+    <w:lvl w:ilvl="0">
+      <w:start w:val="1"/>
+      <w:numFmt w:val="decimal"/>
+      <w:lvlText w:val="%1"/>
+      <w:lvlJc w:val="left"/>
+      <w:pPr>
+        <w:ind w:left="420" w:hanging="420"/>
+      </w:pPr>
+      <w:rPr>
+        <w:rFonts w:hint="default"/>
+      </w:rPr>
+    </w:lvl>
+    <w:lvl w:ilvl="1">
+      <w:start w:val="4"/>
+      <w:numFmt w:val="decimal"/>
+      <w:lvlText w:val="%1.%2"/>
+      <w:lvlJc w:val="left"/>
+      <w:pPr>
+        <w:ind w:left="720" w:hanging="720"/>
+      </w:pPr>
+      <w:rPr>
+        <w:rFonts w:hint="default"/>
+      </w:rPr>
+    </w:lvl>
+    <w:lvl w:ilvl="2">
+      <w:start w:val="1"/>
+      <w:numFmt w:val="decimal"/>
+      <w:lvlText w:val="%1.%2.%3"/>
+      <w:lvlJc w:val="left"/>
+      <w:pPr>
+        <w:ind w:left="720" w:hanging="720"/>
+      </w:pPr>
+      <w:rPr>
+        <w:rFonts w:hint="default"/>
+      </w:rPr>
+    </w:lvl>
+    <w:lvl w:ilvl="3">
+      <w:start w:val="1"/>
+      <w:numFmt w:val="decimal"/>
+      <w:lvlText w:val="%1.%2.%3.%4"/>
+      <w:lvlJc w:val="left"/>
+      <w:pPr>
+        <w:ind w:left="1080" w:hanging="1080"/>
+      </w:pPr>
+      <w:rPr>
+        <w:rFonts w:hint="default"/>
+      </w:rPr>
+    </w:lvl>
+    <w:lvl w:ilvl="4">
+      <w:start w:val="1"/>
+      <w:numFmt w:val="decimal"/>
+      <w:lvlText w:val="%1.%2.%3.%4.%5"/>
+      <w:lvlJc w:val="left"/>
+      <w:pPr>
+        <w:ind w:left="1440" w:hanging="1440"/>
+      </w:pPr>
+      <w:rPr>
+        <w:rFonts w:hint="default"/>
+      </w:rPr>
+    </w:lvl>
+    <w:lvl w:ilvl="5">
+      <w:start w:val="1"/>
+      <w:numFmt w:val="decimal"/>
+      <w:lvlText w:val="%1.%2.%3.%4.%5.%6"/>
+      <w:lvlJc w:val="left"/>
+      <w:pPr>
+        <w:ind w:left="1440" w:hanging="1440"/>
+      </w:pPr>
+      <w:rPr>
+        <w:rFonts w:hint="default"/>
+      </w:rPr>
+    </w:lvl>
+    <w:lvl w:ilvl="6">
+      <w:start w:val="1"/>
+      <w:numFmt w:val="decimal"/>
+      <w:lvlText w:val="%1.%2.%3.%4.%5.%6.%7"/>
+      <w:lvlJc w:val="left"/>
+      <w:pPr>
+        <w:ind w:left="1800" w:hanging="1800"/>
+      </w:pPr>
+      <w:rPr>
+        <w:rFonts w:hint="default"/>
+      </w:rPr>
+    </w:lvl>
+    <w:lvl w:ilvl="7">
+      <w:start w:val="1"/>
+      <w:numFmt w:val="decimal"/>
+      <w:lvlText w:val="%1.%2.%3.%4.%5.%6.%7.%8"/>
+      <w:lvlJc w:val="left"/>
+      <w:pPr>
+        <w:ind w:left="2160" w:hanging="2160"/>
+      </w:pPr>
+      <w:rPr>
+        <w:rFonts w:hint="default"/>
+      </w:rPr>
+    </w:lvl>
+    <w:lvl w:ilvl="8">
+      <w:start w:val="1"/>
+      <w:numFmt w:val="decimal"/>
+      <w:lvlText w:val="%1.%2.%3.%4.%5.%6.%7.%8.%9"/>
+      <w:lvlJc w:val="left"/>
+      <w:pPr>
+        <w:ind w:left="2160" w:hanging="2160"/>
+      </w:pPr>
+      <w:rPr>
+        <w:rFonts w:hint="default"/>
+      </w:rPr>
+    </w:lvl>
+  </w:abstractNum>
+  <w:abstractNum w:abstractNumId="2" w15:restartNumberingAfterBreak="0">
+    <w:nsid w:val="12D51BFC"/>
+    <w:multiLevelType w:val="multilevel"/>
+    <w:tmpl w:val="22AEB9D0"/>
+    <w:lvl w:ilvl="0">
+      <w:start w:val="2"/>
+      <w:numFmt w:val="decimal"/>
+      <w:lvlText w:val="%1"/>
+      <w:lvlJc w:val="left"/>
+      <w:pPr>
+        <w:ind w:left="420" w:hanging="420"/>
+      </w:pPr>
+      <w:rPr>
+        <w:rFonts w:hint="default"/>
+      </w:rPr>
+    </w:lvl>
+    <w:lvl w:ilvl="1">
+      <w:start w:val="1"/>
+      <w:numFmt w:val="decimal"/>
+      <w:lvlText w:val="%1.%2"/>
+      <w:lvlJc w:val="left"/>
+      <w:pPr>
+        <w:ind w:left="720" w:hanging="720"/>
+      </w:pPr>
+      <w:rPr>
+        <w:rFonts w:hint="default"/>
+      </w:rPr>
+    </w:lvl>
+    <w:lvl w:ilvl="2">
+      <w:start w:val="1"/>
+      <w:numFmt w:val="decimal"/>
+      <w:lvlText w:val="%1.%2.%3"/>
+      <w:lvlJc w:val="left"/>
+      <w:pPr>
+        <w:ind w:left="720" w:hanging="720"/>
+      </w:pPr>
+      <w:rPr>
+        <w:rFonts w:hint="default"/>
+      </w:rPr>
+    </w:lvl>
+    <w:lvl w:ilvl="3">
+      <w:start w:val="1"/>
+      <w:numFmt w:val="decimal"/>
+      <w:lvlText w:val="%1.%2.%3.%4"/>
+      <w:lvlJc w:val="left"/>
+      <w:pPr>
+        <w:ind w:left="1080" w:hanging="1080"/>
+      </w:pPr>
+      <w:rPr>
+        <w:rFonts w:hint="default"/>
+      </w:rPr>
+    </w:lvl>
+    <w:lvl w:ilvl="4">
+      <w:start w:val="1"/>
+      <w:numFmt w:val="decimal"/>
+      <w:lvlText w:val="%1.%2.%3.%4.%5"/>
+      <w:lvlJc w:val="left"/>
+      <w:pPr>
+        <w:ind w:left="1440" w:hanging="1440"/>
+      </w:pPr>
+      <w:rPr>
+        <w:rFonts w:hint="default"/>
+      </w:rPr>
+    </w:lvl>
+    <w:lvl w:ilvl="5">
+      <w:start w:val="1"/>
+      <w:numFmt w:val="decimal"/>
+      <w:lvlText w:val="%1.%2.%3.%4.%5.%6"/>
+      <w:lvlJc w:val="left"/>
+      <w:pPr>
+        <w:ind w:left="1440" w:hanging="1440"/>
+      </w:pPr>
+      <w:rPr>
+        <w:rFonts w:hint="default"/>
+      </w:rPr>
+    </w:lvl>
+    <w:lvl w:ilvl="6">
+      <w:start w:val="1"/>
+      <w:numFmt w:val="decimal"/>
+      <w:lvlText w:val="%1.%2.%3.%4.%5.%6.%7"/>
+      <w:lvlJc w:val="left"/>
+      <w:pPr>
+        <w:ind w:left="1800" w:hanging="1800"/>
+      </w:pPr>
+      <w:rPr>
+        <w:rFonts w:hint="default"/>
+      </w:rPr>
+    </w:lvl>
+    <w:lvl w:ilvl="7">
+      <w:start w:val="1"/>
+      <w:numFmt w:val="decimal"/>
+      <w:lvlText w:val="%1.%2.%3.%4.%5.%6.%7.%8"/>
+      <w:lvlJc w:val="left"/>
+      <w:pPr>
+        <w:ind w:left="2160" w:hanging="2160"/>
+      </w:pPr>
+      <w:rPr>
+        <w:rFonts w:hint="default"/>
+      </w:rPr>
+    </w:lvl>
+    <w:lvl w:ilvl="8">
+      <w:start w:val="1"/>
+      <w:numFmt w:val="decimal"/>
+      <w:lvlText w:val="%1.%2.%3.%4.%5.%6.%7.%8.%9"/>
+      <w:lvlJc w:val="left"/>
+      <w:pPr>
+        <w:ind w:left="2160" w:hanging="2160"/>
+      </w:pPr>
+      <w:rPr>
+        <w:rFonts w:hint="default"/>
+      </w:rPr>
+    </w:lvl>
+  </w:abstractNum>
+  <w:abstractNum w:abstractNumId="3" w15:restartNumberingAfterBreak="0">
+    <w:nsid w:val="17096444"/>
+    <w:multiLevelType w:val="hybridMultilevel"/>
+    <w:tmpl w:val="9F0C02F8"/>
+    <w:lvl w:ilvl="0" w:tplc="0409000F">
+      <w:start w:val="1"/>
+      <w:numFmt w:val="decimal"/>
+      <w:lvlText w:val="%1."/>
+      <w:lvlJc w:val="left"/>
+      <w:pPr>
+        <w:ind w:left="720" w:hanging="360"/>
+      </w:pPr>
+    </w:lvl>
+    <w:lvl w:ilvl="1" w:tplc="04090019" w:tentative="1">
+      <w:start w:val="1"/>
+      <w:numFmt w:val="lowerLetter"/>
+      <w:lvlText w:val="%2."/>
+      <w:lvlJc w:val="left"/>
+      <w:pPr>
+        <w:ind w:left="1440" w:hanging="360"/>
+      </w:pPr>
+    </w:lvl>
+    <w:lvl w:ilvl="2" w:tplc="0409001B" w:tentative="1">
+      <w:start w:val="1"/>
+      <w:numFmt w:val="lowerRoman"/>
+      <w:lvlText w:val="%3."/>
+      <w:lvlJc w:val="right"/>
+      <w:pPr>
+        <w:ind w:left="2160" w:hanging="180"/>
+      </w:pPr>
+    </w:lvl>
+    <w:lvl w:ilvl="3" w:tplc="0409000F" w:tentative="1">
+      <w:start w:val="1"/>
+      <w:numFmt w:val="decimal"/>
+      <w:lvlText w:val="%4."/>
+      <w:lvlJc w:val="left"/>
+      <w:pPr>
+        <w:ind w:left="2880" w:hanging="360"/>
+      </w:pPr>
+    </w:lvl>
+    <w:lvl w:ilvl="4" w:tplc="04090019" w:tentative="1">
+      <w:start w:val="1"/>
+      <w:numFmt w:val="lowerLetter"/>
+      <w:lvlText w:val="%5."/>
+      <w:lvlJc w:val="left"/>
+      <w:pPr>
+        <w:ind w:left="3600" w:hanging="360"/>
+      </w:pPr>
+    </w:lvl>
+    <w:lvl w:ilvl="5" w:tplc="0409001B" w:tentative="1">
+      <w:start w:val="1"/>
+      <w:numFmt w:val="lowerRoman"/>
+      <w:lvlText w:val="%6."/>
+      <w:lvlJc w:val="right"/>
+      <w:pPr>
+        <w:ind w:left="4320" w:hanging="180"/>
+      </w:pPr>
+    </w:lvl>
+    <w:lvl w:ilvl="6" w:tplc="0409000F" w:tentative="1">
+      <w:start w:val="1"/>
+      <w:numFmt w:val="decimal"/>
+      <w:lvlText w:val="%7."/>
+      <w:lvlJc w:val="left"/>
+      <w:pPr>
+        <w:ind w:left="5040" w:hanging="360"/>
+      </w:pPr>
+    </w:lvl>
+    <w:lvl w:ilvl="7" w:tplc="04090019" w:tentative="1">
+      <w:start w:val="1"/>
+      <w:numFmt w:val="lowerLetter"/>
+      <w:lvlText w:val="%8."/>
+      <w:lvlJc w:val="left"/>
+      <w:pPr>
+        <w:ind w:left="5760" w:hanging="360"/>
+      </w:pPr>
+    </w:lvl>
+    <w:lvl w:ilvl="8" w:tplc="0409001B" w:tentative="1">
+      <w:start w:val="1"/>
+      <w:numFmt w:val="lowerRoman"/>
+      <w:lvlText w:val="%9."/>
+      <w:lvlJc w:val="right"/>
+      <w:pPr>
+        <w:ind w:left="6480" w:hanging="180"/>
+      </w:pPr>
+    </w:lvl>
+  </w:abstractNum>
+  <w:abstractNum w:abstractNumId="4" w15:restartNumberingAfterBreak="0">
     <w:nsid w:val="18FB107C"/>
     <w:multiLevelType w:val="multilevel"/>
     <w:tmpl w:val="6616E0A8"/>
@@ -9103,7 +11728,205 @@
       </w:rPr>
     </w:lvl>
   </w:abstractNum>
-  <w:abstractNum w:abstractNumId="2" w15:restartNumberingAfterBreak="0">
+  <w:abstractNum w:abstractNumId="5" w15:restartNumberingAfterBreak="0">
+    <w:nsid w:val="1BA66A40"/>
+    <w:multiLevelType w:val="hybridMultilevel"/>
+    <w:tmpl w:val="DDC08810"/>
+    <w:lvl w:ilvl="0" w:tplc="4D7A9B84">
+      <w:start w:val="1"/>
+      <w:numFmt w:val="decimal"/>
+      <w:lvlText w:val="%1."/>
+      <w:lvlJc w:val="left"/>
+      <w:pPr>
+        <w:ind w:left="720" w:hanging="360"/>
+      </w:pPr>
+    </w:lvl>
+    <w:lvl w:ilvl="1" w:tplc="04090019" w:tentative="1">
+      <w:start w:val="1"/>
+      <w:numFmt w:val="lowerLetter"/>
+      <w:lvlText w:val="%2."/>
+      <w:lvlJc w:val="left"/>
+      <w:pPr>
+        <w:ind w:left="1440" w:hanging="360"/>
+      </w:pPr>
+    </w:lvl>
+    <w:lvl w:ilvl="2" w:tplc="0409001B" w:tentative="1">
+      <w:start w:val="1"/>
+      <w:numFmt w:val="lowerRoman"/>
+      <w:lvlText w:val="%3."/>
+      <w:lvlJc w:val="right"/>
+      <w:pPr>
+        <w:ind w:left="2160" w:hanging="180"/>
+      </w:pPr>
+    </w:lvl>
+    <w:lvl w:ilvl="3" w:tplc="0409000F" w:tentative="1">
+      <w:start w:val="1"/>
+      <w:numFmt w:val="decimal"/>
+      <w:lvlText w:val="%4."/>
+      <w:lvlJc w:val="left"/>
+      <w:pPr>
+        <w:ind w:left="2880" w:hanging="360"/>
+      </w:pPr>
+    </w:lvl>
+    <w:lvl w:ilvl="4" w:tplc="04090019" w:tentative="1">
+      <w:start w:val="1"/>
+      <w:numFmt w:val="lowerLetter"/>
+      <w:lvlText w:val="%5."/>
+      <w:lvlJc w:val="left"/>
+      <w:pPr>
+        <w:ind w:left="3600" w:hanging="360"/>
+      </w:pPr>
+    </w:lvl>
+    <w:lvl w:ilvl="5" w:tplc="0409001B" w:tentative="1">
+      <w:start w:val="1"/>
+      <w:numFmt w:val="lowerRoman"/>
+      <w:lvlText w:val="%6."/>
+      <w:lvlJc w:val="right"/>
+      <w:pPr>
+        <w:ind w:left="4320" w:hanging="180"/>
+      </w:pPr>
+    </w:lvl>
+    <w:lvl w:ilvl="6" w:tplc="0409000F" w:tentative="1">
+      <w:start w:val="1"/>
+      <w:numFmt w:val="decimal"/>
+      <w:lvlText w:val="%7."/>
+      <w:lvlJc w:val="left"/>
+      <w:pPr>
+        <w:ind w:left="5040" w:hanging="360"/>
+      </w:pPr>
+    </w:lvl>
+    <w:lvl w:ilvl="7" w:tplc="04090019" w:tentative="1">
+      <w:start w:val="1"/>
+      <w:numFmt w:val="lowerLetter"/>
+      <w:lvlText w:val="%8."/>
+      <w:lvlJc w:val="left"/>
+      <w:pPr>
+        <w:ind w:left="5760" w:hanging="360"/>
+      </w:pPr>
+    </w:lvl>
+    <w:lvl w:ilvl="8" w:tplc="0409001B" w:tentative="1">
+      <w:start w:val="1"/>
+      <w:numFmt w:val="lowerRoman"/>
+      <w:lvlText w:val="%9."/>
+      <w:lvlJc w:val="right"/>
+      <w:pPr>
+        <w:ind w:left="6480" w:hanging="180"/>
+      </w:pPr>
+    </w:lvl>
+  </w:abstractNum>
+  <w:abstractNum w:abstractNumId="6" w15:restartNumberingAfterBreak="0">
+    <w:nsid w:val="1BAE0B84"/>
+    <w:multiLevelType w:val="hybridMultilevel"/>
+    <w:tmpl w:val="49606538"/>
+    <w:lvl w:ilvl="0" w:tplc="86F25864">
+      <w:numFmt w:val="bullet"/>
+      <w:lvlText w:val=""/>
+      <w:lvlJc w:val="left"/>
+      <w:pPr>
+        <w:ind w:left="720" w:hanging="360"/>
+      </w:pPr>
+      <w:rPr>
+        <w:rFonts w:ascii="Symbol" w:eastAsiaTheme="minorHAnsi" w:hAnsi="Symbol" w:cstheme="majorBidi" w:hint="default"/>
+      </w:rPr>
+    </w:lvl>
+    <w:lvl w:ilvl="1" w:tplc="04090003" w:tentative="1">
+      <w:start w:val="1"/>
+      <w:numFmt w:val="bullet"/>
+      <w:lvlText w:val="o"/>
+      <w:lvlJc w:val="left"/>
+      <w:pPr>
+        <w:ind w:left="1440" w:hanging="360"/>
+      </w:pPr>
+      <w:rPr>
+        <w:rFonts w:ascii="Courier New" w:hAnsi="Courier New" w:cs="Courier New" w:hint="default"/>
+      </w:rPr>
+    </w:lvl>
+    <w:lvl w:ilvl="2" w:tplc="04090005" w:tentative="1">
+      <w:start w:val="1"/>
+      <w:numFmt w:val="bullet"/>
+      <w:lvlText w:val=""/>
+      <w:lvlJc w:val="left"/>
+      <w:pPr>
+        <w:ind w:left="2160" w:hanging="360"/>
+      </w:pPr>
+      <w:rPr>
+        <w:rFonts w:ascii="Wingdings" w:hAnsi="Wingdings" w:hint="default"/>
+      </w:rPr>
+    </w:lvl>
+    <w:lvl w:ilvl="3" w:tplc="04090001" w:tentative="1">
+      <w:start w:val="1"/>
+      <w:numFmt w:val="bullet"/>
+      <w:lvlText w:val=""/>
+      <w:lvlJc w:val="left"/>
+      <w:pPr>
+        <w:ind w:left="2880" w:hanging="360"/>
+      </w:pPr>
+      <w:rPr>
+        <w:rFonts w:ascii="Symbol" w:hAnsi="Symbol" w:hint="default"/>
+      </w:rPr>
+    </w:lvl>
+    <w:lvl w:ilvl="4" w:tplc="04090003" w:tentative="1">
+      <w:start w:val="1"/>
+      <w:numFmt w:val="bullet"/>
+      <w:lvlText w:val="o"/>
+      <w:lvlJc w:val="left"/>
+      <w:pPr>
+        <w:ind w:left="3600" w:hanging="360"/>
+      </w:pPr>
+      <w:rPr>
+        <w:rFonts w:ascii="Courier New" w:hAnsi="Courier New" w:cs="Courier New" w:hint="default"/>
+      </w:rPr>
+    </w:lvl>
+    <w:lvl w:ilvl="5" w:tplc="04090005" w:tentative="1">
+      <w:start w:val="1"/>
+      <w:numFmt w:val="bullet"/>
+      <w:lvlText w:val=""/>
+      <w:lvlJc w:val="left"/>
+      <w:pPr>
+        <w:ind w:left="4320" w:hanging="360"/>
+      </w:pPr>
+      <w:rPr>
+        <w:rFonts w:ascii="Wingdings" w:hAnsi="Wingdings" w:hint="default"/>
+      </w:rPr>
+    </w:lvl>
+    <w:lvl w:ilvl="6" w:tplc="04090001" w:tentative="1">
+      <w:start w:val="1"/>
+      <w:numFmt w:val="bullet"/>
+      <w:lvlText w:val=""/>
+      <w:lvlJc w:val="left"/>
+      <w:pPr>
+        <w:ind w:left="5040" w:hanging="360"/>
+      </w:pPr>
+      <w:rPr>
+        <w:rFonts w:ascii="Symbol" w:hAnsi="Symbol" w:hint="default"/>
+      </w:rPr>
+    </w:lvl>
+    <w:lvl w:ilvl="7" w:tplc="04090003" w:tentative="1">
+      <w:start w:val="1"/>
+      <w:numFmt w:val="bullet"/>
+      <w:lvlText w:val="o"/>
+      <w:lvlJc w:val="left"/>
+      <w:pPr>
+        <w:ind w:left="5760" w:hanging="360"/>
+      </w:pPr>
+      <w:rPr>
+        <w:rFonts w:ascii="Courier New" w:hAnsi="Courier New" w:cs="Courier New" w:hint="default"/>
+      </w:rPr>
+    </w:lvl>
+    <w:lvl w:ilvl="8" w:tplc="04090005" w:tentative="1">
+      <w:start w:val="1"/>
+      <w:numFmt w:val="bullet"/>
+      <w:lvlText w:val=""/>
+      <w:lvlJc w:val="left"/>
+      <w:pPr>
+        <w:ind w:left="6480" w:hanging="360"/>
+      </w:pPr>
+      <w:rPr>
+        <w:rFonts w:ascii="Wingdings" w:hAnsi="Wingdings" w:hint="default"/>
+      </w:rPr>
+    </w:lvl>
+  </w:abstractNum>
+  <w:abstractNum w:abstractNumId="7" w15:restartNumberingAfterBreak="0">
     <w:nsid w:val="1BC34F86"/>
     <w:multiLevelType w:val="multilevel"/>
     <w:tmpl w:val="22AEB9D0"/>
@@ -9216,7 +12039,93 @@
       </w:rPr>
     </w:lvl>
   </w:abstractNum>
-  <w:abstractNum w:abstractNumId="3" w15:restartNumberingAfterBreak="0">
+  <w:abstractNum w:abstractNumId="8" w15:restartNumberingAfterBreak="0">
+    <w:nsid w:val="1DB44A10"/>
+    <w:multiLevelType w:val="hybridMultilevel"/>
+    <w:tmpl w:val="9300F986"/>
+    <w:lvl w:ilvl="0" w:tplc="2E026784">
+      <w:start w:val="1"/>
+      <w:numFmt w:val="decimal"/>
+      <w:lvlText w:val="%1."/>
+      <w:lvlJc w:val="left"/>
+      <w:pPr>
+        <w:ind w:left="720" w:hanging="360"/>
+      </w:pPr>
+    </w:lvl>
+    <w:lvl w:ilvl="1" w:tplc="04090019" w:tentative="1">
+      <w:start w:val="1"/>
+      <w:numFmt w:val="lowerLetter"/>
+      <w:lvlText w:val="%2."/>
+      <w:lvlJc w:val="left"/>
+      <w:pPr>
+        <w:ind w:left="1440" w:hanging="360"/>
+      </w:pPr>
+    </w:lvl>
+    <w:lvl w:ilvl="2" w:tplc="0409001B" w:tentative="1">
+      <w:start w:val="1"/>
+      <w:numFmt w:val="lowerRoman"/>
+      <w:lvlText w:val="%3."/>
+      <w:lvlJc w:val="right"/>
+      <w:pPr>
+        <w:ind w:left="2160" w:hanging="180"/>
+      </w:pPr>
+    </w:lvl>
+    <w:lvl w:ilvl="3" w:tplc="0409000F" w:tentative="1">
+      <w:start w:val="1"/>
+      <w:numFmt w:val="decimal"/>
+      <w:lvlText w:val="%4."/>
+      <w:lvlJc w:val="left"/>
+      <w:pPr>
+        <w:ind w:left="2880" w:hanging="360"/>
+      </w:pPr>
+    </w:lvl>
+    <w:lvl w:ilvl="4" w:tplc="04090019" w:tentative="1">
+      <w:start w:val="1"/>
+      <w:numFmt w:val="lowerLetter"/>
+      <w:lvlText w:val="%5."/>
+      <w:lvlJc w:val="left"/>
+      <w:pPr>
+        <w:ind w:left="3600" w:hanging="360"/>
+      </w:pPr>
+    </w:lvl>
+    <w:lvl w:ilvl="5" w:tplc="0409001B" w:tentative="1">
+      <w:start w:val="1"/>
+      <w:numFmt w:val="lowerRoman"/>
+      <w:lvlText w:val="%6."/>
+      <w:lvlJc w:val="right"/>
+      <w:pPr>
+        <w:ind w:left="4320" w:hanging="180"/>
+      </w:pPr>
+    </w:lvl>
+    <w:lvl w:ilvl="6" w:tplc="0409000F" w:tentative="1">
+      <w:start w:val="1"/>
+      <w:numFmt w:val="decimal"/>
+      <w:lvlText w:val="%7."/>
+      <w:lvlJc w:val="left"/>
+      <w:pPr>
+        <w:ind w:left="5040" w:hanging="360"/>
+      </w:pPr>
+    </w:lvl>
+    <w:lvl w:ilvl="7" w:tplc="04090019" w:tentative="1">
+      <w:start w:val="1"/>
+      <w:numFmt w:val="lowerLetter"/>
+      <w:lvlText w:val="%8."/>
+      <w:lvlJc w:val="left"/>
+      <w:pPr>
+        <w:ind w:left="5760" w:hanging="360"/>
+      </w:pPr>
+    </w:lvl>
+    <w:lvl w:ilvl="8" w:tplc="0409001B" w:tentative="1">
+      <w:start w:val="1"/>
+      <w:numFmt w:val="lowerRoman"/>
+      <w:lvlText w:val="%9."/>
+      <w:lvlJc w:val="right"/>
+      <w:pPr>
+        <w:ind w:left="6480" w:hanging="180"/>
+      </w:pPr>
+    </w:lvl>
+  </w:abstractNum>
+  <w:abstractNum w:abstractNumId="9" w15:restartNumberingAfterBreak="0">
     <w:nsid w:val="21947582"/>
     <w:multiLevelType w:val="multilevel"/>
     <w:tmpl w:val="9C68CB7C"/>
@@ -9329,7 +12238,120 @@
       </w:rPr>
     </w:lvl>
   </w:abstractNum>
-  <w:abstractNum w:abstractNumId="4" w15:restartNumberingAfterBreak="0">
+  <w:abstractNum w:abstractNumId="10" w15:restartNumberingAfterBreak="0">
+    <w:nsid w:val="2D3B5B6A"/>
+    <w:multiLevelType w:val="multilevel"/>
+    <w:tmpl w:val="22AEB9D0"/>
+    <w:lvl w:ilvl="0">
+      <w:start w:val="1"/>
+      <w:numFmt w:val="decimal"/>
+      <w:lvlText w:val="%1"/>
+      <w:lvlJc w:val="left"/>
+      <w:pPr>
+        <w:ind w:left="420" w:hanging="420"/>
+      </w:pPr>
+      <w:rPr>
+        <w:rFonts w:hint="default"/>
+      </w:rPr>
+    </w:lvl>
+    <w:lvl w:ilvl="1">
+      <w:start w:val="1"/>
+      <w:numFmt w:val="decimal"/>
+      <w:lvlText w:val="%1.%2"/>
+      <w:lvlJc w:val="left"/>
+      <w:pPr>
+        <w:ind w:left="720" w:hanging="720"/>
+      </w:pPr>
+      <w:rPr>
+        <w:rFonts w:hint="default"/>
+      </w:rPr>
+    </w:lvl>
+    <w:lvl w:ilvl="2">
+      <w:start w:val="1"/>
+      <w:numFmt w:val="decimal"/>
+      <w:lvlText w:val="%1.%2.%3"/>
+      <w:lvlJc w:val="left"/>
+      <w:pPr>
+        <w:ind w:left="720" w:hanging="720"/>
+      </w:pPr>
+      <w:rPr>
+        <w:rFonts w:hint="default"/>
+      </w:rPr>
+    </w:lvl>
+    <w:lvl w:ilvl="3">
+      <w:start w:val="1"/>
+      <w:numFmt w:val="decimal"/>
+      <w:lvlText w:val="%1.%2.%3.%4"/>
+      <w:lvlJc w:val="left"/>
+      <w:pPr>
+        <w:ind w:left="1080" w:hanging="1080"/>
+      </w:pPr>
+      <w:rPr>
+        <w:rFonts w:hint="default"/>
+      </w:rPr>
+    </w:lvl>
+    <w:lvl w:ilvl="4">
+      <w:start w:val="1"/>
+      <w:numFmt w:val="decimal"/>
+      <w:lvlText w:val="%1.%2.%3.%4.%5"/>
+      <w:lvlJc w:val="left"/>
+      <w:pPr>
+        <w:ind w:left="1440" w:hanging="1440"/>
+      </w:pPr>
+      <w:rPr>
+        <w:rFonts w:hint="default"/>
+      </w:rPr>
+    </w:lvl>
+    <w:lvl w:ilvl="5">
+      <w:start w:val="1"/>
+      <w:numFmt w:val="decimal"/>
+      <w:lvlText w:val="%1.%2.%3.%4.%5.%6"/>
+      <w:lvlJc w:val="left"/>
+      <w:pPr>
+        <w:ind w:left="1440" w:hanging="1440"/>
+      </w:pPr>
+      <w:rPr>
+        <w:rFonts w:hint="default"/>
+      </w:rPr>
+    </w:lvl>
+    <w:lvl w:ilvl="6">
+      <w:start w:val="1"/>
+      <w:numFmt w:val="decimal"/>
+      <w:lvlText w:val="%1.%2.%3.%4.%5.%6.%7"/>
+      <w:lvlJc w:val="left"/>
+      <w:pPr>
+        <w:ind w:left="1800" w:hanging="1800"/>
+      </w:pPr>
+      <w:rPr>
+        <w:rFonts w:hint="default"/>
+      </w:rPr>
+    </w:lvl>
+    <w:lvl w:ilvl="7">
+      <w:start w:val="1"/>
+      <w:numFmt w:val="decimal"/>
+      <w:lvlText w:val="%1.%2.%3.%4.%5.%6.%7.%8"/>
+      <w:lvlJc w:val="left"/>
+      <w:pPr>
+        <w:ind w:left="2160" w:hanging="2160"/>
+      </w:pPr>
+      <w:rPr>
+        <w:rFonts w:hint="default"/>
+      </w:rPr>
+    </w:lvl>
+    <w:lvl w:ilvl="8">
+      <w:start w:val="1"/>
+      <w:numFmt w:val="decimal"/>
+      <w:lvlText w:val="%1.%2.%3.%4.%5.%6.%7.%8.%9"/>
+      <w:lvlJc w:val="left"/>
+      <w:pPr>
+        <w:ind w:left="2160" w:hanging="2160"/>
+      </w:pPr>
+      <w:rPr>
+        <w:rFonts w:hint="default"/>
+      </w:rPr>
+    </w:lvl>
+  </w:abstractNum>
+  <w:abstractNum w:abstractNumId="11" w15:restartNumberingAfterBreak="0">
     <w:nsid w:val="2F2F6C49"/>
     <w:multiLevelType w:val="multilevel"/>
     <w:tmpl w:val="22AEB9D0"/>
@@ -9442,7 +12464,7 @@
       </w:rPr>
     </w:lvl>
   </w:abstractNum>
-  <w:abstractNum w:abstractNumId="5" w15:restartNumberingAfterBreak="0">
+  <w:abstractNum w:abstractNumId="12" w15:restartNumberingAfterBreak="0">
     <w:nsid w:val="306A1FD2"/>
     <w:multiLevelType w:val="multilevel"/>
     <w:tmpl w:val="22AEB9D0"/>
@@ -9555,7 +12577,7 @@
       </w:rPr>
     </w:lvl>
   </w:abstractNum>
-  <w:abstractNum w:abstractNumId="6" w15:restartNumberingAfterBreak="0">
+  <w:abstractNum w:abstractNumId="13" w15:restartNumberingAfterBreak="0">
     <w:nsid w:val="516019C7"/>
     <w:multiLevelType w:val="multilevel"/>
     <w:tmpl w:val="22AEB9D0"/>
@@ -9668,7 +12690,7 @@
       </w:rPr>
     </w:lvl>
   </w:abstractNum>
-  <w:abstractNum w:abstractNumId="7" w15:restartNumberingAfterBreak="0">
+  <w:abstractNum w:abstractNumId="14" w15:restartNumberingAfterBreak="0">
     <w:nsid w:val="551C5D48"/>
     <w:multiLevelType w:val="multilevel"/>
     <w:tmpl w:val="22AEB9D0"/>
@@ -9781,14 +12803,252 @@
       </w:rPr>
     </w:lvl>
   </w:abstractNum>
-  <w:abstractNum w:abstractNumId="8" w15:restartNumberingAfterBreak="0">
+  <w:abstractNum w:abstractNumId="15" w15:restartNumberingAfterBreak="0">
+    <w:nsid w:val="5AE95B0E"/>
+    <w:multiLevelType w:val="multilevel"/>
+    <w:tmpl w:val="EAF08594"/>
+    <w:lvl w:ilvl="0">
+      <w:start w:val="1"/>
+      <w:numFmt w:val="bullet"/>
+      <w:lvlText w:val=""/>
+      <w:lvlJc w:val="left"/>
+      <w:pPr>
+        <w:tabs>
+          <w:tab w:val="num" w:pos="720"/>
+        </w:tabs>
+        <w:ind w:left="720" w:hanging="360"/>
+      </w:pPr>
+      <w:rPr>
+        <w:rFonts w:ascii="Wingdings" w:hAnsi="Wingdings" w:hint="default"/>
+        <w:sz w:val="20"/>
+      </w:rPr>
+    </w:lvl>
+    <w:lvl w:ilvl="1" w:tentative="1">
+      <w:start w:val="1"/>
+      <w:numFmt w:val="bullet"/>
+      <w:lvlText w:val="o"/>
+      <w:lvlJc w:val="left"/>
+      <w:pPr>
+        <w:tabs>
+          <w:tab w:val="num" w:pos="1440"/>
+        </w:tabs>
+        <w:ind w:left="1440" w:hanging="360"/>
+      </w:pPr>
+      <w:rPr>
+        <w:rFonts w:ascii="Courier New" w:hAnsi="Courier New" w:hint="default"/>
+        <w:sz w:val="20"/>
+      </w:rPr>
+    </w:lvl>
+    <w:lvl w:ilvl="2" w:tentative="1">
+      <w:start w:val="1"/>
+      <w:numFmt w:val="bullet"/>
+      <w:lvlText w:val=""/>
+      <w:lvlJc w:val="left"/>
+      <w:pPr>
+        <w:tabs>
+          <w:tab w:val="num" w:pos="2160"/>
+        </w:tabs>
+        <w:ind w:left="2160" w:hanging="360"/>
+      </w:pPr>
+      <w:rPr>
+        <w:rFonts w:ascii="Wingdings" w:hAnsi="Wingdings" w:hint="default"/>
+        <w:sz w:val="20"/>
+      </w:rPr>
+    </w:lvl>
+    <w:lvl w:ilvl="3" w:tentative="1">
+      <w:start w:val="1"/>
+      <w:numFmt w:val="bullet"/>
+      <w:lvlText w:val=""/>
+      <w:lvlJc w:val="left"/>
+      <w:pPr>
+        <w:tabs>
+          <w:tab w:val="num" w:pos="2880"/>
+        </w:tabs>
+        <w:ind w:left="2880" w:hanging="360"/>
+      </w:pPr>
+      <w:rPr>
+        <w:rFonts w:ascii="Wingdings" w:hAnsi="Wingdings" w:hint="default"/>
+        <w:sz w:val="20"/>
+      </w:rPr>
+    </w:lvl>
+    <w:lvl w:ilvl="4" w:tentative="1">
+      <w:start w:val="1"/>
+      <w:numFmt w:val="bullet"/>
+      <w:lvlText w:val=""/>
+      <w:lvlJc w:val="left"/>
+      <w:pPr>
+        <w:tabs>
+          <w:tab w:val="num" w:pos="3600"/>
+        </w:tabs>
+        <w:ind w:left="3600" w:hanging="360"/>
+      </w:pPr>
+      <w:rPr>
+        <w:rFonts w:ascii="Wingdings" w:hAnsi="Wingdings" w:hint="default"/>
+        <w:sz w:val="20"/>
+      </w:rPr>
+    </w:lvl>
+    <w:lvl w:ilvl="5" w:tentative="1">
+      <w:start w:val="1"/>
+      <w:numFmt w:val="bullet"/>
+      <w:lvlText w:val=""/>
+      <w:lvlJc w:val="left"/>
+      <w:pPr>
+        <w:tabs>
+          <w:tab w:val="num" w:pos="4320"/>
+        </w:tabs>
+        <w:ind w:left="4320" w:hanging="360"/>
+      </w:pPr>
+      <w:rPr>
+        <w:rFonts w:ascii="Wingdings" w:hAnsi="Wingdings" w:hint="default"/>
+        <w:sz w:val="20"/>
+      </w:rPr>
+    </w:lvl>
+    <w:lvl w:ilvl="6" w:tentative="1">
+      <w:start w:val="1"/>
+      <w:numFmt w:val="bullet"/>
+      <w:lvlText w:val=""/>
+      <w:lvlJc w:val="left"/>
+      <w:pPr>
+        <w:tabs>
+          <w:tab w:val="num" w:pos="5040"/>
+        </w:tabs>
+        <w:ind w:left="5040" w:hanging="360"/>
+      </w:pPr>
+      <w:rPr>
+        <w:rFonts w:ascii="Wingdings" w:hAnsi="Wingdings" w:hint="default"/>
+        <w:sz w:val="20"/>
+      </w:rPr>
+    </w:lvl>
+    <w:lvl w:ilvl="7" w:tentative="1">
+      <w:start w:val="1"/>
+      <w:numFmt w:val="bullet"/>
+      <w:lvlText w:val=""/>
+      <w:lvlJc w:val="left"/>
+      <w:pPr>
+        <w:tabs>
+          <w:tab w:val="num" w:pos="5760"/>
+        </w:tabs>
+        <w:ind w:left="5760" w:hanging="360"/>
+      </w:pPr>
+      <w:rPr>
+        <w:rFonts w:ascii="Wingdings" w:hAnsi="Wingdings" w:hint="default"/>
+        <w:sz w:val="20"/>
+      </w:rPr>
+    </w:lvl>
+    <w:lvl w:ilvl="8" w:tentative="1">
+      <w:start w:val="1"/>
+      <w:numFmt w:val="bullet"/>
+      <w:lvlText w:val=""/>
+      <w:lvlJc w:val="left"/>
+      <w:pPr>
+        <w:tabs>
+          <w:tab w:val="num" w:pos="6480"/>
+        </w:tabs>
+        <w:ind w:left="6480" w:hanging="360"/>
+      </w:pPr>
+      <w:rPr>
+        <w:rFonts w:ascii="Wingdings" w:hAnsi="Wingdings" w:hint="default"/>
+        <w:sz w:val="20"/>
+      </w:rPr>
+    </w:lvl>
+  </w:abstractNum>
+  <w:abstractNum w:abstractNumId="16" w15:restartNumberingAfterBreak="0">
+    <w:nsid w:val="67B55D3D"/>
+    <w:multiLevelType w:val="hybridMultilevel"/>
+    <w:tmpl w:val="71F2EC3A"/>
+    <w:lvl w:ilvl="0" w:tplc="7D7A41D6">
+      <w:start w:val="1"/>
+      <w:numFmt w:val="decimal"/>
+      <w:pStyle w:val="Style1"/>
+      <w:lvlText w:val="Chapter %1."/>
+      <w:lvlJc w:val="left"/>
+      <w:pPr>
+        <w:ind w:left="720" w:hanging="360"/>
+      </w:pPr>
+      <w:rPr>
+        <w:rFonts w:hint="default"/>
+      </w:rPr>
+    </w:lvl>
+    <w:lvl w:ilvl="1" w:tplc="04090019" w:tentative="1">
+      <w:start w:val="1"/>
+      <w:numFmt w:val="lowerLetter"/>
+      <w:lvlText w:val="%2."/>
+      <w:lvlJc w:val="left"/>
+      <w:pPr>
+        <w:ind w:left="1440" w:hanging="360"/>
+      </w:pPr>
+    </w:lvl>
+    <w:lvl w:ilvl="2" w:tplc="0409001B" w:tentative="1">
+      <w:start w:val="1"/>
+      <w:numFmt w:val="lowerRoman"/>
+      <w:lvlText w:val="%3."/>
+      <w:lvlJc w:val="right"/>
+      <w:pPr>
+        <w:ind w:left="2160" w:hanging="180"/>
+      </w:pPr>
+    </w:lvl>
+    <w:lvl w:ilvl="3" w:tplc="0409000F" w:tentative="1">
+      <w:start w:val="1"/>
+      <w:numFmt w:val="decimal"/>
+      <w:lvlText w:val="%4."/>
+      <w:lvlJc w:val="left"/>
+      <w:pPr>
+        <w:ind w:left="2880" w:hanging="360"/>
+      </w:pPr>
+    </w:lvl>
+    <w:lvl w:ilvl="4" w:tplc="04090019" w:tentative="1">
+      <w:start w:val="1"/>
+      <w:numFmt w:val="lowerLetter"/>
+      <w:lvlText w:val="%5."/>
+      <w:lvlJc w:val="left"/>
+      <w:pPr>
+        <w:ind w:left="3600" w:hanging="360"/>
+      </w:pPr>
+    </w:lvl>
+    <w:lvl w:ilvl="5" w:tplc="0409001B" w:tentative="1">
+      <w:start w:val="1"/>
+      <w:numFmt w:val="lowerRoman"/>
+      <w:lvlText w:val="%6."/>
+      <w:lvlJc w:val="right"/>
+      <w:pPr>
+        <w:ind w:left="4320" w:hanging="180"/>
+      </w:pPr>
+    </w:lvl>
+    <w:lvl w:ilvl="6" w:tplc="0409000F" w:tentative="1">
+      <w:start w:val="1"/>
+      <w:numFmt w:val="decimal"/>
+      <w:lvlText w:val="%7."/>
+      <w:lvlJc w:val="left"/>
+      <w:pPr>
+        <w:ind w:left="5040" w:hanging="360"/>
+      </w:pPr>
+    </w:lvl>
+    <w:lvl w:ilvl="7" w:tplc="04090019" w:tentative="1">
+      <w:start w:val="1"/>
+      <w:numFmt w:val="lowerLetter"/>
+      <w:lvlText w:val="%8."/>
+      <w:lvlJc w:val="left"/>
+      <w:pPr>
+        <w:ind w:left="5760" w:hanging="360"/>
+      </w:pPr>
+    </w:lvl>
+    <w:lvl w:ilvl="8" w:tplc="0409001B" w:tentative="1">
+      <w:start w:val="1"/>
+      <w:numFmt w:val="lowerRoman"/>
+      <w:lvlText w:val="%9."/>
+      <w:lvlJc w:val="right"/>
+      <w:pPr>
+        <w:ind w:left="6480" w:hanging="180"/>
+      </w:pPr>
+    </w:lvl>
+  </w:abstractNum>
+  <w:abstractNum w:abstractNumId="17" w15:restartNumberingAfterBreak="0">
     <w:nsid w:val="69E54417"/>
     <w:multiLevelType w:val="hybridMultilevel"/>
     <w:tmpl w:val="EBF812EA"/>
     <w:lvl w:ilvl="0" w:tplc="19DEA526">
       <w:start w:val="1"/>
       <w:numFmt w:val="decimal"/>
-      <w:pStyle w:val="Style2"/>
       <w:lvlText w:val="%1."/>
       <w:lvlJc w:val="left"/>
       <w:pPr>
@@ -9868,7 +13128,7 @@
       </w:pPr>
     </w:lvl>
   </w:abstractNum>
-  <w:abstractNum w:abstractNumId="9" w15:restartNumberingAfterBreak="0">
+  <w:abstractNum w:abstractNumId="18" w15:restartNumberingAfterBreak="0">
     <w:nsid w:val="708A1C60"/>
     <w:multiLevelType w:val="hybridMultilevel"/>
     <w:tmpl w:val="D9448764"/>
@@ -9981,7 +13241,231 @@
       </w:rPr>
     </w:lvl>
   </w:abstractNum>
-  <w:abstractNum w:abstractNumId="10" w15:restartNumberingAfterBreak="0">
+  <w:abstractNum w:abstractNumId="19" w15:restartNumberingAfterBreak="0">
+    <w:nsid w:val="737A6093"/>
+    <w:multiLevelType w:val="hybridMultilevel"/>
+    <w:tmpl w:val="0F1ACFAE"/>
+    <w:lvl w:ilvl="0" w:tplc="ABA0991A">
+      <w:numFmt w:val="bullet"/>
+      <w:lvlText w:val=""/>
+      <w:lvlJc w:val="left"/>
+      <w:pPr>
+        <w:ind w:left="720" w:hanging="360"/>
+      </w:pPr>
+      <w:rPr>
+        <w:rFonts w:ascii="Symbol" w:eastAsiaTheme="minorHAnsi" w:hAnsi="Symbol" w:cstheme="majorBidi" w:hint="default"/>
+      </w:rPr>
+    </w:lvl>
+    <w:lvl w:ilvl="1" w:tplc="04090003" w:tentative="1">
+      <w:start w:val="1"/>
+      <w:numFmt w:val="bullet"/>
+      <w:lvlText w:val="o"/>
+      <w:lvlJc w:val="left"/>
+      <w:pPr>
+        <w:ind w:left="1440" w:hanging="360"/>
+      </w:pPr>
+      <w:rPr>
+        <w:rFonts w:ascii="Courier New" w:hAnsi="Courier New" w:cs="Courier New" w:hint="default"/>
+      </w:rPr>
+    </w:lvl>
+    <w:lvl w:ilvl="2" w:tplc="04090005" w:tentative="1">
+      <w:start w:val="1"/>
+      <w:numFmt w:val="bullet"/>
+      <w:lvlText w:val=""/>
+      <w:lvlJc w:val="left"/>
+      <w:pPr>
+        <w:ind w:left="2160" w:hanging="360"/>
+      </w:pPr>
+      <w:rPr>
+        <w:rFonts w:ascii="Wingdings" w:hAnsi="Wingdings" w:hint="default"/>
+      </w:rPr>
+    </w:lvl>
+    <w:lvl w:ilvl="3" w:tplc="04090001" w:tentative="1">
+      <w:start w:val="1"/>
+      <w:numFmt w:val="bullet"/>
+      <w:lvlText w:val=""/>
+      <w:lvlJc w:val="left"/>
+      <w:pPr>
+        <w:ind w:left="2880" w:hanging="360"/>
+      </w:pPr>
+      <w:rPr>
+        <w:rFonts w:ascii="Symbol" w:hAnsi="Symbol" w:hint="default"/>
+      </w:rPr>
+    </w:lvl>
+    <w:lvl w:ilvl="4" w:tplc="04090003" w:tentative="1">
+      <w:start w:val="1"/>
+      <w:numFmt w:val="bullet"/>
+      <w:lvlText w:val="o"/>
+      <w:lvlJc w:val="left"/>
+      <w:pPr>
+        <w:ind w:left="3600" w:hanging="360"/>
+      </w:pPr>
+      <w:rPr>
+        <w:rFonts w:ascii="Courier New" w:hAnsi="Courier New" w:cs="Courier New" w:hint="default"/>
+      </w:rPr>
+    </w:lvl>
+    <w:lvl w:ilvl="5" w:tplc="04090005" w:tentative="1">
+      <w:start w:val="1"/>
+      <w:numFmt w:val="bullet"/>
+      <w:lvlText w:val=""/>
+      <w:lvlJc w:val="left"/>
+      <w:pPr>
+        <w:ind w:left="4320" w:hanging="360"/>
+      </w:pPr>
+      <w:rPr>
+        <w:rFonts w:ascii="Wingdings" w:hAnsi="Wingdings" w:hint="default"/>
+      </w:rPr>
+    </w:lvl>
+    <w:lvl w:ilvl="6" w:tplc="04090001" w:tentative="1">
+      <w:start w:val="1"/>
+      <w:numFmt w:val="bullet"/>
+      <w:lvlText w:val=""/>
+      <w:lvlJc w:val="left"/>
+      <w:pPr>
+        <w:ind w:left="5040" w:hanging="360"/>
+      </w:pPr>
+      <w:rPr>
+        <w:rFonts w:ascii="Symbol" w:hAnsi="Symbol" w:hint="default"/>
+      </w:rPr>
+    </w:lvl>
+    <w:lvl w:ilvl="7" w:tplc="04090003" w:tentative="1">
+      <w:start w:val="1"/>
+      <w:numFmt w:val="bullet"/>
+      <w:lvlText w:val="o"/>
+      <w:lvlJc w:val="left"/>
+      <w:pPr>
+        <w:ind w:left="5760" w:hanging="360"/>
+      </w:pPr>
+      <w:rPr>
+        <w:rFonts w:ascii="Courier New" w:hAnsi="Courier New" w:cs="Courier New" w:hint="default"/>
+      </w:rPr>
+    </w:lvl>
+    <w:lvl w:ilvl="8" w:tplc="04090005" w:tentative="1">
+      <w:start w:val="1"/>
+      <w:numFmt w:val="bullet"/>
+      <w:lvlText w:val=""/>
+      <w:lvlJc w:val="left"/>
+      <w:pPr>
+        <w:ind w:left="6480" w:hanging="360"/>
+      </w:pPr>
+      <w:rPr>
+        <w:rFonts w:ascii="Wingdings" w:hAnsi="Wingdings" w:hint="default"/>
+      </w:rPr>
+    </w:lvl>
+  </w:abstractNum>
+  <w:abstractNum w:abstractNumId="20" w15:restartNumberingAfterBreak="0">
+    <w:nsid w:val="73C236D6"/>
+    <w:multiLevelType w:val="hybridMultilevel"/>
+    <w:tmpl w:val="1BA28240"/>
+    <w:lvl w:ilvl="0" w:tplc="9134F5F4">
+      <w:numFmt w:val="bullet"/>
+      <w:lvlText w:val="-"/>
+      <w:lvlJc w:val="left"/>
+      <w:pPr>
+        <w:ind w:left="360" w:hanging="360"/>
+      </w:pPr>
+      <w:rPr>
+        <w:rFonts w:ascii="Times New Roman" w:eastAsiaTheme="minorHAnsi" w:hAnsi="Times New Roman" w:cs="Times New Roman" w:hint="default"/>
+      </w:rPr>
+    </w:lvl>
+    <w:lvl w:ilvl="1" w:tplc="04090003" w:tentative="1">
+      <w:start w:val="1"/>
+      <w:numFmt w:val="bullet"/>
+      <w:lvlText w:val="o"/>
+      <w:lvlJc w:val="left"/>
+      <w:pPr>
+        <w:ind w:left="1080" w:hanging="360"/>
+      </w:pPr>
+      <w:rPr>
+        <w:rFonts w:ascii="Courier New" w:hAnsi="Courier New" w:cs="Courier New" w:hint="default"/>
+      </w:rPr>
+    </w:lvl>
+    <w:lvl w:ilvl="2" w:tplc="04090005" w:tentative="1">
+      <w:start w:val="1"/>
+      <w:numFmt w:val="bullet"/>
+      <w:lvlText w:val=""/>
+      <w:lvlJc w:val="left"/>
+      <w:pPr>
+        <w:ind w:left="1800" w:hanging="360"/>
+      </w:pPr>
+      <w:rPr>
+        <w:rFonts w:ascii="Wingdings" w:hAnsi="Wingdings" w:hint="default"/>
+      </w:rPr>
+    </w:lvl>
+    <w:lvl w:ilvl="3" w:tplc="04090001" w:tentative="1">
+      <w:start w:val="1"/>
+      <w:numFmt w:val="bullet"/>
+      <w:lvlText w:val=""/>
+      <w:lvlJc w:val="left"/>
+      <w:pPr>
+        <w:ind w:left="2520" w:hanging="360"/>
+      </w:pPr>
+      <w:rPr>
+        <w:rFonts w:ascii="Symbol" w:hAnsi="Symbol" w:hint="default"/>
+      </w:rPr>
+    </w:lvl>
+    <w:lvl w:ilvl="4" w:tplc="04090003" w:tentative="1">
+      <w:start w:val="1"/>
+      <w:numFmt w:val="bullet"/>
+      <w:lvlText w:val="o"/>
+      <w:lvlJc w:val="left"/>
+      <w:pPr>
+        <w:ind w:left="3240" w:hanging="360"/>
+      </w:pPr>
+      <w:rPr>
+        <w:rFonts w:ascii="Courier New" w:hAnsi="Courier New" w:cs="Courier New" w:hint="default"/>
+      </w:rPr>
+    </w:lvl>
+    <w:lvl w:ilvl="5" w:tplc="04090005" w:tentative="1">
+      <w:start w:val="1"/>
+      <w:numFmt w:val="bullet"/>
+      <w:lvlText w:val=""/>
+      <w:lvlJc w:val="left"/>
+      <w:pPr>
+        <w:ind w:left="3960" w:hanging="360"/>
+      </w:pPr>
+      <w:rPr>
+        <w:rFonts w:ascii="Wingdings" w:hAnsi="Wingdings" w:hint="default"/>
+      </w:rPr>
+    </w:lvl>
+    <w:lvl w:ilvl="6" w:tplc="04090001" w:tentative="1">
+      <w:start w:val="1"/>
+      <w:numFmt w:val="bullet"/>
+      <w:lvlText w:val=""/>
+      <w:lvlJc w:val="left"/>
+      <w:pPr>
+        <w:ind w:left="4680" w:hanging="360"/>
+      </w:pPr>
+      <w:rPr>
+        <w:rFonts w:ascii="Symbol" w:hAnsi="Symbol" w:hint="default"/>
+      </w:rPr>
+    </w:lvl>
+    <w:lvl w:ilvl="7" w:tplc="04090003" w:tentative="1">
+      <w:start w:val="1"/>
+      <w:numFmt w:val="bullet"/>
+      <w:lvlText w:val="o"/>
+      <w:lvlJc w:val="left"/>
+      <w:pPr>
+        <w:ind w:left="5400" w:hanging="360"/>
+      </w:pPr>
+      <w:rPr>
+        <w:rFonts w:ascii="Courier New" w:hAnsi="Courier New" w:cs="Courier New" w:hint="default"/>
+      </w:rPr>
+    </w:lvl>
+    <w:lvl w:ilvl="8" w:tplc="04090005" w:tentative="1">
+      <w:start w:val="1"/>
+      <w:numFmt w:val="bullet"/>
+      <w:lvlText w:val=""/>
+      <w:lvlJc w:val="left"/>
+      <w:pPr>
+        <w:ind w:left="6120" w:hanging="360"/>
+      </w:pPr>
+      <w:rPr>
+        <w:rFonts w:ascii="Wingdings" w:hAnsi="Wingdings" w:hint="default"/>
+      </w:rPr>
+    </w:lvl>
+  </w:abstractNum>
+  <w:abstractNum w:abstractNumId="21" w15:restartNumberingAfterBreak="0">
     <w:nsid w:val="77106123"/>
     <w:multiLevelType w:val="multilevel"/>
     <w:tmpl w:val="15B07A7C"/>
@@ -10126,38 +13610,376 @@
       </w:rPr>
     </w:lvl>
   </w:abstractNum>
+  <w:abstractNum w:abstractNumId="22" w15:restartNumberingAfterBreak="0">
+    <w:nsid w:val="77624756"/>
+    <w:multiLevelType w:val="multilevel"/>
+    <w:tmpl w:val="78D896A2"/>
+    <w:lvl w:ilvl="0">
+      <w:start w:val="1"/>
+      <w:numFmt w:val="decimal"/>
+      <w:lvlText w:val="Chapter %1."/>
+      <w:lvlJc w:val="left"/>
+      <w:pPr>
+        <w:ind w:left="360" w:hanging="360"/>
+      </w:pPr>
+      <w:rPr>
+        <w:rFonts w:hint="default"/>
+      </w:rPr>
+    </w:lvl>
+    <w:lvl w:ilvl="1">
+      <w:start w:val="1"/>
+      <w:numFmt w:val="decimal"/>
+      <w:pStyle w:val="Heading2"/>
+      <w:lvlText w:val="%1.%2"/>
+      <w:lvlJc w:val="left"/>
+      <w:pPr>
+        <w:ind w:left="576" w:hanging="576"/>
+      </w:pPr>
+    </w:lvl>
+    <w:lvl w:ilvl="2">
+      <w:start w:val="1"/>
+      <w:numFmt w:val="decimal"/>
+      <w:pStyle w:val="Heading3"/>
+      <w:lvlText w:val="%1.%2.%3"/>
+      <w:lvlJc w:val="left"/>
+      <w:pPr>
+        <w:ind w:left="720" w:hanging="720"/>
+      </w:pPr>
+    </w:lvl>
+    <w:lvl w:ilvl="3">
+      <w:start w:val="1"/>
+      <w:numFmt w:val="decimal"/>
+      <w:pStyle w:val="Heading4"/>
+      <w:lvlText w:val="%1.%2.%3.%4"/>
+      <w:lvlJc w:val="left"/>
+      <w:pPr>
+        <w:ind w:left="864" w:hanging="864"/>
+      </w:pPr>
+    </w:lvl>
+    <w:lvl w:ilvl="4">
+      <w:start w:val="1"/>
+      <w:numFmt w:val="decimal"/>
+      <w:pStyle w:val="Heading5"/>
+      <w:lvlText w:val="%1.%2.%3.%4.%5"/>
+      <w:lvlJc w:val="left"/>
+      <w:pPr>
+        <w:ind w:left="1008" w:hanging="1008"/>
+      </w:pPr>
+    </w:lvl>
+    <w:lvl w:ilvl="5">
+      <w:start w:val="1"/>
+      <w:numFmt w:val="decimal"/>
+      <w:pStyle w:val="Heading6"/>
+      <w:lvlText w:val="%1.%2.%3.%4.%5.%6"/>
+      <w:lvlJc w:val="left"/>
+      <w:pPr>
+        <w:ind w:left="1152" w:hanging="1152"/>
+      </w:pPr>
+    </w:lvl>
+    <w:lvl w:ilvl="6">
+      <w:start w:val="1"/>
+      <w:numFmt w:val="decimal"/>
+      <w:pStyle w:val="Heading7"/>
+      <w:lvlText w:val="%1.%2.%3.%4.%5.%6.%7"/>
+      <w:lvlJc w:val="left"/>
+      <w:pPr>
+        <w:ind w:left="1296" w:hanging="1296"/>
+      </w:pPr>
+    </w:lvl>
+    <w:lvl w:ilvl="7">
+      <w:start w:val="1"/>
+      <w:numFmt w:val="decimal"/>
+      <w:pStyle w:val="Heading8"/>
+      <w:lvlText w:val="%1.%2.%3.%4.%5.%6.%7.%8"/>
+      <w:lvlJc w:val="left"/>
+      <w:pPr>
+        <w:ind w:left="1440" w:hanging="1440"/>
+      </w:pPr>
+    </w:lvl>
+    <w:lvl w:ilvl="8">
+      <w:start w:val="1"/>
+      <w:numFmt w:val="decimal"/>
+      <w:pStyle w:val="Heading9"/>
+      <w:lvlText w:val="%1.%2.%3.%4.%5.%6.%7.%8.%9"/>
+      <w:lvlJc w:val="left"/>
+      <w:pPr>
+        <w:ind w:left="1584" w:hanging="1584"/>
+      </w:pPr>
+    </w:lvl>
+  </w:abstractNum>
+  <w:abstractNum w:abstractNumId="23" w15:restartNumberingAfterBreak="0">
+    <w:nsid w:val="7CDF5D21"/>
+    <w:multiLevelType w:val="hybridMultilevel"/>
+    <w:tmpl w:val="EE667534"/>
+    <w:lvl w:ilvl="0" w:tplc="0409000F">
+      <w:start w:val="1"/>
+      <w:numFmt w:val="decimal"/>
+      <w:lvlText w:val="%1."/>
+      <w:lvlJc w:val="left"/>
+      <w:pPr>
+        <w:ind w:left="720" w:hanging="360"/>
+      </w:pPr>
+    </w:lvl>
+    <w:lvl w:ilvl="1" w:tplc="04090019" w:tentative="1">
+      <w:start w:val="1"/>
+      <w:numFmt w:val="lowerLetter"/>
+      <w:lvlText w:val="%2."/>
+      <w:lvlJc w:val="left"/>
+      <w:pPr>
+        <w:ind w:left="1440" w:hanging="360"/>
+      </w:pPr>
+    </w:lvl>
+    <w:lvl w:ilvl="2" w:tplc="0409001B" w:tentative="1">
+      <w:start w:val="1"/>
+      <w:numFmt w:val="lowerRoman"/>
+      <w:lvlText w:val="%3."/>
+      <w:lvlJc w:val="right"/>
+      <w:pPr>
+        <w:ind w:left="2160" w:hanging="180"/>
+      </w:pPr>
+    </w:lvl>
+    <w:lvl w:ilvl="3" w:tplc="0409000F" w:tentative="1">
+      <w:start w:val="1"/>
+      <w:numFmt w:val="decimal"/>
+      <w:lvlText w:val="%4."/>
+      <w:lvlJc w:val="left"/>
+      <w:pPr>
+        <w:ind w:left="2880" w:hanging="360"/>
+      </w:pPr>
+    </w:lvl>
+    <w:lvl w:ilvl="4" w:tplc="04090019" w:tentative="1">
+      <w:start w:val="1"/>
+      <w:numFmt w:val="lowerLetter"/>
+      <w:lvlText w:val="%5."/>
+      <w:lvlJc w:val="left"/>
+      <w:pPr>
+        <w:ind w:left="3600" w:hanging="360"/>
+      </w:pPr>
+    </w:lvl>
+    <w:lvl w:ilvl="5" w:tplc="0409001B" w:tentative="1">
+      <w:start w:val="1"/>
+      <w:numFmt w:val="lowerRoman"/>
+      <w:lvlText w:val="%6."/>
+      <w:lvlJc w:val="right"/>
+      <w:pPr>
+        <w:ind w:left="4320" w:hanging="180"/>
+      </w:pPr>
+    </w:lvl>
+    <w:lvl w:ilvl="6" w:tplc="0409000F" w:tentative="1">
+      <w:start w:val="1"/>
+      <w:numFmt w:val="decimal"/>
+      <w:lvlText w:val="%7."/>
+      <w:lvlJc w:val="left"/>
+      <w:pPr>
+        <w:ind w:left="5040" w:hanging="360"/>
+      </w:pPr>
+    </w:lvl>
+    <w:lvl w:ilvl="7" w:tplc="04090019" w:tentative="1">
+      <w:start w:val="1"/>
+      <w:numFmt w:val="lowerLetter"/>
+      <w:lvlText w:val="%8."/>
+      <w:lvlJc w:val="left"/>
+      <w:pPr>
+        <w:ind w:left="5760" w:hanging="360"/>
+      </w:pPr>
+    </w:lvl>
+    <w:lvl w:ilvl="8" w:tplc="0409001B" w:tentative="1">
+      <w:start w:val="1"/>
+      <w:numFmt w:val="lowerRoman"/>
+      <w:lvlText w:val="%9."/>
+      <w:lvlJc w:val="right"/>
+      <w:pPr>
+        <w:ind w:left="6480" w:hanging="180"/>
+      </w:pPr>
+    </w:lvl>
+  </w:abstractNum>
+  <w:abstractNum w:abstractNumId="24" w15:restartNumberingAfterBreak="0">
+    <w:nsid w:val="7ED05667"/>
+    <w:multiLevelType w:val="multilevel"/>
+    <w:tmpl w:val="22AEB9D0"/>
+    <w:lvl w:ilvl="0">
+      <w:start w:val="1"/>
+      <w:numFmt w:val="decimal"/>
+      <w:lvlText w:val="%1"/>
+      <w:lvlJc w:val="left"/>
+      <w:pPr>
+        <w:ind w:left="420" w:hanging="420"/>
+      </w:pPr>
+      <w:rPr>
+        <w:rFonts w:hint="default"/>
+      </w:rPr>
+    </w:lvl>
+    <w:lvl w:ilvl="1">
+      <w:start w:val="1"/>
+      <w:numFmt w:val="decimal"/>
+      <w:lvlText w:val="%1.%2"/>
+      <w:lvlJc w:val="left"/>
+      <w:pPr>
+        <w:ind w:left="720" w:hanging="720"/>
+      </w:pPr>
+      <w:rPr>
+        <w:rFonts w:hint="default"/>
+      </w:rPr>
+    </w:lvl>
+    <w:lvl w:ilvl="2">
+      <w:start w:val="1"/>
+      <w:numFmt w:val="decimal"/>
+      <w:lvlText w:val="%1.%2.%3"/>
+      <w:lvlJc w:val="left"/>
+      <w:pPr>
+        <w:ind w:left="720" w:hanging="720"/>
+      </w:pPr>
+      <w:rPr>
+        <w:rFonts w:hint="default"/>
+      </w:rPr>
+    </w:lvl>
+    <w:lvl w:ilvl="3">
+      <w:start w:val="1"/>
+      <w:numFmt w:val="decimal"/>
+      <w:lvlText w:val="%1.%2.%3.%4"/>
+      <w:lvlJc w:val="left"/>
+      <w:pPr>
+        <w:ind w:left="1080" w:hanging="1080"/>
+      </w:pPr>
+      <w:rPr>
+        <w:rFonts w:hint="default"/>
+      </w:rPr>
+    </w:lvl>
+    <w:lvl w:ilvl="4">
+      <w:start w:val="1"/>
+      <w:numFmt w:val="decimal"/>
+      <w:lvlText w:val="%1.%2.%3.%4.%5"/>
+      <w:lvlJc w:val="left"/>
+      <w:pPr>
+        <w:ind w:left="1440" w:hanging="1440"/>
+      </w:pPr>
+      <w:rPr>
+        <w:rFonts w:hint="default"/>
+      </w:rPr>
+    </w:lvl>
+    <w:lvl w:ilvl="5">
+      <w:start w:val="1"/>
+      <w:numFmt w:val="decimal"/>
+      <w:lvlText w:val="%1.%2.%3.%4.%5.%6"/>
+      <w:lvlJc w:val="left"/>
+      <w:pPr>
+        <w:ind w:left="1440" w:hanging="1440"/>
+      </w:pPr>
+      <w:rPr>
+        <w:rFonts w:hint="default"/>
+      </w:rPr>
+    </w:lvl>
+    <w:lvl w:ilvl="6">
+      <w:start w:val="1"/>
+      <w:numFmt w:val="decimal"/>
+      <w:lvlText w:val="%1.%2.%3.%4.%5.%6.%7"/>
+      <w:lvlJc w:val="left"/>
+      <w:pPr>
+        <w:ind w:left="1800" w:hanging="1800"/>
+      </w:pPr>
+      <w:rPr>
+        <w:rFonts w:hint="default"/>
+      </w:rPr>
+    </w:lvl>
+    <w:lvl w:ilvl="7">
+      <w:start w:val="1"/>
+      <w:numFmt w:val="decimal"/>
+      <w:lvlText w:val="%1.%2.%3.%4.%5.%6.%7.%8"/>
+      <w:lvlJc w:val="left"/>
+      <w:pPr>
+        <w:ind w:left="2160" w:hanging="2160"/>
+      </w:pPr>
+      <w:rPr>
+        <w:rFonts w:hint="default"/>
+      </w:rPr>
+    </w:lvl>
+    <w:lvl w:ilvl="8">
+      <w:start w:val="1"/>
+      <w:numFmt w:val="decimal"/>
+      <w:lvlText w:val="%1.%2.%3.%4.%5.%6.%7.%8.%9"/>
+      <w:lvlJc w:val="left"/>
+      <w:pPr>
+        <w:ind w:left="2160" w:hanging="2160"/>
+      </w:pPr>
+      <w:rPr>
+        <w:rFonts w:hint="default"/>
+      </w:rPr>
+    </w:lvl>
+  </w:abstractNum>
   <w:num w:numId="1" w16cid:durableId="213199349">
-    <w:abstractNumId w:val="9"/>
+    <w:abstractNumId w:val="18"/>
   </w:num>
   <w:num w:numId="2" w16cid:durableId="2007438936">
-    <w:abstractNumId w:val="2"/>
+    <w:abstractNumId w:val="7"/>
   </w:num>
   <w:num w:numId="3" w16cid:durableId="1856113958">
-    <w:abstractNumId w:val="5"/>
+    <w:abstractNumId w:val="12"/>
   </w:num>
   <w:num w:numId="4" w16cid:durableId="1406074890">
-    <w:abstractNumId w:val="7"/>
+    <w:abstractNumId w:val="14"/>
   </w:num>
   <w:num w:numId="5" w16cid:durableId="2098095087">
-    <w:abstractNumId w:val="4"/>
+    <w:abstractNumId w:val="11"/>
   </w:num>
   <w:num w:numId="6" w16cid:durableId="12264462">
     <w:abstractNumId w:val="0"/>
   </w:num>
   <w:num w:numId="7" w16cid:durableId="650793060">
+    <w:abstractNumId w:val="13"/>
+  </w:num>
+  <w:num w:numId="8" w16cid:durableId="315111614">
+    <w:abstractNumId w:val="4"/>
+  </w:num>
+  <w:num w:numId="9" w16cid:durableId="721175555">
+    <w:abstractNumId w:val="17"/>
+  </w:num>
+  <w:num w:numId="10" w16cid:durableId="1971133655">
+    <w:abstractNumId w:val="9"/>
+  </w:num>
+  <w:num w:numId="11" w16cid:durableId="2140878467">
+    <w:abstractNumId w:val="21"/>
+  </w:num>
+  <w:num w:numId="12" w16cid:durableId="411977707">
+    <w:abstractNumId w:val="19"/>
+  </w:num>
+  <w:num w:numId="13" w16cid:durableId="144856544">
     <w:abstractNumId w:val="6"/>
   </w:num>
-  <w:num w:numId="8" w16cid:durableId="315111614">
+  <w:num w:numId="14" w16cid:durableId="1990480526">
+    <w:abstractNumId w:val="20"/>
+  </w:num>
+  <w:num w:numId="15" w16cid:durableId="2117869739">
+    <w:abstractNumId w:val="15"/>
+  </w:num>
+  <w:num w:numId="16" w16cid:durableId="535969489">
+    <w:abstractNumId w:val="5"/>
+  </w:num>
+  <w:num w:numId="17" w16cid:durableId="859584352">
+    <w:abstractNumId w:val="8"/>
+  </w:num>
+  <w:num w:numId="18" w16cid:durableId="693730893">
     <w:abstractNumId w:val="1"/>
   </w:num>
-  <w:num w:numId="9" w16cid:durableId="721175555">
-    <w:abstractNumId w:val="8"/>
+  <w:num w:numId="19" w16cid:durableId="771585517">
+    <w:abstractNumId w:val="10"/>
   </w:num>
-  <w:num w:numId="10" w16cid:durableId="1971133655">
+  <w:num w:numId="20" w16cid:durableId="452945039">
     <w:abstractNumId w:val="3"/>
   </w:num>
-  <w:num w:numId="11" w16cid:durableId="2140878467">
-    <w:abstractNumId w:val="10"/>
+  <w:num w:numId="21" w16cid:durableId="1208177732">
+    <w:abstractNumId w:val="23"/>
+  </w:num>
+  <w:num w:numId="22" w16cid:durableId="1440687292">
+    <w:abstractNumId w:val="22"/>
+  </w:num>
+  <w:num w:numId="23" w16cid:durableId="1977638460">
+    <w:abstractNumId w:val="24"/>
+  </w:num>
+  <w:num w:numId="24" w16cid:durableId="186217308">
+    <w:abstractNumId w:val="16"/>
+  </w:num>
+  <w:num w:numId="25" w16cid:durableId="1515419141">
+    <w:abstractNumId w:val="2"/>
   </w:num>
   <w:numIdMacAtCleanup w:val="10"/>
 </w:numbering>
@@ -10574,9 +14396,10 @@
     <w:basedOn w:val="Normal"/>
     <w:next w:val="Normal"/>
     <w:link w:val="Heading1Char"/>
+    <w:autoRedefine/>
     <w:uiPriority w:val="9"/>
     <w:qFormat/>
-    <w:rsid w:val="003F0DE4"/>
+    <w:rsid w:val="00C95964"/>
     <w:pPr>
       <w:keepNext/>
       <w:keepLines/>
@@ -10604,6 +14427,10 @@
     <w:pPr>
       <w:keepNext/>
       <w:keepLines/>
+      <w:numPr>
+        <w:ilvl w:val="1"/>
+        <w:numId w:val="22"/>
+      </w:numPr>
       <w:spacing w:before="160" w:after="80"/>
       <w:outlineLvl w:val="1"/>
     </w:pPr>
@@ -10626,6 +14453,10 @@
     <w:pPr>
       <w:keepNext/>
       <w:keepLines/>
+      <w:numPr>
+        <w:ilvl w:val="2"/>
+        <w:numId w:val="22"/>
+      </w:numPr>
       <w:spacing w:before="160" w:after="80"/>
       <w:outlineLvl w:val="2"/>
     </w:pPr>
@@ -10648,6 +14479,10 @@
     <w:pPr>
       <w:keepNext/>
       <w:keepLines/>
+      <w:numPr>
+        <w:ilvl w:val="3"/>
+        <w:numId w:val="22"/>
+      </w:numPr>
       <w:spacing w:before="80" w:after="40"/>
       <w:outlineLvl w:val="3"/>
     </w:pPr>
@@ -10671,6 +14506,10 @@
     <w:pPr>
       <w:keepNext/>
       <w:keepLines/>
+      <w:numPr>
+        <w:ilvl w:val="4"/>
+        <w:numId w:val="22"/>
+      </w:numPr>
       <w:spacing w:before="80" w:after="40"/>
       <w:outlineLvl w:val="4"/>
     </w:pPr>
@@ -10692,6 +14531,10 @@
     <w:pPr>
       <w:keepNext/>
       <w:keepLines/>
+      <w:numPr>
+        <w:ilvl w:val="5"/>
+        <w:numId w:val="22"/>
+      </w:numPr>
       <w:spacing w:before="40" w:after="0"/>
       <w:outlineLvl w:val="5"/>
     </w:pPr>
@@ -10715,6 +14558,10 @@
     <w:pPr>
       <w:keepNext/>
       <w:keepLines/>
+      <w:numPr>
+        <w:ilvl w:val="6"/>
+        <w:numId w:val="22"/>
+      </w:numPr>
       <w:spacing w:before="40" w:after="0"/>
       <w:outlineLvl w:val="6"/>
     </w:pPr>
@@ -10736,6 +14583,10 @@
     <w:pPr>
       <w:keepNext/>
       <w:keepLines/>
+      <w:numPr>
+        <w:ilvl w:val="7"/>
+        <w:numId w:val="22"/>
+      </w:numPr>
       <w:spacing w:after="0"/>
       <w:outlineLvl w:val="7"/>
     </w:pPr>
@@ -10759,6 +14610,10 @@
     <w:pPr>
       <w:keepNext/>
       <w:keepLines/>
+      <w:numPr>
+        <w:ilvl w:val="8"/>
+        <w:numId w:val="22"/>
+      </w:numPr>
       <w:spacing w:after="0"/>
       <w:outlineLvl w:val="8"/>
     </w:pPr>
@@ -10770,7 +14625,6 @@
   <w:style w:type="character" w:default="1" w:styleId="DefaultParagraphFont">
     <w:name w:val="Default Paragraph Font"/>
     <w:uiPriority w:val="1"/>
-    <w:semiHidden/>
     <w:unhideWhenUsed/>
   </w:style>
   <w:style w:type="table" w:default="1" w:styleId="TableNormal">
@@ -10799,7 +14653,7 @@
     <w:basedOn w:val="DefaultParagraphFont"/>
     <w:link w:val="Heading1"/>
     <w:uiPriority w:val="9"/>
-    <w:rsid w:val="003F0DE4"/>
+    <w:rsid w:val="00C95964"/>
     <w:rPr>
       <w:rFonts w:asciiTheme="majorBidi" w:eastAsiaTheme="majorEastAsia" w:hAnsiTheme="majorBidi" w:cstheme="majorBidi"/>
       <w:b/>
@@ -11170,6 +15024,11 @@
     <w:link w:val="Style1Char"/>
     <w:qFormat/>
     <w:rsid w:val="004657D1"/>
+    <w:pPr>
+      <w:numPr>
+        <w:numId w:val="24"/>
+      </w:numPr>
+    </w:pPr>
   </w:style>
   <w:style w:type="character" w:customStyle="1" w:styleId="Style1Char">
     <w:name w:val="Style1 Char"/>
@@ -11213,11 +15072,8 @@
     <w:link w:val="Style2Char"/>
     <w:autoRedefine/>
     <w:qFormat/>
-    <w:rsid w:val="004E301F"/>
+    <w:rsid w:val="001B7833"/>
     <w:pPr>
-      <w:numPr>
-        <w:numId w:val="9"/>
-      </w:numPr>
       <w:spacing w:line="240" w:lineRule="auto"/>
     </w:pPr>
     <w:rPr>
@@ -11232,7 +15088,7 @@
     <w:name w:val="Style2 Char"/>
     <w:basedOn w:val="Heading3Char"/>
     <w:link w:val="Style2"/>
-    <w:rsid w:val="004E301F"/>
+    <w:rsid w:val="001B7833"/>
     <w:rPr>
       <w:rFonts w:asciiTheme="majorBidi" w:eastAsiaTheme="majorEastAsia" w:hAnsiTheme="majorBidi" w:cstheme="majorBidi"/>
       <w:b/>
@@ -11265,6 +15121,7 @@
     <w:name w:val="Style3"/>
     <w:basedOn w:val="Heading3"/>
     <w:link w:val="Style3Char"/>
+    <w:autoRedefine/>
     <w:qFormat/>
     <w:rsid w:val="00C345A6"/>
     <w:pPr>
@@ -11299,9 +15156,12 @@
     <w:autoRedefine/>
     <w:uiPriority w:val="39"/>
     <w:unhideWhenUsed/>
-    <w:rsid w:val="00766B30"/>
+    <w:rsid w:val="005D3986"/>
     <w:pPr>
-      <w:spacing w:after="100" w:line="259" w:lineRule="auto"/>
+      <w:tabs>
+        <w:tab w:val="right" w:leader="dot" w:pos="9074"/>
+      </w:tabs>
+      <w:spacing w:after="100"/>
       <w:ind w:left="220"/>
     </w:pPr>
     <w:rPr>
@@ -11693,6 +15553,77 @@
         <w:b/>
         <w:bCs/>
       </w:rPr>
+    </w:tblStylePr>
+  </w:style>
+  <w:style w:type="character" w:styleId="LineNumber">
+    <w:name w:val="line number"/>
+    <w:basedOn w:val="DefaultParagraphFont"/>
+    <w:uiPriority w:val="99"/>
+    <w:semiHidden/>
+    <w:unhideWhenUsed/>
+    <w:rsid w:val="005D3986"/>
+  </w:style>
+  <w:style w:type="table" w:styleId="PlainTable1">
+    <w:name w:val="Plain Table 1"/>
+    <w:basedOn w:val="TableNormal"/>
+    <w:uiPriority w:val="41"/>
+    <w:rsid w:val="00571B5C"/>
+    <w:pPr>
+      <w:spacing w:after="0" w:line="240" w:lineRule="auto"/>
+    </w:pPr>
+    <w:tblPr>
+      <w:tblStyleRowBandSize w:val="1"/>
+      <w:tblStyleColBandSize w:val="1"/>
+      <w:tblBorders>
+        <w:top w:val="single" w:sz="4" w:space="0" w:color="BFBFBF" w:themeColor="background1" w:themeShade="BF"/>
+        <w:left w:val="single" w:sz="4" w:space="0" w:color="BFBFBF" w:themeColor="background1" w:themeShade="BF"/>
+        <w:bottom w:val="single" w:sz="4" w:space="0" w:color="BFBFBF" w:themeColor="background1" w:themeShade="BF"/>
+        <w:right w:val="single" w:sz="4" w:space="0" w:color="BFBFBF" w:themeColor="background1" w:themeShade="BF"/>
+        <w:insideH w:val="single" w:sz="4" w:space="0" w:color="BFBFBF" w:themeColor="background1" w:themeShade="BF"/>
+        <w:insideV w:val="single" w:sz="4" w:space="0" w:color="BFBFBF" w:themeColor="background1" w:themeShade="BF"/>
+      </w:tblBorders>
+    </w:tblPr>
+    <w:tblStylePr w:type="firstRow">
+      <w:rPr>
+        <w:b/>
+        <w:bCs/>
+      </w:rPr>
+    </w:tblStylePr>
+    <w:tblStylePr w:type="lastRow">
+      <w:rPr>
+        <w:b/>
+        <w:bCs/>
+      </w:rPr>
+      <w:tblPr/>
+      <w:tcPr>
+        <w:tcBorders>
+          <w:top w:val="double" w:sz="4" w:space="0" w:color="BFBFBF" w:themeColor="background1" w:themeShade="BF"/>
+        </w:tcBorders>
+      </w:tcPr>
+    </w:tblStylePr>
+    <w:tblStylePr w:type="firstCol">
+      <w:rPr>
+        <w:b/>
+        <w:bCs/>
+      </w:rPr>
+    </w:tblStylePr>
+    <w:tblStylePr w:type="lastCol">
+      <w:rPr>
+        <w:b/>
+        <w:bCs/>
+      </w:rPr>
+    </w:tblStylePr>
+    <w:tblStylePr w:type="band1Vert">
+      <w:tblPr/>
+      <w:tcPr>
+        <w:shd w:val="clear" w:color="auto" w:fill="F2F2F2" w:themeFill="background1" w:themeFillShade="F2"/>
+      </w:tcPr>
+    </w:tblStylePr>
+    <w:tblStylePr w:type="band1Horz">
+      <w:tblPr/>
+      <w:tcPr>
+        <w:shd w:val="clear" w:color="auto" w:fill="F2F2F2" w:themeFill="background1" w:themeFillShade="F2"/>
+      </w:tcPr>
     </w:tblStylePr>
   </w:style>
 </w:styles>
@@ -12116,11 +16047,27 @@
     <b:JournalName>Neural Computing and Applications</b:JournalName>
     <b:RefOrder>3</b:RefOrder>
   </b:Source>
+  <b:Source>
+    <b:Tag>Dat</b:Tag>
+    <b:SourceType>Report</b:SourceType>
+    <b:Guid>{B92FF36C-734A-4A38-AE46-F2297AEBA9E4}</b:Guid>
+    <b:Title>DataRobot Documentation</b:Title>
+    <b:Author>
+      <b:Author>
+        <b:NameList>
+          <b:Person>
+            <b:Last>DataRobot</b:Last>
+          </b:Person>
+        </b:NameList>
+      </b:Author>
+    </b:Author>
+    <b:RefOrder>6</b:RefOrder>
+  </b:Source>
 </b:Sources>
 </file>
 
 <file path=customXml/itemProps1.xml><?xml version="1.0" encoding="utf-8"?>
-<ds:datastoreItem xmlns:ds="http://schemas.openxmlformats.org/officeDocument/2006/customXml" ds:itemID="{420D3C63-286B-469E-B72A-B393CA508215}">
+<ds:datastoreItem xmlns:ds="http://schemas.openxmlformats.org/officeDocument/2006/customXml" ds:itemID="{83EEA400-9343-4683-AD22-AA9B0A45718D}">
   <ds:schemaRefs>
     <ds:schemaRef ds:uri="http://schemas.openxmlformats.org/officeDocument/2006/bibliography"/>
   </ds:schemaRefs>

--- a/AutoPrepAI-FinalDoc.docx
+++ b/AutoPrepAI-FinalDoc.docx
@@ -1012,23 +1012,23 @@
         <w:t>Documentation</w:t>
       </w:r>
     </w:p>
-    <w:bookmarkStart w:id="0" w:name="_Toc233220861" w:displacedByCustomXml="next"/>
-    <w:bookmarkStart w:id="1" w:name="_Toc221570594" w:displacedByCustomXml="next"/>
-    <w:bookmarkStart w:id="2" w:name="_Toc221557045" w:displacedByCustomXml="next"/>
-    <w:bookmarkStart w:id="3" w:name="_Toc221555251" w:displacedByCustomXml="next"/>
-    <w:bookmarkStart w:id="4" w:name="_Toc221555023" w:displacedByCustomXml="next"/>
-    <w:bookmarkStart w:id="5" w:name="_Toc221554898" w:displacedByCustomXml="next"/>
-    <w:bookmarkStart w:id="6" w:name="_Toc221537246" w:displacedByCustomXml="next"/>
-    <w:bookmarkStart w:id="7" w:name="_Toc221536026" w:displacedByCustomXml="next"/>
+    <w:bookmarkStart w:id="0" w:name="_Toc221572448" w:displacedByCustomXml="next"/>
+    <w:bookmarkStart w:id="1" w:name="_Toc221571916" w:displacedByCustomXml="next"/>
+    <w:bookmarkStart w:id="2" w:name="_Toc221319076" w:displacedByCustomXml="next"/>
+    <w:bookmarkStart w:id="3" w:name="_Toc221484166" w:displacedByCustomXml="next"/>
+    <w:bookmarkStart w:id="4" w:name="_Toc221484347" w:displacedByCustomXml="next"/>
+    <w:bookmarkStart w:id="5" w:name="_Toc221490536" w:displacedByCustomXml="next"/>
+    <w:bookmarkStart w:id="6" w:name="_Toc221492052" w:displacedByCustomXml="next"/>
+    <w:bookmarkStart w:id="7" w:name="_Toc221535437" w:displacedByCustomXml="next"/>
     <w:bookmarkStart w:id="8" w:name="_Toc221535696" w:displacedByCustomXml="next"/>
-    <w:bookmarkStart w:id="9" w:name="_Toc221535437" w:displacedByCustomXml="next"/>
-    <w:bookmarkStart w:id="10" w:name="_Toc221492052" w:displacedByCustomXml="next"/>
-    <w:bookmarkStart w:id="11" w:name="_Toc221490536" w:displacedByCustomXml="next"/>
-    <w:bookmarkStart w:id="12" w:name="_Toc221484347" w:displacedByCustomXml="next"/>
-    <w:bookmarkStart w:id="13" w:name="_Toc221484166" w:displacedByCustomXml="next"/>
-    <w:bookmarkStart w:id="14" w:name="_Toc221319076" w:displacedByCustomXml="next"/>
-    <w:bookmarkStart w:id="15" w:name="_Toc221571916" w:displacedByCustomXml="next"/>
-    <w:bookmarkStart w:id="16" w:name="_Toc221572448" w:displacedByCustomXml="next"/>
+    <w:bookmarkStart w:id="9" w:name="_Toc221536026" w:displacedByCustomXml="next"/>
+    <w:bookmarkStart w:id="10" w:name="_Toc221537246" w:displacedByCustomXml="next"/>
+    <w:bookmarkStart w:id="11" w:name="_Toc221554898" w:displacedByCustomXml="next"/>
+    <w:bookmarkStart w:id="12" w:name="_Toc221555023" w:displacedByCustomXml="next"/>
+    <w:bookmarkStart w:id="13" w:name="_Toc221555251" w:displacedByCustomXml="next"/>
+    <w:bookmarkStart w:id="14" w:name="_Toc221557045" w:displacedByCustomXml="next"/>
+    <w:bookmarkStart w:id="15" w:name="_Toc221570594" w:displacedByCustomXml="next"/>
+    <w:bookmarkStart w:id="16" w:name="_Toc233220861" w:displacedByCustomXml="next"/>
     <w:sdt>
       <w:sdtPr>
         <w:rPr>
@@ -2480,21 +2480,7 @@
                 <w:rStyle w:val="Hyperlink"/>
                 <w:noProof/>
               </w:rPr>
-              <w:t>Relat</w:t>
-            </w:r>
-            <w:r>
-              <w:rPr>
-                <w:rStyle w:val="Hyperlink"/>
-                <w:noProof/>
-              </w:rPr>
-              <w:t>e</w:t>
-            </w:r>
-            <w:r>
-              <w:rPr>
-                <w:rStyle w:val="Hyperlink"/>
-                <w:noProof/>
-              </w:rPr>
-              <w:t>d Work</w:t>
+              <w:t>Related Work</w:t>
             </w:r>
             <w:r>
               <w:rPr>
@@ -7791,6 +7777,7 @@
         <w:tc>
           <w:tcPr>
             <w:tcW w:w="3330" w:type="dxa"/>
+            <w:vAlign w:val="center"/>
             <w:hideMark/>
           </w:tcPr>
           <w:p>
@@ -7806,7 +7793,7 @@
               <w:rPr>
                 <w:rFonts w:cstheme="majorBidi"/>
               </w:rPr>
-              <w:t>October 2025</w:t>
+              <w:t>July - August 2025</w:t>
             </w:r>
           </w:p>
         </w:tc>
@@ -7862,6 +7849,7 @@
         <w:tc>
           <w:tcPr>
             <w:tcW w:w="3330" w:type="dxa"/>
+            <w:vAlign w:val="center"/>
             <w:hideMark/>
           </w:tcPr>
           <w:p>
@@ -7877,7 +7865,7 @@
               <w:rPr>
                 <w:rFonts w:cstheme="majorBidi"/>
               </w:rPr>
-              <w:t>October – November 2025</w:t>
+              <w:t>July - August 2025</w:t>
             </w:r>
           </w:p>
         </w:tc>
@@ -7933,6 +7921,7 @@
         <w:tc>
           <w:tcPr>
             <w:tcW w:w="3330" w:type="dxa"/>
+            <w:vAlign w:val="center"/>
             <w:hideMark/>
           </w:tcPr>
           <w:p>
@@ -7948,7 +7937,7 @@
               <w:rPr>
                 <w:rFonts w:cstheme="majorBidi"/>
               </w:rPr>
-              <w:t>November 2025</w:t>
+              <w:t>August- September 2025</w:t>
             </w:r>
           </w:p>
         </w:tc>
@@ -8004,6 +7993,7 @@
         <w:tc>
           <w:tcPr>
             <w:tcW w:w="3330" w:type="dxa"/>
+            <w:vAlign w:val="center"/>
             <w:hideMark/>
           </w:tcPr>
           <w:p>
@@ -8019,7 +8009,7 @@
               <w:rPr>
                 <w:rFonts w:cstheme="majorBidi"/>
               </w:rPr>
-              <w:t>November – December 2025</w:t>
+              <w:t>October 2025 – March 2026</w:t>
             </w:r>
           </w:p>
         </w:tc>
@@ -8068,7 +8058,7 @@
               <w:rPr>
                 <w:rFonts w:cstheme="majorBidi"/>
               </w:rPr>
-              <w:t>System Design (UI/UX &amp; Architecture)</w:t>
+              <w:t>AI &amp; Machine Learning Development</w:t>
             </w:r>
           </w:p>
         </w:tc>
@@ -8090,7 +8080,7 @@
               <w:rPr>
                 <w:rFonts w:cstheme="majorBidi"/>
               </w:rPr>
-              <w:t>December 2025 – January 2026</w:t>
+              <w:t>September 2025 – February 2026</w:t>
             </w:r>
           </w:p>
         </w:tc>
@@ -8139,13 +8129,14 @@
               <w:rPr>
                 <w:rFonts w:cstheme="majorBidi"/>
               </w:rPr>
-              <w:t>AI &amp; Machine Learning Development</w:t>
+              <w:t>System Design (UI/UX &amp; Architecture)</w:t>
             </w:r>
           </w:p>
         </w:tc>
         <w:tc>
           <w:tcPr>
             <w:tcW w:w="3330" w:type="dxa"/>
+            <w:vAlign w:val="center"/>
             <w:hideMark/>
           </w:tcPr>
           <w:p>
@@ -8161,7 +8152,7 @@
               <w:rPr>
                 <w:rFonts w:cstheme="majorBidi"/>
               </w:rPr>
-              <w:t>January – March 2026</w:t>
+              <w:t>November 2025 – February 2026</w:t>
             </w:r>
           </w:p>
         </w:tc>
@@ -8620,6 +8611,7 @@
       </w:pPr>
       <w:bookmarkStart w:id="69" w:name="_Toc233220877"/>
       <w:r>
+        <w:lastRenderedPageBreak/>
         <w:t>Report Organization</w:t>
       </w:r>
       <w:bookmarkEnd w:id="69"/>
@@ -8648,14 +8640,7 @@
         <w:rPr>
           <w:rFonts w:cstheme="majorBidi"/>
         </w:rPr>
-        <w:t xml:space="preserve"> introduces the project by presenting the background, problem definition, objectives, scope, development methodology, tools and </w:t>
-      </w:r>
-      <w:r>
-        <w:rPr>
-          <w:rFonts w:cstheme="majorBidi"/>
-        </w:rPr>
-        <w:lastRenderedPageBreak/>
-        <w:t xml:space="preserve">technologies, project timeline, and report organization. </w:t>
+        <w:t xml:space="preserve"> introduces the project by presenting the background, problem definition, objectives, scope, development methodology, tools and technologies, project timeline, and report organization. </w:t>
       </w:r>
       <w:r>
         <w:rPr>
@@ -9937,52 +9922,32 @@
       <w:r>
         <w:t xml:space="preserve">Table </w:t>
       </w:r>
-      <w:r>
-        <w:fldChar w:fldCharType="begin"/>
-      </w:r>
-      <w:r>
-        <w:instrText xml:space="preserve"> STYLEREF 1 \s </w:instrText>
-      </w:r>
-      <w:r>
-        <w:fldChar w:fldCharType="separate"/>
-      </w:r>
-      <w:r>
-        <w:rPr>
-          <w:noProof/>
-          <w:cs/>
-        </w:rPr>
-        <w:t>‎</w:t>
-      </w:r>
-      <w:r>
-        <w:rPr>
-          <w:noProof/>
-        </w:rPr>
-        <w:t>2</w:t>
-      </w:r>
-      <w:r>
-        <w:fldChar w:fldCharType="end"/>
-      </w:r>
+      <w:fldSimple w:instr=" STYLEREF 1 \s ">
+        <w:r>
+          <w:rPr>
+            <w:noProof/>
+            <w:cs/>
+          </w:rPr>
+          <w:t>‎</w:t>
+        </w:r>
+        <w:r>
+          <w:rPr>
+            <w:noProof/>
+          </w:rPr>
+          <w:t>2</w:t>
+        </w:r>
+      </w:fldSimple>
       <w:r>
         <w:noBreakHyphen/>
       </w:r>
-      <w:r>
-        <w:fldChar w:fldCharType="begin"/>
-      </w:r>
-      <w:r>
-        <w:instrText xml:space="preserve"> SEQ Table \* ARABIC \s 1 </w:instrText>
-      </w:r>
-      <w:r>
-        <w:fldChar w:fldCharType="separate"/>
-      </w:r>
-      <w:r>
-        <w:rPr>
-          <w:noProof/>
-        </w:rPr>
-        <w:t>1</w:t>
-      </w:r>
-      <w:r>
-        <w:fldChar w:fldCharType="end"/>
-      </w:r>
+      <w:fldSimple w:instr=" SEQ Table \* ARABIC \s 1 ">
+        <w:r>
+          <w:rPr>
+            <w:noProof/>
+          </w:rPr>
+          <w:t>1</w:t>
+        </w:r>
+      </w:fldSimple>
       <w:r>
         <w:t xml:space="preserve"> </w:t>
       </w:r>
@@ -10658,6 +10623,7 @@
       <w:sdtPr>
         <w:rPr>
           <w:rFonts w:eastAsiaTheme="minorHAnsi" w:cstheme="minorBidi"/>
+          <w:b w:val="0"/>
           <w:color w:val="auto"/>
           <w:sz w:val="24"/>
           <w:szCs w:val="24"/>
@@ -10668,11 +10634,6 @@
           <w:docPartUnique/>
         </w:docPartObj>
       </w:sdtPr>
-      <w:sdtEndPr>
-        <w:rPr>
-          <w:b w:val="0"/>
-        </w:rPr>
-      </w:sdtEndPr>
       <w:sdtContent>
         <w:p>
           <w:pPr>

--- a/AutoPrepAI-FinalDoc.docx
+++ b/AutoPrepAI-FinalDoc.docx
@@ -1012,23 +1012,23 @@
         <w:t>Documentation</w:t>
       </w:r>
     </w:p>
-    <w:bookmarkStart w:id="0" w:name="_Toc221572448" w:displacedByCustomXml="next"/>
-    <w:bookmarkStart w:id="1" w:name="_Toc221571916" w:displacedByCustomXml="next"/>
-    <w:bookmarkStart w:id="2" w:name="_Toc221319076" w:displacedByCustomXml="next"/>
-    <w:bookmarkStart w:id="3" w:name="_Toc221484166" w:displacedByCustomXml="next"/>
-    <w:bookmarkStart w:id="4" w:name="_Toc221484347" w:displacedByCustomXml="next"/>
-    <w:bookmarkStart w:id="5" w:name="_Toc221490536" w:displacedByCustomXml="next"/>
-    <w:bookmarkStart w:id="6" w:name="_Toc221492052" w:displacedByCustomXml="next"/>
-    <w:bookmarkStart w:id="7" w:name="_Toc221535437" w:displacedByCustomXml="next"/>
+    <w:bookmarkStart w:id="0" w:name="_Toc233220861" w:displacedByCustomXml="next"/>
+    <w:bookmarkStart w:id="1" w:name="_Toc221570594" w:displacedByCustomXml="next"/>
+    <w:bookmarkStart w:id="2" w:name="_Toc221557045" w:displacedByCustomXml="next"/>
+    <w:bookmarkStart w:id="3" w:name="_Toc221555251" w:displacedByCustomXml="next"/>
+    <w:bookmarkStart w:id="4" w:name="_Toc221555023" w:displacedByCustomXml="next"/>
+    <w:bookmarkStart w:id="5" w:name="_Toc221554898" w:displacedByCustomXml="next"/>
+    <w:bookmarkStart w:id="6" w:name="_Toc221537246" w:displacedByCustomXml="next"/>
+    <w:bookmarkStart w:id="7" w:name="_Toc221536026" w:displacedByCustomXml="next"/>
     <w:bookmarkStart w:id="8" w:name="_Toc221535696" w:displacedByCustomXml="next"/>
-    <w:bookmarkStart w:id="9" w:name="_Toc221536026" w:displacedByCustomXml="next"/>
-    <w:bookmarkStart w:id="10" w:name="_Toc221537246" w:displacedByCustomXml="next"/>
-    <w:bookmarkStart w:id="11" w:name="_Toc221554898" w:displacedByCustomXml="next"/>
-    <w:bookmarkStart w:id="12" w:name="_Toc221555023" w:displacedByCustomXml="next"/>
-    <w:bookmarkStart w:id="13" w:name="_Toc221555251" w:displacedByCustomXml="next"/>
-    <w:bookmarkStart w:id="14" w:name="_Toc221557045" w:displacedByCustomXml="next"/>
-    <w:bookmarkStart w:id="15" w:name="_Toc221570594" w:displacedByCustomXml="next"/>
-    <w:bookmarkStart w:id="16" w:name="_Toc233220861" w:displacedByCustomXml="next"/>
+    <w:bookmarkStart w:id="9" w:name="_Toc221535437" w:displacedByCustomXml="next"/>
+    <w:bookmarkStart w:id="10" w:name="_Toc221492052" w:displacedByCustomXml="next"/>
+    <w:bookmarkStart w:id="11" w:name="_Toc221490536" w:displacedByCustomXml="next"/>
+    <w:bookmarkStart w:id="12" w:name="_Toc221484347" w:displacedByCustomXml="next"/>
+    <w:bookmarkStart w:id="13" w:name="_Toc221484166" w:displacedByCustomXml="next"/>
+    <w:bookmarkStart w:id="14" w:name="_Toc221319076" w:displacedByCustomXml="next"/>
+    <w:bookmarkStart w:id="15" w:name="_Toc221571916" w:displacedByCustomXml="next"/>
+    <w:bookmarkStart w:id="16" w:name="_Toc221572448" w:displacedByCustomXml="next"/>
     <w:sdt>
       <w:sdtPr>
         <w:rPr>
@@ -6046,7 +6046,6 @@
           <w:ilvl w:val="1"/>
           <w:numId w:val="4"/>
         </w:numPr>
-        <w:spacing w:line="360" w:lineRule="auto"/>
       </w:pPr>
       <w:bookmarkStart w:id="58" w:name="_Toc233220866"/>
       <w:r>
@@ -6332,6 +6331,7 @@
         </w:rPr>
         <w:t xml:space="preserve">These challenges motivated the development of </w:t>
       </w:r>
+      <w:proofErr w:type="spellStart"/>
       <w:r>
         <w:rPr>
           <w:rFonts w:cstheme="majorBidi"/>
@@ -6340,6 +6340,7 @@
         </w:rPr>
         <w:t>AutoPrepAI</w:t>
       </w:r>
+      <w:proofErr w:type="spellEnd"/>
       <w:r>
         <w:rPr>
           <w:rFonts w:cstheme="majorBidi"/>
@@ -6361,7 +6362,6 @@
           <w:ilvl w:val="1"/>
           <w:numId w:val="4"/>
         </w:numPr>
-        <w:spacing w:line="360" w:lineRule="auto"/>
       </w:pPr>
       <w:bookmarkStart w:id="59" w:name="_Toc233220867"/>
       <w:r>
@@ -6680,7 +6680,21 @@
         <w:rPr>
           <w:rFonts w:cstheme="majorBidi"/>
         </w:rPr>
-        <w:t>The problem addressed by this project is the lack of intelligent and explainable data preprocessing solutions that balance automation with human oversight. AutoPrepAI seeks to bridge this gap by providing an AI-driven preprocessing system that automates data preparation tasks while allowing users to review and approve preprocessing decisions prior to execution, thereby enhancing transparency, accountability, and user confidence.</w:t>
+        <w:t xml:space="preserve">The problem addressed by this project is the lack of intelligent and explainable data preprocessing solutions that balance automation with human oversight. </w:t>
+      </w:r>
+      <w:proofErr w:type="spellStart"/>
+      <w:r>
+        <w:rPr>
+          <w:rFonts w:cstheme="majorBidi"/>
+        </w:rPr>
+        <w:t>AutoPrepAI</w:t>
+      </w:r>
+      <w:proofErr w:type="spellEnd"/>
+      <w:r>
+        <w:rPr>
+          <w:rFonts w:cstheme="majorBidi"/>
+        </w:rPr>
+        <w:t xml:space="preserve"> seeks to bridge this gap by providing an AI-driven preprocessing system that automates data preparation tasks while allowing users to review and approve preprocessing decisions prior to execution, thereby enhancing transparency, accountability, and user confidence.</w:t>
       </w:r>
     </w:p>
     <w:p>
@@ -6690,7 +6704,6 @@
           <w:ilvl w:val="1"/>
           <w:numId w:val="3"/>
         </w:numPr>
-        <w:spacing w:line="360" w:lineRule="auto"/>
       </w:pPr>
       <w:bookmarkStart w:id="60" w:name="_Toc233220868"/>
       <w:r>
@@ -6711,6 +6724,7 @@
         </w:rPr>
         <w:t xml:space="preserve">The primary goal of </w:t>
       </w:r>
+      <w:proofErr w:type="spellStart"/>
       <w:r>
         <w:rPr>
           <w:rFonts w:cstheme="majorBidi"/>
@@ -6719,6 +6733,7 @@
         </w:rPr>
         <w:t>AutoPrepAI</w:t>
       </w:r>
+      <w:proofErr w:type="spellEnd"/>
       <w:r>
         <w:rPr>
           <w:rFonts w:cstheme="majorBidi"/>
@@ -6808,7 +6823,21 @@
         <w:rPr>
           <w:rFonts w:cstheme="majorBidi"/>
         </w:rPr>
-        <w:t>Support multiple dataset formats, including CSV and Excel.</w:t>
+        <w:t xml:space="preserve">Support multiple </w:t>
+      </w:r>
+      <w:proofErr w:type="gramStart"/>
+      <w:r>
+        <w:rPr>
+          <w:rFonts w:cstheme="majorBidi"/>
+        </w:rPr>
+        <w:t>dataset</w:t>
+      </w:r>
+      <w:proofErr w:type="gramEnd"/>
+      <w:r>
+        <w:rPr>
+          <w:rFonts w:cstheme="majorBidi"/>
+        </w:rPr>
+        <w:t xml:space="preserve"> formats, including CSV and Excel.</w:t>
       </w:r>
     </w:p>
     <w:p>
@@ -6859,6 +6888,7 @@
         </w:rPr>
         <w:t xml:space="preserve">To achieve these objectives, </w:t>
       </w:r>
+      <w:proofErr w:type="spellStart"/>
       <w:r>
         <w:rPr>
           <w:rFonts w:cstheme="majorBidi"/>
@@ -6867,11 +6897,26 @@
         </w:rPr>
         <w:t>AutoPrepAI</w:t>
       </w:r>
-      <w:r>
-        <w:rPr>
-          <w:rFonts w:cstheme="majorBidi"/>
-        </w:rPr>
-        <w:t xml:space="preserve"> integrates machine learning (ML) preprocessing techniques with Large Language Models (LLMs) to provide intelligent and explainable recommendations throughout the data preprocessing workflow. The system is implemented as an interactive web application utilizing React for the frontend, FastAPI for the backend, and PostgreSQL for data management </w:t>
+      <w:proofErr w:type="spellEnd"/>
+      <w:r>
+        <w:rPr>
+          <w:rFonts w:cstheme="majorBidi"/>
+        </w:rPr>
+        <w:t xml:space="preserve"> integrates machine learning (ML) preprocessing techniques with Large Language Models (LLMs) to provide intelligent and explainable recommendations throughout the data preprocessing workflow. The system is implemented as an interactive web application utilizing React for the frontend, </w:t>
+      </w:r>
+      <w:proofErr w:type="spellStart"/>
+      <w:r>
+        <w:rPr>
+          <w:rFonts w:cstheme="majorBidi"/>
+        </w:rPr>
+        <w:t>FastAPI</w:t>
+      </w:r>
+      <w:proofErr w:type="spellEnd"/>
+      <w:r>
+        <w:rPr>
+          <w:rFonts w:cstheme="majorBidi"/>
+        </w:rPr>
+        <w:t xml:space="preserve"> for the backend, and PostgreSQL for data management </w:t>
       </w:r>
       <w:r>
         <w:rPr>
@@ -6879,13 +6924,23 @@
         </w:rPr>
         <w:t xml:space="preserve">and </w:t>
       </w:r>
+      <w:proofErr w:type="spellStart"/>
       <w:r>
         <w:rPr>
           <w:rFonts w:cstheme="majorBidi"/>
           <w:b/>
           <w:bCs/>
         </w:rPr>
-        <w:t>Backblaze B2 Cloud</w:t>
+        <w:t>Backblaze</w:t>
+      </w:r>
+      <w:proofErr w:type="spellEnd"/>
+      <w:r>
+        <w:rPr>
+          <w:rFonts w:cstheme="majorBidi"/>
+          <w:b/>
+          <w:bCs/>
+        </w:rPr>
+        <w:t xml:space="preserve"> B2 Cloud</w:t>
       </w:r>
       <w:r>
         <w:rPr>
@@ -6908,7 +6963,6 @@
           <w:ilvl w:val="1"/>
           <w:numId w:val="2"/>
         </w:numPr>
-        <w:spacing w:line="360" w:lineRule="auto"/>
       </w:pPr>
       <w:bookmarkStart w:id="61" w:name="_Toc233220869"/>
       <w:r>
@@ -6937,6 +6991,7 @@
           <w:rFonts w:cstheme="majorBidi"/>
         </w:rPr>
       </w:pPr>
+      <w:proofErr w:type="spellStart"/>
       <w:r>
         <w:rPr>
           <w:rFonts w:cstheme="majorBidi"/>
@@ -6945,6 +7000,7 @@
         </w:rPr>
         <w:t>AutoPrepAI</w:t>
       </w:r>
+      <w:proofErr w:type="spellEnd"/>
       <w:r>
         <w:rPr>
           <w:rFonts w:cstheme="majorBidi"/>
@@ -7019,7 +7075,6 @@
         <w:rPr>
           <w:rFonts w:cstheme="majorBidi"/>
         </w:rPr>
-        <w:lastRenderedPageBreak/>
         <w:t>Supports CSV and Excel file formats only.</w:t>
       </w:r>
     </w:p>
@@ -7039,6 +7094,7 @@
         <w:rPr>
           <w:rFonts w:cstheme="majorBidi"/>
         </w:rPr>
+        <w:lastRenderedPageBreak/>
         <w:t>Dataset size is limited to a maximum of 5,000,000 cells (Rows × Columns ≤ 5,000,000). (e.g., 50000 rows and 100 columns OR vice versa)</w:t>
       </w:r>
     </w:p>
@@ -7092,7 +7148,6 @@
           <w:ilvl w:val="1"/>
           <w:numId w:val="2"/>
         </w:numPr>
-        <w:spacing w:line="360" w:lineRule="auto"/>
       </w:pPr>
       <w:bookmarkStart w:id="64" w:name="_Toc233220872"/>
       <w:r>
@@ -7154,7 +7209,6 @@
           <w:ilvl w:val="1"/>
           <w:numId w:val="2"/>
         </w:numPr>
-        <w:spacing w:line="360" w:lineRule="auto"/>
       </w:pPr>
       <w:bookmarkStart w:id="65" w:name="_Toc233220873"/>
       <w:r>
@@ -7214,13 +7268,23 @@
           <w:rFonts w:cstheme="majorBidi"/>
         </w:rPr>
       </w:pPr>
+      <w:proofErr w:type="spellStart"/>
       <w:r>
         <w:rPr>
           <w:rFonts w:cstheme="majorBidi"/>
           <w:b/>
           <w:bCs/>
         </w:rPr>
-        <w:t xml:space="preserve">FastAPI </w:t>
+        <w:t>FastAPI</w:t>
+      </w:r>
+      <w:proofErr w:type="spellEnd"/>
+      <w:r>
+        <w:rPr>
+          <w:rFonts w:cstheme="majorBidi"/>
+          <w:b/>
+          <w:bCs/>
+        </w:rPr>
+        <w:t xml:space="preserve"> </w:t>
       </w:r>
       <w:r>
         <w:rPr>
@@ -7266,13 +7330,23 @@
           <w:rFonts w:cstheme="majorBidi"/>
         </w:rPr>
       </w:pPr>
+      <w:proofErr w:type="spellStart"/>
       <w:r>
         <w:rPr>
           <w:rFonts w:cstheme="majorBidi"/>
           <w:b/>
           <w:bCs/>
         </w:rPr>
-        <w:t>Backblaze B2 Cloud Storage</w:t>
+        <w:t>Backblaze</w:t>
+      </w:r>
+      <w:proofErr w:type="spellEnd"/>
+      <w:r>
+        <w:rPr>
+          <w:rFonts w:cstheme="majorBidi"/>
+          <w:b/>
+          <w:bCs/>
+        </w:rPr>
+        <w:t xml:space="preserve"> B2 Cloud Storage</w:t>
       </w:r>
       <w:r>
         <w:rPr>
@@ -7292,13 +7366,23 @@
           <w:rFonts w:cstheme="majorBidi"/>
         </w:rPr>
       </w:pPr>
+      <w:proofErr w:type="spellStart"/>
       <w:r>
         <w:rPr>
           <w:rFonts w:cstheme="majorBidi"/>
           <w:b/>
           <w:bCs/>
         </w:rPr>
-        <w:t xml:space="preserve">SQLAlchemy </w:t>
+        <w:t>SQLAlchemy</w:t>
+      </w:r>
+      <w:proofErr w:type="spellEnd"/>
+      <w:r>
+        <w:rPr>
+          <w:rFonts w:cstheme="majorBidi"/>
+          <w:b/>
+          <w:bCs/>
+        </w:rPr>
+        <w:t xml:space="preserve"> </w:t>
       </w:r>
       <w:r>
         <w:rPr>
@@ -7404,13 +7488,23 @@
           <w:rFonts w:cstheme="majorBidi"/>
         </w:rPr>
       </w:pPr>
+      <w:proofErr w:type="spellStart"/>
       <w:r>
         <w:rPr>
           <w:rFonts w:cstheme="majorBidi"/>
           <w:b/>
           <w:bCs/>
         </w:rPr>
-        <w:t>DSPy &amp; Large Language Models (LLMs)</w:t>
+        <w:t>DSPy</w:t>
+      </w:r>
+      <w:proofErr w:type="spellEnd"/>
+      <w:r>
+        <w:rPr>
+          <w:rFonts w:cstheme="majorBidi"/>
+          <w:b/>
+          <w:bCs/>
+        </w:rPr>
+        <w:t xml:space="preserve"> &amp; Large Language Models (LLMs)</w:t>
       </w:r>
       <w:r>
         <w:rPr>
@@ -7488,7 +7582,6 @@
           <w:b/>
           <w:bCs/>
         </w:rPr>
-        <w:lastRenderedPageBreak/>
         <w:t>Git &amp; GitHub</w:t>
       </w:r>
       <w:r>
@@ -7509,6 +7602,7 @@
       </w:pPr>
       <w:bookmarkStart w:id="67" w:name="_Toc233220875"/>
       <w:r>
+        <w:lastRenderedPageBreak/>
         <w:t>Hardware Requirements</w:t>
       </w:r>
       <w:bookmarkEnd w:id="67"/>
@@ -7564,7 +7658,21 @@
         <w:rPr>
           <w:rFonts w:cstheme="majorBidi"/>
         </w:rPr>
-        <w:t>Storage: At least 2 GB available space for the application, dependencies, and temporary datasets.</w:t>
+        <w:t xml:space="preserve">Storage: At least 2 </w:t>
+      </w:r>
+      <w:proofErr w:type="gramStart"/>
+      <w:r>
+        <w:rPr>
+          <w:rFonts w:cstheme="majorBidi"/>
+        </w:rPr>
+        <w:t>GB</w:t>
+      </w:r>
+      <w:proofErr w:type="gramEnd"/>
+      <w:r>
+        <w:rPr>
+          <w:rFonts w:cstheme="majorBidi"/>
+        </w:rPr>
+        <w:t xml:space="preserve"> available space for the application, dependencies, and temporary datasets.</w:t>
       </w:r>
     </w:p>
     <w:p>
@@ -7610,7 +7718,6 @@
           <w:ilvl w:val="1"/>
           <w:numId w:val="2"/>
         </w:numPr>
-        <w:spacing w:line="360" w:lineRule="auto"/>
       </w:pPr>
       <w:bookmarkStart w:id="68" w:name="_Toc233220876"/>
       <w:r>
@@ -8607,11 +8714,9 @@
           <w:ilvl w:val="1"/>
           <w:numId w:val="2"/>
         </w:numPr>
-        <w:spacing w:line="360" w:lineRule="auto"/>
       </w:pPr>
       <w:bookmarkStart w:id="69" w:name="_Toc233220877"/>
       <w:r>
-        <w:lastRenderedPageBreak/>
         <w:t>Report Organization</w:t>
       </w:r>
       <w:bookmarkEnd w:id="69"/>
@@ -8640,7 +8745,14 @@
         <w:rPr>
           <w:rFonts w:cstheme="majorBidi"/>
         </w:rPr>
-        <w:t xml:space="preserve"> introduces the project by presenting the background, problem definition, objectives, scope, development methodology, tools and technologies, project timeline, and report organization. </w:t>
+        <w:t xml:space="preserve"> introduces the project by presenting the background, problem definition, objectives, scope, development methodology, tools and </w:t>
+      </w:r>
+      <w:r>
+        <w:rPr>
+          <w:rFonts w:cstheme="majorBidi"/>
+        </w:rPr>
+        <w:lastRenderedPageBreak/>
+        <w:t xml:space="preserve">technologies, project timeline, and report organization. </w:t>
       </w:r>
       <w:r>
         <w:rPr>
@@ -8654,7 +8766,21 @@
         <w:rPr>
           <w:rFonts w:cstheme="majorBidi"/>
         </w:rPr>
-        <w:t xml:space="preserve"> reviews related work by discussing existing research and systems in the field of AI-assisted data preprocessing, followed by a comparative analysis highlighting the unique contributions of AutoPrepAI. </w:t>
+        <w:t xml:space="preserve"> reviews related work by discussing existing research and systems in the field of AI-assisted data preprocessing, followed by a comparative analysis highlighting the unique contributions of </w:t>
+      </w:r>
+      <w:proofErr w:type="spellStart"/>
+      <w:r>
+        <w:rPr>
+          <w:rFonts w:cstheme="majorBidi"/>
+        </w:rPr>
+        <w:t>AutoPrepAI</w:t>
+      </w:r>
+      <w:proofErr w:type="spellEnd"/>
+      <w:r>
+        <w:rPr>
+          <w:rFonts w:cstheme="majorBidi"/>
+        </w:rPr>
+        <w:t xml:space="preserve">. </w:t>
       </w:r>
       <w:r>
         <w:rPr>
@@ -8772,7 +8898,6 @@
           <w:ilvl w:val="1"/>
           <w:numId w:val="25"/>
         </w:numPr>
-        <w:spacing w:line="360" w:lineRule="auto"/>
       </w:pPr>
       <w:bookmarkStart w:id="71" w:name="_Toc233220879"/>
       <w:r>
@@ -9922,32 +10047,58 @@
       <w:r>
         <w:t xml:space="preserve">Table </w:t>
       </w:r>
-      <w:fldSimple w:instr=" STYLEREF 1 \s ">
-        <w:r>
-          <w:rPr>
-            <w:noProof/>
-            <w:cs/>
-          </w:rPr>
-          <w:t>‎</w:t>
-        </w:r>
-        <w:r>
-          <w:rPr>
-            <w:noProof/>
-          </w:rPr>
-          <w:t>2</w:t>
-        </w:r>
-      </w:fldSimple>
+      <w:r>
+        <w:fldChar w:fldCharType="begin"/>
+      </w:r>
+      <w:r>
+        <w:instrText xml:space="preserve"> STYLEREF 1 \s </w:instrText>
+      </w:r>
+      <w:r>
+        <w:fldChar w:fldCharType="separate"/>
+      </w:r>
+      <w:r>
+        <w:rPr>
+          <w:noProof/>
+          <w:cs/>
+        </w:rPr>
+        <w:t>‎</w:t>
+      </w:r>
+      <w:r>
+        <w:rPr>
+          <w:noProof/>
+        </w:rPr>
+        <w:t>2</w:t>
+      </w:r>
+      <w:r>
+        <w:rPr>
+          <w:noProof/>
+        </w:rPr>
+        <w:fldChar w:fldCharType="end"/>
+      </w:r>
       <w:r>
         <w:noBreakHyphen/>
       </w:r>
-      <w:fldSimple w:instr=" SEQ Table \* ARABIC \s 1 ">
-        <w:r>
-          <w:rPr>
-            <w:noProof/>
-          </w:rPr>
-          <w:t>1</w:t>
-        </w:r>
-      </w:fldSimple>
+      <w:r>
+        <w:fldChar w:fldCharType="begin"/>
+      </w:r>
+      <w:r>
+        <w:instrText xml:space="preserve"> SEQ Table \* ARABIC \s 1 </w:instrText>
+      </w:r>
+      <w:r>
+        <w:fldChar w:fldCharType="separate"/>
+      </w:r>
+      <w:r>
+        <w:rPr>
+          <w:noProof/>
+        </w:rPr>
+        <w:t>1</w:t>
+      </w:r>
+      <w:r>
+        <w:rPr>
+          <w:noProof/>
+        </w:rPr>
+        <w:fldChar w:fldCharType="end"/>
+      </w:r>
       <w:r>
         <w:t xml:space="preserve"> </w:t>
       </w:r>
@@ -10206,7 +10357,6 @@
           <w:ilvl w:val="1"/>
           <w:numId w:val="5"/>
         </w:numPr>
-        <w:spacing w:line="360" w:lineRule="auto"/>
       </w:pPr>
       <w:bookmarkStart w:id="81" w:name="_Toc233220888"/>
       <w:r>
@@ -10221,7 +10371,6 @@
           <w:ilvl w:val="1"/>
           <w:numId w:val="5"/>
         </w:numPr>
-        <w:spacing w:line="360" w:lineRule="auto"/>
       </w:pPr>
       <w:bookmarkStart w:id="82" w:name="_Toc233220889"/>
       <w:r>
@@ -10236,7 +10385,6 @@
           <w:ilvl w:val="1"/>
           <w:numId w:val="5"/>
         </w:numPr>
-        <w:spacing w:line="360" w:lineRule="auto"/>
       </w:pPr>
       <w:bookmarkStart w:id="83" w:name="_Toc233220890"/>
       <w:r>
@@ -10251,7 +10399,6 @@
           <w:ilvl w:val="1"/>
           <w:numId w:val="5"/>
         </w:numPr>
-        <w:spacing w:line="360" w:lineRule="auto"/>
       </w:pPr>
       <w:bookmarkStart w:id="84" w:name="_Toc233220891"/>
       <w:r>
@@ -10266,7 +10413,6 @@
           <w:ilvl w:val="1"/>
           <w:numId w:val="5"/>
         </w:numPr>
-        <w:spacing w:line="360" w:lineRule="auto"/>
       </w:pPr>
       <w:bookmarkStart w:id="85" w:name="_Toc233220892"/>
       <w:r>
@@ -10298,7 +10444,6 @@
           <w:ilvl w:val="1"/>
           <w:numId w:val="6"/>
         </w:numPr>
-        <w:spacing w:line="360" w:lineRule="auto"/>
       </w:pPr>
       <w:bookmarkStart w:id="87" w:name="_Toc233220894"/>
       <w:r>
@@ -10313,7 +10458,6 @@
           <w:ilvl w:val="1"/>
           <w:numId w:val="6"/>
         </w:numPr>
-        <w:spacing w:line="360" w:lineRule="auto"/>
       </w:pPr>
       <w:bookmarkStart w:id="88" w:name="_Toc233220895"/>
       <w:r>
@@ -10328,7 +10472,6 @@
           <w:ilvl w:val="1"/>
           <w:numId w:val="6"/>
         </w:numPr>
-        <w:spacing w:line="360" w:lineRule="auto"/>
       </w:pPr>
       <w:bookmarkStart w:id="89" w:name="_Toc233220896"/>
       <w:r>
@@ -10343,7 +10486,6 @@
           <w:ilvl w:val="1"/>
           <w:numId w:val="6"/>
         </w:numPr>
-        <w:spacing w:line="360" w:lineRule="auto"/>
       </w:pPr>
       <w:bookmarkStart w:id="90" w:name="_Toc233220897"/>
       <w:r>
@@ -10358,7 +10500,6 @@
           <w:ilvl w:val="1"/>
           <w:numId w:val="6"/>
         </w:numPr>
-        <w:spacing w:line="360" w:lineRule="auto"/>
       </w:pPr>
       <w:bookmarkStart w:id="91" w:name="_Toc233220898"/>
       <w:r>
@@ -10373,7 +10514,6 @@
           <w:ilvl w:val="1"/>
           <w:numId w:val="6"/>
         </w:numPr>
-        <w:spacing w:line="360" w:lineRule="auto"/>
       </w:pPr>
       <w:bookmarkStart w:id="92" w:name="_Toc233220899"/>
       <w:r>
@@ -10397,48 +10537,1349 @@
         <w:lastRenderedPageBreak/>
         <w:t>Implementation</w:t>
       </w:r>
+      <w:bookmarkStart w:id="94" w:name="_Toc233220901"/>
       <w:bookmarkEnd w:id="93"/>
+    </w:p>
+    <w:p>
+      <w:pPr>
+        <w:pStyle w:val="Style1"/>
+        <w:numPr>
+          <w:ilvl w:val="0"/>
+          <w:numId w:val="0"/>
+        </w:numPr>
+        <w:jc w:val="both"/>
+        <w:rPr>
+          <w:b w:val="0"/>
+          <w:bCs/>
+          <w:sz w:val="28"/>
+          <w:szCs w:val="28"/>
+        </w:rPr>
+      </w:pPr>
+      <w:r>
+        <w:rPr>
+          <w:b w:val="0"/>
+          <w:bCs/>
+          <w:sz w:val="28"/>
+          <w:szCs w:val="28"/>
+        </w:rPr>
+        <w:t xml:space="preserve">5.1 </w:t>
+      </w:r>
+      <w:r>
+        <w:rPr>
+          <w:b w:val="0"/>
+          <w:bCs/>
+          <w:sz w:val="28"/>
+          <w:szCs w:val="28"/>
+        </w:rPr>
+        <w:t>Implementation Environment and Setup</w:t>
+      </w:r>
+      <w:bookmarkEnd w:id="94"/>
     </w:p>
     <w:p>
       <w:pPr>
         <w:pStyle w:val="Style2"/>
         <w:numPr>
-          <w:ilvl w:val="1"/>
-          <w:numId w:val="7"/>
+          <w:ilvl w:val="0"/>
+          <w:numId w:val="0"/>
         </w:numPr>
-        <w:spacing w:line="360" w:lineRule="auto"/>
-      </w:pPr>
-      <w:bookmarkStart w:id="94" w:name="_Toc233220901"/>
-      <w:r>
-        <w:t>Implementation Environment and Setup</w:t>
-      </w:r>
-      <w:bookmarkEnd w:id="94"/>
+        <w:ind w:left="1440"/>
+      </w:pPr>
+      <w:r>
+        <w:t xml:space="preserve">The </w:t>
+      </w:r>
+      <w:proofErr w:type="spellStart"/>
+      <w:r>
+        <w:t>AutoPrepAI</w:t>
+      </w:r>
+      <w:proofErr w:type="spellEnd"/>
+      <w:r>
+        <w:t xml:space="preserve"> system was developed using a modern client-server architecture that integrates web technologies, machine learning libraries, and Large Language Models (LLMs). The frontend provides an interactive user interface for dataset upload and preprocessing, while the backend manages AI agents, preprocessing workflows, and database operations</w:t>
+      </w:r>
+      <w:r>
+        <w:t>.</w:t>
+      </w:r>
     </w:p>
     <w:p>
       <w:pPr>
         <w:pStyle w:val="Style2"/>
         <w:numPr>
-          <w:ilvl w:val="1"/>
-          <w:numId w:val="7"/>
+          <w:ilvl w:val="0"/>
+          <w:numId w:val="0"/>
         </w:numPr>
-        <w:spacing w:line="360" w:lineRule="auto"/>
-      </w:pPr>
+        <w:ind w:left="1440"/>
+      </w:pPr>
+      <w:r>
+        <w:t>The development environment consists of the following:</w:t>
+      </w:r>
       <w:bookmarkStart w:id="95" w:name="_Toc233220902"/>
-      <w:r>
-        <w:t>Key Implementation Details (algorithms, modules, major decisions)</w:t>
-      </w:r>
-      <w:bookmarkEnd w:id="95"/>
     </w:p>
     <w:p>
       <w:pPr>
         <w:pStyle w:val="Style2"/>
         <w:numPr>
-          <w:ilvl w:val="1"/>
-          <w:numId w:val="7"/>
+          <w:ilvl w:val="0"/>
+          <w:numId w:val="0"/>
         </w:numPr>
+        <w:ind w:left="1080"/>
+      </w:pPr>
+    </w:p>
+    <w:p>
+      <w:pPr>
+        <w:pStyle w:val="Style2"/>
+        <w:numPr>
+          <w:ilvl w:val="0"/>
+          <w:numId w:val="0"/>
+        </w:numPr>
+        <w:ind w:left="1440"/>
+      </w:pPr>
+      <w:r>
+        <w:t xml:space="preserve">          </w:t>
+      </w:r>
+      <w:r>
+        <w:t>Component</w:t>
+      </w:r>
+      <w:r>
+        <w:tab/>
+      </w:r>
+      <w:r>
+        <w:t xml:space="preserve">                                          </w:t>
+      </w:r>
+      <w:r>
+        <w:t>Technology</w:t>
+      </w:r>
+    </w:p>
+    <w:p>
+      <w:pPr>
+        <w:pStyle w:val="Style2"/>
+        <w:numPr>
+          <w:ilvl w:val="0"/>
+          <w:numId w:val="0"/>
+        </w:numPr>
+        <w:ind w:left="1440"/>
+      </w:pPr>
+      <w:r>
+        <w:t>Programming Language</w:t>
+      </w:r>
+      <w:r>
+        <w:tab/>
+      </w:r>
+      <w:r>
+        <w:t xml:space="preserve">        </w:t>
+      </w:r>
+      <w:r>
+        <w:t>Python 3.10, JavaScript (ES6)</w:t>
+      </w:r>
+    </w:p>
+    <w:p>
+      <w:pPr>
+        <w:pStyle w:val="Style2"/>
+        <w:numPr>
+          <w:ilvl w:val="0"/>
+          <w:numId w:val="0"/>
+        </w:numPr>
+        <w:ind w:left="1440"/>
+      </w:pPr>
+      <w:r>
+        <w:t>Frontend Framework</w:t>
+      </w:r>
+      <w:r>
+        <w:t xml:space="preserve">                   </w:t>
+      </w:r>
+      <w:r>
+        <w:tab/>
+        <w:t>React.js</w:t>
+      </w:r>
+    </w:p>
+    <w:p>
+      <w:pPr>
+        <w:pStyle w:val="Style2"/>
+        <w:numPr>
+          <w:ilvl w:val="0"/>
+          <w:numId w:val="0"/>
+        </w:numPr>
+        <w:ind w:left="1440"/>
+      </w:pPr>
+      <w:r>
+        <w:t>Backend Framework</w:t>
+      </w:r>
+      <w:r>
+        <w:t xml:space="preserve">                  </w:t>
+      </w:r>
+      <w:r>
+        <w:tab/>
+      </w:r>
+      <w:proofErr w:type="spellStart"/>
+      <w:r>
+        <w:t>FastAPI</w:t>
+      </w:r>
+      <w:proofErr w:type="spellEnd"/>
+    </w:p>
+    <w:p>
+      <w:pPr>
+        <w:pStyle w:val="Style2"/>
+        <w:numPr>
+          <w:ilvl w:val="0"/>
+          <w:numId w:val="0"/>
+        </w:numPr>
+        <w:ind w:left="1440"/>
+      </w:pPr>
+      <w:r>
+        <w:t>Database</w:t>
+      </w:r>
+      <w:r>
+        <w:tab/>
+      </w:r>
+      <w:r>
+        <w:t xml:space="preserve">                                      </w:t>
+      </w:r>
+      <w:r>
+        <w:t>PostgreSQL</w:t>
+      </w:r>
+    </w:p>
+    <w:p>
+      <w:pPr>
+        <w:pStyle w:val="Style2"/>
+        <w:numPr>
+          <w:ilvl w:val="0"/>
+          <w:numId w:val="0"/>
+        </w:numPr>
+        <w:ind w:left="1440"/>
+      </w:pPr>
+      <w:r>
+        <w:t>ORM</w:t>
+      </w:r>
+      <w:r>
+        <w:tab/>
+      </w:r>
+      <w:r>
+        <w:t xml:space="preserve">                                               </w:t>
+      </w:r>
+      <w:proofErr w:type="spellStart"/>
+      <w:r>
+        <w:t>SQLAlchemy</w:t>
+      </w:r>
+      <w:proofErr w:type="spellEnd"/>
+    </w:p>
+    <w:p>
+      <w:pPr>
+        <w:pStyle w:val="Style2"/>
+        <w:numPr>
+          <w:ilvl w:val="0"/>
+          <w:numId w:val="0"/>
+        </w:numPr>
+        <w:ind w:left="1440"/>
+      </w:pPr>
+      <w:r>
+        <w:t>Cloud Storage</w:t>
+      </w:r>
+      <w:r>
+        <w:t xml:space="preserve">                                    </w:t>
+      </w:r>
+      <w:proofErr w:type="spellStart"/>
+      <w:r>
+        <w:t>Backblaze</w:t>
+      </w:r>
+      <w:proofErr w:type="spellEnd"/>
+      <w:r>
+        <w:t xml:space="preserve"> B2</w:t>
+      </w:r>
+    </w:p>
+    <w:p>
+      <w:pPr>
+        <w:pStyle w:val="Style2"/>
+        <w:numPr>
+          <w:ilvl w:val="0"/>
+          <w:numId w:val="0"/>
+        </w:numPr>
+        <w:ind w:left="1440"/>
+      </w:pPr>
+      <w:r>
+        <w:t>AI Framework</w:t>
+      </w:r>
+      <w:r>
+        <w:tab/>
+      </w:r>
+      <w:r>
+        <w:t xml:space="preserve">                                </w:t>
+      </w:r>
+      <w:proofErr w:type="spellStart"/>
+      <w:r>
+        <w:t>DSPy</w:t>
+      </w:r>
+      <w:proofErr w:type="spellEnd"/>
+    </w:p>
+    <w:p>
+      <w:pPr>
+        <w:pStyle w:val="Style2"/>
+        <w:numPr>
+          <w:ilvl w:val="0"/>
+          <w:numId w:val="0"/>
+        </w:numPr>
+        <w:ind w:left="1440"/>
+      </w:pPr>
+      <w:r>
+        <w:t>LLM Interface</w:t>
+      </w:r>
+      <w:r>
+        <w:tab/>
+      </w:r>
+      <w:r>
+        <w:t xml:space="preserve">                             </w:t>
+      </w:r>
+      <w:proofErr w:type="spellStart"/>
+      <w:r>
+        <w:t>LiteLLM</w:t>
+      </w:r>
+      <w:proofErr w:type="spellEnd"/>
+    </w:p>
+    <w:p>
+      <w:pPr>
+        <w:pStyle w:val="Style2"/>
+        <w:numPr>
+          <w:ilvl w:val="0"/>
+          <w:numId w:val="0"/>
+        </w:numPr>
+        <w:ind w:left="1440"/>
+      </w:pPr>
+      <w:r>
+        <w:t>Machine Learning Libraries</w:t>
+      </w:r>
+      <w:r>
+        <w:tab/>
+        <w:t>Pandas, NumPy, Scikit-learn</w:t>
+      </w:r>
+    </w:p>
+    <w:p>
+      <w:pPr>
+        <w:pStyle w:val="Style2"/>
+        <w:numPr>
+          <w:ilvl w:val="0"/>
+          <w:numId w:val="0"/>
+        </w:numPr>
+        <w:ind w:left="1440"/>
+      </w:pPr>
+      <w:r>
+        <w:t>Database Driver</w:t>
+      </w:r>
+      <w:r>
+        <w:tab/>
+      </w:r>
+      <w:r>
+        <w:t xml:space="preserve">                              </w:t>
+      </w:r>
+      <w:r>
+        <w:t>Psycopg2</w:t>
+      </w:r>
+    </w:p>
+    <w:p>
+      <w:pPr>
+        <w:pStyle w:val="Style2"/>
+        <w:numPr>
+          <w:ilvl w:val="0"/>
+          <w:numId w:val="0"/>
+        </w:numPr>
+        <w:ind w:left="1440"/>
+      </w:pPr>
+      <w:r>
+        <w:t>IDE</w:t>
+      </w:r>
+      <w:r>
+        <w:tab/>
+      </w:r>
+      <w:r>
+        <w:t xml:space="preserve">                                          </w:t>
+      </w:r>
+      <w:r>
+        <w:t>Visual Studio Code</w:t>
+      </w:r>
+    </w:p>
+    <w:p>
+      <w:pPr>
+        <w:pStyle w:val="Style2"/>
+        <w:numPr>
+          <w:ilvl w:val="0"/>
+          <w:numId w:val="0"/>
+        </w:numPr>
+        <w:ind w:left="1440"/>
+      </w:pPr>
+      <w:r>
+        <w:t>Version Control</w:t>
+      </w:r>
+      <w:r>
+        <w:tab/>
+      </w:r>
+      <w:r>
+        <w:t xml:space="preserve">                            </w:t>
+      </w:r>
+      <w:r>
+        <w:t>Git &amp; GitHub</w:t>
+      </w:r>
+    </w:p>
+    <w:p>
+      <w:pPr>
+        <w:pStyle w:val="Style2"/>
+        <w:numPr>
+          <w:ilvl w:val="0"/>
+          <w:numId w:val="0"/>
+        </w:numPr>
+        <w:ind w:left="1440"/>
+      </w:pPr>
+    </w:p>
+    <w:p>
+      <w:pPr>
+        <w:pStyle w:val="Style2"/>
+        <w:numPr>
+          <w:ilvl w:val="0"/>
+          <w:numId w:val="0"/>
+        </w:numPr>
+        <w:ind w:left="1440"/>
+      </w:pPr>
+      <w:r>
+        <w:lastRenderedPageBreak/>
+        <w:t>The project requires valid API keys to communicate with cloud-based Large Language Models</w:t>
+      </w:r>
+      <w:r>
+        <w:t xml:space="preserve"> (LLM)</w:t>
+      </w:r>
+      <w:r>
+        <w:t xml:space="preserve">. During execution, the backend server is launched using </w:t>
+      </w:r>
+      <w:proofErr w:type="spellStart"/>
+      <w:r>
+        <w:t>Uvicorn</w:t>
+      </w:r>
+      <w:proofErr w:type="spellEnd"/>
+      <w:r>
+        <w:t>, while the frontend is served through React. PostgreSQL stores user information, uploaded datasets, preprocessing history, and generated recommendations.</w:t>
+      </w:r>
+    </w:p>
+    <w:p>
+      <w:pPr>
+        <w:pStyle w:val="Style2"/>
+        <w:numPr>
+          <w:ilvl w:val="0"/>
+          <w:numId w:val="0"/>
+        </w:numPr>
+        <w:ind w:firstLine="720"/>
+      </w:pPr>
+      <w:proofErr w:type="gramStart"/>
+      <w:r>
+        <w:t xml:space="preserve">5.2 </w:t>
+      </w:r>
+      <w:r>
+        <w:t xml:space="preserve"> </w:t>
+      </w:r>
+      <w:r>
+        <w:t>Key</w:t>
+      </w:r>
+      <w:proofErr w:type="gramEnd"/>
+      <w:r>
+        <w:t xml:space="preserve"> Implementation Details (algorithms, modules, major decisions)</w:t>
+      </w:r>
+      <w:bookmarkEnd w:id="95"/>
+    </w:p>
+    <w:p>
+      <w:pPr>
+        <w:pStyle w:val="Style2"/>
+        <w:numPr>
+          <w:ilvl w:val="0"/>
+          <w:numId w:val="0"/>
+        </w:numPr>
+        <w:ind w:left="1440"/>
+      </w:pPr>
+      <w:r>
+        <w:t xml:space="preserve">The implementation of </w:t>
+      </w:r>
+      <w:proofErr w:type="spellStart"/>
+      <w:r>
+        <w:t>AutoPrepAI</w:t>
+      </w:r>
+      <w:proofErr w:type="spellEnd"/>
+      <w:r>
+        <w:t xml:space="preserve"> follows </w:t>
+      </w:r>
+      <w:proofErr w:type="gramStart"/>
+      <w:r>
+        <w:t>a modular</w:t>
+      </w:r>
+      <w:proofErr w:type="gramEnd"/>
+      <w:r>
+        <w:t xml:space="preserve"> architecture where each component performs a specific responsibility, improving maintainability and scalability.</w:t>
+      </w:r>
+    </w:p>
+    <w:p>
+      <w:pPr>
+        <w:pStyle w:val="Style2"/>
+        <w:numPr>
+          <w:ilvl w:val="0"/>
+          <w:numId w:val="0"/>
+        </w:numPr>
+        <w:ind w:left="1440" w:hanging="360"/>
+      </w:pPr>
+      <w:r>
+        <w:t>5.2.1 Frontend Module</w:t>
+      </w:r>
+    </w:p>
+    <w:p>
+      <w:pPr>
+        <w:pStyle w:val="Style2"/>
+        <w:numPr>
+          <w:ilvl w:val="0"/>
+          <w:numId w:val="0"/>
+        </w:numPr>
+        <w:ind w:left="1440"/>
+      </w:pPr>
+      <w:r>
+        <w:t>The frontend was implemented using React.js to provide an interactive and responsive interface. Users can:</w:t>
+      </w:r>
+    </w:p>
+    <w:p>
+      <w:pPr>
+        <w:pStyle w:val="Style2"/>
+        <w:numPr>
+          <w:ilvl w:val="0"/>
+          <w:numId w:val="26"/>
+        </w:numPr>
+      </w:pPr>
+      <w:r>
+        <w:t xml:space="preserve">Register and log into the system. </w:t>
+      </w:r>
+    </w:p>
+    <w:p>
+      <w:pPr>
+        <w:pStyle w:val="Style2"/>
+        <w:numPr>
+          <w:ilvl w:val="0"/>
+          <w:numId w:val="26"/>
+        </w:numPr>
+      </w:pPr>
+      <w:r>
+        <w:t xml:space="preserve">Upload CSV datasets. </w:t>
+      </w:r>
+    </w:p>
+    <w:p>
+      <w:pPr>
+        <w:pStyle w:val="Style2"/>
+        <w:numPr>
+          <w:ilvl w:val="0"/>
+          <w:numId w:val="26"/>
+        </w:numPr>
+      </w:pPr>
+      <w:r>
+        <w:t xml:space="preserve">Preview dataset contents. </w:t>
+      </w:r>
+    </w:p>
+    <w:p>
+      <w:pPr>
+        <w:pStyle w:val="Style2"/>
+        <w:numPr>
+          <w:ilvl w:val="0"/>
+          <w:numId w:val="26"/>
+        </w:numPr>
+      </w:pPr>
+      <w:r>
+        <w:t xml:space="preserve">View </w:t>
+      </w:r>
+      <w:r>
+        <w:t>logs and actions</w:t>
+      </w:r>
+      <w:r>
+        <w:t xml:space="preserve">. </w:t>
+      </w:r>
+    </w:p>
+    <w:p>
+      <w:pPr>
+        <w:pStyle w:val="Style2"/>
+        <w:numPr>
+          <w:ilvl w:val="0"/>
+          <w:numId w:val="26"/>
+        </w:numPr>
+      </w:pPr>
+      <w:r>
+        <w:t xml:space="preserve">Accept or reject each </w:t>
+      </w:r>
+      <w:r>
+        <w:t>action taken</w:t>
+      </w:r>
+      <w:r>
+        <w:t xml:space="preserve">. </w:t>
+      </w:r>
+    </w:p>
+    <w:p>
+      <w:pPr>
+        <w:pStyle w:val="Style2"/>
+        <w:numPr>
+          <w:ilvl w:val="0"/>
+          <w:numId w:val="26"/>
+        </w:numPr>
+      </w:pPr>
+      <w:r>
+        <w:t xml:space="preserve">Monitor preprocessing progress. </w:t>
+      </w:r>
+    </w:p>
+    <w:p>
+      <w:pPr>
+        <w:pStyle w:val="Style2"/>
+        <w:numPr>
+          <w:ilvl w:val="0"/>
+          <w:numId w:val="26"/>
+        </w:numPr>
+      </w:pPr>
+      <w:r>
+        <w:t>Download the cleaned dataset.</w:t>
+      </w:r>
+    </w:p>
+    <w:p>
+      <w:pPr>
+        <w:pStyle w:val="Style2"/>
+        <w:numPr>
+          <w:ilvl w:val="0"/>
+          <w:numId w:val="0"/>
+        </w:numPr>
+        <w:ind w:left="1440"/>
+      </w:pPr>
+      <w:r>
+        <w:t>The interface emphasizes simplicity while supporting Human-in-the-Loop interaction during preprocessing.</w:t>
+      </w:r>
+    </w:p>
+    <w:p>
+      <w:pPr>
+        <w:pStyle w:val="Style2"/>
+        <w:numPr>
+          <w:ilvl w:val="0"/>
+          <w:numId w:val="0"/>
+        </w:numPr>
+        <w:ind w:left="720"/>
+      </w:pPr>
+      <w:r>
+        <w:t xml:space="preserve">     </w:t>
+      </w:r>
+      <w:r>
+        <w:t>5.2.2 Backend Module</w:t>
+      </w:r>
+    </w:p>
+    <w:p>
+      <w:pPr>
+        <w:pStyle w:val="Style2"/>
+        <w:numPr>
+          <w:ilvl w:val="0"/>
+          <w:numId w:val="0"/>
+        </w:numPr>
+        <w:ind w:left="1440"/>
+      </w:pPr>
+      <w:r>
+        <w:t xml:space="preserve">The backend was developed using </w:t>
+      </w:r>
+      <w:proofErr w:type="spellStart"/>
+      <w:r>
+        <w:t>FastAPI</w:t>
+      </w:r>
+      <w:proofErr w:type="spellEnd"/>
+      <w:r>
+        <w:t>, which exposes RESTful APIs responsible for:</w:t>
+      </w:r>
+    </w:p>
+    <w:p>
+      <w:pPr>
+        <w:pStyle w:val="Style2"/>
+        <w:numPr>
+          <w:ilvl w:val="0"/>
+          <w:numId w:val="26"/>
+        </w:numPr>
+      </w:pPr>
+      <w:r>
+        <w:t xml:space="preserve">User authentication. </w:t>
+      </w:r>
+    </w:p>
+    <w:p>
+      <w:pPr>
+        <w:pStyle w:val="Style2"/>
+        <w:numPr>
+          <w:ilvl w:val="0"/>
+          <w:numId w:val="26"/>
+        </w:numPr>
+      </w:pPr>
+      <w:r>
+        <w:t xml:space="preserve">Dataset upload. </w:t>
+      </w:r>
+    </w:p>
+    <w:p>
+      <w:pPr>
+        <w:pStyle w:val="Style2"/>
+        <w:numPr>
+          <w:ilvl w:val="0"/>
+          <w:numId w:val="26"/>
+        </w:numPr>
+      </w:pPr>
+      <w:r>
+        <w:t xml:space="preserve">AI recommendation generation. </w:t>
+      </w:r>
+    </w:p>
+    <w:p>
+      <w:pPr>
+        <w:pStyle w:val="Style2"/>
+        <w:numPr>
+          <w:ilvl w:val="0"/>
+          <w:numId w:val="26"/>
+        </w:numPr>
+      </w:pPr>
+      <w:r>
+        <w:lastRenderedPageBreak/>
+        <w:t xml:space="preserve">Dataset preprocessing. </w:t>
+      </w:r>
+    </w:p>
+    <w:p>
+      <w:pPr>
+        <w:pStyle w:val="Style2"/>
+        <w:numPr>
+          <w:ilvl w:val="0"/>
+          <w:numId w:val="26"/>
+        </w:numPr>
+      </w:pPr>
+      <w:r>
+        <w:t xml:space="preserve">Communication with the frontend. </w:t>
+      </w:r>
+    </w:p>
+    <w:p>
+      <w:pPr>
+        <w:pStyle w:val="Style2"/>
+        <w:numPr>
+          <w:ilvl w:val="0"/>
+          <w:numId w:val="26"/>
+        </w:numPr>
+      </w:pPr>
+      <w:r>
+        <w:t>Database management.</w:t>
+      </w:r>
+    </w:p>
+    <w:p>
+      <w:pPr>
+        <w:pStyle w:val="Style2"/>
+        <w:numPr>
+          <w:ilvl w:val="0"/>
+          <w:numId w:val="0"/>
+        </w:numPr>
+        <w:ind w:left="1440"/>
+      </w:pPr>
+      <w:proofErr w:type="spellStart"/>
+      <w:r>
+        <w:t>FastAPI</w:t>
+      </w:r>
+      <w:proofErr w:type="spellEnd"/>
+      <w:r>
+        <w:t xml:space="preserve"> was selected because of its high performance, automatic API documentation, and seamless integration with Python machine learning libraries.</w:t>
+      </w:r>
+    </w:p>
+    <w:p>
+      <w:pPr>
+        <w:pStyle w:val="Style2"/>
+        <w:numPr>
+          <w:ilvl w:val="0"/>
+          <w:numId w:val="0"/>
+        </w:numPr>
+        <w:ind w:left="1440" w:hanging="360"/>
+      </w:pPr>
+      <w:r>
+        <w:t>5.2.</w:t>
+      </w:r>
+      <w:r>
+        <w:t>3</w:t>
+      </w:r>
+      <w:r>
+        <w:t xml:space="preserve"> Human-in-the-Loop Mechanism</w:t>
+      </w:r>
+    </w:p>
+    <w:p>
+      <w:pPr>
+        <w:pStyle w:val="Style2"/>
+        <w:numPr>
+          <w:ilvl w:val="0"/>
+          <w:numId w:val="0"/>
+        </w:numPr>
+        <w:ind w:left="1440"/>
+      </w:pPr>
+      <w:r>
+        <w:t xml:space="preserve">One of the main contributions of </w:t>
+      </w:r>
+      <w:proofErr w:type="spellStart"/>
+      <w:r>
+        <w:t>AutoPrepAI</w:t>
+      </w:r>
+      <w:proofErr w:type="spellEnd"/>
+      <w:r>
+        <w:t xml:space="preserve"> is the Human-in-the-Loop (HITL) </w:t>
+      </w:r>
+      <w:r>
+        <w:t>workflo</w:t>
+      </w:r>
+      <w:r>
+        <w:t xml:space="preserve">w. </w:t>
+      </w:r>
+      <w:r>
+        <w:t>Rather than executing preprocessing automatically, the system pauses after generating recommendations and requests user approval. Users may:</w:t>
+      </w:r>
+    </w:p>
+    <w:p>
+      <w:pPr>
+        <w:pStyle w:val="Style2"/>
+        <w:numPr>
+          <w:ilvl w:val="0"/>
+          <w:numId w:val="26"/>
+        </w:numPr>
+      </w:pPr>
+      <w:r>
+        <w:t>Accept / Reject the action taken</w:t>
+      </w:r>
+    </w:p>
+    <w:p>
+      <w:pPr>
+        <w:pStyle w:val="pdq2pgselectionanchorcontainer"/>
         <w:spacing w:line="360" w:lineRule="auto"/>
+        <w:ind w:left="1080"/>
+      </w:pPr>
+      <w:r>
+        <w:t>This approach combines AI automation with human expertise, improving transparency and user trust.</w:t>
+      </w:r>
+    </w:p>
+    <w:p>
+      <w:pPr>
+        <w:pStyle w:val="Style2"/>
+        <w:numPr>
+          <w:ilvl w:val="0"/>
+          <w:numId w:val="0"/>
+        </w:numPr>
+        <w:ind w:left="1440" w:hanging="360"/>
+      </w:pPr>
+      <w:r>
+        <w:t>5.2.4</w:t>
+      </w:r>
+      <w:r>
+        <w:t xml:space="preserve"> </w:t>
+      </w:r>
+      <w:r>
+        <w:t>Data Preprocessing Pipeline</w:t>
+      </w:r>
+    </w:p>
+    <w:p>
+      <w:pPr>
+        <w:pStyle w:val="Style2"/>
+        <w:numPr>
+          <w:ilvl w:val="0"/>
+          <w:numId w:val="0"/>
+        </w:numPr>
+        <w:ind w:left="1440"/>
+      </w:pPr>
+      <w:r>
+        <w:t>The preprocessing pipeline executes the approved operations sequentially.</w:t>
+      </w:r>
+    </w:p>
+    <w:p>
+      <w:pPr>
+        <w:pStyle w:val="Style2"/>
+        <w:numPr>
+          <w:ilvl w:val="0"/>
+          <w:numId w:val="0"/>
+        </w:numPr>
+        <w:ind w:left="1440"/>
+      </w:pPr>
+      <w:r>
+        <w:t>Typical preprocessing operations include:</w:t>
+      </w:r>
+    </w:p>
+    <w:p>
+      <w:pPr>
+        <w:pStyle w:val="Style2"/>
+        <w:numPr>
+          <w:ilvl w:val="0"/>
+          <w:numId w:val="26"/>
+        </w:numPr>
+      </w:pPr>
+      <w:r>
+        <w:t>Missing value imputation</w:t>
+      </w:r>
+    </w:p>
+    <w:p>
+      <w:pPr>
+        <w:pStyle w:val="Style2"/>
+        <w:numPr>
+          <w:ilvl w:val="0"/>
+          <w:numId w:val="26"/>
+        </w:numPr>
+      </w:pPr>
+      <w:r>
+        <w:t>Duplicate removal</w:t>
+      </w:r>
+    </w:p>
+    <w:p>
+      <w:pPr>
+        <w:pStyle w:val="Style2"/>
+        <w:numPr>
+          <w:ilvl w:val="0"/>
+          <w:numId w:val="26"/>
+        </w:numPr>
+      </w:pPr>
+      <w:r>
+        <w:t>Outlier treatment</w:t>
+      </w:r>
+    </w:p>
+    <w:p>
+      <w:pPr>
+        <w:pStyle w:val="Style2"/>
+        <w:numPr>
+          <w:ilvl w:val="0"/>
+          <w:numId w:val="26"/>
+        </w:numPr>
+      </w:pPr>
+      <w:r>
+        <w:t>Feature scaling</w:t>
+      </w:r>
+    </w:p>
+    <w:p>
+      <w:pPr>
+        <w:pStyle w:val="Style2"/>
+        <w:numPr>
+          <w:ilvl w:val="0"/>
+          <w:numId w:val="26"/>
+        </w:numPr>
+      </w:pPr>
+      <w:r>
+        <w:t>Categorical encoding</w:t>
+      </w:r>
+    </w:p>
+    <w:p>
+      <w:pPr>
+        <w:pStyle w:val="Style2"/>
+        <w:numPr>
+          <w:ilvl w:val="0"/>
+          <w:numId w:val="26"/>
+        </w:numPr>
+      </w:pPr>
+      <w:r>
+        <w:t>Data type conversion</w:t>
+      </w:r>
+    </w:p>
+    <w:p>
+      <w:pPr>
+        <w:pStyle w:val="pdq2pgselectionanchorcontainer"/>
+        <w:spacing w:line="360" w:lineRule="auto"/>
+        <w:ind w:left="1080"/>
+      </w:pPr>
+      <w:r>
+        <w:t>Each preprocessing step updates the dataset before passing it to the next stage.</w:t>
+      </w:r>
+    </w:p>
+    <w:p>
+      <w:pPr>
+        <w:pStyle w:val="Style2"/>
+        <w:numPr>
+          <w:ilvl w:val="0"/>
+          <w:numId w:val="0"/>
+        </w:numPr>
+        <w:ind w:left="1440" w:hanging="360"/>
+      </w:pPr>
+      <w:r>
+        <w:lastRenderedPageBreak/>
+        <w:t>5.2.</w:t>
+      </w:r>
+      <w:r>
+        <w:t>5</w:t>
+      </w:r>
+      <w:r>
+        <w:t xml:space="preserve"> </w:t>
+      </w:r>
+      <w:r>
+        <w:t>Data</w:t>
+      </w:r>
+      <w:r>
+        <w:t>base</w:t>
+      </w:r>
+      <w:r>
+        <w:t xml:space="preserve"> and Cloud Storage</w:t>
+      </w:r>
+      <w:r>
+        <w:t xml:space="preserve"> Module</w:t>
+      </w:r>
+    </w:p>
+    <w:p>
+      <w:pPr>
+        <w:pStyle w:val="Style2"/>
+        <w:numPr>
+          <w:ilvl w:val="0"/>
+          <w:numId w:val="0"/>
+        </w:numPr>
+        <w:ind w:left="1440"/>
+      </w:pPr>
+      <w:r>
+        <w:t>The system uses PostgreSQL as its primary relational database to store structured application data, including</w:t>
+      </w:r>
+      <w:r>
+        <w:t>:</w:t>
+      </w:r>
+    </w:p>
+    <w:p>
+      <w:pPr>
+        <w:pStyle w:val="Style2"/>
+        <w:numPr>
+          <w:ilvl w:val="0"/>
+          <w:numId w:val="26"/>
+        </w:numPr>
+      </w:pPr>
+      <w:r>
+        <w:t>User accounts and profiles</w:t>
+      </w:r>
+    </w:p>
+    <w:p>
+      <w:pPr>
+        <w:pStyle w:val="Style2"/>
+        <w:numPr>
+          <w:ilvl w:val="0"/>
+          <w:numId w:val="26"/>
+        </w:numPr>
+      </w:pPr>
+      <w:r>
+        <w:t xml:space="preserve">Authentication information </w:t>
+      </w:r>
+    </w:p>
+    <w:p>
+      <w:pPr>
+        <w:pStyle w:val="Style2"/>
+        <w:numPr>
+          <w:ilvl w:val="0"/>
+          <w:numId w:val="26"/>
+        </w:numPr>
+      </w:pPr>
+      <w:r>
+        <w:t xml:space="preserve">Dataset metadata </w:t>
+      </w:r>
+    </w:p>
+    <w:p>
+      <w:pPr>
+        <w:pStyle w:val="Style2"/>
+        <w:numPr>
+          <w:ilvl w:val="0"/>
+          <w:numId w:val="26"/>
+        </w:numPr>
+      </w:pPr>
+      <w:r>
+        <w:t xml:space="preserve">Preprocessing sessions </w:t>
+      </w:r>
+    </w:p>
+    <w:p>
+      <w:pPr>
+        <w:pStyle w:val="Style2"/>
+        <w:numPr>
+          <w:ilvl w:val="0"/>
+          <w:numId w:val="26"/>
+        </w:numPr>
+      </w:pPr>
+      <w:r>
+        <w:t xml:space="preserve">AI-generated </w:t>
+      </w:r>
+      <w:r>
+        <w:t>actions</w:t>
+      </w:r>
+      <w:r>
+        <w:t xml:space="preserve"> </w:t>
+      </w:r>
+    </w:p>
+    <w:p>
+      <w:pPr>
+        <w:pStyle w:val="Style2"/>
+        <w:numPr>
+          <w:ilvl w:val="0"/>
+          <w:numId w:val="26"/>
+        </w:numPr>
+      </w:pPr>
+      <w:r>
+        <w:t>Processing history and user decisions</w:t>
+      </w:r>
+    </w:p>
+    <w:p>
+      <w:pPr>
+        <w:pStyle w:val="pdq2pgselectionanchorcontainer"/>
+        <w:spacing w:line="360" w:lineRule="auto"/>
+        <w:ind w:left="1080"/>
+      </w:pPr>
+      <w:proofErr w:type="spellStart"/>
+      <w:r>
+        <w:rPr>
+          <w:rStyle w:val="Strong"/>
+        </w:rPr>
+        <w:t>SQLAlchemy</w:t>
+      </w:r>
+      <w:proofErr w:type="spellEnd"/>
+      <w:r>
+        <w:rPr>
+          <w:rStyle w:val="Strong"/>
+        </w:rPr>
+        <w:t xml:space="preserve"> ORM</w:t>
+      </w:r>
+      <w:r>
+        <w:t xml:space="preserve"> is used to manage communication between the </w:t>
+      </w:r>
+      <w:proofErr w:type="spellStart"/>
+      <w:r>
+        <w:t>FastAPI</w:t>
+      </w:r>
+      <w:proofErr w:type="spellEnd"/>
+      <w:r>
+        <w:t xml:space="preserve"> backend and the PostgreSQL database, simplifying database operations and improving maintainability.</w:t>
+      </w:r>
+    </w:p>
+    <w:p>
+      <w:pPr>
+        <w:pStyle w:val="NormalWeb"/>
+        <w:spacing w:line="360" w:lineRule="auto"/>
+        <w:ind w:left="1080"/>
+      </w:pPr>
+      <w:r>
+        <w:t xml:space="preserve">To efficiently manage uploaded datasets, </w:t>
+      </w:r>
+      <w:proofErr w:type="spellStart"/>
+      <w:r>
+        <w:rPr>
+          <w:rStyle w:val="Strong"/>
+        </w:rPr>
+        <w:t>Backblaze</w:t>
+      </w:r>
+      <w:proofErr w:type="spellEnd"/>
+      <w:r>
+        <w:rPr>
+          <w:rStyle w:val="Strong"/>
+        </w:rPr>
+        <w:t xml:space="preserve"> B2 Cloud Storage</w:t>
+      </w:r>
+      <w:r>
+        <w:t xml:space="preserve"> is integrated into the system. Instead of storing large CSV files directly in the database, uploaded datasets are securely stored in the cloud, while PostgreSQL maintains references and metadata associated with each file. This approach reduces database storage requirements, improves scalability, and enables reliable access to datasets throughout the preprocessing workflow.</w:t>
+      </w:r>
+    </w:p>
+    <w:p>
+      <w:pPr>
+        <w:pStyle w:val="Style2"/>
+        <w:numPr>
+          <w:ilvl w:val="2"/>
+          <w:numId w:val="28"/>
+        </w:numPr>
+      </w:pPr>
+      <w:r>
+        <w:lastRenderedPageBreak/>
+        <w:t xml:space="preserve"> </w:t>
+      </w:r>
+      <w:r>
+        <w:t>Major Implementation Decisions</w:t>
+      </w:r>
+    </w:p>
+    <w:p>
+      <w:pPr>
+        <w:pStyle w:val="Style2"/>
+      </w:pPr>
+      <w:r>
+        <w:rPr>
+          <w:b/>
+          <w:bCs/>
+        </w:rPr>
+        <w:t xml:space="preserve">Choice of </w:t>
+      </w:r>
+      <w:proofErr w:type="spellStart"/>
+      <w:proofErr w:type="gramStart"/>
+      <w:r>
+        <w:rPr>
+          <w:b/>
+          <w:bCs/>
+        </w:rPr>
+        <w:t>FastAPI</w:t>
+      </w:r>
+      <w:proofErr w:type="spellEnd"/>
+      <w:r>
+        <w:rPr>
+          <w:b/>
+          <w:bCs/>
+        </w:rPr>
+        <w:t xml:space="preserve"> :</w:t>
+      </w:r>
+      <w:proofErr w:type="gramEnd"/>
+      <w:r>
+        <w:t xml:space="preserve"> </w:t>
+      </w:r>
+      <w:proofErr w:type="spellStart"/>
+      <w:r>
+        <w:t>FastAPI</w:t>
+      </w:r>
+      <w:proofErr w:type="spellEnd"/>
+      <w:r>
+        <w:t xml:space="preserve"> was selected because of its high performance, automatic API documentation, and seamless integration with Python-based machine learning libraries.</w:t>
+      </w:r>
+    </w:p>
+    <w:p>
+      <w:pPr>
+        <w:pStyle w:val="Style2"/>
+        <w:rPr>
+          <w:b/>
+          <w:bCs/>
+        </w:rPr>
+      </w:pPr>
+      <w:r>
+        <w:rPr>
+          <w:b/>
+          <w:bCs/>
+        </w:rPr>
+        <w:t xml:space="preserve">Choice of </w:t>
+      </w:r>
+      <w:proofErr w:type="gramStart"/>
+      <w:r>
+        <w:rPr>
+          <w:b/>
+          <w:bCs/>
+        </w:rPr>
+        <w:t>React</w:t>
+      </w:r>
+      <w:r>
+        <w:rPr>
+          <w:b/>
+          <w:bCs/>
+        </w:rPr>
+        <w:t xml:space="preserve"> </w:t>
+      </w:r>
+      <w:r>
+        <w:t>:</w:t>
+      </w:r>
+      <w:proofErr w:type="gramEnd"/>
+      <w:r>
+        <w:t xml:space="preserve"> </w:t>
+      </w:r>
+      <w:r>
+        <w:t>React was selected to create a responsive and interactive user interface while allowing reusable components and efficient state management.</w:t>
+      </w:r>
+    </w:p>
+    <w:p>
+      <w:pPr>
+        <w:pStyle w:val="Style2"/>
+        <w:rPr>
+          <w:b/>
+          <w:bCs/>
+        </w:rPr>
+      </w:pPr>
+      <w:r>
+        <w:rPr>
+          <w:b/>
+          <w:bCs/>
+        </w:rPr>
+        <w:t>Choice of PostgreSQL</w:t>
+      </w:r>
+      <w:r>
+        <w:rPr>
+          <w:b/>
+          <w:bCs/>
+        </w:rPr>
+        <w:t xml:space="preserve">: </w:t>
+      </w:r>
+      <w:r>
+        <w:t xml:space="preserve">PostgreSQL was chosen because it provides reliable relational data management, supports complex queries, and integrates well with </w:t>
+      </w:r>
+      <w:proofErr w:type="spellStart"/>
+      <w:r>
+        <w:t>SQLAlchemy</w:t>
+      </w:r>
+      <w:proofErr w:type="spellEnd"/>
+      <w:r>
+        <w:t>.</w:t>
+      </w:r>
+    </w:p>
+    <w:p>
+      <w:pPr>
+        <w:pStyle w:val="Style2"/>
+      </w:pPr>
+      <w:r>
+        <w:rPr>
+          <w:b/>
+          <w:bCs/>
+        </w:rPr>
+        <w:t xml:space="preserve">Choice of </w:t>
+      </w:r>
+      <w:proofErr w:type="spellStart"/>
+      <w:r>
+        <w:rPr>
+          <w:b/>
+          <w:bCs/>
+        </w:rPr>
+        <w:t>Backblaze</w:t>
+      </w:r>
+      <w:proofErr w:type="spellEnd"/>
+      <w:r>
+        <w:rPr>
+          <w:b/>
+          <w:bCs/>
+        </w:rPr>
+        <w:t xml:space="preserve"> B</w:t>
+      </w:r>
+      <w:proofErr w:type="gramStart"/>
+      <w:r>
+        <w:rPr>
+          <w:b/>
+          <w:bCs/>
+        </w:rPr>
+        <w:t>2</w:t>
+      </w:r>
+      <w:r>
+        <w:rPr>
+          <w:b/>
+          <w:bCs/>
+        </w:rPr>
+        <w:t xml:space="preserve"> :</w:t>
+      </w:r>
+      <w:proofErr w:type="gramEnd"/>
+      <w:r>
+        <w:t xml:space="preserve"> </w:t>
+      </w:r>
+      <w:proofErr w:type="spellStart"/>
+      <w:r>
+        <w:t>Backblaze</w:t>
+      </w:r>
+      <w:proofErr w:type="spellEnd"/>
+      <w:r>
+        <w:t xml:space="preserve"> B2 Cloud Storage was selected to store uploaded datasets efficiently while reducing database storage requirements and improving scalability.</w:t>
+      </w:r>
+    </w:p>
+    <w:p>
+      <w:pPr>
+        <w:pStyle w:val="Style2"/>
+      </w:pPr>
+      <w:r>
+        <w:rPr>
+          <w:b/>
+          <w:bCs/>
+        </w:rPr>
+        <w:t>Choice of Human-in-the-Loop</w:t>
+      </w:r>
+      <w:r>
+        <w:rPr>
+          <w:b/>
+          <w:bCs/>
+        </w:rPr>
+        <w:t>:</w:t>
+      </w:r>
+      <w:r>
+        <w:t xml:space="preserve"> </w:t>
+      </w:r>
+      <w:r>
+        <w:t>Instead of fully automating preprocessing, the system keeps users involved in the decision-making process. This improves transparency, increases user trust, and allows domain experts to validate AI-generated recommendations before execution.</w:t>
+      </w:r>
+    </w:p>
+    <w:p>
+      <w:pPr>
+        <w:pStyle w:val="Style2"/>
+        <w:numPr>
+          <w:ilvl w:val="0"/>
+          <w:numId w:val="0"/>
+        </w:numPr>
       </w:pPr>
       <w:bookmarkStart w:id="96" w:name="_Toc233220903"/>
+      <w:r>
+        <w:t xml:space="preserve">  </w:t>
+      </w:r>
+      <w:r>
+        <w:t xml:space="preserve">5.3 </w:t>
+      </w:r>
       <w:r>
         <w:t>Sample Screenshots / Output Samples</w:t>
       </w:r>
@@ -10482,7 +11923,6 @@
           <w:ilvl w:val="1"/>
           <w:numId w:val="8"/>
         </w:numPr>
-        <w:spacing w:line="360" w:lineRule="auto"/>
       </w:pPr>
       <w:bookmarkStart w:id="98" w:name="_Toc233220905"/>
       <w:r>
@@ -10497,7 +11937,6 @@
           <w:ilvl w:val="1"/>
           <w:numId w:val="8"/>
         </w:numPr>
-        <w:spacing w:line="360" w:lineRule="auto"/>
       </w:pPr>
       <w:bookmarkStart w:id="99" w:name="_Toc233220906"/>
       <w:r>
@@ -10512,7 +11951,6 @@
           <w:ilvl w:val="1"/>
           <w:numId w:val="8"/>
         </w:numPr>
-        <w:spacing w:line="360" w:lineRule="auto"/>
       </w:pPr>
       <w:bookmarkStart w:id="100" w:name="_Toc233220907"/>
       <w:r>
@@ -10527,7 +11965,6 @@
           <w:ilvl w:val="1"/>
           <w:numId w:val="8"/>
         </w:numPr>
-        <w:spacing w:line="360" w:lineRule="auto"/>
       </w:pPr>
       <w:bookmarkStart w:id="101" w:name="_Toc233220908"/>
       <w:r>
@@ -10573,7 +12010,6 @@
           <w:ilvl w:val="1"/>
           <w:numId w:val="10"/>
         </w:numPr>
-        <w:spacing w:line="360" w:lineRule="auto"/>
       </w:pPr>
       <w:bookmarkStart w:id="103" w:name="_Toc233220910"/>
       <w:r>
@@ -10588,7 +12024,6 @@
           <w:ilvl w:val="1"/>
           <w:numId w:val="10"/>
         </w:numPr>
-        <w:spacing w:line="360" w:lineRule="auto"/>
       </w:pPr>
       <w:bookmarkStart w:id="104" w:name="_Toc233220911"/>
       <w:r>
@@ -10603,7 +12038,6 @@
           <w:ilvl w:val="1"/>
           <w:numId w:val="10"/>
         </w:numPr>
-        <w:spacing w:line="360" w:lineRule="auto"/>
       </w:pPr>
       <w:bookmarkStart w:id="105" w:name="_Toc233220912"/>
       <w:r>
@@ -11152,6 +12586,119 @@
 <file path=word/numbering.xml><?xml version="1.0" encoding="utf-8"?>
 <w:numbering xmlns:wpc="http://schemas.microsoft.com/office/word/2010/wordprocessingCanvas" xmlns:cx="http://schemas.microsoft.com/office/drawing/2014/chartex" xmlns:cx1="http://schemas.microsoft.com/office/drawing/2015/9/8/chartex" xmlns:cx2="http://schemas.microsoft.com/office/drawing/2015/10/21/chartex" xmlns:cx3="http://schemas.microsoft.com/office/drawing/2016/5/9/chartex" xmlns:cx4="http://schemas.microsoft.com/office/drawing/2016/5/10/chartex" xmlns:cx5="http://schemas.microsoft.com/office/drawing/2016/5/11/chartex" xmlns:cx6="http://schemas.microsoft.com/office/drawing/2016/5/12/chartex" xmlns:cx7="http://schemas.microsoft.com/office/drawing/2016/5/13/chartex" xmlns:cx8="http://schemas.microsoft.com/office/drawing/2016/5/14/chartex" xmlns:mc="http://schemas.openxmlformats.org/markup-compatibility/2006" xmlns:aink="http://schemas.microsoft.com/office/drawing/2016/ink" xmlns:am3d="http://schemas.microsoft.com/office/drawing/2017/model3d" xmlns:o="urn:schemas-microsoft-com:office:office" xmlns:oel="http://schemas.microsoft.com/office/2019/extlst" xmlns:r="http://schemas.openxmlformats.org/officeDocument/2006/relationships" xmlns:m="http://schemas.openxmlformats.org/officeDocument/2006/math" xmlns:v="urn:schemas-microsoft-com:vml" xmlns:wp14="http://schemas.microsoft.com/office/word/2010/wordprocessingDrawing" xmlns:wp="http://schemas.openxmlformats.org/drawingml/2006/wordprocessingDrawing" xmlns:w10="urn:schemas-microsoft-com:office:word" xmlns:w="http://schemas.openxmlformats.org/wordprocessingml/2006/main" xmlns:w14="http://schemas.microsoft.com/office/word/2010/wordml" xmlns:w15="http://schemas.microsoft.com/office/word/2012/wordml" xmlns:w16cex="http://schemas.microsoft.com/office/word/2018/wordml/cex" xmlns:w16cid="http://schemas.microsoft.com/office/word/2016/wordml/cid" xmlns:w16="http://schemas.microsoft.com/office/word/2018/wordml" xmlns:w16du="http://schemas.microsoft.com/office/word/2023/wordml/word16du" xmlns:w16sdtdh="http://schemas.microsoft.com/office/word/2020/wordml/sdtdatahash" xmlns:w16sdtfl="http://schemas.microsoft.com/office/word/2024/wordml/sdtformatlock" xmlns:w16se="http://schemas.microsoft.com/office/word/2015/wordml/symex" xmlns:wpg="http://schemas.microsoft.com/office/word/2010/wordprocessingGroup" xmlns:wpi="http://schemas.microsoft.com/office/word/2010/wordprocessingInk" xmlns:wne="http://schemas.microsoft.com/office/word/2006/wordml" xmlns:wps="http://schemas.microsoft.com/office/word/2010/wordprocessingShape" mc:Ignorable="w14 w15 w16se w16cid w16 w16cex w16sdtdh w16sdtfl w16du wp14">
   <w:abstractNum w:abstractNumId="0" w15:restartNumberingAfterBreak="0">
+    <w:nsid w:val="064E1ABF"/>
+    <w:multiLevelType w:val="multilevel"/>
+    <w:tmpl w:val="89FAA280"/>
+    <w:lvl w:ilvl="0">
+      <w:start w:val="5"/>
+      <w:numFmt w:val="decimal"/>
+      <w:lvlText w:val="%1"/>
+      <w:lvlJc w:val="left"/>
+      <w:pPr>
+        <w:ind w:left="480" w:hanging="480"/>
+      </w:pPr>
+      <w:rPr>
+        <w:rFonts w:hint="default"/>
+      </w:rPr>
+    </w:lvl>
+    <w:lvl w:ilvl="1">
+      <w:start w:val="2"/>
+      <w:numFmt w:val="decimal"/>
+      <w:lvlText w:val="%1.%2"/>
+      <w:lvlJc w:val="left"/>
+      <w:pPr>
+        <w:ind w:left="840" w:hanging="480"/>
+      </w:pPr>
+      <w:rPr>
+        <w:rFonts w:hint="default"/>
+      </w:rPr>
+    </w:lvl>
+    <w:lvl w:ilvl="2">
+      <w:start w:val="6"/>
+      <w:numFmt w:val="decimal"/>
+      <w:lvlText w:val="%1.%2.%3"/>
+      <w:lvlJc w:val="left"/>
+      <w:pPr>
+        <w:ind w:left="1440" w:hanging="720"/>
+      </w:pPr>
+      <w:rPr>
+        <w:rFonts w:hint="default"/>
+      </w:rPr>
+    </w:lvl>
+    <w:lvl w:ilvl="3">
+      <w:start w:val="1"/>
+      <w:numFmt w:val="decimal"/>
+      <w:lvlText w:val="%1.%2.%3.%4"/>
+      <w:lvlJc w:val="left"/>
+      <w:pPr>
+        <w:ind w:left="1800" w:hanging="720"/>
+      </w:pPr>
+      <w:rPr>
+        <w:rFonts w:hint="default"/>
+      </w:rPr>
+    </w:lvl>
+    <w:lvl w:ilvl="4">
+      <w:start w:val="1"/>
+      <w:numFmt w:val="decimal"/>
+      <w:lvlText w:val="%1.%2.%3.%4.%5"/>
+      <w:lvlJc w:val="left"/>
+      <w:pPr>
+        <w:ind w:left="2520" w:hanging="1080"/>
+      </w:pPr>
+      <w:rPr>
+        <w:rFonts w:hint="default"/>
+      </w:rPr>
+    </w:lvl>
+    <w:lvl w:ilvl="5">
+      <w:start w:val="1"/>
+      <w:numFmt w:val="decimal"/>
+      <w:lvlText w:val="%1.%2.%3.%4.%5.%6"/>
+      <w:lvlJc w:val="left"/>
+      <w:pPr>
+        <w:ind w:left="2880" w:hanging="1080"/>
+      </w:pPr>
+      <w:rPr>
+        <w:rFonts w:hint="default"/>
+      </w:rPr>
+    </w:lvl>
+    <w:lvl w:ilvl="6">
+      <w:start w:val="1"/>
+      <w:numFmt w:val="decimal"/>
+      <w:lvlText w:val="%1.%2.%3.%4.%5.%6.%7"/>
+      <w:lvlJc w:val="left"/>
+      <w:pPr>
+        <w:ind w:left="3600" w:hanging="1440"/>
+      </w:pPr>
+      <w:rPr>
+        <w:rFonts w:hint="default"/>
+      </w:rPr>
+    </w:lvl>
+    <w:lvl w:ilvl="7">
+      <w:start w:val="1"/>
+      <w:numFmt w:val="decimal"/>
+      <w:lvlText w:val="%1.%2.%3.%4.%5.%6.%7.%8"/>
+      <w:lvlJc w:val="left"/>
+      <w:pPr>
+        <w:ind w:left="3960" w:hanging="1440"/>
+      </w:pPr>
+      <w:rPr>
+        <w:rFonts w:hint="default"/>
+      </w:rPr>
+    </w:lvl>
+    <w:lvl w:ilvl="8">
+      <w:start w:val="1"/>
+      <w:numFmt w:val="decimal"/>
+      <w:lvlText w:val="%1.%2.%3.%4.%5.%6.%7.%8.%9"/>
+      <w:lvlJc w:val="left"/>
+      <w:pPr>
+        <w:ind w:left="4680" w:hanging="1800"/>
+      </w:pPr>
+      <w:rPr>
+        <w:rFonts w:hint="default"/>
+      </w:rPr>
+    </w:lvl>
+  </w:abstractNum>
+  <w:abstractNum w:abstractNumId="1" w15:restartNumberingAfterBreak="0">
     <w:nsid w:val="08E612D1"/>
     <w:multiLevelType w:val="multilevel"/>
     <w:tmpl w:val="22AEB9D0"/>
@@ -11264,7 +12811,156 @@
       </w:rPr>
     </w:lvl>
   </w:abstractNum>
-  <w:abstractNum w:abstractNumId="1" w15:restartNumberingAfterBreak="0">
+  <w:abstractNum w:abstractNumId="2" w15:restartNumberingAfterBreak="0">
+    <w:nsid w:val="10303ADB"/>
+    <w:multiLevelType w:val="multilevel"/>
+    <w:tmpl w:val="23E6897C"/>
+    <w:lvl w:ilvl="0">
+      <w:start w:val="1"/>
+      <w:numFmt w:val="bullet"/>
+      <w:lvlText w:val=""/>
+      <w:lvlJc w:val="left"/>
+      <w:pPr>
+        <w:tabs>
+          <w:tab w:val="num" w:pos="1440"/>
+        </w:tabs>
+        <w:ind w:left="1440" w:hanging="360"/>
+      </w:pPr>
+      <w:rPr>
+        <w:rFonts w:ascii="Symbol" w:hAnsi="Symbol" w:hint="default"/>
+        <w:sz w:val="20"/>
+      </w:rPr>
+    </w:lvl>
+    <w:lvl w:ilvl="1">
+      <w:start w:val="1"/>
+      <w:numFmt w:val="bullet"/>
+      <w:lvlText w:val="o"/>
+      <w:lvlJc w:val="left"/>
+      <w:pPr>
+        <w:tabs>
+          <w:tab w:val="num" w:pos="2160"/>
+        </w:tabs>
+        <w:ind w:left="2160" w:hanging="360"/>
+      </w:pPr>
+      <w:rPr>
+        <w:rFonts w:ascii="Courier New" w:hAnsi="Courier New" w:hint="default"/>
+        <w:sz w:val="20"/>
+      </w:rPr>
+    </w:lvl>
+    <w:lvl w:ilvl="2">
+      <w:start w:val="1"/>
+      <w:numFmt w:val="bullet"/>
+      <w:lvlText w:val=""/>
+      <w:lvlJc w:val="left"/>
+      <w:pPr>
+        <w:tabs>
+          <w:tab w:val="num" w:pos="2880"/>
+        </w:tabs>
+        <w:ind w:left="2880" w:hanging="360"/>
+      </w:pPr>
+      <w:rPr>
+        <w:rFonts w:ascii="Wingdings" w:hAnsi="Wingdings" w:hint="default"/>
+        <w:sz w:val="20"/>
+      </w:rPr>
+    </w:lvl>
+    <w:lvl w:ilvl="3">
+      <w:start w:val="1"/>
+      <w:numFmt w:val="bullet"/>
+      <w:lvlText w:val=""/>
+      <w:lvlJc w:val="left"/>
+      <w:pPr>
+        <w:tabs>
+          <w:tab w:val="num" w:pos="3600"/>
+        </w:tabs>
+        <w:ind w:left="3600" w:hanging="360"/>
+      </w:pPr>
+      <w:rPr>
+        <w:rFonts w:ascii="Wingdings" w:hAnsi="Wingdings" w:hint="default"/>
+        <w:sz w:val="20"/>
+      </w:rPr>
+    </w:lvl>
+    <w:lvl w:ilvl="4">
+      <w:start w:val="1"/>
+      <w:numFmt w:val="bullet"/>
+      <w:lvlText w:val=""/>
+      <w:lvlJc w:val="left"/>
+      <w:pPr>
+        <w:tabs>
+          <w:tab w:val="num" w:pos="4320"/>
+        </w:tabs>
+        <w:ind w:left="4320" w:hanging="360"/>
+      </w:pPr>
+      <w:rPr>
+        <w:rFonts w:ascii="Wingdings" w:hAnsi="Wingdings" w:hint="default"/>
+        <w:sz w:val="20"/>
+      </w:rPr>
+    </w:lvl>
+    <w:lvl w:ilvl="5">
+      <w:start w:val="1"/>
+      <w:numFmt w:val="bullet"/>
+      <w:lvlText w:val=""/>
+      <w:lvlJc w:val="left"/>
+      <w:pPr>
+        <w:tabs>
+          <w:tab w:val="num" w:pos="5040"/>
+        </w:tabs>
+        <w:ind w:left="5040" w:hanging="360"/>
+      </w:pPr>
+      <w:rPr>
+        <w:rFonts w:ascii="Wingdings" w:hAnsi="Wingdings" w:hint="default"/>
+        <w:sz w:val="20"/>
+      </w:rPr>
+    </w:lvl>
+    <w:lvl w:ilvl="6" w:tentative="1">
+      <w:start w:val="1"/>
+      <w:numFmt w:val="bullet"/>
+      <w:lvlText w:val=""/>
+      <w:lvlJc w:val="left"/>
+      <w:pPr>
+        <w:tabs>
+          <w:tab w:val="num" w:pos="5760"/>
+        </w:tabs>
+        <w:ind w:left="5760" w:hanging="360"/>
+      </w:pPr>
+      <w:rPr>
+        <w:rFonts w:ascii="Wingdings" w:hAnsi="Wingdings" w:hint="default"/>
+        <w:sz w:val="20"/>
+      </w:rPr>
+    </w:lvl>
+    <w:lvl w:ilvl="7" w:tentative="1">
+      <w:start w:val="1"/>
+      <w:numFmt w:val="bullet"/>
+      <w:lvlText w:val=""/>
+      <w:lvlJc w:val="left"/>
+      <w:pPr>
+        <w:tabs>
+          <w:tab w:val="num" w:pos="6480"/>
+        </w:tabs>
+        <w:ind w:left="6480" w:hanging="360"/>
+      </w:pPr>
+      <w:rPr>
+        <w:rFonts w:ascii="Wingdings" w:hAnsi="Wingdings" w:hint="default"/>
+        <w:sz w:val="20"/>
+      </w:rPr>
+    </w:lvl>
+    <w:lvl w:ilvl="8" w:tentative="1">
+      <w:start w:val="1"/>
+      <w:numFmt w:val="bullet"/>
+      <w:lvlText w:val=""/>
+      <w:lvlJc w:val="left"/>
+      <w:pPr>
+        <w:tabs>
+          <w:tab w:val="num" w:pos="7200"/>
+        </w:tabs>
+        <w:ind w:left="7200" w:hanging="360"/>
+      </w:pPr>
+      <w:rPr>
+        <w:rFonts w:ascii="Wingdings" w:hAnsi="Wingdings" w:hint="default"/>
+        <w:sz w:val="20"/>
+      </w:rPr>
+    </w:lvl>
+  </w:abstractNum>
+  <w:abstractNum w:abstractNumId="3" w15:restartNumberingAfterBreak="0">
     <w:nsid w:val="124631DA"/>
     <w:multiLevelType w:val="multilevel"/>
     <w:tmpl w:val="22AEB9D0"/>
@@ -11377,7 +13073,7 @@
       </w:rPr>
     </w:lvl>
   </w:abstractNum>
-  <w:abstractNum w:abstractNumId="2" w15:restartNumberingAfterBreak="0">
+  <w:abstractNum w:abstractNumId="4" w15:restartNumberingAfterBreak="0">
     <w:nsid w:val="12D51BFC"/>
     <w:multiLevelType w:val="multilevel"/>
     <w:tmpl w:val="22AEB9D0"/>
@@ -11490,7 +13186,7 @@
       </w:rPr>
     </w:lvl>
   </w:abstractNum>
-  <w:abstractNum w:abstractNumId="3" w15:restartNumberingAfterBreak="0">
+  <w:abstractNum w:abstractNumId="5" w15:restartNumberingAfterBreak="0">
     <w:nsid w:val="17096444"/>
     <w:multiLevelType w:val="hybridMultilevel"/>
     <w:tmpl w:val="9F0C02F8"/>
@@ -11576,7 +13272,7 @@
       </w:pPr>
     </w:lvl>
   </w:abstractNum>
-  <w:abstractNum w:abstractNumId="4" w15:restartNumberingAfterBreak="0">
+  <w:abstractNum w:abstractNumId="6" w15:restartNumberingAfterBreak="0">
     <w:nsid w:val="18FB107C"/>
     <w:multiLevelType w:val="multilevel"/>
     <w:tmpl w:val="6616E0A8"/>
@@ -11689,7 +13385,7 @@
       </w:rPr>
     </w:lvl>
   </w:abstractNum>
-  <w:abstractNum w:abstractNumId="5" w15:restartNumberingAfterBreak="0">
+  <w:abstractNum w:abstractNumId="7" w15:restartNumberingAfterBreak="0">
     <w:nsid w:val="1BA66A40"/>
     <w:multiLevelType w:val="hybridMultilevel"/>
     <w:tmpl w:val="DDC08810"/>
@@ -11775,7 +13471,7 @@
       </w:pPr>
     </w:lvl>
   </w:abstractNum>
-  <w:abstractNum w:abstractNumId="6" w15:restartNumberingAfterBreak="0">
+  <w:abstractNum w:abstractNumId="8" w15:restartNumberingAfterBreak="0">
     <w:nsid w:val="1BAE0B84"/>
     <w:multiLevelType w:val="hybridMultilevel"/>
     <w:tmpl w:val="49606538"/>
@@ -11887,7 +13583,7 @@
       </w:rPr>
     </w:lvl>
   </w:abstractNum>
-  <w:abstractNum w:abstractNumId="7" w15:restartNumberingAfterBreak="0">
+  <w:abstractNum w:abstractNumId="9" w15:restartNumberingAfterBreak="0">
     <w:nsid w:val="1BC34F86"/>
     <w:multiLevelType w:val="multilevel"/>
     <w:tmpl w:val="22AEB9D0"/>
@@ -12000,7 +13696,7 @@
       </w:rPr>
     </w:lvl>
   </w:abstractNum>
-  <w:abstractNum w:abstractNumId="8" w15:restartNumberingAfterBreak="0">
+  <w:abstractNum w:abstractNumId="10" w15:restartNumberingAfterBreak="0">
     <w:nsid w:val="1DB44A10"/>
     <w:multiLevelType w:val="hybridMultilevel"/>
     <w:tmpl w:val="9300F986"/>
@@ -12086,7 +13782,7 @@
       </w:pPr>
     </w:lvl>
   </w:abstractNum>
-  <w:abstractNum w:abstractNumId="9" w15:restartNumberingAfterBreak="0">
+  <w:abstractNum w:abstractNumId="11" w15:restartNumberingAfterBreak="0">
     <w:nsid w:val="21947582"/>
     <w:multiLevelType w:val="multilevel"/>
     <w:tmpl w:val="9C68CB7C"/>
@@ -12199,7 +13895,7 @@
       </w:rPr>
     </w:lvl>
   </w:abstractNum>
-  <w:abstractNum w:abstractNumId="10" w15:restartNumberingAfterBreak="0">
+  <w:abstractNum w:abstractNumId="12" w15:restartNumberingAfterBreak="0">
     <w:nsid w:val="2D3B5B6A"/>
     <w:multiLevelType w:val="multilevel"/>
     <w:tmpl w:val="22AEB9D0"/>
@@ -12312,7 +14008,7 @@
       </w:rPr>
     </w:lvl>
   </w:abstractNum>
-  <w:abstractNum w:abstractNumId="11" w15:restartNumberingAfterBreak="0">
+  <w:abstractNum w:abstractNumId="13" w15:restartNumberingAfterBreak="0">
     <w:nsid w:val="2F2F6C49"/>
     <w:multiLevelType w:val="multilevel"/>
     <w:tmpl w:val="22AEB9D0"/>
@@ -12425,7 +14121,7 @@
       </w:rPr>
     </w:lvl>
   </w:abstractNum>
-  <w:abstractNum w:abstractNumId="12" w15:restartNumberingAfterBreak="0">
+  <w:abstractNum w:abstractNumId="14" w15:restartNumberingAfterBreak="0">
     <w:nsid w:val="306A1FD2"/>
     <w:multiLevelType w:val="multilevel"/>
     <w:tmpl w:val="22AEB9D0"/>
@@ -12538,10 +14234,159 @@
       </w:rPr>
     </w:lvl>
   </w:abstractNum>
-  <w:abstractNum w:abstractNumId="13" w15:restartNumberingAfterBreak="0">
+  <w:abstractNum w:abstractNumId="15" w15:restartNumberingAfterBreak="0">
+    <w:nsid w:val="45E77125"/>
+    <w:multiLevelType w:val="multilevel"/>
+    <w:tmpl w:val="D6226142"/>
+    <w:lvl w:ilvl="0">
+      <w:start w:val="1"/>
+      <w:numFmt w:val="bullet"/>
+      <w:lvlText w:val=""/>
+      <w:lvlJc w:val="left"/>
+      <w:pPr>
+        <w:tabs>
+          <w:tab w:val="num" w:pos="720"/>
+        </w:tabs>
+        <w:ind w:left="720" w:hanging="360"/>
+      </w:pPr>
+      <w:rPr>
+        <w:rFonts w:ascii="Symbol" w:hAnsi="Symbol" w:hint="default"/>
+        <w:sz w:val="20"/>
+      </w:rPr>
+    </w:lvl>
+    <w:lvl w:ilvl="1" w:tentative="1">
+      <w:start w:val="1"/>
+      <w:numFmt w:val="bullet"/>
+      <w:lvlText w:val="o"/>
+      <w:lvlJc w:val="left"/>
+      <w:pPr>
+        <w:tabs>
+          <w:tab w:val="num" w:pos="1440"/>
+        </w:tabs>
+        <w:ind w:left="1440" w:hanging="360"/>
+      </w:pPr>
+      <w:rPr>
+        <w:rFonts w:ascii="Courier New" w:hAnsi="Courier New" w:hint="default"/>
+        <w:sz w:val="20"/>
+      </w:rPr>
+    </w:lvl>
+    <w:lvl w:ilvl="2" w:tentative="1">
+      <w:start w:val="1"/>
+      <w:numFmt w:val="bullet"/>
+      <w:lvlText w:val=""/>
+      <w:lvlJc w:val="left"/>
+      <w:pPr>
+        <w:tabs>
+          <w:tab w:val="num" w:pos="2160"/>
+        </w:tabs>
+        <w:ind w:left="2160" w:hanging="360"/>
+      </w:pPr>
+      <w:rPr>
+        <w:rFonts w:ascii="Wingdings" w:hAnsi="Wingdings" w:hint="default"/>
+        <w:sz w:val="20"/>
+      </w:rPr>
+    </w:lvl>
+    <w:lvl w:ilvl="3" w:tentative="1">
+      <w:start w:val="1"/>
+      <w:numFmt w:val="bullet"/>
+      <w:lvlText w:val=""/>
+      <w:lvlJc w:val="left"/>
+      <w:pPr>
+        <w:tabs>
+          <w:tab w:val="num" w:pos="2880"/>
+        </w:tabs>
+        <w:ind w:left="2880" w:hanging="360"/>
+      </w:pPr>
+      <w:rPr>
+        <w:rFonts w:ascii="Wingdings" w:hAnsi="Wingdings" w:hint="default"/>
+        <w:sz w:val="20"/>
+      </w:rPr>
+    </w:lvl>
+    <w:lvl w:ilvl="4" w:tentative="1">
+      <w:start w:val="1"/>
+      <w:numFmt w:val="bullet"/>
+      <w:lvlText w:val=""/>
+      <w:lvlJc w:val="left"/>
+      <w:pPr>
+        <w:tabs>
+          <w:tab w:val="num" w:pos="3600"/>
+        </w:tabs>
+        <w:ind w:left="3600" w:hanging="360"/>
+      </w:pPr>
+      <w:rPr>
+        <w:rFonts w:ascii="Wingdings" w:hAnsi="Wingdings" w:hint="default"/>
+        <w:sz w:val="20"/>
+      </w:rPr>
+    </w:lvl>
+    <w:lvl w:ilvl="5" w:tentative="1">
+      <w:start w:val="1"/>
+      <w:numFmt w:val="bullet"/>
+      <w:lvlText w:val=""/>
+      <w:lvlJc w:val="left"/>
+      <w:pPr>
+        <w:tabs>
+          <w:tab w:val="num" w:pos="4320"/>
+        </w:tabs>
+        <w:ind w:left="4320" w:hanging="360"/>
+      </w:pPr>
+      <w:rPr>
+        <w:rFonts w:ascii="Wingdings" w:hAnsi="Wingdings" w:hint="default"/>
+        <w:sz w:val="20"/>
+      </w:rPr>
+    </w:lvl>
+    <w:lvl w:ilvl="6" w:tentative="1">
+      <w:start w:val="1"/>
+      <w:numFmt w:val="bullet"/>
+      <w:lvlText w:val=""/>
+      <w:lvlJc w:val="left"/>
+      <w:pPr>
+        <w:tabs>
+          <w:tab w:val="num" w:pos="5040"/>
+        </w:tabs>
+        <w:ind w:left="5040" w:hanging="360"/>
+      </w:pPr>
+      <w:rPr>
+        <w:rFonts w:ascii="Wingdings" w:hAnsi="Wingdings" w:hint="default"/>
+        <w:sz w:val="20"/>
+      </w:rPr>
+    </w:lvl>
+    <w:lvl w:ilvl="7" w:tentative="1">
+      <w:start w:val="1"/>
+      <w:numFmt w:val="bullet"/>
+      <w:lvlText w:val=""/>
+      <w:lvlJc w:val="left"/>
+      <w:pPr>
+        <w:tabs>
+          <w:tab w:val="num" w:pos="5760"/>
+        </w:tabs>
+        <w:ind w:left="5760" w:hanging="360"/>
+      </w:pPr>
+      <w:rPr>
+        <w:rFonts w:ascii="Wingdings" w:hAnsi="Wingdings" w:hint="default"/>
+        <w:sz w:val="20"/>
+      </w:rPr>
+    </w:lvl>
+    <w:lvl w:ilvl="8" w:tentative="1">
+      <w:start w:val="1"/>
+      <w:numFmt w:val="bullet"/>
+      <w:lvlText w:val=""/>
+      <w:lvlJc w:val="left"/>
+      <w:pPr>
+        <w:tabs>
+          <w:tab w:val="num" w:pos="6480"/>
+        </w:tabs>
+        <w:ind w:left="6480" w:hanging="360"/>
+      </w:pPr>
+      <w:rPr>
+        <w:rFonts w:ascii="Wingdings" w:hAnsi="Wingdings" w:hint="default"/>
+        <w:sz w:val="20"/>
+      </w:rPr>
+    </w:lvl>
+  </w:abstractNum>
+  <w:abstractNum w:abstractNumId="16" w15:restartNumberingAfterBreak="0">
     <w:nsid w:val="516019C7"/>
     <w:multiLevelType w:val="multilevel"/>
-    <w:tmpl w:val="22AEB9D0"/>
+    <w:tmpl w:val="953C8F00"/>
     <w:lvl w:ilvl="0">
       <w:start w:val="5"/>
       <w:numFmt w:val="decimal"/>
@@ -12651,7 +14496,7 @@
       </w:rPr>
     </w:lvl>
   </w:abstractNum>
-  <w:abstractNum w:abstractNumId="14" w15:restartNumberingAfterBreak="0">
+  <w:abstractNum w:abstractNumId="17" w15:restartNumberingAfterBreak="0">
     <w:nsid w:val="551C5D48"/>
     <w:multiLevelType w:val="multilevel"/>
     <w:tmpl w:val="22AEB9D0"/>
@@ -12764,7 +14609,7 @@
       </w:rPr>
     </w:lvl>
   </w:abstractNum>
-  <w:abstractNum w:abstractNumId="15" w15:restartNumberingAfterBreak="0">
+  <w:abstractNum w:abstractNumId="18" w15:restartNumberingAfterBreak="0">
     <w:nsid w:val="5AE95B0E"/>
     <w:multiLevelType w:val="multilevel"/>
     <w:tmpl w:val="EAF08594"/>
@@ -12913,7 +14758,7 @@
       </w:rPr>
     </w:lvl>
   </w:abstractNum>
-  <w:abstractNum w:abstractNumId="16" w15:restartNumberingAfterBreak="0">
+  <w:abstractNum w:abstractNumId="19" w15:restartNumberingAfterBreak="0">
     <w:nsid w:val="67B55D3D"/>
     <w:multiLevelType w:val="hybridMultilevel"/>
     <w:tmpl w:val="71F2EC3A"/>
@@ -13003,7 +14848,7 @@
       </w:pPr>
     </w:lvl>
   </w:abstractNum>
-  <w:abstractNum w:abstractNumId="17" w15:restartNumberingAfterBreak="0">
+  <w:abstractNum w:abstractNumId="20" w15:restartNumberingAfterBreak="0">
     <w:nsid w:val="69E54417"/>
     <w:multiLevelType w:val="hybridMultilevel"/>
     <w:tmpl w:val="EBF812EA"/>
@@ -13089,10 +14934,10 @@
       </w:pPr>
     </w:lvl>
   </w:abstractNum>
-  <w:abstractNum w:abstractNumId="18" w15:restartNumberingAfterBreak="0">
+  <w:abstractNum w:abstractNumId="21" w15:restartNumberingAfterBreak="0">
     <w:nsid w:val="708A1C60"/>
     <w:multiLevelType w:val="hybridMultilevel"/>
-    <w:tmpl w:val="D9448764"/>
+    <w:tmpl w:val="FE4C5E88"/>
     <w:lvl w:ilvl="0" w:tplc="8F52B114">
       <w:start w:val="1"/>
       <w:numFmt w:val="bullet"/>
@@ -13105,104 +14950,105 @@
         <w:rFonts w:ascii="Symbol" w:eastAsiaTheme="minorHAnsi" w:hAnsi="Symbol" w:cstheme="minorBidi" w:hint="default"/>
       </w:rPr>
     </w:lvl>
-    <w:lvl w:ilvl="1" w:tplc="04090003" w:tentative="1">
+    <w:lvl w:ilvl="1" w:tplc="FA900868">
+      <w:start w:val="1"/>
+      <w:numFmt w:val="bullet"/>
+      <w:pStyle w:val="Style2"/>
+      <w:lvlText w:val="o"/>
+      <w:lvlJc w:val="left"/>
+      <w:pPr>
+        <w:ind w:left="1440" w:hanging="360"/>
+      </w:pPr>
+      <w:rPr>
+        <w:rFonts w:ascii="Courier New" w:hAnsi="Courier New" w:cs="Courier New" w:hint="default"/>
+      </w:rPr>
+    </w:lvl>
+    <w:lvl w:ilvl="2" w:tplc="04090005">
+      <w:start w:val="1"/>
+      <w:numFmt w:val="bullet"/>
+      <w:lvlText w:val=""/>
+      <w:lvlJc w:val="left"/>
+      <w:pPr>
+        <w:ind w:left="2160" w:hanging="360"/>
+      </w:pPr>
+      <w:rPr>
+        <w:rFonts w:ascii="Wingdings" w:hAnsi="Wingdings" w:hint="default"/>
+      </w:rPr>
+    </w:lvl>
+    <w:lvl w:ilvl="3" w:tplc="04090001" w:tentative="1">
+      <w:start w:val="1"/>
+      <w:numFmt w:val="bullet"/>
+      <w:lvlText w:val=""/>
+      <w:lvlJc w:val="left"/>
+      <w:pPr>
+        <w:ind w:left="2880" w:hanging="360"/>
+      </w:pPr>
+      <w:rPr>
+        <w:rFonts w:ascii="Symbol" w:hAnsi="Symbol" w:hint="default"/>
+      </w:rPr>
+    </w:lvl>
+    <w:lvl w:ilvl="4" w:tplc="04090003" w:tentative="1">
       <w:start w:val="1"/>
       <w:numFmt w:val="bullet"/>
       <w:lvlText w:val="o"/>
       <w:lvlJc w:val="left"/>
       <w:pPr>
-        <w:ind w:left="1440" w:hanging="360"/>
+        <w:ind w:left="3600" w:hanging="360"/>
       </w:pPr>
       <w:rPr>
         <w:rFonts w:ascii="Courier New" w:hAnsi="Courier New" w:cs="Courier New" w:hint="default"/>
       </w:rPr>
     </w:lvl>
-    <w:lvl w:ilvl="2" w:tplc="04090005" w:tentative="1">
+    <w:lvl w:ilvl="5" w:tplc="04090005" w:tentative="1">
       <w:start w:val="1"/>
       <w:numFmt w:val="bullet"/>
       <w:lvlText w:val=""/>
       <w:lvlJc w:val="left"/>
       <w:pPr>
-        <w:ind w:left="2160" w:hanging="360"/>
+        <w:ind w:left="4320" w:hanging="360"/>
       </w:pPr>
       <w:rPr>
         <w:rFonts w:ascii="Wingdings" w:hAnsi="Wingdings" w:hint="default"/>
       </w:rPr>
     </w:lvl>
-    <w:lvl w:ilvl="3" w:tplc="04090001" w:tentative="1">
+    <w:lvl w:ilvl="6" w:tplc="04090001" w:tentative="1">
       <w:start w:val="1"/>
       <w:numFmt w:val="bullet"/>
       <w:lvlText w:val=""/>
       <w:lvlJc w:val="left"/>
       <w:pPr>
-        <w:ind w:left="2880" w:hanging="360"/>
+        <w:ind w:left="5040" w:hanging="360"/>
       </w:pPr>
       <w:rPr>
         <w:rFonts w:ascii="Symbol" w:hAnsi="Symbol" w:hint="default"/>
       </w:rPr>
     </w:lvl>
-    <w:lvl w:ilvl="4" w:tplc="04090003" w:tentative="1">
+    <w:lvl w:ilvl="7" w:tplc="04090003" w:tentative="1">
       <w:start w:val="1"/>
       <w:numFmt w:val="bullet"/>
       <w:lvlText w:val="o"/>
       <w:lvlJc w:val="left"/>
       <w:pPr>
-        <w:ind w:left="3600" w:hanging="360"/>
+        <w:ind w:left="5760" w:hanging="360"/>
       </w:pPr>
       <w:rPr>
         <w:rFonts w:ascii="Courier New" w:hAnsi="Courier New" w:cs="Courier New" w:hint="default"/>
       </w:rPr>
     </w:lvl>
-    <w:lvl w:ilvl="5" w:tplc="04090005" w:tentative="1">
+    <w:lvl w:ilvl="8" w:tplc="04090005" w:tentative="1">
       <w:start w:val="1"/>
       <w:numFmt w:val="bullet"/>
       <w:lvlText w:val=""/>
       <w:lvlJc w:val="left"/>
       <w:pPr>
-        <w:ind w:left="4320" w:hanging="360"/>
+        <w:ind w:left="6480" w:hanging="360"/>
       </w:pPr>
       <w:rPr>
         <w:rFonts w:ascii="Wingdings" w:hAnsi="Wingdings" w:hint="default"/>
       </w:rPr>
     </w:lvl>
-    <w:lvl w:ilvl="6" w:tplc="04090001" w:tentative="1">
-      <w:start w:val="1"/>
-      <w:numFmt w:val="bullet"/>
-      <w:lvlText w:val=""/>
-      <w:lvlJc w:val="left"/>
-      <w:pPr>
-        <w:ind w:left="5040" w:hanging="360"/>
-      </w:pPr>
-      <w:rPr>
-        <w:rFonts w:ascii="Symbol" w:hAnsi="Symbol" w:hint="default"/>
-      </w:rPr>
-    </w:lvl>
-    <w:lvl w:ilvl="7" w:tplc="04090003" w:tentative="1">
-      <w:start w:val="1"/>
-      <w:numFmt w:val="bullet"/>
-      <w:lvlText w:val="o"/>
-      <w:lvlJc w:val="left"/>
-      <w:pPr>
-        <w:ind w:left="5760" w:hanging="360"/>
-      </w:pPr>
-      <w:rPr>
-        <w:rFonts w:ascii="Courier New" w:hAnsi="Courier New" w:cs="Courier New" w:hint="default"/>
-      </w:rPr>
-    </w:lvl>
-    <w:lvl w:ilvl="8" w:tplc="04090005" w:tentative="1">
-      <w:start w:val="1"/>
-      <w:numFmt w:val="bullet"/>
-      <w:lvlText w:val=""/>
-      <w:lvlJc w:val="left"/>
-      <w:pPr>
-        <w:ind w:left="6480" w:hanging="360"/>
-      </w:pPr>
-      <w:rPr>
-        <w:rFonts w:ascii="Wingdings" w:hAnsi="Wingdings" w:hint="default"/>
-      </w:rPr>
-    </w:lvl>
   </w:abstractNum>
-  <w:abstractNum w:abstractNumId="19" w15:restartNumberingAfterBreak="0">
+  <w:abstractNum w:abstractNumId="22" w15:restartNumberingAfterBreak="0">
     <w:nsid w:val="737A6093"/>
     <w:multiLevelType w:val="hybridMultilevel"/>
     <w:tmpl w:val="0F1ACFAE"/>
@@ -13314,7 +15160,7 @@
       </w:rPr>
     </w:lvl>
   </w:abstractNum>
-  <w:abstractNum w:abstractNumId="20" w15:restartNumberingAfterBreak="0">
+  <w:abstractNum w:abstractNumId="23" w15:restartNumberingAfterBreak="0">
     <w:nsid w:val="73C236D6"/>
     <w:multiLevelType w:val="hybridMultilevel"/>
     <w:tmpl w:val="1BA28240"/>
@@ -13426,7 +15272,7 @@
       </w:rPr>
     </w:lvl>
   </w:abstractNum>
-  <w:abstractNum w:abstractNumId="21" w15:restartNumberingAfterBreak="0">
+  <w:abstractNum w:abstractNumId="24" w15:restartNumberingAfterBreak="0">
     <w:nsid w:val="77106123"/>
     <w:multiLevelType w:val="multilevel"/>
     <w:tmpl w:val="15B07A7C"/>
@@ -13571,7 +15417,7 @@
       </w:rPr>
     </w:lvl>
   </w:abstractNum>
-  <w:abstractNum w:abstractNumId="22" w15:restartNumberingAfterBreak="0">
+  <w:abstractNum w:abstractNumId="25" w15:restartNumberingAfterBreak="0">
     <w:nsid w:val="77624756"/>
     <w:multiLevelType w:val="multilevel"/>
     <w:tmpl w:val="78D896A2"/>
@@ -13668,7 +15514,7 @@
       </w:pPr>
     </w:lvl>
   </w:abstractNum>
-  <w:abstractNum w:abstractNumId="23" w15:restartNumberingAfterBreak="0">
+  <w:abstractNum w:abstractNumId="26" w15:restartNumberingAfterBreak="0">
     <w:nsid w:val="7CDF5D21"/>
     <w:multiLevelType w:val="hybridMultilevel"/>
     <w:tmpl w:val="EE667534"/>
@@ -13754,7 +15600,7 @@
       </w:pPr>
     </w:lvl>
   </w:abstractNum>
-  <w:abstractNum w:abstractNumId="24" w15:restartNumberingAfterBreak="0">
+  <w:abstractNum w:abstractNumId="27" w15:restartNumberingAfterBreak="0">
     <w:nsid w:val="7ED05667"/>
     <w:multiLevelType w:val="multilevel"/>
     <w:tmpl w:val="22AEB9D0"/>
@@ -13868,79 +15714,88 @@
     </w:lvl>
   </w:abstractNum>
   <w:num w:numId="1" w16cid:durableId="213199349">
+    <w:abstractNumId w:val="21"/>
+  </w:num>
+  <w:num w:numId="2" w16cid:durableId="2007438936">
+    <w:abstractNumId w:val="9"/>
+  </w:num>
+  <w:num w:numId="3" w16cid:durableId="1856113958">
+    <w:abstractNumId w:val="14"/>
+  </w:num>
+  <w:num w:numId="4" w16cid:durableId="1406074890">
+    <w:abstractNumId w:val="17"/>
+  </w:num>
+  <w:num w:numId="5" w16cid:durableId="2098095087">
+    <w:abstractNumId w:val="13"/>
+  </w:num>
+  <w:num w:numId="6" w16cid:durableId="12264462">
+    <w:abstractNumId w:val="1"/>
+  </w:num>
+  <w:num w:numId="7" w16cid:durableId="650793060">
+    <w:abstractNumId w:val="16"/>
+  </w:num>
+  <w:num w:numId="8" w16cid:durableId="315111614">
+    <w:abstractNumId w:val="6"/>
+  </w:num>
+  <w:num w:numId="9" w16cid:durableId="721175555">
+    <w:abstractNumId w:val="20"/>
+  </w:num>
+  <w:num w:numId="10" w16cid:durableId="1971133655">
+    <w:abstractNumId w:val="11"/>
+  </w:num>
+  <w:num w:numId="11" w16cid:durableId="2140878467">
+    <w:abstractNumId w:val="24"/>
+  </w:num>
+  <w:num w:numId="12" w16cid:durableId="411977707">
+    <w:abstractNumId w:val="22"/>
+  </w:num>
+  <w:num w:numId="13" w16cid:durableId="144856544">
+    <w:abstractNumId w:val="8"/>
+  </w:num>
+  <w:num w:numId="14" w16cid:durableId="1990480526">
+    <w:abstractNumId w:val="23"/>
+  </w:num>
+  <w:num w:numId="15" w16cid:durableId="2117869739">
     <w:abstractNumId w:val="18"/>
   </w:num>
-  <w:num w:numId="2" w16cid:durableId="2007438936">
+  <w:num w:numId="16" w16cid:durableId="535969489">
     <w:abstractNumId w:val="7"/>
   </w:num>
-  <w:num w:numId="3" w16cid:durableId="1856113958">
+  <w:num w:numId="17" w16cid:durableId="859584352">
+    <w:abstractNumId w:val="10"/>
+  </w:num>
+  <w:num w:numId="18" w16cid:durableId="693730893">
+    <w:abstractNumId w:val="3"/>
+  </w:num>
+  <w:num w:numId="19" w16cid:durableId="771585517">
     <w:abstractNumId w:val="12"/>
   </w:num>
-  <w:num w:numId="4" w16cid:durableId="1406074890">
-    <w:abstractNumId w:val="14"/>
+  <w:num w:numId="20" w16cid:durableId="452945039">
+    <w:abstractNumId w:val="5"/>
   </w:num>
-  <w:num w:numId="5" w16cid:durableId="2098095087">
-    <w:abstractNumId w:val="11"/>
+  <w:num w:numId="21" w16cid:durableId="1208177732">
+    <w:abstractNumId w:val="26"/>
   </w:num>
-  <w:num w:numId="6" w16cid:durableId="12264462">
-    <w:abstractNumId w:val="0"/>
+  <w:num w:numId="22" w16cid:durableId="1440687292">
+    <w:abstractNumId w:val="25"/>
   </w:num>
-  <w:num w:numId="7" w16cid:durableId="650793060">
-    <w:abstractNumId w:val="13"/>
+  <w:num w:numId="23" w16cid:durableId="1977638460">
+    <w:abstractNumId w:val="27"/>
   </w:num>
-  <w:num w:numId="8" w16cid:durableId="315111614">
+  <w:num w:numId="24" w16cid:durableId="186217308">
+    <w:abstractNumId w:val="19"/>
+  </w:num>
+  <w:num w:numId="25" w16cid:durableId="1515419141">
     <w:abstractNumId w:val="4"/>
   </w:num>
-  <w:num w:numId="9" w16cid:durableId="721175555">
-    <w:abstractNumId w:val="17"/>
+  <w:num w:numId="26" w16cid:durableId="1937327349">
+    <w:abstractNumId w:val="2"/>
   </w:num>
-  <w:num w:numId="10" w16cid:durableId="1971133655">
-    <w:abstractNumId w:val="9"/>
-  </w:num>
-  <w:num w:numId="11" w16cid:durableId="2140878467">
-    <w:abstractNumId w:val="21"/>
-  </w:num>
-  <w:num w:numId="12" w16cid:durableId="411977707">
-    <w:abstractNumId w:val="19"/>
-  </w:num>
-  <w:num w:numId="13" w16cid:durableId="144856544">
-    <w:abstractNumId w:val="6"/>
-  </w:num>
-  <w:num w:numId="14" w16cid:durableId="1990480526">
-    <w:abstractNumId w:val="20"/>
-  </w:num>
-  <w:num w:numId="15" w16cid:durableId="2117869739">
+  <w:num w:numId="27" w16cid:durableId="1113524101">
     <w:abstractNumId w:val="15"/>
   </w:num>
-  <w:num w:numId="16" w16cid:durableId="535969489">
-    <w:abstractNumId w:val="5"/>
-  </w:num>
-  <w:num w:numId="17" w16cid:durableId="859584352">
-    <w:abstractNumId w:val="8"/>
-  </w:num>
-  <w:num w:numId="18" w16cid:durableId="693730893">
-    <w:abstractNumId w:val="1"/>
-  </w:num>
-  <w:num w:numId="19" w16cid:durableId="771585517">
-    <w:abstractNumId w:val="10"/>
-  </w:num>
-  <w:num w:numId="20" w16cid:durableId="452945039">
-    <w:abstractNumId w:val="3"/>
-  </w:num>
-  <w:num w:numId="21" w16cid:durableId="1208177732">
-    <w:abstractNumId w:val="23"/>
-  </w:num>
-  <w:num w:numId="22" w16cid:durableId="1440687292">
-    <w:abstractNumId w:val="22"/>
-  </w:num>
-  <w:num w:numId="23" w16cid:durableId="1977638460">
-    <w:abstractNumId w:val="24"/>
-  </w:num>
-  <w:num w:numId="24" w16cid:durableId="186217308">
-    <w:abstractNumId w:val="16"/>
-  </w:num>
-  <w:num w:numId="25" w16cid:durableId="1515419141">
-    <w:abstractNumId w:val="2"/>
+  <w:num w:numId="28" w16cid:durableId="1097555022">
+    <w:abstractNumId w:val="0"/>
   </w:num>
   <w:numIdMacAtCleanup w:val="10"/>
 </w:numbering>
@@ -15033,30 +16888,28 @@
     <w:link w:val="Style2Char"/>
     <w:autoRedefine/>
     <w:qFormat/>
-    <w:rsid w:val="001B7833"/>
+    <w:rsid w:val="00DB1315"/>
     <w:pPr>
-      <w:spacing w:line="240" w:lineRule="auto"/>
+      <w:numPr>
+        <w:ilvl w:val="1"/>
+        <w:numId w:val="1"/>
+      </w:numPr>
     </w:pPr>
     <w:rPr>
-      <w:b/>
-      <w:bCs/>
       <w:color w:val="000000" w:themeColor="text1"/>
-      <w:sz w:val="32"/>
-      <w:szCs w:val="40"/>
+      <w:szCs w:val="24"/>
     </w:rPr>
   </w:style>
   <w:style w:type="character" w:customStyle="1" w:styleId="Style2Char">
     <w:name w:val="Style2 Char"/>
     <w:basedOn w:val="Heading3Char"/>
     <w:link w:val="Style2"/>
-    <w:rsid w:val="001B7833"/>
+    <w:rsid w:val="00DB1315"/>
     <w:rPr>
       <w:rFonts w:asciiTheme="majorBidi" w:eastAsiaTheme="majorEastAsia" w:hAnsiTheme="majorBidi" w:cstheme="majorBidi"/>
-      <w:b/>
-      <w:bCs/>
       <w:color w:val="000000" w:themeColor="text1"/>
-      <w:sz w:val="32"/>
-      <w:szCs w:val="40"/>
+      <w:sz w:val="28"/>
+      <w:szCs w:val="28"/>
     </w:rPr>
   </w:style>
   <w:style w:type="paragraph" w:styleId="TOC3">
@@ -15586,6 +17439,20 @@
         <w:shd w:val="clear" w:color="auto" w:fill="F2F2F2" w:themeFill="background1" w:themeFillShade="F2"/>
       </w:tcPr>
     </w:tblStylePr>
+  </w:style>
+  <w:style w:type="paragraph" w:customStyle="1" w:styleId="pdq2pgselectionanchorcontainer">
+    <w:name w:val="pdq2pg_selectionanchorcontainer"/>
+    <w:basedOn w:val="Normal"/>
+    <w:rsid w:val="00335583"/>
+    <w:pPr>
+      <w:spacing w:before="100" w:beforeAutospacing="1" w:after="100" w:afterAutospacing="1" w:line="240" w:lineRule="auto"/>
+      <w:jc w:val="left"/>
+    </w:pPr>
+    <w:rPr>
+      <w:rFonts w:ascii="Times New Roman" w:eastAsia="Times New Roman" w:hAnsi="Times New Roman" w:cs="Times New Roman"/>
+      <w:kern w:val="0"/>
+      <w14:ligatures w14:val="none"/>
+    </w:rPr>
   </w:style>
 </w:styles>
 </file>

--- a/AutoPrepAI-FinalDoc.docx
+++ b/AutoPrepAI-FinalDoc.docx
@@ -419,7 +419,6 @@
           <w:szCs w:val="48"/>
         </w:rPr>
       </w:pPr>
-      <w:proofErr w:type="spellStart"/>
       <w:r>
         <w:rPr>
           <w:rFonts w:cstheme="majorBidi"/>
@@ -430,7 +429,6 @@
         </w:rPr>
         <w:t>AutoPrepAI</w:t>
       </w:r>
-      <w:proofErr w:type="spellEnd"/>
     </w:p>
     <w:p>
       <w:pPr>
@@ -1025,23 +1023,23 @@
         <w:t>Documentation</w:t>
       </w:r>
     </w:p>
-    <w:bookmarkStart w:id="0" w:name="_Toc233316501" w:displacedByCustomXml="next"/>
-    <w:bookmarkStart w:id="1" w:name="_Toc221570594" w:displacedByCustomXml="next"/>
-    <w:bookmarkStart w:id="2" w:name="_Toc221557045" w:displacedByCustomXml="next"/>
-    <w:bookmarkStart w:id="3" w:name="_Toc221555251" w:displacedByCustomXml="next"/>
-    <w:bookmarkStart w:id="4" w:name="_Toc221555023" w:displacedByCustomXml="next"/>
-    <w:bookmarkStart w:id="5" w:name="_Toc221554898" w:displacedByCustomXml="next"/>
-    <w:bookmarkStart w:id="6" w:name="_Toc221537246" w:displacedByCustomXml="next"/>
-    <w:bookmarkStart w:id="7" w:name="_Toc221536026" w:displacedByCustomXml="next"/>
+    <w:bookmarkStart w:id="0" w:name="_Toc221572448" w:displacedByCustomXml="next"/>
+    <w:bookmarkStart w:id="1" w:name="_Toc221571916" w:displacedByCustomXml="next"/>
+    <w:bookmarkStart w:id="2" w:name="_Toc221319076" w:displacedByCustomXml="next"/>
+    <w:bookmarkStart w:id="3" w:name="_Toc221484166" w:displacedByCustomXml="next"/>
+    <w:bookmarkStart w:id="4" w:name="_Toc221484347" w:displacedByCustomXml="next"/>
+    <w:bookmarkStart w:id="5" w:name="_Toc221490536" w:displacedByCustomXml="next"/>
+    <w:bookmarkStart w:id="6" w:name="_Toc221492052" w:displacedByCustomXml="next"/>
+    <w:bookmarkStart w:id="7" w:name="_Toc221535437" w:displacedByCustomXml="next"/>
     <w:bookmarkStart w:id="8" w:name="_Toc221535696" w:displacedByCustomXml="next"/>
-    <w:bookmarkStart w:id="9" w:name="_Toc221535437" w:displacedByCustomXml="next"/>
-    <w:bookmarkStart w:id="10" w:name="_Toc221492052" w:displacedByCustomXml="next"/>
-    <w:bookmarkStart w:id="11" w:name="_Toc221490536" w:displacedByCustomXml="next"/>
-    <w:bookmarkStart w:id="12" w:name="_Toc221484347" w:displacedByCustomXml="next"/>
-    <w:bookmarkStart w:id="13" w:name="_Toc221484166" w:displacedByCustomXml="next"/>
-    <w:bookmarkStart w:id="14" w:name="_Toc221319076" w:displacedByCustomXml="next"/>
-    <w:bookmarkStart w:id="15" w:name="_Toc221571916" w:displacedByCustomXml="next"/>
-    <w:bookmarkStart w:id="16" w:name="_Toc221572448" w:displacedByCustomXml="next"/>
+    <w:bookmarkStart w:id="9" w:name="_Toc221536026" w:displacedByCustomXml="next"/>
+    <w:bookmarkStart w:id="10" w:name="_Toc221537246" w:displacedByCustomXml="next"/>
+    <w:bookmarkStart w:id="11" w:name="_Toc221554898" w:displacedByCustomXml="next"/>
+    <w:bookmarkStart w:id="12" w:name="_Toc221555023" w:displacedByCustomXml="next"/>
+    <w:bookmarkStart w:id="13" w:name="_Toc221555251" w:displacedByCustomXml="next"/>
+    <w:bookmarkStart w:id="14" w:name="_Toc221557045" w:displacedByCustomXml="next"/>
+    <w:bookmarkStart w:id="15" w:name="_Toc221570594" w:displacedByCustomXml="next"/>
+    <w:bookmarkStart w:id="16" w:name="_Toc233316501" w:displacedByCustomXml="next"/>
     <w:sdt>
       <w:sdtPr>
         <w:rPr>
@@ -8368,7 +8366,6 @@
         </w:rPr>
         <w:t xml:space="preserve">These challenges motivated the development of </w:t>
       </w:r>
-      <w:proofErr w:type="spellStart"/>
       <w:r>
         <w:rPr>
           <w:rFonts w:cstheme="majorBidi"/>
@@ -8377,7 +8374,6 @@
         </w:rPr>
         <w:t>AutoPrepAI</w:t>
       </w:r>
-      <w:proofErr w:type="spellEnd"/>
       <w:r>
         <w:rPr>
           <w:rFonts w:cstheme="majorBidi"/>
@@ -8717,21 +8713,7 @@
         <w:rPr>
           <w:rFonts w:cstheme="majorBidi"/>
         </w:rPr>
-        <w:t xml:space="preserve">The problem addressed by this project is the lack of intelligent and explainable data preprocessing solutions that balance automation with human oversight. </w:t>
-      </w:r>
-      <w:proofErr w:type="spellStart"/>
-      <w:r>
-        <w:rPr>
-          <w:rFonts w:cstheme="majorBidi"/>
-        </w:rPr>
-        <w:t>AutoPrepAI</w:t>
-      </w:r>
-      <w:proofErr w:type="spellEnd"/>
-      <w:r>
-        <w:rPr>
-          <w:rFonts w:cstheme="majorBidi"/>
-        </w:rPr>
-        <w:t xml:space="preserve"> seeks to bridge this gap by providing an AI-driven preprocessing system that automates data preparation tasks while allowing users to review and approve preprocessing decisions prior to execution, thereby enhancing transparency, accountability, and user confidence.</w:t>
+        <w:t>The problem addressed by this project is the lack of intelligent and explainable data preprocessing solutions that balance automation with human oversight. AutoPrepAI seeks to bridge this gap by providing an AI-driven preprocessing system that automates data preparation tasks while allowing users to review and approve preprocessing decisions prior to execution, thereby enhancing transparency, accountability, and user confidence.</w:t>
       </w:r>
     </w:p>
     <w:p>
@@ -8761,7 +8743,6 @@
         </w:rPr>
         <w:t xml:space="preserve">The primary goal of </w:t>
       </w:r>
-      <w:proofErr w:type="spellStart"/>
       <w:r>
         <w:rPr>
           <w:rFonts w:cstheme="majorBidi"/>
@@ -8770,7 +8751,6 @@
         </w:rPr>
         <w:t>AutoPrepAI</w:t>
       </w:r>
-      <w:proofErr w:type="spellEnd"/>
       <w:r>
         <w:rPr>
           <w:rFonts w:cstheme="majorBidi"/>
@@ -8860,21 +8840,7 @@
         <w:rPr>
           <w:rFonts w:cstheme="majorBidi"/>
         </w:rPr>
-        <w:t xml:space="preserve">Support multiple </w:t>
-      </w:r>
-      <w:proofErr w:type="gramStart"/>
-      <w:r>
-        <w:rPr>
-          <w:rFonts w:cstheme="majorBidi"/>
-        </w:rPr>
-        <w:t>dataset</w:t>
-      </w:r>
-      <w:proofErr w:type="gramEnd"/>
-      <w:r>
-        <w:rPr>
-          <w:rFonts w:cstheme="majorBidi"/>
-        </w:rPr>
-        <w:t xml:space="preserve"> formats, including CSV and Excel.</w:t>
+        <w:t>Support multiple dataset formats, including CSV and Excel.</w:t>
       </w:r>
     </w:p>
     <w:p>
@@ -8925,7 +8891,6 @@
         </w:rPr>
         <w:t xml:space="preserve">To achieve these objectives, </w:t>
       </w:r>
-      <w:proofErr w:type="spellStart"/>
       <w:r>
         <w:rPr>
           <w:rFonts w:cstheme="majorBidi"/>
@@ -8934,7 +8899,6 @@
         </w:rPr>
         <w:t>AutoPrepAI</w:t>
       </w:r>
-      <w:proofErr w:type="spellEnd"/>
       <w:r>
         <w:rPr>
           <w:rFonts w:cstheme="majorBidi"/>
@@ -9028,7 +8992,6 @@
           <w:rFonts w:cstheme="majorBidi"/>
         </w:rPr>
       </w:pPr>
-      <w:proofErr w:type="spellStart"/>
       <w:r>
         <w:rPr>
           <w:rFonts w:cstheme="majorBidi"/>
@@ -9037,7 +9000,6 @@
         </w:rPr>
         <w:t>AutoPrepAI</w:t>
       </w:r>
-      <w:proofErr w:type="spellEnd"/>
       <w:r>
         <w:rPr>
           <w:rFonts w:cstheme="majorBidi"/>
@@ -9695,21 +9657,7 @@
         <w:rPr>
           <w:rFonts w:cstheme="majorBidi"/>
         </w:rPr>
-        <w:t xml:space="preserve">Storage: At least 2 </w:t>
-      </w:r>
-      <w:proofErr w:type="gramStart"/>
-      <w:r>
-        <w:rPr>
-          <w:rFonts w:cstheme="majorBidi"/>
-        </w:rPr>
-        <w:t>GB</w:t>
-      </w:r>
-      <w:proofErr w:type="gramEnd"/>
-      <w:r>
-        <w:rPr>
-          <w:rFonts w:cstheme="majorBidi"/>
-        </w:rPr>
-        <w:t xml:space="preserve"> available space for the application, dependencies, and temporary datasets.</w:t>
+        <w:t>Storage: At least 2 GB available space for the application, dependencies, and temporary datasets.</w:t>
       </w:r>
     </w:p>
     <w:p>
@@ -10803,21 +10751,7 @@
         <w:rPr>
           <w:rFonts w:cstheme="majorBidi"/>
         </w:rPr>
-        <w:t xml:space="preserve"> reviews related work by discussing existing research and systems in the field of AI-assisted data preprocessing, followed by a comparative analysis highlighting the unique contributions of </w:t>
-      </w:r>
-      <w:proofErr w:type="spellStart"/>
-      <w:r>
-        <w:rPr>
-          <w:rFonts w:cstheme="majorBidi"/>
-        </w:rPr>
-        <w:t>AutoPrepAI</w:t>
-      </w:r>
-      <w:proofErr w:type="spellEnd"/>
-      <w:r>
-        <w:rPr>
-          <w:rFonts w:cstheme="majorBidi"/>
-        </w:rPr>
-        <w:t xml:space="preserve">. </w:t>
+        <w:t xml:space="preserve"> reviews related work by discussing existing research and systems in the field of AI-assisted data preprocessing, followed by a comparative analysis highlighting the unique contributions of AutoPrepAI. </w:t>
       </w:r>
       <w:r>
         <w:rPr>
@@ -11408,12 +11342,12 @@
         <w:rPr>
           <w:rFonts w:cstheme="majorBidi"/>
         </w:rPr>
+        <w:instrText xml:space="preserve"> \* MERGEFORMAT </w:instrText>
       </w:r>
       <w:r>
         <w:rPr>
           <w:rFonts w:cstheme="majorBidi"/>
         </w:rPr>
-        <w:instrText xml:space="preserve"> \* MERGEFORMAT </w:instrText>
       </w:r>
       <w:r>
         <w:rPr>
@@ -11471,21 +11405,7 @@
         <w:rPr>
           <w:rFonts w:cstheme="majorBidi"/>
         </w:rPr>
-        <w:t xml:space="preserve">summarizes the main differences between existing solutions and </w:t>
-      </w:r>
-      <w:proofErr w:type="spellStart"/>
-      <w:r>
-        <w:rPr>
-          <w:rFonts w:cstheme="majorBidi"/>
-        </w:rPr>
-        <w:t>AutoPrepAI</w:t>
-      </w:r>
-      <w:proofErr w:type="spellEnd"/>
-      <w:r>
-        <w:rPr>
-          <w:rFonts w:cstheme="majorBidi"/>
-        </w:rPr>
-        <w:t>.</w:t>
+        <w:t>summarizes the main differences between existing solutions and AutoPrepAI.</w:t>
       </w:r>
     </w:p>
     <w:tbl>
@@ -11617,14 +11537,12 @@
                 <w:rFonts w:cstheme="majorBidi"/>
               </w:rPr>
             </w:pPr>
-            <w:proofErr w:type="spellStart"/>
             <w:r>
               <w:rPr>
                 <w:rFonts w:cstheme="majorBidi"/>
               </w:rPr>
               <w:t>AutoPrepAI</w:t>
             </w:r>
-            <w:proofErr w:type="spellEnd"/>
           </w:p>
         </w:tc>
       </w:tr>
@@ -12879,21 +12797,7 @@
         <w:rPr>
           <w:rFonts w:cstheme="majorBidi"/>
         </w:rPr>
-        <w:t xml:space="preserve"> Comparison between existing solutions and </w:t>
-      </w:r>
-      <w:proofErr w:type="spellStart"/>
-      <w:r>
-        <w:rPr>
-          <w:rFonts w:cstheme="majorBidi"/>
-        </w:rPr>
-        <w:t>AutoPrepAI</w:t>
-      </w:r>
-      <w:proofErr w:type="spellEnd"/>
-      <w:r>
-        <w:rPr>
-          <w:rFonts w:cstheme="majorBidi"/>
-        </w:rPr>
-        <w:t>.</w:t>
+        <w:t xml:space="preserve"> Comparison between existing solutions and AutoPrepAI.</w:t>
       </w:r>
       <w:bookmarkEnd w:id="77"/>
     </w:p>
@@ -12967,14 +12871,9 @@
       </w:pPr>
       <w:bookmarkStart w:id="79" w:name="_Toc233316526"/>
       <w:r>
-        <w:t xml:space="preserve">Key Innovations of </w:t>
-      </w:r>
-      <w:proofErr w:type="spellStart"/>
-      <w:r>
-        <w:t>AutoPrepAI</w:t>
+        <w:t>Key Innovations of AutoPrepAI</w:t>
       </w:r>
       <w:bookmarkEnd w:id="79"/>
-      <w:proofErr w:type="spellEnd"/>
     </w:p>
     <w:p>
       <w:pPr>
@@ -12982,19 +12881,11 @@
           <w:rFonts w:cstheme="majorBidi"/>
         </w:rPr>
       </w:pPr>
-      <w:proofErr w:type="spellStart"/>
       <w:r>
         <w:rPr>
           <w:rFonts w:cstheme="majorBidi"/>
         </w:rPr>
-        <w:t>AutoPrepAI</w:t>
-      </w:r>
-      <w:proofErr w:type="spellEnd"/>
-      <w:r>
-        <w:rPr>
-          <w:rFonts w:cstheme="majorBidi"/>
-        </w:rPr>
-        <w:t xml:space="preserve"> introduces several features that distinguish it from existing solutions:</w:t>
+        <w:t>AutoPrepAI introduces several features that distinguish it from existing solutions:</w:t>
       </w:r>
     </w:p>
     <w:p>
@@ -13044,21 +12935,7 @@
         <w:rPr>
           <w:rFonts w:cstheme="majorBidi"/>
         </w:rPr>
-        <w:t xml:space="preserve"> Unlike traditional exact matching methods, </w:t>
-      </w:r>
-      <w:proofErr w:type="spellStart"/>
-      <w:r>
-        <w:rPr>
-          <w:rFonts w:cstheme="majorBidi"/>
-        </w:rPr>
-        <w:t>AutoPrepAI</w:t>
-      </w:r>
-      <w:proofErr w:type="spellEnd"/>
-      <w:r>
-        <w:rPr>
-          <w:rFonts w:cstheme="majorBidi"/>
-        </w:rPr>
-        <w:t xml:space="preserve"> employs embedding-based techniques to detect records that represent the same entity despite textual variations.</w:t>
+        <w:t xml:space="preserve"> Unlike traditional exact matching methods, AutoPrepAI employs embedding-based techniques to detect records that represent the same entity despite textual variations.</w:t>
       </w:r>
     </w:p>
     <w:p>
@@ -13232,21 +13109,7 @@
         <w:rPr>
           <w:rFonts w:asciiTheme="majorBidi" w:hAnsiTheme="majorBidi" w:cstheme="majorBidi"/>
         </w:rPr>
-        <w:t xml:space="preserve">Stakeholders are individuals and organizations directly or indirectly affected by </w:t>
-      </w:r>
-      <w:proofErr w:type="spellStart"/>
-      <w:r>
-        <w:rPr>
-          <w:rFonts w:asciiTheme="majorBidi" w:hAnsiTheme="majorBidi" w:cstheme="majorBidi"/>
-        </w:rPr>
-        <w:t>AutoPrepAI's</w:t>
-      </w:r>
-      <w:proofErr w:type="spellEnd"/>
-      <w:r>
-        <w:rPr>
-          <w:rFonts w:asciiTheme="majorBidi" w:hAnsiTheme="majorBidi" w:cstheme="majorBidi"/>
-        </w:rPr>
-        <w:t xml:space="preserve"> development, deployment, and use. The project encompasses diverse stakeholder groups with distinct interests and responsibilities.</w:t>
+        <w:t>Stakeholders are individuals and organizations directly or indirectly affected by AutoPrepAI's development, deployment, and use. The project encompasses diverse stakeholder groups with distinct interests and responsibilities.</w:t>
       </w:r>
     </w:p>
     <w:p>
@@ -13289,21 +13152,7 @@
         <w:rPr>
           <w:rFonts w:asciiTheme="majorBidi" w:hAnsiTheme="majorBidi" w:cstheme="majorBidi"/>
         </w:rPr>
-        <w:t xml:space="preserve">End users are the primary beneficiaries of the </w:t>
-      </w:r>
-      <w:proofErr w:type="spellStart"/>
-      <w:r>
-        <w:rPr>
-          <w:rFonts w:asciiTheme="majorBidi" w:hAnsiTheme="majorBidi" w:cstheme="majorBidi"/>
-        </w:rPr>
-        <w:t>AutoPrepAI</w:t>
-      </w:r>
-      <w:proofErr w:type="spellEnd"/>
-      <w:r>
-        <w:rPr>
-          <w:rFonts w:asciiTheme="majorBidi" w:hAnsiTheme="majorBidi" w:cstheme="majorBidi"/>
-        </w:rPr>
-        <w:t xml:space="preserve"> system. They comprise:</w:t>
+        <w:t>End users are the primary beneficiaries of the AutoPrepAI system. They comprise:</w:t>
       </w:r>
     </w:p>
     <w:p>
@@ -13390,21 +13239,7 @@
         <w:rPr>
           <w:rFonts w:asciiTheme="majorBidi" w:hAnsiTheme="majorBidi" w:cstheme="majorBidi"/>
         </w:rPr>
-        <w:t xml:space="preserve">: Business analysts, domain experts, and operational staff who lack extensive programming expertise but need to prepare datasets for analysis. </w:t>
-      </w:r>
-      <w:proofErr w:type="spellStart"/>
-      <w:r>
-        <w:rPr>
-          <w:rFonts w:asciiTheme="majorBidi" w:hAnsiTheme="majorBidi" w:cstheme="majorBidi"/>
-        </w:rPr>
-        <w:t>AutoPrepAI's</w:t>
-      </w:r>
-      <w:proofErr w:type="spellEnd"/>
-      <w:r>
-        <w:rPr>
-          <w:rFonts w:asciiTheme="majorBidi" w:hAnsiTheme="majorBidi" w:cstheme="majorBidi"/>
-        </w:rPr>
-        <w:t xml:space="preserve"> intuitive interface reduces the barrier to entry for this group.</w:t>
+        <w:t>: Business analysts, domain experts, and operational staff who lack extensive programming expertise but need to prepare datasets for analysis. AutoPrepAI's intuitive interface reduces the barrier to entry for this group.</w:t>
       </w:r>
     </w:p>
     <w:p>
@@ -13676,21 +13511,7 @@
         <w:rPr>
           <w:rFonts w:asciiTheme="majorBidi" w:hAnsiTheme="majorBidi" w:cstheme="majorBidi"/>
         </w:rPr>
-        <w:t xml:space="preserve">: Companies relying on data-driven decision-making can adopt </w:t>
-      </w:r>
-      <w:proofErr w:type="spellStart"/>
-      <w:r>
-        <w:rPr>
-          <w:rFonts w:asciiTheme="majorBidi" w:hAnsiTheme="majorBidi" w:cstheme="majorBidi"/>
-        </w:rPr>
-        <w:t>AutoPrepAI</w:t>
-      </w:r>
-      <w:proofErr w:type="spellEnd"/>
-      <w:r>
-        <w:rPr>
-          <w:rFonts w:asciiTheme="majorBidi" w:hAnsiTheme="majorBidi" w:cstheme="majorBidi"/>
-        </w:rPr>
-        <w:t xml:space="preserve"> to reduce data preparation overhead, improve data quality, and accelerate analytics projects.</w:t>
+        <w:t>: Companies relying on data-driven decision-making can adopt AutoPrepAI to reduce data preparation overhead, improve data quality, and accelerate analytics projects.</w:t>
       </w:r>
     </w:p>
     <w:p>
@@ -13719,21 +13540,7 @@
         <w:rPr>
           <w:rFonts w:asciiTheme="majorBidi" w:hAnsiTheme="majorBidi" w:cstheme="majorBidi"/>
         </w:rPr>
-        <w:t xml:space="preserve">: Universities can deploy </w:t>
-      </w:r>
-      <w:proofErr w:type="spellStart"/>
-      <w:r>
-        <w:rPr>
-          <w:rFonts w:asciiTheme="majorBidi" w:hAnsiTheme="majorBidi" w:cstheme="majorBidi"/>
-        </w:rPr>
-        <w:t>AutoPrepAI</w:t>
-      </w:r>
-      <w:proofErr w:type="spellEnd"/>
-      <w:r>
-        <w:rPr>
-          <w:rFonts w:asciiTheme="majorBidi" w:hAnsiTheme="majorBidi" w:cstheme="majorBidi"/>
-        </w:rPr>
-        <w:t xml:space="preserve"> as a learning platform to teach data preprocessing concepts, data quality issues, and automated ML pipelines to students.</w:t>
+        <w:t>: Universities can deploy AutoPrepAI as a learning platform to teach data preprocessing concepts, data quality issues, and automated ML pipelines to students.</w:t>
       </w:r>
     </w:p>
     <w:p>
@@ -13970,21 +13777,7 @@
         <w:rPr>
           <w:rFonts w:asciiTheme="majorBidi" w:hAnsiTheme="majorBidi" w:cstheme="majorBidi"/>
         </w:rPr>
-        <w:t xml:space="preserve"> enthusiasts can extend </w:t>
-      </w:r>
-      <w:proofErr w:type="spellStart"/>
-      <w:r>
-        <w:rPr>
-          <w:rFonts w:asciiTheme="majorBidi" w:hAnsiTheme="majorBidi" w:cstheme="majorBidi"/>
-        </w:rPr>
-        <w:t>AutoPrepAI</w:t>
-      </w:r>
-      <w:proofErr w:type="spellEnd"/>
-      <w:r>
-        <w:rPr>
-          <w:rFonts w:asciiTheme="majorBidi" w:hAnsiTheme="majorBidi" w:cstheme="majorBidi"/>
-        </w:rPr>
-        <w:t xml:space="preserve"> with additional agents, preprocessing strategies, or UI enhancements, benefiting the broader data science community.</w:t>
+        <w:t xml:space="preserve"> enthusiasts can extend AutoPrepAI with additional agents, preprocessing strategies, or UI enhancements, benefiting the broader data science community.</w:t>
       </w:r>
     </w:p>
     <w:p>
@@ -14014,21 +13807,7 @@
         <w:rPr>
           <w:rFonts w:asciiTheme="majorBidi" w:hAnsiTheme="majorBidi" w:cstheme="majorBidi"/>
         </w:rPr>
-        <w:t xml:space="preserve">Functional requirements specify the capabilities and operations </w:t>
-      </w:r>
-      <w:proofErr w:type="spellStart"/>
-      <w:r>
-        <w:rPr>
-          <w:rFonts w:asciiTheme="majorBidi" w:hAnsiTheme="majorBidi" w:cstheme="majorBidi"/>
-        </w:rPr>
-        <w:t>AutoPrepAI</w:t>
-      </w:r>
-      <w:proofErr w:type="spellEnd"/>
-      <w:r>
-        <w:rPr>
-          <w:rFonts w:asciiTheme="majorBidi" w:hAnsiTheme="majorBidi" w:cstheme="majorBidi"/>
-        </w:rPr>
-        <w:t xml:space="preserve"> must provide to fulfill stakeholder needs.</w:t>
+        <w:t>Functional requirements specify the capabilities and operations AutoPrepAI must provide to fulfill stakeholder needs.</w:t>
       </w:r>
     </w:p>
     <w:p>
@@ -14054,36 +13833,18 @@
           <w:rFonts w:asciiTheme="majorBidi" w:hAnsiTheme="majorBidi" w:cstheme="majorBidi"/>
         </w:rPr>
       </w:pPr>
-      <w:proofErr w:type="spellStart"/>
-      <w:proofErr w:type="gramStart"/>
-      <w:r>
-        <w:rPr>
-          <w:rFonts w:asciiTheme="majorBidi" w:hAnsiTheme="majorBidi" w:cstheme="majorBidi"/>
-        </w:rPr>
-        <w:t>AutoPrepAI</w:t>
-      </w:r>
-      <w:proofErr w:type="spellEnd"/>
-      <w:r>
-        <w:rPr>
-          <w:rFonts w:asciiTheme="majorBidi" w:hAnsiTheme="majorBidi" w:cstheme="majorBidi"/>
-        </w:rPr>
-        <w:t xml:space="preserve"> shall</w:t>
-      </w:r>
-      <w:proofErr w:type="gramEnd"/>
-      <w:r>
-        <w:rPr>
-          <w:rFonts w:asciiTheme="majorBidi" w:hAnsiTheme="majorBidi" w:cstheme="majorBidi"/>
-        </w:rPr>
-        <w:t xml:space="preserve"> </w:t>
-      </w:r>
-      <w:proofErr w:type="gramStart"/>
+      <w:r>
+        <w:rPr>
+          <w:rFonts w:asciiTheme="majorBidi" w:hAnsiTheme="majorBidi" w:cstheme="majorBidi"/>
+        </w:rPr>
+        <w:t xml:space="preserve">AutoPrepAI shall </w:t>
+      </w:r>
       <w:r>
         <w:rPr>
           <w:rFonts w:asciiTheme="majorBidi" w:hAnsiTheme="majorBidi" w:cstheme="majorBidi"/>
         </w:rPr>
         <w:t>allow</w:t>
       </w:r>
-      <w:proofErr w:type="gramEnd"/>
       <w:r>
         <w:rPr>
           <w:rFonts w:asciiTheme="majorBidi" w:hAnsiTheme="majorBidi" w:cstheme="majorBidi"/>
@@ -14496,21 +14257,7 @@
           <w:rFonts w:asciiTheme="majorBidi" w:hAnsiTheme="majorBidi" w:cstheme="majorBidi"/>
         </w:rPr>
         <w:lastRenderedPageBreak/>
-        <w:t xml:space="preserve">Have the system automatically </w:t>
-      </w:r>
-      <w:proofErr w:type="gramStart"/>
-      <w:r>
-        <w:rPr>
-          <w:rFonts w:asciiTheme="majorBidi" w:hAnsiTheme="majorBidi" w:cstheme="majorBidi"/>
-        </w:rPr>
-        <w:t>execute</w:t>
-      </w:r>
-      <w:proofErr w:type="gramEnd"/>
-      <w:r>
-        <w:rPr>
-          <w:rFonts w:asciiTheme="majorBidi" w:hAnsiTheme="majorBidi" w:cstheme="majorBidi"/>
-        </w:rPr>
-        <w:t xml:space="preserve"> all seven agents in a logical sequence</w:t>
+        <w:t>Have the system automatically execute all seven agents in a logical sequence</w:t>
       </w:r>
     </w:p>
     <w:p>
@@ -14561,21 +14308,7 @@
         <w:rPr>
           <w:rFonts w:asciiTheme="majorBidi" w:hAnsiTheme="majorBidi" w:cstheme="majorBidi"/>
         </w:rPr>
-        <w:t> </w:t>
-      </w:r>
-      <w:proofErr w:type="spellStart"/>
-      <w:r>
-        <w:rPr>
-          <w:rFonts w:asciiTheme="majorBidi" w:hAnsiTheme="majorBidi" w:cstheme="majorBidi"/>
-        </w:rPr>
-        <w:t>AutoPrepAI</w:t>
-      </w:r>
-      <w:proofErr w:type="spellEnd"/>
-      <w:r>
-        <w:rPr>
-          <w:rFonts w:asciiTheme="majorBidi" w:hAnsiTheme="majorBidi" w:cstheme="majorBidi"/>
-        </w:rPr>
-        <w:t xml:space="preserve"> shall address common data quality problems:</w:t>
+        <w:t> AutoPrepAI shall address common data quality problems:</w:t>
       </w:r>
     </w:p>
     <w:p>
@@ -14889,21 +14622,7 @@
         <w:rPr>
           <w:rFonts w:asciiTheme="majorBidi" w:hAnsiTheme="majorBidi" w:cstheme="majorBidi"/>
         </w:rPr>
-        <w:t xml:space="preserve">Undo rejected changes and </w:t>
-      </w:r>
-      <w:proofErr w:type="gramStart"/>
-      <w:r>
-        <w:rPr>
-          <w:rFonts w:asciiTheme="majorBidi" w:hAnsiTheme="majorBidi" w:cstheme="majorBidi"/>
-        </w:rPr>
-        <w:t>revisit</w:t>
-      </w:r>
-      <w:proofErr w:type="gramEnd"/>
-      <w:r>
-        <w:rPr>
-          <w:rFonts w:asciiTheme="majorBidi" w:hAnsiTheme="majorBidi" w:cstheme="majorBidi"/>
-        </w:rPr>
-        <w:t xml:space="preserve"> previous preprocessing steps</w:t>
+        <w:t>Undo rejected changes and revisit previous preprocessing steps</w:t>
       </w:r>
     </w:p>
     <w:p>
@@ -15201,21 +14920,7 @@
         <w:rPr>
           <w:rFonts w:asciiTheme="majorBidi" w:hAnsiTheme="majorBidi" w:cstheme="majorBidi"/>
         </w:rPr>
-        <w:t xml:space="preserve">The </w:t>
-      </w:r>
-      <w:proofErr w:type="spellStart"/>
-      <w:r>
-        <w:rPr>
-          <w:rFonts w:asciiTheme="majorBidi" w:hAnsiTheme="majorBidi" w:cstheme="majorBidi"/>
-        </w:rPr>
-        <w:t>AutoPrepAI</w:t>
-      </w:r>
-      <w:proofErr w:type="spellEnd"/>
-      <w:r>
-        <w:rPr>
-          <w:rFonts w:asciiTheme="majorBidi" w:hAnsiTheme="majorBidi" w:cstheme="majorBidi"/>
-        </w:rPr>
-        <w:t xml:space="preserve"> system shall:</w:t>
+        <w:t>The AutoPrepAI system shall:</w:t>
       </w:r>
     </w:p>
     <w:p>
@@ -15714,21 +15419,7 @@
         <w:rPr>
           <w:rFonts w:asciiTheme="majorBidi" w:hAnsiTheme="majorBidi" w:cstheme="majorBidi"/>
         </w:rPr>
-        <w:t xml:space="preserve">Handle mixed-type columns by </w:t>
-      </w:r>
-      <w:proofErr w:type="gramStart"/>
-      <w:r>
-        <w:rPr>
-          <w:rFonts w:asciiTheme="majorBidi" w:hAnsiTheme="majorBidi" w:cstheme="majorBidi"/>
-        </w:rPr>
-        <w:t>converting</w:t>
-      </w:r>
-      <w:proofErr w:type="gramEnd"/>
-      <w:r>
-        <w:rPr>
-          <w:rFonts w:asciiTheme="majorBidi" w:hAnsiTheme="majorBidi" w:cstheme="majorBidi"/>
-        </w:rPr>
-        <w:t xml:space="preserve"> to consistent formats</w:t>
+        <w:t>Handle mixed-type columns by converting to consistent formats</w:t>
       </w:r>
     </w:p>
     <w:p>
@@ -17270,23 +16961,43 @@
           <w:b/>
           <w:bCs/>
         </w:rPr>
-        <w:t>/auth/</w:t>
-      </w:r>
-      <w:proofErr w:type="gramStart"/>
+        <w:t>/auth/forgot-password</w:t>
+      </w:r>
+      <w:r>
+        <w:rPr>
+          <w:rFonts w:asciiTheme="majorBidi" w:hAnsiTheme="majorBidi" w:cstheme="majorBidi"/>
+        </w:rPr>
+        <w:t xml:space="preserve">: Request password reset </w:t>
+      </w:r>
+    </w:p>
+    <w:p>
+      <w:pPr>
+        <w:pStyle w:val="BodyText"/>
+        <w:numPr>
+          <w:ilvl w:val="2"/>
+          <w:numId w:val="16"/>
+        </w:numPr>
+        <w:tabs>
+          <w:tab w:val="left" w:pos="709"/>
+        </w:tabs>
+        <w:spacing w:line="360" w:lineRule="auto"/>
+        <w:rPr>
+          <w:rFonts w:asciiTheme="majorBidi" w:hAnsiTheme="majorBidi" w:cstheme="majorBidi"/>
+        </w:rPr>
+      </w:pPr>
       <w:r>
         <w:rPr>
           <w:rFonts w:asciiTheme="majorBidi" w:hAnsiTheme="majorBidi" w:cstheme="majorBidi"/>
           <w:b/>
           <w:bCs/>
         </w:rPr>
-        <w:t>forgot-password</w:t>
-      </w:r>
-      <w:proofErr w:type="gramEnd"/>
-      <w:r>
-        <w:rPr>
-          <w:rFonts w:asciiTheme="majorBidi" w:hAnsiTheme="majorBidi" w:cstheme="majorBidi"/>
-        </w:rPr>
-        <w:t xml:space="preserve">: Request password reset </w:t>
+        <w:t>/auth/reset-password</w:t>
+      </w:r>
+      <w:r>
+        <w:rPr>
+          <w:rFonts w:asciiTheme="majorBidi" w:hAnsiTheme="majorBidi" w:cstheme="majorBidi"/>
+        </w:rPr>
+        <w:t xml:space="preserve">: Reset user password </w:t>
       </w:r>
     </w:p>
     <w:p>
@@ -17310,13 +17021,39 @@
           <w:b/>
           <w:bCs/>
         </w:rPr>
-        <w:t>/auth/reset-password</w:t>
-      </w:r>
-      <w:r>
-        <w:rPr>
-          <w:rFonts w:asciiTheme="majorBidi" w:hAnsiTheme="majorBidi" w:cstheme="majorBidi"/>
-        </w:rPr>
-        <w:t xml:space="preserve">: Reset user password </w:t>
+        <w:t>/auth/logout</w:t>
+      </w:r>
+      <w:r>
+        <w:rPr>
+          <w:rFonts w:asciiTheme="majorBidi" w:hAnsiTheme="majorBidi" w:cstheme="majorBidi"/>
+        </w:rPr>
+        <w:t xml:space="preserve">: Terminate user session </w:t>
+      </w:r>
+    </w:p>
+    <w:p>
+      <w:pPr>
+        <w:pStyle w:val="BodyText"/>
+        <w:numPr>
+          <w:ilvl w:val="1"/>
+          <w:numId w:val="16"/>
+        </w:numPr>
+        <w:tabs>
+          <w:tab w:val="left" w:pos="709"/>
+        </w:tabs>
+        <w:spacing w:line="360" w:lineRule="auto"/>
+        <w:rPr>
+          <w:rFonts w:asciiTheme="majorBidi" w:hAnsiTheme="majorBidi" w:cstheme="majorBidi"/>
+          <w:b/>
+          <w:bCs/>
+        </w:rPr>
+      </w:pPr>
+      <w:r>
+        <w:rPr>
+          <w:rFonts w:asciiTheme="majorBidi" w:hAnsiTheme="majorBidi" w:cstheme="majorBidi"/>
+          <w:b/>
+          <w:bCs/>
+        </w:rPr>
+        <w:t>Chat Interface (Core Interaction Layer)</w:t>
       </w:r>
     </w:p>
     <w:p>
@@ -17340,13 +17077,60 @@
           <w:b/>
           <w:bCs/>
         </w:rPr>
-        <w:t>/auth/logout</w:t>
-      </w:r>
-      <w:r>
-        <w:rPr>
-          <w:rFonts w:asciiTheme="majorBidi" w:hAnsiTheme="majorBidi" w:cstheme="majorBidi"/>
-        </w:rPr>
-        <w:t xml:space="preserve">: Terminate user session </w:t>
+        <w:t>/</w:t>
+      </w:r>
+      <w:proofErr w:type="gramStart"/>
+      <w:r>
+        <w:rPr>
+          <w:rFonts w:asciiTheme="majorBidi" w:hAnsiTheme="majorBidi" w:cstheme="majorBidi"/>
+          <w:b/>
+          <w:bCs/>
+        </w:rPr>
+        <w:t>chat</w:t>
+      </w:r>
+      <w:proofErr w:type="gramEnd"/>
+      <w:r>
+        <w:rPr>
+          <w:rFonts w:asciiTheme="majorBidi" w:hAnsiTheme="majorBidi" w:cstheme="majorBidi"/>
+        </w:rPr>
+        <w:t xml:space="preserve">: Submit natural language preprocessing requests and receive </w:t>
+      </w:r>
+      <w:r>
+        <w:rPr>
+          <w:rFonts w:asciiTheme="majorBidi" w:hAnsiTheme="majorBidi" w:cstheme="majorBidi"/>
+        </w:rPr>
+        <w:lastRenderedPageBreak/>
+        <w:t xml:space="preserve">responses from the system </w:t>
+      </w:r>
+    </w:p>
+    <w:p>
+      <w:pPr>
+        <w:pStyle w:val="BodyText"/>
+        <w:numPr>
+          <w:ilvl w:val="2"/>
+          <w:numId w:val="16"/>
+        </w:numPr>
+        <w:tabs>
+          <w:tab w:val="left" w:pos="709"/>
+        </w:tabs>
+        <w:spacing w:line="360" w:lineRule="auto"/>
+        <w:rPr>
+          <w:rFonts w:asciiTheme="majorBidi" w:hAnsiTheme="majorBidi" w:cstheme="majorBidi"/>
+        </w:rPr>
+      </w:pPr>
+      <w:r>
+        <w:rPr>
+          <w:rFonts w:asciiTheme="majorBidi" w:hAnsiTheme="majorBidi" w:cstheme="majorBidi"/>
+          <w:b/>
+          <w:bCs/>
+        </w:rPr>
+        <w:t>/chat/feedback</w:t>
+      </w:r>
+      <w:r>
+        <w:rPr>
+          <w:rFonts w:asciiTheme="majorBidi" w:hAnsiTheme="majorBidi" w:cstheme="majorBidi"/>
+        </w:rPr>
+        <w:t xml:space="preserve">: Submit feedback on chat responses or generated preprocessing results </w:t>
       </w:r>
     </w:p>
     <w:p>
@@ -17372,7 +17156,7 @@
           <w:b/>
           <w:bCs/>
         </w:rPr>
-        <w:t>Chat Interface (Core Interaction Layer)</w:t>
+        <w:t>Conversations Management</w:t>
       </w:r>
     </w:p>
     <w:p>
@@ -17405,21 +17189,14 @@
           <w:b/>
           <w:bCs/>
         </w:rPr>
-        <w:t>chat</w:t>
+        <w:t>conversations</w:t>
       </w:r>
       <w:proofErr w:type="gramEnd"/>
       <w:r>
         <w:rPr>
           <w:rFonts w:asciiTheme="majorBidi" w:hAnsiTheme="majorBidi" w:cstheme="majorBidi"/>
         </w:rPr>
-        <w:t xml:space="preserve">: Submit natural language preprocessing requests and receive </w:t>
-      </w:r>
-      <w:r>
-        <w:rPr>
-          <w:rFonts w:asciiTheme="majorBidi" w:hAnsiTheme="majorBidi" w:cstheme="majorBidi"/>
-        </w:rPr>
-        <w:lastRenderedPageBreak/>
-        <w:t xml:space="preserve">responses from the system </w:t>
+        <w:t xml:space="preserve">: Retrieve all user conversations </w:t>
       </w:r>
     </w:p>
     <w:p>
@@ -17443,13 +17220,127 @@
           <w:b/>
           <w:bCs/>
         </w:rPr>
-        <w:t>/chat/feedback</w:t>
-      </w:r>
-      <w:r>
-        <w:rPr>
-          <w:rFonts w:asciiTheme="majorBidi" w:hAnsiTheme="majorBidi" w:cstheme="majorBidi"/>
-        </w:rPr>
-        <w:t xml:space="preserve">: Submit feedback on chat responses or generated preprocessing results </w:t>
+        <w:t>/conversations/{</w:t>
+      </w:r>
+      <w:proofErr w:type="spellStart"/>
+      <w:r>
+        <w:rPr>
+          <w:rFonts w:asciiTheme="majorBidi" w:hAnsiTheme="majorBidi" w:cstheme="majorBidi"/>
+          <w:b/>
+          <w:bCs/>
+        </w:rPr>
+        <w:t>conversation_id</w:t>
+      </w:r>
+      <w:proofErr w:type="spellEnd"/>
+      <w:r>
+        <w:rPr>
+          <w:rFonts w:asciiTheme="majorBidi" w:hAnsiTheme="majorBidi" w:cstheme="majorBidi"/>
+          <w:b/>
+          <w:bCs/>
+        </w:rPr>
+        <w:t>}</w:t>
+      </w:r>
+      <w:r>
+        <w:rPr>
+          <w:rFonts w:asciiTheme="majorBidi" w:hAnsiTheme="majorBidi" w:cstheme="majorBidi"/>
+        </w:rPr>
+        <w:t xml:space="preserve">: Retrieve a specific conversation </w:t>
+      </w:r>
+    </w:p>
+    <w:p>
+      <w:pPr>
+        <w:pStyle w:val="BodyText"/>
+        <w:numPr>
+          <w:ilvl w:val="2"/>
+          <w:numId w:val="16"/>
+        </w:numPr>
+        <w:tabs>
+          <w:tab w:val="left" w:pos="709"/>
+        </w:tabs>
+        <w:spacing w:line="360" w:lineRule="auto"/>
+        <w:rPr>
+          <w:rFonts w:asciiTheme="majorBidi" w:hAnsiTheme="majorBidi" w:cstheme="majorBidi"/>
+        </w:rPr>
+      </w:pPr>
+      <w:r>
+        <w:rPr>
+          <w:rFonts w:asciiTheme="majorBidi" w:hAnsiTheme="majorBidi" w:cstheme="majorBidi"/>
+          <w:b/>
+          <w:bCs/>
+        </w:rPr>
+        <w:t>/conversations/{</w:t>
+      </w:r>
+      <w:proofErr w:type="spellStart"/>
+      <w:r>
+        <w:rPr>
+          <w:rFonts w:asciiTheme="majorBidi" w:hAnsiTheme="majorBidi" w:cstheme="majorBidi"/>
+          <w:b/>
+          <w:bCs/>
+        </w:rPr>
+        <w:t>conversation_id</w:t>
+      </w:r>
+      <w:proofErr w:type="spellEnd"/>
+      <w:r>
+        <w:rPr>
+          <w:rFonts w:asciiTheme="majorBidi" w:hAnsiTheme="majorBidi" w:cstheme="majorBidi"/>
+          <w:b/>
+          <w:bCs/>
+        </w:rPr>
+        <w:t>}</w:t>
+      </w:r>
+      <w:r>
+        <w:rPr>
+          <w:rFonts w:asciiTheme="majorBidi" w:hAnsiTheme="majorBidi" w:cstheme="majorBidi"/>
+        </w:rPr>
+        <w:t xml:space="preserve">: Delete a conversation </w:t>
+      </w:r>
+    </w:p>
+    <w:p>
+      <w:pPr>
+        <w:pStyle w:val="BodyText"/>
+        <w:numPr>
+          <w:ilvl w:val="2"/>
+          <w:numId w:val="16"/>
+        </w:numPr>
+        <w:tabs>
+          <w:tab w:val="left" w:pos="709"/>
+        </w:tabs>
+        <w:spacing w:line="360" w:lineRule="auto"/>
+        <w:rPr>
+          <w:rFonts w:asciiTheme="majorBidi" w:hAnsiTheme="majorBidi" w:cstheme="majorBidi"/>
+        </w:rPr>
+      </w:pPr>
+      <w:r>
+        <w:rPr>
+          <w:rFonts w:asciiTheme="majorBidi" w:hAnsiTheme="majorBidi" w:cstheme="majorBidi"/>
+          <w:b/>
+          <w:bCs/>
+        </w:rPr>
+        <w:t>/conversations/{</w:t>
+      </w:r>
+      <w:proofErr w:type="spellStart"/>
+      <w:r>
+        <w:rPr>
+          <w:rFonts w:asciiTheme="majorBidi" w:hAnsiTheme="majorBidi" w:cstheme="majorBidi"/>
+          <w:b/>
+          <w:bCs/>
+        </w:rPr>
+        <w:t>conversation_id</w:t>
+      </w:r>
+      <w:proofErr w:type="spellEnd"/>
+      <w:r>
+        <w:rPr>
+          <w:rFonts w:asciiTheme="majorBidi" w:hAnsiTheme="majorBidi" w:cstheme="majorBidi"/>
+          <w:b/>
+          <w:bCs/>
+        </w:rPr>
+        <w:t>}/rename</w:t>
+      </w:r>
+      <w:r>
+        <w:rPr>
+          <w:rFonts w:asciiTheme="majorBidi" w:hAnsiTheme="majorBidi" w:cstheme="majorBidi"/>
+        </w:rPr>
+        <w:t xml:space="preserve">: Rename a conversation </w:t>
       </w:r>
     </w:p>
     <w:p>
@@ -17475,7 +17366,7 @@
           <w:b/>
           <w:bCs/>
         </w:rPr>
-        <w:t>Conversations Management</w:t>
+        <w:t>File Processing</w:t>
       </w:r>
     </w:p>
     <w:p>
@@ -17499,319 +17390,13 @@
           <w:b/>
           <w:bCs/>
         </w:rPr>
-        <w:t>/</w:t>
-      </w:r>
-      <w:proofErr w:type="gramStart"/>
-      <w:r>
-        <w:rPr>
-          <w:rFonts w:asciiTheme="majorBidi" w:hAnsiTheme="majorBidi" w:cstheme="majorBidi"/>
-          <w:b/>
-          <w:bCs/>
-        </w:rPr>
-        <w:t>conversations</w:t>
-      </w:r>
-      <w:proofErr w:type="gramEnd"/>
-      <w:r>
-        <w:rPr>
-          <w:rFonts w:asciiTheme="majorBidi" w:hAnsiTheme="majorBidi" w:cstheme="majorBidi"/>
-        </w:rPr>
-        <w:t xml:space="preserve">: Retrieve all user conversations </w:t>
-      </w:r>
-    </w:p>
-    <w:p>
-      <w:pPr>
-        <w:pStyle w:val="BodyText"/>
-        <w:numPr>
-          <w:ilvl w:val="2"/>
-          <w:numId w:val="16"/>
-        </w:numPr>
-        <w:tabs>
-          <w:tab w:val="left" w:pos="709"/>
-        </w:tabs>
-        <w:spacing w:line="360" w:lineRule="auto"/>
-        <w:rPr>
-          <w:rFonts w:asciiTheme="majorBidi" w:hAnsiTheme="majorBidi" w:cstheme="majorBidi"/>
-        </w:rPr>
-      </w:pPr>
-      <w:r>
-        <w:rPr>
-          <w:rFonts w:asciiTheme="majorBidi" w:hAnsiTheme="majorBidi" w:cstheme="majorBidi"/>
-          <w:b/>
-          <w:bCs/>
-        </w:rPr>
-        <w:t>/</w:t>
-      </w:r>
-      <w:proofErr w:type="gramStart"/>
-      <w:r>
-        <w:rPr>
-          <w:rFonts w:asciiTheme="majorBidi" w:hAnsiTheme="majorBidi" w:cstheme="majorBidi"/>
-          <w:b/>
-          <w:bCs/>
-        </w:rPr>
-        <w:t>conversations/{</w:t>
-      </w:r>
-      <w:proofErr w:type="spellStart"/>
-      <w:proofErr w:type="gramEnd"/>
-      <w:r>
-        <w:rPr>
-          <w:rFonts w:asciiTheme="majorBidi" w:hAnsiTheme="majorBidi" w:cstheme="majorBidi"/>
-          <w:b/>
-          <w:bCs/>
-        </w:rPr>
-        <w:t>conversation_</w:t>
-      </w:r>
-      <w:proofErr w:type="gramStart"/>
-      <w:r>
-        <w:rPr>
-          <w:rFonts w:asciiTheme="majorBidi" w:hAnsiTheme="majorBidi" w:cstheme="majorBidi"/>
-          <w:b/>
-          <w:bCs/>
-        </w:rPr>
-        <w:t>id</w:t>
-      </w:r>
-      <w:proofErr w:type="spellEnd"/>
-      <w:r>
-        <w:rPr>
-          <w:rFonts w:asciiTheme="majorBidi" w:hAnsiTheme="majorBidi" w:cstheme="majorBidi"/>
-          <w:b/>
-          <w:bCs/>
-        </w:rPr>
-        <w:t>}</w:t>
-      </w:r>
-      <w:r>
-        <w:rPr>
-          <w:rFonts w:asciiTheme="majorBidi" w:hAnsiTheme="majorBidi" w:cstheme="majorBidi"/>
-        </w:rPr>
-        <w:t>:</w:t>
-      </w:r>
-      <w:proofErr w:type="gramEnd"/>
-      <w:r>
-        <w:rPr>
-          <w:rFonts w:asciiTheme="majorBidi" w:hAnsiTheme="majorBidi" w:cstheme="majorBidi"/>
-        </w:rPr>
-        <w:t xml:space="preserve"> Retrieve a specific conversation </w:t>
-      </w:r>
-    </w:p>
-    <w:p>
-      <w:pPr>
-        <w:pStyle w:val="BodyText"/>
-        <w:numPr>
-          <w:ilvl w:val="2"/>
-          <w:numId w:val="16"/>
-        </w:numPr>
-        <w:tabs>
-          <w:tab w:val="left" w:pos="709"/>
-        </w:tabs>
-        <w:spacing w:line="360" w:lineRule="auto"/>
-        <w:rPr>
-          <w:rFonts w:asciiTheme="majorBidi" w:hAnsiTheme="majorBidi" w:cstheme="majorBidi"/>
-        </w:rPr>
-      </w:pPr>
-      <w:r>
-        <w:rPr>
-          <w:rFonts w:asciiTheme="majorBidi" w:hAnsiTheme="majorBidi" w:cstheme="majorBidi"/>
-          <w:b/>
-          <w:bCs/>
-        </w:rPr>
-        <w:t>/</w:t>
-      </w:r>
-      <w:proofErr w:type="gramStart"/>
-      <w:r>
-        <w:rPr>
-          <w:rFonts w:asciiTheme="majorBidi" w:hAnsiTheme="majorBidi" w:cstheme="majorBidi"/>
-          <w:b/>
-          <w:bCs/>
-        </w:rPr>
-        <w:t>conversations/{</w:t>
-      </w:r>
-      <w:proofErr w:type="spellStart"/>
-      <w:proofErr w:type="gramEnd"/>
-      <w:r>
-        <w:rPr>
-          <w:rFonts w:asciiTheme="majorBidi" w:hAnsiTheme="majorBidi" w:cstheme="majorBidi"/>
-          <w:b/>
-          <w:bCs/>
-        </w:rPr>
-        <w:t>conversation_</w:t>
-      </w:r>
-      <w:proofErr w:type="gramStart"/>
-      <w:r>
-        <w:rPr>
-          <w:rFonts w:asciiTheme="majorBidi" w:hAnsiTheme="majorBidi" w:cstheme="majorBidi"/>
-          <w:b/>
-          <w:bCs/>
-        </w:rPr>
-        <w:t>id</w:t>
-      </w:r>
-      <w:proofErr w:type="spellEnd"/>
-      <w:r>
-        <w:rPr>
-          <w:rFonts w:asciiTheme="majorBidi" w:hAnsiTheme="majorBidi" w:cstheme="majorBidi"/>
-          <w:b/>
-          <w:bCs/>
-        </w:rPr>
-        <w:t>}</w:t>
-      </w:r>
-      <w:r>
-        <w:rPr>
-          <w:rFonts w:asciiTheme="majorBidi" w:hAnsiTheme="majorBidi" w:cstheme="majorBidi"/>
-        </w:rPr>
-        <w:t>:</w:t>
-      </w:r>
-      <w:proofErr w:type="gramEnd"/>
-      <w:r>
-        <w:rPr>
-          <w:rFonts w:asciiTheme="majorBidi" w:hAnsiTheme="majorBidi" w:cstheme="majorBidi"/>
-        </w:rPr>
-        <w:t xml:space="preserve"> Delete a conversation </w:t>
-      </w:r>
-    </w:p>
-    <w:p>
-      <w:pPr>
-        <w:pStyle w:val="BodyText"/>
-        <w:numPr>
-          <w:ilvl w:val="2"/>
-          <w:numId w:val="16"/>
-        </w:numPr>
-        <w:tabs>
-          <w:tab w:val="left" w:pos="709"/>
-        </w:tabs>
-        <w:spacing w:line="360" w:lineRule="auto"/>
-        <w:rPr>
-          <w:rFonts w:asciiTheme="majorBidi" w:hAnsiTheme="majorBidi" w:cstheme="majorBidi"/>
-        </w:rPr>
-      </w:pPr>
-      <w:r>
-        <w:rPr>
-          <w:rFonts w:asciiTheme="majorBidi" w:hAnsiTheme="majorBidi" w:cstheme="majorBidi"/>
-          <w:b/>
-          <w:bCs/>
-        </w:rPr>
-        <w:t>/</w:t>
-      </w:r>
-      <w:proofErr w:type="gramStart"/>
-      <w:r>
-        <w:rPr>
-          <w:rFonts w:asciiTheme="majorBidi" w:hAnsiTheme="majorBidi" w:cstheme="majorBidi"/>
-          <w:b/>
-          <w:bCs/>
-        </w:rPr>
-        <w:t>conversations/{</w:t>
-      </w:r>
-      <w:proofErr w:type="spellStart"/>
-      <w:proofErr w:type="gramEnd"/>
-      <w:r>
-        <w:rPr>
-          <w:rFonts w:asciiTheme="majorBidi" w:hAnsiTheme="majorBidi" w:cstheme="majorBidi"/>
-          <w:b/>
-          <w:bCs/>
-        </w:rPr>
-        <w:t>conversation_</w:t>
-      </w:r>
-      <w:proofErr w:type="gramStart"/>
-      <w:r>
-        <w:rPr>
-          <w:rFonts w:asciiTheme="majorBidi" w:hAnsiTheme="majorBidi" w:cstheme="majorBidi"/>
-          <w:b/>
-          <w:bCs/>
-        </w:rPr>
-        <w:t>id</w:t>
-      </w:r>
-      <w:proofErr w:type="spellEnd"/>
-      <w:r>
-        <w:rPr>
-          <w:rFonts w:asciiTheme="majorBidi" w:hAnsiTheme="majorBidi" w:cstheme="majorBidi"/>
-          <w:b/>
-          <w:bCs/>
-        </w:rPr>
-        <w:t>}/</w:t>
-      </w:r>
-      <w:proofErr w:type="gramEnd"/>
-      <w:r>
-        <w:rPr>
-          <w:rFonts w:asciiTheme="majorBidi" w:hAnsiTheme="majorBidi" w:cstheme="majorBidi"/>
-          <w:b/>
-          <w:bCs/>
-        </w:rPr>
-        <w:t>rename</w:t>
-      </w:r>
-      <w:r>
-        <w:rPr>
-          <w:rFonts w:asciiTheme="majorBidi" w:hAnsiTheme="majorBidi" w:cstheme="majorBidi"/>
-        </w:rPr>
-        <w:t xml:space="preserve">: Rename a conversation </w:t>
-      </w:r>
-    </w:p>
-    <w:p>
-      <w:pPr>
-        <w:pStyle w:val="BodyText"/>
-        <w:numPr>
-          <w:ilvl w:val="1"/>
-          <w:numId w:val="16"/>
-        </w:numPr>
-        <w:tabs>
-          <w:tab w:val="left" w:pos="709"/>
-        </w:tabs>
-        <w:spacing w:line="360" w:lineRule="auto"/>
-        <w:rPr>
-          <w:rFonts w:asciiTheme="majorBidi" w:hAnsiTheme="majorBidi" w:cstheme="majorBidi"/>
-          <w:b/>
-          <w:bCs/>
-        </w:rPr>
-      </w:pPr>
-      <w:r>
-        <w:rPr>
-          <w:rFonts w:asciiTheme="majorBidi" w:hAnsiTheme="majorBidi" w:cstheme="majorBidi"/>
-          <w:b/>
-          <w:bCs/>
-        </w:rPr>
-        <w:t>File Processing</w:t>
-      </w:r>
-    </w:p>
-    <w:p>
-      <w:pPr>
-        <w:pStyle w:val="BodyText"/>
-        <w:numPr>
-          <w:ilvl w:val="2"/>
-          <w:numId w:val="16"/>
-        </w:numPr>
-        <w:tabs>
-          <w:tab w:val="left" w:pos="709"/>
-        </w:tabs>
-        <w:spacing w:line="360" w:lineRule="auto"/>
-        <w:rPr>
-          <w:rFonts w:asciiTheme="majorBidi" w:hAnsiTheme="majorBidi" w:cstheme="majorBidi"/>
-        </w:rPr>
-      </w:pPr>
-      <w:r>
-        <w:rPr>
-          <w:rFonts w:asciiTheme="majorBidi" w:hAnsiTheme="majorBidi" w:cstheme="majorBidi"/>
-          <w:b/>
-          <w:bCs/>
-        </w:rPr>
-        <w:t>/</w:t>
-      </w:r>
-      <w:proofErr w:type="gramStart"/>
-      <w:r>
-        <w:rPr>
-          <w:rFonts w:asciiTheme="majorBidi" w:hAnsiTheme="majorBidi" w:cstheme="majorBidi"/>
-          <w:b/>
-          <w:bCs/>
-        </w:rPr>
-        <w:t>download/{path}</w:t>
-      </w:r>
-      <w:r>
-        <w:rPr>
-          <w:rFonts w:asciiTheme="majorBidi" w:hAnsiTheme="majorBidi" w:cstheme="majorBidi"/>
-        </w:rPr>
-        <w:t>:</w:t>
-      </w:r>
-      <w:proofErr w:type="gramEnd"/>
-      <w:r>
-        <w:rPr>
-          <w:rFonts w:asciiTheme="majorBidi" w:hAnsiTheme="majorBidi" w:cstheme="majorBidi"/>
-        </w:rPr>
-        <w:t xml:space="preserve"> Download processed dataset file </w:t>
+        <w:t>/download/{path}</w:t>
+      </w:r>
+      <w:r>
+        <w:rPr>
+          <w:rFonts w:asciiTheme="majorBidi" w:hAnsiTheme="majorBidi" w:cstheme="majorBidi"/>
+        </w:rPr>
+        <w:t xml:space="preserve">: Download processed dataset file </w:t>
       </w:r>
     </w:p>
     <w:p>
@@ -20117,35 +19702,7 @@
         <w:rPr>
           <w:rFonts w:asciiTheme="majorBidi" w:hAnsiTheme="majorBidi" w:cstheme="majorBidi"/>
         </w:rPr>
-        <w:t xml:space="preserve">: Technical staff managing </w:t>
-      </w:r>
-      <w:proofErr w:type="spellStart"/>
-      <w:r>
-        <w:rPr>
-          <w:rFonts w:asciiTheme="majorBidi" w:hAnsiTheme="majorBidi" w:cstheme="majorBidi"/>
-        </w:rPr>
-        <w:t>AutoPrepAI</w:t>
-      </w:r>
-      <w:proofErr w:type="spellEnd"/>
-      <w:r>
-        <w:rPr>
-          <w:rFonts w:asciiTheme="majorBidi" w:hAnsiTheme="majorBidi" w:cstheme="majorBidi"/>
-        </w:rPr>
-        <w:t xml:space="preserve"> deployment, user accounts, and </w:t>
-      </w:r>
-      <w:proofErr w:type="gramStart"/>
-      <w:r>
-        <w:rPr>
-          <w:rFonts w:asciiTheme="majorBidi" w:hAnsiTheme="majorBidi" w:cstheme="majorBidi"/>
-        </w:rPr>
-        <w:t>system health</w:t>
-      </w:r>
-      <w:proofErr w:type="gramEnd"/>
-      <w:r>
-        <w:rPr>
-          <w:rFonts w:asciiTheme="majorBidi" w:hAnsiTheme="majorBidi" w:cstheme="majorBidi"/>
-        </w:rPr>
-        <w:t>.</w:t>
+        <w:t>: Technical staff managing AutoPrepAI deployment, user accounts, and system health.</w:t>
       </w:r>
     </w:p>
     <w:p>
@@ -21881,21 +21438,7 @@
               <w:rPr>
                 <w:rFonts w:asciiTheme="majorBidi" w:hAnsiTheme="majorBidi" w:cstheme="majorBidi"/>
               </w:rPr>
-              <w:t xml:space="preserve">1. User </w:t>
-            </w:r>
-            <w:proofErr w:type="gramStart"/>
-            <w:r>
-              <w:rPr>
-                <w:rFonts w:asciiTheme="majorBidi" w:hAnsiTheme="majorBidi" w:cstheme="majorBidi"/>
-              </w:rPr>
-              <w:t>types</w:t>
-            </w:r>
-            <w:proofErr w:type="gramEnd"/>
-            <w:r>
-              <w:rPr>
-                <w:rFonts w:asciiTheme="majorBidi" w:hAnsiTheme="majorBidi" w:cstheme="majorBidi"/>
-              </w:rPr>
-              <w:t xml:space="preserve"> natural language command (e.g., "Remove duplicates from email column") </w:t>
+              <w:t xml:space="preserve">1. User types natural language command (e.g., "Remove duplicates from email column") </w:t>
             </w:r>
           </w:p>
           <w:p>
@@ -22396,21 +21939,7 @@
               <w:rPr>
                 <w:rFonts w:asciiTheme="majorBidi" w:hAnsiTheme="majorBidi" w:cstheme="majorBidi"/>
               </w:rPr>
-              <w:t xml:space="preserve">5. Presents all actions to </w:t>
-            </w:r>
-            <w:proofErr w:type="gramStart"/>
-            <w:r>
-              <w:rPr>
-                <w:rFonts w:asciiTheme="majorBidi" w:hAnsiTheme="majorBidi" w:cstheme="majorBidi"/>
-              </w:rPr>
-              <w:t>user</w:t>
-            </w:r>
-            <w:proofErr w:type="gramEnd"/>
-            <w:r>
-              <w:rPr>
-                <w:rFonts w:asciiTheme="majorBidi" w:hAnsiTheme="majorBidi" w:cstheme="majorBidi"/>
-              </w:rPr>
-              <w:t xml:space="preserve"> for batch review</w:t>
+              <w:t>5. Presents all actions to user for batch review</w:t>
             </w:r>
           </w:p>
         </w:tc>
@@ -22763,21 +22292,7 @@
               <w:rPr>
                 <w:rFonts w:asciiTheme="majorBidi" w:hAnsiTheme="majorBidi" w:cstheme="majorBidi"/>
               </w:rPr>
-              <w:t xml:space="preserve">5. User reviews and </w:t>
-            </w:r>
-            <w:proofErr w:type="gramStart"/>
-            <w:r>
-              <w:rPr>
-                <w:rFonts w:asciiTheme="majorBidi" w:hAnsiTheme="majorBidi" w:cstheme="majorBidi"/>
-              </w:rPr>
-              <w:t>approves</w:t>
-            </w:r>
-            <w:proofErr w:type="gramEnd"/>
-            <w:r>
-              <w:rPr>
-                <w:rFonts w:asciiTheme="majorBidi" w:hAnsiTheme="majorBidi" w:cstheme="majorBidi"/>
-              </w:rPr>
-              <w:t xml:space="preserve">/rejects </w:t>
+              <w:t xml:space="preserve">5. User reviews and approves/rejects </w:t>
             </w:r>
           </w:p>
           <w:p>
@@ -25623,16 +25138,8 @@
         <w:rPr>
           <w:rFonts w:asciiTheme="majorBidi" w:hAnsiTheme="majorBidi" w:cstheme="majorBidi"/>
         </w:rPr>
-        <w:t xml:space="preserve">Application Performance Monitoring (APM) tools to track API latency, error rates, and </w:t>
-      </w:r>
-      <w:proofErr w:type="gramStart"/>
-      <w:r>
-        <w:rPr>
-          <w:rFonts w:asciiTheme="majorBidi" w:hAnsiTheme="majorBidi" w:cstheme="majorBidi"/>
-        </w:rPr>
-        <w:t>system health</w:t>
-      </w:r>
-      <w:proofErr w:type="gramEnd"/>
+        <w:t>Application Performance Monitoring (APM) tools to track API latency, error rates, and system health</w:t>
+      </w:r>
     </w:p>
     <w:p>
       <w:pPr>
@@ -25675,21 +25182,7 @@
         <w:rPr>
           <w:rFonts w:asciiTheme="majorBidi" w:hAnsiTheme="majorBidi" w:cstheme="majorBidi"/>
         </w:rPr>
-        <w:t xml:space="preserve">Log aggregation and </w:t>
-      </w:r>
-      <w:proofErr w:type="gramStart"/>
-      <w:r>
-        <w:rPr>
-          <w:rFonts w:asciiTheme="majorBidi" w:hAnsiTheme="majorBidi" w:cstheme="majorBidi"/>
-        </w:rPr>
-        <w:t>alerting for</w:t>
-      </w:r>
-      <w:proofErr w:type="gramEnd"/>
-      <w:r>
-        <w:rPr>
-          <w:rFonts w:asciiTheme="majorBidi" w:hAnsiTheme="majorBidi" w:cstheme="majorBidi"/>
-        </w:rPr>
-        <w:t xml:space="preserve"> system errors and security events</w:t>
+        <w:t>Log aggregation and alerting for system errors and security events</w:t>
       </w:r>
     </w:p>
     <w:p>
@@ -26732,35 +26225,7 @@
         <w:rPr>
           <w:rFonts w:asciiTheme="majorBidi" w:hAnsiTheme="majorBidi" w:cstheme="majorBidi"/>
         </w:rPr>
-        <w:t xml:space="preserve">The </w:t>
-      </w:r>
-      <w:proofErr w:type="spellStart"/>
-      <w:r>
-        <w:rPr>
-          <w:rFonts w:asciiTheme="majorBidi" w:hAnsiTheme="majorBidi" w:cstheme="majorBidi"/>
-        </w:rPr>
-        <w:t>AutoPrepAI</w:t>
-      </w:r>
-      <w:proofErr w:type="spellEnd"/>
-      <w:r>
-        <w:rPr>
-          <w:rFonts w:asciiTheme="majorBidi" w:hAnsiTheme="majorBidi" w:cstheme="majorBidi"/>
-        </w:rPr>
-        <w:t xml:space="preserve"> system is technically sound, economically viable, and operationally sustainable. The project successfully bridges the gap between automated ML preprocessing pipelines and user transparency through its Human-in-the-Loop architecture. With diverse stakeholder groups (data scientists, non-technical users, students) and a clear value proposition (automating tedious preprocessing while maintaining user control), </w:t>
-      </w:r>
-      <w:proofErr w:type="spellStart"/>
-      <w:r>
-        <w:rPr>
-          <w:rFonts w:asciiTheme="majorBidi" w:hAnsiTheme="majorBidi" w:cstheme="majorBidi"/>
-        </w:rPr>
-        <w:t>AutoPrepAI</w:t>
-      </w:r>
-      <w:proofErr w:type="spellEnd"/>
-      <w:r>
-        <w:rPr>
-          <w:rFonts w:asciiTheme="majorBidi" w:hAnsiTheme="majorBidi" w:cstheme="majorBidi"/>
-        </w:rPr>
-        <w:t xml:space="preserve"> is positioned for successful development and deployment.</w:t>
+        <w:t>The AutoPrepAI system is technically sound, economically viable, and operationally sustainable. The project successfully bridges the gap between automated ML preprocessing pipelines and user transparency through its Human-in-the-Loop architecture. With diverse stakeholder groups (data scientists, non-technical users, students) and a clear value proposition (automating tedious preprocessing while maintaining user control), AutoPrepAI is positioned for successful development and deployment.</w:t>
       </w:r>
     </w:p>
     <w:p>
@@ -26933,15 +26398,7 @@
     </w:p>
     <w:p>
       <w:r>
-        <w:t xml:space="preserve">The </w:t>
-      </w:r>
-      <w:proofErr w:type="spellStart"/>
-      <w:r>
-        <w:t>AutoPrepAI</w:t>
-      </w:r>
-      <w:proofErr w:type="spellEnd"/>
-      <w:r>
-        <w:t xml:space="preserve"> system was developed using a modern client-server architecture that integrates web technologies, machine learning libraries, and Large Language Models (LLMs). The frontend provides an interactive user interface for dataset upload and preprocessing, while the backend manages AI agents, preprocessing workflows, and database operations.</w:t>
+        <w:t>The AutoPrepAI system was developed using a modern client-server architecture that integrates web technologies, machine learning libraries, and Large Language Models (LLMs). The frontend provides an interactive user interface for dataset upload and preprocessing, while the backend manages AI agents, preprocessing workflows, and database operations.</w:t>
       </w:r>
     </w:p>
     <w:p>
@@ -27469,15 +26926,7 @@
     </w:p>
     <w:p>
       <w:r>
-        <w:t xml:space="preserve">The implementation of </w:t>
-      </w:r>
-      <w:proofErr w:type="spellStart"/>
-      <w:r>
-        <w:t>AutoPrepAI</w:t>
-      </w:r>
-      <w:proofErr w:type="spellEnd"/>
-      <w:r>
-        <w:t xml:space="preserve"> follows </w:t>
+        <w:t xml:space="preserve">The implementation of AutoPrepAI follows </w:t>
       </w:r>
       <w:r>
         <w:t>modular</w:t>
@@ -27723,15 +27172,7 @@
     </w:p>
     <w:p>
       <w:r>
-        <w:t xml:space="preserve">One of the main contributions of </w:t>
-      </w:r>
-      <w:proofErr w:type="spellStart"/>
-      <w:r>
-        <w:t>AutoPrepAI</w:t>
-      </w:r>
-      <w:proofErr w:type="spellEnd"/>
-      <w:r>
-        <w:t xml:space="preserve"> is the Human-in-the-Loop (HITL) workflow. Rather than executing preprocessing automatically, the system pauses after generating recommendations and requests user approval. Users may:</w:t>
+        <w:t>One of the main contributions of AutoPrepAI is the Human-in-the-Loop (HITL) workflow. Rather than executing preprocessing automatically, the system pauses after generating recommendations and requests user approval. Users may:</w:t>
       </w:r>
     </w:p>
     <w:p>
@@ -28311,6 +27752,144 @@
         <w:t>Testing Strategy</w:t>
       </w:r>
       <w:bookmarkEnd w:id="123"/>
+      <w:r>
+        <w:t xml:space="preserve"> </w:t>
+      </w:r>
+    </w:p>
+    <w:p>
+      <w:pPr>
+        <w:pStyle w:val="Style2"/>
+        <w:numPr>
+          <w:ilvl w:val="0"/>
+          <w:numId w:val="0"/>
+        </w:numPr>
+        <w:rPr>
+          <w:rFonts w:eastAsiaTheme="minorHAnsi"/>
+          <w:b w:val="0"/>
+          <w:bCs w:val="0"/>
+          <w:color w:val="auto"/>
+          <w:sz w:val="24"/>
+          <w:szCs w:val="24"/>
+        </w:rPr>
+      </w:pPr>
+      <w:r>
+        <w:rPr>
+          <w:rFonts w:eastAsiaTheme="minorHAnsi"/>
+          <w:b w:val="0"/>
+          <w:bCs w:val="0"/>
+          <w:color w:val="auto"/>
+          <w:sz w:val="24"/>
+          <w:szCs w:val="24"/>
+        </w:rPr>
+        <w:t xml:space="preserve">The testing strategy for </w:t>
+      </w:r>
+      <w:r>
+        <w:rPr>
+          <w:rFonts w:eastAsiaTheme="minorHAnsi"/>
+          <w:color w:val="auto"/>
+          <w:sz w:val="24"/>
+          <w:szCs w:val="24"/>
+        </w:rPr>
+        <w:t>AutoPrepAI</w:t>
+      </w:r>
+      <w:r>
+        <w:rPr>
+          <w:rFonts w:eastAsiaTheme="minorHAnsi"/>
+          <w:b w:val="0"/>
+          <w:bCs w:val="0"/>
+          <w:color w:val="auto"/>
+          <w:sz w:val="24"/>
+          <w:szCs w:val="24"/>
+        </w:rPr>
+        <w:t xml:space="preserve"> was designed to evaluate the system at both the individual agent level and as an integrated, end-to-end pipeline.</w:t>
+      </w:r>
+    </w:p>
+    <w:p>
+      <w:pPr>
+        <w:pStyle w:val="Style2"/>
+        <w:numPr>
+          <w:ilvl w:val="0"/>
+          <w:numId w:val="54"/>
+        </w:numPr>
+        <w:ind w:left="360"/>
+        <w:rPr>
+          <w:rFonts w:eastAsiaTheme="minorHAnsi"/>
+          <w:b w:val="0"/>
+          <w:bCs w:val="0"/>
+          <w:color w:val="auto"/>
+          <w:sz w:val="24"/>
+          <w:szCs w:val="24"/>
+        </w:rPr>
+      </w:pPr>
+      <w:r>
+        <w:rPr>
+          <w:rFonts w:eastAsiaTheme="minorHAnsi"/>
+          <w:b w:val="0"/>
+          <w:bCs w:val="0"/>
+          <w:color w:val="auto"/>
+          <w:sz w:val="24"/>
+          <w:szCs w:val="24"/>
+        </w:rPr>
+        <w:t>Agent-Level Testing: Each of the six intelligent agents was evaluated independently using targeted datasets (e.g., Titanic, WDC Product Matching, UCI Adult, Credit Card Fraud) to isolate and measure specific functionalities like anomaly detection, semantic duplicate recall, and feature inconsistency resolution.</w:t>
+      </w:r>
+    </w:p>
+    <w:p>
+      <w:pPr>
+        <w:pStyle w:val="Style2"/>
+        <w:numPr>
+          <w:ilvl w:val="0"/>
+          <w:numId w:val="54"/>
+        </w:numPr>
+        <w:ind w:left="360"/>
+        <w:rPr>
+          <w:rFonts w:eastAsiaTheme="minorHAnsi"/>
+          <w:b w:val="0"/>
+          <w:bCs w:val="0"/>
+          <w:color w:val="auto"/>
+          <w:sz w:val="24"/>
+          <w:szCs w:val="24"/>
+        </w:rPr>
+      </w:pPr>
+      <w:r>
+        <w:rPr>
+          <w:rFonts w:eastAsiaTheme="minorHAnsi"/>
+          <w:b w:val="0"/>
+          <w:bCs w:val="0"/>
+          <w:color w:val="auto"/>
+          <w:sz w:val="24"/>
+          <w:szCs w:val="24"/>
+        </w:rPr>
+        <w:t>End-to-End Pipeline Testing: The integrated framework was tested on the UCI Adult and Diabetes 130-US Hospitals datasets using a downstream Random Forest classifier. To ensure robustness and prevent data leakage, the evaluation utilized 30 repeated stratified splits, fitting the preprocessing pipeline strictly on the training splits.</w:t>
+      </w:r>
+    </w:p>
+    <w:p>
+      <w:pPr>
+        <w:pStyle w:val="Style2"/>
+        <w:numPr>
+          <w:ilvl w:val="0"/>
+          <w:numId w:val="54"/>
+        </w:numPr>
+        <w:ind w:left="360"/>
+        <w:rPr>
+          <w:rFonts w:eastAsiaTheme="minorHAnsi"/>
+          <w:b w:val="0"/>
+          <w:bCs w:val="0"/>
+          <w:color w:val="auto"/>
+          <w:sz w:val="24"/>
+          <w:szCs w:val="24"/>
+        </w:rPr>
+      </w:pPr>
+      <w:r>
+        <w:rPr>
+          <w:rFonts w:eastAsiaTheme="minorHAnsi"/>
+          <w:b w:val="0"/>
+          <w:bCs w:val="0"/>
+          <w:color w:val="auto"/>
+          <w:sz w:val="24"/>
+          <w:szCs w:val="24"/>
+        </w:rPr>
+        <w:t>Human-Centric Validation: A practitioner feedback survey involving 32 machine learning and data science professionals was conducted to evaluate the system's usability, explainability, and interaction design.</w:t>
+      </w:r>
     </w:p>
     <w:p>
       <w:pPr>
@@ -28328,6 +27907,1173 @@
     </w:p>
     <w:p>
       <w:pPr>
+        <w:pStyle w:val="ListParagraph"/>
+        <w:spacing w:after="100" w:afterAutospacing="1" w:line="240" w:lineRule="auto"/>
+        <w:ind w:left="420"/>
+        <w:jc w:val="left"/>
+        <w:rPr>
+          <w:rFonts w:cstheme="majorBidi"/>
+        </w:rPr>
+      </w:pPr>
+      <w:r>
+        <w:rPr>
+          <w:rFonts w:cstheme="majorBidi"/>
+        </w:rPr>
+        <w:t>The following table summarizes the key test cases and their respective outcomes across the evaluated datasets.</w:t>
+      </w:r>
+    </w:p>
+    <w:tbl>
+      <w:tblPr>
+        <w:tblW w:w="0" w:type="auto"/>
+        <w:tblCellSpacing w:w="15" w:type="dxa"/>
+        <w:tblInd w:w="352" w:type="dxa"/>
+        <w:tblCellMar>
+          <w:top w:w="15" w:type="dxa"/>
+          <w:left w:w="15" w:type="dxa"/>
+          <w:bottom w:w="15" w:type="dxa"/>
+          <w:right w:w="15" w:type="dxa"/>
+        </w:tblCellMar>
+        <w:tblLook w:val="04A0" w:firstRow="1" w:lastRow="0" w:firstColumn="1" w:lastColumn="0" w:noHBand="0" w:noVBand="1"/>
+      </w:tblPr>
+      <w:tblGrid>
+        <w:gridCol w:w="1896"/>
+        <w:gridCol w:w="1779"/>
+        <w:gridCol w:w="2244"/>
+        <w:gridCol w:w="2797"/>
+      </w:tblGrid>
+      <w:tr>
+        <w:trPr>
+          <w:tblHeader/>
+          <w:tblCellSpacing w:w="15" w:type="dxa"/>
+        </w:trPr>
+        <w:tc>
+          <w:tcPr>
+            <w:tcW w:w="1851" w:type="dxa"/>
+            <w:tcBorders>
+              <w:top w:val="single" w:sz="6" w:space="0" w:color="C4C7C5"/>
+              <w:left w:val="single" w:sz="6" w:space="0" w:color="C4C7C5"/>
+              <w:bottom w:val="single" w:sz="6" w:space="0" w:color="C4C7C5"/>
+              <w:right w:val="single" w:sz="6" w:space="0" w:color="C4C7C5"/>
+            </w:tcBorders>
+            <w:tcMar>
+              <w:top w:w="120" w:type="dxa"/>
+              <w:left w:w="180" w:type="dxa"/>
+              <w:bottom w:w="120" w:type="dxa"/>
+              <w:right w:w="180" w:type="dxa"/>
+            </w:tcMar>
+            <w:vAlign w:val="center"/>
+            <w:hideMark/>
+          </w:tcPr>
+          <w:p>
+            <w:pPr>
+              <w:spacing w:after="0" w:line="240" w:lineRule="auto"/>
+              <w:jc w:val="left"/>
+              <w:rPr>
+                <w:rFonts w:cstheme="majorBidi"/>
+              </w:rPr>
+            </w:pPr>
+            <w:r>
+              <w:rPr>
+                <w:rFonts w:cstheme="majorBidi"/>
+              </w:rPr>
+              <w:t>Agent / Module</w:t>
+            </w:r>
+          </w:p>
+        </w:tc>
+        <w:tc>
+          <w:tcPr>
+            <w:tcW w:w="0" w:type="auto"/>
+            <w:tcBorders>
+              <w:top w:val="single" w:sz="6" w:space="0" w:color="C4C7C5"/>
+              <w:left w:val="single" w:sz="6" w:space="0" w:color="C4C7C5"/>
+              <w:bottom w:val="single" w:sz="6" w:space="0" w:color="C4C7C5"/>
+              <w:right w:val="single" w:sz="6" w:space="0" w:color="C4C7C5"/>
+            </w:tcBorders>
+            <w:tcMar>
+              <w:top w:w="120" w:type="dxa"/>
+              <w:left w:w="180" w:type="dxa"/>
+              <w:bottom w:w="120" w:type="dxa"/>
+              <w:right w:w="180" w:type="dxa"/>
+            </w:tcMar>
+            <w:vAlign w:val="center"/>
+            <w:hideMark/>
+          </w:tcPr>
+          <w:p>
+            <w:pPr>
+              <w:spacing w:after="0" w:line="240" w:lineRule="auto"/>
+              <w:jc w:val="left"/>
+              <w:rPr>
+                <w:rFonts w:cstheme="majorBidi"/>
+              </w:rPr>
+            </w:pPr>
+            <w:r>
+              <w:rPr>
+                <w:rFonts w:cstheme="majorBidi"/>
+              </w:rPr>
+              <w:t>Dataset</w:t>
+            </w:r>
+          </w:p>
+        </w:tc>
+        <w:tc>
+          <w:tcPr>
+            <w:tcW w:w="0" w:type="auto"/>
+            <w:tcBorders>
+              <w:top w:val="single" w:sz="6" w:space="0" w:color="C4C7C5"/>
+              <w:left w:val="single" w:sz="6" w:space="0" w:color="C4C7C5"/>
+              <w:bottom w:val="single" w:sz="6" w:space="0" w:color="C4C7C5"/>
+              <w:right w:val="single" w:sz="6" w:space="0" w:color="C4C7C5"/>
+            </w:tcBorders>
+            <w:tcMar>
+              <w:top w:w="120" w:type="dxa"/>
+              <w:left w:w="180" w:type="dxa"/>
+              <w:bottom w:w="120" w:type="dxa"/>
+              <w:right w:w="180" w:type="dxa"/>
+            </w:tcMar>
+            <w:vAlign w:val="center"/>
+            <w:hideMark/>
+          </w:tcPr>
+          <w:p>
+            <w:pPr>
+              <w:spacing w:after="0" w:line="240" w:lineRule="auto"/>
+              <w:jc w:val="left"/>
+              <w:rPr>
+                <w:rFonts w:cstheme="majorBidi"/>
+              </w:rPr>
+            </w:pPr>
+            <w:r>
+              <w:rPr>
+                <w:rFonts w:cstheme="majorBidi"/>
+              </w:rPr>
+              <w:t>Test Case / Metric</w:t>
+            </w:r>
+          </w:p>
+        </w:tc>
+        <w:tc>
+          <w:tcPr>
+            <w:tcW w:w="0" w:type="auto"/>
+            <w:tcBorders>
+              <w:top w:val="single" w:sz="6" w:space="0" w:color="C4C7C5"/>
+              <w:left w:val="single" w:sz="6" w:space="0" w:color="C4C7C5"/>
+              <w:bottom w:val="single" w:sz="6" w:space="0" w:color="C4C7C5"/>
+              <w:right w:val="single" w:sz="6" w:space="0" w:color="C4C7C5"/>
+            </w:tcBorders>
+            <w:tcMar>
+              <w:top w:w="120" w:type="dxa"/>
+              <w:left w:w="180" w:type="dxa"/>
+              <w:bottom w:w="120" w:type="dxa"/>
+              <w:right w:w="180" w:type="dxa"/>
+            </w:tcMar>
+            <w:vAlign w:val="center"/>
+            <w:hideMark/>
+          </w:tcPr>
+          <w:p>
+            <w:pPr>
+              <w:spacing w:after="0" w:line="240" w:lineRule="auto"/>
+              <w:jc w:val="left"/>
+              <w:rPr>
+                <w:rFonts w:cstheme="majorBidi"/>
+              </w:rPr>
+            </w:pPr>
+            <w:r>
+              <w:rPr>
+                <w:rFonts w:cstheme="majorBidi"/>
+              </w:rPr>
+              <w:t>Results / Performance</w:t>
+            </w:r>
+          </w:p>
+        </w:tc>
+      </w:tr>
+      <w:tr>
+        <w:trPr>
+          <w:tblCellSpacing w:w="15" w:type="dxa"/>
+        </w:trPr>
+        <w:tc>
+          <w:tcPr>
+            <w:tcW w:w="1851" w:type="dxa"/>
+            <w:tcBorders>
+              <w:top w:val="single" w:sz="6" w:space="0" w:color="C4C7C5"/>
+              <w:left w:val="single" w:sz="6" w:space="0" w:color="C4C7C5"/>
+              <w:bottom w:val="single" w:sz="6" w:space="0" w:color="C4C7C5"/>
+              <w:right w:val="single" w:sz="6" w:space="0" w:color="C4C7C5"/>
+            </w:tcBorders>
+            <w:tcMar>
+              <w:top w:w="120" w:type="dxa"/>
+              <w:left w:w="180" w:type="dxa"/>
+              <w:bottom w:w="120" w:type="dxa"/>
+              <w:right w:w="180" w:type="dxa"/>
+            </w:tcMar>
+            <w:vAlign w:val="center"/>
+            <w:hideMark/>
+          </w:tcPr>
+          <w:p>
+            <w:pPr>
+              <w:spacing w:after="0" w:line="240" w:lineRule="auto"/>
+              <w:jc w:val="left"/>
+              <w:rPr>
+                <w:rFonts w:cstheme="majorBidi"/>
+              </w:rPr>
+            </w:pPr>
+            <w:r>
+              <w:rPr>
+                <w:rFonts w:cstheme="majorBidi"/>
+              </w:rPr>
+              <w:t>Outlier Filtering</w:t>
+            </w:r>
+          </w:p>
+        </w:tc>
+        <w:tc>
+          <w:tcPr>
+            <w:tcW w:w="0" w:type="auto"/>
+            <w:tcBorders>
+              <w:top w:val="single" w:sz="6" w:space="0" w:color="C4C7C5"/>
+              <w:left w:val="single" w:sz="6" w:space="0" w:color="C4C7C5"/>
+              <w:bottom w:val="single" w:sz="6" w:space="0" w:color="C4C7C5"/>
+              <w:right w:val="single" w:sz="6" w:space="0" w:color="C4C7C5"/>
+            </w:tcBorders>
+            <w:tcMar>
+              <w:top w:w="120" w:type="dxa"/>
+              <w:left w:w="180" w:type="dxa"/>
+              <w:bottom w:w="120" w:type="dxa"/>
+              <w:right w:w="180" w:type="dxa"/>
+            </w:tcMar>
+            <w:vAlign w:val="center"/>
+            <w:hideMark/>
+          </w:tcPr>
+          <w:p>
+            <w:pPr>
+              <w:spacing w:after="0" w:line="240" w:lineRule="auto"/>
+              <w:jc w:val="left"/>
+              <w:rPr>
+                <w:rFonts w:cstheme="majorBidi"/>
+              </w:rPr>
+            </w:pPr>
+            <w:r>
+              <w:rPr>
+                <w:rFonts w:cstheme="majorBidi"/>
+              </w:rPr>
+              <w:t>Titanic</w:t>
+            </w:r>
+          </w:p>
+        </w:tc>
+        <w:tc>
+          <w:tcPr>
+            <w:tcW w:w="0" w:type="auto"/>
+            <w:tcBorders>
+              <w:top w:val="single" w:sz="6" w:space="0" w:color="C4C7C5"/>
+              <w:left w:val="single" w:sz="6" w:space="0" w:color="C4C7C5"/>
+              <w:bottom w:val="single" w:sz="6" w:space="0" w:color="C4C7C5"/>
+              <w:right w:val="single" w:sz="6" w:space="0" w:color="C4C7C5"/>
+            </w:tcBorders>
+            <w:tcMar>
+              <w:top w:w="120" w:type="dxa"/>
+              <w:left w:w="180" w:type="dxa"/>
+              <w:bottom w:w="120" w:type="dxa"/>
+              <w:right w:w="180" w:type="dxa"/>
+            </w:tcMar>
+            <w:vAlign w:val="center"/>
+            <w:hideMark/>
+          </w:tcPr>
+          <w:p>
+            <w:pPr>
+              <w:spacing w:after="0" w:line="240" w:lineRule="auto"/>
+              <w:jc w:val="left"/>
+              <w:rPr>
+                <w:rFonts w:cstheme="majorBidi"/>
+              </w:rPr>
+            </w:pPr>
+            <w:r>
+              <w:rPr>
+                <w:rFonts w:cstheme="majorBidi"/>
+              </w:rPr>
+              <w:t>Evaluate accuracy using Isolation Forest</w:t>
+            </w:r>
+          </w:p>
+        </w:tc>
+        <w:tc>
+          <w:tcPr>
+            <w:tcW w:w="0" w:type="auto"/>
+            <w:tcBorders>
+              <w:top w:val="single" w:sz="6" w:space="0" w:color="C4C7C5"/>
+              <w:left w:val="single" w:sz="6" w:space="0" w:color="C4C7C5"/>
+              <w:bottom w:val="single" w:sz="6" w:space="0" w:color="C4C7C5"/>
+              <w:right w:val="single" w:sz="6" w:space="0" w:color="C4C7C5"/>
+            </w:tcBorders>
+            <w:tcMar>
+              <w:top w:w="120" w:type="dxa"/>
+              <w:left w:w="180" w:type="dxa"/>
+              <w:bottom w:w="120" w:type="dxa"/>
+              <w:right w:w="180" w:type="dxa"/>
+            </w:tcMar>
+            <w:vAlign w:val="center"/>
+            <w:hideMark/>
+          </w:tcPr>
+          <w:p>
+            <w:pPr>
+              <w:spacing w:after="0" w:line="240" w:lineRule="auto"/>
+              <w:jc w:val="left"/>
+              <w:rPr>
+                <w:rFonts w:cstheme="majorBidi"/>
+              </w:rPr>
+            </w:pPr>
+            <w:r>
+              <w:rPr>
+                <w:rFonts w:cstheme="majorBidi"/>
+              </w:rPr>
+              <w:t>Achieved 0.722 accuracy (highest among strategies).</w:t>
+            </w:r>
+          </w:p>
+        </w:tc>
+      </w:tr>
+      <w:tr>
+        <w:trPr>
+          <w:tblCellSpacing w:w="15" w:type="dxa"/>
+        </w:trPr>
+        <w:tc>
+          <w:tcPr>
+            <w:tcW w:w="1851" w:type="dxa"/>
+            <w:tcBorders>
+              <w:top w:val="single" w:sz="6" w:space="0" w:color="C4C7C5"/>
+              <w:left w:val="single" w:sz="6" w:space="0" w:color="C4C7C5"/>
+              <w:bottom w:val="single" w:sz="6" w:space="0" w:color="C4C7C5"/>
+              <w:right w:val="single" w:sz="6" w:space="0" w:color="C4C7C5"/>
+            </w:tcBorders>
+            <w:tcMar>
+              <w:top w:w="120" w:type="dxa"/>
+              <w:left w:w="180" w:type="dxa"/>
+              <w:bottom w:w="120" w:type="dxa"/>
+              <w:right w:w="180" w:type="dxa"/>
+            </w:tcMar>
+            <w:vAlign w:val="center"/>
+            <w:hideMark/>
+          </w:tcPr>
+          <w:p>
+            <w:pPr>
+              <w:spacing w:after="0" w:line="240" w:lineRule="auto"/>
+              <w:jc w:val="left"/>
+              <w:rPr>
+                <w:rFonts w:cstheme="majorBidi"/>
+              </w:rPr>
+            </w:pPr>
+            <w:r>
+              <w:rPr>
+                <w:rFonts w:cstheme="majorBidi"/>
+              </w:rPr>
+              <w:t>Outlier Filtering</w:t>
+            </w:r>
+          </w:p>
+        </w:tc>
+        <w:tc>
+          <w:tcPr>
+            <w:tcW w:w="0" w:type="auto"/>
+            <w:tcBorders>
+              <w:top w:val="single" w:sz="6" w:space="0" w:color="C4C7C5"/>
+              <w:left w:val="single" w:sz="6" w:space="0" w:color="C4C7C5"/>
+              <w:bottom w:val="single" w:sz="6" w:space="0" w:color="C4C7C5"/>
+              <w:right w:val="single" w:sz="6" w:space="0" w:color="C4C7C5"/>
+            </w:tcBorders>
+            <w:tcMar>
+              <w:top w:w="120" w:type="dxa"/>
+              <w:left w:w="180" w:type="dxa"/>
+              <w:bottom w:w="120" w:type="dxa"/>
+              <w:right w:w="180" w:type="dxa"/>
+            </w:tcMar>
+            <w:vAlign w:val="center"/>
+            <w:hideMark/>
+          </w:tcPr>
+          <w:p>
+            <w:pPr>
+              <w:spacing w:after="0" w:line="240" w:lineRule="auto"/>
+              <w:jc w:val="left"/>
+              <w:rPr>
+                <w:rFonts w:cstheme="majorBidi"/>
+              </w:rPr>
+            </w:pPr>
+            <w:r>
+              <w:rPr>
+                <w:rFonts w:cstheme="majorBidi"/>
+              </w:rPr>
+              <w:t>Credit Card Fraud</w:t>
+            </w:r>
+          </w:p>
+        </w:tc>
+        <w:tc>
+          <w:tcPr>
+            <w:tcW w:w="0" w:type="auto"/>
+            <w:tcBorders>
+              <w:top w:val="single" w:sz="6" w:space="0" w:color="C4C7C5"/>
+              <w:left w:val="single" w:sz="6" w:space="0" w:color="C4C7C5"/>
+              <w:bottom w:val="single" w:sz="6" w:space="0" w:color="C4C7C5"/>
+              <w:right w:val="single" w:sz="6" w:space="0" w:color="C4C7C5"/>
+            </w:tcBorders>
+            <w:tcMar>
+              <w:top w:w="120" w:type="dxa"/>
+              <w:left w:w="180" w:type="dxa"/>
+              <w:bottom w:w="120" w:type="dxa"/>
+              <w:right w:w="180" w:type="dxa"/>
+            </w:tcMar>
+            <w:vAlign w:val="center"/>
+            <w:hideMark/>
+          </w:tcPr>
+          <w:p>
+            <w:pPr>
+              <w:spacing w:after="0" w:line="240" w:lineRule="auto"/>
+              <w:jc w:val="left"/>
+              <w:rPr>
+                <w:rFonts w:cstheme="majorBidi"/>
+              </w:rPr>
+            </w:pPr>
+            <w:r>
+              <w:rPr>
+                <w:rFonts w:cstheme="majorBidi"/>
+              </w:rPr>
+              <w:t>Evaluate ROC-AUC using Isolation Forest</w:t>
+            </w:r>
+          </w:p>
+        </w:tc>
+        <w:tc>
+          <w:tcPr>
+            <w:tcW w:w="0" w:type="auto"/>
+            <w:tcBorders>
+              <w:top w:val="single" w:sz="6" w:space="0" w:color="C4C7C5"/>
+              <w:left w:val="single" w:sz="6" w:space="0" w:color="C4C7C5"/>
+              <w:bottom w:val="single" w:sz="6" w:space="0" w:color="C4C7C5"/>
+              <w:right w:val="single" w:sz="6" w:space="0" w:color="C4C7C5"/>
+            </w:tcBorders>
+            <w:tcMar>
+              <w:top w:w="120" w:type="dxa"/>
+              <w:left w:w="180" w:type="dxa"/>
+              <w:bottom w:w="120" w:type="dxa"/>
+              <w:right w:w="180" w:type="dxa"/>
+            </w:tcMar>
+            <w:vAlign w:val="center"/>
+            <w:hideMark/>
+          </w:tcPr>
+          <w:p>
+            <w:pPr>
+              <w:spacing w:after="0" w:line="240" w:lineRule="auto"/>
+              <w:jc w:val="left"/>
+              <w:rPr>
+                <w:rFonts w:cstheme="majorBidi"/>
+              </w:rPr>
+            </w:pPr>
+            <w:r>
+              <w:rPr>
+                <w:rFonts w:cstheme="majorBidi"/>
+              </w:rPr>
+              <w:t>Achieved 0.743 ROC-AUC.</w:t>
+            </w:r>
+          </w:p>
+        </w:tc>
+      </w:tr>
+      <w:tr>
+        <w:trPr>
+          <w:tblCellSpacing w:w="15" w:type="dxa"/>
+        </w:trPr>
+        <w:tc>
+          <w:tcPr>
+            <w:tcW w:w="1851" w:type="dxa"/>
+            <w:tcBorders>
+              <w:top w:val="single" w:sz="6" w:space="0" w:color="C4C7C5"/>
+              <w:left w:val="single" w:sz="6" w:space="0" w:color="C4C7C5"/>
+              <w:bottom w:val="single" w:sz="6" w:space="0" w:color="C4C7C5"/>
+              <w:right w:val="single" w:sz="6" w:space="0" w:color="C4C7C5"/>
+            </w:tcBorders>
+            <w:tcMar>
+              <w:top w:w="120" w:type="dxa"/>
+              <w:left w:w="180" w:type="dxa"/>
+              <w:bottom w:w="120" w:type="dxa"/>
+              <w:right w:w="180" w:type="dxa"/>
+            </w:tcMar>
+            <w:vAlign w:val="center"/>
+            <w:hideMark/>
+          </w:tcPr>
+          <w:p>
+            <w:pPr>
+              <w:spacing w:after="0" w:line="240" w:lineRule="auto"/>
+              <w:jc w:val="left"/>
+              <w:rPr>
+                <w:rFonts w:cstheme="majorBidi"/>
+              </w:rPr>
+            </w:pPr>
+            <w:r>
+              <w:rPr>
+                <w:rFonts w:cstheme="majorBidi"/>
+              </w:rPr>
+              <w:t>Duplicate Detection</w:t>
+            </w:r>
+          </w:p>
+        </w:tc>
+        <w:tc>
+          <w:tcPr>
+            <w:tcW w:w="0" w:type="auto"/>
+            <w:tcBorders>
+              <w:top w:val="single" w:sz="6" w:space="0" w:color="C4C7C5"/>
+              <w:left w:val="single" w:sz="6" w:space="0" w:color="C4C7C5"/>
+              <w:bottom w:val="single" w:sz="6" w:space="0" w:color="C4C7C5"/>
+              <w:right w:val="single" w:sz="6" w:space="0" w:color="C4C7C5"/>
+            </w:tcBorders>
+            <w:tcMar>
+              <w:top w:w="120" w:type="dxa"/>
+              <w:left w:w="180" w:type="dxa"/>
+              <w:bottom w:w="120" w:type="dxa"/>
+              <w:right w:w="180" w:type="dxa"/>
+            </w:tcMar>
+            <w:vAlign w:val="center"/>
+            <w:hideMark/>
+          </w:tcPr>
+          <w:p>
+            <w:pPr>
+              <w:spacing w:after="0" w:line="240" w:lineRule="auto"/>
+              <w:jc w:val="left"/>
+              <w:rPr>
+                <w:rFonts w:cstheme="majorBidi"/>
+              </w:rPr>
+            </w:pPr>
+            <w:r>
+              <w:rPr>
+                <w:rFonts w:cstheme="majorBidi"/>
+              </w:rPr>
+              <w:t>WDC (Computers)</w:t>
+            </w:r>
+          </w:p>
+        </w:tc>
+        <w:tc>
+          <w:tcPr>
+            <w:tcW w:w="0" w:type="auto"/>
+            <w:tcBorders>
+              <w:top w:val="single" w:sz="6" w:space="0" w:color="C4C7C5"/>
+              <w:left w:val="single" w:sz="6" w:space="0" w:color="C4C7C5"/>
+              <w:bottom w:val="single" w:sz="6" w:space="0" w:color="C4C7C5"/>
+              <w:right w:val="single" w:sz="6" w:space="0" w:color="C4C7C5"/>
+            </w:tcBorders>
+            <w:tcMar>
+              <w:top w:w="120" w:type="dxa"/>
+              <w:left w:w="180" w:type="dxa"/>
+              <w:bottom w:w="120" w:type="dxa"/>
+              <w:right w:w="180" w:type="dxa"/>
+            </w:tcMar>
+            <w:vAlign w:val="center"/>
+            <w:hideMark/>
+          </w:tcPr>
+          <w:p>
+            <w:pPr>
+              <w:spacing w:after="0" w:line="240" w:lineRule="auto"/>
+              <w:jc w:val="left"/>
+              <w:rPr>
+                <w:rFonts w:cstheme="majorBidi"/>
+              </w:rPr>
+            </w:pPr>
+            <w:r>
+              <w:rPr>
+                <w:rFonts w:cstheme="majorBidi"/>
+              </w:rPr>
+              <w:t>Recall &amp; F1 via SBERT multi-column</w:t>
+            </w:r>
+          </w:p>
+        </w:tc>
+        <w:tc>
+          <w:tcPr>
+            <w:tcW w:w="0" w:type="auto"/>
+            <w:tcBorders>
+              <w:top w:val="single" w:sz="6" w:space="0" w:color="C4C7C5"/>
+              <w:left w:val="single" w:sz="6" w:space="0" w:color="C4C7C5"/>
+              <w:bottom w:val="single" w:sz="6" w:space="0" w:color="C4C7C5"/>
+              <w:right w:val="single" w:sz="6" w:space="0" w:color="C4C7C5"/>
+            </w:tcBorders>
+            <w:tcMar>
+              <w:top w:w="120" w:type="dxa"/>
+              <w:left w:w="180" w:type="dxa"/>
+              <w:bottom w:w="120" w:type="dxa"/>
+              <w:right w:w="180" w:type="dxa"/>
+            </w:tcMar>
+            <w:vAlign w:val="center"/>
+            <w:hideMark/>
+          </w:tcPr>
+          <w:p>
+            <w:pPr>
+              <w:spacing w:after="0" w:line="240" w:lineRule="auto"/>
+              <w:jc w:val="left"/>
+              <w:rPr>
+                <w:rFonts w:cstheme="majorBidi"/>
+              </w:rPr>
+            </w:pPr>
+            <w:r>
+              <w:rPr>
+                <w:rFonts w:cstheme="majorBidi"/>
+              </w:rPr>
+              <w:t>86.0% Recall (258/300 duplicates found); 0.485 F1 Score.</w:t>
+            </w:r>
+          </w:p>
+        </w:tc>
+      </w:tr>
+      <w:tr>
+        <w:trPr>
+          <w:tblCellSpacing w:w="15" w:type="dxa"/>
+        </w:trPr>
+        <w:tc>
+          <w:tcPr>
+            <w:tcW w:w="1851" w:type="dxa"/>
+            <w:tcBorders>
+              <w:top w:val="single" w:sz="6" w:space="0" w:color="C4C7C5"/>
+              <w:left w:val="single" w:sz="6" w:space="0" w:color="C4C7C5"/>
+              <w:bottom w:val="single" w:sz="6" w:space="0" w:color="C4C7C5"/>
+              <w:right w:val="single" w:sz="6" w:space="0" w:color="C4C7C5"/>
+            </w:tcBorders>
+            <w:tcMar>
+              <w:top w:w="120" w:type="dxa"/>
+              <w:left w:w="180" w:type="dxa"/>
+              <w:bottom w:w="120" w:type="dxa"/>
+              <w:right w:w="180" w:type="dxa"/>
+            </w:tcMar>
+            <w:vAlign w:val="center"/>
+            <w:hideMark/>
+          </w:tcPr>
+          <w:p>
+            <w:pPr>
+              <w:spacing w:after="0" w:line="240" w:lineRule="auto"/>
+              <w:jc w:val="left"/>
+              <w:rPr>
+                <w:rFonts w:cstheme="majorBidi"/>
+              </w:rPr>
+            </w:pPr>
+            <w:r>
+              <w:rPr>
+                <w:rFonts w:cstheme="majorBidi"/>
+              </w:rPr>
+              <w:lastRenderedPageBreak/>
+              <w:t>Inconsistency Resolution</w:t>
+            </w:r>
+          </w:p>
+        </w:tc>
+        <w:tc>
+          <w:tcPr>
+            <w:tcW w:w="0" w:type="auto"/>
+            <w:tcBorders>
+              <w:top w:val="single" w:sz="6" w:space="0" w:color="C4C7C5"/>
+              <w:left w:val="single" w:sz="6" w:space="0" w:color="C4C7C5"/>
+              <w:bottom w:val="single" w:sz="6" w:space="0" w:color="C4C7C5"/>
+              <w:right w:val="single" w:sz="6" w:space="0" w:color="C4C7C5"/>
+            </w:tcBorders>
+            <w:tcMar>
+              <w:top w:w="120" w:type="dxa"/>
+              <w:left w:w="180" w:type="dxa"/>
+              <w:bottom w:w="120" w:type="dxa"/>
+              <w:right w:w="180" w:type="dxa"/>
+            </w:tcMar>
+            <w:vAlign w:val="center"/>
+            <w:hideMark/>
+          </w:tcPr>
+          <w:p>
+            <w:pPr>
+              <w:spacing w:after="0" w:line="240" w:lineRule="auto"/>
+              <w:jc w:val="left"/>
+              <w:rPr>
+                <w:rFonts w:cstheme="majorBidi"/>
+              </w:rPr>
+            </w:pPr>
+            <w:r>
+              <w:rPr>
+                <w:rFonts w:cstheme="majorBidi"/>
+              </w:rPr>
+              <w:t>UCI Adult</w:t>
+            </w:r>
+          </w:p>
+        </w:tc>
+        <w:tc>
+          <w:tcPr>
+            <w:tcW w:w="0" w:type="auto"/>
+            <w:tcBorders>
+              <w:top w:val="single" w:sz="6" w:space="0" w:color="C4C7C5"/>
+              <w:left w:val="single" w:sz="6" w:space="0" w:color="C4C7C5"/>
+              <w:bottom w:val="single" w:sz="6" w:space="0" w:color="C4C7C5"/>
+              <w:right w:val="single" w:sz="6" w:space="0" w:color="C4C7C5"/>
+            </w:tcBorders>
+            <w:tcMar>
+              <w:top w:w="120" w:type="dxa"/>
+              <w:left w:w="180" w:type="dxa"/>
+              <w:bottom w:w="120" w:type="dxa"/>
+              <w:right w:w="180" w:type="dxa"/>
+            </w:tcMar>
+            <w:vAlign w:val="center"/>
+            <w:hideMark/>
+          </w:tcPr>
+          <w:p>
+            <w:pPr>
+              <w:spacing w:after="0" w:line="240" w:lineRule="auto"/>
+              <w:jc w:val="left"/>
+              <w:rPr>
+                <w:rFonts w:cstheme="majorBidi"/>
+              </w:rPr>
+            </w:pPr>
+            <w:r>
+              <w:rPr>
+                <w:rFonts w:cstheme="majorBidi"/>
+              </w:rPr>
+              <w:t>Precision &amp; Recall of LLM mapping</w:t>
+            </w:r>
+          </w:p>
+        </w:tc>
+        <w:tc>
+          <w:tcPr>
+            <w:tcW w:w="0" w:type="auto"/>
+            <w:tcBorders>
+              <w:top w:val="single" w:sz="6" w:space="0" w:color="C4C7C5"/>
+              <w:left w:val="single" w:sz="6" w:space="0" w:color="C4C7C5"/>
+              <w:bottom w:val="single" w:sz="6" w:space="0" w:color="C4C7C5"/>
+              <w:right w:val="single" w:sz="6" w:space="0" w:color="C4C7C5"/>
+            </w:tcBorders>
+            <w:tcMar>
+              <w:top w:w="120" w:type="dxa"/>
+              <w:left w:w="180" w:type="dxa"/>
+              <w:bottom w:w="120" w:type="dxa"/>
+              <w:right w:w="180" w:type="dxa"/>
+            </w:tcMar>
+            <w:vAlign w:val="center"/>
+            <w:hideMark/>
+          </w:tcPr>
+          <w:p>
+            <w:pPr>
+              <w:spacing w:after="0" w:line="240" w:lineRule="auto"/>
+              <w:jc w:val="left"/>
+              <w:rPr>
+                <w:rFonts w:cstheme="majorBidi"/>
+              </w:rPr>
+            </w:pPr>
+            <w:r>
+              <w:rPr>
+                <w:rFonts w:cstheme="majorBidi"/>
+              </w:rPr>
+              <w:t>100% Precision (0 false positives); 87.5% Recall.</w:t>
+            </w:r>
+          </w:p>
+        </w:tc>
+      </w:tr>
+      <w:tr>
+        <w:trPr>
+          <w:tblCellSpacing w:w="15" w:type="dxa"/>
+        </w:trPr>
+        <w:tc>
+          <w:tcPr>
+            <w:tcW w:w="1851" w:type="dxa"/>
+            <w:tcBorders>
+              <w:top w:val="single" w:sz="6" w:space="0" w:color="C4C7C5"/>
+              <w:left w:val="single" w:sz="6" w:space="0" w:color="C4C7C5"/>
+              <w:bottom w:val="single" w:sz="6" w:space="0" w:color="C4C7C5"/>
+              <w:right w:val="single" w:sz="6" w:space="0" w:color="C4C7C5"/>
+            </w:tcBorders>
+            <w:tcMar>
+              <w:top w:w="120" w:type="dxa"/>
+              <w:left w:w="180" w:type="dxa"/>
+              <w:bottom w:w="120" w:type="dxa"/>
+              <w:right w:w="180" w:type="dxa"/>
+            </w:tcMar>
+            <w:vAlign w:val="center"/>
+            <w:hideMark/>
+          </w:tcPr>
+          <w:p>
+            <w:pPr>
+              <w:spacing w:after="0" w:line="240" w:lineRule="auto"/>
+              <w:jc w:val="left"/>
+              <w:rPr>
+                <w:rFonts w:cstheme="majorBidi"/>
+              </w:rPr>
+            </w:pPr>
+            <w:r>
+              <w:rPr>
+                <w:rFonts w:cstheme="majorBidi"/>
+              </w:rPr>
+              <w:t>Feature Selection</w:t>
+            </w:r>
+          </w:p>
+        </w:tc>
+        <w:tc>
+          <w:tcPr>
+            <w:tcW w:w="0" w:type="auto"/>
+            <w:tcBorders>
+              <w:top w:val="single" w:sz="6" w:space="0" w:color="C4C7C5"/>
+              <w:left w:val="single" w:sz="6" w:space="0" w:color="C4C7C5"/>
+              <w:bottom w:val="single" w:sz="6" w:space="0" w:color="C4C7C5"/>
+              <w:right w:val="single" w:sz="6" w:space="0" w:color="C4C7C5"/>
+            </w:tcBorders>
+            <w:tcMar>
+              <w:top w:w="120" w:type="dxa"/>
+              <w:left w:w="180" w:type="dxa"/>
+              <w:bottom w:w="120" w:type="dxa"/>
+              <w:right w:w="180" w:type="dxa"/>
+            </w:tcMar>
+            <w:vAlign w:val="center"/>
+            <w:hideMark/>
+          </w:tcPr>
+          <w:p>
+            <w:pPr>
+              <w:spacing w:after="0" w:line="240" w:lineRule="auto"/>
+              <w:jc w:val="left"/>
+              <w:rPr>
+                <w:rFonts w:cstheme="majorBidi"/>
+              </w:rPr>
+            </w:pPr>
+            <w:r>
+              <w:rPr>
+                <w:rFonts w:cstheme="majorBidi"/>
+              </w:rPr>
+              <w:t>Titanic</w:t>
+            </w:r>
+          </w:p>
+        </w:tc>
+        <w:tc>
+          <w:tcPr>
+            <w:tcW w:w="0" w:type="auto"/>
+            <w:tcBorders>
+              <w:top w:val="single" w:sz="6" w:space="0" w:color="C4C7C5"/>
+              <w:left w:val="single" w:sz="6" w:space="0" w:color="C4C7C5"/>
+              <w:bottom w:val="single" w:sz="6" w:space="0" w:color="C4C7C5"/>
+              <w:right w:val="single" w:sz="6" w:space="0" w:color="C4C7C5"/>
+            </w:tcBorders>
+            <w:tcMar>
+              <w:top w:w="120" w:type="dxa"/>
+              <w:left w:w="180" w:type="dxa"/>
+              <w:bottom w:w="120" w:type="dxa"/>
+              <w:right w:w="180" w:type="dxa"/>
+            </w:tcMar>
+            <w:vAlign w:val="center"/>
+            <w:hideMark/>
+          </w:tcPr>
+          <w:p>
+            <w:pPr>
+              <w:spacing w:after="0" w:line="240" w:lineRule="auto"/>
+              <w:jc w:val="left"/>
+              <w:rPr>
+                <w:rFonts w:cstheme="majorBidi"/>
+              </w:rPr>
+            </w:pPr>
+            <w:r>
+              <w:rPr>
+                <w:rFonts w:cstheme="majorBidi"/>
+              </w:rPr>
+              <w:t>F1 Score using RF Importance</w:t>
+            </w:r>
+          </w:p>
+        </w:tc>
+        <w:tc>
+          <w:tcPr>
+            <w:tcW w:w="0" w:type="auto"/>
+            <w:tcBorders>
+              <w:top w:val="single" w:sz="6" w:space="0" w:color="C4C7C5"/>
+              <w:left w:val="single" w:sz="6" w:space="0" w:color="C4C7C5"/>
+              <w:bottom w:val="single" w:sz="6" w:space="0" w:color="C4C7C5"/>
+              <w:right w:val="single" w:sz="6" w:space="0" w:color="C4C7C5"/>
+            </w:tcBorders>
+            <w:tcMar>
+              <w:top w:w="120" w:type="dxa"/>
+              <w:left w:w="180" w:type="dxa"/>
+              <w:bottom w:w="120" w:type="dxa"/>
+              <w:right w:w="180" w:type="dxa"/>
+            </w:tcMar>
+            <w:vAlign w:val="center"/>
+            <w:hideMark/>
+          </w:tcPr>
+          <w:p>
+            <w:pPr>
+              <w:spacing w:after="0" w:line="240" w:lineRule="auto"/>
+              <w:jc w:val="left"/>
+              <w:rPr>
+                <w:rFonts w:cstheme="majorBidi"/>
+              </w:rPr>
+            </w:pPr>
+            <w:r>
+              <w:rPr>
+                <w:rFonts w:cstheme="majorBidi"/>
+              </w:rPr>
+              <w:t>Achieved 0.782 F1 Score, reducing dimensions from 10 to 5.</w:t>
+            </w:r>
+          </w:p>
+        </w:tc>
+      </w:tr>
+      <w:tr>
+        <w:trPr>
+          <w:tblCellSpacing w:w="15" w:type="dxa"/>
+        </w:trPr>
+        <w:tc>
+          <w:tcPr>
+            <w:tcW w:w="1851" w:type="dxa"/>
+            <w:tcBorders>
+              <w:top w:val="single" w:sz="6" w:space="0" w:color="C4C7C5"/>
+              <w:left w:val="single" w:sz="6" w:space="0" w:color="C4C7C5"/>
+              <w:bottom w:val="single" w:sz="6" w:space="0" w:color="C4C7C5"/>
+              <w:right w:val="single" w:sz="6" w:space="0" w:color="C4C7C5"/>
+            </w:tcBorders>
+            <w:tcMar>
+              <w:top w:w="120" w:type="dxa"/>
+              <w:left w:w="180" w:type="dxa"/>
+              <w:bottom w:w="120" w:type="dxa"/>
+              <w:right w:w="180" w:type="dxa"/>
+            </w:tcMar>
+            <w:vAlign w:val="center"/>
+            <w:hideMark/>
+          </w:tcPr>
+          <w:p>
+            <w:pPr>
+              <w:spacing w:after="0" w:line="240" w:lineRule="auto"/>
+              <w:jc w:val="left"/>
+              <w:rPr>
+                <w:rFonts w:cstheme="majorBidi"/>
+              </w:rPr>
+            </w:pPr>
+            <w:r>
+              <w:rPr>
+                <w:rFonts w:cstheme="majorBidi"/>
+              </w:rPr>
+              <w:t>Feature Engineering</w:t>
+            </w:r>
+          </w:p>
+        </w:tc>
+        <w:tc>
+          <w:tcPr>
+            <w:tcW w:w="0" w:type="auto"/>
+            <w:tcBorders>
+              <w:top w:val="single" w:sz="6" w:space="0" w:color="C4C7C5"/>
+              <w:left w:val="single" w:sz="6" w:space="0" w:color="C4C7C5"/>
+              <w:bottom w:val="single" w:sz="6" w:space="0" w:color="C4C7C5"/>
+              <w:right w:val="single" w:sz="6" w:space="0" w:color="C4C7C5"/>
+            </w:tcBorders>
+            <w:tcMar>
+              <w:top w:w="120" w:type="dxa"/>
+              <w:left w:w="180" w:type="dxa"/>
+              <w:bottom w:w="120" w:type="dxa"/>
+              <w:right w:w="180" w:type="dxa"/>
+            </w:tcMar>
+            <w:vAlign w:val="center"/>
+            <w:hideMark/>
+          </w:tcPr>
+          <w:p>
+            <w:pPr>
+              <w:spacing w:after="0" w:line="240" w:lineRule="auto"/>
+              <w:jc w:val="left"/>
+              <w:rPr>
+                <w:rFonts w:cstheme="majorBidi"/>
+              </w:rPr>
+            </w:pPr>
+            <w:r>
+              <w:rPr>
+                <w:rFonts w:cstheme="majorBidi"/>
+              </w:rPr>
+              <w:t>Titanic</w:t>
+            </w:r>
+          </w:p>
+        </w:tc>
+        <w:tc>
+          <w:tcPr>
+            <w:tcW w:w="0" w:type="auto"/>
+            <w:tcBorders>
+              <w:top w:val="single" w:sz="6" w:space="0" w:color="C4C7C5"/>
+              <w:left w:val="single" w:sz="6" w:space="0" w:color="C4C7C5"/>
+              <w:bottom w:val="single" w:sz="6" w:space="0" w:color="C4C7C5"/>
+              <w:right w:val="single" w:sz="6" w:space="0" w:color="C4C7C5"/>
+            </w:tcBorders>
+            <w:tcMar>
+              <w:top w:w="120" w:type="dxa"/>
+              <w:left w:w="180" w:type="dxa"/>
+              <w:bottom w:w="120" w:type="dxa"/>
+              <w:right w:w="180" w:type="dxa"/>
+            </w:tcMar>
+            <w:vAlign w:val="center"/>
+            <w:hideMark/>
+          </w:tcPr>
+          <w:p>
+            <w:pPr>
+              <w:spacing w:after="0" w:line="240" w:lineRule="auto"/>
+              <w:jc w:val="left"/>
+              <w:rPr>
+                <w:rFonts w:cstheme="majorBidi"/>
+              </w:rPr>
+            </w:pPr>
+            <w:r>
+              <w:rPr>
+                <w:rFonts w:cstheme="majorBidi"/>
+              </w:rPr>
+              <w:t>F1 Score using Selective Acceptance</w:t>
+            </w:r>
+          </w:p>
+        </w:tc>
+        <w:tc>
+          <w:tcPr>
+            <w:tcW w:w="0" w:type="auto"/>
+            <w:tcBorders>
+              <w:top w:val="single" w:sz="6" w:space="0" w:color="C4C7C5"/>
+              <w:left w:val="single" w:sz="6" w:space="0" w:color="C4C7C5"/>
+              <w:bottom w:val="single" w:sz="6" w:space="0" w:color="C4C7C5"/>
+              <w:right w:val="single" w:sz="6" w:space="0" w:color="C4C7C5"/>
+            </w:tcBorders>
+            <w:tcMar>
+              <w:top w:w="120" w:type="dxa"/>
+              <w:left w:w="180" w:type="dxa"/>
+              <w:bottom w:w="120" w:type="dxa"/>
+              <w:right w:w="180" w:type="dxa"/>
+            </w:tcMar>
+            <w:vAlign w:val="center"/>
+            <w:hideMark/>
+          </w:tcPr>
+          <w:p>
+            <w:pPr>
+              <w:spacing w:after="0" w:line="240" w:lineRule="auto"/>
+              <w:jc w:val="left"/>
+              <w:rPr>
+                <w:rFonts w:cstheme="majorBidi"/>
+              </w:rPr>
+            </w:pPr>
+            <w:r>
+              <w:rPr>
+                <w:rFonts w:cstheme="majorBidi"/>
+              </w:rPr>
+              <w:t>Achieved 0.782 F1 Score with 2/5 generated features accepted.</w:t>
+            </w:r>
+          </w:p>
+        </w:tc>
+      </w:tr>
+      <w:tr>
+        <w:trPr>
+          <w:tblCellSpacing w:w="15" w:type="dxa"/>
+        </w:trPr>
+        <w:tc>
+          <w:tcPr>
+            <w:tcW w:w="1851" w:type="dxa"/>
+            <w:tcBorders>
+              <w:top w:val="single" w:sz="6" w:space="0" w:color="C4C7C5"/>
+              <w:left w:val="single" w:sz="6" w:space="0" w:color="C4C7C5"/>
+              <w:bottom w:val="single" w:sz="6" w:space="0" w:color="C4C7C5"/>
+              <w:right w:val="single" w:sz="6" w:space="0" w:color="C4C7C5"/>
+            </w:tcBorders>
+            <w:tcMar>
+              <w:top w:w="120" w:type="dxa"/>
+              <w:left w:w="180" w:type="dxa"/>
+              <w:bottom w:w="120" w:type="dxa"/>
+              <w:right w:w="180" w:type="dxa"/>
+            </w:tcMar>
+            <w:vAlign w:val="center"/>
+            <w:hideMark/>
+          </w:tcPr>
+          <w:p>
+            <w:pPr>
+              <w:spacing w:after="0" w:line="240" w:lineRule="auto"/>
+              <w:jc w:val="left"/>
+              <w:rPr>
+                <w:rFonts w:cstheme="majorBidi"/>
+              </w:rPr>
+            </w:pPr>
+            <w:r>
+              <w:rPr>
+                <w:rFonts w:cstheme="majorBidi"/>
+              </w:rPr>
+              <w:t>User Reception</w:t>
+            </w:r>
+          </w:p>
+        </w:tc>
+        <w:tc>
+          <w:tcPr>
+            <w:tcW w:w="0" w:type="auto"/>
+            <w:tcBorders>
+              <w:top w:val="single" w:sz="6" w:space="0" w:color="C4C7C5"/>
+              <w:left w:val="single" w:sz="6" w:space="0" w:color="C4C7C5"/>
+              <w:bottom w:val="single" w:sz="6" w:space="0" w:color="C4C7C5"/>
+              <w:right w:val="single" w:sz="6" w:space="0" w:color="C4C7C5"/>
+            </w:tcBorders>
+            <w:tcMar>
+              <w:top w:w="120" w:type="dxa"/>
+              <w:left w:w="180" w:type="dxa"/>
+              <w:bottom w:w="120" w:type="dxa"/>
+              <w:right w:w="180" w:type="dxa"/>
+            </w:tcMar>
+            <w:vAlign w:val="center"/>
+            <w:hideMark/>
+          </w:tcPr>
+          <w:p>
+            <w:pPr>
+              <w:spacing w:after="0" w:line="240" w:lineRule="auto"/>
+              <w:jc w:val="left"/>
+              <w:rPr>
+                <w:rFonts w:cstheme="majorBidi"/>
+              </w:rPr>
+            </w:pPr>
+            <w:r>
+              <w:rPr>
+                <w:rFonts w:cstheme="majorBidi"/>
+              </w:rPr>
+              <w:t>Survey</w:t>
+            </w:r>
+          </w:p>
+        </w:tc>
+        <w:tc>
+          <w:tcPr>
+            <w:tcW w:w="0" w:type="auto"/>
+            <w:tcBorders>
+              <w:top w:val="single" w:sz="6" w:space="0" w:color="C4C7C5"/>
+              <w:left w:val="single" w:sz="6" w:space="0" w:color="C4C7C5"/>
+              <w:bottom w:val="single" w:sz="6" w:space="0" w:color="C4C7C5"/>
+              <w:right w:val="single" w:sz="6" w:space="0" w:color="C4C7C5"/>
+            </w:tcBorders>
+            <w:tcMar>
+              <w:top w:w="120" w:type="dxa"/>
+              <w:left w:w="180" w:type="dxa"/>
+              <w:bottom w:w="120" w:type="dxa"/>
+              <w:right w:w="180" w:type="dxa"/>
+            </w:tcMar>
+            <w:vAlign w:val="center"/>
+            <w:hideMark/>
+          </w:tcPr>
+          <w:p>
+            <w:pPr>
+              <w:spacing w:after="0" w:line="240" w:lineRule="auto"/>
+              <w:jc w:val="left"/>
+              <w:rPr>
+                <w:rFonts w:cstheme="majorBidi"/>
+              </w:rPr>
+            </w:pPr>
+            <w:r>
+              <w:rPr>
+                <w:rFonts w:cstheme="majorBidi"/>
+              </w:rPr>
+              <w:t>Overall perceived usefulness</w:t>
+            </w:r>
+          </w:p>
+        </w:tc>
+        <w:tc>
+          <w:tcPr>
+            <w:tcW w:w="0" w:type="auto"/>
+            <w:tcBorders>
+              <w:top w:val="single" w:sz="6" w:space="0" w:color="C4C7C5"/>
+              <w:left w:val="single" w:sz="6" w:space="0" w:color="C4C7C5"/>
+              <w:bottom w:val="single" w:sz="6" w:space="0" w:color="C4C7C5"/>
+              <w:right w:val="single" w:sz="6" w:space="0" w:color="C4C7C5"/>
+            </w:tcBorders>
+            <w:tcMar>
+              <w:top w:w="120" w:type="dxa"/>
+              <w:left w:w="180" w:type="dxa"/>
+              <w:bottom w:w="120" w:type="dxa"/>
+              <w:right w:w="180" w:type="dxa"/>
+            </w:tcMar>
+            <w:vAlign w:val="center"/>
+            <w:hideMark/>
+          </w:tcPr>
+          <w:p>
+            <w:pPr>
+              <w:spacing w:after="0" w:line="240" w:lineRule="auto"/>
+              <w:jc w:val="left"/>
+              <w:rPr>
+                <w:rFonts w:cstheme="majorBidi"/>
+              </w:rPr>
+            </w:pPr>
+            <w:r>
+              <w:rPr>
+                <w:rFonts w:cstheme="majorBidi"/>
+              </w:rPr>
+              <w:t>87.5% of respondents rated the system Useful or Very Useful.</w:t>
+            </w:r>
+          </w:p>
+        </w:tc>
+      </w:tr>
+    </w:tbl>
+    <w:p>
+      <w:pPr>
         <w:pStyle w:val="Style2"/>
         <w:numPr>
           <w:ilvl w:val="1"/>
@@ -28342,6 +29088,69 @@
     </w:p>
     <w:p>
       <w:pPr>
+        <w:spacing w:after="0"/>
+        <w:jc w:val="left"/>
+        <w:rPr>
+          <w:rFonts w:cstheme="majorBidi"/>
+        </w:rPr>
+      </w:pPr>
+      <w:r>
+        <w:rPr>
+          <w:rFonts w:cstheme="majorBidi"/>
+          <w:b/>
+          <w:bCs/>
+        </w:rPr>
+        <w:t>AutoPrepAI</w:t>
+      </w:r>
+      <w:r>
+        <w:rPr>
+          <w:rFonts w:cstheme="majorBidi"/>
+        </w:rPr>
+        <w:t>’s end-to-end performance was benchmarked against two baseline settings: a Raw-minimal approach (encoding and train-test split only) and a Fixed-rule approach (deterministic preprocessing without adaptive decisions).</w:t>
+      </w:r>
+    </w:p>
+    <w:p>
+      <w:pPr>
+        <w:pStyle w:val="ListParagraph"/>
+        <w:numPr>
+          <w:ilvl w:val="0"/>
+          <w:numId w:val="56"/>
+        </w:numPr>
+        <w:spacing w:after="0"/>
+        <w:jc w:val="left"/>
+        <w:rPr>
+          <w:rFonts w:cstheme="majorBidi"/>
+        </w:rPr>
+      </w:pPr>
+      <w:r>
+        <w:rPr>
+          <w:rFonts w:cstheme="majorBidi"/>
+        </w:rPr>
+        <w:t>Diabetes 130-US Hospitals: AutoPrepAI demonstrated statistically significant improvements over both the raw-minimal and fixed-rule baselines, achieving an accuracy of 0.6016 (p &lt; 0.001) and a weighted F1 score of 0.5549.</w:t>
+      </w:r>
+    </w:p>
+    <w:p>
+      <w:pPr>
+        <w:pStyle w:val="ListParagraph"/>
+        <w:numPr>
+          <w:ilvl w:val="0"/>
+          <w:numId w:val="56"/>
+        </w:numPr>
+        <w:spacing w:after="0"/>
+        <w:jc w:val="left"/>
+        <w:rPr>
+          <w:rFonts w:cstheme="majorBidi"/>
+        </w:rPr>
+      </w:pPr>
+      <w:r>
+        <w:rPr>
+          <w:rFonts w:cstheme="majorBidi"/>
+        </w:rPr>
+        <w:t>UCI Adult Dataset: AutoPrepAI successfully outperformed the fixed-rule deterministic baseline (accuracy of 0.8514 vs. 0.8363). While it performed slightly below the raw-minimal baseline on this specific dataset, the results indicate that AutoPrepAI's adaptive behavior is highly effective on noisier datasets without degrading data integrity</w:t>
+      </w:r>
+    </w:p>
+    <w:p>
+      <w:pPr>
         <w:pStyle w:val="Style2"/>
         <w:numPr>
           <w:ilvl w:val="1"/>
@@ -28360,20 +29169,87 @@
           <w:rFonts w:cstheme="majorBidi"/>
         </w:rPr>
       </w:pPr>
-    </w:p>
-    <w:p>
-      <w:pPr>
+      <w:r>
         <w:rPr>
           <w:rFonts w:cstheme="majorBidi"/>
         </w:rPr>
-      </w:pPr>
-    </w:p>
-    <w:p>
-      <w:pPr>
+        <w:t>While the system successfully automates and explains preprocessing tasks, the evaluation highlighted the following limitations:</w:t>
+      </w:r>
+    </w:p>
+    <w:p>
+      <w:pPr>
+        <w:numPr>
+          <w:ilvl w:val="0"/>
+          <w:numId w:val="57"/>
+        </w:numPr>
         <w:rPr>
           <w:rFonts w:cstheme="majorBidi"/>
         </w:rPr>
       </w:pPr>
+      <w:r>
+        <w:rPr>
+          <w:rFonts w:cstheme="majorBidi"/>
+        </w:rPr>
+        <w:t xml:space="preserve">Precision in Semantic Deduplication: The SBERT-based semantic duplicate detection achieves exceptional recall but moderate precision (e.g., an F1 score of 0.485 on the </w:t>
+      </w:r>
+      <w:r>
+        <w:rPr>
+          <w:rFonts w:cstheme="majorBidi"/>
+        </w:rPr>
+        <w:lastRenderedPageBreak/>
+        <w:t>WDC Computers dataset). False positives occasionally occur with same-brand product variants, necessitating the human-in-the-loop (HITL) confirmation step to prevent silent data loss.</w:t>
+      </w:r>
+    </w:p>
+    <w:p>
+      <w:pPr>
+        <w:numPr>
+          <w:ilvl w:val="0"/>
+          <w:numId w:val="57"/>
+        </w:numPr>
+        <w:rPr>
+          <w:rFonts w:cstheme="majorBidi"/>
+        </w:rPr>
+      </w:pPr>
+      <w:r>
+        <w:rPr>
+          <w:rFonts w:cstheme="majorBidi"/>
+        </w:rPr>
+        <w:t>Cost and Latency Overheads: The reliance on cloud-based Large Language Models (LLMs) for inconsistency resolution and feature engineering introduces API latency, per-query financial costs, and a dependency on external services.</w:t>
+      </w:r>
+    </w:p>
+    <w:p>
+      <w:pPr>
+        <w:numPr>
+          <w:ilvl w:val="0"/>
+          <w:numId w:val="57"/>
+        </w:numPr>
+        <w:rPr>
+          <w:rFonts w:cstheme="majorBidi"/>
+        </w:rPr>
+      </w:pPr>
+      <w:r>
+        <w:rPr>
+          <w:rFonts w:cstheme="majorBidi"/>
+        </w:rPr>
+        <w:t>Dataset-Dependent Efficacy: End-to-end pipeline gains are heavily dependent on the nature of the dataset, showing the most significant performance boosts on highly noisy data rather than cleanly structured data.</w:t>
+      </w:r>
+    </w:p>
+    <w:p>
+      <w:pPr>
+        <w:numPr>
+          <w:ilvl w:val="0"/>
+          <w:numId w:val="57"/>
+        </w:numPr>
+        <w:rPr>
+          <w:rFonts w:cstheme="majorBidi"/>
+        </w:rPr>
+      </w:pPr>
+      <w:r>
+        <w:rPr>
+          <w:rFonts w:cstheme="majorBidi"/>
+        </w:rPr>
+        <w:t>Explanation Evaluation: While practitioners confirmed a critical need for explainability, the subjective quality and trust calibration of the LLM-generated explanations have not yet been evaluated through controlled human-computer interaction studies.</w:t>
+      </w:r>
     </w:p>
     <w:p>
       <w:pPr>
@@ -28381,6 +29257,7 @@
       </w:pPr>
       <w:bookmarkStart w:id="127" w:name="_Toc233316574"/>
       <w:r>
+        <w:lastRenderedPageBreak/>
         <w:t>Conclusion and Future Work</w:t>
       </w:r>
       <w:bookmarkEnd w:id="127"/>
@@ -28403,6 +29280,190 @@
       <w:pPr>
         <w:pStyle w:val="Style2"/>
         <w:numPr>
+          <w:ilvl w:val="0"/>
+          <w:numId w:val="0"/>
+        </w:numPr>
+        <w:rPr>
+          <w:rFonts w:eastAsiaTheme="minorHAnsi"/>
+          <w:b w:val="0"/>
+          <w:bCs w:val="0"/>
+          <w:color w:val="auto"/>
+          <w:sz w:val="24"/>
+          <w:szCs w:val="24"/>
+        </w:rPr>
+      </w:pPr>
+      <w:r>
+        <w:rPr>
+          <w:rFonts w:eastAsiaTheme="minorHAnsi"/>
+          <w:b w:val="0"/>
+          <w:bCs w:val="0"/>
+          <w:color w:val="auto"/>
+          <w:sz w:val="24"/>
+          <w:szCs w:val="24"/>
+        </w:rPr>
+        <w:t xml:space="preserve">The </w:t>
+      </w:r>
+      <w:r>
+        <w:rPr>
+          <w:rFonts w:eastAsiaTheme="minorHAnsi"/>
+          <w:color w:val="auto"/>
+          <w:sz w:val="24"/>
+          <w:szCs w:val="24"/>
+        </w:rPr>
+        <w:t>AutoPrepAI</w:t>
+      </w:r>
+      <w:r>
+        <w:rPr>
+          <w:rFonts w:eastAsiaTheme="minorHAnsi"/>
+          <w:b w:val="0"/>
+          <w:bCs w:val="0"/>
+          <w:color w:val="auto"/>
+          <w:sz w:val="24"/>
+          <w:szCs w:val="24"/>
+        </w:rPr>
+        <w:t xml:space="preserve"> project successfully bridged the gap between automated data preprocessing and transparent data engineering. Key achievements include:</w:t>
+      </w:r>
+    </w:p>
+    <w:p>
+      <w:pPr>
+        <w:pStyle w:val="Style2"/>
+        <w:numPr>
+          <w:ilvl w:val="0"/>
+          <w:numId w:val="58"/>
+        </w:numPr>
+        <w:rPr>
+          <w:rFonts w:eastAsiaTheme="minorHAnsi"/>
+          <w:b w:val="0"/>
+          <w:bCs w:val="0"/>
+          <w:color w:val="auto"/>
+          <w:sz w:val="24"/>
+          <w:szCs w:val="24"/>
+        </w:rPr>
+      </w:pPr>
+      <w:r>
+        <w:rPr>
+          <w:rFonts w:eastAsiaTheme="minorHAnsi"/>
+          <w:b w:val="0"/>
+          <w:bCs w:val="0"/>
+          <w:color w:val="auto"/>
+          <w:sz w:val="24"/>
+          <w:szCs w:val="24"/>
+        </w:rPr>
+        <w:t>Unified Multi-Agent Architecture: Developed an integrated system featuring six intelligent agents capable of handling missing values, duplicates, outliers, inconsistencies, and feature engineering.</w:t>
+      </w:r>
+    </w:p>
+    <w:p>
+      <w:pPr>
+        <w:pStyle w:val="Style2"/>
+        <w:numPr>
+          <w:ilvl w:val="0"/>
+          <w:numId w:val="58"/>
+        </w:numPr>
+        <w:rPr>
+          <w:rFonts w:eastAsiaTheme="minorHAnsi"/>
+          <w:b w:val="0"/>
+          <w:bCs w:val="0"/>
+          <w:color w:val="auto"/>
+          <w:sz w:val="24"/>
+          <w:szCs w:val="24"/>
+        </w:rPr>
+      </w:pPr>
+      <w:r>
+        <w:rPr>
+          <w:rFonts w:eastAsiaTheme="minorHAnsi"/>
+          <w:b w:val="0"/>
+          <w:bCs w:val="0"/>
+          <w:color w:val="auto"/>
+          <w:sz w:val="24"/>
+          <w:szCs w:val="24"/>
+        </w:rPr>
+        <w:t>Semantic Duplicate Detection: Engineered a hybrid detection method using SBERT embeddings and Approximate Nearest Neighbor (ANN) search, achieving a 20x higher recall rate than standard exact-matching techniques.</w:t>
+      </w:r>
+    </w:p>
+    <w:p>
+      <w:pPr>
+        <w:pStyle w:val="Style2"/>
+        <w:numPr>
+          <w:ilvl w:val="0"/>
+          <w:numId w:val="58"/>
+        </w:numPr>
+        <w:rPr>
+          <w:rFonts w:eastAsiaTheme="minorHAnsi"/>
+          <w:b w:val="0"/>
+          <w:bCs w:val="0"/>
+          <w:color w:val="auto"/>
+          <w:sz w:val="24"/>
+          <w:szCs w:val="24"/>
+        </w:rPr>
+      </w:pPr>
+      <w:r>
+        <w:rPr>
+          <w:rFonts w:eastAsiaTheme="minorHAnsi"/>
+          <w:b w:val="0"/>
+          <w:bCs w:val="0"/>
+          <w:color w:val="auto"/>
+          <w:sz w:val="24"/>
+          <w:szCs w:val="24"/>
+        </w:rPr>
+        <w:t xml:space="preserve">Explainable AI Integration: Implemented operation-level justifications and detailed audit logs, addressing the "black box" nature of enterprise </w:t>
+      </w:r>
+      <w:proofErr w:type="spellStart"/>
+      <w:r>
+        <w:rPr>
+          <w:rFonts w:eastAsiaTheme="minorHAnsi"/>
+          <w:b w:val="0"/>
+          <w:bCs w:val="0"/>
+          <w:color w:val="auto"/>
+          <w:sz w:val="24"/>
+          <w:szCs w:val="24"/>
+        </w:rPr>
+        <w:t>AutoML</w:t>
+      </w:r>
+      <w:proofErr w:type="spellEnd"/>
+      <w:r>
+        <w:rPr>
+          <w:rFonts w:eastAsiaTheme="minorHAnsi"/>
+          <w:b w:val="0"/>
+          <w:bCs w:val="0"/>
+          <w:color w:val="auto"/>
+          <w:sz w:val="24"/>
+          <w:szCs w:val="24"/>
+        </w:rPr>
+        <w:t xml:space="preserve"> tools.</w:t>
+      </w:r>
+    </w:p>
+    <w:p>
+      <w:pPr>
+        <w:pStyle w:val="Style2"/>
+        <w:numPr>
+          <w:ilvl w:val="0"/>
+          <w:numId w:val="58"/>
+        </w:numPr>
+        <w:rPr>
+          <w:rFonts w:eastAsiaTheme="minorHAnsi"/>
+          <w:b w:val="0"/>
+          <w:bCs w:val="0"/>
+          <w:color w:val="auto"/>
+          <w:sz w:val="24"/>
+          <w:szCs w:val="24"/>
+        </w:rPr>
+      </w:pPr>
+      <w:r>
+        <w:rPr>
+          <w:rFonts w:eastAsiaTheme="minorHAnsi"/>
+          <w:b w:val="0"/>
+          <w:bCs w:val="0"/>
+          <w:color w:val="auto"/>
+          <w:sz w:val="24"/>
+          <w:szCs w:val="24"/>
+        </w:rPr>
+        <w:t>Strong Industry Validation: Secured highly positive feedback from industry practitioners, with 93.8% confirming the critical importance of the system's explainability features.</w:t>
+      </w:r>
+    </w:p>
+    <w:p>
+      <w:pPr>
+        <w:pStyle w:val="Style2"/>
+        <w:numPr>
           <w:ilvl w:val="1"/>
           <w:numId w:val="6"/>
         </w:numPr>
@@ -28417,6 +29478,90 @@
       <w:pPr>
         <w:pStyle w:val="Style2"/>
         <w:numPr>
+          <w:ilvl w:val="0"/>
+          <w:numId w:val="0"/>
+        </w:numPr>
+        <w:rPr>
+          <w:rFonts w:eastAsiaTheme="minorHAnsi"/>
+          <w:b w:val="0"/>
+          <w:bCs w:val="0"/>
+          <w:color w:val="auto"/>
+          <w:sz w:val="24"/>
+          <w:szCs w:val="24"/>
+        </w:rPr>
+      </w:pPr>
+      <w:r>
+        <w:rPr>
+          <w:rFonts w:eastAsiaTheme="minorHAnsi"/>
+          <w:b w:val="0"/>
+          <w:bCs w:val="0"/>
+          <w:color w:val="auto"/>
+          <w:sz w:val="24"/>
+          <w:szCs w:val="24"/>
+        </w:rPr>
+        <w:t>Throughout the development and evaluation phases, several vital insights were gathered:</w:t>
+      </w:r>
+    </w:p>
+    <w:p>
+      <w:pPr>
+        <w:pStyle w:val="Style2"/>
+        <w:numPr>
+          <w:ilvl w:val="0"/>
+          <w:numId w:val="59"/>
+        </w:numPr>
+        <w:rPr>
+          <w:rFonts w:eastAsiaTheme="minorHAnsi"/>
+          <w:b w:val="0"/>
+          <w:bCs w:val="0"/>
+          <w:color w:val="auto"/>
+          <w:sz w:val="24"/>
+          <w:szCs w:val="24"/>
+        </w:rPr>
+      </w:pPr>
+      <w:r>
+        <w:rPr>
+          <w:rFonts w:eastAsiaTheme="minorHAnsi"/>
+          <w:b w:val="0"/>
+          <w:bCs w:val="0"/>
+          <w:color w:val="auto"/>
+          <w:sz w:val="24"/>
+          <w:szCs w:val="24"/>
+        </w:rPr>
+        <w:t>Human-in-the-Loop is Mandatory: Pure automation is too risky for destructive actions like dropping rows. The survey confirmed that 84.4% of practitioners prefer a flag-and-confirm approach over automatic deletion.</w:t>
+      </w:r>
+    </w:p>
+    <w:p>
+      <w:pPr>
+        <w:pStyle w:val="Style2"/>
+        <w:numPr>
+          <w:ilvl w:val="0"/>
+          <w:numId w:val="59"/>
+        </w:numPr>
+        <w:rPr>
+          <w:rFonts w:eastAsiaTheme="minorHAnsi"/>
+          <w:b w:val="0"/>
+          <w:bCs w:val="0"/>
+          <w:color w:val="auto"/>
+          <w:sz w:val="24"/>
+          <w:szCs w:val="24"/>
+        </w:rPr>
+      </w:pPr>
+      <w:r>
+        <w:rPr>
+          <w:rFonts w:eastAsiaTheme="minorHAnsi"/>
+          <w:b w:val="0"/>
+          <w:bCs w:val="0"/>
+          <w:color w:val="auto"/>
+          <w:sz w:val="24"/>
+          <w:szCs w:val="24"/>
+        </w:rPr>
+        <w:t>Explainability Builds Trust: Providing plain-English justifications for why a specific preprocessing strategy was chosen (e.g., picking median over mean due to skewness) directly addresses a major pain point, as nearly 60% of surveyed practitioners reported having to previously undo automated changes they couldn't understand.</w:t>
+      </w:r>
+    </w:p>
+    <w:p>
+      <w:pPr>
+        <w:pStyle w:val="Style2"/>
+        <w:numPr>
           <w:ilvl w:val="1"/>
           <w:numId w:val="6"/>
         </w:numPr>
@@ -28426,72 +29571,46 @@
         <w:t>Future Enhancements</w:t>
       </w:r>
       <w:bookmarkEnd w:id="130"/>
-    </w:p>
-    <w:p/>
-    <w:p>
-      <w:pPr>
-        <w:pStyle w:val="Style2"/>
+      <w:r>
+        <w:t xml:space="preserve"> </w:t>
+      </w:r>
+      <w:r>
+        <w:rPr>
+          <w:color w:val="EE0000"/>
+          <w:highlight w:val="yellow"/>
+        </w:rPr>
+        <w:t>(to be continued)</w:t>
+      </w:r>
+    </w:p>
+    <w:p>
+      <w:r>
+        <w:t>To build upon the current architecture, future iterations of AutoPrepAI should focus on the following enhancements:</w:t>
+      </w:r>
+    </w:p>
+    <w:p>
+      <w:pPr>
         <w:numPr>
           <w:ilvl w:val="0"/>
-          <w:numId w:val="0"/>
-        </w:numPr>
-        <w:ind w:left="720" w:hanging="720"/>
-      </w:pPr>
-    </w:p>
-    <w:p>
-      <w:pPr>
-        <w:rPr>
-          <w:rFonts w:cstheme="majorBidi"/>
-        </w:rPr>
-      </w:pPr>
-    </w:p>
-    <w:p>
-      <w:pPr>
-        <w:rPr>
-          <w:rFonts w:cstheme="majorBidi"/>
-        </w:rPr>
-      </w:pPr>
-    </w:p>
-    <w:p>
-      <w:pPr>
-        <w:rPr>
-          <w:rFonts w:cstheme="majorBidi"/>
-        </w:rPr>
-      </w:pPr>
-    </w:p>
-    <w:p>
-      <w:pPr>
-        <w:rPr>
-          <w:rFonts w:cstheme="majorBidi"/>
-        </w:rPr>
-      </w:pPr>
-    </w:p>
-    <w:p>
-      <w:pPr>
-        <w:rPr>
-          <w:rFonts w:cstheme="majorBidi"/>
-        </w:rPr>
-      </w:pPr>
-    </w:p>
-    <w:p>
-      <w:pPr>
-        <w:rPr>
-          <w:rFonts w:cstheme="majorBidi"/>
-        </w:rPr>
-      </w:pPr>
-    </w:p>
-    <w:p>
-      <w:pPr>
-        <w:rPr>
-          <w:rFonts w:cstheme="majorBidi"/>
-        </w:rPr>
-      </w:pPr>
+          <w:numId w:val="60"/>
+        </w:numPr>
+      </w:pPr>
+      <w:r>
+        <w:rPr>
+          <w:b/>
+          <w:bCs/>
+        </w:rPr>
+        <w:lastRenderedPageBreak/>
+        <w:t>Expanded Data Support:</w:t>
+      </w:r>
+      <w:r>
+        <w:t xml:space="preserve"> Extending the system’s parsing and preprocessing capabilities to handle unstructured text and multimodal data sources.</w:t>
+      </w:r>
     </w:p>
     <w:bookmarkStart w:id="131" w:name="_Toc233316578" w:displacedByCustomXml="next"/>
     <w:sdt>
       <w:sdtPr>
         <w:rPr>
-          <w:rFonts w:eastAsiaTheme="minorHAnsi"/>
+          <w:rFonts w:eastAsiaTheme="minorHAnsi" w:cstheme="minorBidi"/>
           <w:b w:val="0"/>
           <w:color w:val="auto"/>
           <w:sz w:val="24"/>
@@ -28571,7 +29690,7 @@
                 </w:trPr>
                 <w:tc>
                   <w:tcPr>
-                    <w:tcW w:w="50" w:type="pct"/>
+                    <w:tcW w:w="237" w:type="pct"/>
                     <w:hideMark/>
                   </w:tcPr>
                   <w:p>
@@ -28619,7 +29738,7 @@
                 </w:trPr>
                 <w:tc>
                   <w:tcPr>
-                    <w:tcW w:w="50" w:type="pct"/>
+                    <w:tcW w:w="237" w:type="pct"/>
                     <w:hideMark/>
                   </w:tcPr>
                   <w:p>
@@ -28665,7 +29784,7 @@
                 </w:trPr>
                 <w:tc>
                   <w:tcPr>
-                    <w:tcW w:w="50" w:type="pct"/>
+                    <w:tcW w:w="237" w:type="pct"/>
                     <w:hideMark/>
                   </w:tcPr>
                   <w:p>
@@ -28725,7 +29844,7 @@
                 </w:trPr>
                 <w:tc>
                   <w:tcPr>
-                    <w:tcW w:w="50" w:type="pct"/>
+                    <w:tcW w:w="237" w:type="pct"/>
                     <w:hideMark/>
                   </w:tcPr>
                   <w:p>
@@ -28771,7 +29890,7 @@
                 </w:trPr>
                 <w:tc>
                   <w:tcPr>
-                    <w:tcW w:w="50" w:type="pct"/>
+                    <w:tcW w:w="237" w:type="pct"/>
                     <w:hideMark/>
                   </w:tcPr>
                   <w:p>
@@ -28817,7 +29936,7 @@
                 </w:trPr>
                 <w:tc>
                   <w:tcPr>
-                    <w:tcW w:w="50" w:type="pct"/>
+                    <w:tcW w:w="237" w:type="pct"/>
                     <w:hideMark/>
                   </w:tcPr>
                   <w:p>
@@ -28863,7 +29982,7 @@
                 </w:trPr>
                 <w:tc>
                   <w:tcPr>
-                    <w:tcW w:w="50" w:type="pct"/>
+                    <w:tcW w:w="237" w:type="pct"/>
                     <w:hideMark/>
                   </w:tcPr>
                   <w:p>
@@ -28909,7 +30028,7 @@
                 </w:trPr>
                 <w:tc>
                   <w:tcPr>
-                    <w:tcW w:w="50" w:type="pct"/>
+                    <w:tcW w:w="237" w:type="pct"/>
                     <w:hideMark/>
                   </w:tcPr>
                   <w:p>
@@ -28955,7 +30074,7 @@
                 </w:trPr>
                 <w:tc>
                   <w:tcPr>
-                    <w:tcW w:w="50" w:type="pct"/>
+                    <w:tcW w:w="237" w:type="pct"/>
                     <w:hideMark/>
                   </w:tcPr>
                   <w:p>
@@ -29001,7 +30120,7 @@
                 </w:trPr>
                 <w:tc>
                   <w:tcPr>
-                    <w:tcW w:w="50" w:type="pct"/>
+                    <w:tcW w:w="237" w:type="pct"/>
                     <w:hideMark/>
                   </w:tcPr>
                   <w:p>
@@ -29041,6 +30160,281 @@
                 </w:tc>
               </w:tr>
             </w:tbl>
+            <w:p>
+              <w:pPr>
+                <w:divId w:val="1309899620"/>
+                <w:rPr>
+                  <w:rFonts w:eastAsia="Times New Roman"/>
+                  <w:noProof/>
+                </w:rPr>
+              </w:pPr>
+              <w:r>
+                <w:rPr>
+                  <w:rFonts w:eastAsia="Times New Roman"/>
+                  <w:noProof/>
+                </w:rPr>
+                <w:t>[11] X. Zhou et al., "Data Preparation in the Era of Large Language Models: A Survey," 2024.</w:t>
+              </w:r>
+            </w:p>
+            <w:p>
+              <w:pPr>
+                <w:divId w:val="1309899620"/>
+                <w:rPr>
+                  <w:rFonts w:eastAsia="Times New Roman"/>
+                  <w:noProof/>
+                </w:rPr>
+              </w:pPr>
+              <w:r>
+                <w:rPr>
+                  <w:rFonts w:eastAsia="Times New Roman"/>
+                  <w:noProof/>
+                </w:rPr>
+                <w:t>[12] F. Neutatz, B. Chen, Z. Abedjan and E. Wu, "From Data Cleaning to Data Quality Evaluation: A Survey," 2022.</w:t>
+              </w:r>
+            </w:p>
+            <w:p>
+              <w:pPr>
+                <w:divId w:val="1309899620"/>
+                <w:rPr>
+                  <w:rFonts w:eastAsia="Times New Roman"/>
+                  <w:noProof/>
+                </w:rPr>
+              </w:pPr>
+              <w:r>
+                <w:rPr>
+                  <w:rFonts w:eastAsia="Times New Roman"/>
+                  <w:noProof/>
+                </w:rPr>
+                <w:t>[13] X. Zhou et al., "LLM-based Data Preparation Systems," 2026.</w:t>
+              </w:r>
+            </w:p>
+            <w:p>
+              <w:pPr>
+                <w:divId w:val="1309899620"/>
+                <w:rPr>
+                  <w:rFonts w:eastAsia="Times New Roman"/>
+                  <w:noProof/>
+                </w:rPr>
+              </w:pPr>
+              <w:r>
+                <w:rPr>
+                  <w:rFonts w:eastAsia="Times New Roman"/>
+                  <w:noProof/>
+                </w:rPr>
+                <w:t>[14] S. Shimgekar et al., "Agentic Medical-Data Pipeline for Interpretable Preprocessing," 2025.</w:t>
+              </w:r>
+            </w:p>
+            <w:p>
+              <w:pPr>
+                <w:divId w:val="1309899620"/>
+                <w:rPr>
+                  <w:rFonts w:eastAsia="Times New Roman"/>
+                  <w:noProof/>
+                </w:rPr>
+              </w:pPr>
+              <w:r>
+                <w:rPr>
+                  <w:rFonts w:eastAsia="Times New Roman"/>
+                  <w:noProof/>
+                </w:rPr>
+                <w:lastRenderedPageBreak/>
+                <w:t>[15] A. Mumuni and F. Mumuni, "Data Preprocessing and Anomaly Detection: A Survey," 2024.</w:t>
+              </w:r>
+            </w:p>
+            <w:p>
+              <w:pPr>
+                <w:divId w:val="1309899620"/>
+                <w:rPr>
+                  <w:rFonts w:eastAsia="Times New Roman"/>
+                  <w:noProof/>
+                </w:rPr>
+              </w:pPr>
+              <w:r>
+                <w:rPr>
+                  <w:rFonts w:eastAsia="Times New Roman"/>
+                  <w:noProof/>
+                </w:rPr>
+                <w:t>[16] A. Adadi and M. Berrada, "Peeking Inside the Black-Box: A Survey on Explainable Artificial Intelligence (XAI)," IEEE Access, vol. 6, pp. 52138-52160, 2018.</w:t>
+              </w:r>
+            </w:p>
+            <w:p>
+              <w:pPr>
+                <w:divId w:val="1309899620"/>
+                <w:rPr>
+                  <w:rFonts w:eastAsia="Times New Roman"/>
+                  <w:noProof/>
+                </w:rPr>
+              </w:pPr>
+              <w:r>
+                <w:rPr>
+                  <w:rFonts w:eastAsia="Times New Roman"/>
+                  <w:noProof/>
+                </w:rPr>
+                <w:t>[17] J. Johnson, M. Douze and H. Jégou, "Billion-Scale Similarity Search with GPUs," IEEE Transactions on Big Data, 2021.</w:t>
+              </w:r>
+            </w:p>
+            <w:p>
+              <w:pPr>
+                <w:divId w:val="1309899620"/>
+                <w:rPr>
+                  <w:rFonts w:eastAsia="Times New Roman"/>
+                  <w:noProof/>
+                </w:rPr>
+              </w:pPr>
+              <w:r>
+                <w:rPr>
+                  <w:rFonts w:eastAsia="Times New Roman"/>
+                  <w:noProof/>
+                </w:rPr>
+                <w:t xml:space="preserve">[18] Kaggle, "Titanic: Machine Learning from Disaster," [Online]. Available: </w:t>
+              </w:r>
+              <w:hyperlink r:id="rId13" w:tgtFrame="_blank" w:history="1">
+                <w:r>
+                  <w:rPr>
+                    <w:rStyle w:val="Hyperlink"/>
+                    <w:rFonts w:eastAsia="Times New Roman"/>
+                    <w:noProof/>
+                  </w:rPr>
+                  <w:t>https://www.kaggle.com/c/titanic</w:t>
+                </w:r>
+              </w:hyperlink>
+              <w:r>
+                <w:rPr>
+                  <w:rFonts w:eastAsia="Times New Roman"/>
+                  <w:noProof/>
+                </w:rPr>
+                <w:t>.</w:t>
+              </w:r>
+            </w:p>
+            <w:p>
+              <w:pPr>
+                <w:divId w:val="1309899620"/>
+                <w:rPr>
+                  <w:rFonts w:eastAsia="Times New Roman"/>
+                  <w:noProof/>
+                </w:rPr>
+              </w:pPr>
+              <w:r>
+                <w:rPr>
+                  <w:rFonts w:eastAsia="Times New Roman"/>
+                  <w:noProof/>
+                </w:rPr>
+                <w:t>[19] J. Zhao et al., "DataPrep.eda: Task-Centric Exploratory Data Analysis for Statistical Modeling in Python," in Proceedings of the 2021 International Conference on Management of Data (SIGMOD), 2021.</w:t>
+              </w:r>
+            </w:p>
+            <w:p>
+              <w:pPr>
+                <w:divId w:val="1309899620"/>
+                <w:rPr>
+                  <w:rFonts w:eastAsia="Times New Roman"/>
+                  <w:noProof/>
+                </w:rPr>
+              </w:pPr>
+              <w:r>
+                <w:rPr>
+                  <w:rFonts w:eastAsia="Times New Roman"/>
+                  <w:noProof/>
+                </w:rPr>
+                <w:t>[20] O. Khattab et al., "DSPy: Compiling Declarative Language Model Calls into State-of-the-Art Pipelines," arXiv preprint arXiv:2310.03714, 2023.</w:t>
+              </w:r>
+            </w:p>
+            <w:p>
+              <w:pPr>
+                <w:divId w:val="1309899620"/>
+                <w:rPr>
+                  <w:rFonts w:eastAsia="Times New Roman"/>
+                  <w:noProof/>
+                </w:rPr>
+              </w:pPr>
+              <w:r>
+                <w:rPr>
+                  <w:rFonts w:eastAsia="Times New Roman"/>
+                  <w:noProof/>
+                </w:rPr>
+                <w:t>[21] A. Primpeli, R. Peeters and C. Bizer, "The WDC Training Dataset and Gold Standard for Large-Scale Web-Specific Product Matching," in Companion Proceedings of the The Web Conference, 2019.</w:t>
+              </w:r>
+            </w:p>
+            <w:p>
+              <w:pPr>
+                <w:divId w:val="1309899620"/>
+                <w:rPr>
+                  <w:rFonts w:eastAsia="Times New Roman"/>
+                  <w:noProof/>
+                </w:rPr>
+              </w:pPr>
+              <w:r>
+                <w:rPr>
+                  <w:rFonts w:eastAsia="Times New Roman"/>
+                  <w:noProof/>
+                </w:rPr>
+                <w:t xml:space="preserve">[22] D. Dua and C. Graff, "UCI Machine Learning Repository," University of California, Irvine, School of Information and Computer Sciences, 2019. [Online]. Available: </w:t>
+              </w:r>
+              <w:hyperlink r:id="rId14" w:tgtFrame="_blank" w:history="1">
+                <w:r>
+                  <w:rPr>
+                    <w:rStyle w:val="Hyperlink"/>
+                    <w:rFonts w:eastAsia="Times New Roman"/>
+                    <w:noProof/>
+                  </w:rPr>
+                  <w:t>http://archive.ics.uci.edu/ml</w:t>
+                </w:r>
+              </w:hyperlink>
+              <w:r>
+                <w:rPr>
+                  <w:rFonts w:eastAsia="Times New Roman"/>
+                  <w:noProof/>
+                </w:rPr>
+                <w:t>.</w:t>
+              </w:r>
+            </w:p>
+            <w:p>
+              <w:pPr>
+                <w:divId w:val="1309899620"/>
+                <w:rPr>
+                  <w:rFonts w:eastAsia="Times New Roman"/>
+                  <w:noProof/>
+                </w:rPr>
+              </w:pPr>
+              <w:r>
+                <w:rPr>
+                  <w:rFonts w:eastAsia="Times New Roman"/>
+                  <w:noProof/>
+                </w:rPr>
+                <w:t>[23] B. Strack et al., "Impact of HbA1c Measurement on Hospital Readmission Rates: Analysis of 70,000 Clinical Database Patient Records," BioMed Research International, 2014.</w:t>
+              </w:r>
+            </w:p>
+            <w:p>
+              <w:pPr>
+                <w:divId w:val="1309899620"/>
+                <w:rPr>
+                  <w:rFonts w:eastAsia="Times New Roman"/>
+                  <w:noProof/>
+                </w:rPr>
+              </w:pPr>
+              <w:r>
+                <w:rPr>
+                  <w:rFonts w:eastAsia="Times New Roman"/>
+                  <w:noProof/>
+                </w:rPr>
+                <w:t>[24] A. Dal Pozzolo, O. Caelen, R. A. Johnson and G. Bontempi, "Calibrating Probability with Undersampling for Unbalanced Classification," in IEEE Symposium Series on Computational Intelligence, 2015.</w:t>
+              </w:r>
+            </w:p>
+            <w:p>
+              <w:pPr>
+                <w:divId w:val="1309899620"/>
+                <w:rPr>
+                  <w:rFonts w:eastAsia="Times New Roman"/>
+                  <w:noProof/>
+                </w:rPr>
+              </w:pPr>
+              <w:r>
+                <w:rPr>
+                  <w:rFonts w:eastAsia="Times New Roman"/>
+                  <w:noProof/>
+                </w:rPr>
+                <w:t>[25] J. W. Smith, J. E. Everhart, W. C. Dickson, W. C. Knowler and R. S. Johannes, "Using the ADAP Learning Algorithm to Forecast the Onset of Diabetes Mellitus," in Proceedings of the Symposium on Computer Applications in Medical Care, 1988.</w:t>
+              </w:r>
+            </w:p>
             <w:p>
               <w:pPr>
                 <w:divId w:val="1309899620"/>
@@ -29343,6 +30737,155 @@
     </w:lvl>
   </w:abstractNum>
   <w:abstractNum w:abstractNumId="1" w15:restartNumberingAfterBreak="0">
+    <w:nsid w:val="00DB01BE"/>
+    <w:multiLevelType w:val="multilevel"/>
+    <w:tmpl w:val="1FA68706"/>
+    <w:lvl w:ilvl="0">
+      <w:start w:val="1"/>
+      <w:numFmt w:val="bullet"/>
+      <w:lvlText w:val=""/>
+      <w:lvlJc w:val="left"/>
+      <w:pPr>
+        <w:tabs>
+          <w:tab w:val="num" w:pos="720"/>
+        </w:tabs>
+        <w:ind w:left="720" w:hanging="360"/>
+      </w:pPr>
+      <w:rPr>
+        <w:rFonts w:ascii="Symbol" w:hAnsi="Symbol" w:hint="default"/>
+        <w:sz w:val="20"/>
+      </w:rPr>
+    </w:lvl>
+    <w:lvl w:ilvl="1" w:tentative="1">
+      <w:start w:val="1"/>
+      <w:numFmt w:val="bullet"/>
+      <w:lvlText w:val="o"/>
+      <w:lvlJc w:val="left"/>
+      <w:pPr>
+        <w:tabs>
+          <w:tab w:val="num" w:pos="1440"/>
+        </w:tabs>
+        <w:ind w:left="1440" w:hanging="360"/>
+      </w:pPr>
+      <w:rPr>
+        <w:rFonts w:ascii="Courier New" w:hAnsi="Courier New" w:hint="default"/>
+        <w:sz w:val="20"/>
+      </w:rPr>
+    </w:lvl>
+    <w:lvl w:ilvl="2" w:tentative="1">
+      <w:start w:val="1"/>
+      <w:numFmt w:val="bullet"/>
+      <w:lvlText w:val=""/>
+      <w:lvlJc w:val="left"/>
+      <w:pPr>
+        <w:tabs>
+          <w:tab w:val="num" w:pos="2160"/>
+        </w:tabs>
+        <w:ind w:left="2160" w:hanging="360"/>
+      </w:pPr>
+      <w:rPr>
+        <w:rFonts w:ascii="Wingdings" w:hAnsi="Wingdings" w:hint="default"/>
+        <w:sz w:val="20"/>
+      </w:rPr>
+    </w:lvl>
+    <w:lvl w:ilvl="3" w:tentative="1">
+      <w:start w:val="1"/>
+      <w:numFmt w:val="bullet"/>
+      <w:lvlText w:val=""/>
+      <w:lvlJc w:val="left"/>
+      <w:pPr>
+        <w:tabs>
+          <w:tab w:val="num" w:pos="2880"/>
+        </w:tabs>
+        <w:ind w:left="2880" w:hanging="360"/>
+      </w:pPr>
+      <w:rPr>
+        <w:rFonts w:ascii="Wingdings" w:hAnsi="Wingdings" w:hint="default"/>
+        <w:sz w:val="20"/>
+      </w:rPr>
+    </w:lvl>
+    <w:lvl w:ilvl="4" w:tentative="1">
+      <w:start w:val="1"/>
+      <w:numFmt w:val="bullet"/>
+      <w:lvlText w:val=""/>
+      <w:lvlJc w:val="left"/>
+      <w:pPr>
+        <w:tabs>
+          <w:tab w:val="num" w:pos="3600"/>
+        </w:tabs>
+        <w:ind w:left="3600" w:hanging="360"/>
+      </w:pPr>
+      <w:rPr>
+        <w:rFonts w:ascii="Wingdings" w:hAnsi="Wingdings" w:hint="default"/>
+        <w:sz w:val="20"/>
+      </w:rPr>
+    </w:lvl>
+    <w:lvl w:ilvl="5" w:tentative="1">
+      <w:start w:val="1"/>
+      <w:numFmt w:val="bullet"/>
+      <w:lvlText w:val=""/>
+      <w:lvlJc w:val="left"/>
+      <w:pPr>
+        <w:tabs>
+          <w:tab w:val="num" w:pos="4320"/>
+        </w:tabs>
+        <w:ind w:left="4320" w:hanging="360"/>
+      </w:pPr>
+      <w:rPr>
+        <w:rFonts w:ascii="Wingdings" w:hAnsi="Wingdings" w:hint="default"/>
+        <w:sz w:val="20"/>
+      </w:rPr>
+    </w:lvl>
+    <w:lvl w:ilvl="6" w:tentative="1">
+      <w:start w:val="1"/>
+      <w:numFmt w:val="bullet"/>
+      <w:lvlText w:val=""/>
+      <w:lvlJc w:val="left"/>
+      <w:pPr>
+        <w:tabs>
+          <w:tab w:val="num" w:pos="5040"/>
+        </w:tabs>
+        <w:ind w:left="5040" w:hanging="360"/>
+      </w:pPr>
+      <w:rPr>
+        <w:rFonts w:ascii="Wingdings" w:hAnsi="Wingdings" w:hint="default"/>
+        <w:sz w:val="20"/>
+      </w:rPr>
+    </w:lvl>
+    <w:lvl w:ilvl="7" w:tentative="1">
+      <w:start w:val="1"/>
+      <w:numFmt w:val="bullet"/>
+      <w:lvlText w:val=""/>
+      <w:lvlJc w:val="left"/>
+      <w:pPr>
+        <w:tabs>
+          <w:tab w:val="num" w:pos="5760"/>
+        </w:tabs>
+        <w:ind w:left="5760" w:hanging="360"/>
+      </w:pPr>
+      <w:rPr>
+        <w:rFonts w:ascii="Wingdings" w:hAnsi="Wingdings" w:hint="default"/>
+        <w:sz w:val="20"/>
+      </w:rPr>
+    </w:lvl>
+    <w:lvl w:ilvl="8" w:tentative="1">
+      <w:start w:val="1"/>
+      <w:numFmt w:val="bullet"/>
+      <w:lvlText w:val=""/>
+      <w:lvlJc w:val="left"/>
+      <w:pPr>
+        <w:tabs>
+          <w:tab w:val="num" w:pos="6480"/>
+        </w:tabs>
+        <w:ind w:left="6480" w:hanging="360"/>
+      </w:pPr>
+      <w:rPr>
+        <w:rFonts w:ascii="Wingdings" w:hAnsi="Wingdings" w:hint="default"/>
+        <w:sz w:val="20"/>
+      </w:rPr>
+    </w:lvl>
+  </w:abstractNum>
+  <w:abstractNum w:abstractNumId="2" w15:restartNumberingAfterBreak="0">
     <w:nsid w:val="024F4814"/>
     <w:multiLevelType w:val="multilevel"/>
     <w:tmpl w:val="DE841134"/>
@@ -29482,7 +31025,7 @@
       </w:rPr>
     </w:lvl>
   </w:abstractNum>
-  <w:abstractNum w:abstractNumId="2" w15:restartNumberingAfterBreak="0">
+  <w:abstractNum w:abstractNumId="3" w15:restartNumberingAfterBreak="0">
     <w:nsid w:val="03FB5090"/>
     <w:multiLevelType w:val="multilevel"/>
     <w:tmpl w:val="F8D46B8A"/>
@@ -29622,7 +31165,7 @@
       </w:rPr>
     </w:lvl>
   </w:abstractNum>
-  <w:abstractNum w:abstractNumId="3" w15:restartNumberingAfterBreak="0">
+  <w:abstractNum w:abstractNumId="4" w15:restartNumberingAfterBreak="0">
     <w:nsid w:val="053744DC"/>
     <w:multiLevelType w:val="multilevel"/>
     <w:tmpl w:val="57C81AAE"/>
@@ -29736,7 +31279,7 @@
       </w:rPr>
     </w:lvl>
   </w:abstractNum>
-  <w:abstractNum w:abstractNumId="4" w15:restartNumberingAfterBreak="0">
+  <w:abstractNum w:abstractNumId="5" w15:restartNumberingAfterBreak="0">
     <w:nsid w:val="08E612D1"/>
     <w:multiLevelType w:val="multilevel"/>
     <w:tmpl w:val="22AEB9D0"/>
@@ -29849,7 +31392,7 @@
       </w:rPr>
     </w:lvl>
   </w:abstractNum>
-  <w:abstractNum w:abstractNumId="5" w15:restartNumberingAfterBreak="0">
+  <w:abstractNum w:abstractNumId="6" w15:restartNumberingAfterBreak="0">
     <w:nsid w:val="0AAB7D49"/>
     <w:multiLevelType w:val="hybridMultilevel"/>
     <w:tmpl w:val="DE3ADE42"/>
@@ -29939,7 +31482,7 @@
       </w:pPr>
     </w:lvl>
   </w:abstractNum>
-  <w:abstractNum w:abstractNumId="6" w15:restartNumberingAfterBreak="0">
+  <w:abstractNum w:abstractNumId="7" w15:restartNumberingAfterBreak="0">
     <w:nsid w:val="0AF04E2E"/>
     <w:multiLevelType w:val="multilevel"/>
     <w:tmpl w:val="0C5439E6"/>
@@ -30079,7 +31622,7 @@
       </w:rPr>
     </w:lvl>
   </w:abstractNum>
-  <w:abstractNum w:abstractNumId="7" w15:restartNumberingAfterBreak="0">
+  <w:abstractNum w:abstractNumId="8" w15:restartNumberingAfterBreak="0">
     <w:nsid w:val="0B915A1B"/>
     <w:multiLevelType w:val="hybridMultilevel"/>
     <w:tmpl w:val="EA648C10"/>
@@ -30192,7 +31735,7 @@
       </w:rPr>
     </w:lvl>
   </w:abstractNum>
-  <w:abstractNum w:abstractNumId="8" w15:restartNumberingAfterBreak="0">
+  <w:abstractNum w:abstractNumId="9" w15:restartNumberingAfterBreak="0">
     <w:nsid w:val="0CA71351"/>
     <w:multiLevelType w:val="multilevel"/>
     <w:tmpl w:val="43B01A46"/>
@@ -30305,7 +31848,7 @@
       </w:rPr>
     </w:lvl>
   </w:abstractNum>
-  <w:abstractNum w:abstractNumId="9" w15:restartNumberingAfterBreak="0">
+  <w:abstractNum w:abstractNumId="10" w15:restartNumberingAfterBreak="0">
     <w:nsid w:val="0E1447A5"/>
     <w:multiLevelType w:val="multilevel"/>
     <w:tmpl w:val="9F0C0528"/>
@@ -30445,7 +31988,7 @@
       </w:rPr>
     </w:lvl>
   </w:abstractNum>
-  <w:abstractNum w:abstractNumId="10" w15:restartNumberingAfterBreak="0">
+  <w:abstractNum w:abstractNumId="11" w15:restartNumberingAfterBreak="0">
     <w:nsid w:val="0E2C4DCD"/>
     <w:multiLevelType w:val="multilevel"/>
     <w:tmpl w:val="DDA6BDC8"/>
@@ -30558,7 +32101,7 @@
       </w:rPr>
     </w:lvl>
   </w:abstractNum>
-  <w:abstractNum w:abstractNumId="11" w15:restartNumberingAfterBreak="0">
+  <w:abstractNum w:abstractNumId="12" w15:restartNumberingAfterBreak="0">
     <w:nsid w:val="0F2D565D"/>
     <w:multiLevelType w:val="multilevel"/>
     <w:tmpl w:val="DF5EAD4C"/>
@@ -30671,7 +32214,7 @@
       </w:pPr>
     </w:lvl>
   </w:abstractNum>
-  <w:abstractNum w:abstractNumId="12" w15:restartNumberingAfterBreak="0">
+  <w:abstractNum w:abstractNumId="13" w15:restartNumberingAfterBreak="0">
     <w:nsid w:val="12D51BFC"/>
     <w:multiLevelType w:val="multilevel"/>
     <w:tmpl w:val="22AEB9D0"/>
@@ -30784,7 +32327,156 @@
       </w:rPr>
     </w:lvl>
   </w:abstractNum>
-  <w:abstractNum w:abstractNumId="13" w15:restartNumberingAfterBreak="0">
+  <w:abstractNum w:abstractNumId="14" w15:restartNumberingAfterBreak="0">
+    <w:nsid w:val="183F6203"/>
+    <w:multiLevelType w:val="multilevel"/>
+    <w:tmpl w:val="8E2233BC"/>
+    <w:lvl w:ilvl="0">
+      <w:start w:val="1"/>
+      <w:numFmt w:val="bullet"/>
+      <w:lvlText w:val=""/>
+      <w:lvlJc w:val="left"/>
+      <w:pPr>
+        <w:tabs>
+          <w:tab w:val="num" w:pos="720"/>
+        </w:tabs>
+        <w:ind w:left="720" w:hanging="360"/>
+      </w:pPr>
+      <w:rPr>
+        <w:rFonts w:ascii="Symbol" w:hAnsi="Symbol" w:hint="default"/>
+        <w:sz w:val="20"/>
+      </w:rPr>
+    </w:lvl>
+    <w:lvl w:ilvl="1" w:tentative="1">
+      <w:start w:val="1"/>
+      <w:numFmt w:val="bullet"/>
+      <w:lvlText w:val="o"/>
+      <w:lvlJc w:val="left"/>
+      <w:pPr>
+        <w:tabs>
+          <w:tab w:val="num" w:pos="1440"/>
+        </w:tabs>
+        <w:ind w:left="1440" w:hanging="360"/>
+      </w:pPr>
+      <w:rPr>
+        <w:rFonts w:ascii="Courier New" w:hAnsi="Courier New" w:hint="default"/>
+        <w:sz w:val="20"/>
+      </w:rPr>
+    </w:lvl>
+    <w:lvl w:ilvl="2" w:tentative="1">
+      <w:start w:val="1"/>
+      <w:numFmt w:val="bullet"/>
+      <w:lvlText w:val=""/>
+      <w:lvlJc w:val="left"/>
+      <w:pPr>
+        <w:tabs>
+          <w:tab w:val="num" w:pos="2160"/>
+        </w:tabs>
+        <w:ind w:left="2160" w:hanging="360"/>
+      </w:pPr>
+      <w:rPr>
+        <w:rFonts w:ascii="Wingdings" w:hAnsi="Wingdings" w:hint="default"/>
+        <w:sz w:val="20"/>
+      </w:rPr>
+    </w:lvl>
+    <w:lvl w:ilvl="3" w:tentative="1">
+      <w:start w:val="1"/>
+      <w:numFmt w:val="bullet"/>
+      <w:lvlText w:val=""/>
+      <w:lvlJc w:val="left"/>
+      <w:pPr>
+        <w:tabs>
+          <w:tab w:val="num" w:pos="2880"/>
+        </w:tabs>
+        <w:ind w:left="2880" w:hanging="360"/>
+      </w:pPr>
+      <w:rPr>
+        <w:rFonts w:ascii="Wingdings" w:hAnsi="Wingdings" w:hint="default"/>
+        <w:sz w:val="20"/>
+      </w:rPr>
+    </w:lvl>
+    <w:lvl w:ilvl="4" w:tentative="1">
+      <w:start w:val="1"/>
+      <w:numFmt w:val="bullet"/>
+      <w:lvlText w:val=""/>
+      <w:lvlJc w:val="left"/>
+      <w:pPr>
+        <w:tabs>
+          <w:tab w:val="num" w:pos="3600"/>
+        </w:tabs>
+        <w:ind w:left="3600" w:hanging="360"/>
+      </w:pPr>
+      <w:rPr>
+        <w:rFonts w:ascii="Wingdings" w:hAnsi="Wingdings" w:hint="default"/>
+        <w:sz w:val="20"/>
+      </w:rPr>
+    </w:lvl>
+    <w:lvl w:ilvl="5" w:tentative="1">
+      <w:start w:val="1"/>
+      <w:numFmt w:val="bullet"/>
+      <w:lvlText w:val=""/>
+      <w:lvlJc w:val="left"/>
+      <w:pPr>
+        <w:tabs>
+          <w:tab w:val="num" w:pos="4320"/>
+        </w:tabs>
+        <w:ind w:left="4320" w:hanging="360"/>
+      </w:pPr>
+      <w:rPr>
+        <w:rFonts w:ascii="Wingdings" w:hAnsi="Wingdings" w:hint="default"/>
+        <w:sz w:val="20"/>
+      </w:rPr>
+    </w:lvl>
+    <w:lvl w:ilvl="6" w:tentative="1">
+      <w:start w:val="1"/>
+      <w:numFmt w:val="bullet"/>
+      <w:lvlText w:val=""/>
+      <w:lvlJc w:val="left"/>
+      <w:pPr>
+        <w:tabs>
+          <w:tab w:val="num" w:pos="5040"/>
+        </w:tabs>
+        <w:ind w:left="5040" w:hanging="360"/>
+      </w:pPr>
+      <w:rPr>
+        <w:rFonts w:ascii="Wingdings" w:hAnsi="Wingdings" w:hint="default"/>
+        <w:sz w:val="20"/>
+      </w:rPr>
+    </w:lvl>
+    <w:lvl w:ilvl="7" w:tentative="1">
+      <w:start w:val="1"/>
+      <w:numFmt w:val="bullet"/>
+      <w:lvlText w:val=""/>
+      <w:lvlJc w:val="left"/>
+      <w:pPr>
+        <w:tabs>
+          <w:tab w:val="num" w:pos="5760"/>
+        </w:tabs>
+        <w:ind w:left="5760" w:hanging="360"/>
+      </w:pPr>
+      <w:rPr>
+        <w:rFonts w:ascii="Wingdings" w:hAnsi="Wingdings" w:hint="default"/>
+        <w:sz w:val="20"/>
+      </w:rPr>
+    </w:lvl>
+    <w:lvl w:ilvl="8" w:tentative="1">
+      <w:start w:val="1"/>
+      <w:numFmt w:val="bullet"/>
+      <w:lvlText w:val=""/>
+      <w:lvlJc w:val="left"/>
+      <w:pPr>
+        <w:tabs>
+          <w:tab w:val="num" w:pos="6480"/>
+        </w:tabs>
+        <w:ind w:left="6480" w:hanging="360"/>
+      </w:pPr>
+      <w:rPr>
+        <w:rFonts w:ascii="Wingdings" w:hAnsi="Wingdings" w:hint="default"/>
+        <w:sz w:val="20"/>
+      </w:rPr>
+    </w:lvl>
+  </w:abstractNum>
+  <w:abstractNum w:abstractNumId="15" w15:restartNumberingAfterBreak="0">
     <w:nsid w:val="184D715D"/>
     <w:multiLevelType w:val="multilevel"/>
     <w:tmpl w:val="9D3444C6"/>
@@ -30924,7 +32616,7 @@
       </w:rPr>
     </w:lvl>
   </w:abstractNum>
-  <w:abstractNum w:abstractNumId="14" w15:restartNumberingAfterBreak="0">
+  <w:abstractNum w:abstractNumId="16" w15:restartNumberingAfterBreak="0">
     <w:nsid w:val="18FB107C"/>
     <w:multiLevelType w:val="multilevel"/>
     <w:tmpl w:val="6616E0A8"/>
@@ -31037,7 +32729,7 @@
       </w:rPr>
     </w:lvl>
   </w:abstractNum>
-  <w:abstractNum w:abstractNumId="15" w15:restartNumberingAfterBreak="0">
+  <w:abstractNum w:abstractNumId="17" w15:restartNumberingAfterBreak="0">
     <w:nsid w:val="193C4141"/>
     <w:multiLevelType w:val="multilevel"/>
     <w:tmpl w:val="1746486A"/>
@@ -31177,7 +32869,7 @@
       </w:rPr>
     </w:lvl>
   </w:abstractNum>
-  <w:abstractNum w:abstractNumId="16" w15:restartNumberingAfterBreak="0">
+  <w:abstractNum w:abstractNumId="18" w15:restartNumberingAfterBreak="0">
     <w:nsid w:val="1BA4269A"/>
     <w:multiLevelType w:val="hybridMultilevel"/>
     <w:tmpl w:val="3A40153E"/>
@@ -31290,7 +32982,7 @@
       </w:rPr>
     </w:lvl>
   </w:abstractNum>
-  <w:abstractNum w:abstractNumId="17" w15:restartNumberingAfterBreak="0">
+  <w:abstractNum w:abstractNumId="19" w15:restartNumberingAfterBreak="0">
     <w:nsid w:val="1BC34F86"/>
     <w:multiLevelType w:val="multilevel"/>
     <w:tmpl w:val="22AEB9D0"/>
@@ -31403,7 +33095,7 @@
       </w:rPr>
     </w:lvl>
   </w:abstractNum>
-  <w:abstractNum w:abstractNumId="18" w15:restartNumberingAfterBreak="0">
+  <w:abstractNum w:abstractNumId="20" w15:restartNumberingAfterBreak="0">
     <w:nsid w:val="208C55EF"/>
     <w:multiLevelType w:val="multilevel"/>
     <w:tmpl w:val="108C0914"/>
@@ -31543,7 +33235,7 @@
       </w:rPr>
     </w:lvl>
   </w:abstractNum>
-  <w:abstractNum w:abstractNumId="19" w15:restartNumberingAfterBreak="0">
+  <w:abstractNum w:abstractNumId="21" w15:restartNumberingAfterBreak="0">
     <w:nsid w:val="21947582"/>
     <w:multiLevelType w:val="multilevel"/>
     <w:tmpl w:val="9C68CB7C"/>
@@ -31656,7 +33348,7 @@
       </w:rPr>
     </w:lvl>
   </w:abstractNum>
-  <w:abstractNum w:abstractNumId="20" w15:restartNumberingAfterBreak="0">
+  <w:abstractNum w:abstractNumId="22" w15:restartNumberingAfterBreak="0">
     <w:nsid w:val="26A4137A"/>
     <w:multiLevelType w:val="hybridMultilevel"/>
     <w:tmpl w:val="4478144A"/>
@@ -31746,7 +33438,156 @@
       </w:pPr>
     </w:lvl>
   </w:abstractNum>
-  <w:abstractNum w:abstractNumId="21" w15:restartNumberingAfterBreak="0">
+  <w:abstractNum w:abstractNumId="23" w15:restartNumberingAfterBreak="0">
+    <w:nsid w:val="286F68F5"/>
+    <w:multiLevelType w:val="multilevel"/>
+    <w:tmpl w:val="BD5626CE"/>
+    <w:lvl w:ilvl="0">
+      <w:start w:val="1"/>
+      <w:numFmt w:val="bullet"/>
+      <w:lvlText w:val=""/>
+      <w:lvlJc w:val="left"/>
+      <w:pPr>
+        <w:tabs>
+          <w:tab w:val="num" w:pos="720"/>
+        </w:tabs>
+        <w:ind w:left="720" w:hanging="360"/>
+      </w:pPr>
+      <w:rPr>
+        <w:rFonts w:ascii="Symbol" w:hAnsi="Symbol" w:hint="default"/>
+        <w:sz w:val="20"/>
+      </w:rPr>
+    </w:lvl>
+    <w:lvl w:ilvl="1" w:tentative="1">
+      <w:start w:val="1"/>
+      <w:numFmt w:val="bullet"/>
+      <w:lvlText w:val="o"/>
+      <w:lvlJc w:val="left"/>
+      <w:pPr>
+        <w:tabs>
+          <w:tab w:val="num" w:pos="1440"/>
+        </w:tabs>
+        <w:ind w:left="1440" w:hanging="360"/>
+      </w:pPr>
+      <w:rPr>
+        <w:rFonts w:ascii="Courier New" w:hAnsi="Courier New" w:hint="default"/>
+        <w:sz w:val="20"/>
+      </w:rPr>
+    </w:lvl>
+    <w:lvl w:ilvl="2" w:tentative="1">
+      <w:start w:val="1"/>
+      <w:numFmt w:val="bullet"/>
+      <w:lvlText w:val=""/>
+      <w:lvlJc w:val="left"/>
+      <w:pPr>
+        <w:tabs>
+          <w:tab w:val="num" w:pos="2160"/>
+        </w:tabs>
+        <w:ind w:left="2160" w:hanging="360"/>
+      </w:pPr>
+      <w:rPr>
+        <w:rFonts w:ascii="Wingdings" w:hAnsi="Wingdings" w:hint="default"/>
+        <w:sz w:val="20"/>
+      </w:rPr>
+    </w:lvl>
+    <w:lvl w:ilvl="3" w:tentative="1">
+      <w:start w:val="1"/>
+      <w:numFmt w:val="bullet"/>
+      <w:lvlText w:val=""/>
+      <w:lvlJc w:val="left"/>
+      <w:pPr>
+        <w:tabs>
+          <w:tab w:val="num" w:pos="2880"/>
+        </w:tabs>
+        <w:ind w:left="2880" w:hanging="360"/>
+      </w:pPr>
+      <w:rPr>
+        <w:rFonts w:ascii="Wingdings" w:hAnsi="Wingdings" w:hint="default"/>
+        <w:sz w:val="20"/>
+      </w:rPr>
+    </w:lvl>
+    <w:lvl w:ilvl="4" w:tentative="1">
+      <w:start w:val="1"/>
+      <w:numFmt w:val="bullet"/>
+      <w:lvlText w:val=""/>
+      <w:lvlJc w:val="left"/>
+      <w:pPr>
+        <w:tabs>
+          <w:tab w:val="num" w:pos="3600"/>
+        </w:tabs>
+        <w:ind w:left="3600" w:hanging="360"/>
+      </w:pPr>
+      <w:rPr>
+        <w:rFonts w:ascii="Wingdings" w:hAnsi="Wingdings" w:hint="default"/>
+        <w:sz w:val="20"/>
+      </w:rPr>
+    </w:lvl>
+    <w:lvl w:ilvl="5" w:tentative="1">
+      <w:start w:val="1"/>
+      <w:numFmt w:val="bullet"/>
+      <w:lvlText w:val=""/>
+      <w:lvlJc w:val="left"/>
+      <w:pPr>
+        <w:tabs>
+          <w:tab w:val="num" w:pos="4320"/>
+        </w:tabs>
+        <w:ind w:left="4320" w:hanging="360"/>
+      </w:pPr>
+      <w:rPr>
+        <w:rFonts w:ascii="Wingdings" w:hAnsi="Wingdings" w:hint="default"/>
+        <w:sz w:val="20"/>
+      </w:rPr>
+    </w:lvl>
+    <w:lvl w:ilvl="6" w:tentative="1">
+      <w:start w:val="1"/>
+      <w:numFmt w:val="bullet"/>
+      <w:lvlText w:val=""/>
+      <w:lvlJc w:val="left"/>
+      <w:pPr>
+        <w:tabs>
+          <w:tab w:val="num" w:pos="5040"/>
+        </w:tabs>
+        <w:ind w:left="5040" w:hanging="360"/>
+      </w:pPr>
+      <w:rPr>
+        <w:rFonts w:ascii="Wingdings" w:hAnsi="Wingdings" w:hint="default"/>
+        <w:sz w:val="20"/>
+      </w:rPr>
+    </w:lvl>
+    <w:lvl w:ilvl="7" w:tentative="1">
+      <w:start w:val="1"/>
+      <w:numFmt w:val="bullet"/>
+      <w:lvlText w:val=""/>
+      <w:lvlJc w:val="left"/>
+      <w:pPr>
+        <w:tabs>
+          <w:tab w:val="num" w:pos="5760"/>
+        </w:tabs>
+        <w:ind w:left="5760" w:hanging="360"/>
+      </w:pPr>
+      <w:rPr>
+        <w:rFonts w:ascii="Wingdings" w:hAnsi="Wingdings" w:hint="default"/>
+        <w:sz w:val="20"/>
+      </w:rPr>
+    </w:lvl>
+    <w:lvl w:ilvl="8" w:tentative="1">
+      <w:start w:val="1"/>
+      <w:numFmt w:val="bullet"/>
+      <w:lvlText w:val=""/>
+      <w:lvlJc w:val="left"/>
+      <w:pPr>
+        <w:tabs>
+          <w:tab w:val="num" w:pos="6480"/>
+        </w:tabs>
+        <w:ind w:left="6480" w:hanging="360"/>
+      </w:pPr>
+      <w:rPr>
+        <w:rFonts w:ascii="Wingdings" w:hAnsi="Wingdings" w:hint="default"/>
+        <w:sz w:val="20"/>
+      </w:rPr>
+    </w:lvl>
+  </w:abstractNum>
+  <w:abstractNum w:abstractNumId="24" w15:restartNumberingAfterBreak="0">
     <w:nsid w:val="2EEB38D6"/>
     <w:multiLevelType w:val="multilevel"/>
     <w:tmpl w:val="3FD080A8"/>
@@ -31886,7 +33727,7 @@
       </w:rPr>
     </w:lvl>
   </w:abstractNum>
-  <w:abstractNum w:abstractNumId="22" w15:restartNumberingAfterBreak="0">
+  <w:abstractNum w:abstractNumId="25" w15:restartNumberingAfterBreak="0">
     <w:nsid w:val="306A1FD2"/>
     <w:multiLevelType w:val="multilevel"/>
     <w:tmpl w:val="22AEB9D0"/>
@@ -31999,7 +33840,7 @@
       </w:rPr>
     </w:lvl>
   </w:abstractNum>
-  <w:abstractNum w:abstractNumId="23" w15:restartNumberingAfterBreak="0">
+  <w:abstractNum w:abstractNumId="26" w15:restartNumberingAfterBreak="0">
     <w:nsid w:val="34E024AE"/>
     <w:multiLevelType w:val="hybridMultilevel"/>
     <w:tmpl w:val="C82CE3CE"/>
@@ -32112,7 +33953,7 @@
       </w:rPr>
     </w:lvl>
   </w:abstractNum>
-  <w:abstractNum w:abstractNumId="24" w15:restartNumberingAfterBreak="0">
+  <w:abstractNum w:abstractNumId="27" w15:restartNumberingAfterBreak="0">
     <w:nsid w:val="36773EA8"/>
     <w:multiLevelType w:val="multilevel"/>
     <w:tmpl w:val="FCA2603E"/>
@@ -32257,7 +34098,156 @@
       </w:rPr>
     </w:lvl>
   </w:abstractNum>
-  <w:abstractNum w:abstractNumId="25" w15:restartNumberingAfterBreak="0">
+  <w:abstractNum w:abstractNumId="28" w15:restartNumberingAfterBreak="0">
+    <w:nsid w:val="37741B95"/>
+    <w:multiLevelType w:val="multilevel"/>
+    <w:tmpl w:val="93CEEA9E"/>
+    <w:lvl w:ilvl="0">
+      <w:start w:val="1"/>
+      <w:numFmt w:val="bullet"/>
+      <w:lvlText w:val=""/>
+      <w:lvlJc w:val="left"/>
+      <w:pPr>
+        <w:tabs>
+          <w:tab w:val="num" w:pos="720"/>
+        </w:tabs>
+        <w:ind w:left="720" w:hanging="360"/>
+      </w:pPr>
+      <w:rPr>
+        <w:rFonts w:ascii="Symbol" w:hAnsi="Symbol" w:hint="default"/>
+        <w:sz w:val="20"/>
+      </w:rPr>
+    </w:lvl>
+    <w:lvl w:ilvl="1" w:tentative="1">
+      <w:start w:val="1"/>
+      <w:numFmt w:val="bullet"/>
+      <w:lvlText w:val="o"/>
+      <w:lvlJc w:val="left"/>
+      <w:pPr>
+        <w:tabs>
+          <w:tab w:val="num" w:pos="1440"/>
+        </w:tabs>
+        <w:ind w:left="1440" w:hanging="360"/>
+      </w:pPr>
+      <w:rPr>
+        <w:rFonts w:ascii="Courier New" w:hAnsi="Courier New" w:hint="default"/>
+        <w:sz w:val="20"/>
+      </w:rPr>
+    </w:lvl>
+    <w:lvl w:ilvl="2" w:tentative="1">
+      <w:start w:val="1"/>
+      <w:numFmt w:val="bullet"/>
+      <w:lvlText w:val=""/>
+      <w:lvlJc w:val="left"/>
+      <w:pPr>
+        <w:tabs>
+          <w:tab w:val="num" w:pos="2160"/>
+        </w:tabs>
+        <w:ind w:left="2160" w:hanging="360"/>
+      </w:pPr>
+      <w:rPr>
+        <w:rFonts w:ascii="Wingdings" w:hAnsi="Wingdings" w:hint="default"/>
+        <w:sz w:val="20"/>
+      </w:rPr>
+    </w:lvl>
+    <w:lvl w:ilvl="3" w:tentative="1">
+      <w:start w:val="1"/>
+      <w:numFmt w:val="bullet"/>
+      <w:lvlText w:val=""/>
+      <w:lvlJc w:val="left"/>
+      <w:pPr>
+        <w:tabs>
+          <w:tab w:val="num" w:pos="2880"/>
+        </w:tabs>
+        <w:ind w:left="2880" w:hanging="360"/>
+      </w:pPr>
+      <w:rPr>
+        <w:rFonts w:ascii="Wingdings" w:hAnsi="Wingdings" w:hint="default"/>
+        <w:sz w:val="20"/>
+      </w:rPr>
+    </w:lvl>
+    <w:lvl w:ilvl="4" w:tentative="1">
+      <w:start w:val="1"/>
+      <w:numFmt w:val="bullet"/>
+      <w:lvlText w:val=""/>
+      <w:lvlJc w:val="left"/>
+      <w:pPr>
+        <w:tabs>
+          <w:tab w:val="num" w:pos="3600"/>
+        </w:tabs>
+        <w:ind w:left="3600" w:hanging="360"/>
+      </w:pPr>
+      <w:rPr>
+        <w:rFonts w:ascii="Wingdings" w:hAnsi="Wingdings" w:hint="default"/>
+        <w:sz w:val="20"/>
+      </w:rPr>
+    </w:lvl>
+    <w:lvl w:ilvl="5" w:tentative="1">
+      <w:start w:val="1"/>
+      <w:numFmt w:val="bullet"/>
+      <w:lvlText w:val=""/>
+      <w:lvlJc w:val="left"/>
+      <w:pPr>
+        <w:tabs>
+          <w:tab w:val="num" w:pos="4320"/>
+        </w:tabs>
+        <w:ind w:left="4320" w:hanging="360"/>
+      </w:pPr>
+      <w:rPr>
+        <w:rFonts w:ascii="Wingdings" w:hAnsi="Wingdings" w:hint="default"/>
+        <w:sz w:val="20"/>
+      </w:rPr>
+    </w:lvl>
+    <w:lvl w:ilvl="6" w:tentative="1">
+      <w:start w:val="1"/>
+      <w:numFmt w:val="bullet"/>
+      <w:lvlText w:val=""/>
+      <w:lvlJc w:val="left"/>
+      <w:pPr>
+        <w:tabs>
+          <w:tab w:val="num" w:pos="5040"/>
+        </w:tabs>
+        <w:ind w:left="5040" w:hanging="360"/>
+      </w:pPr>
+      <w:rPr>
+        <w:rFonts w:ascii="Wingdings" w:hAnsi="Wingdings" w:hint="default"/>
+        <w:sz w:val="20"/>
+      </w:rPr>
+    </w:lvl>
+    <w:lvl w:ilvl="7" w:tentative="1">
+      <w:start w:val="1"/>
+      <w:numFmt w:val="bullet"/>
+      <w:lvlText w:val=""/>
+      <w:lvlJc w:val="left"/>
+      <w:pPr>
+        <w:tabs>
+          <w:tab w:val="num" w:pos="5760"/>
+        </w:tabs>
+        <w:ind w:left="5760" w:hanging="360"/>
+      </w:pPr>
+      <w:rPr>
+        <w:rFonts w:ascii="Wingdings" w:hAnsi="Wingdings" w:hint="default"/>
+        <w:sz w:val="20"/>
+      </w:rPr>
+    </w:lvl>
+    <w:lvl w:ilvl="8" w:tentative="1">
+      <w:start w:val="1"/>
+      <w:numFmt w:val="bullet"/>
+      <w:lvlText w:val=""/>
+      <w:lvlJc w:val="left"/>
+      <w:pPr>
+        <w:tabs>
+          <w:tab w:val="num" w:pos="6480"/>
+        </w:tabs>
+        <w:ind w:left="6480" w:hanging="360"/>
+      </w:pPr>
+      <w:rPr>
+        <w:rFonts w:ascii="Wingdings" w:hAnsi="Wingdings" w:hint="default"/>
+        <w:sz w:val="20"/>
+      </w:rPr>
+    </w:lvl>
+  </w:abstractNum>
+  <w:abstractNum w:abstractNumId="29" w15:restartNumberingAfterBreak="0">
     <w:nsid w:val="38794B02"/>
     <w:multiLevelType w:val="multilevel"/>
     <w:tmpl w:val="81A898DA"/>
@@ -32406,7 +34396,7 @@
       </w:rPr>
     </w:lvl>
   </w:abstractNum>
-  <w:abstractNum w:abstractNumId="26" w15:restartNumberingAfterBreak="0">
+  <w:abstractNum w:abstractNumId="30" w15:restartNumberingAfterBreak="0">
     <w:nsid w:val="3C373B91"/>
     <w:multiLevelType w:val="multilevel"/>
     <w:tmpl w:val="22AEB9D0"/>
@@ -32519,7 +34509,7 @@
       </w:rPr>
     </w:lvl>
   </w:abstractNum>
-  <w:abstractNum w:abstractNumId="27" w15:restartNumberingAfterBreak="0">
+  <w:abstractNum w:abstractNumId="31" w15:restartNumberingAfterBreak="0">
     <w:nsid w:val="3CE726DF"/>
     <w:multiLevelType w:val="multilevel"/>
     <w:tmpl w:val="F30E2718"/>
@@ -32659,7 +34649,7 @@
       </w:rPr>
     </w:lvl>
   </w:abstractNum>
-  <w:abstractNum w:abstractNumId="28" w15:restartNumberingAfterBreak="0">
+  <w:abstractNum w:abstractNumId="32" w15:restartNumberingAfterBreak="0">
     <w:nsid w:val="3D343EB4"/>
     <w:multiLevelType w:val="multilevel"/>
     <w:tmpl w:val="8EBA1C98"/>
@@ -32799,7 +34789,7 @@
       </w:rPr>
     </w:lvl>
   </w:abstractNum>
-  <w:abstractNum w:abstractNumId="29" w15:restartNumberingAfterBreak="0">
+  <w:abstractNum w:abstractNumId="33" w15:restartNumberingAfterBreak="0">
     <w:nsid w:val="3FFD7C97"/>
     <w:multiLevelType w:val="multilevel"/>
     <w:tmpl w:val="1C262EBA"/>
@@ -32939,7 +34929,7 @@
       </w:rPr>
     </w:lvl>
   </w:abstractNum>
-  <w:abstractNum w:abstractNumId="30" w15:restartNumberingAfterBreak="0">
+  <w:abstractNum w:abstractNumId="34" w15:restartNumberingAfterBreak="0">
     <w:nsid w:val="40913091"/>
     <w:multiLevelType w:val="multilevel"/>
     <w:tmpl w:val="B0D43E38"/>
@@ -33079,7 +35069,7 @@
       </w:rPr>
     </w:lvl>
   </w:abstractNum>
-  <w:abstractNum w:abstractNumId="31" w15:restartNumberingAfterBreak="0">
+  <w:abstractNum w:abstractNumId="35" w15:restartNumberingAfterBreak="0">
     <w:nsid w:val="42340C23"/>
     <w:multiLevelType w:val="multilevel"/>
     <w:tmpl w:val="B838DA22"/>
@@ -33216,7 +35206,156 @@
       </w:rPr>
     </w:lvl>
   </w:abstractNum>
-  <w:abstractNum w:abstractNumId="32" w15:restartNumberingAfterBreak="0">
+  <w:abstractNum w:abstractNumId="36" w15:restartNumberingAfterBreak="0">
+    <w:nsid w:val="426137FA"/>
+    <w:multiLevelType w:val="multilevel"/>
+    <w:tmpl w:val="7B3871B4"/>
+    <w:lvl w:ilvl="0">
+      <w:start w:val="1"/>
+      <w:numFmt w:val="bullet"/>
+      <w:lvlText w:val=""/>
+      <w:lvlJc w:val="left"/>
+      <w:pPr>
+        <w:tabs>
+          <w:tab w:val="num" w:pos="720"/>
+        </w:tabs>
+        <w:ind w:left="720" w:hanging="360"/>
+      </w:pPr>
+      <w:rPr>
+        <w:rFonts w:ascii="Symbol" w:hAnsi="Symbol" w:hint="default"/>
+        <w:sz w:val="20"/>
+      </w:rPr>
+    </w:lvl>
+    <w:lvl w:ilvl="1" w:tentative="1">
+      <w:start w:val="1"/>
+      <w:numFmt w:val="bullet"/>
+      <w:lvlText w:val="o"/>
+      <w:lvlJc w:val="left"/>
+      <w:pPr>
+        <w:tabs>
+          <w:tab w:val="num" w:pos="1440"/>
+        </w:tabs>
+        <w:ind w:left="1440" w:hanging="360"/>
+      </w:pPr>
+      <w:rPr>
+        <w:rFonts w:ascii="Courier New" w:hAnsi="Courier New" w:hint="default"/>
+        <w:sz w:val="20"/>
+      </w:rPr>
+    </w:lvl>
+    <w:lvl w:ilvl="2" w:tentative="1">
+      <w:start w:val="1"/>
+      <w:numFmt w:val="bullet"/>
+      <w:lvlText w:val=""/>
+      <w:lvlJc w:val="left"/>
+      <w:pPr>
+        <w:tabs>
+          <w:tab w:val="num" w:pos="2160"/>
+        </w:tabs>
+        <w:ind w:left="2160" w:hanging="360"/>
+      </w:pPr>
+      <w:rPr>
+        <w:rFonts w:ascii="Wingdings" w:hAnsi="Wingdings" w:hint="default"/>
+        <w:sz w:val="20"/>
+      </w:rPr>
+    </w:lvl>
+    <w:lvl w:ilvl="3" w:tentative="1">
+      <w:start w:val="1"/>
+      <w:numFmt w:val="bullet"/>
+      <w:lvlText w:val=""/>
+      <w:lvlJc w:val="left"/>
+      <w:pPr>
+        <w:tabs>
+          <w:tab w:val="num" w:pos="2880"/>
+        </w:tabs>
+        <w:ind w:left="2880" w:hanging="360"/>
+      </w:pPr>
+      <w:rPr>
+        <w:rFonts w:ascii="Wingdings" w:hAnsi="Wingdings" w:hint="default"/>
+        <w:sz w:val="20"/>
+      </w:rPr>
+    </w:lvl>
+    <w:lvl w:ilvl="4" w:tentative="1">
+      <w:start w:val="1"/>
+      <w:numFmt w:val="bullet"/>
+      <w:lvlText w:val=""/>
+      <w:lvlJc w:val="left"/>
+      <w:pPr>
+        <w:tabs>
+          <w:tab w:val="num" w:pos="3600"/>
+        </w:tabs>
+        <w:ind w:left="3600" w:hanging="360"/>
+      </w:pPr>
+      <w:rPr>
+        <w:rFonts w:ascii="Wingdings" w:hAnsi="Wingdings" w:hint="default"/>
+        <w:sz w:val="20"/>
+      </w:rPr>
+    </w:lvl>
+    <w:lvl w:ilvl="5" w:tentative="1">
+      <w:start w:val="1"/>
+      <w:numFmt w:val="bullet"/>
+      <w:lvlText w:val=""/>
+      <w:lvlJc w:val="left"/>
+      <w:pPr>
+        <w:tabs>
+          <w:tab w:val="num" w:pos="4320"/>
+        </w:tabs>
+        <w:ind w:left="4320" w:hanging="360"/>
+      </w:pPr>
+      <w:rPr>
+        <w:rFonts w:ascii="Wingdings" w:hAnsi="Wingdings" w:hint="default"/>
+        <w:sz w:val="20"/>
+      </w:rPr>
+    </w:lvl>
+    <w:lvl w:ilvl="6" w:tentative="1">
+      <w:start w:val="1"/>
+      <w:numFmt w:val="bullet"/>
+      <w:lvlText w:val=""/>
+      <w:lvlJc w:val="left"/>
+      <w:pPr>
+        <w:tabs>
+          <w:tab w:val="num" w:pos="5040"/>
+        </w:tabs>
+        <w:ind w:left="5040" w:hanging="360"/>
+      </w:pPr>
+      <w:rPr>
+        <w:rFonts w:ascii="Wingdings" w:hAnsi="Wingdings" w:hint="default"/>
+        <w:sz w:val="20"/>
+      </w:rPr>
+    </w:lvl>
+    <w:lvl w:ilvl="7" w:tentative="1">
+      <w:start w:val="1"/>
+      <w:numFmt w:val="bullet"/>
+      <w:lvlText w:val=""/>
+      <w:lvlJc w:val="left"/>
+      <w:pPr>
+        <w:tabs>
+          <w:tab w:val="num" w:pos="5760"/>
+        </w:tabs>
+        <w:ind w:left="5760" w:hanging="360"/>
+      </w:pPr>
+      <w:rPr>
+        <w:rFonts w:ascii="Wingdings" w:hAnsi="Wingdings" w:hint="default"/>
+        <w:sz w:val="20"/>
+      </w:rPr>
+    </w:lvl>
+    <w:lvl w:ilvl="8" w:tentative="1">
+      <w:start w:val="1"/>
+      <w:numFmt w:val="bullet"/>
+      <w:lvlText w:val=""/>
+      <w:lvlJc w:val="left"/>
+      <w:pPr>
+        <w:tabs>
+          <w:tab w:val="num" w:pos="6480"/>
+        </w:tabs>
+        <w:ind w:left="6480" w:hanging="360"/>
+      </w:pPr>
+      <w:rPr>
+        <w:rFonts w:ascii="Wingdings" w:hAnsi="Wingdings" w:hint="default"/>
+        <w:sz w:val="20"/>
+      </w:rPr>
+    </w:lvl>
+  </w:abstractNum>
+  <w:abstractNum w:abstractNumId="37" w15:restartNumberingAfterBreak="0">
     <w:nsid w:val="43DB5DEC"/>
     <w:multiLevelType w:val="multilevel"/>
     <w:tmpl w:val="EDAA22C0"/>
@@ -33356,7 +35495,7 @@
       </w:rPr>
     </w:lvl>
   </w:abstractNum>
-  <w:abstractNum w:abstractNumId="33" w15:restartNumberingAfterBreak="0">
+  <w:abstractNum w:abstractNumId="38" w15:restartNumberingAfterBreak="0">
     <w:nsid w:val="46D217D9"/>
     <w:multiLevelType w:val="multilevel"/>
     <w:tmpl w:val="4D60CF1A"/>
@@ -33496,7 +35635,7 @@
       </w:rPr>
     </w:lvl>
   </w:abstractNum>
-  <w:abstractNum w:abstractNumId="34" w15:restartNumberingAfterBreak="0">
+  <w:abstractNum w:abstractNumId="39" w15:restartNumberingAfterBreak="0">
     <w:nsid w:val="47B935D0"/>
     <w:multiLevelType w:val="multilevel"/>
     <w:tmpl w:val="A7701196"/>
@@ -33609,7 +35748,120 @@
       </w:rPr>
     </w:lvl>
   </w:abstractNum>
-  <w:abstractNum w:abstractNumId="35" w15:restartNumberingAfterBreak="0">
+  <w:abstractNum w:abstractNumId="40" w15:restartNumberingAfterBreak="0">
+    <w:nsid w:val="4B1A6ADC"/>
+    <w:multiLevelType w:val="hybridMultilevel"/>
+    <w:tmpl w:val="6FFCA3F6"/>
+    <w:lvl w:ilvl="0" w:tplc="04090001">
+      <w:start w:val="1"/>
+      <w:numFmt w:val="bullet"/>
+      <w:lvlText w:val=""/>
+      <w:lvlJc w:val="left"/>
+      <w:pPr>
+        <w:ind w:left="1080" w:hanging="360"/>
+      </w:pPr>
+      <w:rPr>
+        <w:rFonts w:ascii="Symbol" w:hAnsi="Symbol" w:hint="default"/>
+      </w:rPr>
+    </w:lvl>
+    <w:lvl w:ilvl="1" w:tplc="04090003" w:tentative="1">
+      <w:start w:val="1"/>
+      <w:numFmt w:val="bullet"/>
+      <w:lvlText w:val="o"/>
+      <w:lvlJc w:val="left"/>
+      <w:pPr>
+        <w:ind w:left="1800" w:hanging="360"/>
+      </w:pPr>
+      <w:rPr>
+        <w:rFonts w:ascii="Courier New" w:hAnsi="Courier New" w:cs="Courier New" w:hint="default"/>
+      </w:rPr>
+    </w:lvl>
+    <w:lvl w:ilvl="2" w:tplc="04090005" w:tentative="1">
+      <w:start w:val="1"/>
+      <w:numFmt w:val="bullet"/>
+      <w:lvlText w:val=""/>
+      <w:lvlJc w:val="left"/>
+      <w:pPr>
+        <w:ind w:left="2520" w:hanging="360"/>
+      </w:pPr>
+      <w:rPr>
+        <w:rFonts w:ascii="Wingdings" w:hAnsi="Wingdings" w:hint="default"/>
+      </w:rPr>
+    </w:lvl>
+    <w:lvl w:ilvl="3" w:tplc="04090001" w:tentative="1">
+      <w:start w:val="1"/>
+      <w:numFmt w:val="bullet"/>
+      <w:lvlText w:val=""/>
+      <w:lvlJc w:val="left"/>
+      <w:pPr>
+        <w:ind w:left="3240" w:hanging="360"/>
+      </w:pPr>
+      <w:rPr>
+        <w:rFonts w:ascii="Symbol" w:hAnsi="Symbol" w:hint="default"/>
+      </w:rPr>
+    </w:lvl>
+    <w:lvl w:ilvl="4" w:tplc="04090003" w:tentative="1">
+      <w:start w:val="1"/>
+      <w:numFmt w:val="bullet"/>
+      <w:lvlText w:val="o"/>
+      <w:lvlJc w:val="left"/>
+      <w:pPr>
+        <w:ind w:left="3960" w:hanging="360"/>
+      </w:pPr>
+      <w:rPr>
+        <w:rFonts w:ascii="Courier New" w:hAnsi="Courier New" w:cs="Courier New" w:hint="default"/>
+      </w:rPr>
+    </w:lvl>
+    <w:lvl w:ilvl="5" w:tplc="04090005" w:tentative="1">
+      <w:start w:val="1"/>
+      <w:numFmt w:val="bullet"/>
+      <w:lvlText w:val=""/>
+      <w:lvlJc w:val="left"/>
+      <w:pPr>
+        <w:ind w:left="4680" w:hanging="360"/>
+      </w:pPr>
+      <w:rPr>
+        <w:rFonts w:ascii="Wingdings" w:hAnsi="Wingdings" w:hint="default"/>
+      </w:rPr>
+    </w:lvl>
+    <w:lvl w:ilvl="6" w:tplc="04090001" w:tentative="1">
+      <w:start w:val="1"/>
+      <w:numFmt w:val="bullet"/>
+      <w:lvlText w:val=""/>
+      <w:lvlJc w:val="left"/>
+      <w:pPr>
+        <w:ind w:left="5400" w:hanging="360"/>
+      </w:pPr>
+      <w:rPr>
+        <w:rFonts w:ascii="Symbol" w:hAnsi="Symbol" w:hint="default"/>
+      </w:rPr>
+    </w:lvl>
+    <w:lvl w:ilvl="7" w:tplc="04090003" w:tentative="1">
+      <w:start w:val="1"/>
+      <w:numFmt w:val="bullet"/>
+      <w:lvlText w:val="o"/>
+      <w:lvlJc w:val="left"/>
+      <w:pPr>
+        <w:ind w:left="6120" w:hanging="360"/>
+      </w:pPr>
+      <w:rPr>
+        <w:rFonts w:ascii="Courier New" w:hAnsi="Courier New" w:cs="Courier New" w:hint="default"/>
+      </w:rPr>
+    </w:lvl>
+    <w:lvl w:ilvl="8" w:tplc="04090005" w:tentative="1">
+      <w:start w:val="1"/>
+      <w:numFmt w:val="bullet"/>
+      <w:lvlText w:val=""/>
+      <w:lvlJc w:val="left"/>
+      <w:pPr>
+        <w:ind w:left="6840" w:hanging="360"/>
+      </w:pPr>
+      <w:rPr>
+        <w:rFonts w:ascii="Wingdings" w:hAnsi="Wingdings" w:hint="default"/>
+      </w:rPr>
+    </w:lvl>
+  </w:abstractNum>
+  <w:abstractNum w:abstractNumId="41" w15:restartNumberingAfterBreak="0">
     <w:nsid w:val="4D63153D"/>
     <w:multiLevelType w:val="multilevel"/>
     <w:tmpl w:val="A7DE90CE"/>
@@ -33743,7 +35995,7 @@
       </w:rPr>
     </w:lvl>
   </w:abstractNum>
-  <w:abstractNum w:abstractNumId="36" w15:restartNumberingAfterBreak="0">
+  <w:abstractNum w:abstractNumId="42" w15:restartNumberingAfterBreak="0">
     <w:nsid w:val="4F733D3B"/>
     <w:multiLevelType w:val="multilevel"/>
     <w:tmpl w:val="6BF4F006"/>
@@ -33883,7 +36135,120 @@
       </w:rPr>
     </w:lvl>
   </w:abstractNum>
-  <w:abstractNum w:abstractNumId="37" w15:restartNumberingAfterBreak="0">
+  <w:abstractNum w:abstractNumId="43" w15:restartNumberingAfterBreak="0">
+    <w:nsid w:val="57437E23"/>
+    <w:multiLevelType w:val="hybridMultilevel"/>
+    <w:tmpl w:val="B0EE272A"/>
+    <w:lvl w:ilvl="0" w:tplc="04090001">
+      <w:start w:val="1"/>
+      <w:numFmt w:val="bullet"/>
+      <w:lvlText w:val=""/>
+      <w:lvlJc w:val="left"/>
+      <w:pPr>
+        <w:ind w:left="720" w:hanging="360"/>
+      </w:pPr>
+      <w:rPr>
+        <w:rFonts w:ascii="Symbol" w:hAnsi="Symbol" w:hint="default"/>
+      </w:rPr>
+    </w:lvl>
+    <w:lvl w:ilvl="1" w:tplc="04090003" w:tentative="1">
+      <w:start w:val="1"/>
+      <w:numFmt w:val="bullet"/>
+      <w:lvlText w:val="o"/>
+      <w:lvlJc w:val="left"/>
+      <w:pPr>
+        <w:ind w:left="1440" w:hanging="360"/>
+      </w:pPr>
+      <w:rPr>
+        <w:rFonts w:ascii="Courier New" w:hAnsi="Courier New" w:cs="Courier New" w:hint="default"/>
+      </w:rPr>
+    </w:lvl>
+    <w:lvl w:ilvl="2" w:tplc="04090005" w:tentative="1">
+      <w:start w:val="1"/>
+      <w:numFmt w:val="bullet"/>
+      <w:lvlText w:val=""/>
+      <w:lvlJc w:val="left"/>
+      <w:pPr>
+        <w:ind w:left="2160" w:hanging="360"/>
+      </w:pPr>
+      <w:rPr>
+        <w:rFonts w:ascii="Wingdings" w:hAnsi="Wingdings" w:hint="default"/>
+      </w:rPr>
+    </w:lvl>
+    <w:lvl w:ilvl="3" w:tplc="04090001" w:tentative="1">
+      <w:start w:val="1"/>
+      <w:numFmt w:val="bullet"/>
+      <w:lvlText w:val=""/>
+      <w:lvlJc w:val="left"/>
+      <w:pPr>
+        <w:ind w:left="2880" w:hanging="360"/>
+      </w:pPr>
+      <w:rPr>
+        <w:rFonts w:ascii="Symbol" w:hAnsi="Symbol" w:hint="default"/>
+      </w:rPr>
+    </w:lvl>
+    <w:lvl w:ilvl="4" w:tplc="04090003" w:tentative="1">
+      <w:start w:val="1"/>
+      <w:numFmt w:val="bullet"/>
+      <w:lvlText w:val="o"/>
+      <w:lvlJc w:val="left"/>
+      <w:pPr>
+        <w:ind w:left="3600" w:hanging="360"/>
+      </w:pPr>
+      <w:rPr>
+        <w:rFonts w:ascii="Courier New" w:hAnsi="Courier New" w:cs="Courier New" w:hint="default"/>
+      </w:rPr>
+    </w:lvl>
+    <w:lvl w:ilvl="5" w:tplc="04090005" w:tentative="1">
+      <w:start w:val="1"/>
+      <w:numFmt w:val="bullet"/>
+      <w:lvlText w:val=""/>
+      <w:lvlJc w:val="left"/>
+      <w:pPr>
+        <w:ind w:left="4320" w:hanging="360"/>
+      </w:pPr>
+      <w:rPr>
+        <w:rFonts w:ascii="Wingdings" w:hAnsi="Wingdings" w:hint="default"/>
+      </w:rPr>
+    </w:lvl>
+    <w:lvl w:ilvl="6" w:tplc="04090001" w:tentative="1">
+      <w:start w:val="1"/>
+      <w:numFmt w:val="bullet"/>
+      <w:lvlText w:val=""/>
+      <w:lvlJc w:val="left"/>
+      <w:pPr>
+        <w:ind w:left="5040" w:hanging="360"/>
+      </w:pPr>
+      <w:rPr>
+        <w:rFonts w:ascii="Symbol" w:hAnsi="Symbol" w:hint="default"/>
+      </w:rPr>
+    </w:lvl>
+    <w:lvl w:ilvl="7" w:tplc="04090003" w:tentative="1">
+      <w:start w:val="1"/>
+      <w:numFmt w:val="bullet"/>
+      <w:lvlText w:val="o"/>
+      <w:lvlJc w:val="left"/>
+      <w:pPr>
+        <w:ind w:left="5760" w:hanging="360"/>
+      </w:pPr>
+      <w:rPr>
+        <w:rFonts w:ascii="Courier New" w:hAnsi="Courier New" w:cs="Courier New" w:hint="default"/>
+      </w:rPr>
+    </w:lvl>
+    <w:lvl w:ilvl="8" w:tplc="04090005" w:tentative="1">
+      <w:start w:val="1"/>
+      <w:numFmt w:val="bullet"/>
+      <w:lvlText w:val=""/>
+      <w:lvlJc w:val="left"/>
+      <w:pPr>
+        <w:ind w:left="6480" w:hanging="360"/>
+      </w:pPr>
+      <w:rPr>
+        <w:rFonts w:ascii="Wingdings" w:hAnsi="Wingdings" w:hint="default"/>
+      </w:rPr>
+    </w:lvl>
+  </w:abstractNum>
+  <w:abstractNum w:abstractNumId="44" w15:restartNumberingAfterBreak="0">
     <w:nsid w:val="59961BCB"/>
     <w:multiLevelType w:val="multilevel"/>
     <w:tmpl w:val="DC1A6B18"/>
@@ -34023,7 +36388,7 @@
       </w:rPr>
     </w:lvl>
   </w:abstractNum>
-  <w:abstractNum w:abstractNumId="38" w15:restartNumberingAfterBreak="0">
+  <w:abstractNum w:abstractNumId="45" w15:restartNumberingAfterBreak="0">
     <w:nsid w:val="5AE95B0E"/>
     <w:multiLevelType w:val="multilevel"/>
     <w:tmpl w:val="EAF08594"/>
@@ -34172,7 +36537,7 @@
       </w:rPr>
     </w:lvl>
   </w:abstractNum>
-  <w:abstractNum w:abstractNumId="39" w15:restartNumberingAfterBreak="0">
+  <w:abstractNum w:abstractNumId="46" w15:restartNumberingAfterBreak="0">
     <w:nsid w:val="5EEF368D"/>
     <w:multiLevelType w:val="multilevel"/>
     <w:tmpl w:val="F9C6A862"/>
@@ -34309,7 +36674,7 @@
       </w:rPr>
     </w:lvl>
   </w:abstractNum>
-  <w:abstractNum w:abstractNumId="40" w15:restartNumberingAfterBreak="0">
+  <w:abstractNum w:abstractNumId="47" w15:restartNumberingAfterBreak="0">
     <w:nsid w:val="5F8A0BDD"/>
     <w:multiLevelType w:val="multilevel"/>
     <w:tmpl w:val="95C2BE2E"/>
@@ -34458,7 +36823,7 @@
       </w:rPr>
     </w:lvl>
   </w:abstractNum>
-  <w:abstractNum w:abstractNumId="41" w15:restartNumberingAfterBreak="0">
+  <w:abstractNum w:abstractNumId="48" w15:restartNumberingAfterBreak="0">
     <w:nsid w:val="5FEE0118"/>
     <w:multiLevelType w:val="multilevel"/>
     <w:tmpl w:val="CBA85FF6"/>
@@ -34604,7 +36969,7 @@
       </w:rPr>
     </w:lvl>
   </w:abstractNum>
-  <w:abstractNum w:abstractNumId="42" w15:restartNumberingAfterBreak="0">
+  <w:abstractNum w:abstractNumId="49" w15:restartNumberingAfterBreak="0">
     <w:nsid w:val="669E080C"/>
     <w:multiLevelType w:val="multilevel"/>
     <w:tmpl w:val="D63687EC"/>
@@ -34744,7 +37109,7 @@
       </w:rPr>
     </w:lvl>
   </w:abstractNum>
-  <w:abstractNum w:abstractNumId="43" w15:restartNumberingAfterBreak="0">
+  <w:abstractNum w:abstractNumId="50" w15:restartNumberingAfterBreak="0">
     <w:nsid w:val="67B55D3D"/>
     <w:multiLevelType w:val="hybridMultilevel"/>
     <w:tmpl w:val="7A684EB0"/>
@@ -34834,7 +37199,7 @@
       </w:pPr>
     </w:lvl>
   </w:abstractNum>
-  <w:abstractNum w:abstractNumId="44" w15:restartNumberingAfterBreak="0">
+  <w:abstractNum w:abstractNumId="51" w15:restartNumberingAfterBreak="0">
     <w:nsid w:val="681B1EAA"/>
     <w:multiLevelType w:val="multilevel"/>
     <w:tmpl w:val="1BC24960"/>
@@ -34974,7 +37339,7 @@
       </w:rPr>
     </w:lvl>
   </w:abstractNum>
-  <w:abstractNum w:abstractNumId="45" w15:restartNumberingAfterBreak="0">
+  <w:abstractNum w:abstractNumId="52" w15:restartNumberingAfterBreak="0">
     <w:nsid w:val="69F81775"/>
     <w:multiLevelType w:val="hybridMultilevel"/>
     <w:tmpl w:val="CE424A50"/>
@@ -35087,7 +37452,7 @@
       </w:rPr>
     </w:lvl>
   </w:abstractNum>
-  <w:abstractNum w:abstractNumId="46" w15:restartNumberingAfterBreak="0">
+  <w:abstractNum w:abstractNumId="53" w15:restartNumberingAfterBreak="0">
     <w:nsid w:val="6B9B5B8B"/>
     <w:multiLevelType w:val="multilevel"/>
     <w:tmpl w:val="680ACA50"/>
@@ -35224,7 +37589,7 @@
       </w:rPr>
     </w:lvl>
   </w:abstractNum>
-  <w:abstractNum w:abstractNumId="47" w15:restartNumberingAfterBreak="0">
+  <w:abstractNum w:abstractNumId="54" w15:restartNumberingAfterBreak="0">
     <w:nsid w:val="708A1C60"/>
     <w:multiLevelType w:val="hybridMultilevel"/>
     <w:tmpl w:val="FE4C5E88"/>
@@ -35337,7 +37702,156 @@
       </w:rPr>
     </w:lvl>
   </w:abstractNum>
-  <w:abstractNum w:abstractNumId="48" w15:restartNumberingAfterBreak="0">
+  <w:abstractNum w:abstractNumId="55" w15:restartNumberingAfterBreak="0">
+    <w:nsid w:val="723704E5"/>
+    <w:multiLevelType w:val="multilevel"/>
+    <w:tmpl w:val="0D9A32B6"/>
+    <w:lvl w:ilvl="0">
+      <w:start w:val="1"/>
+      <w:numFmt w:val="bullet"/>
+      <w:lvlText w:val=""/>
+      <w:lvlJc w:val="left"/>
+      <w:pPr>
+        <w:tabs>
+          <w:tab w:val="num" w:pos="720"/>
+        </w:tabs>
+        <w:ind w:left="720" w:hanging="360"/>
+      </w:pPr>
+      <w:rPr>
+        <w:rFonts w:ascii="Symbol" w:hAnsi="Symbol" w:hint="default"/>
+        <w:sz w:val="20"/>
+      </w:rPr>
+    </w:lvl>
+    <w:lvl w:ilvl="1" w:tentative="1">
+      <w:start w:val="1"/>
+      <w:numFmt w:val="bullet"/>
+      <w:lvlText w:val="o"/>
+      <w:lvlJc w:val="left"/>
+      <w:pPr>
+        <w:tabs>
+          <w:tab w:val="num" w:pos="1440"/>
+        </w:tabs>
+        <w:ind w:left="1440" w:hanging="360"/>
+      </w:pPr>
+      <w:rPr>
+        <w:rFonts w:ascii="Courier New" w:hAnsi="Courier New" w:hint="default"/>
+        <w:sz w:val="20"/>
+      </w:rPr>
+    </w:lvl>
+    <w:lvl w:ilvl="2" w:tentative="1">
+      <w:start w:val="1"/>
+      <w:numFmt w:val="bullet"/>
+      <w:lvlText w:val=""/>
+      <w:lvlJc w:val="left"/>
+      <w:pPr>
+        <w:tabs>
+          <w:tab w:val="num" w:pos="2160"/>
+        </w:tabs>
+        <w:ind w:left="2160" w:hanging="360"/>
+      </w:pPr>
+      <w:rPr>
+        <w:rFonts w:ascii="Wingdings" w:hAnsi="Wingdings" w:hint="default"/>
+        <w:sz w:val="20"/>
+      </w:rPr>
+    </w:lvl>
+    <w:lvl w:ilvl="3" w:tentative="1">
+      <w:start w:val="1"/>
+      <w:numFmt w:val="bullet"/>
+      <w:lvlText w:val=""/>
+      <w:lvlJc w:val="left"/>
+      <w:pPr>
+        <w:tabs>
+          <w:tab w:val="num" w:pos="2880"/>
+        </w:tabs>
+        <w:ind w:left="2880" w:hanging="360"/>
+      </w:pPr>
+      <w:rPr>
+        <w:rFonts w:ascii="Wingdings" w:hAnsi="Wingdings" w:hint="default"/>
+        <w:sz w:val="20"/>
+      </w:rPr>
+    </w:lvl>
+    <w:lvl w:ilvl="4" w:tentative="1">
+      <w:start w:val="1"/>
+      <w:numFmt w:val="bullet"/>
+      <w:lvlText w:val=""/>
+      <w:lvlJc w:val="left"/>
+      <w:pPr>
+        <w:tabs>
+          <w:tab w:val="num" w:pos="3600"/>
+        </w:tabs>
+        <w:ind w:left="3600" w:hanging="360"/>
+      </w:pPr>
+      <w:rPr>
+        <w:rFonts w:ascii="Wingdings" w:hAnsi="Wingdings" w:hint="default"/>
+        <w:sz w:val="20"/>
+      </w:rPr>
+    </w:lvl>
+    <w:lvl w:ilvl="5" w:tentative="1">
+      <w:start w:val="1"/>
+      <w:numFmt w:val="bullet"/>
+      <w:lvlText w:val=""/>
+      <w:lvlJc w:val="left"/>
+      <w:pPr>
+        <w:tabs>
+          <w:tab w:val="num" w:pos="4320"/>
+        </w:tabs>
+        <w:ind w:left="4320" w:hanging="360"/>
+      </w:pPr>
+      <w:rPr>
+        <w:rFonts w:ascii="Wingdings" w:hAnsi="Wingdings" w:hint="default"/>
+        <w:sz w:val="20"/>
+      </w:rPr>
+    </w:lvl>
+    <w:lvl w:ilvl="6" w:tentative="1">
+      <w:start w:val="1"/>
+      <w:numFmt w:val="bullet"/>
+      <w:lvlText w:val=""/>
+      <w:lvlJc w:val="left"/>
+      <w:pPr>
+        <w:tabs>
+          <w:tab w:val="num" w:pos="5040"/>
+        </w:tabs>
+        <w:ind w:left="5040" w:hanging="360"/>
+      </w:pPr>
+      <w:rPr>
+        <w:rFonts w:ascii="Wingdings" w:hAnsi="Wingdings" w:hint="default"/>
+        <w:sz w:val="20"/>
+      </w:rPr>
+    </w:lvl>
+    <w:lvl w:ilvl="7" w:tentative="1">
+      <w:start w:val="1"/>
+      <w:numFmt w:val="bullet"/>
+      <w:lvlText w:val=""/>
+      <w:lvlJc w:val="left"/>
+      <w:pPr>
+        <w:tabs>
+          <w:tab w:val="num" w:pos="5760"/>
+        </w:tabs>
+        <w:ind w:left="5760" w:hanging="360"/>
+      </w:pPr>
+      <w:rPr>
+        <w:rFonts w:ascii="Wingdings" w:hAnsi="Wingdings" w:hint="default"/>
+        <w:sz w:val="20"/>
+      </w:rPr>
+    </w:lvl>
+    <w:lvl w:ilvl="8" w:tentative="1">
+      <w:start w:val="1"/>
+      <w:numFmt w:val="bullet"/>
+      <w:lvlText w:val=""/>
+      <w:lvlJc w:val="left"/>
+      <w:pPr>
+        <w:tabs>
+          <w:tab w:val="num" w:pos="6480"/>
+        </w:tabs>
+        <w:ind w:left="6480" w:hanging="360"/>
+      </w:pPr>
+      <w:rPr>
+        <w:rFonts w:ascii="Wingdings" w:hAnsi="Wingdings" w:hint="default"/>
+        <w:sz w:val="20"/>
+      </w:rPr>
+    </w:lvl>
+  </w:abstractNum>
+  <w:abstractNum w:abstractNumId="56" w15:restartNumberingAfterBreak="0">
     <w:nsid w:val="77624756"/>
     <w:multiLevelType w:val="multilevel"/>
     <w:tmpl w:val="78D896A2"/>
@@ -35434,7 +37948,7 @@
       </w:pPr>
     </w:lvl>
   </w:abstractNum>
-  <w:abstractNum w:abstractNumId="49" w15:restartNumberingAfterBreak="0">
+  <w:abstractNum w:abstractNumId="57" w15:restartNumberingAfterBreak="0">
     <w:nsid w:val="7BEF5D34"/>
     <w:multiLevelType w:val="hybridMultilevel"/>
     <w:tmpl w:val="B420C758"/>
@@ -35547,7 +38061,7 @@
       </w:rPr>
     </w:lvl>
   </w:abstractNum>
-  <w:abstractNum w:abstractNumId="50" w15:restartNumberingAfterBreak="0">
+  <w:abstractNum w:abstractNumId="58" w15:restartNumberingAfterBreak="0">
     <w:nsid w:val="7D1A1630"/>
     <w:multiLevelType w:val="multilevel"/>
     <w:tmpl w:val="8CB8EFBE"/>
@@ -35692,7 +38206,7 @@
       </w:rPr>
     </w:lvl>
   </w:abstractNum>
-  <w:abstractNum w:abstractNumId="51" w15:restartNumberingAfterBreak="0">
+  <w:abstractNum w:abstractNumId="59" w15:restartNumberingAfterBreak="0">
     <w:nsid w:val="7E44597D"/>
     <w:multiLevelType w:val="multilevel"/>
     <w:tmpl w:val="C366BF38"/>
@@ -35833,160 +38347,184 @@
     </w:lvl>
   </w:abstractNum>
   <w:num w:numId="1" w16cid:durableId="213199349">
+    <w:abstractNumId w:val="54"/>
+  </w:num>
+  <w:num w:numId="2" w16cid:durableId="2007438936">
+    <w:abstractNumId w:val="19"/>
+  </w:num>
+  <w:num w:numId="3" w16cid:durableId="1856113958">
+    <w:abstractNumId w:val="25"/>
+  </w:num>
+  <w:num w:numId="4" w16cid:durableId="12264462">
+    <w:abstractNumId w:val="5"/>
+  </w:num>
+  <w:num w:numId="5" w16cid:durableId="315111614">
+    <w:abstractNumId w:val="16"/>
+  </w:num>
+  <w:num w:numId="6" w16cid:durableId="1971133655">
+    <w:abstractNumId w:val="21"/>
+  </w:num>
+  <w:num w:numId="7" w16cid:durableId="2117869739">
+    <w:abstractNumId w:val="45"/>
+  </w:num>
+  <w:num w:numId="8" w16cid:durableId="1440687292">
+    <w:abstractNumId w:val="56"/>
+  </w:num>
+  <w:num w:numId="9" w16cid:durableId="186217308">
+    <w:abstractNumId w:val="50"/>
+  </w:num>
+  <w:num w:numId="10" w16cid:durableId="1515419141">
+    <w:abstractNumId w:val="13"/>
+  </w:num>
+  <w:num w:numId="11" w16cid:durableId="1989550023">
+    <w:abstractNumId w:val="38"/>
+  </w:num>
+  <w:num w:numId="12" w16cid:durableId="992181814">
+    <w:abstractNumId w:val="32"/>
+  </w:num>
+  <w:num w:numId="13" w16cid:durableId="313873467">
+    <w:abstractNumId w:val="42"/>
+  </w:num>
+  <w:num w:numId="14" w16cid:durableId="1064109535">
+    <w:abstractNumId w:val="10"/>
+  </w:num>
+  <w:num w:numId="15" w16cid:durableId="756828234">
+    <w:abstractNumId w:val="35"/>
+  </w:num>
+  <w:num w:numId="16" w16cid:durableId="783766430">
+    <w:abstractNumId w:val="41"/>
+  </w:num>
+  <w:num w:numId="17" w16cid:durableId="1958175952">
+    <w:abstractNumId w:val="44"/>
+  </w:num>
+  <w:num w:numId="18" w16cid:durableId="1254171367">
+    <w:abstractNumId w:val="49"/>
+  </w:num>
+  <w:num w:numId="19" w16cid:durableId="1573612754">
+    <w:abstractNumId w:val="2"/>
+  </w:num>
+  <w:num w:numId="20" w16cid:durableId="1722438916">
+    <w:abstractNumId w:val="37"/>
+  </w:num>
+  <w:num w:numId="21" w16cid:durableId="131679541">
+    <w:abstractNumId w:val="20"/>
+  </w:num>
+  <w:num w:numId="22" w16cid:durableId="707418556">
+    <w:abstractNumId w:val="3"/>
+  </w:num>
+  <w:num w:numId="23" w16cid:durableId="613900216">
+    <w:abstractNumId w:val="24"/>
+  </w:num>
+  <w:num w:numId="24" w16cid:durableId="1826238143">
+    <w:abstractNumId w:val="34"/>
+  </w:num>
+  <w:num w:numId="25" w16cid:durableId="1588272957">
+    <w:abstractNumId w:val="15"/>
+  </w:num>
+  <w:num w:numId="26" w16cid:durableId="589894069">
+    <w:abstractNumId w:val="59"/>
+  </w:num>
+  <w:num w:numId="27" w16cid:durableId="108933761">
+    <w:abstractNumId w:val="51"/>
+  </w:num>
+  <w:num w:numId="28" w16cid:durableId="453603734">
+    <w:abstractNumId w:val="31"/>
+  </w:num>
+  <w:num w:numId="29" w16cid:durableId="653727809">
+    <w:abstractNumId w:val="17"/>
+  </w:num>
+  <w:num w:numId="30" w16cid:durableId="920991851">
+    <w:abstractNumId w:val="7"/>
+  </w:num>
+  <w:num w:numId="31" w16cid:durableId="816455237">
+    <w:abstractNumId w:val="46"/>
+  </w:num>
+  <w:num w:numId="32" w16cid:durableId="530152096">
+    <w:abstractNumId w:val="12"/>
+  </w:num>
+  <w:num w:numId="33" w16cid:durableId="1752196415">
+    <w:abstractNumId w:val="53"/>
+  </w:num>
+  <w:num w:numId="34" w16cid:durableId="458108633">
+    <w:abstractNumId w:val="33"/>
+  </w:num>
+  <w:num w:numId="35" w16cid:durableId="1951737796">
+    <w:abstractNumId w:val="48"/>
+  </w:num>
+  <w:num w:numId="36" w16cid:durableId="1262957558">
     <w:abstractNumId w:val="47"/>
   </w:num>
-  <w:num w:numId="2" w16cid:durableId="2007438936">
-    <w:abstractNumId w:val="17"/>
+  <w:num w:numId="37" w16cid:durableId="1987930623">
+    <w:abstractNumId w:val="58"/>
   </w:num>
-  <w:num w:numId="3" w16cid:durableId="1856113958">
+  <w:num w:numId="38" w16cid:durableId="826289377">
+    <w:abstractNumId w:val="29"/>
+  </w:num>
+  <w:num w:numId="39" w16cid:durableId="1930044368">
+    <w:abstractNumId w:val="27"/>
+  </w:num>
+  <w:num w:numId="40" w16cid:durableId="120459635">
+    <w:abstractNumId w:val="9"/>
+  </w:num>
+  <w:num w:numId="41" w16cid:durableId="69935463">
     <w:abstractNumId w:val="22"/>
   </w:num>
-  <w:num w:numId="4" w16cid:durableId="12264462">
+  <w:num w:numId="42" w16cid:durableId="103577639">
+    <w:abstractNumId w:val="6"/>
+  </w:num>
+  <w:num w:numId="43" w16cid:durableId="1514027871">
     <w:abstractNumId w:val="4"/>
   </w:num>
-  <w:num w:numId="5" w16cid:durableId="315111614">
-    <w:abstractNumId w:val="14"/>
-  </w:num>
-  <w:num w:numId="6" w16cid:durableId="1971133655">
-    <w:abstractNumId w:val="19"/>
-  </w:num>
-  <w:num w:numId="7" w16cid:durableId="2117869739">
-    <w:abstractNumId w:val="38"/>
-  </w:num>
-  <w:num w:numId="8" w16cid:durableId="1440687292">
-    <w:abstractNumId w:val="48"/>
-  </w:num>
-  <w:num w:numId="9" w16cid:durableId="186217308">
-    <w:abstractNumId w:val="43"/>
-  </w:num>
-  <w:num w:numId="10" w16cid:durableId="1515419141">
-    <w:abstractNumId w:val="12"/>
-  </w:num>
-  <w:num w:numId="11" w16cid:durableId="1989550023">
-    <w:abstractNumId w:val="33"/>
-  </w:num>
-  <w:num w:numId="12" w16cid:durableId="992181814">
-    <w:abstractNumId w:val="28"/>
-  </w:num>
-  <w:num w:numId="13" w16cid:durableId="313873467">
-    <w:abstractNumId w:val="36"/>
-  </w:num>
-  <w:num w:numId="14" w16cid:durableId="1064109535">
-    <w:abstractNumId w:val="9"/>
-  </w:num>
-  <w:num w:numId="15" w16cid:durableId="756828234">
-    <w:abstractNumId w:val="31"/>
-  </w:num>
-  <w:num w:numId="16" w16cid:durableId="783766430">
-    <w:abstractNumId w:val="35"/>
-  </w:num>
-  <w:num w:numId="17" w16cid:durableId="1958175952">
-    <w:abstractNumId w:val="37"/>
-  </w:num>
-  <w:num w:numId="18" w16cid:durableId="1254171367">
-    <w:abstractNumId w:val="42"/>
-  </w:num>
-  <w:num w:numId="19" w16cid:durableId="1573612754">
-    <w:abstractNumId w:val="1"/>
-  </w:num>
-  <w:num w:numId="20" w16cid:durableId="1722438916">
-    <w:abstractNumId w:val="32"/>
-  </w:num>
-  <w:num w:numId="21" w16cid:durableId="131679541">
-    <w:abstractNumId w:val="18"/>
-  </w:num>
-  <w:num w:numId="22" w16cid:durableId="707418556">
-    <w:abstractNumId w:val="2"/>
-  </w:num>
-  <w:num w:numId="23" w16cid:durableId="613900216">
-    <w:abstractNumId w:val="21"/>
-  </w:num>
-  <w:num w:numId="24" w16cid:durableId="1826238143">
-    <w:abstractNumId w:val="30"/>
-  </w:num>
-  <w:num w:numId="25" w16cid:durableId="1588272957">
-    <w:abstractNumId w:val="13"/>
-  </w:num>
-  <w:num w:numId="26" w16cid:durableId="589894069">
-    <w:abstractNumId w:val="51"/>
-  </w:num>
-  <w:num w:numId="27" w16cid:durableId="108933761">
-    <w:abstractNumId w:val="44"/>
-  </w:num>
-  <w:num w:numId="28" w16cid:durableId="453603734">
-    <w:abstractNumId w:val="27"/>
-  </w:num>
-  <w:num w:numId="29" w16cid:durableId="653727809">
-    <w:abstractNumId w:val="15"/>
-  </w:num>
-  <w:num w:numId="30" w16cid:durableId="920991851">
-    <w:abstractNumId w:val="6"/>
-  </w:num>
-  <w:num w:numId="31" w16cid:durableId="816455237">
-    <w:abstractNumId w:val="39"/>
-  </w:num>
-  <w:num w:numId="32" w16cid:durableId="530152096">
+  <w:num w:numId="44" w16cid:durableId="643775472">
     <w:abstractNumId w:val="11"/>
-  </w:num>
-  <w:num w:numId="33" w16cid:durableId="1752196415">
-    <w:abstractNumId w:val="46"/>
-  </w:num>
-  <w:num w:numId="34" w16cid:durableId="458108633">
-    <w:abstractNumId w:val="29"/>
-  </w:num>
-  <w:num w:numId="35" w16cid:durableId="1951737796">
-    <w:abstractNumId w:val="41"/>
-  </w:num>
-  <w:num w:numId="36" w16cid:durableId="1262957558">
-    <w:abstractNumId w:val="40"/>
-  </w:num>
-  <w:num w:numId="37" w16cid:durableId="1987930623">
-    <w:abstractNumId w:val="50"/>
-  </w:num>
-  <w:num w:numId="38" w16cid:durableId="826289377">
-    <w:abstractNumId w:val="25"/>
-  </w:num>
-  <w:num w:numId="39" w16cid:durableId="1930044368">
-    <w:abstractNumId w:val="24"/>
-  </w:num>
-  <w:num w:numId="40" w16cid:durableId="120459635">
-    <w:abstractNumId w:val="8"/>
-  </w:num>
-  <w:num w:numId="41" w16cid:durableId="69935463">
-    <w:abstractNumId w:val="20"/>
-  </w:num>
-  <w:num w:numId="42" w16cid:durableId="103577639">
-    <w:abstractNumId w:val="5"/>
-  </w:num>
-  <w:num w:numId="43" w16cid:durableId="1514027871">
-    <w:abstractNumId w:val="3"/>
-  </w:num>
-  <w:num w:numId="44" w16cid:durableId="643775472">
-    <w:abstractNumId w:val="10"/>
   </w:num>
   <w:num w:numId="45" w16cid:durableId="142820985">
     <w:abstractNumId w:val="0"/>
   </w:num>
   <w:num w:numId="46" w16cid:durableId="1812748661">
-    <w:abstractNumId w:val="23"/>
+    <w:abstractNumId w:val="26"/>
   </w:num>
   <w:num w:numId="47" w16cid:durableId="1345789630">
-    <w:abstractNumId w:val="7"/>
+    <w:abstractNumId w:val="8"/>
   </w:num>
   <w:num w:numId="48" w16cid:durableId="391662512">
-    <w:abstractNumId w:val="45"/>
+    <w:abstractNumId w:val="52"/>
   </w:num>
   <w:num w:numId="49" w16cid:durableId="1080249845">
-    <w:abstractNumId w:val="49"/>
+    <w:abstractNumId w:val="57"/>
   </w:num>
   <w:num w:numId="50" w16cid:durableId="269314792">
-    <w:abstractNumId w:val="16"/>
+    <w:abstractNumId w:val="18"/>
   </w:num>
   <w:num w:numId="51" w16cid:durableId="1642424539">
-    <w:abstractNumId w:val="26"/>
+    <w:abstractNumId w:val="30"/>
   </w:num>
   <w:num w:numId="52" w16cid:durableId="615066139">
-    <w:abstractNumId w:val="34"/>
+    <w:abstractNumId w:val="39"/>
+  </w:num>
+  <w:num w:numId="53" w16cid:durableId="1115489746">
+    <w:abstractNumId w:val="1"/>
+  </w:num>
+  <w:num w:numId="54" w16cid:durableId="2127969415">
+    <w:abstractNumId w:val="40"/>
+  </w:num>
+  <w:num w:numId="55" w16cid:durableId="1368873167">
+    <w:abstractNumId w:val="36"/>
+  </w:num>
+  <w:num w:numId="56" w16cid:durableId="1958876950">
+    <w:abstractNumId w:val="43"/>
+  </w:num>
+  <w:num w:numId="57" w16cid:durableId="453596677">
+    <w:abstractNumId w:val="14"/>
+  </w:num>
+  <w:num w:numId="58" w16cid:durableId="1710182504">
+    <w:abstractNumId w:val="55"/>
+  </w:num>
+  <w:num w:numId="59" w16cid:durableId="685788282">
+    <w:abstractNumId w:val="28"/>
+  </w:num>
+  <w:num w:numId="60" w16cid:durableId="2061436842">
+    <w:abstractNumId w:val="23"/>
   </w:num>
   <w:numIdMacAtCleanup w:val="52"/>
 </w:numbering>

--- a/AutoPrepAI-FinalDoc.docx
+++ b/AutoPrepAI-FinalDoc.docx
@@ -495,26 +495,16 @@
           <w:sz w:val="40"/>
           <w:szCs w:val="40"/>
         </w:rPr>
-        <w:t>-</w:t>
-      </w:r>
-      <w:proofErr w:type="spellStart"/>
+        <w:t>-R</w:t>
+      </w:r>
       <w:r>
         <w:rPr>
           <w:rFonts w:cstheme="majorBidi"/>
           <w:sz w:val="40"/>
           <w:szCs w:val="40"/>
         </w:rPr>
-        <w:t>R</w:t>
-      </w:r>
-      <w:r>
-        <w:rPr>
-          <w:rFonts w:cstheme="majorBidi"/>
-          <w:sz w:val="40"/>
-          <w:szCs w:val="40"/>
-        </w:rPr>
         <w:t>amly</w:t>
       </w:r>
-      <w:proofErr w:type="spellEnd"/>
     </w:p>
     <w:p>
       <w:pPr>
@@ -8903,51 +8893,210 @@
         <w:rPr>
           <w:rFonts w:cstheme="majorBidi"/>
         </w:rPr>
-        <w:t xml:space="preserve"> integrates machine learning (ML) preprocessing techniques with Large Language Models (LLMs) to provide intelligent and explainable recommendations throughout the data preprocessing workflow. The system is implemented as an interactive web application utilizing React for the frontend, </w:t>
-      </w:r>
-      <w:proofErr w:type="spellStart"/>
+        <w:t xml:space="preserve"> integrates machine learning (ML) preprocessing techniques with Large Language Models (LLMs) to provide intelligent and explainable recommendations throughout the data preprocessing workflow. The system is implemented as an interactive web application utilizing React for the frontend, FastAPI for the backend, and PostgreSQL for data management </w:t>
+      </w:r>
       <w:r>
         <w:rPr>
           <w:rFonts w:cstheme="majorBidi"/>
         </w:rPr>
-        <w:t>FastAPI</w:t>
-      </w:r>
-      <w:proofErr w:type="spellEnd"/>
-      <w:r>
-        <w:rPr>
-          <w:rFonts w:cstheme="majorBidi"/>
-        </w:rPr>
-        <w:t xml:space="preserve"> for the backend, and PostgreSQL for data management </w:t>
-      </w:r>
-      <w:r>
-        <w:rPr>
-          <w:rFonts w:cstheme="majorBidi"/>
-        </w:rPr>
         <w:t xml:space="preserve">and </w:t>
       </w:r>
-      <w:proofErr w:type="spellStart"/>
       <w:r>
         <w:rPr>
           <w:rFonts w:cstheme="majorBidi"/>
           <w:b/>
           <w:bCs/>
         </w:rPr>
-        <w:t>Backblaze</w:t>
-      </w:r>
-      <w:proofErr w:type="spellEnd"/>
+        <w:t>Backblaze B2 Cloud</w:t>
+      </w:r>
+      <w:r>
+        <w:rPr>
+          <w:rFonts w:cstheme="majorBidi"/>
+        </w:rPr>
+        <w:t xml:space="preserve"> Storage for secure and scalable file storage. ensuring a scalable, efficient, and user-friendly platform.</w:t>
+      </w:r>
+    </w:p>
+    <w:p>
+      <w:pPr>
+        <w:rPr>
+          <w:rFonts w:cstheme="majorBidi"/>
+        </w:rPr>
+      </w:pPr>
+    </w:p>
+    <w:p>
+      <w:pPr>
+        <w:pStyle w:val="Style2"/>
+        <w:numPr>
+          <w:ilvl w:val="1"/>
+          <w:numId w:val="2"/>
+        </w:numPr>
+      </w:pPr>
+      <w:bookmarkStart w:id="61" w:name="_Toc233316509"/>
+      <w:r>
+        <w:t>Project Scope and Limitations</w:t>
+      </w:r>
+      <w:bookmarkEnd w:id="61"/>
+    </w:p>
+    <w:p>
+      <w:pPr>
+        <w:pStyle w:val="Style3"/>
+        <w:numPr>
+          <w:ilvl w:val="2"/>
+          <w:numId w:val="2"/>
+        </w:numPr>
+        <w:spacing w:line="360" w:lineRule="auto"/>
+      </w:pPr>
+      <w:bookmarkStart w:id="62" w:name="_Toc233316510"/>
+      <w:r>
+        <w:t>Project Scope</w:t>
+      </w:r>
+      <w:bookmarkEnd w:id="62"/>
+    </w:p>
+    <w:p>
+      <w:pPr>
+        <w:rPr>
+          <w:rFonts w:cstheme="majorBidi"/>
+        </w:rPr>
+      </w:pPr>
       <w:r>
         <w:rPr>
           <w:rFonts w:cstheme="majorBidi"/>
           <w:b/>
           <w:bCs/>
         </w:rPr>
-        <w:t xml:space="preserve"> B2 Cloud</w:t>
+        <w:t>AutoPrepAI</w:t>
       </w:r>
       <w:r>
         <w:rPr>
           <w:rFonts w:cstheme="majorBidi"/>
         </w:rPr>
-        <w:t xml:space="preserve"> Storage for secure and scalable file storage. ensuring a scalable, efficient, and user-friendly platform.</w:t>
+        <w:t xml:space="preserve"> focuses on intelligent data preprocessing before machine learning model development. The system supports dataset upload, data profiling, feature transformations, dataset preview, operation history, and export of cleaned datasets. Users remain in control through Human-in-the-Loop validation, ensuring reliable preprocessing decisions.</w:t>
+      </w:r>
+    </w:p>
+    <w:p>
+      <w:pPr>
+        <w:pStyle w:val="Style3"/>
+        <w:numPr>
+          <w:ilvl w:val="2"/>
+          <w:numId w:val="2"/>
+        </w:numPr>
+        <w:spacing w:line="360" w:lineRule="auto"/>
+      </w:pPr>
+      <w:bookmarkStart w:id="63" w:name="_Toc233316511"/>
+      <w:r>
+        <w:t>Project Limitations</w:t>
+      </w:r>
+      <w:bookmarkEnd w:id="63"/>
+    </w:p>
+    <w:p>
+      <w:pPr>
+        <w:pStyle w:val="ListParagraph"/>
+        <w:numPr>
+          <w:ilvl w:val="0"/>
+          <w:numId w:val="1"/>
+        </w:numPr>
+        <w:rPr>
+          <w:rFonts w:cstheme="majorBidi"/>
+        </w:rPr>
+      </w:pPr>
+      <w:r>
+        <w:rPr>
+          <w:rFonts w:cstheme="majorBidi"/>
+        </w:rPr>
+        <w:t>Supports structured tabular datasets only.</w:t>
+      </w:r>
+    </w:p>
+    <w:p>
+      <w:pPr>
+        <w:pStyle w:val="ListParagraph"/>
+        <w:numPr>
+          <w:ilvl w:val="0"/>
+          <w:numId w:val="1"/>
+        </w:numPr>
+        <w:rPr>
+          <w:rFonts w:cstheme="majorBidi"/>
+        </w:rPr>
+      </w:pPr>
+      <w:r>
+        <w:rPr>
+          <w:rFonts w:cstheme="majorBidi"/>
+        </w:rPr>
+        <w:t xml:space="preserve">Supports English language only.  </w:t>
+      </w:r>
+    </w:p>
+    <w:p>
+      <w:pPr>
+        <w:pStyle w:val="ListParagraph"/>
+        <w:numPr>
+          <w:ilvl w:val="0"/>
+          <w:numId w:val="1"/>
+        </w:numPr>
+        <w:jc w:val="left"/>
+        <w:rPr>
+          <w:rFonts w:cstheme="majorBidi"/>
+        </w:rPr>
+      </w:pPr>
+      <w:r>
+        <w:rPr>
+          <w:rFonts w:cstheme="majorBidi"/>
+        </w:rPr>
+        <w:lastRenderedPageBreak/>
+        <w:t>Supports CSV and Excel file formats only.</w:t>
+      </w:r>
+    </w:p>
+    <w:p>
+      <w:pPr>
+        <w:pStyle w:val="ListParagraph"/>
+        <w:numPr>
+          <w:ilvl w:val="0"/>
+          <w:numId w:val="1"/>
+        </w:numPr>
+        <w:jc w:val="left"/>
+        <w:rPr>
+          <w:rFonts w:cstheme="majorBidi"/>
+        </w:rPr>
+      </w:pPr>
+      <w:r>
+        <w:rPr>
+          <w:rFonts w:cstheme="majorBidi"/>
+        </w:rPr>
+        <w:t>Dataset size is limited to a maximum of 5,000,000 cells (Rows × Columns ≤ 5,000,000). (e.g., 50000 rows and 100 columns OR vice versa)</w:t>
+      </w:r>
+    </w:p>
+    <w:p>
+      <w:pPr>
+        <w:pStyle w:val="ListParagraph"/>
+        <w:numPr>
+          <w:ilvl w:val="0"/>
+          <w:numId w:val="1"/>
+        </w:numPr>
+        <w:rPr>
+          <w:rFonts w:cstheme="majorBidi"/>
+        </w:rPr>
+      </w:pPr>
+      <w:r>
+        <w:rPr>
+          <w:rFonts w:cstheme="majorBidi"/>
+        </w:rPr>
+        <w:t>Performance depends on the quality of uploaded datasets.</w:t>
+      </w:r>
+    </w:p>
+    <w:p>
+      <w:pPr>
+        <w:pStyle w:val="ListParagraph"/>
+        <w:numPr>
+          <w:ilvl w:val="0"/>
+          <w:numId w:val="1"/>
+        </w:numPr>
+        <w:rPr>
+          <w:rFonts w:cstheme="majorBidi"/>
+        </w:rPr>
+      </w:pPr>
+      <w:r>
+        <w:rPr>
+          <w:rFonts w:cstheme="majorBidi"/>
+        </w:rPr>
+        <w:t>Currently designed for single-user usage without collaborative editing.</w:t>
       </w:r>
     </w:p>
     <w:p>
@@ -8965,26 +9114,11 @@
           <w:numId w:val="2"/>
         </w:numPr>
       </w:pPr>
-      <w:bookmarkStart w:id="61" w:name="_Toc233316509"/>
-      <w:r>
-        <w:t>Project Scope and Limitations</w:t>
-      </w:r>
-      <w:bookmarkEnd w:id="61"/>
-    </w:p>
-    <w:p>
-      <w:pPr>
-        <w:pStyle w:val="Style3"/>
-        <w:numPr>
-          <w:ilvl w:val="2"/>
-          <w:numId w:val="2"/>
-        </w:numPr>
-        <w:spacing w:line="360" w:lineRule="auto"/>
-      </w:pPr>
-      <w:bookmarkStart w:id="62" w:name="_Toc233316510"/>
-      <w:r>
-        <w:t>Project Scope</w:t>
-      </w:r>
-      <w:bookmarkEnd w:id="62"/>
+      <w:bookmarkStart w:id="64" w:name="_Toc233316512"/>
+      <w:r>
+        <w:t>Development Methodology</w:t>
+      </w:r>
+      <w:bookmarkEnd w:id="64"/>
     </w:p>
     <w:p>
       <w:pPr>
@@ -8992,20 +9126,60 @@
           <w:rFonts w:cstheme="majorBidi"/>
         </w:rPr>
       </w:pPr>
+      <w:r>
+        <w:rPr>
+          <w:rFonts w:cstheme="majorBidi"/>
+        </w:rPr>
+        <w:t xml:space="preserve">The project follows the </w:t>
+      </w:r>
       <w:r>
         <w:rPr>
           <w:rFonts w:cstheme="majorBidi"/>
           <w:b/>
           <w:bCs/>
         </w:rPr>
-        <w:t>AutoPrepAI</w:t>
+        <w:t>Agile Software Development Methodology</w:t>
       </w:r>
       <w:r>
         <w:rPr>
           <w:rFonts w:cstheme="majorBidi"/>
         </w:rPr>
-        <w:t xml:space="preserve"> focuses on intelligent data preprocessing before machine learning model development. The system supports dataset upload, data profiling, feature transformations, dataset preview, operation history, and export of cleaned datasets. Users remain in control through Human-in-the-Loop validation, ensuring reliable preprocessing decisions.</w:t>
-      </w:r>
+        <w:t>, allowing iterative development, continuous testing, and regular integration of new features. The development process was divided into multiple iterations, including requirement analysis, system design, backend development, frontend implementation, AI integration, debugging, and testing.</w:t>
+      </w:r>
+    </w:p>
+    <w:p>
+      <w:pPr>
+        <w:rPr>
+          <w:rFonts w:cstheme="majorBidi"/>
+        </w:rPr>
+      </w:pPr>
+      <w:r>
+        <w:rPr>
+          <w:rFonts w:cstheme="majorBidi"/>
+        </w:rPr>
+        <w:t>Agile enabled the team to continuously improve system functionality based on testing results and project supervisor feedback while ensuring flexibility throughout the development lifecycle.</w:t>
+      </w:r>
+    </w:p>
+    <w:p>
+      <w:pPr>
+        <w:rPr>
+          <w:rFonts w:cstheme="majorBidi"/>
+        </w:rPr>
+      </w:pPr>
+    </w:p>
+    <w:p>
+      <w:pPr>
+        <w:pStyle w:val="Style2"/>
+        <w:numPr>
+          <w:ilvl w:val="1"/>
+          <w:numId w:val="2"/>
+        </w:numPr>
+      </w:pPr>
+      <w:bookmarkStart w:id="65" w:name="_Toc233316513"/>
+      <w:r>
+        <w:t>Tools and Technologies Used</w:t>
+      </w:r>
+      <w:bookmarkEnd w:id="65"/>
     </w:p>
     <w:p>
       <w:pPr>
@@ -9016,11 +9190,11 @@
         </w:numPr>
         <w:spacing w:line="360" w:lineRule="auto"/>
       </w:pPr>
-      <w:bookmarkStart w:id="63" w:name="_Toc233316511"/>
-      <w:r>
-        <w:t>Project Limitations</w:t>
-      </w:r>
-      <w:bookmarkEnd w:id="63"/>
+      <w:bookmarkStart w:id="66" w:name="_Toc233316514"/>
+      <w:r>
+        <w:t>Software Technologies</w:t>
+      </w:r>
+      <w:bookmarkEnd w:id="66"/>
     </w:p>
     <w:p>
       <w:pPr>
@@ -9033,202 +9207,20 @@
           <w:rFonts w:cstheme="majorBidi"/>
         </w:rPr>
       </w:pPr>
-      <w:r>
-        <w:rPr>
-          <w:rFonts w:cstheme="majorBidi"/>
-        </w:rPr>
-        <w:t>Supports structured tabular datasets only.</w:t>
-      </w:r>
-    </w:p>
-    <w:p>
-      <w:pPr>
-        <w:pStyle w:val="ListParagraph"/>
-        <w:numPr>
-          <w:ilvl w:val="0"/>
-          <w:numId w:val="1"/>
-        </w:numPr>
-        <w:rPr>
-          <w:rFonts w:cstheme="majorBidi"/>
-        </w:rPr>
-      </w:pPr>
-      <w:r>
-        <w:rPr>
-          <w:rFonts w:cstheme="majorBidi"/>
-        </w:rPr>
-        <w:t xml:space="preserve">Supports English language only.  </w:t>
-      </w:r>
-    </w:p>
-    <w:p>
-      <w:pPr>
-        <w:pStyle w:val="ListParagraph"/>
-        <w:numPr>
-          <w:ilvl w:val="0"/>
-          <w:numId w:val="1"/>
-        </w:numPr>
-        <w:jc w:val="left"/>
-        <w:rPr>
-          <w:rFonts w:cstheme="majorBidi"/>
-        </w:rPr>
-      </w:pPr>
-      <w:r>
-        <w:rPr>
-          <w:rFonts w:cstheme="majorBidi"/>
-        </w:rPr>
-        <w:lastRenderedPageBreak/>
-        <w:t>Supports CSV and Excel file formats only.</w:t>
-      </w:r>
-    </w:p>
-    <w:p>
-      <w:pPr>
-        <w:pStyle w:val="ListParagraph"/>
-        <w:numPr>
-          <w:ilvl w:val="0"/>
-          <w:numId w:val="1"/>
-        </w:numPr>
-        <w:jc w:val="left"/>
-        <w:rPr>
-          <w:rFonts w:cstheme="majorBidi"/>
-        </w:rPr>
-      </w:pPr>
-      <w:r>
-        <w:rPr>
-          <w:rFonts w:cstheme="majorBidi"/>
-        </w:rPr>
-        <w:t>Dataset size is limited to a maximum of 5,000,000 cells (Rows × Columns ≤ 5,000,000). (e.g., 50000 rows and 100 columns OR vice versa)</w:t>
-      </w:r>
-    </w:p>
-    <w:p>
-      <w:pPr>
-        <w:pStyle w:val="ListParagraph"/>
-        <w:numPr>
-          <w:ilvl w:val="0"/>
-          <w:numId w:val="1"/>
-        </w:numPr>
-        <w:rPr>
-          <w:rFonts w:cstheme="majorBidi"/>
-        </w:rPr>
-      </w:pPr>
-      <w:r>
-        <w:rPr>
-          <w:rFonts w:cstheme="majorBidi"/>
-        </w:rPr>
-        <w:t>Performance depends on the quality of uploaded datasets.</w:t>
-      </w:r>
-    </w:p>
-    <w:p>
-      <w:pPr>
-        <w:pStyle w:val="ListParagraph"/>
-        <w:numPr>
-          <w:ilvl w:val="0"/>
-          <w:numId w:val="1"/>
-        </w:numPr>
-        <w:rPr>
-          <w:rFonts w:cstheme="majorBidi"/>
-        </w:rPr>
-      </w:pPr>
-      <w:r>
-        <w:rPr>
-          <w:rFonts w:cstheme="majorBidi"/>
-        </w:rPr>
-        <w:t>Currently designed for single-user usage without collaborative editing.</w:t>
-      </w:r>
-    </w:p>
-    <w:p>
-      <w:pPr>
-        <w:rPr>
-          <w:rFonts w:cstheme="majorBidi"/>
-        </w:rPr>
-      </w:pPr>
-    </w:p>
-    <w:p>
-      <w:pPr>
-        <w:pStyle w:val="Style2"/>
-        <w:numPr>
-          <w:ilvl w:val="1"/>
-          <w:numId w:val="2"/>
-        </w:numPr>
-      </w:pPr>
-      <w:bookmarkStart w:id="64" w:name="_Toc233316512"/>
-      <w:r>
-        <w:t>Development Methodology</w:t>
-      </w:r>
-      <w:bookmarkEnd w:id="64"/>
-    </w:p>
-    <w:p>
-      <w:pPr>
-        <w:rPr>
-          <w:rFonts w:cstheme="majorBidi"/>
-        </w:rPr>
-      </w:pPr>
-      <w:r>
-        <w:rPr>
-          <w:rFonts w:cstheme="majorBidi"/>
-        </w:rPr>
-        <w:t xml:space="preserve">The project follows the </w:t>
-      </w:r>
       <w:r>
         <w:rPr>
           <w:rFonts w:cstheme="majorBidi"/>
           <w:b/>
           <w:bCs/>
         </w:rPr>
-        <w:t>Agile Software Development Methodology</w:t>
+        <w:t>React.js</w:t>
       </w:r>
       <w:r>
         <w:rPr>
           <w:rFonts w:cstheme="majorBidi"/>
         </w:rPr>
-        <w:t>, allowing iterative development, continuous testing, and regular integration of new features. The development process was divided into multiple iterations, including requirement analysis, system design, backend development, frontend implementation, AI integration, debugging, and testing.</w:t>
-      </w:r>
-    </w:p>
-    <w:p>
-      <w:pPr>
-        <w:rPr>
-          <w:rFonts w:cstheme="majorBidi"/>
-        </w:rPr>
-      </w:pPr>
-      <w:r>
-        <w:rPr>
-          <w:rFonts w:cstheme="majorBidi"/>
-        </w:rPr>
-        <w:t>Agile enabled the team to continuously improve system functionality based on testing results and project supervisor feedback while ensuring flexibility throughout the development lifecycle.</w:t>
-      </w:r>
-    </w:p>
-    <w:p>
-      <w:pPr>
-        <w:rPr>
-          <w:rFonts w:cstheme="majorBidi"/>
-        </w:rPr>
-      </w:pPr>
-    </w:p>
-    <w:p>
-      <w:pPr>
-        <w:pStyle w:val="Style2"/>
-        <w:numPr>
-          <w:ilvl w:val="1"/>
-          <w:numId w:val="2"/>
-        </w:numPr>
-      </w:pPr>
-      <w:bookmarkStart w:id="65" w:name="_Toc233316513"/>
-      <w:r>
-        <w:t>Tools and Technologies Used</w:t>
-      </w:r>
-      <w:bookmarkEnd w:id="65"/>
-    </w:p>
-    <w:p>
-      <w:pPr>
-        <w:pStyle w:val="Style3"/>
-        <w:numPr>
-          <w:ilvl w:val="2"/>
-          <w:numId w:val="2"/>
-        </w:numPr>
-        <w:spacing w:line="360" w:lineRule="auto"/>
-      </w:pPr>
-      <w:bookmarkStart w:id="66" w:name="_Toc233316514"/>
-      <w:r>
-        <w:t>Software Technologies</w:t>
-      </w:r>
-      <w:bookmarkEnd w:id="66"/>
+        <w:t xml:space="preserve"> – Frontend user interface.</w:t>
+      </w:r>
     </w:p>
     <w:p>
       <w:pPr>
@@ -9247,13 +9239,13 @@
           <w:b/>
           <w:bCs/>
         </w:rPr>
-        <w:t>React.js</w:t>
+        <w:t xml:space="preserve">FastAPI </w:t>
       </w:r>
       <w:r>
         <w:rPr>
           <w:rFonts w:cstheme="majorBidi"/>
         </w:rPr>
-        <w:t xml:space="preserve"> – Frontend user interface.</w:t>
+        <w:t>– Backend REST API development.</w:t>
       </w:r>
     </w:p>
     <w:p>
@@ -9267,29 +9259,45 @@
           <w:rFonts w:cstheme="majorBidi"/>
         </w:rPr>
       </w:pPr>
-      <w:proofErr w:type="spellStart"/>
       <w:r>
         <w:rPr>
           <w:rFonts w:cstheme="majorBidi"/>
           <w:b/>
           <w:bCs/>
         </w:rPr>
-        <w:t>FastAPI</w:t>
-      </w:r>
-      <w:proofErr w:type="spellEnd"/>
+        <w:t>PostgreSQL</w:t>
+      </w:r>
+      <w:r>
+        <w:rPr>
+          <w:rFonts w:cstheme="majorBidi"/>
+        </w:rPr>
+        <w:t xml:space="preserve"> – Relational database management.</w:t>
+      </w:r>
+    </w:p>
+    <w:p>
+      <w:pPr>
+        <w:pStyle w:val="ListParagraph"/>
+        <w:numPr>
+          <w:ilvl w:val="0"/>
+          <w:numId w:val="1"/>
+        </w:numPr>
+        <w:rPr>
+          <w:rFonts w:cstheme="majorBidi"/>
+        </w:rPr>
+      </w:pPr>
       <w:r>
         <w:rPr>
           <w:rFonts w:cstheme="majorBidi"/>
           <w:b/>
           <w:bCs/>
         </w:rPr>
-        <w:t xml:space="preserve"> </w:t>
+        <w:t>Backblaze B2 Cloud Storage</w:t>
       </w:r>
       <w:r>
         <w:rPr>
           <w:rFonts w:cstheme="majorBidi"/>
         </w:rPr>
-        <w:t>– Backend REST API development.</w:t>
+        <w:t xml:space="preserve"> – Cloud-based storage for datasets, uploaded files</w:t>
       </w:r>
     </w:p>
     <w:p>
@@ -9309,13 +9317,13 @@
           <w:b/>
           <w:bCs/>
         </w:rPr>
-        <w:t>PostgreSQL</w:t>
+        <w:t xml:space="preserve">SQLAlchemy </w:t>
       </w:r>
       <w:r>
         <w:rPr>
           <w:rFonts w:cstheme="majorBidi"/>
         </w:rPr>
-        <w:t xml:space="preserve"> – Relational database management.</w:t>
+        <w:t>– Database ORM.</w:t>
       </w:r>
     </w:p>
     <w:p>
@@ -9329,29 +9337,45 @@
           <w:rFonts w:cstheme="majorBidi"/>
         </w:rPr>
       </w:pPr>
-      <w:proofErr w:type="spellStart"/>
       <w:r>
         <w:rPr>
           <w:rFonts w:cstheme="majorBidi"/>
           <w:b/>
           <w:bCs/>
         </w:rPr>
-        <w:t>Backblaze</w:t>
-      </w:r>
-      <w:proofErr w:type="spellEnd"/>
+        <w:t>Pandas</w:t>
+      </w:r>
+      <w:r>
+        <w:rPr>
+          <w:rFonts w:cstheme="majorBidi"/>
+        </w:rPr>
+        <w:t xml:space="preserve"> – Data manipulation and preprocessing.</w:t>
+      </w:r>
+    </w:p>
+    <w:p>
+      <w:pPr>
+        <w:pStyle w:val="ListParagraph"/>
+        <w:numPr>
+          <w:ilvl w:val="0"/>
+          <w:numId w:val="1"/>
+        </w:numPr>
+        <w:rPr>
+          <w:rFonts w:cstheme="majorBidi"/>
+        </w:rPr>
+      </w:pPr>
       <w:r>
         <w:rPr>
           <w:rFonts w:cstheme="majorBidi"/>
           <w:b/>
           <w:bCs/>
         </w:rPr>
-        <w:t xml:space="preserve"> B2 Cloud Storage</w:t>
+        <w:t>NumPy</w:t>
       </w:r>
       <w:r>
         <w:rPr>
           <w:rFonts w:cstheme="majorBidi"/>
         </w:rPr>
-        <w:t xml:space="preserve"> – Cloud-based storage for datasets, uploaded files</w:t>
+        <w:t xml:space="preserve"> – Numerical computations.</w:t>
       </w:r>
     </w:p>
     <w:p>
@@ -9365,16 +9389,20 @@
           <w:rFonts w:cstheme="majorBidi"/>
         </w:rPr>
       </w:pPr>
-      <w:proofErr w:type="spellStart"/>
       <w:r>
         <w:rPr>
           <w:rFonts w:cstheme="majorBidi"/>
           <w:b/>
           <w:bCs/>
         </w:rPr>
-        <w:t>SQLAlchemy</w:t>
-      </w:r>
-      <w:proofErr w:type="spellEnd"/>
+        <w:t>Scikit-learn</w:t>
+      </w:r>
+      <w:r>
+        <w:rPr>
+          <w:rFonts w:cstheme="majorBidi"/>
+        </w:rPr>
+        <w:t xml:space="preserve"> – Machine learning preprocessing algorithms.</w:t>
+      </w:r>
       <w:r>
         <w:rPr>
           <w:rFonts w:cstheme="majorBidi"/>
@@ -9383,12 +9411,6 @@
         </w:rPr>
         <w:t xml:space="preserve"> </w:t>
       </w:r>
-      <w:r>
-        <w:rPr>
-          <w:rFonts w:cstheme="majorBidi"/>
-        </w:rPr>
-        <w:t>– Database ORM.</w:t>
-      </w:r>
     </w:p>
     <w:p>
       <w:pPr>
@@ -9407,103 +9429,7 @@
           <w:b/>
           <w:bCs/>
         </w:rPr>
-        <w:t>Pandas</w:t>
-      </w:r>
-      <w:r>
-        <w:rPr>
-          <w:rFonts w:cstheme="majorBidi"/>
-        </w:rPr>
-        <w:t xml:space="preserve"> – Data manipulation and preprocessing.</w:t>
-      </w:r>
-    </w:p>
-    <w:p>
-      <w:pPr>
-        <w:pStyle w:val="ListParagraph"/>
-        <w:numPr>
-          <w:ilvl w:val="0"/>
-          <w:numId w:val="1"/>
-        </w:numPr>
-        <w:rPr>
-          <w:rFonts w:cstheme="majorBidi"/>
-        </w:rPr>
-      </w:pPr>
-      <w:r>
-        <w:rPr>
-          <w:rFonts w:cstheme="majorBidi"/>
-          <w:b/>
-          <w:bCs/>
-        </w:rPr>
-        <w:t>NumPy</w:t>
-      </w:r>
-      <w:r>
-        <w:rPr>
-          <w:rFonts w:cstheme="majorBidi"/>
-        </w:rPr>
-        <w:t xml:space="preserve"> – Numerical computations.</w:t>
-      </w:r>
-    </w:p>
-    <w:p>
-      <w:pPr>
-        <w:pStyle w:val="ListParagraph"/>
-        <w:numPr>
-          <w:ilvl w:val="0"/>
-          <w:numId w:val="1"/>
-        </w:numPr>
-        <w:rPr>
-          <w:rFonts w:cstheme="majorBidi"/>
-        </w:rPr>
-      </w:pPr>
-      <w:r>
-        <w:rPr>
-          <w:rFonts w:cstheme="majorBidi"/>
-          <w:b/>
-          <w:bCs/>
-        </w:rPr>
-        <w:t>Scikit-learn</w:t>
-      </w:r>
-      <w:r>
-        <w:rPr>
-          <w:rFonts w:cstheme="majorBidi"/>
-        </w:rPr>
-        <w:t xml:space="preserve"> – Machine learning preprocessing algorithms.</w:t>
-      </w:r>
-      <w:r>
-        <w:rPr>
-          <w:rFonts w:cstheme="majorBidi"/>
-          <w:b/>
-          <w:bCs/>
-        </w:rPr>
-        <w:t xml:space="preserve"> </w:t>
-      </w:r>
-    </w:p>
-    <w:p>
-      <w:pPr>
-        <w:pStyle w:val="ListParagraph"/>
-        <w:numPr>
-          <w:ilvl w:val="0"/>
-          <w:numId w:val="1"/>
-        </w:numPr>
-        <w:rPr>
-          <w:rFonts w:cstheme="majorBidi"/>
-        </w:rPr>
-      </w:pPr>
-      <w:proofErr w:type="spellStart"/>
-      <w:r>
-        <w:rPr>
-          <w:rFonts w:cstheme="majorBidi"/>
-          <w:b/>
-          <w:bCs/>
-        </w:rPr>
-        <w:t>DSPy</w:t>
-      </w:r>
-      <w:proofErr w:type="spellEnd"/>
-      <w:r>
-        <w:rPr>
-          <w:rFonts w:cstheme="majorBidi"/>
-          <w:b/>
-          <w:bCs/>
-        </w:rPr>
-        <w:t xml:space="preserve"> &amp; Large Language Models (LLMs)</w:t>
+        <w:t>DSPy &amp; Large Language Models (LLMs)</w:t>
       </w:r>
       <w:r>
         <w:rPr>
@@ -10694,6 +10620,162 @@
     </w:p>
     <w:p>
       <w:pPr>
+        <w:rPr>
+          <w:rFonts w:cstheme="majorBidi"/>
+        </w:rPr>
+      </w:pPr>
+    </w:p>
+    <w:p>
+      <w:pPr>
+        <w:rPr>
+          <w:rFonts w:cstheme="majorBidi"/>
+        </w:rPr>
+      </w:pPr>
+    </w:p>
+    <w:p>
+      <w:pPr>
+        <w:rPr>
+          <w:rFonts w:cstheme="majorBidi"/>
+        </w:rPr>
+      </w:pPr>
+    </w:p>
+    <w:p>
+      <w:pPr>
+        <w:pStyle w:val="ListParagraph"/>
+        <w:numPr>
+          <w:ilvl w:val="0"/>
+          <w:numId w:val="1"/>
+        </w:numPr>
+        <w:rPr>
+          <w:rFonts w:cstheme="majorBidi"/>
+        </w:rPr>
+      </w:pPr>
+      <w:r>
+        <w:rPr>
+          <w:rFonts w:cstheme="majorBidi"/>
+        </w:rPr>
+        <w:lastRenderedPageBreak/>
+        <w:t>Gantt chart</w:t>
+      </w:r>
+      <w:r>
+        <w:rPr>
+          <w:rFonts w:cstheme="majorBidi"/>
+        </w:rPr>
+        <w:t>:</w:t>
+      </w:r>
+    </w:p>
+    <w:p>
+      <w:pPr>
+        <w:pStyle w:val="ListParagraph"/>
+        <w:rPr>
+          <w:rFonts w:cstheme="majorBidi"/>
+        </w:rPr>
+      </w:pPr>
+      <w:r>
+        <w:rPr>
+          <w:rFonts w:cstheme="majorBidi"/>
+          <w:noProof/>
+        </w:rPr>
+        <w:drawing>
+          <wp:inline distT="0" distB="0" distL="0" distR="0" wp14:anchorId="675875ED" wp14:editId="6790820E">
+            <wp:extent cx="5782390" cy="2712720"/>
+            <wp:effectExtent l="0" t="0" r="8890" b="0"/>
+            <wp:docPr id="527482650" name="Picture 4"/>
+            <wp:cNvGraphicFramePr>
+              <a:graphicFrameLocks xmlns:a="http://schemas.openxmlformats.org/drawingml/2006/main" noChangeAspect="1"/>
+            </wp:cNvGraphicFramePr>
+            <a:graphic xmlns:a="http://schemas.openxmlformats.org/drawingml/2006/main">
+              <a:graphicData uri="http://schemas.openxmlformats.org/drawingml/2006/picture">
+                <pic:pic xmlns:pic="http://schemas.openxmlformats.org/drawingml/2006/picture">
+                  <pic:nvPicPr>
+                    <pic:cNvPr id="527482650" name="Picture 527482650"/>
+                    <pic:cNvPicPr/>
+                  </pic:nvPicPr>
+                  <pic:blipFill>
+                    <a:blip r:embed="rId12">
+                      <a:extLst>
+                        <a:ext uri="{28A0092B-C50C-407E-A947-70E740481C1C}">
+                          <a14:useLocalDpi xmlns:a14="http://schemas.microsoft.com/office/drawing/2010/main" val="0"/>
+                        </a:ext>
+                      </a:extLst>
+                    </a:blip>
+                    <a:stretch>
+                      <a:fillRect/>
+                    </a:stretch>
+                  </pic:blipFill>
+                  <pic:spPr>
+                    <a:xfrm>
+                      <a:off x="0" y="0"/>
+                      <a:ext cx="5787138" cy="2714947"/>
+                    </a:xfrm>
+                    <a:prstGeom prst="rect">
+                      <a:avLst/>
+                    </a:prstGeom>
+                  </pic:spPr>
+                </pic:pic>
+              </a:graphicData>
+            </a:graphic>
+          </wp:inline>
+        </w:drawing>
+      </w:r>
+      <w:r>
+        <w:rPr>
+          <w:rFonts w:cstheme="majorBidi"/>
+          <w:noProof/>
+        </w:rPr>
+        <w:drawing>
+          <wp:anchor distT="0" distB="0" distL="114300" distR="114300" simplePos="0" relativeHeight="251660288" behindDoc="0" locked="0" layoutInCell="1" allowOverlap="1" wp14:anchorId="507DEABE" wp14:editId="2C6D6685">
+            <wp:simplePos x="0" y="0"/>
+            <wp:positionH relativeFrom="column">
+              <wp:posOffset>457116</wp:posOffset>
+            </wp:positionH>
+            <wp:positionV relativeFrom="paragraph">
+              <wp:posOffset>-1564</wp:posOffset>
+            </wp:positionV>
+            <wp:extent cx="5789211" cy="3080251"/>
+            <wp:effectExtent l="0" t="0" r="2540" b="6350"/>
+            <wp:wrapTopAndBottom/>
+            <wp:docPr id="932264012" name="Picture 3"/>
+            <wp:cNvGraphicFramePr>
+              <a:graphicFrameLocks xmlns:a="http://schemas.openxmlformats.org/drawingml/2006/main" noChangeAspect="1"/>
+            </wp:cNvGraphicFramePr>
+            <a:graphic xmlns:a="http://schemas.openxmlformats.org/drawingml/2006/main">
+              <a:graphicData uri="http://schemas.openxmlformats.org/drawingml/2006/picture">
+                <pic:pic xmlns:pic="http://schemas.openxmlformats.org/drawingml/2006/picture">
+                  <pic:nvPicPr>
+                    <pic:cNvPr id="932264012" name="Picture 932264012"/>
+                    <pic:cNvPicPr/>
+                  </pic:nvPicPr>
+                  <pic:blipFill>
+                    <a:blip r:embed="rId13">
+                      <a:extLst>
+                        <a:ext uri="{28A0092B-C50C-407E-A947-70E740481C1C}">
+                          <a14:useLocalDpi xmlns:a14="http://schemas.microsoft.com/office/drawing/2010/main" val="0"/>
+                        </a:ext>
+                      </a:extLst>
+                    </a:blip>
+                    <a:stretch>
+                      <a:fillRect/>
+                    </a:stretch>
+                  </pic:blipFill>
+                  <pic:spPr>
+                    <a:xfrm>
+                      <a:off x="0" y="0"/>
+                      <a:ext cx="5789211" cy="3080251"/>
+                    </a:xfrm>
+                    <a:prstGeom prst="rect">
+                      <a:avLst/>
+                    </a:prstGeom>
+                  </pic:spPr>
+                </pic:pic>
+              </a:graphicData>
+            </a:graphic>
+          </wp:anchor>
+        </w:drawing>
+      </w:r>
+    </w:p>
+    <w:p>
+      <w:pPr>
         <w:pStyle w:val="Style2"/>
         <w:numPr>
           <w:ilvl w:val="1"/>
@@ -10730,14 +10812,7 @@
         <w:rPr>
           <w:rFonts w:cstheme="majorBidi"/>
         </w:rPr>
-        <w:t xml:space="preserve"> introduces the project by presenting the background, problem definition, objectives, scope, development methodology, tools and </w:t>
-      </w:r>
-      <w:r>
-        <w:rPr>
-          <w:rFonts w:cstheme="majorBidi"/>
-        </w:rPr>
-        <w:lastRenderedPageBreak/>
-        <w:t xml:space="preserve">technologies, project timeline, and report organization. </w:t>
+        <w:t xml:space="preserve"> introduces the project by presenting the background, problem definition, objectives, scope, development methodology, tools and technologies, project timeline, and report organization. </w:t>
       </w:r>
       <w:r>
         <w:rPr>
@@ -10779,7 +10854,14 @@
         <w:rPr>
           <w:rFonts w:cstheme="majorBidi"/>
         </w:rPr>
-        <w:t xml:space="preserve"> describes the system design, including the overall architecture, class and sequence diagrams, database design, user interface mockups, and security considerations. </w:t>
+        <w:t xml:space="preserve"> describes the system design, including the overall architecture, class and sequence diagrams, database design, user </w:t>
+      </w:r>
+      <w:r>
+        <w:rPr>
+          <w:rFonts w:cstheme="majorBidi"/>
+        </w:rPr>
+        <w:lastRenderedPageBreak/>
+        <w:t xml:space="preserve">interface mockups, and security considerations. </w:t>
       </w:r>
       <w:r>
         <w:rPr>
@@ -10899,30 +10981,23 @@
         <w:spacing w:line="360" w:lineRule="auto"/>
       </w:pPr>
       <w:bookmarkStart w:id="72" w:name="_Toc233316520"/>
-      <w:proofErr w:type="spellStart"/>
-      <w:r>
+      <w:r>
+        <w:t>DataRobot and H2O Driverless AI</w:t>
+      </w:r>
+      <w:bookmarkEnd w:id="72"/>
+    </w:p>
+    <w:p>
+      <w:pPr>
+        <w:rPr>
+          <w:rFonts w:cstheme="majorBidi"/>
+        </w:rPr>
+      </w:pPr>
+      <w:r>
+        <w:rPr>
+          <w:rFonts w:cstheme="majorBidi"/>
+        </w:rPr>
         <w:t>DataRobot</w:t>
       </w:r>
-      <w:proofErr w:type="spellEnd"/>
-      <w:r>
-        <w:t xml:space="preserve"> and H2O Driverless AI</w:t>
-      </w:r>
-      <w:bookmarkEnd w:id="72"/>
-    </w:p>
-    <w:p>
-      <w:pPr>
-        <w:rPr>
-          <w:rFonts w:cstheme="majorBidi"/>
-        </w:rPr>
-      </w:pPr>
-      <w:proofErr w:type="spellStart"/>
-      <w:r>
-        <w:rPr>
-          <w:rFonts w:cstheme="majorBidi"/>
-        </w:rPr>
-        <w:t>DataRobot</w:t>
-      </w:r>
-      <w:proofErr w:type="spellEnd"/>
       <w:sdt>
         <w:sdtPr>
           <w:rPr>
@@ -11036,21 +11111,7 @@
         <w:rPr>
           <w:rFonts w:cstheme="majorBidi"/>
         </w:rPr>
-        <w:t xml:space="preserve">Driverless AI are enterprise-grade </w:t>
-      </w:r>
-      <w:proofErr w:type="spellStart"/>
-      <w:r>
-        <w:rPr>
-          <w:rFonts w:cstheme="majorBidi"/>
-        </w:rPr>
-        <w:t>AutoML</w:t>
-      </w:r>
-      <w:proofErr w:type="spellEnd"/>
-      <w:r>
-        <w:rPr>
-          <w:rFonts w:cstheme="majorBidi"/>
-        </w:rPr>
-        <w:t xml:space="preserve"> platforms that automate model training and optimization. Although these systems perform preprocessing internally, their primary objective is to maximize model performance rather than provide transparent and user-oriented data cleaning. Consequently, preprocessing operations are mostly hidden from users and offer limited explainability.</w:t>
+        <w:t>Driverless AI are enterprise-grade AutoML platforms that automate model training and optimization. Although these systems perform preprocessing internally, their primary objective is to maximize model performance rather than provide transparent and user-oriented data cleaning. Consequently, preprocessing operations are mostly hidden from users and offer limited explainability.</w:t>
       </w:r>
     </w:p>
     <w:p>
@@ -11462,19 +11523,11 @@
                 <w:rFonts w:cstheme="majorBidi"/>
               </w:rPr>
             </w:pPr>
-            <w:proofErr w:type="spellStart"/>
             <w:r>
               <w:rPr>
                 <w:rFonts w:cstheme="majorBidi"/>
               </w:rPr>
-              <w:t>DataRobot</w:t>
-            </w:r>
-            <w:proofErr w:type="spellEnd"/>
-            <w:r>
-              <w:rPr>
-                <w:rFonts w:cstheme="majorBidi"/>
-              </w:rPr>
-              <w:t xml:space="preserve"> / H2O</w:t>
+              <w:t>DataRobot / H2O</w:t>
             </w:r>
           </w:p>
         </w:tc>
@@ -11586,19 +11639,11 @@
                 <w:rFonts w:cstheme="majorBidi"/>
               </w:rPr>
             </w:pPr>
-            <w:proofErr w:type="spellStart"/>
             <w:r>
               <w:rPr>
                 <w:rFonts w:cstheme="majorBidi"/>
               </w:rPr>
-              <w:t>AutoML</w:t>
-            </w:r>
-            <w:proofErr w:type="spellEnd"/>
-            <w:r>
-              <w:rPr>
-                <w:rFonts w:cstheme="majorBidi"/>
-              </w:rPr>
-              <w:t xml:space="preserve"> and Model Optimization</w:t>
+              <w:t>AutoML and Model Optimization</w:t>
             </w:r>
           </w:p>
         </w:tc>
@@ -13324,21 +13369,7 @@
         <w:rPr>
           <w:rFonts w:asciiTheme="majorBidi" w:hAnsiTheme="majorBidi" w:cstheme="majorBidi"/>
         </w:rPr>
-        <w:t>: Responsible for overall system architecture, backend implementation (</w:t>
-      </w:r>
-      <w:proofErr w:type="spellStart"/>
-      <w:r>
-        <w:rPr>
-          <w:rFonts w:asciiTheme="majorBidi" w:hAnsiTheme="majorBidi" w:cstheme="majorBidi"/>
-        </w:rPr>
-        <w:t>FastAPI</w:t>
-      </w:r>
-      <w:proofErr w:type="spellEnd"/>
-      <w:r>
-        <w:rPr>
-          <w:rFonts w:asciiTheme="majorBidi" w:hAnsiTheme="majorBidi" w:cstheme="majorBidi"/>
-        </w:rPr>
-        <w:t>), database design, and integration of preprocessing agents.</w:t>
+        <w:t>: Responsible for overall system architecture, backend implementation (FastAPI), database design, and integration of preprocessing agents.</w:t>
       </w:r>
     </w:p>
     <w:p>
@@ -13599,21 +13630,12 @@
           <w:rFonts w:asciiTheme="majorBidi" w:hAnsiTheme="majorBidi" w:cstheme="majorBidi"/>
         </w:rPr>
       </w:pPr>
-      <w:proofErr w:type="spellStart"/>
       <w:r>
         <w:rPr>
           <w:rFonts w:asciiTheme="majorBidi" w:hAnsiTheme="majorBidi" w:cstheme="majorBidi"/>
           <w:b/>
         </w:rPr>
-        <w:t>Groq</w:t>
-      </w:r>
-      <w:proofErr w:type="spellEnd"/>
-      <w:r>
-        <w:rPr>
-          <w:rFonts w:asciiTheme="majorBidi" w:hAnsiTheme="majorBidi" w:cstheme="majorBidi"/>
-          <w:b/>
-        </w:rPr>
-        <w:t xml:space="preserve"> API Provider</w:t>
+        <w:t>Groq API Provider</w:t>
       </w:r>
       <w:r>
         <w:rPr>
@@ -13637,21 +13659,12 @@
           <w:rFonts w:asciiTheme="majorBidi" w:hAnsiTheme="majorBidi" w:cstheme="majorBidi"/>
         </w:rPr>
       </w:pPr>
-      <w:proofErr w:type="spellStart"/>
       <w:r>
         <w:rPr>
           <w:rFonts w:asciiTheme="majorBidi" w:hAnsiTheme="majorBidi" w:cstheme="majorBidi"/>
           <w:b/>
         </w:rPr>
-        <w:t>Backblaze</w:t>
-      </w:r>
-      <w:proofErr w:type="spellEnd"/>
-      <w:r>
-        <w:rPr>
-          <w:rFonts w:asciiTheme="majorBidi" w:hAnsiTheme="majorBidi" w:cstheme="majorBidi"/>
-          <w:b/>
-        </w:rPr>
-        <w:t xml:space="preserve"> B2</w:t>
+        <w:t>Backblaze B2</w:t>
       </w:r>
       <w:r>
         <w:rPr>
@@ -13742,13 +13755,8 @@
         </w:numPr>
         <w:ind w:left="864" w:hanging="864"/>
       </w:pPr>
-      <w:proofErr w:type="gramStart"/>
-      <w:r>
-        <w:t>Open Source</w:t>
-      </w:r>
-      <w:proofErr w:type="gramEnd"/>
-      <w:r>
-        <w:t xml:space="preserve"> Community</w:t>
+      <w:r>
+        <w:t>Open Source Community</w:t>
       </w:r>
     </w:p>
     <w:p>
@@ -13763,21 +13771,7 @@
         <w:rPr>
           <w:rFonts w:asciiTheme="majorBidi" w:hAnsiTheme="majorBidi" w:cstheme="majorBidi"/>
         </w:rPr>
-        <w:t xml:space="preserve">Contributors and </w:t>
-      </w:r>
-      <w:proofErr w:type="gramStart"/>
-      <w:r>
-        <w:rPr>
-          <w:rFonts w:asciiTheme="majorBidi" w:hAnsiTheme="majorBidi" w:cstheme="majorBidi"/>
-        </w:rPr>
-        <w:t>open source</w:t>
-      </w:r>
-      <w:proofErr w:type="gramEnd"/>
-      <w:r>
-        <w:rPr>
-          <w:rFonts w:asciiTheme="majorBidi" w:hAnsiTheme="majorBidi" w:cstheme="majorBidi"/>
-        </w:rPr>
-        <w:t xml:space="preserve"> enthusiasts can extend AutoPrepAI with additional agents, preprocessing strategies, or UI enhancements, benefiting the broader data science community.</w:t>
+        <w:t>Contributors and open source enthusiasts can extend AutoPrepAI with additional agents, preprocessing strategies, or UI enhancements, benefiting the broader data science community.</w:t>
       </w:r>
     </w:p>
     <w:p>
@@ -14072,35 +14066,7 @@
         <w:rPr>
           <w:rFonts w:asciiTheme="majorBidi" w:hAnsiTheme="majorBidi" w:cstheme="majorBidi"/>
         </w:rPr>
-        <w:t xml:space="preserve">Have the system parse intent using </w:t>
-      </w:r>
-      <w:proofErr w:type="spellStart"/>
-      <w:r>
-        <w:rPr>
-          <w:rFonts w:asciiTheme="majorBidi" w:hAnsiTheme="majorBidi" w:cstheme="majorBidi"/>
-        </w:rPr>
-        <w:t>DSPy</w:t>
-      </w:r>
-      <w:proofErr w:type="spellEnd"/>
-      <w:r>
-        <w:rPr>
-          <w:rFonts w:asciiTheme="majorBidi" w:hAnsiTheme="majorBidi" w:cstheme="majorBidi"/>
-        </w:rPr>
-        <w:t xml:space="preserve"> and </w:t>
-      </w:r>
-      <w:proofErr w:type="spellStart"/>
-      <w:r>
-        <w:rPr>
-          <w:rFonts w:asciiTheme="majorBidi" w:hAnsiTheme="majorBidi" w:cstheme="majorBidi"/>
-        </w:rPr>
-        <w:t>Groq</w:t>
-      </w:r>
-      <w:proofErr w:type="spellEnd"/>
-      <w:r>
-        <w:rPr>
-          <w:rFonts w:asciiTheme="majorBidi" w:hAnsiTheme="majorBidi" w:cstheme="majorBidi"/>
-        </w:rPr>
-        <w:t xml:space="preserve"> LLM to automatically trigger appropriate agents</w:t>
+        <w:t>Have the system parse intent using DSPy and Groq LLM to automatically trigger appropriate agents</w:t>
       </w:r>
     </w:p>
     <w:p>
@@ -14483,35 +14449,7 @@
         <w:rPr>
           <w:rFonts w:asciiTheme="majorBidi" w:hAnsiTheme="majorBidi" w:cstheme="majorBidi"/>
         </w:rPr>
-        <w:t>: Apply feature scaling (</w:t>
-      </w:r>
-      <w:proofErr w:type="spellStart"/>
-      <w:r>
-        <w:rPr>
-          <w:rFonts w:asciiTheme="majorBidi" w:hAnsiTheme="majorBidi" w:cstheme="majorBidi"/>
-        </w:rPr>
-        <w:t>StandardScaler</w:t>
-      </w:r>
-      <w:proofErr w:type="spellEnd"/>
-      <w:r>
-        <w:rPr>
-          <w:rFonts w:asciiTheme="majorBidi" w:hAnsiTheme="majorBidi" w:cstheme="majorBidi"/>
-        </w:rPr>
-        <w:t xml:space="preserve">, </w:t>
-      </w:r>
-      <w:proofErr w:type="spellStart"/>
-      <w:r>
-        <w:rPr>
-          <w:rFonts w:asciiTheme="majorBidi" w:hAnsiTheme="majorBidi" w:cstheme="majorBidi"/>
-        </w:rPr>
-        <w:t>MinMaxScaler</w:t>
-      </w:r>
-      <w:proofErr w:type="spellEnd"/>
-      <w:r>
-        <w:rPr>
-          <w:rFonts w:asciiTheme="majorBidi" w:hAnsiTheme="majorBidi" w:cstheme="majorBidi"/>
-        </w:rPr>
-        <w:t>) and categorical encoding (One-Hot, Label Encoding)</w:t>
+        <w:t>: Apply feature scaling (StandardScaler, MinMaxScaler) and categorical encoding (One-Hot, Label Encoding)</w:t>
       </w:r>
     </w:p>
     <w:p>
@@ -15209,35 +15147,7 @@
         <w:rPr>
           <w:rFonts w:asciiTheme="majorBidi" w:hAnsiTheme="majorBidi" w:cstheme="majorBidi"/>
         </w:rPr>
-        <w:t xml:space="preserve">Use </w:t>
-      </w:r>
-      <w:proofErr w:type="spellStart"/>
-      <w:r>
-        <w:rPr>
-          <w:rFonts w:asciiTheme="majorBidi" w:hAnsiTheme="majorBidi" w:cstheme="majorBidi"/>
-        </w:rPr>
-        <w:t>DSPy</w:t>
-      </w:r>
-      <w:proofErr w:type="spellEnd"/>
-      <w:r>
-        <w:rPr>
-          <w:rFonts w:asciiTheme="majorBidi" w:hAnsiTheme="majorBidi" w:cstheme="majorBidi"/>
-        </w:rPr>
-        <w:t xml:space="preserve"> and </w:t>
-      </w:r>
-      <w:proofErr w:type="spellStart"/>
-      <w:r>
-        <w:rPr>
-          <w:rFonts w:asciiTheme="majorBidi" w:hAnsiTheme="majorBidi" w:cstheme="majorBidi"/>
-        </w:rPr>
-        <w:t>Groq</w:t>
-      </w:r>
-      <w:proofErr w:type="spellEnd"/>
-      <w:r>
-        <w:rPr>
-          <w:rFonts w:asciiTheme="majorBidi" w:hAnsiTheme="majorBidi" w:cstheme="majorBidi"/>
-        </w:rPr>
-        <w:t xml:space="preserve"> LLM to parse natural language commands</w:t>
+        <w:t>Use DSPy and Groq LLM to parse natural language commands</w:t>
       </w:r>
     </w:p>
     <w:p>
@@ -15817,21 +15727,7 @@
         <w:rPr>
           <w:rFonts w:asciiTheme="majorBidi" w:hAnsiTheme="majorBidi" w:cstheme="majorBidi"/>
         </w:rPr>
-        <w:t>Detect missing values (</w:t>
-      </w:r>
-      <w:proofErr w:type="spellStart"/>
-      <w:r>
-        <w:rPr>
-          <w:rFonts w:asciiTheme="majorBidi" w:hAnsiTheme="majorBidi" w:cstheme="majorBidi"/>
-        </w:rPr>
-        <w:t>NaN</w:t>
-      </w:r>
-      <w:proofErr w:type="spellEnd"/>
-      <w:r>
-        <w:rPr>
-          <w:rFonts w:asciiTheme="majorBidi" w:hAnsiTheme="majorBidi" w:cstheme="majorBidi"/>
-        </w:rPr>
-        <w:t>, None, empty strings)</w:t>
+        <w:t>Detect missing values (NaN, None, empty strings)</w:t>
       </w:r>
     </w:p>
     <w:p>
@@ -16200,19 +16096,11 @@
           <w:rFonts w:asciiTheme="majorBidi" w:hAnsiTheme="majorBidi" w:cstheme="majorBidi"/>
         </w:rPr>
       </w:pPr>
-      <w:proofErr w:type="spellStart"/>
-      <w:r>
-        <w:rPr>
-          <w:rFonts w:asciiTheme="majorBidi" w:hAnsiTheme="majorBidi" w:cstheme="majorBidi"/>
-        </w:rPr>
-        <w:t>StandardScaler</w:t>
-      </w:r>
-      <w:proofErr w:type="spellEnd"/>
-      <w:r>
-        <w:rPr>
-          <w:rFonts w:asciiTheme="majorBidi" w:hAnsiTheme="majorBidi" w:cstheme="majorBidi"/>
-        </w:rPr>
-        <w:t xml:space="preserve"> (z-score normalization) </w:t>
+      <w:r>
+        <w:rPr>
+          <w:rFonts w:asciiTheme="majorBidi" w:hAnsiTheme="majorBidi" w:cstheme="majorBidi"/>
+        </w:rPr>
+        <w:t xml:space="preserve">StandardScaler (z-score normalization) </w:t>
       </w:r>
     </w:p>
     <w:p>
@@ -16230,19 +16118,11 @@
           <w:rFonts w:asciiTheme="majorBidi" w:hAnsiTheme="majorBidi" w:cstheme="majorBidi"/>
         </w:rPr>
       </w:pPr>
-      <w:proofErr w:type="spellStart"/>
-      <w:r>
-        <w:rPr>
-          <w:rFonts w:asciiTheme="majorBidi" w:hAnsiTheme="majorBidi" w:cstheme="majorBidi"/>
-        </w:rPr>
-        <w:t>MinMaxScaler</w:t>
-      </w:r>
-      <w:proofErr w:type="spellEnd"/>
-      <w:r>
-        <w:rPr>
-          <w:rFonts w:asciiTheme="majorBidi" w:hAnsiTheme="majorBidi" w:cstheme="majorBidi"/>
-        </w:rPr>
-        <w:t xml:space="preserve"> (normalization to [0,1]) </w:t>
+      <w:r>
+        <w:rPr>
+          <w:rFonts w:asciiTheme="majorBidi" w:hAnsiTheme="majorBidi" w:cstheme="majorBidi"/>
+        </w:rPr>
+        <w:t xml:space="preserve">MinMaxScaler (normalization to [0,1]) </w:t>
       </w:r>
     </w:p>
     <w:p>
@@ -16260,19 +16140,11 @@
           <w:rFonts w:asciiTheme="majorBidi" w:hAnsiTheme="majorBidi" w:cstheme="majorBidi"/>
         </w:rPr>
       </w:pPr>
-      <w:proofErr w:type="spellStart"/>
-      <w:r>
-        <w:rPr>
-          <w:rFonts w:asciiTheme="majorBidi" w:hAnsiTheme="majorBidi" w:cstheme="majorBidi"/>
-        </w:rPr>
-        <w:t>RobustScaler</w:t>
-      </w:r>
-      <w:proofErr w:type="spellEnd"/>
-      <w:r>
-        <w:rPr>
-          <w:rFonts w:asciiTheme="majorBidi" w:hAnsiTheme="majorBidi" w:cstheme="majorBidi"/>
-        </w:rPr>
-        <w:t xml:space="preserve"> (robust to outliers) </w:t>
+      <w:r>
+        <w:rPr>
+          <w:rFonts w:asciiTheme="majorBidi" w:hAnsiTheme="majorBidi" w:cstheme="majorBidi"/>
+        </w:rPr>
+        <w:t xml:space="preserve">RobustScaler (robust to outliers) </w:t>
       </w:r>
     </w:p>
     <w:p>
@@ -16549,35 +16421,7 @@
         <w:rPr>
           <w:rFonts w:asciiTheme="majorBidi" w:hAnsiTheme="majorBidi" w:cstheme="majorBidi"/>
         </w:rPr>
-        <w:t xml:space="preserve">Store intermediate </w:t>
-      </w:r>
-      <w:proofErr w:type="spellStart"/>
-      <w:r>
-        <w:rPr>
-          <w:rFonts w:asciiTheme="majorBidi" w:hAnsiTheme="majorBidi" w:cstheme="majorBidi"/>
-        </w:rPr>
-        <w:t>DataFrames</w:t>
-      </w:r>
-      <w:proofErr w:type="spellEnd"/>
-      <w:r>
-        <w:rPr>
-          <w:rFonts w:asciiTheme="majorBidi" w:hAnsiTheme="majorBidi" w:cstheme="majorBidi"/>
-        </w:rPr>
-        <w:t xml:space="preserve"> in cloud storage (</w:t>
-      </w:r>
-      <w:proofErr w:type="spellStart"/>
-      <w:r>
-        <w:rPr>
-          <w:rFonts w:asciiTheme="majorBidi" w:hAnsiTheme="majorBidi" w:cstheme="majorBidi"/>
-        </w:rPr>
-        <w:t>Backblaze</w:t>
-      </w:r>
-      <w:proofErr w:type="spellEnd"/>
-      <w:r>
-        <w:rPr>
-          <w:rFonts w:asciiTheme="majorBidi" w:hAnsiTheme="majorBidi" w:cstheme="majorBidi"/>
-        </w:rPr>
-        <w:t xml:space="preserve"> B2)</w:t>
+        <w:t>Store intermediate DataFrames in cloud storage (Backblaze B2)</w:t>
       </w:r>
     </w:p>
     <w:p>
@@ -16599,21 +16443,7 @@
         <w:rPr>
           <w:rFonts w:asciiTheme="majorBidi" w:hAnsiTheme="majorBidi" w:cstheme="majorBidi"/>
         </w:rPr>
-        <w:t xml:space="preserve">Persist user sessions in PostgreSQL with </w:t>
-      </w:r>
-      <w:proofErr w:type="spellStart"/>
-      <w:r>
-        <w:rPr>
-          <w:rFonts w:asciiTheme="majorBidi" w:hAnsiTheme="majorBidi" w:cstheme="majorBidi"/>
-        </w:rPr>
-        <w:t>SQLAlchemy</w:t>
-      </w:r>
-      <w:proofErr w:type="spellEnd"/>
-      <w:r>
-        <w:rPr>
-          <w:rFonts w:asciiTheme="majorBidi" w:hAnsiTheme="majorBidi" w:cstheme="majorBidi"/>
-        </w:rPr>
-        <w:t xml:space="preserve"> ORM</w:t>
+        <w:t>Persist user sessions in PostgreSQL with SQLAlchemy ORM</w:t>
       </w:r>
     </w:p>
     <w:p>
@@ -17077,30 +16907,76 @@
           <w:b/>
           <w:bCs/>
         </w:rPr>
-        <w:t>/</w:t>
-      </w:r>
-      <w:proofErr w:type="gramStart"/>
+        <w:t>/chat</w:t>
+      </w:r>
+      <w:r>
+        <w:rPr>
+          <w:rFonts w:asciiTheme="majorBidi" w:hAnsiTheme="majorBidi" w:cstheme="majorBidi"/>
+        </w:rPr>
+        <w:t xml:space="preserve">: Submit natural language preprocessing requests and receive </w:t>
+      </w:r>
+      <w:r>
+        <w:rPr>
+          <w:rFonts w:asciiTheme="majorBidi" w:hAnsiTheme="majorBidi" w:cstheme="majorBidi"/>
+        </w:rPr>
+        <w:lastRenderedPageBreak/>
+        <w:t xml:space="preserve">responses from the system </w:t>
+      </w:r>
+    </w:p>
+    <w:p>
+      <w:pPr>
+        <w:pStyle w:val="BodyText"/>
+        <w:numPr>
+          <w:ilvl w:val="2"/>
+          <w:numId w:val="16"/>
+        </w:numPr>
+        <w:tabs>
+          <w:tab w:val="left" w:pos="709"/>
+        </w:tabs>
+        <w:spacing w:line="360" w:lineRule="auto"/>
+        <w:rPr>
+          <w:rFonts w:asciiTheme="majorBidi" w:hAnsiTheme="majorBidi" w:cstheme="majorBidi"/>
+        </w:rPr>
+      </w:pPr>
       <w:r>
         <w:rPr>
           <w:rFonts w:asciiTheme="majorBidi" w:hAnsiTheme="majorBidi" w:cstheme="majorBidi"/>
           <w:b/>
           <w:bCs/>
         </w:rPr>
-        <w:t>chat</w:t>
-      </w:r>
-      <w:proofErr w:type="gramEnd"/>
-      <w:r>
-        <w:rPr>
-          <w:rFonts w:asciiTheme="majorBidi" w:hAnsiTheme="majorBidi" w:cstheme="majorBidi"/>
-        </w:rPr>
-        <w:t xml:space="preserve">: Submit natural language preprocessing requests and receive </w:t>
-      </w:r>
-      <w:r>
-        <w:rPr>
-          <w:rFonts w:asciiTheme="majorBidi" w:hAnsiTheme="majorBidi" w:cstheme="majorBidi"/>
-        </w:rPr>
-        <w:lastRenderedPageBreak/>
-        <w:t xml:space="preserve">responses from the system </w:t>
+        <w:t>/chat/feedback</w:t>
+      </w:r>
+      <w:r>
+        <w:rPr>
+          <w:rFonts w:asciiTheme="majorBidi" w:hAnsiTheme="majorBidi" w:cstheme="majorBidi"/>
+        </w:rPr>
+        <w:t xml:space="preserve">: Submit feedback on chat responses or generated preprocessing results </w:t>
+      </w:r>
+    </w:p>
+    <w:p>
+      <w:pPr>
+        <w:pStyle w:val="BodyText"/>
+        <w:numPr>
+          <w:ilvl w:val="1"/>
+          <w:numId w:val="16"/>
+        </w:numPr>
+        <w:tabs>
+          <w:tab w:val="left" w:pos="709"/>
+        </w:tabs>
+        <w:spacing w:line="360" w:lineRule="auto"/>
+        <w:rPr>
+          <w:rFonts w:asciiTheme="majorBidi" w:hAnsiTheme="majorBidi" w:cstheme="majorBidi"/>
+          <w:b/>
+          <w:bCs/>
+        </w:rPr>
+      </w:pPr>
+      <w:r>
+        <w:rPr>
+          <w:rFonts w:asciiTheme="majorBidi" w:hAnsiTheme="majorBidi" w:cstheme="majorBidi"/>
+          <w:b/>
+          <w:bCs/>
+        </w:rPr>
+        <w:t>Conversations Management</w:t>
       </w:r>
     </w:p>
     <w:p>
@@ -17124,13 +17000,103 @@
           <w:b/>
           <w:bCs/>
         </w:rPr>
-        <w:t>/chat/feedback</w:t>
-      </w:r>
-      <w:r>
-        <w:rPr>
-          <w:rFonts w:asciiTheme="majorBidi" w:hAnsiTheme="majorBidi" w:cstheme="majorBidi"/>
-        </w:rPr>
-        <w:t xml:space="preserve">: Submit feedback on chat responses or generated preprocessing results </w:t>
+        <w:t>/conversations</w:t>
+      </w:r>
+      <w:r>
+        <w:rPr>
+          <w:rFonts w:asciiTheme="majorBidi" w:hAnsiTheme="majorBidi" w:cstheme="majorBidi"/>
+        </w:rPr>
+        <w:t xml:space="preserve">: Retrieve all user conversations </w:t>
+      </w:r>
+    </w:p>
+    <w:p>
+      <w:pPr>
+        <w:pStyle w:val="BodyText"/>
+        <w:numPr>
+          <w:ilvl w:val="2"/>
+          <w:numId w:val="16"/>
+        </w:numPr>
+        <w:tabs>
+          <w:tab w:val="left" w:pos="709"/>
+        </w:tabs>
+        <w:spacing w:line="360" w:lineRule="auto"/>
+        <w:rPr>
+          <w:rFonts w:asciiTheme="majorBidi" w:hAnsiTheme="majorBidi" w:cstheme="majorBidi"/>
+        </w:rPr>
+      </w:pPr>
+      <w:r>
+        <w:rPr>
+          <w:rFonts w:asciiTheme="majorBidi" w:hAnsiTheme="majorBidi" w:cstheme="majorBidi"/>
+          <w:b/>
+          <w:bCs/>
+        </w:rPr>
+        <w:t>/conversations/{conversation_id}</w:t>
+      </w:r>
+      <w:r>
+        <w:rPr>
+          <w:rFonts w:asciiTheme="majorBidi" w:hAnsiTheme="majorBidi" w:cstheme="majorBidi"/>
+        </w:rPr>
+        <w:t xml:space="preserve">: Retrieve a specific conversation </w:t>
+      </w:r>
+    </w:p>
+    <w:p>
+      <w:pPr>
+        <w:pStyle w:val="BodyText"/>
+        <w:numPr>
+          <w:ilvl w:val="2"/>
+          <w:numId w:val="16"/>
+        </w:numPr>
+        <w:tabs>
+          <w:tab w:val="left" w:pos="709"/>
+        </w:tabs>
+        <w:spacing w:line="360" w:lineRule="auto"/>
+        <w:rPr>
+          <w:rFonts w:asciiTheme="majorBidi" w:hAnsiTheme="majorBidi" w:cstheme="majorBidi"/>
+        </w:rPr>
+      </w:pPr>
+      <w:r>
+        <w:rPr>
+          <w:rFonts w:asciiTheme="majorBidi" w:hAnsiTheme="majorBidi" w:cstheme="majorBidi"/>
+          <w:b/>
+          <w:bCs/>
+        </w:rPr>
+        <w:t>/conversations/{conversation_id}</w:t>
+      </w:r>
+      <w:r>
+        <w:rPr>
+          <w:rFonts w:asciiTheme="majorBidi" w:hAnsiTheme="majorBidi" w:cstheme="majorBidi"/>
+        </w:rPr>
+        <w:t xml:space="preserve">: Delete a conversation </w:t>
+      </w:r>
+    </w:p>
+    <w:p>
+      <w:pPr>
+        <w:pStyle w:val="BodyText"/>
+        <w:numPr>
+          <w:ilvl w:val="2"/>
+          <w:numId w:val="16"/>
+        </w:numPr>
+        <w:tabs>
+          <w:tab w:val="left" w:pos="709"/>
+        </w:tabs>
+        <w:spacing w:line="360" w:lineRule="auto"/>
+        <w:rPr>
+          <w:rFonts w:asciiTheme="majorBidi" w:hAnsiTheme="majorBidi" w:cstheme="majorBidi"/>
+        </w:rPr>
+      </w:pPr>
+      <w:r>
+        <w:rPr>
+          <w:rFonts w:asciiTheme="majorBidi" w:hAnsiTheme="majorBidi" w:cstheme="majorBidi"/>
+          <w:b/>
+          <w:bCs/>
+        </w:rPr>
+        <w:t>/conversations/{conversation_id}/rename</w:t>
+      </w:r>
+      <w:r>
+        <w:rPr>
+          <w:rFonts w:asciiTheme="majorBidi" w:hAnsiTheme="majorBidi" w:cstheme="majorBidi"/>
+        </w:rPr>
+        <w:t xml:space="preserve">: Rename a conversation </w:t>
       </w:r>
     </w:p>
     <w:p>
@@ -17156,7 +17122,7 @@
           <w:b/>
           <w:bCs/>
         </w:rPr>
-        <w:t>Conversations Management</w:t>
+        <w:t>File Processing</w:t>
       </w:r>
     </w:p>
     <w:p>
@@ -17180,23 +17146,39 @@
           <w:b/>
           <w:bCs/>
         </w:rPr>
-        <w:t>/</w:t>
-      </w:r>
-      <w:proofErr w:type="gramStart"/>
-      <w:r>
+        <w:t>/download/{path}</w:t>
+      </w:r>
+      <w:r>
+        <w:rPr>
+          <w:rFonts w:asciiTheme="majorBidi" w:hAnsiTheme="majorBidi" w:cstheme="majorBidi"/>
+        </w:rPr>
+        <w:t xml:space="preserve">: Download processed dataset file </w:t>
+      </w:r>
+    </w:p>
+    <w:p>
+      <w:pPr>
+        <w:pStyle w:val="BodyText"/>
+        <w:numPr>
+          <w:ilvl w:val="1"/>
+          <w:numId w:val="16"/>
+        </w:numPr>
+        <w:tabs>
+          <w:tab w:val="left" w:pos="709"/>
+        </w:tabs>
+        <w:spacing w:line="360" w:lineRule="auto"/>
         <w:rPr>
           <w:rFonts w:asciiTheme="majorBidi" w:hAnsiTheme="majorBidi" w:cstheme="majorBidi"/>
           <w:b/>
           <w:bCs/>
         </w:rPr>
-        <w:t>conversations</w:t>
-      </w:r>
-      <w:proofErr w:type="gramEnd"/>
-      <w:r>
-        <w:rPr>
-          <w:rFonts w:asciiTheme="majorBidi" w:hAnsiTheme="majorBidi" w:cstheme="majorBidi"/>
-        </w:rPr>
-        <w:t xml:space="preserve">: Retrieve all user conversations </w:t>
+      </w:pPr>
+      <w:r>
+        <w:rPr>
+          <w:rFonts w:asciiTheme="majorBidi" w:hAnsiTheme="majorBidi" w:cstheme="majorBidi"/>
+          <w:b/>
+          <w:bCs/>
+        </w:rPr>
+        <w:t>System Health</w:t>
       </w:r>
     </w:p>
     <w:p>
@@ -17220,127 +17202,36 @@
           <w:b/>
           <w:bCs/>
         </w:rPr>
-        <w:t>/conversations/{</w:t>
-      </w:r>
-      <w:proofErr w:type="spellStart"/>
+        <w:t>/health</w:t>
+      </w:r>
+      <w:r>
+        <w:rPr>
+          <w:rFonts w:asciiTheme="majorBidi" w:hAnsiTheme="majorBidi" w:cstheme="majorBidi"/>
+        </w:rPr>
+        <w:t>: Check system status</w:t>
+      </w:r>
+    </w:p>
+    <w:p>
+      <w:pPr>
+        <w:pStyle w:val="BodyText"/>
+        <w:numPr>
+          <w:ilvl w:val="0"/>
+          <w:numId w:val="16"/>
+        </w:numPr>
+        <w:tabs>
+          <w:tab w:val="left" w:pos="709"/>
+        </w:tabs>
+        <w:spacing w:line="360" w:lineRule="auto"/>
+        <w:rPr>
+          <w:rFonts w:asciiTheme="majorBidi" w:hAnsiTheme="majorBidi" w:cstheme="majorBidi"/>
+        </w:rPr>
+      </w:pPr>
       <w:r>
         <w:rPr>
           <w:rFonts w:asciiTheme="majorBidi" w:hAnsiTheme="majorBidi" w:cstheme="majorBidi"/>
           <w:b/>
-          <w:bCs/>
-        </w:rPr>
-        <w:t>conversation_id</w:t>
-      </w:r>
-      <w:proofErr w:type="spellEnd"/>
-      <w:r>
-        <w:rPr>
-          <w:rFonts w:asciiTheme="majorBidi" w:hAnsiTheme="majorBidi" w:cstheme="majorBidi"/>
-          <w:b/>
-          <w:bCs/>
-        </w:rPr>
-        <w:t>}</w:t>
-      </w:r>
-      <w:r>
-        <w:rPr>
-          <w:rFonts w:asciiTheme="majorBidi" w:hAnsiTheme="majorBidi" w:cstheme="majorBidi"/>
-        </w:rPr>
-        <w:t xml:space="preserve">: Retrieve a specific conversation </w:t>
-      </w:r>
-    </w:p>
-    <w:p>
-      <w:pPr>
-        <w:pStyle w:val="BodyText"/>
-        <w:numPr>
-          <w:ilvl w:val="2"/>
-          <w:numId w:val="16"/>
-        </w:numPr>
-        <w:tabs>
-          <w:tab w:val="left" w:pos="709"/>
-        </w:tabs>
-        <w:spacing w:line="360" w:lineRule="auto"/>
-        <w:rPr>
-          <w:rFonts w:asciiTheme="majorBidi" w:hAnsiTheme="majorBidi" w:cstheme="majorBidi"/>
-        </w:rPr>
-      </w:pPr>
-      <w:r>
-        <w:rPr>
-          <w:rFonts w:asciiTheme="majorBidi" w:hAnsiTheme="majorBidi" w:cstheme="majorBidi"/>
-          <w:b/>
-          <w:bCs/>
-        </w:rPr>
-        <w:t>/conversations/{</w:t>
-      </w:r>
-      <w:proofErr w:type="spellStart"/>
-      <w:r>
-        <w:rPr>
-          <w:rFonts w:asciiTheme="majorBidi" w:hAnsiTheme="majorBidi" w:cstheme="majorBidi"/>
-          <w:b/>
-          <w:bCs/>
-        </w:rPr>
-        <w:t>conversation_id</w:t>
-      </w:r>
-      <w:proofErr w:type="spellEnd"/>
-      <w:r>
-        <w:rPr>
-          <w:rFonts w:asciiTheme="majorBidi" w:hAnsiTheme="majorBidi" w:cstheme="majorBidi"/>
-          <w:b/>
-          <w:bCs/>
-        </w:rPr>
-        <w:t>}</w:t>
-      </w:r>
-      <w:r>
-        <w:rPr>
-          <w:rFonts w:asciiTheme="majorBidi" w:hAnsiTheme="majorBidi" w:cstheme="majorBidi"/>
-        </w:rPr>
-        <w:t xml:space="preserve">: Delete a conversation </w:t>
-      </w:r>
-    </w:p>
-    <w:p>
-      <w:pPr>
-        <w:pStyle w:val="BodyText"/>
-        <w:numPr>
-          <w:ilvl w:val="2"/>
-          <w:numId w:val="16"/>
-        </w:numPr>
-        <w:tabs>
-          <w:tab w:val="left" w:pos="709"/>
-        </w:tabs>
-        <w:spacing w:line="360" w:lineRule="auto"/>
-        <w:rPr>
-          <w:rFonts w:asciiTheme="majorBidi" w:hAnsiTheme="majorBidi" w:cstheme="majorBidi"/>
-        </w:rPr>
-      </w:pPr>
-      <w:r>
-        <w:rPr>
-          <w:rFonts w:asciiTheme="majorBidi" w:hAnsiTheme="majorBidi" w:cstheme="majorBidi"/>
-          <w:b/>
-          <w:bCs/>
-        </w:rPr>
-        <w:t>/conversations/{</w:t>
-      </w:r>
-      <w:proofErr w:type="spellStart"/>
-      <w:r>
-        <w:rPr>
-          <w:rFonts w:asciiTheme="majorBidi" w:hAnsiTheme="majorBidi" w:cstheme="majorBidi"/>
-          <w:b/>
-          <w:bCs/>
-        </w:rPr>
-        <w:t>conversation_id</w:t>
-      </w:r>
-      <w:proofErr w:type="spellEnd"/>
-      <w:r>
-        <w:rPr>
-          <w:rFonts w:asciiTheme="majorBidi" w:hAnsiTheme="majorBidi" w:cstheme="majorBidi"/>
-          <w:b/>
-          <w:bCs/>
-        </w:rPr>
-        <w:t>}/rename</w:t>
-      </w:r>
-      <w:r>
-        <w:rPr>
-          <w:rFonts w:asciiTheme="majorBidi" w:hAnsiTheme="majorBidi" w:cstheme="majorBidi"/>
-        </w:rPr>
-        <w:t xml:space="preserve">: Rename a conversation </w:t>
+        </w:rPr>
+        <w:t>Error Handling &amp; Validation</w:t>
       </w:r>
     </w:p>
     <w:p>
@@ -17351,52 +17242,18 @@
           <w:numId w:val="16"/>
         </w:numPr>
         <w:tabs>
-          <w:tab w:val="left" w:pos="709"/>
+          <w:tab w:val="left" w:pos="1418"/>
         </w:tabs>
         <w:spacing w:line="360" w:lineRule="auto"/>
         <w:rPr>
           <w:rFonts w:asciiTheme="majorBidi" w:hAnsiTheme="majorBidi" w:cstheme="majorBidi"/>
-          <w:b/>
-          <w:bCs/>
-        </w:rPr>
-      </w:pPr>
-      <w:r>
-        <w:rPr>
-          <w:rFonts w:asciiTheme="majorBidi" w:hAnsiTheme="majorBidi" w:cstheme="majorBidi"/>
-          <w:b/>
-          <w:bCs/>
-        </w:rPr>
-        <w:t>File Processing</w:t>
-      </w:r>
-    </w:p>
-    <w:p>
-      <w:pPr>
-        <w:pStyle w:val="BodyText"/>
-        <w:numPr>
-          <w:ilvl w:val="2"/>
-          <w:numId w:val="16"/>
-        </w:numPr>
-        <w:tabs>
-          <w:tab w:val="left" w:pos="709"/>
-        </w:tabs>
-        <w:spacing w:line="360" w:lineRule="auto"/>
-        <w:rPr>
-          <w:rFonts w:asciiTheme="majorBidi" w:hAnsiTheme="majorBidi" w:cstheme="majorBidi"/>
-        </w:rPr>
-      </w:pPr>
-      <w:r>
-        <w:rPr>
-          <w:rFonts w:asciiTheme="majorBidi" w:hAnsiTheme="majorBidi" w:cstheme="majorBidi"/>
-          <w:b/>
-          <w:bCs/>
-        </w:rPr>
-        <w:t>/download/{path}</w:t>
-      </w:r>
-      <w:r>
-        <w:rPr>
-          <w:rFonts w:asciiTheme="majorBidi" w:hAnsiTheme="majorBidi" w:cstheme="majorBidi"/>
-        </w:rPr>
-        <w:t xml:space="preserve">: Download processed dataset file </w:t>
+        </w:rPr>
+      </w:pPr>
+      <w:r>
+        <w:rPr>
+          <w:rFonts w:asciiTheme="majorBidi" w:hAnsiTheme="majorBidi" w:cstheme="majorBidi"/>
+        </w:rPr>
+        <w:t>Validate all user inputs (file formats, parameter ranges, intent clarity)</w:t>
       </w:r>
     </w:p>
     <w:p>
@@ -17407,85 +17264,18 @@
           <w:numId w:val="16"/>
         </w:numPr>
         <w:tabs>
-          <w:tab w:val="left" w:pos="709"/>
+          <w:tab w:val="left" w:pos="1418"/>
         </w:tabs>
         <w:spacing w:line="360" w:lineRule="auto"/>
         <w:rPr>
           <w:rFonts w:asciiTheme="majorBidi" w:hAnsiTheme="majorBidi" w:cstheme="majorBidi"/>
-          <w:b/>
-          <w:bCs/>
-        </w:rPr>
-      </w:pPr>
-      <w:r>
-        <w:rPr>
-          <w:rFonts w:asciiTheme="majorBidi" w:hAnsiTheme="majorBidi" w:cstheme="majorBidi"/>
-          <w:b/>
-          <w:bCs/>
-        </w:rPr>
-        <w:t>System Health</w:t>
-      </w:r>
-    </w:p>
-    <w:p>
-      <w:pPr>
-        <w:pStyle w:val="BodyText"/>
-        <w:numPr>
-          <w:ilvl w:val="2"/>
-          <w:numId w:val="16"/>
-        </w:numPr>
-        <w:tabs>
-          <w:tab w:val="left" w:pos="709"/>
-        </w:tabs>
-        <w:spacing w:line="360" w:lineRule="auto"/>
-        <w:rPr>
-          <w:rFonts w:asciiTheme="majorBidi" w:hAnsiTheme="majorBidi" w:cstheme="majorBidi"/>
-        </w:rPr>
-      </w:pPr>
-      <w:r>
-        <w:rPr>
-          <w:rFonts w:asciiTheme="majorBidi" w:hAnsiTheme="majorBidi" w:cstheme="majorBidi"/>
-          <w:b/>
-          <w:bCs/>
-        </w:rPr>
-        <w:t>/</w:t>
-      </w:r>
-      <w:proofErr w:type="gramStart"/>
-      <w:r>
-        <w:rPr>
-          <w:rFonts w:asciiTheme="majorBidi" w:hAnsiTheme="majorBidi" w:cstheme="majorBidi"/>
-          <w:b/>
-          <w:bCs/>
-        </w:rPr>
-        <w:t>health</w:t>
-      </w:r>
-      <w:proofErr w:type="gramEnd"/>
-      <w:r>
-        <w:rPr>
-          <w:rFonts w:asciiTheme="majorBidi" w:hAnsiTheme="majorBidi" w:cstheme="majorBidi"/>
-        </w:rPr>
-        <w:t>: Check system status</w:t>
-      </w:r>
-    </w:p>
-    <w:p>
-      <w:pPr>
-        <w:pStyle w:val="BodyText"/>
-        <w:numPr>
-          <w:ilvl w:val="0"/>
-          <w:numId w:val="16"/>
-        </w:numPr>
-        <w:tabs>
-          <w:tab w:val="left" w:pos="709"/>
-        </w:tabs>
-        <w:spacing w:line="360" w:lineRule="auto"/>
-        <w:rPr>
-          <w:rFonts w:asciiTheme="majorBidi" w:hAnsiTheme="majorBidi" w:cstheme="majorBidi"/>
-        </w:rPr>
-      </w:pPr>
-      <w:r>
-        <w:rPr>
-          <w:rFonts w:asciiTheme="majorBidi" w:hAnsiTheme="majorBidi" w:cstheme="majorBidi"/>
-          <w:b/>
-        </w:rPr>
-        <w:t>Error Handling &amp; Validation</w:t>
+        </w:rPr>
+      </w:pPr>
+      <w:r>
+        <w:rPr>
+          <w:rFonts w:asciiTheme="majorBidi" w:hAnsiTheme="majorBidi" w:cstheme="majorBidi"/>
+        </w:rPr>
+        <w:t>Provide clear, actionable error messages for invalid operations</w:t>
       </w:r>
     </w:p>
     <w:p>
@@ -17507,7 +17297,7 @@
         <w:rPr>
           <w:rFonts w:asciiTheme="majorBidi" w:hAnsiTheme="majorBidi" w:cstheme="majorBidi"/>
         </w:rPr>
-        <w:t>Validate all user inputs (file formats, parameter ranges, intent clarity)</w:t>
+        <w:t>Gracefully handle edge cases (empty datasets, all-null columns)</w:t>
       </w:r>
     </w:p>
     <w:p>
@@ -17529,50 +17319,6 @@
         <w:rPr>
           <w:rFonts w:asciiTheme="majorBidi" w:hAnsiTheme="majorBidi" w:cstheme="majorBidi"/>
         </w:rPr>
-        <w:t>Provide clear, actionable error messages for invalid operations</w:t>
-      </w:r>
-    </w:p>
-    <w:p>
-      <w:pPr>
-        <w:pStyle w:val="BodyText"/>
-        <w:numPr>
-          <w:ilvl w:val="1"/>
-          <w:numId w:val="16"/>
-        </w:numPr>
-        <w:tabs>
-          <w:tab w:val="left" w:pos="1418"/>
-        </w:tabs>
-        <w:spacing w:line="360" w:lineRule="auto"/>
-        <w:rPr>
-          <w:rFonts w:asciiTheme="majorBidi" w:hAnsiTheme="majorBidi" w:cstheme="majorBidi"/>
-        </w:rPr>
-      </w:pPr>
-      <w:r>
-        <w:rPr>
-          <w:rFonts w:asciiTheme="majorBidi" w:hAnsiTheme="majorBidi" w:cstheme="majorBidi"/>
-        </w:rPr>
-        <w:t>Gracefully handle edge cases (empty datasets, all-null columns)</w:t>
-      </w:r>
-    </w:p>
-    <w:p>
-      <w:pPr>
-        <w:pStyle w:val="BodyText"/>
-        <w:numPr>
-          <w:ilvl w:val="1"/>
-          <w:numId w:val="16"/>
-        </w:numPr>
-        <w:tabs>
-          <w:tab w:val="left" w:pos="1418"/>
-        </w:tabs>
-        <w:spacing w:line="360" w:lineRule="auto"/>
-        <w:rPr>
-          <w:rFonts w:asciiTheme="majorBidi" w:hAnsiTheme="majorBidi" w:cstheme="majorBidi"/>
-        </w:rPr>
-      </w:pPr>
-      <w:r>
-        <w:rPr>
-          <w:rFonts w:asciiTheme="majorBidi" w:hAnsiTheme="majorBidi" w:cstheme="majorBidi"/>
-        </w:rPr>
         <w:t>Log errors for debugging and system monitoring</w:t>
       </w:r>
     </w:p>
@@ -17877,21 +17623,7 @@
         <w:rPr>
           <w:rFonts w:asciiTheme="majorBidi" w:hAnsiTheme="majorBidi" w:cstheme="majorBidi"/>
         </w:rPr>
-        <w:t xml:space="preserve">: API endpoints should respond within 5000 </w:t>
-      </w:r>
-      <w:proofErr w:type="spellStart"/>
-      <w:r>
-        <w:rPr>
-          <w:rFonts w:asciiTheme="majorBidi" w:hAnsiTheme="majorBidi" w:cstheme="majorBidi"/>
-        </w:rPr>
-        <w:t>ms</w:t>
-      </w:r>
-      <w:proofErr w:type="spellEnd"/>
-      <w:r>
-        <w:rPr>
-          <w:rFonts w:asciiTheme="majorBidi" w:hAnsiTheme="majorBidi" w:cstheme="majorBidi"/>
-        </w:rPr>
-        <w:t xml:space="preserve"> under normal load</w:t>
+        <w:t>: API endpoints should respond within 5000 ms under normal load</w:t>
       </w:r>
     </w:p>
     <w:p>
@@ -18407,35 +18139,7 @@
         <w:rPr>
           <w:rFonts w:asciiTheme="majorBidi" w:hAnsiTheme="majorBidi" w:cstheme="majorBidi"/>
         </w:rPr>
-        <w:t>: Leverage established frameworks (</w:t>
-      </w:r>
-      <w:proofErr w:type="spellStart"/>
-      <w:r>
-        <w:rPr>
-          <w:rFonts w:asciiTheme="majorBidi" w:hAnsiTheme="majorBidi" w:cstheme="majorBidi"/>
-        </w:rPr>
-        <w:t>FastAPI</w:t>
-      </w:r>
-      <w:proofErr w:type="spellEnd"/>
-      <w:r>
-        <w:rPr>
-          <w:rFonts w:asciiTheme="majorBidi" w:hAnsiTheme="majorBidi" w:cstheme="majorBidi"/>
-        </w:rPr>
-        <w:t xml:space="preserve">, React, </w:t>
-      </w:r>
-      <w:proofErr w:type="spellStart"/>
-      <w:r>
-        <w:rPr>
-          <w:rFonts w:asciiTheme="majorBidi" w:hAnsiTheme="majorBidi" w:cstheme="majorBidi"/>
-        </w:rPr>
-        <w:t>SQLAlchemy</w:t>
-      </w:r>
-      <w:proofErr w:type="spellEnd"/>
-      <w:r>
-        <w:rPr>
-          <w:rFonts w:asciiTheme="majorBidi" w:hAnsiTheme="majorBidi" w:cstheme="majorBidi"/>
-        </w:rPr>
-        <w:t>) for long-term support</w:t>
+        <w:t>: Leverage established frameworks (FastAPI, React, SQLAlchemy) for long-term support</w:t>
       </w:r>
     </w:p>
     <w:p>
@@ -18537,21 +18241,7 @@
         <w:rPr>
           <w:rFonts w:asciiTheme="majorBidi" w:hAnsiTheme="majorBidi" w:cstheme="majorBidi"/>
         </w:rPr>
-        <w:t xml:space="preserve">: Leverage </w:t>
-      </w:r>
-      <w:proofErr w:type="spellStart"/>
-      <w:r>
-        <w:rPr>
-          <w:rFonts w:asciiTheme="majorBidi" w:hAnsiTheme="majorBidi" w:cstheme="majorBidi"/>
-        </w:rPr>
-        <w:t>Backblaze</w:t>
-      </w:r>
-      <w:proofErr w:type="spellEnd"/>
-      <w:r>
-        <w:rPr>
-          <w:rFonts w:asciiTheme="majorBidi" w:hAnsiTheme="majorBidi" w:cstheme="majorBidi"/>
-        </w:rPr>
-        <w:t xml:space="preserve"> B2 for unlimited scalable storage of datasets and artifacts</w:t>
+        <w:t>: Leverage Backblaze B2 for unlimited scalable storage of datasets and artifacts</w:t>
       </w:r>
     </w:p>
     <w:p>
@@ -18609,7 +18299,7 @@
                     </pic:cNvPicPr>
                   </pic:nvPicPr>
                   <pic:blipFill>
-                    <a:blip r:embed="rId12" cstate="print">
+                    <a:blip r:embed="rId14" cstate="print">
                       <a:extLst>
                         <a:ext uri="{28A0092B-C50C-407E-A947-70E740481C1C}">
                           <a14:useLocalDpi xmlns:a14="http://schemas.microsoft.com/office/drawing/2010/main" val="0"/>
@@ -20674,21 +20364,7 @@
               <w:rPr>
                 <w:rFonts w:asciiTheme="majorBidi" w:hAnsiTheme="majorBidi" w:cstheme="majorBidi"/>
               </w:rPr>
-              <w:t xml:space="preserve">5. Stores file in </w:t>
-            </w:r>
-            <w:proofErr w:type="spellStart"/>
-            <w:r>
-              <w:rPr>
-                <w:rFonts w:asciiTheme="majorBidi" w:hAnsiTheme="majorBidi" w:cstheme="majorBidi"/>
-              </w:rPr>
-              <w:t>Backblaze</w:t>
-            </w:r>
-            <w:proofErr w:type="spellEnd"/>
-            <w:r>
-              <w:rPr>
-                <w:rFonts w:asciiTheme="majorBidi" w:hAnsiTheme="majorBidi" w:cstheme="majorBidi"/>
-              </w:rPr>
-              <w:t xml:space="preserve"> B2 </w:t>
+              <w:t xml:space="preserve">5. Stores file in Backblaze B2 </w:t>
             </w:r>
           </w:p>
           <w:p>
@@ -21452,35 +21128,7 @@
               <w:rPr>
                 <w:rFonts w:asciiTheme="majorBidi" w:hAnsiTheme="majorBidi" w:cstheme="majorBidi"/>
               </w:rPr>
-              <w:t xml:space="preserve">2. System uses </w:t>
-            </w:r>
-            <w:proofErr w:type="spellStart"/>
-            <w:r>
-              <w:rPr>
-                <w:rFonts w:asciiTheme="majorBidi" w:hAnsiTheme="majorBidi" w:cstheme="majorBidi"/>
-              </w:rPr>
-              <w:t>DSPy</w:t>
-            </w:r>
-            <w:proofErr w:type="spellEnd"/>
-            <w:r>
-              <w:rPr>
-                <w:rFonts w:asciiTheme="majorBidi" w:hAnsiTheme="majorBidi" w:cstheme="majorBidi"/>
-              </w:rPr>
-              <w:t xml:space="preserve"> + </w:t>
-            </w:r>
-            <w:proofErr w:type="spellStart"/>
-            <w:r>
-              <w:rPr>
-                <w:rFonts w:asciiTheme="majorBidi" w:hAnsiTheme="majorBidi" w:cstheme="majorBidi"/>
-              </w:rPr>
-              <w:t>Groq</w:t>
-            </w:r>
-            <w:proofErr w:type="spellEnd"/>
-            <w:r>
-              <w:rPr>
-                <w:rFonts w:asciiTheme="majorBidi" w:hAnsiTheme="majorBidi" w:cstheme="majorBidi"/>
-              </w:rPr>
-              <w:t xml:space="preserve"> LLM to parse intent </w:t>
+              <w:t xml:space="preserve">2. System uses DSPy + Groq LLM to parse intent </w:t>
             </w:r>
           </w:p>
           <w:p>
@@ -23532,21 +23180,7 @@
         <w:rPr>
           <w:rFonts w:asciiTheme="majorBidi" w:hAnsiTheme="majorBidi" w:cstheme="majorBidi"/>
         </w:rPr>
-        <w:t xml:space="preserve">: </w:t>
-      </w:r>
-      <w:proofErr w:type="spellStart"/>
-      <w:r>
-        <w:rPr>
-          <w:rFonts w:asciiTheme="majorBidi" w:hAnsiTheme="majorBidi" w:cstheme="majorBidi"/>
-        </w:rPr>
-        <w:t>FastAPI</w:t>
-      </w:r>
-      <w:proofErr w:type="spellEnd"/>
-      <w:r>
-        <w:rPr>
-          <w:rFonts w:asciiTheme="majorBidi" w:hAnsiTheme="majorBidi" w:cstheme="majorBidi"/>
-        </w:rPr>
-        <w:t>, React, PostgreSQL, and scikit-learn are mature, well-documented frameworks with strong community support.</w:t>
+        <w:t>: FastAPI, React, PostgreSQL, and scikit-learn are mature, well-documented frameworks with strong community support.</w:t>
       </w:r>
     </w:p>
     <w:p>
@@ -23594,19 +23228,11 @@
           <w:rFonts w:asciiTheme="majorBidi" w:hAnsiTheme="majorBidi" w:cstheme="majorBidi"/>
         </w:rPr>
       </w:pPr>
-      <w:proofErr w:type="spellStart"/>
-      <w:r>
-        <w:rPr>
-          <w:rFonts w:asciiTheme="majorBidi" w:hAnsiTheme="majorBidi" w:cstheme="majorBidi"/>
-        </w:rPr>
-        <w:t>DSPy</w:t>
-      </w:r>
-      <w:proofErr w:type="spellEnd"/>
-      <w:r>
-        <w:rPr>
-          <w:rFonts w:asciiTheme="majorBidi" w:hAnsiTheme="majorBidi" w:cstheme="majorBidi"/>
-        </w:rPr>
-        <w:t xml:space="preserve"> for LLM pipelines and intent detection</w:t>
+      <w:r>
+        <w:rPr>
+          <w:rFonts w:asciiTheme="majorBidi" w:hAnsiTheme="majorBidi" w:cstheme="majorBidi"/>
+        </w:rPr>
+        <w:t>DSPy for LLM pipelines and intent detection</w:t>
       </w:r>
     </w:p>
     <w:p>
@@ -23624,19 +23250,11 @@
           <w:rFonts w:asciiTheme="majorBidi" w:hAnsiTheme="majorBidi" w:cstheme="majorBidi"/>
         </w:rPr>
       </w:pPr>
-      <w:proofErr w:type="spellStart"/>
-      <w:r>
-        <w:rPr>
-          <w:rFonts w:asciiTheme="majorBidi" w:hAnsiTheme="majorBidi" w:cstheme="majorBidi"/>
-        </w:rPr>
-        <w:t>Groq</w:t>
-      </w:r>
-      <w:proofErr w:type="spellEnd"/>
-      <w:r>
-        <w:rPr>
-          <w:rFonts w:asciiTheme="majorBidi" w:hAnsiTheme="majorBidi" w:cstheme="majorBidi"/>
-        </w:rPr>
-        <w:t xml:space="preserve"> API for scalable, cost-effective LLM inference</w:t>
+      <w:r>
+        <w:rPr>
+          <w:rFonts w:asciiTheme="majorBidi" w:hAnsiTheme="majorBidi" w:cstheme="majorBidi"/>
+        </w:rPr>
+        <w:t>Groq API for scalable, cost-effective LLM inference</w:t>
       </w:r>
     </w:p>
     <w:p>
@@ -23676,19 +23294,11 @@
           <w:rFonts w:asciiTheme="majorBidi" w:hAnsiTheme="majorBidi" w:cstheme="majorBidi"/>
         </w:rPr>
       </w:pPr>
-      <w:proofErr w:type="spellStart"/>
-      <w:r>
-        <w:rPr>
-          <w:rFonts w:asciiTheme="majorBidi" w:hAnsiTheme="majorBidi" w:cstheme="majorBidi"/>
-        </w:rPr>
-        <w:t>SQLAlchemy</w:t>
-      </w:r>
-      <w:proofErr w:type="spellEnd"/>
-      <w:r>
-        <w:rPr>
-          <w:rFonts w:asciiTheme="majorBidi" w:hAnsiTheme="majorBidi" w:cstheme="majorBidi"/>
-        </w:rPr>
-        <w:t xml:space="preserve"> for ORM simplifying database operations</w:t>
+      <w:r>
+        <w:rPr>
+          <w:rFonts w:asciiTheme="majorBidi" w:hAnsiTheme="majorBidi" w:cstheme="majorBidi"/>
+        </w:rPr>
+        <w:t>SQLAlchemy for ORM simplifying database operations</w:t>
       </w:r>
     </w:p>
     <w:p>
@@ -23706,19 +23316,11 @@
           <w:rFonts w:asciiTheme="majorBidi" w:hAnsiTheme="majorBidi" w:cstheme="majorBidi"/>
         </w:rPr>
       </w:pPr>
-      <w:proofErr w:type="spellStart"/>
-      <w:r>
-        <w:rPr>
-          <w:rFonts w:asciiTheme="majorBidi" w:hAnsiTheme="majorBidi" w:cstheme="majorBidi"/>
-        </w:rPr>
-        <w:t>Backblaze</w:t>
-      </w:r>
-      <w:proofErr w:type="spellEnd"/>
-      <w:r>
-        <w:rPr>
-          <w:rFonts w:asciiTheme="majorBidi" w:hAnsiTheme="majorBidi" w:cstheme="majorBidi"/>
-        </w:rPr>
-        <w:t xml:space="preserve"> B2 for scalable cloud storage</w:t>
+      <w:r>
+        <w:rPr>
+          <w:rFonts w:asciiTheme="majorBidi" w:hAnsiTheme="majorBidi" w:cstheme="majorBidi"/>
+        </w:rPr>
+        <w:t>Backblaze B2 for scalable cloud storage</w:t>
       </w:r>
     </w:p>
     <w:p>
@@ -23922,21 +23524,7 @@
         <w:rPr>
           <w:rFonts w:asciiTheme="majorBidi" w:hAnsiTheme="majorBidi" w:cstheme="majorBidi"/>
         </w:rPr>
-        <w:t xml:space="preserve">: Reliance on </w:t>
-      </w:r>
-      <w:proofErr w:type="spellStart"/>
-      <w:r>
-        <w:rPr>
-          <w:rFonts w:asciiTheme="majorBidi" w:hAnsiTheme="majorBidi" w:cstheme="majorBidi"/>
-        </w:rPr>
-        <w:t>Groq</w:t>
-      </w:r>
-      <w:proofErr w:type="spellEnd"/>
-      <w:r>
-        <w:rPr>
-          <w:rFonts w:asciiTheme="majorBidi" w:hAnsiTheme="majorBidi" w:cstheme="majorBidi"/>
-        </w:rPr>
-        <w:t xml:space="preserve"> API for intent detection introduces potential latency and cost variability → Mitigation: implement fallback intent detection or cached responses</w:t>
+        <w:t>: Reliance on Groq API for intent detection introduces potential latency and cost variability → Mitigation: implement fallback intent detection or cached responses</w:t>
       </w:r>
     </w:p>
     <w:p>
@@ -23995,21 +23583,7 @@
         <w:rPr>
           <w:rFonts w:asciiTheme="majorBidi" w:hAnsiTheme="majorBidi" w:cstheme="majorBidi"/>
         </w:rPr>
-        <w:t xml:space="preserve">: Multi-user concurrent access requires connection pooling and load balancing → Mitigation: use </w:t>
-      </w:r>
-      <w:proofErr w:type="spellStart"/>
-      <w:r>
-        <w:rPr>
-          <w:rFonts w:asciiTheme="majorBidi" w:hAnsiTheme="majorBidi" w:cstheme="majorBidi"/>
-        </w:rPr>
-        <w:t>FastAPI</w:t>
-      </w:r>
-      <w:proofErr w:type="spellEnd"/>
-      <w:r>
-        <w:rPr>
-          <w:rFonts w:asciiTheme="majorBidi" w:hAnsiTheme="majorBidi" w:cstheme="majorBidi"/>
-        </w:rPr>
-        <w:t xml:space="preserve"> async capabilities and database connection pooling</w:t>
+        <w:t>: Multi-user concurrent access requires connection pooling and load balancing → Mitigation: use FastAPI async capabilities and database connection pooling</w:t>
       </w:r>
     </w:p>
     <w:p>
@@ -24370,23 +23944,13 @@
                 <w:bCs/>
               </w:rPr>
             </w:pPr>
-            <w:proofErr w:type="spellStart"/>
             <w:r>
               <w:rPr>
                 <w:rFonts w:asciiTheme="majorBidi" w:hAnsiTheme="majorBidi" w:cstheme="majorBidi"/>
                 <w:b/>
                 <w:bCs/>
               </w:rPr>
-              <w:t>Backblaze</w:t>
-            </w:r>
-            <w:proofErr w:type="spellEnd"/>
-            <w:r>
-              <w:rPr>
-                <w:rFonts w:asciiTheme="majorBidi" w:hAnsiTheme="majorBidi" w:cstheme="majorBidi"/>
-                <w:b/>
-                <w:bCs/>
-              </w:rPr>
-              <w:t xml:space="preserve"> B2 Storage</w:t>
+              <w:t>Backblaze B2 Storage</w:t>
             </w:r>
           </w:p>
         </w:tc>
@@ -24532,23 +24096,13 @@
                 <w:bCs/>
               </w:rPr>
             </w:pPr>
-            <w:proofErr w:type="spellStart"/>
             <w:r>
               <w:rPr>
                 <w:rFonts w:asciiTheme="majorBidi" w:hAnsiTheme="majorBidi" w:cstheme="majorBidi"/>
                 <w:b/>
                 <w:bCs/>
               </w:rPr>
-              <w:t>Groq</w:t>
-            </w:r>
-            <w:proofErr w:type="spellEnd"/>
-            <w:r>
-              <w:rPr>
-                <w:rFonts w:asciiTheme="majorBidi" w:hAnsiTheme="majorBidi" w:cstheme="majorBidi"/>
-                <w:b/>
-                <w:bCs/>
-              </w:rPr>
-              <w:t xml:space="preserve"> API</w:t>
+              <w:t>Groq API</w:t>
             </w:r>
           </w:p>
         </w:tc>
@@ -25346,19 +24900,11 @@
           <w:rFonts w:asciiTheme="majorBidi" w:hAnsiTheme="majorBidi" w:cstheme="majorBidi"/>
         </w:rPr>
       </w:pPr>
-      <w:proofErr w:type="gramStart"/>
-      <w:r>
-        <w:rPr>
-          <w:rFonts w:asciiTheme="majorBidi" w:hAnsiTheme="majorBidi" w:cstheme="majorBidi"/>
-        </w:rPr>
-        <w:t>GDPR(</w:t>
-      </w:r>
-      <w:proofErr w:type="gramEnd"/>
-      <w:r>
-        <w:rPr>
-          <w:rFonts w:asciiTheme="majorBidi" w:hAnsiTheme="majorBidi" w:cstheme="majorBidi"/>
-        </w:rPr>
-        <w:t>General Data Protection Regulation) compliance: user data deletion, privacy policies, data processing agreements</w:t>
+      <w:r>
+        <w:rPr>
+          <w:rFonts w:asciiTheme="majorBidi" w:hAnsiTheme="majorBidi" w:cstheme="majorBidi"/>
+        </w:rPr>
+        <w:t>GDPR(General Data Protection Regulation) compliance: user data deletion, privacy policies, data processing agreements</w:t>
       </w:r>
     </w:p>
     <w:p>
@@ -25563,21 +25109,7 @@
         <w:rPr>
           <w:rFonts w:asciiTheme="majorBidi" w:hAnsiTheme="majorBidi" w:cstheme="majorBidi"/>
         </w:rPr>
-        <w:t xml:space="preserve">: </w:t>
-      </w:r>
-      <w:proofErr w:type="spellStart"/>
-      <w:r>
-        <w:rPr>
-          <w:rFonts w:asciiTheme="majorBidi" w:hAnsiTheme="majorBidi" w:cstheme="majorBidi"/>
-        </w:rPr>
-        <w:t>Groq</w:t>
-      </w:r>
-      <w:proofErr w:type="spellEnd"/>
-      <w:r>
-        <w:rPr>
-          <w:rFonts w:asciiTheme="majorBidi" w:hAnsiTheme="majorBidi" w:cstheme="majorBidi"/>
-        </w:rPr>
-        <w:t xml:space="preserve"> API outages could disable Chat Mode → Mitigation: implement graceful degradation or fallback intent detection</w:t>
+        <w:t>: Groq API outages could disable Chat Mode → Mitigation: implement graceful degradation or fallback intent detection</w:t>
       </w:r>
     </w:p>
     <w:p>
@@ -26554,11 +26086,9 @@
               <w:spacing w:after="160"/>
               <w:cnfStyle w:val="000000100000" w:firstRow="0" w:lastRow="0" w:firstColumn="0" w:lastColumn="0" w:oddVBand="0" w:evenVBand="0" w:oddHBand="1" w:evenHBand="0" w:firstRowFirstColumn="0" w:firstRowLastColumn="0" w:lastRowFirstColumn="0" w:lastRowLastColumn="0"/>
             </w:pPr>
-            <w:proofErr w:type="spellStart"/>
             <w:r>
               <w:t>FastAPI</w:t>
             </w:r>
-            <w:proofErr w:type="spellEnd"/>
           </w:p>
         </w:tc>
       </w:tr>
@@ -26627,11 +26157,9 @@
               <w:spacing w:after="160"/>
               <w:cnfStyle w:val="000000100000" w:firstRow="0" w:lastRow="0" w:firstColumn="0" w:lastColumn="0" w:oddVBand="0" w:evenVBand="0" w:oddHBand="1" w:evenHBand="0" w:firstRowFirstColumn="0" w:firstRowLastColumn="0" w:lastRowFirstColumn="0" w:lastRowLastColumn="0"/>
             </w:pPr>
-            <w:proofErr w:type="spellStart"/>
             <w:r>
               <w:t>SQLAlchemy</w:t>
             </w:r>
-            <w:proofErr w:type="spellEnd"/>
           </w:p>
         </w:tc>
       </w:tr>
@@ -26664,13 +26192,8 @@
               <w:spacing w:after="160"/>
               <w:cnfStyle w:val="000000000000" w:firstRow="0" w:lastRow="0" w:firstColumn="0" w:lastColumn="0" w:oddVBand="0" w:evenVBand="0" w:oddHBand="0" w:evenHBand="0" w:firstRowFirstColumn="0" w:firstRowLastColumn="0" w:lastRowFirstColumn="0" w:lastRowLastColumn="0"/>
             </w:pPr>
-            <w:proofErr w:type="spellStart"/>
-            <w:r>
-              <w:t>Backblaze</w:t>
-            </w:r>
-            <w:proofErr w:type="spellEnd"/>
-            <w:r>
-              <w:t xml:space="preserve"> B2</w:t>
+            <w:r>
+              <w:t>Backblaze B2</w:t>
             </w:r>
           </w:p>
         </w:tc>
@@ -26705,11 +26228,9 @@
               <w:spacing w:after="160"/>
               <w:cnfStyle w:val="000000100000" w:firstRow="0" w:lastRow="0" w:firstColumn="0" w:lastColumn="0" w:oddVBand="0" w:evenVBand="0" w:oddHBand="1" w:evenHBand="0" w:firstRowFirstColumn="0" w:firstRowLastColumn="0" w:lastRowFirstColumn="0" w:lastRowLastColumn="0"/>
             </w:pPr>
-            <w:proofErr w:type="spellStart"/>
             <w:r>
               <w:t>DSPy</w:t>
             </w:r>
-            <w:proofErr w:type="spellEnd"/>
           </w:p>
         </w:tc>
       </w:tr>
@@ -26742,11 +26263,9 @@
               <w:spacing w:after="160"/>
               <w:cnfStyle w:val="000000000000" w:firstRow="0" w:lastRow="0" w:firstColumn="0" w:lastColumn="0" w:oddVBand="0" w:evenVBand="0" w:oddHBand="0" w:evenHBand="0" w:firstRowFirstColumn="0" w:firstRowLastColumn="0" w:lastRowFirstColumn="0" w:lastRowLastColumn="0"/>
             </w:pPr>
-            <w:proofErr w:type="spellStart"/>
             <w:r>
               <w:t>LiteLLM</w:t>
             </w:r>
-            <w:proofErr w:type="spellEnd"/>
           </w:p>
         </w:tc>
       </w:tr>
@@ -26896,15 +26415,7 @@
     <w:p/>
     <w:p>
       <w:r>
-        <w:t xml:space="preserve">The project requires valid API keys to communicate with cloud-based Large Language Models (LLM). During execution, the backend server is launched using </w:t>
-      </w:r>
-      <w:proofErr w:type="spellStart"/>
-      <w:r>
-        <w:t>Uvicorn</w:t>
-      </w:r>
-      <w:proofErr w:type="spellEnd"/>
-      <w:r>
-        <w:t>, while the frontend is served through React. PostgreSQL stores user information, uploaded datasets, preprocessing history, and generated recommendations.</w:t>
+        <w:t>The project requires valid API keys to communicate with cloud-based Large Language Models (LLM). During execution, the backend server is launched using Uvicorn, while the frontend is served through React. PostgreSQL stores user information, uploaded datasets, preprocessing history, and generated recommendations.</w:t>
       </w:r>
     </w:p>
     <w:p>
@@ -27062,15 +26573,7 @@
     </w:p>
     <w:p>
       <w:r>
-        <w:t xml:space="preserve">The backend was developed using </w:t>
-      </w:r>
-      <w:proofErr w:type="spellStart"/>
-      <w:r>
-        <w:t>FastAPI</w:t>
-      </w:r>
-      <w:proofErr w:type="spellEnd"/>
-      <w:r>
-        <w:t>, which exposes RESTful APIs responsible for:</w:t>
+        <w:t>The backend was developed using FastAPI, which exposes RESTful APIs responsible for:</w:t>
       </w:r>
     </w:p>
     <w:p>
@@ -27146,13 +26649,8 @@
       </w:r>
     </w:p>
     <w:p>
-      <w:proofErr w:type="spellStart"/>
-      <w:r>
-        <w:t>FastAPI</w:t>
-      </w:r>
-      <w:proofErr w:type="spellEnd"/>
-      <w:r>
-        <w:t xml:space="preserve"> was selected because of its high performance, automatic API documentation, and seamless integration with Python machine learning libraries.</w:t>
+      <w:r>
+        <w:t>FastAPI was selected because of its high performance, automatic API documentation, and seamless integration with Python machine learning libraries.</w:t>
       </w:r>
     </w:p>
     <w:p>
@@ -27415,70 +26913,38 @@
           <w:rFonts w:cstheme="majorBidi"/>
         </w:rPr>
       </w:pPr>
-      <w:proofErr w:type="spellStart"/>
       <w:r>
         <w:rPr>
           <w:rStyle w:val="Strong"/>
           <w:rFonts w:cstheme="majorBidi"/>
         </w:rPr>
-        <w:t>SQLAlchemy</w:t>
-      </w:r>
-      <w:proofErr w:type="spellEnd"/>
+        <w:t>SQLAlchemy ORM</w:t>
+      </w:r>
+      <w:r>
+        <w:rPr>
+          <w:rFonts w:cstheme="majorBidi"/>
+        </w:rPr>
+        <w:t xml:space="preserve"> is used to manage communication between the FastAPI backend and the PostgreSQL database, simplifying database operations and improving maintainability.</w:t>
+      </w:r>
+    </w:p>
+    <w:p>
+      <w:pPr>
+        <w:rPr>
+          <w:rFonts w:cstheme="majorBidi"/>
+        </w:rPr>
+      </w:pPr>
+      <w:r>
+        <w:rPr>
+          <w:rFonts w:cstheme="majorBidi"/>
+        </w:rPr>
+        <w:t xml:space="preserve">To efficiently manage uploaded datasets, </w:t>
+      </w:r>
       <w:r>
         <w:rPr>
           <w:rStyle w:val="Strong"/>
           <w:rFonts w:cstheme="majorBidi"/>
         </w:rPr>
-        <w:t xml:space="preserve"> ORM</w:t>
-      </w:r>
-      <w:r>
-        <w:rPr>
-          <w:rFonts w:cstheme="majorBidi"/>
-        </w:rPr>
-        <w:t xml:space="preserve"> is used to manage communication between the </w:t>
-      </w:r>
-      <w:proofErr w:type="spellStart"/>
-      <w:r>
-        <w:rPr>
-          <w:rFonts w:cstheme="majorBidi"/>
-        </w:rPr>
-        <w:t>FastAPI</w:t>
-      </w:r>
-      <w:proofErr w:type="spellEnd"/>
-      <w:r>
-        <w:rPr>
-          <w:rFonts w:cstheme="majorBidi"/>
-        </w:rPr>
-        <w:t xml:space="preserve"> backend and the PostgreSQL database, simplifying database operations and improving maintainability.</w:t>
-      </w:r>
-    </w:p>
-    <w:p>
-      <w:pPr>
-        <w:rPr>
-          <w:rFonts w:cstheme="majorBidi"/>
-        </w:rPr>
-      </w:pPr>
-      <w:r>
-        <w:rPr>
-          <w:rFonts w:cstheme="majorBidi"/>
-        </w:rPr>
-        <w:t xml:space="preserve">To efficiently manage uploaded datasets, </w:t>
-      </w:r>
-      <w:proofErr w:type="spellStart"/>
-      <w:r>
-        <w:rPr>
-          <w:rStyle w:val="Strong"/>
-          <w:rFonts w:cstheme="majorBidi"/>
-        </w:rPr>
-        <w:t>Backblaze</w:t>
-      </w:r>
-      <w:proofErr w:type="spellEnd"/>
-      <w:r>
-        <w:rPr>
-          <w:rStyle w:val="Strong"/>
-          <w:rFonts w:cstheme="majorBidi"/>
-        </w:rPr>
-        <w:t xml:space="preserve"> B2 Cloud Storage</w:t>
+        <w:t>Backblaze B2 Cloud Storage</w:t>
       </w:r>
       <w:r>
         <w:rPr>
@@ -27515,36 +26981,33 @@
           <w:b/>
           <w:bCs/>
         </w:rPr>
-        <w:t xml:space="preserve">Choice of </w:t>
-      </w:r>
-      <w:proofErr w:type="spellStart"/>
-      <w:proofErr w:type="gramStart"/>
-      <w:r>
+        <w:t>Choice of FastAPI :</w:t>
+      </w:r>
+      <w:r>
+        <w:t xml:space="preserve"> FastAPI was selected because of its high performance, automatic API documentation, and seamless integration with Python-based machine learning libraries.</w:t>
+      </w:r>
+    </w:p>
+    <w:p>
+      <w:pPr>
+        <w:pStyle w:val="ListParagraph"/>
+        <w:numPr>
+          <w:ilvl w:val="0"/>
+          <w:numId w:val="50"/>
+        </w:numPr>
         <w:rPr>
           <w:b/>
           <w:bCs/>
         </w:rPr>
-        <w:t>FastAPI</w:t>
-      </w:r>
-      <w:proofErr w:type="spellEnd"/>
+      </w:pPr>
       <w:r>
         <w:rPr>
           <w:b/>
           <w:bCs/>
         </w:rPr>
-        <w:t xml:space="preserve"> :</w:t>
-      </w:r>
-      <w:proofErr w:type="gramEnd"/>
-      <w:r>
-        <w:t xml:space="preserve"> </w:t>
-      </w:r>
-      <w:proofErr w:type="spellStart"/>
-      <w:r>
-        <w:t>FastAPI</w:t>
-      </w:r>
-      <w:proofErr w:type="spellEnd"/>
-      <w:r>
-        <w:t xml:space="preserve"> was selected because of its high performance, automatic API documentation, and seamless integration with Python-based machine learning libraries.</w:t>
+        <w:t xml:space="preserve">Choice of React </w:t>
+      </w:r>
+      <w:r>
+        <w:t>: React was selected to create a responsive and interactive user interface while allowing reusable components and efficient state management.</w:t>
       </w:r>
     </w:p>
     <w:p>
@@ -27564,105 +27027,29 @@
           <w:b/>
           <w:bCs/>
         </w:rPr>
-        <w:t xml:space="preserve">Choice of </w:t>
-      </w:r>
-      <w:proofErr w:type="gramStart"/>
+        <w:t xml:space="preserve">Choice of PostgreSQL: </w:t>
+      </w:r>
+      <w:r>
+        <w:t>PostgreSQL was chosen because it provides reliable relational data management, supports complex queries, and integrates well with SQLAlchemy.</w:t>
+      </w:r>
+    </w:p>
+    <w:p>
+      <w:pPr>
+        <w:pStyle w:val="ListParagraph"/>
+        <w:numPr>
+          <w:ilvl w:val="0"/>
+          <w:numId w:val="50"/>
+        </w:numPr>
+      </w:pPr>
       <w:r>
         <w:rPr>
           <w:b/>
           <w:bCs/>
         </w:rPr>
-        <w:t xml:space="preserve">React </w:t>
-      </w:r>
-      <w:r>
-        <w:t>:</w:t>
-      </w:r>
-      <w:proofErr w:type="gramEnd"/>
-      <w:r>
-        <w:t xml:space="preserve"> React was selected to create a responsive and interactive user interface while allowing reusable components and efficient state management.</w:t>
-      </w:r>
-    </w:p>
-    <w:p>
-      <w:pPr>
-        <w:pStyle w:val="ListParagraph"/>
-        <w:numPr>
-          <w:ilvl w:val="0"/>
-          <w:numId w:val="50"/>
-        </w:numPr>
-        <w:rPr>
-          <w:b/>
-          <w:bCs/>
-        </w:rPr>
-      </w:pPr>
-      <w:r>
-        <w:rPr>
-          <w:b/>
-          <w:bCs/>
-        </w:rPr>
-        <w:t xml:space="preserve">Choice of PostgreSQL: </w:t>
-      </w:r>
-      <w:r>
-        <w:t xml:space="preserve">PostgreSQL was chosen because it provides reliable relational data management, supports complex queries, and integrates well with </w:t>
-      </w:r>
-      <w:proofErr w:type="spellStart"/>
-      <w:r>
-        <w:t>SQLAlchemy</w:t>
-      </w:r>
-      <w:proofErr w:type="spellEnd"/>
-      <w:r>
-        <w:t>.</w:t>
-      </w:r>
-    </w:p>
-    <w:p>
-      <w:pPr>
-        <w:pStyle w:val="ListParagraph"/>
-        <w:numPr>
-          <w:ilvl w:val="0"/>
-          <w:numId w:val="50"/>
-        </w:numPr>
-      </w:pPr>
-      <w:r>
-        <w:rPr>
-          <w:b/>
-          <w:bCs/>
-        </w:rPr>
-        <w:t xml:space="preserve">Choice of </w:t>
-      </w:r>
-      <w:proofErr w:type="spellStart"/>
-      <w:r>
-        <w:rPr>
-          <w:b/>
-          <w:bCs/>
-        </w:rPr>
-        <w:t>Backblaze</w:t>
-      </w:r>
-      <w:proofErr w:type="spellEnd"/>
-      <w:r>
-        <w:rPr>
-          <w:b/>
-          <w:bCs/>
-        </w:rPr>
-        <w:t xml:space="preserve"> B</w:t>
-      </w:r>
-      <w:proofErr w:type="gramStart"/>
-      <w:r>
-        <w:rPr>
-          <w:b/>
-          <w:bCs/>
-        </w:rPr>
-        <w:t>2 :</w:t>
-      </w:r>
-      <w:proofErr w:type="gramEnd"/>
-      <w:r>
-        <w:t xml:space="preserve"> </w:t>
-      </w:r>
-      <w:proofErr w:type="spellStart"/>
-      <w:r>
-        <w:t>Backblaze</w:t>
-      </w:r>
-      <w:proofErr w:type="spellEnd"/>
-      <w:r>
-        <w:t xml:space="preserve"> B2 Cloud Storage was selected to store uploaded datasets efficiently while reducing database storage requirements and improving scalability.</w:t>
+        <w:t>Choice of Backblaze B2 :</w:t>
+      </w:r>
+      <w:r>
+        <w:t xml:space="preserve"> Backblaze B2 Cloud Storage was selected to store uploaded datasets efficiently while reducing database storage requirements and improving scalability.</w:t>
       </w:r>
     </w:p>
     <w:p>
@@ -29405,31 +28792,7 @@
           <w:sz w:val="24"/>
           <w:szCs w:val="24"/>
         </w:rPr>
-        <w:t xml:space="preserve">Explainable AI Integration: Implemented operation-level justifications and detailed audit logs, addressing the "black box" nature of enterprise </w:t>
-      </w:r>
-      <w:proofErr w:type="spellStart"/>
-      <w:r>
-        <w:rPr>
-          <w:rFonts w:eastAsiaTheme="minorHAnsi"/>
-          <w:b w:val="0"/>
-          <w:bCs w:val="0"/>
-          <w:color w:val="auto"/>
-          <w:sz w:val="24"/>
-          <w:szCs w:val="24"/>
-        </w:rPr>
-        <w:t>AutoML</w:t>
-      </w:r>
-      <w:proofErr w:type="spellEnd"/>
-      <w:r>
-        <w:rPr>
-          <w:rFonts w:eastAsiaTheme="minorHAnsi"/>
-          <w:b w:val="0"/>
-          <w:bCs w:val="0"/>
-          <w:color w:val="auto"/>
-          <w:sz w:val="24"/>
-          <w:szCs w:val="24"/>
-        </w:rPr>
-        <w:t xml:space="preserve"> tools.</w:t>
+        <w:t>Explainable AI Integration: Implemented operation-level justifications and detailed audit logs, addressing the "black box" nature of enterprise AutoML tools.</w:t>
       </w:r>
     </w:p>
     <w:p>
@@ -30288,7 +29651,7 @@
                 </w:rPr>
                 <w:t xml:space="preserve">[18] Kaggle, "Titanic: Machine Learning from Disaster," [Online]. Available: </w:t>
               </w:r>
-              <w:hyperlink r:id="rId13" w:tgtFrame="_blank" w:history="1">
+              <w:hyperlink r:id="rId15" w:tgtFrame="_blank" w:history="1">
                 <w:r>
                   <w:rPr>
                     <w:rStyle w:val="Hyperlink"/>
@@ -30369,7 +29732,7 @@
                 </w:rPr>
                 <w:t xml:space="preserve">[22] D. Dua and C. Graff, "UCI Machine Learning Repository," University of California, Irvine, School of Information and Computer Sciences, 2019. [Online]. Available: </w:t>
               </w:r>
-              <w:hyperlink r:id="rId14" w:tgtFrame="_blank" w:history="1">
+              <w:hyperlink r:id="rId16" w:tgtFrame="_blank" w:history="1">
                 <w:r>
                   <w:rPr>
                     <w:rStyle w:val="Hyperlink"/>
@@ -39170,6 +38533,7 @@
   <w:style w:type="character" w:default="1" w:styleId="DefaultParagraphFont">
     <w:name w:val="Default Paragraph Font"/>
     <w:uiPriority w:val="1"/>
+    <w:semiHidden/>
     <w:unhideWhenUsed/>
   </w:style>
   <w:style w:type="table" w:default="1" w:styleId="TableNormal">

--- a/AutoPrepAI-FinalDoc.docx
+++ b/AutoPrepAI-FinalDoc.docx
@@ -1025,23 +1025,23 @@
         <w:t>Documentation</w:t>
       </w:r>
     </w:p>
-    <w:bookmarkStart w:id="0" w:name="_Toc221572448" w:displacedByCustomXml="next"/>
-    <w:bookmarkStart w:id="1" w:name="_Toc221571916" w:displacedByCustomXml="next"/>
-    <w:bookmarkStart w:id="2" w:name="_Toc221319076" w:displacedByCustomXml="next"/>
-    <w:bookmarkStart w:id="3" w:name="_Toc221484166" w:displacedByCustomXml="next"/>
-    <w:bookmarkStart w:id="4" w:name="_Toc221484347" w:displacedByCustomXml="next"/>
-    <w:bookmarkStart w:id="5" w:name="_Toc221490536" w:displacedByCustomXml="next"/>
-    <w:bookmarkStart w:id="6" w:name="_Toc221492052" w:displacedByCustomXml="next"/>
-    <w:bookmarkStart w:id="7" w:name="_Toc221535437" w:displacedByCustomXml="next"/>
+    <w:bookmarkStart w:id="0" w:name="_Toc233604911" w:displacedByCustomXml="next"/>
+    <w:bookmarkStart w:id="1" w:name="_Toc221570594" w:displacedByCustomXml="next"/>
+    <w:bookmarkStart w:id="2" w:name="_Toc221557045" w:displacedByCustomXml="next"/>
+    <w:bookmarkStart w:id="3" w:name="_Toc221555251" w:displacedByCustomXml="next"/>
+    <w:bookmarkStart w:id="4" w:name="_Toc221555023" w:displacedByCustomXml="next"/>
+    <w:bookmarkStart w:id="5" w:name="_Toc221554898" w:displacedByCustomXml="next"/>
+    <w:bookmarkStart w:id="6" w:name="_Toc221537246" w:displacedByCustomXml="next"/>
+    <w:bookmarkStart w:id="7" w:name="_Toc221536026" w:displacedByCustomXml="next"/>
     <w:bookmarkStart w:id="8" w:name="_Toc221535696" w:displacedByCustomXml="next"/>
-    <w:bookmarkStart w:id="9" w:name="_Toc221536026" w:displacedByCustomXml="next"/>
-    <w:bookmarkStart w:id="10" w:name="_Toc221537246" w:displacedByCustomXml="next"/>
-    <w:bookmarkStart w:id="11" w:name="_Toc221554898" w:displacedByCustomXml="next"/>
-    <w:bookmarkStart w:id="12" w:name="_Toc221555023" w:displacedByCustomXml="next"/>
-    <w:bookmarkStart w:id="13" w:name="_Toc221555251" w:displacedByCustomXml="next"/>
-    <w:bookmarkStart w:id="14" w:name="_Toc221557045" w:displacedByCustomXml="next"/>
-    <w:bookmarkStart w:id="15" w:name="_Toc221570594" w:displacedByCustomXml="next"/>
-    <w:bookmarkStart w:id="16" w:name="_Toc233604911" w:displacedByCustomXml="next"/>
+    <w:bookmarkStart w:id="9" w:name="_Toc221535437" w:displacedByCustomXml="next"/>
+    <w:bookmarkStart w:id="10" w:name="_Toc221492052" w:displacedByCustomXml="next"/>
+    <w:bookmarkStart w:id="11" w:name="_Toc221490536" w:displacedByCustomXml="next"/>
+    <w:bookmarkStart w:id="12" w:name="_Toc221484347" w:displacedByCustomXml="next"/>
+    <w:bookmarkStart w:id="13" w:name="_Toc221484166" w:displacedByCustomXml="next"/>
+    <w:bookmarkStart w:id="14" w:name="_Toc221319076" w:displacedByCustomXml="next"/>
+    <w:bookmarkStart w:id="15" w:name="_Toc221571916" w:displacedByCustomXml="next"/>
+    <w:bookmarkStart w:id="16" w:name="_Toc221572448" w:displacedByCustomXml="next"/>
     <w:sdt>
       <w:sdtPr>
         <w:rPr>
@@ -12816,21 +12816,7 @@
         <w:rPr>
           <w:rFonts w:cstheme="majorBidi"/>
         </w:rPr>
-        <w:t xml:space="preserve">Support multiple </w:t>
-      </w:r>
-      <w:proofErr w:type="gramStart"/>
-      <w:r>
-        <w:rPr>
-          <w:rFonts w:cstheme="majorBidi"/>
-        </w:rPr>
-        <w:t>dataset</w:t>
-      </w:r>
-      <w:proofErr w:type="gramEnd"/>
-      <w:r>
-        <w:rPr>
-          <w:rFonts w:cstheme="majorBidi"/>
-        </w:rPr>
-        <w:t xml:space="preserve"> formats, including CSV and Excel.</w:t>
+        <w:t>Support multiple dataset formats, including CSV and Excel.</w:t>
       </w:r>
     </w:p>
     <w:p>
@@ -13651,21 +13637,7 @@
         <w:rPr>
           <w:rFonts w:cstheme="majorBidi"/>
         </w:rPr>
-        <w:t xml:space="preserve">Storage: At least 2 </w:t>
-      </w:r>
-      <w:proofErr w:type="gramStart"/>
-      <w:r>
-        <w:rPr>
-          <w:rFonts w:cstheme="majorBidi"/>
-        </w:rPr>
-        <w:t>GB</w:t>
-      </w:r>
-      <w:proofErr w:type="gramEnd"/>
-      <w:r>
-        <w:rPr>
-          <w:rFonts w:cstheme="majorBidi"/>
-        </w:rPr>
-        <w:t xml:space="preserve"> available space for the application, dependencies, and temporary datasets.</w:t>
+        <w:t>Storage: At least 2 GB available space for the application, dependencies, and temporary datasets.</w:t>
       </w:r>
     </w:p>
     <w:p>
@@ -14749,32 +14721,58 @@
       <w:r>
         <w:t xml:space="preserve">Table </w:t>
       </w:r>
-      <w:fldSimple w:instr=" STYLEREF 1 \s ">
-        <w:r>
-          <w:rPr>
-            <w:noProof/>
-            <w:cs/>
-          </w:rPr>
-          <w:t>‎</w:t>
-        </w:r>
-        <w:r>
-          <w:rPr>
-            <w:noProof/>
-          </w:rPr>
-          <w:t>1</w:t>
-        </w:r>
-      </w:fldSimple>
+      <w:r>
+        <w:fldChar w:fldCharType="begin"/>
+      </w:r>
+      <w:r>
+        <w:instrText xml:space="preserve"> STYLEREF 1 \s </w:instrText>
+      </w:r>
+      <w:r>
+        <w:fldChar w:fldCharType="separate"/>
+      </w:r>
+      <w:r>
+        <w:rPr>
+          <w:noProof/>
+          <w:cs/>
+        </w:rPr>
+        <w:t>‎</w:t>
+      </w:r>
+      <w:r>
+        <w:rPr>
+          <w:noProof/>
+        </w:rPr>
+        <w:t>1</w:t>
+      </w:r>
+      <w:r>
+        <w:rPr>
+          <w:noProof/>
+        </w:rPr>
+        <w:fldChar w:fldCharType="end"/>
+      </w:r>
       <w:r>
         <w:noBreakHyphen/>
       </w:r>
-      <w:fldSimple w:instr=" SEQ Table \* ARABIC \s 1 ">
-        <w:r>
-          <w:rPr>
-            <w:noProof/>
-          </w:rPr>
-          <w:t>1</w:t>
-        </w:r>
-      </w:fldSimple>
+      <w:r>
+        <w:fldChar w:fldCharType="begin"/>
+      </w:r>
+      <w:r>
+        <w:instrText xml:space="preserve"> SEQ Table \* ARABIC \s 1 </w:instrText>
+      </w:r>
+      <w:r>
+        <w:fldChar w:fldCharType="separate"/>
+      </w:r>
+      <w:r>
+        <w:rPr>
+          <w:noProof/>
+        </w:rPr>
+        <w:t>1</w:t>
+      </w:r>
+      <w:r>
+        <w:rPr>
+          <w:noProof/>
+        </w:rPr>
+        <w:fldChar w:fldCharType="end"/>
+      </w:r>
       <w:bookmarkEnd w:id="69"/>
       <w:r>
         <w:t xml:space="preserve"> </w:t>
@@ -14999,32 +14997,58 @@
       <w:r>
         <w:t xml:space="preserve">Figure </w:t>
       </w:r>
-      <w:fldSimple w:instr=" STYLEREF 1 \s ">
-        <w:r>
-          <w:rPr>
-            <w:noProof/>
-            <w:cs/>
-          </w:rPr>
-          <w:t>‎</w:t>
-        </w:r>
-        <w:r>
-          <w:rPr>
-            <w:noProof/>
-          </w:rPr>
-          <w:t>1</w:t>
-        </w:r>
-      </w:fldSimple>
+      <w:r>
+        <w:fldChar w:fldCharType="begin"/>
+      </w:r>
+      <w:r>
+        <w:instrText xml:space="preserve"> STYLEREF 1 \s </w:instrText>
+      </w:r>
+      <w:r>
+        <w:fldChar w:fldCharType="separate"/>
+      </w:r>
+      <w:r>
+        <w:rPr>
+          <w:noProof/>
+          <w:cs/>
+        </w:rPr>
+        <w:t>‎</w:t>
+      </w:r>
+      <w:r>
+        <w:rPr>
+          <w:noProof/>
+        </w:rPr>
+        <w:t>1</w:t>
+      </w:r>
+      <w:r>
+        <w:rPr>
+          <w:noProof/>
+        </w:rPr>
+        <w:fldChar w:fldCharType="end"/>
+      </w:r>
       <w:r>
         <w:noBreakHyphen/>
       </w:r>
-      <w:fldSimple w:instr=" SEQ Figure \* ARABIC \s 1 ">
-        <w:r>
-          <w:rPr>
-            <w:noProof/>
-          </w:rPr>
-          <w:t>1</w:t>
-        </w:r>
-      </w:fldSimple>
+      <w:r>
+        <w:fldChar w:fldCharType="begin"/>
+      </w:r>
+      <w:r>
+        <w:instrText xml:space="preserve"> SEQ Figure \* ARABIC \s 1 </w:instrText>
+      </w:r>
+      <w:r>
+        <w:fldChar w:fldCharType="separate"/>
+      </w:r>
+      <w:r>
+        <w:rPr>
+          <w:noProof/>
+        </w:rPr>
+        <w:t>1</w:t>
+      </w:r>
+      <w:r>
+        <w:rPr>
+          <w:noProof/>
+        </w:rPr>
+        <w:fldChar w:fldCharType="end"/>
+      </w:r>
       <w:bookmarkEnd w:id="71"/>
       <w:r>
         <w:t xml:space="preserve"> </w:t>
@@ -15392,21 +15416,7 @@
         <w:rPr>
           <w:rFonts w:cstheme="majorBidi"/>
         </w:rPr>
-        <w:t xml:space="preserve">Driverless AI are enterprise-grade </w:t>
-      </w:r>
-      <w:proofErr w:type="spellStart"/>
-      <w:r>
-        <w:rPr>
-          <w:rFonts w:cstheme="majorBidi"/>
-        </w:rPr>
-        <w:t>AutoML</w:t>
-      </w:r>
-      <w:proofErr w:type="spellEnd"/>
-      <w:r>
-        <w:rPr>
-          <w:rFonts w:cstheme="majorBidi"/>
-        </w:rPr>
-        <w:t xml:space="preserve"> platforms that automate model training and optimization. Although these systems perform preprocessing internally, their primary objective is to maximize model performance rather than provide transparent and user-oriented data cleaning. Consequently, preprocessing operations are mostly hidden from users and offer limited explainability.</w:t>
+        <w:t>Driverless AI are enterprise-grade AutoML platforms that automate model training and optimization. Although these systems perform preprocessing internally, their primary objective is to maximize model performance rather than provide transparent and user-oriented data cleaning. Consequently, preprocessing operations are mostly hidden from users and offer limited explainability.</w:t>
       </w:r>
     </w:p>
     <w:p>
@@ -15958,19 +15968,11 @@
                 <w:rFonts w:cstheme="majorBidi"/>
               </w:rPr>
             </w:pPr>
-            <w:proofErr w:type="spellStart"/>
             <w:r>
               <w:rPr>
                 <w:rFonts w:cstheme="majorBidi"/>
               </w:rPr>
-              <w:t>AutoML</w:t>
-            </w:r>
-            <w:proofErr w:type="spellEnd"/>
-            <w:r>
-              <w:rPr>
-                <w:rFonts w:cstheme="majorBidi"/>
-              </w:rPr>
-              <w:t xml:space="preserve"> and Model Optimization</w:t>
+              <w:t>AutoML and Model Optimization</w:t>
             </w:r>
           </w:p>
         </w:tc>
@@ -18331,7 +18333,6 @@
         </w:rPr>
       </w:pPr>
       <w:proofErr w:type="spellStart"/>
-      <w:proofErr w:type="gramStart"/>
       <w:r>
         <w:rPr>
           <w:rFonts w:asciiTheme="majorBidi" w:hAnsiTheme="majorBidi" w:cstheme="majorBidi"/>
@@ -18343,23 +18344,14 @@
         <w:rPr>
           <w:rFonts w:asciiTheme="majorBidi" w:hAnsiTheme="majorBidi" w:cstheme="majorBidi"/>
         </w:rPr>
-        <w:t xml:space="preserve"> shall</w:t>
-      </w:r>
-      <w:proofErr w:type="gramEnd"/>
-      <w:r>
-        <w:rPr>
-          <w:rFonts w:asciiTheme="majorBidi" w:hAnsiTheme="majorBidi" w:cstheme="majorBidi"/>
-        </w:rPr>
-        <w:t xml:space="preserve"> </w:t>
-      </w:r>
-      <w:proofErr w:type="gramStart"/>
+        <w:t xml:space="preserve"> shall </w:t>
+      </w:r>
       <w:r>
         <w:rPr>
           <w:rFonts w:asciiTheme="majorBidi" w:hAnsiTheme="majorBidi" w:cstheme="majorBidi"/>
         </w:rPr>
         <w:t>allow</w:t>
       </w:r>
-      <w:proofErr w:type="gramEnd"/>
       <w:r>
         <w:rPr>
           <w:rFonts w:asciiTheme="majorBidi" w:hAnsiTheme="majorBidi" w:cstheme="majorBidi"/>
@@ -18772,21 +18764,7 @@
           <w:rFonts w:asciiTheme="majorBidi" w:hAnsiTheme="majorBidi" w:cstheme="majorBidi"/>
         </w:rPr>
         <w:lastRenderedPageBreak/>
-        <w:t xml:space="preserve">Have the system automatically </w:t>
-      </w:r>
-      <w:proofErr w:type="gramStart"/>
-      <w:r>
-        <w:rPr>
-          <w:rFonts w:asciiTheme="majorBidi" w:hAnsiTheme="majorBidi" w:cstheme="majorBidi"/>
-        </w:rPr>
-        <w:t>execute</w:t>
-      </w:r>
-      <w:proofErr w:type="gramEnd"/>
-      <w:r>
-        <w:rPr>
-          <w:rFonts w:asciiTheme="majorBidi" w:hAnsiTheme="majorBidi" w:cstheme="majorBidi"/>
-        </w:rPr>
-        <w:t xml:space="preserve"> all seven agents in a logical sequence</w:t>
+        <w:t>Have the system automatically execute all seven agents in a logical sequence</w:t>
       </w:r>
     </w:p>
     <w:p>
@@ -19165,21 +19143,7 @@
         <w:rPr>
           <w:rFonts w:asciiTheme="majorBidi" w:hAnsiTheme="majorBidi" w:cstheme="majorBidi"/>
         </w:rPr>
-        <w:t xml:space="preserve">Undo rejected changes and </w:t>
-      </w:r>
-      <w:proofErr w:type="gramStart"/>
-      <w:r>
-        <w:rPr>
-          <w:rFonts w:asciiTheme="majorBidi" w:hAnsiTheme="majorBidi" w:cstheme="majorBidi"/>
-        </w:rPr>
-        <w:t>revisit</w:t>
-      </w:r>
-      <w:proofErr w:type="gramEnd"/>
-      <w:r>
-        <w:rPr>
-          <w:rFonts w:asciiTheme="majorBidi" w:hAnsiTheme="majorBidi" w:cstheme="majorBidi"/>
-        </w:rPr>
-        <w:t xml:space="preserve"> previous preprocessing steps</w:t>
+        <w:t>Undo rejected changes and revisit previous preprocessing steps</w:t>
       </w:r>
     </w:p>
     <w:p>
@@ -19990,21 +19954,7 @@
         <w:rPr>
           <w:rFonts w:asciiTheme="majorBidi" w:hAnsiTheme="majorBidi" w:cstheme="majorBidi"/>
         </w:rPr>
-        <w:t xml:space="preserve">Handle mixed-type columns by </w:t>
-      </w:r>
-      <w:proofErr w:type="gramStart"/>
-      <w:r>
-        <w:rPr>
-          <w:rFonts w:asciiTheme="majorBidi" w:hAnsiTheme="majorBidi" w:cstheme="majorBidi"/>
-        </w:rPr>
-        <w:t>converting</w:t>
-      </w:r>
-      <w:proofErr w:type="gramEnd"/>
-      <w:r>
-        <w:rPr>
-          <w:rFonts w:asciiTheme="majorBidi" w:hAnsiTheme="majorBidi" w:cstheme="majorBidi"/>
-        </w:rPr>
-        <w:t xml:space="preserve"> to consistent formats</w:t>
+        <w:t>Handle mixed-type columns by converting to consistent formats</w:t>
       </w:r>
     </w:p>
     <w:p>
@@ -21546,18 +21496,8 @@
           <w:b/>
           <w:bCs/>
         </w:rPr>
-        <w:t>/auth/</w:t>
-      </w:r>
-      <w:proofErr w:type="gramStart"/>
-      <w:r>
-        <w:rPr>
-          <w:rFonts w:asciiTheme="majorBidi" w:hAnsiTheme="majorBidi" w:cstheme="majorBidi"/>
-          <w:b/>
-          <w:bCs/>
-        </w:rPr>
-        <w:t>forgot-password</w:t>
-      </w:r>
-      <w:proofErr w:type="gramEnd"/>
+        <w:t>/auth/forgot-password</w:t>
+      </w:r>
       <w:r>
         <w:rPr>
           <w:rFonts w:asciiTheme="majorBidi" w:hAnsiTheme="majorBidi" w:cstheme="majorBidi"/>
@@ -21815,57 +21755,31 @@
           <w:b/>
           <w:bCs/>
         </w:rPr>
-        <w:t>/</w:t>
-      </w:r>
-      <w:proofErr w:type="gramStart"/>
+        <w:t>/conversations/{</w:t>
+      </w:r>
+      <w:proofErr w:type="spellStart"/>
       <w:r>
         <w:rPr>
           <w:rFonts w:asciiTheme="majorBidi" w:hAnsiTheme="majorBidi" w:cstheme="majorBidi"/>
           <w:b/>
           <w:bCs/>
         </w:rPr>
-        <w:t>conversations/{</w:t>
-      </w:r>
-      <w:proofErr w:type="spellStart"/>
-      <w:proofErr w:type="gramEnd"/>
+        <w:t>conversation_id</w:t>
+      </w:r>
+      <w:proofErr w:type="spellEnd"/>
       <w:r>
         <w:rPr>
           <w:rFonts w:asciiTheme="majorBidi" w:hAnsiTheme="majorBidi" w:cstheme="majorBidi"/>
           <w:b/>
           <w:bCs/>
         </w:rPr>
-        <w:t>conversation_</w:t>
-      </w:r>
-      <w:proofErr w:type="gramStart"/>
-      <w:r>
-        <w:rPr>
-          <w:rFonts w:asciiTheme="majorBidi" w:hAnsiTheme="majorBidi" w:cstheme="majorBidi"/>
-          <w:b/>
-          <w:bCs/>
-        </w:rPr>
-        <w:t>id</w:t>
-      </w:r>
-      <w:proofErr w:type="spellEnd"/>
-      <w:r>
-        <w:rPr>
-          <w:rFonts w:asciiTheme="majorBidi" w:hAnsiTheme="majorBidi" w:cstheme="majorBidi"/>
-          <w:b/>
-          <w:bCs/>
-        </w:rPr>
         <w:t>}</w:t>
       </w:r>
       <w:r>
         <w:rPr>
           <w:rFonts w:asciiTheme="majorBidi" w:hAnsiTheme="majorBidi" w:cstheme="majorBidi"/>
         </w:rPr>
-        <w:t>:</w:t>
-      </w:r>
-      <w:proofErr w:type="gramEnd"/>
-      <w:r>
-        <w:rPr>
-          <w:rFonts w:asciiTheme="majorBidi" w:hAnsiTheme="majorBidi" w:cstheme="majorBidi"/>
-        </w:rPr>
-        <w:t xml:space="preserve"> Retrieve a specific conversation </w:t>
+        <w:t xml:space="preserve">: Retrieve a specific conversation </w:t>
       </w:r>
     </w:p>
     <w:p>
@@ -21889,57 +21803,31 @@
           <w:b/>
           <w:bCs/>
         </w:rPr>
-        <w:t>/</w:t>
-      </w:r>
-      <w:proofErr w:type="gramStart"/>
+        <w:t>/conversations/{</w:t>
+      </w:r>
+      <w:proofErr w:type="spellStart"/>
       <w:r>
         <w:rPr>
           <w:rFonts w:asciiTheme="majorBidi" w:hAnsiTheme="majorBidi" w:cstheme="majorBidi"/>
           <w:b/>
           <w:bCs/>
         </w:rPr>
-        <w:t>conversations/{</w:t>
-      </w:r>
-      <w:proofErr w:type="spellStart"/>
-      <w:proofErr w:type="gramEnd"/>
+        <w:t>conversation_id</w:t>
+      </w:r>
+      <w:proofErr w:type="spellEnd"/>
       <w:r>
         <w:rPr>
           <w:rFonts w:asciiTheme="majorBidi" w:hAnsiTheme="majorBidi" w:cstheme="majorBidi"/>
           <w:b/>
           <w:bCs/>
         </w:rPr>
-        <w:t>conversation_</w:t>
-      </w:r>
-      <w:proofErr w:type="gramStart"/>
-      <w:r>
-        <w:rPr>
-          <w:rFonts w:asciiTheme="majorBidi" w:hAnsiTheme="majorBidi" w:cstheme="majorBidi"/>
-          <w:b/>
-          <w:bCs/>
-        </w:rPr>
-        <w:t>id</w:t>
-      </w:r>
-      <w:proofErr w:type="spellEnd"/>
-      <w:r>
-        <w:rPr>
-          <w:rFonts w:asciiTheme="majorBidi" w:hAnsiTheme="majorBidi" w:cstheme="majorBidi"/>
-          <w:b/>
-          <w:bCs/>
-        </w:rPr>
         <w:t>}</w:t>
       </w:r>
       <w:r>
         <w:rPr>
           <w:rFonts w:asciiTheme="majorBidi" w:hAnsiTheme="majorBidi" w:cstheme="majorBidi"/>
         </w:rPr>
-        <w:t>:</w:t>
-      </w:r>
-      <w:proofErr w:type="gramEnd"/>
-      <w:r>
-        <w:rPr>
-          <w:rFonts w:asciiTheme="majorBidi" w:hAnsiTheme="majorBidi" w:cstheme="majorBidi"/>
-        </w:rPr>
-        <w:t xml:space="preserve"> Delete a conversation </w:t>
+        <w:t xml:space="preserve">: Delete a conversation </w:t>
       </w:r>
     </w:p>
     <w:p>
@@ -21963,53 +21851,25 @@
           <w:b/>
           <w:bCs/>
         </w:rPr>
-        <w:t>/</w:t>
-      </w:r>
-      <w:proofErr w:type="gramStart"/>
+        <w:t>/conversations/{</w:t>
+      </w:r>
+      <w:proofErr w:type="spellStart"/>
       <w:r>
         <w:rPr>
           <w:rFonts w:asciiTheme="majorBidi" w:hAnsiTheme="majorBidi" w:cstheme="majorBidi"/>
           <w:b/>
           <w:bCs/>
         </w:rPr>
-        <w:t>conversations/{</w:t>
-      </w:r>
-      <w:proofErr w:type="spellStart"/>
-      <w:proofErr w:type="gramEnd"/>
+        <w:t>conversation_id</w:t>
+      </w:r>
+      <w:proofErr w:type="spellEnd"/>
       <w:r>
         <w:rPr>
           <w:rFonts w:asciiTheme="majorBidi" w:hAnsiTheme="majorBidi" w:cstheme="majorBidi"/>
           <w:b/>
           <w:bCs/>
         </w:rPr>
-        <w:t>conversation_</w:t>
-      </w:r>
-      <w:proofErr w:type="gramStart"/>
-      <w:r>
-        <w:rPr>
-          <w:rFonts w:asciiTheme="majorBidi" w:hAnsiTheme="majorBidi" w:cstheme="majorBidi"/>
-          <w:b/>
-          <w:bCs/>
-        </w:rPr>
-        <w:t>id</w:t>
-      </w:r>
-      <w:proofErr w:type="spellEnd"/>
-      <w:r>
-        <w:rPr>
-          <w:rFonts w:asciiTheme="majorBidi" w:hAnsiTheme="majorBidi" w:cstheme="majorBidi"/>
-          <w:b/>
-          <w:bCs/>
-        </w:rPr>
-        <w:t>}/</w:t>
-      </w:r>
-      <w:proofErr w:type="gramEnd"/>
-      <w:r>
-        <w:rPr>
-          <w:rFonts w:asciiTheme="majorBidi" w:hAnsiTheme="majorBidi" w:cstheme="majorBidi"/>
-          <w:b/>
-          <w:bCs/>
-        </w:rPr>
-        <w:t>rename</w:t>
+        <w:t>}/rename</w:t>
       </w:r>
       <w:r>
         <w:rPr>
@@ -22065,29 +21925,13 @@
           <w:b/>
           <w:bCs/>
         </w:rPr>
-        <w:t>/</w:t>
-      </w:r>
-      <w:proofErr w:type="gramStart"/>
-      <w:r>
-        <w:rPr>
-          <w:rFonts w:asciiTheme="majorBidi" w:hAnsiTheme="majorBidi" w:cstheme="majorBidi"/>
-          <w:b/>
-          <w:bCs/>
-        </w:rPr>
-        <w:t>download/{path}</w:t>
-      </w:r>
-      <w:r>
-        <w:rPr>
-          <w:rFonts w:asciiTheme="majorBidi" w:hAnsiTheme="majorBidi" w:cstheme="majorBidi"/>
-        </w:rPr>
-        <w:t>:</w:t>
-      </w:r>
-      <w:proofErr w:type="gramEnd"/>
-      <w:r>
-        <w:rPr>
-          <w:rFonts w:asciiTheme="majorBidi" w:hAnsiTheme="majorBidi" w:cstheme="majorBidi"/>
-        </w:rPr>
-        <w:t xml:space="preserve"> Download processed dataset file </w:t>
+        <w:t>/download/{path}</w:t>
+      </w:r>
+      <w:r>
+        <w:rPr>
+          <w:rFonts w:asciiTheme="majorBidi" w:hAnsiTheme="majorBidi" w:cstheme="majorBidi"/>
+        </w:rPr>
+        <w:t xml:space="preserve">: Download processed dataset file </w:t>
       </w:r>
     </w:p>
     <w:p>
@@ -23321,32 +23165,58 @@
                             <w:r>
                               <w:t xml:space="preserve">Figure </w:t>
                             </w:r>
-                            <w:fldSimple w:instr=" STYLEREF 1 \s ">
-                              <w:r>
-                                <w:rPr>
-                                  <w:noProof/>
-                                  <w:cs/>
-                                </w:rPr>
-                                <w:t>‎</w:t>
-                              </w:r>
-                              <w:r>
-                                <w:rPr>
-                                  <w:noProof/>
-                                </w:rPr>
-                                <w:t>3</w:t>
-                              </w:r>
-                            </w:fldSimple>
+                            <w:r>
+                              <w:fldChar w:fldCharType="begin"/>
+                            </w:r>
+                            <w:r>
+                              <w:instrText xml:space="preserve"> STYLEREF 1 \s </w:instrText>
+                            </w:r>
+                            <w:r>
+                              <w:fldChar w:fldCharType="separate"/>
+                            </w:r>
+                            <w:r>
+                              <w:rPr>
+                                <w:noProof/>
+                                <w:cs/>
+                              </w:rPr>
+                              <w:t>‎</w:t>
+                            </w:r>
+                            <w:r>
+                              <w:rPr>
+                                <w:noProof/>
+                              </w:rPr>
+                              <w:t>3</w:t>
+                            </w:r>
+                            <w:r>
+                              <w:rPr>
+                                <w:noProof/>
+                              </w:rPr>
+                              <w:fldChar w:fldCharType="end"/>
+                            </w:r>
                             <w:r>
                               <w:noBreakHyphen/>
                             </w:r>
-                            <w:fldSimple w:instr=" SEQ Figure \* ARABIC \s 1 ">
-                              <w:r>
-                                <w:rPr>
-                                  <w:noProof/>
-                                </w:rPr>
-                                <w:t>1</w:t>
-                              </w:r>
-                            </w:fldSimple>
+                            <w:r>
+                              <w:fldChar w:fldCharType="begin"/>
+                            </w:r>
+                            <w:r>
+                              <w:instrText xml:space="preserve"> SEQ Figure \* ARABIC \s 1 </w:instrText>
+                            </w:r>
+                            <w:r>
+                              <w:fldChar w:fldCharType="separate"/>
+                            </w:r>
+                            <w:r>
+                              <w:rPr>
+                                <w:noProof/>
+                              </w:rPr>
+                              <w:t>1</w:t>
+                            </w:r>
+                            <w:r>
+                              <w:rPr>
+                                <w:noProof/>
+                              </w:rPr>
+                              <w:fldChar w:fldCharType="end"/>
+                            </w:r>
                             <w:r>
                               <w:t xml:space="preserve"> </w:t>
                             </w:r>
@@ -23394,32 +23264,58 @@
                       <w:r>
                         <w:t xml:space="preserve">Figure </w:t>
                       </w:r>
-                      <w:fldSimple w:instr=" STYLEREF 1 \s ">
-                        <w:r>
-                          <w:rPr>
-                            <w:noProof/>
-                            <w:cs/>
-                          </w:rPr>
-                          <w:t>‎</w:t>
-                        </w:r>
-                        <w:r>
-                          <w:rPr>
-                            <w:noProof/>
-                          </w:rPr>
-                          <w:t>3</w:t>
-                        </w:r>
-                      </w:fldSimple>
+                      <w:r>
+                        <w:fldChar w:fldCharType="begin"/>
+                      </w:r>
+                      <w:r>
+                        <w:instrText xml:space="preserve"> STYLEREF 1 \s </w:instrText>
+                      </w:r>
+                      <w:r>
+                        <w:fldChar w:fldCharType="separate"/>
+                      </w:r>
+                      <w:r>
+                        <w:rPr>
+                          <w:noProof/>
+                          <w:cs/>
+                        </w:rPr>
+                        <w:t>‎</w:t>
+                      </w:r>
+                      <w:r>
+                        <w:rPr>
+                          <w:noProof/>
+                        </w:rPr>
+                        <w:t>3</w:t>
+                      </w:r>
+                      <w:r>
+                        <w:rPr>
+                          <w:noProof/>
+                        </w:rPr>
+                        <w:fldChar w:fldCharType="end"/>
+                      </w:r>
                       <w:r>
                         <w:noBreakHyphen/>
                       </w:r>
-                      <w:fldSimple w:instr=" SEQ Figure \* ARABIC \s 1 ">
-                        <w:r>
-                          <w:rPr>
-                            <w:noProof/>
-                          </w:rPr>
-                          <w:t>1</w:t>
-                        </w:r>
-                      </w:fldSimple>
+                      <w:r>
+                        <w:fldChar w:fldCharType="begin"/>
+                      </w:r>
+                      <w:r>
+                        <w:instrText xml:space="preserve"> SEQ Figure \* ARABIC \s 1 </w:instrText>
+                      </w:r>
+                      <w:r>
+                        <w:fldChar w:fldCharType="separate"/>
+                      </w:r>
+                      <w:r>
+                        <w:rPr>
+                          <w:noProof/>
+                        </w:rPr>
+                        <w:t>1</w:t>
+                      </w:r>
+                      <w:r>
+                        <w:rPr>
+                          <w:noProof/>
+                        </w:rPr>
+                        <w:fldChar w:fldCharType="end"/>
+                      </w:r>
                       <w:r>
                         <w:t xml:space="preserve"> </w:t>
                       </w:r>
@@ -24573,21 +24469,7 @@
         <w:rPr>
           <w:rFonts w:asciiTheme="majorBidi" w:hAnsiTheme="majorBidi" w:cstheme="majorBidi"/>
         </w:rPr>
-        <w:t xml:space="preserve"> deployment, user accounts, and </w:t>
-      </w:r>
-      <w:proofErr w:type="gramStart"/>
-      <w:r>
-        <w:rPr>
-          <w:rFonts w:asciiTheme="majorBidi" w:hAnsiTheme="majorBidi" w:cstheme="majorBidi"/>
-        </w:rPr>
-        <w:t>system health</w:t>
-      </w:r>
-      <w:proofErr w:type="gramEnd"/>
-      <w:r>
-        <w:rPr>
-          <w:rFonts w:asciiTheme="majorBidi" w:hAnsiTheme="majorBidi" w:cstheme="majorBidi"/>
-        </w:rPr>
-        <w:t>.</w:t>
+        <w:t xml:space="preserve"> deployment, user accounts, and system health.</w:t>
       </w:r>
     </w:p>
     <w:p>
@@ -25276,32 +25158,58 @@
       <w:r>
         <w:t xml:space="preserve">Table </w:t>
       </w:r>
-      <w:fldSimple w:instr=" STYLEREF 1 \s ">
-        <w:r>
-          <w:rPr>
-            <w:noProof/>
-            <w:cs/>
-          </w:rPr>
-          <w:t>‎</w:t>
-        </w:r>
-        <w:r>
-          <w:rPr>
-            <w:noProof/>
-          </w:rPr>
-          <w:t>3</w:t>
-        </w:r>
-      </w:fldSimple>
+      <w:r>
+        <w:fldChar w:fldCharType="begin"/>
+      </w:r>
+      <w:r>
+        <w:instrText xml:space="preserve"> STYLEREF 1 \s </w:instrText>
+      </w:r>
+      <w:r>
+        <w:fldChar w:fldCharType="separate"/>
+      </w:r>
+      <w:r>
+        <w:rPr>
+          <w:noProof/>
+          <w:cs/>
+        </w:rPr>
+        <w:t>‎</w:t>
+      </w:r>
+      <w:r>
+        <w:rPr>
+          <w:noProof/>
+        </w:rPr>
+        <w:t>3</w:t>
+      </w:r>
+      <w:r>
+        <w:rPr>
+          <w:noProof/>
+        </w:rPr>
+        <w:fldChar w:fldCharType="end"/>
+      </w:r>
       <w:r>
         <w:noBreakHyphen/>
       </w:r>
-      <w:fldSimple w:instr=" SEQ Table \* ARABIC \s 1 ">
-        <w:r>
-          <w:rPr>
-            <w:noProof/>
-          </w:rPr>
-          <w:t>1</w:t>
-        </w:r>
-      </w:fldSimple>
+      <w:r>
+        <w:fldChar w:fldCharType="begin"/>
+      </w:r>
+      <w:r>
+        <w:instrText xml:space="preserve"> SEQ Table \* ARABIC \s 1 </w:instrText>
+      </w:r>
+      <w:r>
+        <w:fldChar w:fldCharType="separate"/>
+      </w:r>
+      <w:r>
+        <w:rPr>
+          <w:noProof/>
+        </w:rPr>
+        <w:t>1</w:t>
+      </w:r>
+      <w:r>
+        <w:rPr>
+          <w:noProof/>
+        </w:rPr>
+        <w:fldChar w:fldCharType="end"/>
+      </w:r>
       <w:r>
         <w:t xml:space="preserve"> </w:t>
       </w:r>
@@ -25744,32 +25652,58 @@
       <w:r>
         <w:t xml:space="preserve">Table </w:t>
       </w:r>
-      <w:fldSimple w:instr=" STYLEREF 1 \s ">
-        <w:r>
-          <w:rPr>
-            <w:noProof/>
-            <w:cs/>
-          </w:rPr>
-          <w:t>‎</w:t>
-        </w:r>
-        <w:r>
-          <w:rPr>
-            <w:noProof/>
-          </w:rPr>
-          <w:t>3</w:t>
-        </w:r>
-      </w:fldSimple>
+      <w:r>
+        <w:fldChar w:fldCharType="begin"/>
+      </w:r>
+      <w:r>
+        <w:instrText xml:space="preserve"> STYLEREF 1 \s </w:instrText>
+      </w:r>
+      <w:r>
+        <w:fldChar w:fldCharType="separate"/>
+      </w:r>
+      <w:r>
+        <w:rPr>
+          <w:noProof/>
+          <w:cs/>
+        </w:rPr>
+        <w:t>‎</w:t>
+      </w:r>
+      <w:r>
+        <w:rPr>
+          <w:noProof/>
+        </w:rPr>
+        <w:t>3</w:t>
+      </w:r>
+      <w:r>
+        <w:rPr>
+          <w:noProof/>
+        </w:rPr>
+        <w:fldChar w:fldCharType="end"/>
+      </w:r>
       <w:r>
         <w:noBreakHyphen/>
       </w:r>
-      <w:fldSimple w:instr=" SEQ Table \* ARABIC \s 1 ">
-        <w:r>
-          <w:rPr>
-            <w:noProof/>
-          </w:rPr>
-          <w:t>2</w:t>
-        </w:r>
-      </w:fldSimple>
+      <w:r>
+        <w:fldChar w:fldCharType="begin"/>
+      </w:r>
+      <w:r>
+        <w:instrText xml:space="preserve"> SEQ Table \* ARABIC \s 1 </w:instrText>
+      </w:r>
+      <w:r>
+        <w:fldChar w:fldCharType="separate"/>
+      </w:r>
+      <w:r>
+        <w:rPr>
+          <w:noProof/>
+        </w:rPr>
+        <w:t>2</w:t>
+      </w:r>
+      <w:r>
+        <w:rPr>
+          <w:noProof/>
+        </w:rPr>
+        <w:fldChar w:fldCharType="end"/>
+      </w:r>
       <w:r>
         <w:t xml:space="preserve"> </w:t>
       </w:r>
@@ -26172,32 +26106,58 @@
       <w:r>
         <w:t xml:space="preserve">Table </w:t>
       </w:r>
-      <w:fldSimple w:instr=" STYLEREF 1 \s ">
-        <w:r>
-          <w:rPr>
-            <w:noProof/>
-            <w:cs/>
-          </w:rPr>
-          <w:t>‎</w:t>
-        </w:r>
-        <w:r>
-          <w:rPr>
-            <w:noProof/>
-          </w:rPr>
-          <w:t>3</w:t>
-        </w:r>
-      </w:fldSimple>
+      <w:r>
+        <w:fldChar w:fldCharType="begin"/>
+      </w:r>
+      <w:r>
+        <w:instrText xml:space="preserve"> STYLEREF 1 \s </w:instrText>
+      </w:r>
+      <w:r>
+        <w:fldChar w:fldCharType="separate"/>
+      </w:r>
+      <w:r>
+        <w:rPr>
+          <w:noProof/>
+          <w:cs/>
+        </w:rPr>
+        <w:t>‎</w:t>
+      </w:r>
+      <w:r>
+        <w:rPr>
+          <w:noProof/>
+        </w:rPr>
+        <w:t>3</w:t>
+      </w:r>
+      <w:r>
+        <w:rPr>
+          <w:noProof/>
+        </w:rPr>
+        <w:fldChar w:fldCharType="end"/>
+      </w:r>
       <w:r>
         <w:noBreakHyphen/>
       </w:r>
-      <w:fldSimple w:instr=" SEQ Table \* ARABIC \s 1 ">
-        <w:r>
-          <w:rPr>
-            <w:noProof/>
-          </w:rPr>
-          <w:t>3</w:t>
-        </w:r>
-      </w:fldSimple>
+      <w:r>
+        <w:fldChar w:fldCharType="begin"/>
+      </w:r>
+      <w:r>
+        <w:instrText xml:space="preserve"> SEQ Table \* ARABIC \s 1 </w:instrText>
+      </w:r>
+      <w:r>
+        <w:fldChar w:fldCharType="separate"/>
+      </w:r>
+      <w:r>
+        <w:rPr>
+          <w:noProof/>
+        </w:rPr>
+        <w:t>3</w:t>
+      </w:r>
+      <w:r>
+        <w:rPr>
+          <w:noProof/>
+        </w:rPr>
+        <w:fldChar w:fldCharType="end"/>
+      </w:r>
       <w:r>
         <w:t xml:space="preserve"> </w:t>
       </w:r>
@@ -26437,21 +26397,7 @@
               <w:rPr>
                 <w:rFonts w:asciiTheme="majorBidi" w:hAnsiTheme="majorBidi" w:cstheme="majorBidi"/>
               </w:rPr>
-              <w:t xml:space="preserve">1. User </w:t>
-            </w:r>
-            <w:proofErr w:type="gramStart"/>
-            <w:r>
-              <w:rPr>
-                <w:rFonts w:asciiTheme="majorBidi" w:hAnsiTheme="majorBidi" w:cstheme="majorBidi"/>
-              </w:rPr>
-              <w:t>types</w:t>
-            </w:r>
-            <w:proofErr w:type="gramEnd"/>
-            <w:r>
-              <w:rPr>
-                <w:rFonts w:asciiTheme="majorBidi" w:hAnsiTheme="majorBidi" w:cstheme="majorBidi"/>
-              </w:rPr>
-              <w:t xml:space="preserve"> natural language command (e.g., "Remove duplicates from email column") </w:t>
+              <w:t xml:space="preserve">1. User types natural language command (e.g., "Remove duplicates from email column") </w:t>
             </w:r>
           </w:p>
           <w:p>
@@ -26668,32 +26614,58 @@
       <w:r>
         <w:t xml:space="preserve">Table </w:t>
       </w:r>
-      <w:fldSimple w:instr=" STYLEREF 1 \s ">
-        <w:r>
-          <w:rPr>
-            <w:noProof/>
-            <w:cs/>
-          </w:rPr>
-          <w:t>‎</w:t>
-        </w:r>
-        <w:r>
-          <w:rPr>
-            <w:noProof/>
-          </w:rPr>
-          <w:t>3</w:t>
-        </w:r>
-      </w:fldSimple>
+      <w:r>
+        <w:fldChar w:fldCharType="begin"/>
+      </w:r>
+      <w:r>
+        <w:instrText xml:space="preserve"> STYLEREF 1 \s </w:instrText>
+      </w:r>
+      <w:r>
+        <w:fldChar w:fldCharType="separate"/>
+      </w:r>
+      <w:r>
+        <w:rPr>
+          <w:noProof/>
+          <w:cs/>
+        </w:rPr>
+        <w:t>‎</w:t>
+      </w:r>
+      <w:r>
+        <w:rPr>
+          <w:noProof/>
+        </w:rPr>
+        <w:t>3</w:t>
+      </w:r>
+      <w:r>
+        <w:rPr>
+          <w:noProof/>
+        </w:rPr>
+        <w:fldChar w:fldCharType="end"/>
+      </w:r>
       <w:r>
         <w:noBreakHyphen/>
       </w:r>
-      <w:fldSimple w:instr=" SEQ Table \* ARABIC \s 1 ">
-        <w:r>
-          <w:rPr>
-            <w:noProof/>
-          </w:rPr>
-          <w:t>4</w:t>
-        </w:r>
-      </w:fldSimple>
+      <w:r>
+        <w:fldChar w:fldCharType="begin"/>
+      </w:r>
+      <w:r>
+        <w:instrText xml:space="preserve"> SEQ Table \* ARABIC \s 1 </w:instrText>
+      </w:r>
+      <w:r>
+        <w:fldChar w:fldCharType="separate"/>
+      </w:r>
+      <w:r>
+        <w:rPr>
+          <w:noProof/>
+        </w:rPr>
+        <w:t>4</w:t>
+      </w:r>
+      <w:r>
+        <w:rPr>
+          <w:noProof/>
+        </w:rPr>
+        <w:fldChar w:fldCharType="end"/>
+      </w:r>
       <w:r>
         <w:t xml:space="preserve"> </w:t>
       </w:r>
@@ -26996,21 +26968,7 @@
               <w:rPr>
                 <w:rFonts w:asciiTheme="majorBidi" w:hAnsiTheme="majorBidi" w:cstheme="majorBidi"/>
               </w:rPr>
-              <w:t xml:space="preserve">5. Presents all actions to </w:t>
-            </w:r>
-            <w:proofErr w:type="gramStart"/>
-            <w:r>
-              <w:rPr>
-                <w:rFonts w:asciiTheme="majorBidi" w:hAnsiTheme="majorBidi" w:cstheme="majorBidi"/>
-              </w:rPr>
-              <w:t>user</w:t>
-            </w:r>
-            <w:proofErr w:type="gramEnd"/>
-            <w:r>
-              <w:rPr>
-                <w:rFonts w:asciiTheme="majorBidi" w:hAnsiTheme="majorBidi" w:cstheme="majorBidi"/>
-              </w:rPr>
-              <w:t xml:space="preserve"> for batch review</w:t>
+              <w:t>5. Presents all actions to user for batch review</w:t>
             </w:r>
           </w:p>
         </w:tc>
@@ -27080,32 +27038,58 @@
       <w:r>
         <w:t xml:space="preserve">Table </w:t>
       </w:r>
-      <w:fldSimple w:instr=" STYLEREF 1 \s ">
-        <w:r>
-          <w:rPr>
-            <w:noProof/>
-            <w:cs/>
-          </w:rPr>
-          <w:t>‎</w:t>
-        </w:r>
-        <w:r>
-          <w:rPr>
-            <w:noProof/>
-          </w:rPr>
-          <w:t>3</w:t>
-        </w:r>
-      </w:fldSimple>
+      <w:r>
+        <w:fldChar w:fldCharType="begin"/>
+      </w:r>
+      <w:r>
+        <w:instrText xml:space="preserve"> STYLEREF 1 \s </w:instrText>
+      </w:r>
+      <w:r>
+        <w:fldChar w:fldCharType="separate"/>
+      </w:r>
+      <w:r>
+        <w:rPr>
+          <w:noProof/>
+          <w:cs/>
+        </w:rPr>
+        <w:t>‎</w:t>
+      </w:r>
+      <w:r>
+        <w:rPr>
+          <w:noProof/>
+        </w:rPr>
+        <w:t>3</w:t>
+      </w:r>
+      <w:r>
+        <w:rPr>
+          <w:noProof/>
+        </w:rPr>
+        <w:fldChar w:fldCharType="end"/>
+      </w:r>
       <w:r>
         <w:noBreakHyphen/>
       </w:r>
-      <w:fldSimple w:instr=" SEQ Table \* ARABIC \s 1 ">
-        <w:r>
-          <w:rPr>
-            <w:noProof/>
-          </w:rPr>
-          <w:t>5</w:t>
-        </w:r>
-      </w:fldSimple>
+      <w:r>
+        <w:fldChar w:fldCharType="begin"/>
+      </w:r>
+      <w:r>
+        <w:instrText xml:space="preserve"> SEQ Table \* ARABIC \s 1 </w:instrText>
+      </w:r>
+      <w:r>
+        <w:fldChar w:fldCharType="separate"/>
+      </w:r>
+      <w:r>
+        <w:rPr>
+          <w:noProof/>
+        </w:rPr>
+        <w:t>5</w:t>
+      </w:r>
+      <w:r>
+        <w:rPr>
+          <w:noProof/>
+        </w:rPr>
+        <w:fldChar w:fldCharType="end"/>
+      </w:r>
       <w:r>
         <w:t xml:space="preserve"> </w:t>
       </w:r>
@@ -27401,21 +27385,7 @@
               <w:rPr>
                 <w:rFonts w:asciiTheme="majorBidi" w:hAnsiTheme="majorBidi" w:cstheme="majorBidi"/>
               </w:rPr>
-              <w:t xml:space="preserve">5. User reviews and </w:t>
-            </w:r>
-            <w:proofErr w:type="gramStart"/>
-            <w:r>
-              <w:rPr>
-                <w:rFonts w:asciiTheme="majorBidi" w:hAnsiTheme="majorBidi" w:cstheme="majorBidi"/>
-              </w:rPr>
-              <w:t>approves</w:t>
-            </w:r>
-            <w:proofErr w:type="gramEnd"/>
-            <w:r>
-              <w:rPr>
-                <w:rFonts w:asciiTheme="majorBidi" w:hAnsiTheme="majorBidi" w:cstheme="majorBidi"/>
-              </w:rPr>
-              <w:t xml:space="preserve">/rejects </w:t>
+              <w:t xml:space="preserve">5. User reviews and approves/rejects </w:t>
             </w:r>
           </w:p>
           <w:p>
@@ -27498,32 +27468,58 @@
       <w:r>
         <w:t xml:space="preserve">Table </w:t>
       </w:r>
-      <w:fldSimple w:instr=" STYLEREF 1 \s ">
-        <w:r>
-          <w:rPr>
-            <w:noProof/>
-            <w:cs/>
-          </w:rPr>
-          <w:t>‎</w:t>
-        </w:r>
-        <w:r>
-          <w:rPr>
-            <w:noProof/>
-          </w:rPr>
-          <w:t>3</w:t>
-        </w:r>
-      </w:fldSimple>
+      <w:r>
+        <w:fldChar w:fldCharType="begin"/>
+      </w:r>
+      <w:r>
+        <w:instrText xml:space="preserve"> STYLEREF 1 \s </w:instrText>
+      </w:r>
+      <w:r>
+        <w:fldChar w:fldCharType="separate"/>
+      </w:r>
+      <w:r>
+        <w:rPr>
+          <w:noProof/>
+          <w:cs/>
+        </w:rPr>
+        <w:t>‎</w:t>
+      </w:r>
+      <w:r>
+        <w:rPr>
+          <w:noProof/>
+        </w:rPr>
+        <w:t>3</w:t>
+      </w:r>
+      <w:r>
+        <w:rPr>
+          <w:noProof/>
+        </w:rPr>
+        <w:fldChar w:fldCharType="end"/>
+      </w:r>
       <w:r>
         <w:noBreakHyphen/>
       </w:r>
-      <w:fldSimple w:instr=" SEQ Table \* ARABIC \s 1 ">
-        <w:r>
-          <w:rPr>
-            <w:noProof/>
-          </w:rPr>
-          <w:t>6</w:t>
-        </w:r>
-      </w:fldSimple>
+      <w:r>
+        <w:fldChar w:fldCharType="begin"/>
+      </w:r>
+      <w:r>
+        <w:instrText xml:space="preserve"> SEQ Table \* ARABIC \s 1 </w:instrText>
+      </w:r>
+      <w:r>
+        <w:fldChar w:fldCharType="separate"/>
+      </w:r>
+      <w:r>
+        <w:rPr>
+          <w:noProof/>
+        </w:rPr>
+        <w:t>6</w:t>
+      </w:r>
+      <w:r>
+        <w:rPr>
+          <w:noProof/>
+        </w:rPr>
+        <w:fldChar w:fldCharType="end"/>
+      </w:r>
       <w:r>
         <w:t xml:space="preserve"> </w:t>
       </w:r>
@@ -27885,32 +27881,58 @@
       <w:r>
         <w:t xml:space="preserve">Table </w:t>
       </w:r>
-      <w:fldSimple w:instr=" STYLEREF 1 \s ">
-        <w:r>
-          <w:rPr>
-            <w:noProof/>
-            <w:cs/>
-          </w:rPr>
-          <w:t>‎</w:t>
-        </w:r>
-        <w:r>
-          <w:rPr>
-            <w:noProof/>
-          </w:rPr>
-          <w:t>3</w:t>
-        </w:r>
-      </w:fldSimple>
+      <w:r>
+        <w:fldChar w:fldCharType="begin"/>
+      </w:r>
+      <w:r>
+        <w:instrText xml:space="preserve"> STYLEREF 1 \s </w:instrText>
+      </w:r>
+      <w:r>
+        <w:fldChar w:fldCharType="separate"/>
+      </w:r>
+      <w:r>
+        <w:rPr>
+          <w:noProof/>
+          <w:cs/>
+        </w:rPr>
+        <w:t>‎</w:t>
+      </w:r>
+      <w:r>
+        <w:rPr>
+          <w:noProof/>
+        </w:rPr>
+        <w:t>3</w:t>
+      </w:r>
+      <w:r>
+        <w:rPr>
+          <w:noProof/>
+        </w:rPr>
+        <w:fldChar w:fldCharType="end"/>
+      </w:r>
       <w:r>
         <w:noBreakHyphen/>
       </w:r>
-      <w:fldSimple w:instr=" SEQ Table \* ARABIC \s 1 ">
-        <w:r>
-          <w:rPr>
-            <w:noProof/>
-          </w:rPr>
-          <w:t>7</w:t>
-        </w:r>
-      </w:fldSimple>
+      <w:r>
+        <w:fldChar w:fldCharType="begin"/>
+      </w:r>
+      <w:r>
+        <w:instrText xml:space="preserve"> SEQ Table \* ARABIC \s 1 </w:instrText>
+      </w:r>
+      <w:r>
+        <w:fldChar w:fldCharType="separate"/>
+      </w:r>
+      <w:r>
+        <w:rPr>
+          <w:noProof/>
+        </w:rPr>
+        <w:t>7</w:t>
+      </w:r>
+      <w:r>
+        <w:rPr>
+          <w:noProof/>
+        </w:rPr>
+        <w:fldChar w:fldCharType="end"/>
+      </w:r>
       <w:r>
         <w:t xml:space="preserve"> </w:t>
       </w:r>
@@ -28277,32 +28299,58 @@
       <w:r>
         <w:t xml:space="preserve">Table </w:t>
       </w:r>
-      <w:fldSimple w:instr=" STYLEREF 1 \s ">
-        <w:r>
-          <w:rPr>
-            <w:noProof/>
-            <w:cs/>
-          </w:rPr>
-          <w:t>‎</w:t>
-        </w:r>
-        <w:r>
-          <w:rPr>
-            <w:noProof/>
-          </w:rPr>
-          <w:t>3</w:t>
-        </w:r>
-      </w:fldSimple>
+      <w:r>
+        <w:fldChar w:fldCharType="begin"/>
+      </w:r>
+      <w:r>
+        <w:instrText xml:space="preserve"> STYLEREF 1 \s </w:instrText>
+      </w:r>
+      <w:r>
+        <w:fldChar w:fldCharType="separate"/>
+      </w:r>
+      <w:r>
+        <w:rPr>
+          <w:noProof/>
+          <w:cs/>
+        </w:rPr>
+        <w:t>‎</w:t>
+      </w:r>
+      <w:r>
+        <w:rPr>
+          <w:noProof/>
+        </w:rPr>
+        <w:t>3</w:t>
+      </w:r>
+      <w:r>
+        <w:rPr>
+          <w:noProof/>
+        </w:rPr>
+        <w:fldChar w:fldCharType="end"/>
+      </w:r>
       <w:r>
         <w:noBreakHyphen/>
       </w:r>
-      <w:fldSimple w:instr=" SEQ Table \* ARABIC \s 1 ">
-        <w:r>
-          <w:rPr>
-            <w:noProof/>
-          </w:rPr>
-          <w:t>8</w:t>
-        </w:r>
-      </w:fldSimple>
+      <w:r>
+        <w:fldChar w:fldCharType="begin"/>
+      </w:r>
+      <w:r>
+        <w:instrText xml:space="preserve"> SEQ Table \* ARABIC \s 1 </w:instrText>
+      </w:r>
+      <w:r>
+        <w:fldChar w:fldCharType="separate"/>
+      </w:r>
+      <w:r>
+        <w:rPr>
+          <w:noProof/>
+        </w:rPr>
+        <w:t>8</w:t>
+      </w:r>
+      <w:r>
+        <w:rPr>
+          <w:noProof/>
+        </w:rPr>
+        <w:fldChar w:fldCharType="end"/>
+      </w:r>
       <w:r>
         <w:t xml:space="preserve"> </w:t>
       </w:r>
@@ -28653,32 +28701,58 @@
       <w:r>
         <w:t xml:space="preserve">Table </w:t>
       </w:r>
-      <w:fldSimple w:instr=" STYLEREF 1 \s ">
-        <w:r>
-          <w:rPr>
-            <w:noProof/>
-            <w:cs/>
-          </w:rPr>
-          <w:t>‎</w:t>
-        </w:r>
-        <w:r>
-          <w:rPr>
-            <w:noProof/>
-          </w:rPr>
-          <w:t>3</w:t>
-        </w:r>
-      </w:fldSimple>
+      <w:r>
+        <w:fldChar w:fldCharType="begin"/>
+      </w:r>
+      <w:r>
+        <w:instrText xml:space="preserve"> STYLEREF 1 \s </w:instrText>
+      </w:r>
+      <w:r>
+        <w:fldChar w:fldCharType="separate"/>
+      </w:r>
+      <w:r>
+        <w:rPr>
+          <w:noProof/>
+          <w:cs/>
+        </w:rPr>
+        <w:t>‎</w:t>
+      </w:r>
+      <w:r>
+        <w:rPr>
+          <w:noProof/>
+        </w:rPr>
+        <w:t>3</w:t>
+      </w:r>
+      <w:r>
+        <w:rPr>
+          <w:noProof/>
+        </w:rPr>
+        <w:fldChar w:fldCharType="end"/>
+      </w:r>
       <w:r>
         <w:noBreakHyphen/>
       </w:r>
-      <w:fldSimple w:instr=" SEQ Table \* ARABIC \s 1 ">
-        <w:r>
-          <w:rPr>
-            <w:noProof/>
-          </w:rPr>
-          <w:t>9</w:t>
-        </w:r>
-      </w:fldSimple>
+      <w:r>
+        <w:fldChar w:fldCharType="begin"/>
+      </w:r>
+      <w:r>
+        <w:instrText xml:space="preserve"> SEQ Table \* ARABIC \s 1 </w:instrText>
+      </w:r>
+      <w:r>
+        <w:fldChar w:fldCharType="separate"/>
+      </w:r>
+      <w:r>
+        <w:rPr>
+          <w:noProof/>
+        </w:rPr>
+        <w:t>9</w:t>
+      </w:r>
+      <w:r>
+        <w:rPr>
+          <w:noProof/>
+        </w:rPr>
+        <w:fldChar w:fldCharType="end"/>
+      </w:r>
       <w:r>
         <w:t xml:space="preserve"> </w:t>
       </w:r>
@@ -29928,32 +30002,58 @@
       <w:r>
         <w:t xml:space="preserve">Table </w:t>
       </w:r>
-      <w:fldSimple w:instr=" STYLEREF 1 \s ">
-        <w:r>
-          <w:rPr>
-            <w:noProof/>
-            <w:cs/>
-          </w:rPr>
-          <w:t>‎</w:t>
-        </w:r>
-        <w:r>
-          <w:rPr>
-            <w:noProof/>
-          </w:rPr>
-          <w:t>3</w:t>
-        </w:r>
-      </w:fldSimple>
+      <w:r>
+        <w:fldChar w:fldCharType="begin"/>
+      </w:r>
+      <w:r>
+        <w:instrText xml:space="preserve"> STYLEREF 1 \s </w:instrText>
+      </w:r>
+      <w:r>
+        <w:fldChar w:fldCharType="separate"/>
+      </w:r>
+      <w:r>
+        <w:rPr>
+          <w:noProof/>
+          <w:cs/>
+        </w:rPr>
+        <w:t>‎</w:t>
+      </w:r>
+      <w:r>
+        <w:rPr>
+          <w:noProof/>
+        </w:rPr>
+        <w:t>3</w:t>
+      </w:r>
+      <w:r>
+        <w:rPr>
+          <w:noProof/>
+        </w:rPr>
+        <w:fldChar w:fldCharType="end"/>
+      </w:r>
       <w:r>
         <w:noBreakHyphen/>
       </w:r>
-      <w:fldSimple w:instr=" SEQ Table \* ARABIC \s 1 ">
-        <w:r>
-          <w:rPr>
-            <w:noProof/>
-          </w:rPr>
-          <w:t>10</w:t>
-        </w:r>
-      </w:fldSimple>
+      <w:r>
+        <w:fldChar w:fldCharType="begin"/>
+      </w:r>
+      <w:r>
+        <w:instrText xml:space="preserve"> SEQ Table \* ARABIC \s 1 </w:instrText>
+      </w:r>
+      <w:r>
+        <w:fldChar w:fldCharType="separate"/>
+      </w:r>
+      <w:r>
+        <w:rPr>
+          <w:noProof/>
+        </w:rPr>
+        <w:t>10</w:t>
+      </w:r>
+      <w:r>
+        <w:rPr>
+          <w:noProof/>
+        </w:rPr>
+        <w:fldChar w:fldCharType="end"/>
+      </w:r>
       <w:bookmarkEnd w:id="117"/>
       <w:r>
         <w:t xml:space="preserve"> </w:t>
@@ -30335,16 +30435,8 @@
         <w:rPr>
           <w:rFonts w:asciiTheme="majorBidi" w:hAnsiTheme="majorBidi" w:cstheme="majorBidi"/>
         </w:rPr>
-        <w:t xml:space="preserve">Application Performance Monitoring (APM) tools to track API latency, error rates, and </w:t>
-      </w:r>
-      <w:proofErr w:type="gramStart"/>
-      <w:r>
-        <w:rPr>
-          <w:rFonts w:asciiTheme="majorBidi" w:hAnsiTheme="majorBidi" w:cstheme="majorBidi"/>
-        </w:rPr>
-        <w:t>system health</w:t>
-      </w:r>
-      <w:proofErr w:type="gramEnd"/>
+        <w:t>Application Performance Monitoring (APM) tools to track API latency, error rates, and system health</w:t>
+      </w:r>
     </w:p>
     <w:p>
       <w:pPr>
@@ -30387,21 +30479,7 @@
         <w:rPr>
           <w:rFonts w:asciiTheme="majorBidi" w:hAnsiTheme="majorBidi" w:cstheme="majorBidi"/>
         </w:rPr>
-        <w:t xml:space="preserve">Log aggregation and </w:t>
-      </w:r>
-      <w:proofErr w:type="gramStart"/>
-      <w:r>
-        <w:rPr>
-          <w:rFonts w:asciiTheme="majorBidi" w:hAnsiTheme="majorBidi" w:cstheme="majorBidi"/>
-        </w:rPr>
-        <w:t>alerting for</w:t>
-      </w:r>
-      <w:proofErr w:type="gramEnd"/>
-      <w:r>
-        <w:rPr>
-          <w:rFonts w:asciiTheme="majorBidi" w:hAnsiTheme="majorBidi" w:cstheme="majorBidi"/>
-        </w:rPr>
-        <w:t xml:space="preserve"> system errors and security events</w:t>
+        <w:t>Log aggregation and alerting for system errors and security events</w:t>
       </w:r>
     </w:p>
     <w:p>
@@ -31464,32 +31542,58 @@
       <w:r>
         <w:t xml:space="preserve">Table </w:t>
       </w:r>
-      <w:fldSimple w:instr=" STYLEREF 1 \s ">
-        <w:r>
-          <w:rPr>
-            <w:noProof/>
-            <w:cs/>
-          </w:rPr>
-          <w:t>‎</w:t>
-        </w:r>
-        <w:r>
-          <w:rPr>
-            <w:noProof/>
-          </w:rPr>
-          <w:t>3</w:t>
-        </w:r>
-      </w:fldSimple>
+      <w:r>
+        <w:fldChar w:fldCharType="begin"/>
+      </w:r>
+      <w:r>
+        <w:instrText xml:space="preserve"> STYLEREF 1 \s </w:instrText>
+      </w:r>
+      <w:r>
+        <w:fldChar w:fldCharType="separate"/>
+      </w:r>
+      <w:r>
+        <w:rPr>
+          <w:noProof/>
+          <w:cs/>
+        </w:rPr>
+        <w:t>‎</w:t>
+      </w:r>
+      <w:r>
+        <w:rPr>
+          <w:noProof/>
+        </w:rPr>
+        <w:t>3</w:t>
+      </w:r>
+      <w:r>
+        <w:rPr>
+          <w:noProof/>
+        </w:rPr>
+        <w:fldChar w:fldCharType="end"/>
+      </w:r>
       <w:r>
         <w:noBreakHyphen/>
       </w:r>
-      <w:fldSimple w:instr=" SEQ Table \* ARABIC \s 1 ">
-        <w:r>
-          <w:rPr>
-            <w:noProof/>
-          </w:rPr>
-          <w:t>11</w:t>
-        </w:r>
-      </w:fldSimple>
+      <w:r>
+        <w:fldChar w:fldCharType="begin"/>
+      </w:r>
+      <w:r>
+        <w:instrText xml:space="preserve"> SEQ Table \* ARABIC \s 1 </w:instrText>
+      </w:r>
+      <w:r>
+        <w:fldChar w:fldCharType="separate"/>
+      </w:r>
+      <w:r>
+        <w:rPr>
+          <w:noProof/>
+        </w:rPr>
+        <w:t>11</w:t>
+      </w:r>
+      <w:r>
+        <w:rPr>
+          <w:noProof/>
+        </w:rPr>
+        <w:fldChar w:fldCharType="end"/>
+      </w:r>
       <w:bookmarkEnd w:id="121"/>
       <w:r>
         <w:t xml:space="preserve"> </w:t>
@@ -31654,32 +31758,58 @@
       <w:r>
         <w:t xml:space="preserve">Figure </w:t>
       </w:r>
-      <w:fldSimple w:instr=" STYLEREF 1 \s ">
-        <w:r>
-          <w:rPr>
-            <w:noProof/>
-            <w:cs/>
-          </w:rPr>
-          <w:t>‎</w:t>
-        </w:r>
-        <w:r>
-          <w:rPr>
-            <w:noProof/>
-          </w:rPr>
-          <w:t>4</w:t>
-        </w:r>
-      </w:fldSimple>
+      <w:r>
+        <w:fldChar w:fldCharType="begin"/>
+      </w:r>
+      <w:r>
+        <w:instrText xml:space="preserve"> STYLEREF 1 \s </w:instrText>
+      </w:r>
+      <w:r>
+        <w:fldChar w:fldCharType="separate"/>
+      </w:r>
+      <w:r>
+        <w:rPr>
+          <w:noProof/>
+          <w:cs/>
+        </w:rPr>
+        <w:t>‎</w:t>
+      </w:r>
+      <w:r>
+        <w:rPr>
+          <w:noProof/>
+        </w:rPr>
+        <w:t>4</w:t>
+      </w:r>
+      <w:r>
+        <w:rPr>
+          <w:noProof/>
+        </w:rPr>
+        <w:fldChar w:fldCharType="end"/>
+      </w:r>
       <w:r>
         <w:noBreakHyphen/>
       </w:r>
-      <w:fldSimple w:instr=" SEQ Figure \* ARABIC \s 1 ">
-        <w:r>
-          <w:rPr>
-            <w:noProof/>
-          </w:rPr>
-          <w:t>1</w:t>
-        </w:r>
-      </w:fldSimple>
+      <w:r>
+        <w:fldChar w:fldCharType="begin"/>
+      </w:r>
+      <w:r>
+        <w:instrText xml:space="preserve"> SEQ Figure \* ARABIC \s 1 </w:instrText>
+      </w:r>
+      <w:r>
+        <w:fldChar w:fldCharType="separate"/>
+      </w:r>
+      <w:r>
+        <w:rPr>
+          <w:noProof/>
+        </w:rPr>
+        <w:t>1</w:t>
+      </w:r>
+      <w:r>
+        <w:rPr>
+          <w:noProof/>
+        </w:rPr>
+        <w:fldChar w:fldCharType="end"/>
+      </w:r>
       <w:r>
         <w:t xml:space="preserve"> System Architecture</w:t>
       </w:r>
@@ -31731,7 +31861,7 @@
           <w:noProof/>
         </w:rPr>
         <w:drawing>
-          <wp:inline distT="0" distB="0" distL="0" distR="0" wp14:anchorId="0A2E7E5F" wp14:editId="0F2FA7B1">
+          <wp:inline distT="0" distB="0" distL="0" distR="0" wp14:anchorId="0A2E7E5F" wp14:editId="7E4EE74F">
             <wp:extent cx="5964980" cy="5181600"/>
             <wp:effectExtent l="0" t="0" r="0" b="8890"/>
             <wp:docPr id="1454011353" name="Picture 5"/>
@@ -31781,32 +31911,58 @@
       <w:r>
         <w:t xml:space="preserve">Figure </w:t>
       </w:r>
-      <w:fldSimple w:instr=" STYLEREF 1 \s ">
-        <w:r>
-          <w:rPr>
-            <w:noProof/>
-            <w:cs/>
-          </w:rPr>
-          <w:t>‎</w:t>
-        </w:r>
-        <w:r>
-          <w:rPr>
-            <w:noProof/>
-          </w:rPr>
-          <w:t>4</w:t>
-        </w:r>
-      </w:fldSimple>
+      <w:r>
+        <w:fldChar w:fldCharType="begin"/>
+      </w:r>
+      <w:r>
+        <w:instrText xml:space="preserve"> STYLEREF 1 \s </w:instrText>
+      </w:r>
+      <w:r>
+        <w:fldChar w:fldCharType="separate"/>
+      </w:r>
+      <w:r>
+        <w:rPr>
+          <w:noProof/>
+          <w:cs/>
+        </w:rPr>
+        <w:t>‎</w:t>
+      </w:r>
+      <w:r>
+        <w:rPr>
+          <w:noProof/>
+        </w:rPr>
+        <w:t>4</w:t>
+      </w:r>
+      <w:r>
+        <w:rPr>
+          <w:noProof/>
+        </w:rPr>
+        <w:fldChar w:fldCharType="end"/>
+      </w:r>
       <w:r>
         <w:noBreakHyphen/>
       </w:r>
-      <w:fldSimple w:instr=" SEQ Figure \* ARABIC \s 1 ">
-        <w:r>
-          <w:rPr>
-            <w:noProof/>
-          </w:rPr>
-          <w:t>2</w:t>
-        </w:r>
-      </w:fldSimple>
+      <w:r>
+        <w:fldChar w:fldCharType="begin"/>
+      </w:r>
+      <w:r>
+        <w:instrText xml:space="preserve"> SEQ Figure \* ARABIC \s 1 </w:instrText>
+      </w:r>
+      <w:r>
+        <w:fldChar w:fldCharType="separate"/>
+      </w:r>
+      <w:r>
+        <w:rPr>
+          <w:noProof/>
+        </w:rPr>
+        <w:t>2</w:t>
+      </w:r>
+      <w:r>
+        <w:rPr>
+          <w:noProof/>
+        </w:rPr>
+        <w:fldChar w:fldCharType="end"/>
+      </w:r>
       <w:r>
         <w:t xml:space="preserve"> </w:t>
       </w:r>
@@ -31855,7 +32011,7 @@
           <w:noProof/>
         </w:rPr>
         <w:drawing>
-          <wp:inline distT="0" distB="0" distL="0" distR="0" wp14:anchorId="0D2A26EB" wp14:editId="192DDACD">
+          <wp:inline distT="0" distB="0" distL="0" distR="0" wp14:anchorId="0D2A26EB" wp14:editId="7873674D">
             <wp:extent cx="5070114" cy="2306781"/>
             <wp:effectExtent l="0" t="0" r="0" b="0"/>
             <wp:docPr id="865038721" name="Picture 6"/>
@@ -31905,32 +32061,58 @@
       <w:r>
         <w:t xml:space="preserve">Figure </w:t>
       </w:r>
-      <w:fldSimple w:instr=" STYLEREF 1 \s ">
-        <w:r>
-          <w:rPr>
-            <w:noProof/>
-            <w:cs/>
-          </w:rPr>
-          <w:t>‎</w:t>
-        </w:r>
-        <w:r>
-          <w:rPr>
-            <w:noProof/>
-          </w:rPr>
-          <w:t>4</w:t>
-        </w:r>
-      </w:fldSimple>
+      <w:r>
+        <w:fldChar w:fldCharType="begin"/>
+      </w:r>
+      <w:r>
+        <w:instrText xml:space="preserve"> STYLEREF 1 \s </w:instrText>
+      </w:r>
+      <w:r>
+        <w:fldChar w:fldCharType="separate"/>
+      </w:r>
+      <w:r>
+        <w:rPr>
+          <w:noProof/>
+          <w:cs/>
+        </w:rPr>
+        <w:t>‎</w:t>
+      </w:r>
+      <w:r>
+        <w:rPr>
+          <w:noProof/>
+        </w:rPr>
+        <w:t>4</w:t>
+      </w:r>
+      <w:r>
+        <w:rPr>
+          <w:noProof/>
+        </w:rPr>
+        <w:fldChar w:fldCharType="end"/>
+      </w:r>
       <w:r>
         <w:noBreakHyphen/>
       </w:r>
-      <w:fldSimple w:instr=" SEQ Figure \* ARABIC \s 1 ">
-        <w:r>
-          <w:rPr>
-            <w:noProof/>
-          </w:rPr>
-          <w:t>3</w:t>
-        </w:r>
-      </w:fldSimple>
+      <w:r>
+        <w:fldChar w:fldCharType="begin"/>
+      </w:r>
+      <w:r>
+        <w:instrText xml:space="preserve"> SEQ Figure \* ARABIC \s 1 </w:instrText>
+      </w:r>
+      <w:r>
+        <w:fldChar w:fldCharType="separate"/>
+      </w:r>
+      <w:r>
+        <w:rPr>
+          <w:noProof/>
+        </w:rPr>
+        <w:t>3</w:t>
+      </w:r>
+      <w:r>
+        <w:rPr>
+          <w:noProof/>
+        </w:rPr>
+        <w:fldChar w:fldCharType="end"/>
+      </w:r>
       <w:r>
         <w:t xml:space="preserve"> </w:t>
       </w:r>
@@ -31967,7 +32149,7 @@
           <w:noProof/>
         </w:rPr>
         <w:drawing>
-          <wp:inline distT="0" distB="0" distL="0" distR="0" wp14:anchorId="3E5B6438" wp14:editId="4DE65A95">
+          <wp:inline distT="0" distB="0" distL="0" distR="0" wp14:anchorId="3E5B6438" wp14:editId="656896F0">
             <wp:extent cx="5189220" cy="5090965"/>
             <wp:effectExtent l="0" t="0" r="0" b="1905"/>
             <wp:docPr id="719227187" name="Picture 7"/>
@@ -32017,32 +32199,58 @@
       <w:r>
         <w:t xml:space="preserve">Figure </w:t>
       </w:r>
-      <w:fldSimple w:instr=" STYLEREF 1 \s ">
-        <w:r>
-          <w:rPr>
-            <w:noProof/>
-            <w:cs/>
-          </w:rPr>
-          <w:t>‎</w:t>
-        </w:r>
-        <w:r>
-          <w:rPr>
-            <w:noProof/>
-          </w:rPr>
-          <w:t>4</w:t>
-        </w:r>
-      </w:fldSimple>
+      <w:r>
+        <w:fldChar w:fldCharType="begin"/>
+      </w:r>
+      <w:r>
+        <w:instrText xml:space="preserve"> STYLEREF 1 \s </w:instrText>
+      </w:r>
+      <w:r>
+        <w:fldChar w:fldCharType="separate"/>
+      </w:r>
+      <w:r>
+        <w:rPr>
+          <w:noProof/>
+          <w:cs/>
+        </w:rPr>
+        <w:t>‎</w:t>
+      </w:r>
+      <w:r>
+        <w:rPr>
+          <w:noProof/>
+        </w:rPr>
+        <w:t>4</w:t>
+      </w:r>
+      <w:r>
+        <w:rPr>
+          <w:noProof/>
+        </w:rPr>
+        <w:fldChar w:fldCharType="end"/>
+      </w:r>
       <w:r>
         <w:noBreakHyphen/>
       </w:r>
-      <w:fldSimple w:instr=" SEQ Figure \* ARABIC \s 1 ">
-        <w:r>
-          <w:rPr>
-            <w:noProof/>
-          </w:rPr>
-          <w:t>4</w:t>
-        </w:r>
-      </w:fldSimple>
+      <w:r>
+        <w:fldChar w:fldCharType="begin"/>
+      </w:r>
+      <w:r>
+        <w:instrText xml:space="preserve"> SEQ Figure \* ARABIC \s 1 </w:instrText>
+      </w:r>
+      <w:r>
+        <w:fldChar w:fldCharType="separate"/>
+      </w:r>
+      <w:r>
+        <w:rPr>
+          <w:noProof/>
+        </w:rPr>
+        <w:t>4</w:t>
+      </w:r>
+      <w:r>
+        <w:rPr>
+          <w:noProof/>
+        </w:rPr>
+        <w:fldChar w:fldCharType="end"/>
+      </w:r>
       <w:r>
         <w:t xml:space="preserve"> Missing Value and Outlier Filtering Class Diagram</w:t>
       </w:r>
@@ -32123,32 +32331,58 @@
       <w:r>
         <w:t xml:space="preserve">Figure </w:t>
       </w:r>
-      <w:fldSimple w:instr=" STYLEREF 1 \s ">
-        <w:r>
-          <w:rPr>
-            <w:noProof/>
-            <w:cs/>
-          </w:rPr>
-          <w:t>‎</w:t>
-        </w:r>
-        <w:r>
-          <w:rPr>
-            <w:noProof/>
-          </w:rPr>
-          <w:t>4</w:t>
-        </w:r>
-      </w:fldSimple>
+      <w:r>
+        <w:fldChar w:fldCharType="begin"/>
+      </w:r>
+      <w:r>
+        <w:instrText xml:space="preserve"> STYLEREF 1 \s </w:instrText>
+      </w:r>
+      <w:r>
+        <w:fldChar w:fldCharType="separate"/>
+      </w:r>
+      <w:r>
+        <w:rPr>
+          <w:noProof/>
+          <w:cs/>
+        </w:rPr>
+        <w:t>‎</w:t>
+      </w:r>
+      <w:r>
+        <w:rPr>
+          <w:noProof/>
+        </w:rPr>
+        <w:t>4</w:t>
+      </w:r>
+      <w:r>
+        <w:rPr>
+          <w:noProof/>
+        </w:rPr>
+        <w:fldChar w:fldCharType="end"/>
+      </w:r>
       <w:r>
         <w:noBreakHyphen/>
       </w:r>
-      <w:fldSimple w:instr=" SEQ Figure \* ARABIC \s 1 ">
-        <w:r>
-          <w:rPr>
-            <w:noProof/>
-          </w:rPr>
-          <w:t>5</w:t>
-        </w:r>
-      </w:fldSimple>
+      <w:r>
+        <w:fldChar w:fldCharType="begin"/>
+      </w:r>
+      <w:r>
+        <w:instrText xml:space="preserve"> SEQ Figure \* ARABIC \s 1 </w:instrText>
+      </w:r>
+      <w:r>
+        <w:fldChar w:fldCharType="separate"/>
+      </w:r>
+      <w:r>
+        <w:rPr>
+          <w:noProof/>
+        </w:rPr>
+        <w:t>5</w:t>
+      </w:r>
+      <w:r>
+        <w:rPr>
+          <w:noProof/>
+        </w:rPr>
+        <w:fldChar w:fldCharType="end"/>
+      </w:r>
       <w:r>
         <w:t xml:space="preserve"> </w:t>
       </w:r>
@@ -32233,32 +32467,58 @@
       <w:r>
         <w:t xml:space="preserve">Figure </w:t>
       </w:r>
-      <w:fldSimple w:instr=" STYLEREF 1 \s ">
-        <w:r>
-          <w:rPr>
-            <w:noProof/>
-            <w:cs/>
-          </w:rPr>
-          <w:t>‎</w:t>
-        </w:r>
-        <w:r>
-          <w:rPr>
-            <w:noProof/>
-          </w:rPr>
-          <w:t>4</w:t>
-        </w:r>
-      </w:fldSimple>
+      <w:r>
+        <w:fldChar w:fldCharType="begin"/>
+      </w:r>
+      <w:r>
+        <w:instrText xml:space="preserve"> STYLEREF 1 \s </w:instrText>
+      </w:r>
+      <w:r>
+        <w:fldChar w:fldCharType="separate"/>
+      </w:r>
+      <w:r>
+        <w:rPr>
+          <w:noProof/>
+          <w:cs/>
+        </w:rPr>
+        <w:t>‎</w:t>
+      </w:r>
+      <w:r>
+        <w:rPr>
+          <w:noProof/>
+        </w:rPr>
+        <w:t>4</w:t>
+      </w:r>
+      <w:r>
+        <w:rPr>
+          <w:noProof/>
+        </w:rPr>
+        <w:fldChar w:fldCharType="end"/>
+      </w:r>
       <w:r>
         <w:noBreakHyphen/>
       </w:r>
-      <w:fldSimple w:instr=" SEQ Figure \* ARABIC \s 1 ">
-        <w:r>
-          <w:rPr>
-            <w:noProof/>
-          </w:rPr>
-          <w:t>6</w:t>
-        </w:r>
-      </w:fldSimple>
+      <w:r>
+        <w:fldChar w:fldCharType="begin"/>
+      </w:r>
+      <w:r>
+        <w:instrText xml:space="preserve"> SEQ Figure \* ARABIC \s 1 </w:instrText>
+      </w:r>
+      <w:r>
+        <w:fldChar w:fldCharType="separate"/>
+      </w:r>
+      <w:r>
+        <w:rPr>
+          <w:noProof/>
+        </w:rPr>
+        <w:t>6</w:t>
+      </w:r>
+      <w:r>
+        <w:rPr>
+          <w:noProof/>
+        </w:rPr>
+        <w:fldChar w:fldCharType="end"/>
+      </w:r>
       <w:r>
         <w:t xml:space="preserve"> </w:t>
       </w:r>
@@ -32357,32 +32617,58 @@
       <w:r>
         <w:t xml:space="preserve">Figure </w:t>
       </w:r>
-      <w:fldSimple w:instr=" STYLEREF 1 \s ">
-        <w:r>
-          <w:rPr>
-            <w:noProof/>
-            <w:cs/>
-          </w:rPr>
-          <w:t>‎</w:t>
-        </w:r>
-        <w:r>
-          <w:rPr>
-            <w:noProof/>
-          </w:rPr>
-          <w:t>4</w:t>
-        </w:r>
-      </w:fldSimple>
+      <w:r>
+        <w:fldChar w:fldCharType="begin"/>
+      </w:r>
+      <w:r>
+        <w:instrText xml:space="preserve"> STYLEREF 1 \s </w:instrText>
+      </w:r>
+      <w:r>
+        <w:fldChar w:fldCharType="separate"/>
+      </w:r>
+      <w:r>
+        <w:rPr>
+          <w:noProof/>
+          <w:cs/>
+        </w:rPr>
+        <w:t>‎</w:t>
+      </w:r>
+      <w:r>
+        <w:rPr>
+          <w:noProof/>
+        </w:rPr>
+        <w:t>4</w:t>
+      </w:r>
+      <w:r>
+        <w:rPr>
+          <w:noProof/>
+        </w:rPr>
+        <w:fldChar w:fldCharType="end"/>
+      </w:r>
       <w:r>
         <w:noBreakHyphen/>
       </w:r>
-      <w:fldSimple w:instr=" SEQ Figure \* ARABIC \s 1 ">
-        <w:r>
-          <w:rPr>
-            <w:noProof/>
-          </w:rPr>
-          <w:t>7</w:t>
-        </w:r>
-      </w:fldSimple>
+      <w:r>
+        <w:fldChar w:fldCharType="begin"/>
+      </w:r>
+      <w:r>
+        <w:instrText xml:space="preserve"> SEQ Figure \* ARABIC \s 1 </w:instrText>
+      </w:r>
+      <w:r>
+        <w:fldChar w:fldCharType="separate"/>
+      </w:r>
+      <w:r>
+        <w:rPr>
+          <w:noProof/>
+        </w:rPr>
+        <w:t>7</w:t>
+      </w:r>
+      <w:r>
+        <w:rPr>
+          <w:noProof/>
+        </w:rPr>
+        <w:fldChar w:fldCharType="end"/>
+      </w:r>
       <w:r>
         <w:t xml:space="preserve"> </w:t>
       </w:r>
@@ -32469,32 +32755,58 @@
       <w:r>
         <w:t xml:space="preserve">Figure </w:t>
       </w:r>
-      <w:fldSimple w:instr=" STYLEREF 1 \s ">
-        <w:r>
-          <w:rPr>
-            <w:noProof/>
-            <w:cs/>
-          </w:rPr>
-          <w:t>‎</w:t>
-        </w:r>
-        <w:r>
-          <w:rPr>
-            <w:noProof/>
-          </w:rPr>
-          <w:t>4</w:t>
-        </w:r>
-      </w:fldSimple>
+      <w:r>
+        <w:fldChar w:fldCharType="begin"/>
+      </w:r>
+      <w:r>
+        <w:instrText xml:space="preserve"> STYLEREF 1 \s </w:instrText>
+      </w:r>
+      <w:r>
+        <w:fldChar w:fldCharType="separate"/>
+      </w:r>
+      <w:r>
+        <w:rPr>
+          <w:noProof/>
+          <w:cs/>
+        </w:rPr>
+        <w:t>‎</w:t>
+      </w:r>
+      <w:r>
+        <w:rPr>
+          <w:noProof/>
+        </w:rPr>
+        <w:t>4</w:t>
+      </w:r>
+      <w:r>
+        <w:rPr>
+          <w:noProof/>
+        </w:rPr>
+        <w:fldChar w:fldCharType="end"/>
+      </w:r>
       <w:r>
         <w:noBreakHyphen/>
       </w:r>
-      <w:fldSimple w:instr=" SEQ Figure \* ARABIC \s 1 ">
-        <w:r>
-          <w:rPr>
-            <w:noProof/>
-          </w:rPr>
-          <w:t>8</w:t>
-        </w:r>
-      </w:fldSimple>
+      <w:r>
+        <w:fldChar w:fldCharType="begin"/>
+      </w:r>
+      <w:r>
+        <w:instrText xml:space="preserve"> SEQ Figure \* ARABIC \s 1 </w:instrText>
+      </w:r>
+      <w:r>
+        <w:fldChar w:fldCharType="separate"/>
+      </w:r>
+      <w:r>
+        <w:rPr>
+          <w:noProof/>
+        </w:rPr>
+        <w:t>8</w:t>
+      </w:r>
+      <w:r>
+        <w:rPr>
+          <w:noProof/>
+        </w:rPr>
+        <w:fldChar w:fldCharType="end"/>
+      </w:r>
       <w:r>
         <w:t xml:space="preserve"> </w:t>
       </w:r>
@@ -32601,32 +32913,58 @@
       <w:r>
         <w:t xml:space="preserve">Figure </w:t>
       </w:r>
-      <w:fldSimple w:instr=" STYLEREF 1 \s ">
-        <w:r>
-          <w:rPr>
-            <w:noProof/>
-            <w:cs/>
-          </w:rPr>
-          <w:t>‎</w:t>
-        </w:r>
-        <w:r>
-          <w:rPr>
-            <w:noProof/>
-          </w:rPr>
-          <w:t>4</w:t>
-        </w:r>
-      </w:fldSimple>
+      <w:r>
+        <w:fldChar w:fldCharType="begin"/>
+      </w:r>
+      <w:r>
+        <w:instrText xml:space="preserve"> STYLEREF 1 \s </w:instrText>
+      </w:r>
+      <w:r>
+        <w:fldChar w:fldCharType="separate"/>
+      </w:r>
+      <w:r>
+        <w:rPr>
+          <w:noProof/>
+          <w:cs/>
+        </w:rPr>
+        <w:t>‎</w:t>
+      </w:r>
+      <w:r>
+        <w:rPr>
+          <w:noProof/>
+        </w:rPr>
+        <w:t>4</w:t>
+      </w:r>
+      <w:r>
+        <w:rPr>
+          <w:noProof/>
+        </w:rPr>
+        <w:fldChar w:fldCharType="end"/>
+      </w:r>
       <w:r>
         <w:noBreakHyphen/>
       </w:r>
-      <w:fldSimple w:instr=" SEQ Figure \* ARABIC \s 1 ">
-        <w:r>
-          <w:rPr>
-            <w:noProof/>
-          </w:rPr>
-          <w:t>9</w:t>
-        </w:r>
-      </w:fldSimple>
+      <w:r>
+        <w:fldChar w:fldCharType="begin"/>
+      </w:r>
+      <w:r>
+        <w:instrText xml:space="preserve"> SEQ Figure \* ARABIC \s 1 </w:instrText>
+      </w:r>
+      <w:r>
+        <w:fldChar w:fldCharType="separate"/>
+      </w:r>
+      <w:r>
+        <w:rPr>
+          <w:noProof/>
+        </w:rPr>
+        <w:t>9</w:t>
+      </w:r>
+      <w:r>
+        <w:rPr>
+          <w:noProof/>
+        </w:rPr>
+        <w:fldChar w:fldCharType="end"/>
+      </w:r>
       <w:r>
         <w:t xml:space="preserve"> </w:t>
       </w:r>
@@ -32725,32 +33063,58 @@
       <w:r>
         <w:t xml:space="preserve">Figure </w:t>
       </w:r>
-      <w:fldSimple w:instr=" STYLEREF 1 \s ">
-        <w:r>
-          <w:rPr>
-            <w:noProof/>
-            <w:cs/>
-          </w:rPr>
-          <w:t>‎</w:t>
-        </w:r>
-        <w:r>
-          <w:rPr>
-            <w:noProof/>
-          </w:rPr>
-          <w:t>4</w:t>
-        </w:r>
-      </w:fldSimple>
+      <w:r>
+        <w:fldChar w:fldCharType="begin"/>
+      </w:r>
+      <w:r>
+        <w:instrText xml:space="preserve"> STYLEREF 1 \s </w:instrText>
+      </w:r>
+      <w:r>
+        <w:fldChar w:fldCharType="separate"/>
+      </w:r>
+      <w:r>
+        <w:rPr>
+          <w:noProof/>
+          <w:cs/>
+        </w:rPr>
+        <w:t>‎</w:t>
+      </w:r>
+      <w:r>
+        <w:rPr>
+          <w:noProof/>
+        </w:rPr>
+        <w:t>4</w:t>
+      </w:r>
+      <w:r>
+        <w:rPr>
+          <w:noProof/>
+        </w:rPr>
+        <w:fldChar w:fldCharType="end"/>
+      </w:r>
       <w:r>
         <w:noBreakHyphen/>
       </w:r>
-      <w:fldSimple w:instr=" SEQ Figure \* ARABIC \s 1 ">
-        <w:r>
-          <w:rPr>
-            <w:noProof/>
-          </w:rPr>
-          <w:t>10</w:t>
-        </w:r>
-      </w:fldSimple>
+      <w:r>
+        <w:fldChar w:fldCharType="begin"/>
+      </w:r>
+      <w:r>
+        <w:instrText xml:space="preserve"> SEQ Figure \* ARABIC \s 1 </w:instrText>
+      </w:r>
+      <w:r>
+        <w:fldChar w:fldCharType="separate"/>
+      </w:r>
+      <w:r>
+        <w:rPr>
+          <w:noProof/>
+        </w:rPr>
+        <w:t>10</w:t>
+      </w:r>
+      <w:r>
+        <w:rPr>
+          <w:noProof/>
+        </w:rPr>
+        <w:fldChar w:fldCharType="end"/>
+      </w:r>
       <w:r>
         <w:t xml:space="preserve"> </w:t>
       </w:r>
@@ -32846,32 +33210,58 @@
                             <w:r>
                               <w:t xml:space="preserve">Figure </w:t>
                             </w:r>
-                            <w:fldSimple w:instr=" STYLEREF 1 \s ">
-                              <w:r>
-                                <w:rPr>
-                                  <w:noProof/>
-                                  <w:cs/>
-                                </w:rPr>
-                                <w:t>‎</w:t>
-                              </w:r>
-                              <w:r>
-                                <w:rPr>
-                                  <w:noProof/>
-                                </w:rPr>
-                                <w:t>4</w:t>
-                              </w:r>
-                            </w:fldSimple>
+                            <w:r>
+                              <w:fldChar w:fldCharType="begin"/>
+                            </w:r>
+                            <w:r>
+                              <w:instrText xml:space="preserve"> STYLEREF 1 \s </w:instrText>
+                            </w:r>
+                            <w:r>
+                              <w:fldChar w:fldCharType="separate"/>
+                            </w:r>
+                            <w:r>
+                              <w:rPr>
+                                <w:noProof/>
+                                <w:cs/>
+                              </w:rPr>
+                              <w:t>‎</w:t>
+                            </w:r>
+                            <w:r>
+                              <w:rPr>
+                                <w:noProof/>
+                              </w:rPr>
+                              <w:t>4</w:t>
+                            </w:r>
+                            <w:r>
+                              <w:rPr>
+                                <w:noProof/>
+                              </w:rPr>
+                              <w:fldChar w:fldCharType="end"/>
+                            </w:r>
                             <w:r>
                               <w:noBreakHyphen/>
                             </w:r>
-                            <w:fldSimple w:instr=" SEQ Figure \* ARABIC \s 1 ">
-                              <w:r>
-                                <w:rPr>
-                                  <w:noProof/>
-                                </w:rPr>
-                                <w:t>11</w:t>
-                              </w:r>
-                            </w:fldSimple>
+                            <w:r>
+                              <w:fldChar w:fldCharType="begin"/>
+                            </w:r>
+                            <w:r>
+                              <w:instrText xml:space="preserve"> SEQ Figure \* ARABIC \s 1 </w:instrText>
+                            </w:r>
+                            <w:r>
+                              <w:fldChar w:fldCharType="separate"/>
+                            </w:r>
+                            <w:r>
+                              <w:rPr>
+                                <w:noProof/>
+                              </w:rPr>
+                              <w:t>11</w:t>
+                            </w:r>
+                            <w:r>
+                              <w:rPr>
+                                <w:noProof/>
+                              </w:rPr>
+                              <w:fldChar w:fldCharType="end"/>
+                            </w:r>
                             <w:r>
                               <w:t xml:space="preserve"> </w:t>
                             </w:r>
@@ -32915,32 +33305,58 @@
                       <w:r>
                         <w:t xml:space="preserve">Figure </w:t>
                       </w:r>
-                      <w:fldSimple w:instr=" STYLEREF 1 \s ">
-                        <w:r>
-                          <w:rPr>
-                            <w:noProof/>
-                            <w:cs/>
-                          </w:rPr>
-                          <w:t>‎</w:t>
-                        </w:r>
-                        <w:r>
-                          <w:rPr>
-                            <w:noProof/>
-                          </w:rPr>
-                          <w:t>4</w:t>
-                        </w:r>
-                      </w:fldSimple>
+                      <w:r>
+                        <w:fldChar w:fldCharType="begin"/>
+                      </w:r>
+                      <w:r>
+                        <w:instrText xml:space="preserve"> STYLEREF 1 \s </w:instrText>
+                      </w:r>
+                      <w:r>
+                        <w:fldChar w:fldCharType="separate"/>
+                      </w:r>
+                      <w:r>
+                        <w:rPr>
+                          <w:noProof/>
+                          <w:cs/>
+                        </w:rPr>
+                        <w:t>‎</w:t>
+                      </w:r>
+                      <w:r>
+                        <w:rPr>
+                          <w:noProof/>
+                        </w:rPr>
+                        <w:t>4</w:t>
+                      </w:r>
+                      <w:r>
+                        <w:rPr>
+                          <w:noProof/>
+                        </w:rPr>
+                        <w:fldChar w:fldCharType="end"/>
+                      </w:r>
                       <w:r>
                         <w:noBreakHyphen/>
                       </w:r>
-                      <w:fldSimple w:instr=" SEQ Figure \* ARABIC \s 1 ">
-                        <w:r>
-                          <w:rPr>
-                            <w:noProof/>
-                          </w:rPr>
-                          <w:t>11</w:t>
-                        </w:r>
-                      </w:fldSimple>
+                      <w:r>
+                        <w:fldChar w:fldCharType="begin"/>
+                      </w:r>
+                      <w:r>
+                        <w:instrText xml:space="preserve"> SEQ Figure \* ARABIC \s 1 </w:instrText>
+                      </w:r>
+                      <w:r>
+                        <w:fldChar w:fldCharType="separate"/>
+                      </w:r>
+                      <w:r>
+                        <w:rPr>
+                          <w:noProof/>
+                        </w:rPr>
+                        <w:t>11</w:t>
+                      </w:r>
+                      <w:r>
+                        <w:rPr>
+                          <w:noProof/>
+                        </w:rPr>
+                        <w:fldChar w:fldCharType="end"/>
+                      </w:r>
                       <w:r>
                         <w:t xml:space="preserve"> </w:t>
                       </w:r>
@@ -33109,32 +33525,58 @@
                             <w:r>
                               <w:t xml:space="preserve">Figure </w:t>
                             </w:r>
-                            <w:fldSimple w:instr=" STYLEREF 1 \s ">
-                              <w:r>
-                                <w:rPr>
-                                  <w:noProof/>
-                                  <w:cs/>
-                                </w:rPr>
-                                <w:t>‎</w:t>
-                              </w:r>
-                              <w:r>
-                                <w:rPr>
-                                  <w:noProof/>
-                                </w:rPr>
-                                <w:t>4</w:t>
-                              </w:r>
-                            </w:fldSimple>
+                            <w:r>
+                              <w:fldChar w:fldCharType="begin"/>
+                            </w:r>
+                            <w:r>
+                              <w:instrText xml:space="preserve"> STYLEREF 1 \s </w:instrText>
+                            </w:r>
+                            <w:r>
+                              <w:fldChar w:fldCharType="separate"/>
+                            </w:r>
+                            <w:r>
+                              <w:rPr>
+                                <w:noProof/>
+                                <w:cs/>
+                              </w:rPr>
+                              <w:t>‎</w:t>
+                            </w:r>
+                            <w:r>
+                              <w:rPr>
+                                <w:noProof/>
+                              </w:rPr>
+                              <w:t>4</w:t>
+                            </w:r>
+                            <w:r>
+                              <w:rPr>
+                                <w:noProof/>
+                              </w:rPr>
+                              <w:fldChar w:fldCharType="end"/>
+                            </w:r>
                             <w:r>
                               <w:noBreakHyphen/>
                             </w:r>
-                            <w:fldSimple w:instr=" SEQ Figure \* ARABIC \s 1 ">
-                              <w:r>
-                                <w:rPr>
-                                  <w:noProof/>
-                                </w:rPr>
-                                <w:t>12</w:t>
-                              </w:r>
-                            </w:fldSimple>
+                            <w:r>
+                              <w:fldChar w:fldCharType="begin"/>
+                            </w:r>
+                            <w:r>
+                              <w:instrText xml:space="preserve"> SEQ Figure \* ARABIC \s 1 </w:instrText>
+                            </w:r>
+                            <w:r>
+                              <w:fldChar w:fldCharType="separate"/>
+                            </w:r>
+                            <w:r>
+                              <w:rPr>
+                                <w:noProof/>
+                              </w:rPr>
+                              <w:t>12</w:t>
+                            </w:r>
+                            <w:r>
+                              <w:rPr>
+                                <w:noProof/>
+                              </w:rPr>
+                              <w:fldChar w:fldCharType="end"/>
+                            </w:r>
                             <w:r>
                               <w:t xml:space="preserve"> </w:t>
                             </w:r>
@@ -33178,32 +33620,58 @@
                       <w:r>
                         <w:t xml:space="preserve">Figure </w:t>
                       </w:r>
-                      <w:fldSimple w:instr=" STYLEREF 1 \s ">
-                        <w:r>
-                          <w:rPr>
-                            <w:noProof/>
-                            <w:cs/>
-                          </w:rPr>
-                          <w:t>‎</w:t>
-                        </w:r>
-                        <w:r>
-                          <w:rPr>
-                            <w:noProof/>
-                          </w:rPr>
-                          <w:t>4</w:t>
-                        </w:r>
-                      </w:fldSimple>
+                      <w:r>
+                        <w:fldChar w:fldCharType="begin"/>
+                      </w:r>
+                      <w:r>
+                        <w:instrText xml:space="preserve"> STYLEREF 1 \s </w:instrText>
+                      </w:r>
+                      <w:r>
+                        <w:fldChar w:fldCharType="separate"/>
+                      </w:r>
+                      <w:r>
+                        <w:rPr>
+                          <w:noProof/>
+                          <w:cs/>
+                        </w:rPr>
+                        <w:t>‎</w:t>
+                      </w:r>
+                      <w:r>
+                        <w:rPr>
+                          <w:noProof/>
+                        </w:rPr>
+                        <w:t>4</w:t>
+                      </w:r>
+                      <w:r>
+                        <w:rPr>
+                          <w:noProof/>
+                        </w:rPr>
+                        <w:fldChar w:fldCharType="end"/>
+                      </w:r>
                       <w:r>
                         <w:noBreakHyphen/>
                       </w:r>
-                      <w:fldSimple w:instr=" SEQ Figure \* ARABIC \s 1 ">
-                        <w:r>
-                          <w:rPr>
-                            <w:noProof/>
-                          </w:rPr>
-                          <w:t>12</w:t>
-                        </w:r>
-                      </w:fldSimple>
+                      <w:r>
+                        <w:fldChar w:fldCharType="begin"/>
+                      </w:r>
+                      <w:r>
+                        <w:instrText xml:space="preserve"> SEQ Figure \* ARABIC \s 1 </w:instrText>
+                      </w:r>
+                      <w:r>
+                        <w:fldChar w:fldCharType="separate"/>
+                      </w:r>
+                      <w:r>
+                        <w:rPr>
+                          <w:noProof/>
+                        </w:rPr>
+                        <w:t>12</w:t>
+                      </w:r>
+                      <w:r>
+                        <w:rPr>
+                          <w:noProof/>
+                        </w:rPr>
+                        <w:fldChar w:fldCharType="end"/>
+                      </w:r>
                       <w:r>
                         <w:t xml:space="preserve"> </w:t>
                       </w:r>
@@ -33359,32 +33827,58 @@
                             <w:r>
                               <w:t xml:space="preserve">Figure </w:t>
                             </w:r>
-                            <w:fldSimple w:instr=" STYLEREF 1 \s ">
-                              <w:r>
-                                <w:rPr>
-                                  <w:noProof/>
-                                  <w:cs/>
-                                </w:rPr>
-                                <w:t>‎</w:t>
-                              </w:r>
-                              <w:r>
-                                <w:rPr>
-                                  <w:noProof/>
-                                </w:rPr>
-                                <w:t>4</w:t>
-                              </w:r>
-                            </w:fldSimple>
+                            <w:r>
+                              <w:fldChar w:fldCharType="begin"/>
+                            </w:r>
+                            <w:r>
+                              <w:instrText xml:space="preserve"> STYLEREF 1 \s </w:instrText>
+                            </w:r>
+                            <w:r>
+                              <w:fldChar w:fldCharType="separate"/>
+                            </w:r>
+                            <w:r>
+                              <w:rPr>
+                                <w:noProof/>
+                                <w:cs/>
+                              </w:rPr>
+                              <w:t>‎</w:t>
+                            </w:r>
+                            <w:r>
+                              <w:rPr>
+                                <w:noProof/>
+                              </w:rPr>
+                              <w:t>4</w:t>
+                            </w:r>
+                            <w:r>
+                              <w:rPr>
+                                <w:noProof/>
+                              </w:rPr>
+                              <w:fldChar w:fldCharType="end"/>
+                            </w:r>
                             <w:r>
                               <w:noBreakHyphen/>
                             </w:r>
-                            <w:fldSimple w:instr=" SEQ Figure \* ARABIC \s 1 ">
-                              <w:r>
-                                <w:rPr>
-                                  <w:noProof/>
-                                </w:rPr>
-                                <w:t>13</w:t>
-                              </w:r>
-                            </w:fldSimple>
+                            <w:r>
+                              <w:fldChar w:fldCharType="begin"/>
+                            </w:r>
+                            <w:r>
+                              <w:instrText xml:space="preserve"> SEQ Figure \* ARABIC \s 1 </w:instrText>
+                            </w:r>
+                            <w:r>
+                              <w:fldChar w:fldCharType="separate"/>
+                            </w:r>
+                            <w:r>
+                              <w:rPr>
+                                <w:noProof/>
+                              </w:rPr>
+                              <w:t>13</w:t>
+                            </w:r>
+                            <w:r>
+                              <w:rPr>
+                                <w:noProof/>
+                              </w:rPr>
+                              <w:fldChar w:fldCharType="end"/>
+                            </w:r>
                             <w:r>
                               <w:t xml:space="preserve"> </w:t>
                             </w:r>
@@ -33428,32 +33922,58 @@
                       <w:r>
                         <w:t xml:space="preserve">Figure </w:t>
                       </w:r>
-                      <w:fldSimple w:instr=" STYLEREF 1 \s ">
-                        <w:r>
-                          <w:rPr>
-                            <w:noProof/>
-                            <w:cs/>
-                          </w:rPr>
-                          <w:t>‎</w:t>
-                        </w:r>
-                        <w:r>
-                          <w:rPr>
-                            <w:noProof/>
-                          </w:rPr>
-                          <w:t>4</w:t>
-                        </w:r>
-                      </w:fldSimple>
+                      <w:r>
+                        <w:fldChar w:fldCharType="begin"/>
+                      </w:r>
+                      <w:r>
+                        <w:instrText xml:space="preserve"> STYLEREF 1 \s </w:instrText>
+                      </w:r>
+                      <w:r>
+                        <w:fldChar w:fldCharType="separate"/>
+                      </w:r>
+                      <w:r>
+                        <w:rPr>
+                          <w:noProof/>
+                          <w:cs/>
+                        </w:rPr>
+                        <w:t>‎</w:t>
+                      </w:r>
+                      <w:r>
+                        <w:rPr>
+                          <w:noProof/>
+                        </w:rPr>
+                        <w:t>4</w:t>
+                      </w:r>
+                      <w:r>
+                        <w:rPr>
+                          <w:noProof/>
+                        </w:rPr>
+                        <w:fldChar w:fldCharType="end"/>
+                      </w:r>
                       <w:r>
                         <w:noBreakHyphen/>
                       </w:r>
-                      <w:fldSimple w:instr=" SEQ Figure \* ARABIC \s 1 ">
-                        <w:r>
-                          <w:rPr>
-                            <w:noProof/>
-                          </w:rPr>
-                          <w:t>13</w:t>
-                        </w:r>
-                      </w:fldSimple>
+                      <w:r>
+                        <w:fldChar w:fldCharType="begin"/>
+                      </w:r>
+                      <w:r>
+                        <w:instrText xml:space="preserve"> SEQ Figure \* ARABIC \s 1 </w:instrText>
+                      </w:r>
+                      <w:r>
+                        <w:fldChar w:fldCharType="separate"/>
+                      </w:r>
+                      <w:r>
+                        <w:rPr>
+                          <w:noProof/>
+                        </w:rPr>
+                        <w:t>13</w:t>
+                      </w:r>
+                      <w:r>
+                        <w:rPr>
+                          <w:noProof/>
+                        </w:rPr>
+                        <w:fldChar w:fldCharType="end"/>
+                      </w:r>
                       <w:r>
                         <w:t xml:space="preserve"> </w:t>
                       </w:r>
@@ -33603,32 +34123,58 @@
                             <w:r>
                               <w:t xml:space="preserve">Figure </w:t>
                             </w:r>
-                            <w:fldSimple w:instr=" STYLEREF 1 \s ">
-                              <w:r>
-                                <w:rPr>
-                                  <w:noProof/>
-                                  <w:cs/>
-                                </w:rPr>
-                                <w:t>‎</w:t>
-                              </w:r>
-                              <w:r>
-                                <w:rPr>
-                                  <w:noProof/>
-                                </w:rPr>
-                                <w:t>4</w:t>
-                              </w:r>
-                            </w:fldSimple>
+                            <w:r>
+                              <w:fldChar w:fldCharType="begin"/>
+                            </w:r>
+                            <w:r>
+                              <w:instrText xml:space="preserve"> STYLEREF 1 \s </w:instrText>
+                            </w:r>
+                            <w:r>
+                              <w:fldChar w:fldCharType="separate"/>
+                            </w:r>
+                            <w:r>
+                              <w:rPr>
+                                <w:noProof/>
+                                <w:cs/>
+                              </w:rPr>
+                              <w:t>‎</w:t>
+                            </w:r>
+                            <w:r>
+                              <w:rPr>
+                                <w:noProof/>
+                              </w:rPr>
+                              <w:t>4</w:t>
+                            </w:r>
+                            <w:r>
+                              <w:rPr>
+                                <w:noProof/>
+                              </w:rPr>
+                              <w:fldChar w:fldCharType="end"/>
+                            </w:r>
                             <w:r>
                               <w:noBreakHyphen/>
                             </w:r>
-                            <w:fldSimple w:instr=" SEQ Figure \* ARABIC \s 1 ">
-                              <w:r>
-                                <w:rPr>
-                                  <w:noProof/>
-                                </w:rPr>
-                                <w:t>14</w:t>
-                              </w:r>
-                            </w:fldSimple>
+                            <w:r>
+                              <w:fldChar w:fldCharType="begin"/>
+                            </w:r>
+                            <w:r>
+                              <w:instrText xml:space="preserve"> SEQ Figure \* ARABIC \s 1 </w:instrText>
+                            </w:r>
+                            <w:r>
+                              <w:fldChar w:fldCharType="separate"/>
+                            </w:r>
+                            <w:r>
+                              <w:rPr>
+                                <w:noProof/>
+                              </w:rPr>
+                              <w:t>14</w:t>
+                            </w:r>
+                            <w:r>
+                              <w:rPr>
+                                <w:noProof/>
+                              </w:rPr>
+                              <w:fldChar w:fldCharType="end"/>
+                            </w:r>
                             <w:r>
                               <w:t xml:space="preserve"> </w:t>
                             </w:r>
@@ -33672,32 +34218,58 @@
                       <w:r>
                         <w:t xml:space="preserve">Figure </w:t>
                       </w:r>
-                      <w:fldSimple w:instr=" STYLEREF 1 \s ">
-                        <w:r>
-                          <w:rPr>
-                            <w:noProof/>
-                            <w:cs/>
-                          </w:rPr>
-                          <w:t>‎</w:t>
-                        </w:r>
-                        <w:r>
-                          <w:rPr>
-                            <w:noProof/>
-                          </w:rPr>
-                          <w:t>4</w:t>
-                        </w:r>
-                      </w:fldSimple>
+                      <w:r>
+                        <w:fldChar w:fldCharType="begin"/>
+                      </w:r>
+                      <w:r>
+                        <w:instrText xml:space="preserve"> STYLEREF 1 \s </w:instrText>
+                      </w:r>
+                      <w:r>
+                        <w:fldChar w:fldCharType="separate"/>
+                      </w:r>
+                      <w:r>
+                        <w:rPr>
+                          <w:noProof/>
+                          <w:cs/>
+                        </w:rPr>
+                        <w:t>‎</w:t>
+                      </w:r>
+                      <w:r>
+                        <w:rPr>
+                          <w:noProof/>
+                        </w:rPr>
+                        <w:t>4</w:t>
+                      </w:r>
+                      <w:r>
+                        <w:rPr>
+                          <w:noProof/>
+                        </w:rPr>
+                        <w:fldChar w:fldCharType="end"/>
+                      </w:r>
                       <w:r>
                         <w:noBreakHyphen/>
                       </w:r>
-                      <w:fldSimple w:instr=" SEQ Figure \* ARABIC \s 1 ">
-                        <w:r>
-                          <w:rPr>
-                            <w:noProof/>
-                          </w:rPr>
-                          <w:t>14</w:t>
-                        </w:r>
-                      </w:fldSimple>
+                      <w:r>
+                        <w:fldChar w:fldCharType="begin"/>
+                      </w:r>
+                      <w:r>
+                        <w:instrText xml:space="preserve"> SEQ Figure \* ARABIC \s 1 </w:instrText>
+                      </w:r>
+                      <w:r>
+                        <w:fldChar w:fldCharType="separate"/>
+                      </w:r>
+                      <w:r>
+                        <w:rPr>
+                          <w:noProof/>
+                        </w:rPr>
+                        <w:t>14</w:t>
+                      </w:r>
+                      <w:r>
+                        <w:rPr>
+                          <w:noProof/>
+                        </w:rPr>
+                        <w:fldChar w:fldCharType="end"/>
+                      </w:r>
                       <w:r>
                         <w:t xml:space="preserve"> </w:t>
                       </w:r>
@@ -33868,32 +34440,58 @@
                             <w:r>
                               <w:t xml:space="preserve">Figure </w:t>
                             </w:r>
-                            <w:fldSimple w:instr=" STYLEREF 1 \s ">
-                              <w:r>
-                                <w:rPr>
-                                  <w:noProof/>
-                                  <w:cs/>
-                                </w:rPr>
-                                <w:t>‎</w:t>
-                              </w:r>
-                              <w:r>
-                                <w:rPr>
-                                  <w:noProof/>
-                                </w:rPr>
-                                <w:t>4</w:t>
-                              </w:r>
-                            </w:fldSimple>
+                            <w:r>
+                              <w:fldChar w:fldCharType="begin"/>
+                            </w:r>
+                            <w:r>
+                              <w:instrText xml:space="preserve"> STYLEREF 1 \s </w:instrText>
+                            </w:r>
+                            <w:r>
+                              <w:fldChar w:fldCharType="separate"/>
+                            </w:r>
+                            <w:r>
+                              <w:rPr>
+                                <w:noProof/>
+                                <w:cs/>
+                              </w:rPr>
+                              <w:t>‎</w:t>
+                            </w:r>
+                            <w:r>
+                              <w:rPr>
+                                <w:noProof/>
+                              </w:rPr>
+                              <w:t>4</w:t>
+                            </w:r>
+                            <w:r>
+                              <w:rPr>
+                                <w:noProof/>
+                              </w:rPr>
+                              <w:fldChar w:fldCharType="end"/>
+                            </w:r>
                             <w:r>
                               <w:noBreakHyphen/>
                             </w:r>
-                            <w:fldSimple w:instr=" SEQ Figure \* ARABIC \s 1 ">
-                              <w:r>
-                                <w:rPr>
-                                  <w:noProof/>
-                                </w:rPr>
-                                <w:t>15</w:t>
-                              </w:r>
-                            </w:fldSimple>
+                            <w:r>
+                              <w:fldChar w:fldCharType="begin"/>
+                            </w:r>
+                            <w:r>
+                              <w:instrText xml:space="preserve"> SEQ Figure \* ARABIC \s 1 </w:instrText>
+                            </w:r>
+                            <w:r>
+                              <w:fldChar w:fldCharType="separate"/>
+                            </w:r>
+                            <w:r>
+                              <w:rPr>
+                                <w:noProof/>
+                              </w:rPr>
+                              <w:t>15</w:t>
+                            </w:r>
+                            <w:r>
+                              <w:rPr>
+                                <w:noProof/>
+                              </w:rPr>
+                              <w:fldChar w:fldCharType="end"/>
+                            </w:r>
                             <w:r>
                               <w:t xml:space="preserve"> </w:t>
                             </w:r>
@@ -33937,32 +34535,58 @@
                       <w:r>
                         <w:t xml:space="preserve">Figure </w:t>
                       </w:r>
-                      <w:fldSimple w:instr=" STYLEREF 1 \s ">
-                        <w:r>
-                          <w:rPr>
-                            <w:noProof/>
-                            <w:cs/>
-                          </w:rPr>
-                          <w:t>‎</w:t>
-                        </w:r>
-                        <w:r>
-                          <w:rPr>
-                            <w:noProof/>
-                          </w:rPr>
-                          <w:t>4</w:t>
-                        </w:r>
-                      </w:fldSimple>
+                      <w:r>
+                        <w:fldChar w:fldCharType="begin"/>
+                      </w:r>
+                      <w:r>
+                        <w:instrText xml:space="preserve"> STYLEREF 1 \s </w:instrText>
+                      </w:r>
+                      <w:r>
+                        <w:fldChar w:fldCharType="separate"/>
+                      </w:r>
+                      <w:r>
+                        <w:rPr>
+                          <w:noProof/>
+                          <w:cs/>
+                        </w:rPr>
+                        <w:t>‎</w:t>
+                      </w:r>
+                      <w:r>
+                        <w:rPr>
+                          <w:noProof/>
+                        </w:rPr>
+                        <w:t>4</w:t>
+                      </w:r>
+                      <w:r>
+                        <w:rPr>
+                          <w:noProof/>
+                        </w:rPr>
+                        <w:fldChar w:fldCharType="end"/>
+                      </w:r>
                       <w:r>
                         <w:noBreakHyphen/>
                       </w:r>
-                      <w:fldSimple w:instr=" SEQ Figure \* ARABIC \s 1 ">
-                        <w:r>
-                          <w:rPr>
-                            <w:noProof/>
-                          </w:rPr>
-                          <w:t>15</w:t>
-                        </w:r>
-                      </w:fldSimple>
+                      <w:r>
+                        <w:fldChar w:fldCharType="begin"/>
+                      </w:r>
+                      <w:r>
+                        <w:instrText xml:space="preserve"> SEQ Figure \* ARABIC \s 1 </w:instrText>
+                      </w:r>
+                      <w:r>
+                        <w:fldChar w:fldCharType="separate"/>
+                      </w:r>
+                      <w:r>
+                        <w:rPr>
+                          <w:noProof/>
+                        </w:rPr>
+                        <w:t>15</w:t>
+                      </w:r>
+                      <w:r>
+                        <w:rPr>
+                          <w:noProof/>
+                        </w:rPr>
+                        <w:fldChar w:fldCharType="end"/>
+                      </w:r>
                       <w:r>
                         <w:t xml:space="preserve"> </w:t>
                       </w:r>
@@ -34124,32 +34748,58 @@
                             <w:r>
                               <w:t xml:space="preserve">Figure </w:t>
                             </w:r>
-                            <w:fldSimple w:instr=" STYLEREF 1 \s ">
-                              <w:r>
-                                <w:rPr>
-                                  <w:noProof/>
-                                  <w:cs/>
-                                </w:rPr>
-                                <w:t>‎</w:t>
-                              </w:r>
-                              <w:r>
-                                <w:rPr>
-                                  <w:noProof/>
-                                </w:rPr>
-                                <w:t>4</w:t>
-                              </w:r>
-                            </w:fldSimple>
+                            <w:r>
+                              <w:fldChar w:fldCharType="begin"/>
+                            </w:r>
+                            <w:r>
+                              <w:instrText xml:space="preserve"> STYLEREF 1 \s </w:instrText>
+                            </w:r>
+                            <w:r>
+                              <w:fldChar w:fldCharType="separate"/>
+                            </w:r>
+                            <w:r>
+                              <w:rPr>
+                                <w:noProof/>
+                                <w:cs/>
+                              </w:rPr>
+                              <w:t>‎</w:t>
+                            </w:r>
+                            <w:r>
+                              <w:rPr>
+                                <w:noProof/>
+                              </w:rPr>
+                              <w:t>4</w:t>
+                            </w:r>
+                            <w:r>
+                              <w:rPr>
+                                <w:noProof/>
+                              </w:rPr>
+                              <w:fldChar w:fldCharType="end"/>
+                            </w:r>
                             <w:r>
                               <w:noBreakHyphen/>
                             </w:r>
-                            <w:fldSimple w:instr=" SEQ Figure \* ARABIC \s 1 ">
-                              <w:r>
-                                <w:rPr>
-                                  <w:noProof/>
-                                </w:rPr>
-                                <w:t>16</w:t>
-                              </w:r>
-                            </w:fldSimple>
+                            <w:r>
+                              <w:fldChar w:fldCharType="begin"/>
+                            </w:r>
+                            <w:r>
+                              <w:instrText xml:space="preserve"> SEQ Figure \* ARABIC \s 1 </w:instrText>
+                            </w:r>
+                            <w:r>
+                              <w:fldChar w:fldCharType="separate"/>
+                            </w:r>
+                            <w:r>
+                              <w:rPr>
+                                <w:noProof/>
+                              </w:rPr>
+                              <w:t>16</w:t>
+                            </w:r>
+                            <w:r>
+                              <w:rPr>
+                                <w:noProof/>
+                              </w:rPr>
+                              <w:fldChar w:fldCharType="end"/>
+                            </w:r>
                             <w:r>
                               <w:t xml:space="preserve"> </w:t>
                             </w:r>
@@ -34193,32 +34843,58 @@
                       <w:r>
                         <w:t xml:space="preserve">Figure </w:t>
                       </w:r>
-                      <w:fldSimple w:instr=" STYLEREF 1 \s ">
-                        <w:r>
-                          <w:rPr>
-                            <w:noProof/>
-                            <w:cs/>
-                          </w:rPr>
-                          <w:t>‎</w:t>
-                        </w:r>
-                        <w:r>
-                          <w:rPr>
-                            <w:noProof/>
-                          </w:rPr>
-                          <w:t>4</w:t>
-                        </w:r>
-                      </w:fldSimple>
+                      <w:r>
+                        <w:fldChar w:fldCharType="begin"/>
+                      </w:r>
+                      <w:r>
+                        <w:instrText xml:space="preserve"> STYLEREF 1 \s </w:instrText>
+                      </w:r>
+                      <w:r>
+                        <w:fldChar w:fldCharType="separate"/>
+                      </w:r>
+                      <w:r>
+                        <w:rPr>
+                          <w:noProof/>
+                          <w:cs/>
+                        </w:rPr>
+                        <w:t>‎</w:t>
+                      </w:r>
+                      <w:r>
+                        <w:rPr>
+                          <w:noProof/>
+                        </w:rPr>
+                        <w:t>4</w:t>
+                      </w:r>
+                      <w:r>
+                        <w:rPr>
+                          <w:noProof/>
+                        </w:rPr>
+                        <w:fldChar w:fldCharType="end"/>
+                      </w:r>
                       <w:r>
                         <w:noBreakHyphen/>
                       </w:r>
-                      <w:fldSimple w:instr=" SEQ Figure \* ARABIC \s 1 ">
-                        <w:r>
-                          <w:rPr>
-                            <w:noProof/>
-                          </w:rPr>
-                          <w:t>16</w:t>
-                        </w:r>
-                      </w:fldSimple>
+                      <w:r>
+                        <w:fldChar w:fldCharType="begin"/>
+                      </w:r>
+                      <w:r>
+                        <w:instrText xml:space="preserve"> SEQ Figure \* ARABIC \s 1 </w:instrText>
+                      </w:r>
+                      <w:r>
+                        <w:fldChar w:fldCharType="separate"/>
+                      </w:r>
+                      <w:r>
+                        <w:rPr>
+                          <w:noProof/>
+                        </w:rPr>
+                        <w:t>16</w:t>
+                      </w:r>
+                      <w:r>
+                        <w:rPr>
+                          <w:noProof/>
+                        </w:rPr>
+                        <w:fldChar w:fldCharType="end"/>
+                      </w:r>
                       <w:r>
                         <w:t xml:space="preserve"> </w:t>
                       </w:r>
@@ -34377,32 +35053,58 @@
       <w:r>
         <w:t xml:space="preserve">Figure </w:t>
       </w:r>
-      <w:fldSimple w:instr=" STYLEREF 1 \s ">
-        <w:r>
-          <w:rPr>
-            <w:noProof/>
-            <w:cs/>
-          </w:rPr>
-          <w:t>‎</w:t>
-        </w:r>
-        <w:r>
-          <w:rPr>
-            <w:noProof/>
-          </w:rPr>
-          <w:t>4</w:t>
-        </w:r>
-      </w:fldSimple>
+      <w:r>
+        <w:fldChar w:fldCharType="begin"/>
+      </w:r>
+      <w:r>
+        <w:instrText xml:space="preserve"> STYLEREF 1 \s </w:instrText>
+      </w:r>
+      <w:r>
+        <w:fldChar w:fldCharType="separate"/>
+      </w:r>
+      <w:r>
+        <w:rPr>
+          <w:noProof/>
+          <w:cs/>
+        </w:rPr>
+        <w:t>‎</w:t>
+      </w:r>
+      <w:r>
+        <w:rPr>
+          <w:noProof/>
+        </w:rPr>
+        <w:t>4</w:t>
+      </w:r>
+      <w:r>
+        <w:rPr>
+          <w:noProof/>
+        </w:rPr>
+        <w:fldChar w:fldCharType="end"/>
+      </w:r>
       <w:r>
         <w:noBreakHyphen/>
       </w:r>
-      <w:fldSimple w:instr=" SEQ Figure \* ARABIC \s 1 ">
-        <w:r>
-          <w:rPr>
-            <w:noProof/>
-          </w:rPr>
-          <w:t>17</w:t>
-        </w:r>
-      </w:fldSimple>
+      <w:r>
+        <w:fldChar w:fldCharType="begin"/>
+      </w:r>
+      <w:r>
+        <w:instrText xml:space="preserve"> SEQ Figure \* ARABIC \s 1 </w:instrText>
+      </w:r>
+      <w:r>
+        <w:fldChar w:fldCharType="separate"/>
+      </w:r>
+      <w:r>
+        <w:rPr>
+          <w:noProof/>
+        </w:rPr>
+        <w:t>17</w:t>
+      </w:r>
+      <w:r>
+        <w:rPr>
+          <w:noProof/>
+        </w:rPr>
+        <w:fldChar w:fldCharType="end"/>
+      </w:r>
       <w:r>
         <w:t xml:space="preserve"> </w:t>
       </w:r>
@@ -34520,32 +35222,58 @@
       <w:r>
         <w:t xml:space="preserve">Figure </w:t>
       </w:r>
-      <w:fldSimple w:instr=" STYLEREF 1 \s ">
-        <w:r>
-          <w:rPr>
-            <w:noProof/>
-            <w:cs/>
-          </w:rPr>
-          <w:t>‎</w:t>
-        </w:r>
-        <w:r>
-          <w:rPr>
-            <w:noProof/>
-          </w:rPr>
-          <w:t>4</w:t>
-        </w:r>
-      </w:fldSimple>
+      <w:r>
+        <w:fldChar w:fldCharType="begin"/>
+      </w:r>
+      <w:r>
+        <w:instrText xml:space="preserve"> STYLEREF 1 \s </w:instrText>
+      </w:r>
+      <w:r>
+        <w:fldChar w:fldCharType="separate"/>
+      </w:r>
+      <w:r>
+        <w:rPr>
+          <w:noProof/>
+          <w:cs/>
+        </w:rPr>
+        <w:t>‎</w:t>
+      </w:r>
+      <w:r>
+        <w:rPr>
+          <w:noProof/>
+        </w:rPr>
+        <w:t>4</w:t>
+      </w:r>
+      <w:r>
+        <w:rPr>
+          <w:noProof/>
+        </w:rPr>
+        <w:fldChar w:fldCharType="end"/>
+      </w:r>
       <w:r>
         <w:noBreakHyphen/>
       </w:r>
-      <w:fldSimple w:instr=" SEQ Figure \* ARABIC \s 1 ">
-        <w:r>
-          <w:rPr>
-            <w:noProof/>
-          </w:rPr>
-          <w:t>18</w:t>
-        </w:r>
-      </w:fldSimple>
+      <w:r>
+        <w:fldChar w:fldCharType="begin"/>
+      </w:r>
+      <w:r>
+        <w:instrText xml:space="preserve"> SEQ Figure \* ARABIC \s 1 </w:instrText>
+      </w:r>
+      <w:r>
+        <w:fldChar w:fldCharType="separate"/>
+      </w:r>
+      <w:r>
+        <w:rPr>
+          <w:noProof/>
+        </w:rPr>
+        <w:t>18</w:t>
+      </w:r>
+      <w:r>
+        <w:rPr>
+          <w:noProof/>
+        </w:rPr>
+        <w:fldChar w:fldCharType="end"/>
+      </w:r>
       <w:r>
         <w:t xml:space="preserve"> </w:t>
       </w:r>
@@ -34648,32 +35376,58 @@
       <w:r>
         <w:t xml:space="preserve">Figure </w:t>
       </w:r>
-      <w:fldSimple w:instr=" STYLEREF 1 \s ">
-        <w:r>
-          <w:rPr>
-            <w:noProof/>
-            <w:cs/>
-          </w:rPr>
-          <w:t>‎</w:t>
-        </w:r>
-        <w:r>
-          <w:rPr>
-            <w:noProof/>
-          </w:rPr>
-          <w:t>4</w:t>
-        </w:r>
-      </w:fldSimple>
+      <w:r>
+        <w:fldChar w:fldCharType="begin"/>
+      </w:r>
+      <w:r>
+        <w:instrText xml:space="preserve"> STYLEREF 1 \s </w:instrText>
+      </w:r>
+      <w:r>
+        <w:fldChar w:fldCharType="separate"/>
+      </w:r>
+      <w:r>
+        <w:rPr>
+          <w:noProof/>
+          <w:cs/>
+        </w:rPr>
+        <w:t>‎</w:t>
+      </w:r>
+      <w:r>
+        <w:rPr>
+          <w:noProof/>
+        </w:rPr>
+        <w:t>4</w:t>
+      </w:r>
+      <w:r>
+        <w:rPr>
+          <w:noProof/>
+        </w:rPr>
+        <w:fldChar w:fldCharType="end"/>
+      </w:r>
       <w:r>
         <w:noBreakHyphen/>
       </w:r>
-      <w:fldSimple w:instr=" SEQ Figure \* ARABIC \s 1 ">
-        <w:r>
-          <w:rPr>
-            <w:noProof/>
-          </w:rPr>
-          <w:t>19</w:t>
-        </w:r>
-      </w:fldSimple>
+      <w:r>
+        <w:fldChar w:fldCharType="begin"/>
+      </w:r>
+      <w:r>
+        <w:instrText xml:space="preserve"> SEQ Figure \* ARABIC \s 1 </w:instrText>
+      </w:r>
+      <w:r>
+        <w:fldChar w:fldCharType="separate"/>
+      </w:r>
+      <w:r>
+        <w:rPr>
+          <w:noProof/>
+        </w:rPr>
+        <w:t>19</w:t>
+      </w:r>
+      <w:r>
+        <w:rPr>
+          <w:noProof/>
+        </w:rPr>
+        <w:fldChar w:fldCharType="end"/>
+      </w:r>
       <w:r>
         <w:t xml:space="preserve"> Login Page Mockup</w:t>
       </w:r>
@@ -34777,32 +35531,58 @@
       <w:r>
         <w:t xml:space="preserve">Figure </w:t>
       </w:r>
-      <w:fldSimple w:instr=" STYLEREF 1 \s ">
-        <w:r>
-          <w:rPr>
-            <w:noProof/>
-            <w:cs/>
-          </w:rPr>
-          <w:t>‎</w:t>
-        </w:r>
-        <w:r>
-          <w:rPr>
-            <w:noProof/>
-          </w:rPr>
-          <w:t>4</w:t>
-        </w:r>
-      </w:fldSimple>
+      <w:r>
+        <w:fldChar w:fldCharType="begin"/>
+      </w:r>
+      <w:r>
+        <w:instrText xml:space="preserve"> STYLEREF 1 \s </w:instrText>
+      </w:r>
+      <w:r>
+        <w:fldChar w:fldCharType="separate"/>
+      </w:r>
+      <w:r>
+        <w:rPr>
+          <w:noProof/>
+          <w:cs/>
+        </w:rPr>
+        <w:t>‎</w:t>
+      </w:r>
+      <w:r>
+        <w:rPr>
+          <w:noProof/>
+        </w:rPr>
+        <w:t>4</w:t>
+      </w:r>
+      <w:r>
+        <w:rPr>
+          <w:noProof/>
+        </w:rPr>
+        <w:fldChar w:fldCharType="end"/>
+      </w:r>
       <w:r>
         <w:noBreakHyphen/>
       </w:r>
-      <w:fldSimple w:instr=" SEQ Figure \* ARABIC \s 1 ">
-        <w:r>
-          <w:rPr>
-            <w:noProof/>
-          </w:rPr>
-          <w:t>20</w:t>
-        </w:r>
-      </w:fldSimple>
+      <w:r>
+        <w:fldChar w:fldCharType="begin"/>
+      </w:r>
+      <w:r>
+        <w:instrText xml:space="preserve"> SEQ Figure \* ARABIC \s 1 </w:instrText>
+      </w:r>
+      <w:r>
+        <w:fldChar w:fldCharType="separate"/>
+      </w:r>
+      <w:r>
+        <w:rPr>
+          <w:noProof/>
+        </w:rPr>
+        <w:t>20</w:t>
+      </w:r>
+      <w:r>
+        <w:rPr>
+          <w:noProof/>
+        </w:rPr>
+        <w:fldChar w:fldCharType="end"/>
+      </w:r>
       <w:r>
         <w:t xml:space="preserve"> Reset Password Mockup</w:t>
       </w:r>
@@ -34904,32 +35684,58 @@
       <w:r>
         <w:t xml:space="preserve">Figure </w:t>
       </w:r>
-      <w:fldSimple w:instr=" STYLEREF 1 \s ">
-        <w:r>
-          <w:rPr>
-            <w:noProof/>
-            <w:cs/>
-          </w:rPr>
-          <w:t>‎</w:t>
-        </w:r>
-        <w:r>
-          <w:rPr>
-            <w:noProof/>
-          </w:rPr>
-          <w:t>4</w:t>
-        </w:r>
-      </w:fldSimple>
+      <w:r>
+        <w:fldChar w:fldCharType="begin"/>
+      </w:r>
+      <w:r>
+        <w:instrText xml:space="preserve"> STYLEREF 1 \s </w:instrText>
+      </w:r>
+      <w:r>
+        <w:fldChar w:fldCharType="separate"/>
+      </w:r>
+      <w:r>
+        <w:rPr>
+          <w:noProof/>
+          <w:cs/>
+        </w:rPr>
+        <w:t>‎</w:t>
+      </w:r>
+      <w:r>
+        <w:rPr>
+          <w:noProof/>
+        </w:rPr>
+        <w:t>4</w:t>
+      </w:r>
+      <w:r>
+        <w:rPr>
+          <w:noProof/>
+        </w:rPr>
+        <w:fldChar w:fldCharType="end"/>
+      </w:r>
       <w:r>
         <w:noBreakHyphen/>
       </w:r>
-      <w:fldSimple w:instr=" SEQ Figure \* ARABIC \s 1 ">
-        <w:r>
-          <w:rPr>
-            <w:noProof/>
-          </w:rPr>
-          <w:t>21</w:t>
-        </w:r>
-      </w:fldSimple>
+      <w:r>
+        <w:fldChar w:fldCharType="begin"/>
+      </w:r>
+      <w:r>
+        <w:instrText xml:space="preserve"> SEQ Figure \* ARABIC \s 1 </w:instrText>
+      </w:r>
+      <w:r>
+        <w:fldChar w:fldCharType="separate"/>
+      </w:r>
+      <w:r>
+        <w:rPr>
+          <w:noProof/>
+        </w:rPr>
+        <w:t>21</w:t>
+      </w:r>
+      <w:r>
+        <w:rPr>
+          <w:noProof/>
+        </w:rPr>
+        <w:fldChar w:fldCharType="end"/>
+      </w:r>
       <w:r>
         <w:t xml:space="preserve"> Main Dashboard Mockup</w:t>
       </w:r>
@@ -35041,32 +35847,58 @@
       <w:r>
         <w:t xml:space="preserve">Figure </w:t>
       </w:r>
-      <w:fldSimple w:instr=" STYLEREF 1 \s ">
-        <w:r>
-          <w:rPr>
-            <w:noProof/>
-            <w:cs/>
-          </w:rPr>
-          <w:t>‎</w:t>
-        </w:r>
-        <w:r>
-          <w:rPr>
-            <w:noProof/>
-          </w:rPr>
-          <w:t>4</w:t>
-        </w:r>
-      </w:fldSimple>
+      <w:r>
+        <w:fldChar w:fldCharType="begin"/>
+      </w:r>
+      <w:r>
+        <w:instrText xml:space="preserve"> STYLEREF 1 \s </w:instrText>
+      </w:r>
+      <w:r>
+        <w:fldChar w:fldCharType="separate"/>
+      </w:r>
+      <w:r>
+        <w:rPr>
+          <w:noProof/>
+          <w:cs/>
+        </w:rPr>
+        <w:t>‎</w:t>
+      </w:r>
+      <w:r>
+        <w:rPr>
+          <w:noProof/>
+        </w:rPr>
+        <w:t>4</w:t>
+      </w:r>
+      <w:r>
+        <w:rPr>
+          <w:noProof/>
+        </w:rPr>
+        <w:fldChar w:fldCharType="end"/>
+      </w:r>
       <w:r>
         <w:noBreakHyphen/>
       </w:r>
-      <w:fldSimple w:instr=" SEQ Figure \* ARABIC \s 1 ">
-        <w:r>
-          <w:rPr>
-            <w:noProof/>
-          </w:rPr>
-          <w:t>22</w:t>
-        </w:r>
-      </w:fldSimple>
+      <w:r>
+        <w:fldChar w:fldCharType="begin"/>
+      </w:r>
+      <w:r>
+        <w:instrText xml:space="preserve"> SEQ Figure \* ARABIC \s 1 </w:instrText>
+      </w:r>
+      <w:r>
+        <w:fldChar w:fldCharType="separate"/>
+      </w:r>
+      <w:r>
+        <w:rPr>
+          <w:noProof/>
+        </w:rPr>
+        <w:t>22</w:t>
+      </w:r>
+      <w:r>
+        <w:rPr>
+          <w:noProof/>
+        </w:rPr>
+        <w:fldChar w:fldCharType="end"/>
+      </w:r>
       <w:r>
         <w:t xml:space="preserve"> Dataset Preview Mockup</w:t>
       </w:r>
@@ -35156,32 +35988,58 @@
       <w:r>
         <w:t xml:space="preserve">Figure </w:t>
       </w:r>
-      <w:fldSimple w:instr=" STYLEREF 1 \s ">
-        <w:r>
-          <w:rPr>
-            <w:noProof/>
-            <w:cs/>
-          </w:rPr>
-          <w:t>‎</w:t>
-        </w:r>
-        <w:r>
-          <w:rPr>
-            <w:noProof/>
-          </w:rPr>
-          <w:t>4</w:t>
-        </w:r>
-      </w:fldSimple>
+      <w:r>
+        <w:fldChar w:fldCharType="begin"/>
+      </w:r>
+      <w:r>
+        <w:instrText xml:space="preserve"> STYLEREF 1 \s </w:instrText>
+      </w:r>
+      <w:r>
+        <w:fldChar w:fldCharType="separate"/>
+      </w:r>
+      <w:r>
+        <w:rPr>
+          <w:noProof/>
+          <w:cs/>
+        </w:rPr>
+        <w:t>‎</w:t>
+      </w:r>
+      <w:r>
+        <w:rPr>
+          <w:noProof/>
+        </w:rPr>
+        <w:t>4</w:t>
+      </w:r>
+      <w:r>
+        <w:rPr>
+          <w:noProof/>
+        </w:rPr>
+        <w:fldChar w:fldCharType="end"/>
+      </w:r>
       <w:r>
         <w:noBreakHyphen/>
       </w:r>
-      <w:fldSimple w:instr=" SEQ Figure \* ARABIC \s 1 ">
-        <w:r>
-          <w:rPr>
-            <w:noProof/>
-          </w:rPr>
-          <w:t>23</w:t>
-        </w:r>
-      </w:fldSimple>
+      <w:r>
+        <w:fldChar w:fldCharType="begin"/>
+      </w:r>
+      <w:r>
+        <w:instrText xml:space="preserve"> SEQ Figure \* ARABIC \s 1 </w:instrText>
+      </w:r>
+      <w:r>
+        <w:fldChar w:fldCharType="separate"/>
+      </w:r>
+      <w:r>
+        <w:rPr>
+          <w:noProof/>
+        </w:rPr>
+        <w:t>23</w:t>
+      </w:r>
+      <w:r>
+        <w:rPr>
+          <w:noProof/>
+        </w:rPr>
+        <w:fldChar w:fldCharType="end"/>
+      </w:r>
       <w:r>
         <w:t xml:space="preserve"> Action History Mockup</w:t>
       </w:r>
@@ -36252,32 +37110,58 @@
       <w:r>
         <w:t xml:space="preserve">Table </w:t>
       </w:r>
-      <w:fldSimple w:instr=" STYLEREF 1 \s ">
-        <w:r>
-          <w:rPr>
-            <w:noProof/>
-            <w:cs/>
-          </w:rPr>
-          <w:t>‎</w:t>
-        </w:r>
-        <w:r>
-          <w:rPr>
-            <w:noProof/>
-          </w:rPr>
-          <w:t>5</w:t>
-        </w:r>
-      </w:fldSimple>
+      <w:r>
+        <w:fldChar w:fldCharType="begin"/>
+      </w:r>
+      <w:r>
+        <w:instrText xml:space="preserve"> STYLEREF 1 \s </w:instrText>
+      </w:r>
+      <w:r>
+        <w:fldChar w:fldCharType="separate"/>
+      </w:r>
+      <w:r>
+        <w:rPr>
+          <w:noProof/>
+          <w:cs/>
+        </w:rPr>
+        <w:t>‎</w:t>
+      </w:r>
+      <w:r>
+        <w:rPr>
+          <w:noProof/>
+        </w:rPr>
+        <w:t>5</w:t>
+      </w:r>
+      <w:r>
+        <w:rPr>
+          <w:noProof/>
+        </w:rPr>
+        <w:fldChar w:fldCharType="end"/>
+      </w:r>
       <w:r>
         <w:noBreakHyphen/>
       </w:r>
-      <w:fldSimple w:instr=" SEQ Table \* ARABIC \s 1 ">
-        <w:r>
-          <w:rPr>
-            <w:noProof/>
-          </w:rPr>
-          <w:t>1</w:t>
-        </w:r>
-      </w:fldSimple>
+      <w:r>
+        <w:fldChar w:fldCharType="begin"/>
+      </w:r>
+      <w:r>
+        <w:instrText xml:space="preserve"> SEQ Table \* ARABIC \s 1 </w:instrText>
+      </w:r>
+      <w:r>
+        <w:fldChar w:fldCharType="separate"/>
+      </w:r>
+      <w:r>
+        <w:rPr>
+          <w:noProof/>
+        </w:rPr>
+        <w:t>1</w:t>
+      </w:r>
+      <w:r>
+        <w:rPr>
+          <w:noProof/>
+        </w:rPr>
+        <w:fldChar w:fldCharType="end"/>
+      </w:r>
       <w:bookmarkEnd w:id="169"/>
       <w:r>
         <w:t xml:space="preserve"> </w:t>
@@ -37319,8 +38203,8 @@
       </w:tblPr>
       <w:tblGrid>
         <w:gridCol w:w="1850"/>
-        <w:gridCol w:w="1646"/>
-        <w:gridCol w:w="2381"/>
+        <w:gridCol w:w="1788"/>
+        <w:gridCol w:w="2239"/>
         <w:gridCol w:w="3388"/>
       </w:tblGrid>
       <w:tr>
@@ -37476,7 +38360,7 @@
               <w:rPr>
                 <w:rFonts w:cstheme="majorBidi"/>
               </w:rPr>
-              <w:t>Evaluate accuracy using Isolation Forest</w:t>
+              <w:t>Evaluate accuracy using Isolation Forest vs. Z-Score/IQR</w:t>
             </w:r>
           </w:p>
         </w:tc>
@@ -37497,7 +38381,21 @@
               <w:rPr>
                 <w:rFonts w:cstheme="majorBidi"/>
               </w:rPr>
-              <w:t>Achieved 0.722 accuracy (highest among strategies).</w:t>
+              <w:t xml:space="preserve">Achieved </w:t>
+            </w:r>
+            <w:r>
+              <w:rPr>
+                <w:rFonts w:cstheme="majorBidi"/>
+                <w:b/>
+                <w:bCs/>
+              </w:rPr>
+              <w:t>0.722</w:t>
+            </w:r>
+            <w:r>
+              <w:rPr>
+                <w:rFonts w:cstheme="majorBidi"/>
+              </w:rPr>
+              <w:t xml:space="preserve"> accuracy (highest among strategies), outperforming Z-Score (0.712) and IQR (0.685).</w:t>
             </w:r>
           </w:p>
         </w:tc>
@@ -37562,7 +38460,21 @@
               <w:rPr>
                 <w:rFonts w:cstheme="majorBidi"/>
               </w:rPr>
-              <w:t>Evaluate ROC-AUC using Isolation Forest</w:t>
+              <w:t>Evaluate ROC-AUC for high-dimensional (</w:t>
+            </w:r>
+            <m:oMath>
+              <m:r>
+                <w:rPr>
+                  <w:rFonts w:ascii="Cambria Math" w:hAnsi="Cambria Math" w:cstheme="majorBidi"/>
+                </w:rPr>
+                <m:t>d&gt;4</m:t>
+              </m:r>
+            </m:oMath>
+            <w:r>
+              <w:rPr>
+                <w:rFonts w:cstheme="majorBidi"/>
+              </w:rPr>
+              <w:t>) skewed data</w:t>
             </w:r>
           </w:p>
         </w:tc>
@@ -37583,7 +38495,21 @@
               <w:rPr>
                 <w:rFonts w:cstheme="majorBidi"/>
               </w:rPr>
-              <w:t>Achieved 0.743 ROC-AUC.</w:t>
+              <w:t xml:space="preserve">Achieved </w:t>
+            </w:r>
+            <w:r>
+              <w:rPr>
+                <w:rFonts w:cstheme="majorBidi"/>
+                <w:b/>
+                <w:bCs/>
+              </w:rPr>
+              <w:t>0.743</w:t>
+            </w:r>
+            <w:r>
+              <w:rPr>
+                <w:rFonts w:cstheme="majorBidi"/>
+              </w:rPr>
+              <w:t xml:space="preserve"> ROC-AUC. Effectively isolated multi-dimensional anomalies, significantly outperforming Z-Score (0.596).</w:t>
             </w:r>
           </w:p>
         </w:tc>
@@ -37630,7 +38556,7 @@
               <w:rPr>
                 <w:rFonts w:cstheme="majorBidi"/>
               </w:rPr>
-              <w:t>WDC (Computers)</w:t>
+              <w:t>WDC Product Matching (Computers &amp; Cameras)</w:t>
             </w:r>
           </w:p>
         </w:tc>
@@ -37651,7 +38577,7 @@
               <w:rPr>
                 <w:rFonts w:cstheme="majorBidi"/>
               </w:rPr>
-              <w:t>Recall &amp; F1 via SBERT multi-column</w:t>
+              <w:t>Recall &amp; F1 via SBERT multi-column embeddings vs. Exact Match</w:t>
             </w:r>
           </w:p>
         </w:tc>
@@ -37671,8 +38597,39 @@
             <w:r>
               <w:rPr>
                 <w:rFonts w:cstheme="majorBidi"/>
-              </w:rPr>
-              <w:t>86.0% Recall (258/300 duplicates found); 0.485 F1 Score.</w:t>
+                <w:b/>
+                <w:bCs/>
+              </w:rPr>
+              <w:t>Computers:</w:t>
+            </w:r>
+            <w:r>
+              <w:rPr>
+                <w:rFonts w:cstheme="majorBidi"/>
+              </w:rPr>
+              <w:t xml:space="preserve"> 86.0% Recall (258/300 found) with 0.485 F1, a 20× recall gain over exact matching (4.3%).</w:t>
+            </w:r>
+          </w:p>
+          <w:p>
+            <w:pPr>
+              <w:jc w:val="left"/>
+              <w:cnfStyle w:val="000000100000" w:firstRow="0" w:lastRow="0" w:firstColumn="0" w:lastColumn="0" w:oddVBand="0" w:evenVBand="0" w:oddHBand="1" w:evenHBand="0" w:firstRowFirstColumn="0" w:firstRowLastColumn="0" w:lastRowFirstColumn="0" w:lastRowLastColumn="0"/>
+              <w:rPr>
+                <w:rFonts w:cstheme="majorBidi"/>
+              </w:rPr>
+            </w:pPr>
+            <w:r>
+              <w:rPr>
+                <w:rFonts w:cstheme="majorBidi"/>
+                <w:b/>
+                <w:bCs/>
+              </w:rPr>
+              <w:t>Cameras:</w:t>
+            </w:r>
+            <w:r>
+              <w:rPr>
+                <w:rFonts w:cstheme="majorBidi"/>
+              </w:rPr>
+              <w:t xml:space="preserve"> 74.0% Recall with 0.556 F1.</w:t>
             </w:r>
           </w:p>
         </w:tc>
@@ -37682,7 +38639,6 @@
           <w:tcPr>
             <w:cnfStyle w:val="001000000000" w:firstRow="0" w:lastRow="0" w:firstColumn="1" w:lastColumn="0" w:oddVBand="0" w:evenVBand="0" w:oddHBand="0" w:evenHBand="0" w:firstRowFirstColumn="0" w:firstRowLastColumn="0" w:lastRowFirstColumn="0" w:lastRowLastColumn="0"/>
             <w:tcW w:w="1850" w:type="dxa"/>
-            <w:hideMark/>
           </w:tcPr>
           <w:p>
             <w:pPr>
@@ -37695,14 +38651,13 @@
               <w:rPr>
                 <w:rFonts w:cstheme="majorBidi"/>
               </w:rPr>
-              <w:t>Inconsistency Resolution</w:t>
+              <w:t>Missing Value Imputation</w:t>
             </w:r>
           </w:p>
         </w:tc>
         <w:tc>
           <w:tcPr>
             <w:tcW w:w="0" w:type="auto"/>
-            <w:hideMark/>
           </w:tcPr>
           <w:p>
             <w:pPr>
@@ -37716,14 +38671,13 @@
               <w:rPr>
                 <w:rFonts w:cstheme="majorBidi"/>
               </w:rPr>
-              <w:t>UCI Adult</w:t>
+              <w:t>Titanic</w:t>
             </w:r>
           </w:p>
         </w:tc>
         <w:tc>
           <w:tcPr>
             <w:tcW w:w="0" w:type="auto"/>
-            <w:hideMark/>
           </w:tcPr>
           <w:p>
             <w:pPr>
@@ -37737,14 +38691,13 @@
               <w:rPr>
                 <w:rFonts w:cstheme="majorBidi"/>
               </w:rPr>
-              <w:t>Precision &amp; Recall of LLM mapping</w:t>
+              <w:t>Adaptive strategy selection via RMSE on masked samples (MAR context)</w:t>
             </w:r>
           </w:p>
         </w:tc>
         <w:tc>
           <w:tcPr>
             <w:tcW w:w="3388" w:type="dxa"/>
-            <w:hideMark/>
           </w:tcPr>
           <w:p>
             <w:pPr>
@@ -37758,7 +38711,35 @@
               <w:rPr>
                 <w:rFonts w:cstheme="majorBidi"/>
               </w:rPr>
-              <w:t>100% Precision (0 false positives); 87.5% Recall.</w:t>
+              <w:t>Automatically selected KNN, achieving lowest MAE (</w:t>
+            </w:r>
+            <w:r>
+              <w:rPr>
+                <w:rFonts w:cstheme="majorBidi"/>
+                <w:b/>
+                <w:bCs/>
+              </w:rPr>
+              <w:t>6.75</w:t>
+            </w:r>
+            <w:r>
+              <w:rPr>
+                <w:rFonts w:cstheme="majorBidi"/>
+              </w:rPr>
+              <w:t xml:space="preserve"> vs median's 12.21) and improving downstream model F1 to </w:t>
+            </w:r>
+            <w:r>
+              <w:rPr>
+                <w:rFonts w:cstheme="majorBidi"/>
+                <w:b/>
+                <w:bCs/>
+              </w:rPr>
+              <w:t>0.763</w:t>
+            </w:r>
+            <w:r>
+              <w:rPr>
+                <w:rFonts w:cstheme="majorBidi"/>
+              </w:rPr>
+              <w:t>.</w:t>
             </w:r>
           </w:p>
         </w:tc>
@@ -37784,7 +38765,7 @@
               <w:rPr>
                 <w:rFonts w:cstheme="majorBidi"/>
               </w:rPr>
-              <w:t>Feature Selection</w:t>
+              <w:t>Inconsistency Resolution</w:t>
             </w:r>
           </w:p>
         </w:tc>
@@ -37805,7 +38786,7 @@
               <w:rPr>
                 <w:rFonts w:cstheme="majorBidi"/>
               </w:rPr>
-              <w:t>Titanic</w:t>
+              <w:t>UCI Adult</w:t>
             </w:r>
           </w:p>
         </w:tc>
@@ -37826,7 +38807,21 @@
               <w:rPr>
                 <w:rFonts w:cstheme="majorBidi"/>
               </w:rPr>
-              <w:t>F1 Score using RF Importance</w:t>
+              <w:t>Precision &amp; Recall of LLM mapping with safety validation gates (</w:t>
+            </w:r>
+            <m:oMath>
+              <m:r>
+                <w:rPr>
+                  <w:rFonts w:ascii="Cambria Math" w:hAnsi="Cambria Math" w:cstheme="majorBidi"/>
+                </w:rPr>
+                <m:t>T=0</m:t>
+              </m:r>
+            </m:oMath>
+            <w:r>
+              <w:rPr>
+                <w:rFonts w:cstheme="majorBidi"/>
+              </w:rPr>
+              <w:t>)</w:t>
             </w:r>
           </w:p>
         </w:tc>
@@ -37846,8 +38841,30 @@
             <w:r>
               <w:rPr>
                 <w:rFonts w:cstheme="majorBidi"/>
-              </w:rPr>
-              <w:t>Achieved 0.782 F1 Score, reducing dimensions from 10 to 5.</w:t>
+                <w:b/>
+                <w:bCs/>
+              </w:rPr>
+              <w:t>100% Precision</w:t>
+            </w:r>
+            <w:r>
+              <w:rPr>
+                <w:rFonts w:cstheme="majorBidi"/>
+              </w:rPr>
+              <w:t xml:space="preserve"> (0 false positives) and </w:t>
+            </w:r>
+            <w:r>
+              <w:rPr>
+                <w:rFonts w:cstheme="majorBidi"/>
+                <w:b/>
+                <w:bCs/>
+              </w:rPr>
+              <w:t>87.5% Recall</w:t>
+            </w:r>
+            <w:r>
+              <w:rPr>
+                <w:rFonts w:cstheme="majorBidi"/>
+              </w:rPr>
+              <w:t xml:space="preserve"> (F1=0.933). The safety gates successfully auto-rejected 2 anomalous LLM proposals to prevent hallucinations.</w:t>
             </w:r>
           </w:p>
         </w:tc>
@@ -37870,7 +38887,7 @@
               <w:rPr>
                 <w:rFonts w:cstheme="majorBidi"/>
               </w:rPr>
-              <w:t>Feature Engineering</w:t>
+              <w:t>Feature Selection</w:t>
             </w:r>
           </w:p>
         </w:tc>
@@ -37912,7 +38929,7 @@
               <w:rPr>
                 <w:rFonts w:cstheme="majorBidi"/>
               </w:rPr>
-              <w:t>F1 Score using Selective Acceptance</w:t>
+              <w:t>F1 Score using RF Importance vs. Brute-Force Baseline</w:t>
             </w:r>
           </w:p>
         </w:tc>
@@ -37933,7 +38950,21 @@
               <w:rPr>
                 <w:rFonts w:cstheme="majorBidi"/>
               </w:rPr>
-              <w:t>Achieved 0.782 F1 Score with 2/5 generated features accepted.</w:t>
+              <w:t xml:space="preserve">Achieved </w:t>
+            </w:r>
+            <w:r>
+              <w:rPr>
+                <w:rFonts w:cstheme="majorBidi"/>
+                <w:b/>
+                <w:bCs/>
+              </w:rPr>
+              <w:t>0.782</w:t>
+            </w:r>
+            <w:r>
+              <w:rPr>
+                <w:rFonts w:cstheme="majorBidi"/>
+              </w:rPr>
+              <w:t xml:space="preserve"> F1 Score (up from 0.768 baseline), effectively reducing dataset dimensionality by 50% (from 10 features to 5).</w:t>
             </w:r>
           </w:p>
         </w:tc>
@@ -37959,8 +38990,7 @@
               <w:rPr>
                 <w:rFonts w:cstheme="majorBidi"/>
               </w:rPr>
-              <w:lastRenderedPageBreak/>
-              <w:t>User Reception</w:t>
+              <w:t>Feature Engineering</w:t>
             </w:r>
           </w:p>
         </w:tc>
@@ -37981,7 +39011,7 @@
               <w:rPr>
                 <w:rFonts w:cstheme="majorBidi"/>
               </w:rPr>
-              <w:t>Survey</w:t>
+              <w:t>Titanic</w:t>
             </w:r>
           </w:p>
         </w:tc>
@@ -38002,7 +39032,272 @@
               <w:rPr>
                 <w:rFonts w:cstheme="majorBidi"/>
               </w:rPr>
-              <w:t>Overall perceived usefulness</w:t>
+              <w:t xml:space="preserve">F1 Score using Selective Acceptance via </w:t>
+            </w:r>
+            <w:proofErr w:type="spellStart"/>
+            <w:r>
+              <w:rPr>
+                <w:rFonts w:cstheme="majorBidi"/>
+              </w:rPr>
+              <w:t>DSPy</w:t>
+            </w:r>
+            <w:proofErr w:type="spellEnd"/>
+            <w:r>
+              <w:rPr>
+                <w:rFonts w:cstheme="majorBidi"/>
+              </w:rPr>
+              <w:t xml:space="preserve"> vs. Accepting All</w:t>
+            </w:r>
+          </w:p>
+        </w:tc>
+        <w:tc>
+          <w:tcPr>
+            <w:tcW w:w="3388" w:type="dxa"/>
+            <w:hideMark/>
+          </w:tcPr>
+          <w:p>
+            <w:pPr>
+              <w:jc w:val="left"/>
+              <w:cnfStyle w:val="000000100000" w:firstRow="0" w:lastRow="0" w:firstColumn="0" w:lastColumn="0" w:oddVBand="0" w:evenVBand="0" w:oddHBand="1" w:evenHBand="0" w:firstRowFirstColumn="0" w:firstRowLastColumn="0" w:lastRowFirstColumn="0" w:lastRowLastColumn="0"/>
+              <w:rPr>
+                <w:rFonts w:cstheme="majorBidi"/>
+              </w:rPr>
+            </w:pPr>
+            <w:r>
+              <w:rPr>
+                <w:rFonts w:cstheme="majorBidi"/>
+              </w:rPr>
+              <w:t xml:space="preserve">Achieved </w:t>
+            </w:r>
+            <w:r>
+              <w:rPr>
+                <w:rFonts w:cstheme="majorBidi"/>
+                <w:b/>
+                <w:bCs/>
+              </w:rPr>
+              <w:t>0.782</w:t>
+            </w:r>
+            <w:r>
+              <w:rPr>
+                <w:rFonts w:cstheme="majorBidi"/>
+              </w:rPr>
+              <w:t xml:space="preserve"> F1 Score. Validation layer retained 2/5 valid generated expressions, preventing the overfitting seen when accepting all 5 features (0.769 F1).</w:t>
+            </w:r>
+          </w:p>
+        </w:tc>
+      </w:tr>
+      <w:tr>
+        <w:tc>
+          <w:tcPr>
+            <w:cnfStyle w:val="001000000000" w:firstRow="0" w:lastRow="0" w:firstColumn="1" w:lastColumn="0" w:oddVBand="0" w:evenVBand="0" w:oddHBand="0" w:evenHBand="0" w:firstRowFirstColumn="0" w:firstRowLastColumn="0" w:lastRowFirstColumn="0" w:lastRowLastColumn="0"/>
+            <w:tcW w:w="1850" w:type="dxa"/>
+          </w:tcPr>
+          <w:p>
+            <w:pPr>
+              <w:jc w:val="left"/>
+              <w:rPr>
+                <w:rFonts w:cstheme="majorBidi"/>
+              </w:rPr>
+            </w:pPr>
+            <w:r>
+              <w:rPr>
+                <w:rFonts w:cstheme="majorBidi"/>
+              </w:rPr>
+              <w:lastRenderedPageBreak/>
+              <w:t>End-to-End Pipeline</w:t>
+            </w:r>
+          </w:p>
+        </w:tc>
+        <w:tc>
+          <w:tcPr>
+            <w:tcW w:w="0" w:type="auto"/>
+          </w:tcPr>
+          <w:p>
+            <w:pPr>
+              <w:jc w:val="left"/>
+              <w:cnfStyle w:val="000000000000" w:firstRow="0" w:lastRow="0" w:firstColumn="0" w:lastColumn="0" w:oddVBand="0" w:evenVBand="0" w:oddHBand="0" w:evenHBand="0" w:firstRowFirstColumn="0" w:firstRowLastColumn="0" w:lastRowFirstColumn="0" w:lastRowLastColumn="0"/>
+              <w:rPr>
+                <w:rFonts w:cstheme="majorBidi"/>
+              </w:rPr>
+            </w:pPr>
+            <w:r>
+              <w:rPr>
+                <w:rFonts w:cstheme="majorBidi"/>
+              </w:rPr>
+              <w:t>Diabetes 130-US Hospitals</w:t>
+            </w:r>
+          </w:p>
+        </w:tc>
+        <w:tc>
+          <w:tcPr>
+            <w:tcW w:w="0" w:type="auto"/>
+          </w:tcPr>
+          <w:p>
+            <w:pPr>
+              <w:jc w:val="left"/>
+              <w:cnfStyle w:val="000000000000" w:firstRow="0" w:lastRow="0" w:firstColumn="0" w:lastColumn="0" w:oddVBand="0" w:evenVBand="0" w:oddHBand="0" w:evenHBand="0" w:firstRowFirstColumn="0" w:firstRowLastColumn="0" w:lastRowFirstColumn="0" w:lastRowLastColumn="0"/>
+              <w:rPr>
+                <w:rFonts w:cstheme="majorBidi"/>
+              </w:rPr>
+            </w:pPr>
+            <w:r>
+              <w:rPr>
+                <w:rFonts w:cstheme="majorBidi"/>
+              </w:rPr>
+              <w:t>30-run repeated stratified downstream RF classification</w:t>
+            </w:r>
+          </w:p>
+        </w:tc>
+        <w:tc>
+          <w:tcPr>
+            <w:tcW w:w="3388" w:type="dxa"/>
+          </w:tcPr>
+          <w:p>
+            <w:pPr>
+              <w:jc w:val="left"/>
+              <w:cnfStyle w:val="000000000000" w:firstRow="0" w:lastRow="0" w:firstColumn="0" w:lastColumn="0" w:oddVBand="0" w:evenVBand="0" w:oddHBand="0" w:evenHBand="0" w:firstRowFirstColumn="0" w:firstRowLastColumn="0" w:lastRowFirstColumn="0" w:lastRowLastColumn="0"/>
+              <w:rPr>
+                <w:rFonts w:cstheme="majorBidi"/>
+              </w:rPr>
+            </w:pPr>
+            <w:r>
+              <w:rPr>
+                <w:rFonts w:cstheme="majorBidi"/>
+              </w:rPr>
+              <w:t>Statistically significant improvement (</w:t>
+            </w:r>
+            <m:oMath>
+              <m:r>
+                <w:rPr>
+                  <w:rFonts w:ascii="Cambria Math" w:hAnsi="Cambria Math" w:cstheme="majorBidi"/>
+                </w:rPr>
+                <m:t>p&lt;0.001</m:t>
+              </m:r>
+            </m:oMath>
+            <w:r>
+              <w:rPr>
+                <w:rFonts w:cstheme="majorBidi"/>
+              </w:rPr>
+              <w:t xml:space="preserve">), achieving </w:t>
+            </w:r>
+            <w:r>
+              <w:rPr>
+                <w:rFonts w:cstheme="majorBidi"/>
+                <w:b/>
+                <w:bCs/>
+              </w:rPr>
+              <w:t>0.6016</w:t>
+            </w:r>
+            <w:r>
+              <w:rPr>
+                <w:rFonts w:cstheme="majorBidi"/>
+              </w:rPr>
+              <w:t xml:space="preserve"> Accuracy and </w:t>
+            </w:r>
+            <w:r>
+              <w:rPr>
+                <w:rFonts w:cstheme="majorBidi"/>
+                <w:b/>
+                <w:bCs/>
+              </w:rPr>
+              <w:t>0.5549</w:t>
+            </w:r>
+            <w:r>
+              <w:rPr>
+                <w:rFonts w:cstheme="majorBidi"/>
+              </w:rPr>
+              <w:t xml:space="preserve"> weighted F1, beating raw and fixed-rule baselines.</w:t>
+            </w:r>
+          </w:p>
+        </w:tc>
+      </w:tr>
+      <w:tr>
+        <w:trPr>
+          <w:cnfStyle w:val="000000100000" w:firstRow="0" w:lastRow="0" w:firstColumn="0" w:lastColumn="0" w:oddVBand="0" w:evenVBand="0" w:oddHBand="1" w:evenHBand="0" w:firstRowFirstColumn="0" w:firstRowLastColumn="0" w:lastRowFirstColumn="0" w:lastRowLastColumn="0"/>
+        </w:trPr>
+        <w:tc>
+          <w:tcPr>
+            <w:cnfStyle w:val="001000000000" w:firstRow="0" w:lastRow="0" w:firstColumn="1" w:lastColumn="0" w:oddVBand="0" w:evenVBand="0" w:oddHBand="0" w:evenHBand="0" w:firstRowFirstColumn="0" w:firstRowLastColumn="0" w:lastRowFirstColumn="0" w:lastRowLastColumn="0"/>
+            <w:tcW w:w="1850" w:type="dxa"/>
+            <w:hideMark/>
+          </w:tcPr>
+          <w:p>
+            <w:pPr>
+              <w:jc w:val="left"/>
+              <w:rPr>
+                <w:rFonts w:cstheme="majorBidi"/>
+              </w:rPr>
+            </w:pPr>
+            <w:r>
+              <w:rPr>
+                <w:rFonts w:cstheme="majorBidi"/>
+              </w:rPr>
+              <w:t>User Reception</w:t>
+            </w:r>
+          </w:p>
+        </w:tc>
+        <w:tc>
+          <w:tcPr>
+            <w:tcW w:w="0" w:type="auto"/>
+            <w:hideMark/>
+          </w:tcPr>
+          <w:p>
+            <w:pPr>
+              <w:jc w:val="left"/>
+              <w:cnfStyle w:val="000000100000" w:firstRow="0" w:lastRow="0" w:firstColumn="0" w:lastColumn="0" w:oddVBand="0" w:evenVBand="0" w:oddHBand="1" w:evenHBand="0" w:firstRowFirstColumn="0" w:firstRowLastColumn="0" w:lastRowFirstColumn="0" w:lastRowLastColumn="0"/>
+              <w:rPr>
+                <w:rFonts w:cstheme="majorBidi"/>
+              </w:rPr>
+            </w:pPr>
+            <w:r>
+              <w:rPr>
+                <w:rFonts w:cstheme="majorBidi"/>
+              </w:rPr>
+              <w:t>Survey (</w:t>
+            </w:r>
+            <m:oMath>
+              <m:r>
+                <w:rPr>
+                  <w:rFonts w:ascii="Cambria Math" w:hAnsi="Cambria Math" w:cstheme="majorBidi"/>
+                </w:rPr>
+                <m:t>n=32</m:t>
+              </m:r>
+            </m:oMath>
+            <w:r>
+              <w:rPr>
+                <w:rFonts w:cstheme="majorBidi"/>
+              </w:rPr>
+              <w:t>)</w:t>
+            </w:r>
+          </w:p>
+          <w:p>
+            <w:pPr>
+              <w:jc w:val="left"/>
+              <w:cnfStyle w:val="000000100000" w:firstRow="0" w:lastRow="0" w:firstColumn="0" w:lastColumn="0" w:oddVBand="0" w:evenVBand="0" w:oddHBand="1" w:evenHBand="0" w:firstRowFirstColumn="0" w:firstRowLastColumn="0" w:lastRowFirstColumn="0" w:lastRowLastColumn="0"/>
+              <w:rPr>
+                <w:rFonts w:cstheme="majorBidi"/>
+              </w:rPr>
+            </w:pPr>
+          </w:p>
+        </w:tc>
+        <w:tc>
+          <w:tcPr>
+            <w:tcW w:w="0" w:type="auto"/>
+            <w:hideMark/>
+          </w:tcPr>
+          <w:p>
+            <w:pPr>
+              <w:jc w:val="left"/>
+              <w:cnfStyle w:val="000000100000" w:firstRow="0" w:lastRow="0" w:firstColumn="0" w:lastColumn="0" w:oddVBand="0" w:evenVBand="0" w:oddHBand="1" w:evenHBand="0" w:firstRowFirstColumn="0" w:firstRowLastColumn="0" w:lastRowFirstColumn="0" w:lastRowLastColumn="0"/>
+              <w:rPr>
+                <w:rFonts w:cstheme="majorBidi"/>
+              </w:rPr>
+            </w:pPr>
+            <w:r>
+              <w:rPr>
+                <w:rFonts w:cstheme="majorBidi"/>
+              </w:rPr>
+              <w:t>Perceived usefulness, interaction preferences, and explainability</w:t>
             </w:r>
           </w:p>
         </w:tc>
@@ -38023,22 +39318,44 @@
             <w:r>
               <w:rPr>
                 <w:rFonts w:cstheme="majorBidi"/>
-              </w:rPr>
-              <w:t xml:space="preserve">87.5% of respondents rated the system Useful </w:t>
-            </w:r>
-            <w:proofErr w:type="gramStart"/>
+                <w:b/>
+                <w:bCs/>
+              </w:rPr>
+              <w:t>87.5%</w:t>
+            </w:r>
             <w:r>
               <w:rPr>
                 <w:rFonts w:cstheme="majorBidi"/>
               </w:rPr>
-              <w:t xml:space="preserve">or </w:t>
-            </w:r>
-            <w:proofErr w:type="gramEnd"/>
+              <w:t xml:space="preserve"> rated the system Useful/Very Useful; </w:t>
+            </w:r>
             <w:r>
               <w:rPr>
                 <w:rFonts w:cstheme="majorBidi"/>
-              </w:rPr>
-              <w:t>Very Useful.</w:t>
+                <w:b/>
+                <w:bCs/>
+              </w:rPr>
+              <w:t>93.8%</w:t>
+            </w:r>
+            <w:r>
+              <w:rPr>
+                <w:rFonts w:cstheme="majorBidi"/>
+              </w:rPr>
+              <w:t xml:space="preserve"> rated explainability as Critical/Important; </w:t>
+            </w:r>
+            <w:r>
+              <w:rPr>
+                <w:rFonts w:cstheme="majorBidi"/>
+                <w:b/>
+                <w:bCs/>
+              </w:rPr>
+              <w:t>84.4%</w:t>
+            </w:r>
+            <w:r>
+              <w:rPr>
+                <w:rFonts w:cstheme="majorBidi"/>
+              </w:rPr>
+              <w:t xml:space="preserve"> preferred the flag-and-confirm HITL duplicate approach.</w:t>
             </w:r>
           </w:p>
         </w:tc>
@@ -38054,32 +39371,58 @@
       <w:r>
         <w:t xml:space="preserve">Table </w:t>
       </w:r>
-      <w:fldSimple w:instr=" STYLEREF 1 \s ">
-        <w:r>
-          <w:rPr>
-            <w:noProof/>
-            <w:cs/>
-          </w:rPr>
-          <w:t>‎</w:t>
-        </w:r>
-        <w:r>
-          <w:rPr>
-            <w:noProof/>
-          </w:rPr>
-          <w:t>6</w:t>
-        </w:r>
-      </w:fldSimple>
+      <w:r>
+        <w:fldChar w:fldCharType="begin"/>
+      </w:r>
+      <w:r>
+        <w:instrText xml:space="preserve"> STYLEREF 1 \s </w:instrText>
+      </w:r>
+      <w:r>
+        <w:fldChar w:fldCharType="separate"/>
+      </w:r>
+      <w:r>
+        <w:rPr>
+          <w:noProof/>
+          <w:cs/>
+        </w:rPr>
+        <w:t>‎</w:t>
+      </w:r>
+      <w:r>
+        <w:rPr>
+          <w:noProof/>
+        </w:rPr>
+        <w:t>6</w:t>
+      </w:r>
+      <w:r>
+        <w:rPr>
+          <w:noProof/>
+        </w:rPr>
+        <w:fldChar w:fldCharType="end"/>
+      </w:r>
       <w:r>
         <w:noBreakHyphen/>
       </w:r>
-      <w:fldSimple w:instr=" SEQ Table \* ARABIC \s 1 ">
-        <w:r>
-          <w:rPr>
-            <w:noProof/>
-          </w:rPr>
-          <w:t>1</w:t>
-        </w:r>
-      </w:fldSimple>
+      <w:r>
+        <w:fldChar w:fldCharType="begin"/>
+      </w:r>
+      <w:r>
+        <w:instrText xml:space="preserve"> SEQ Table \* ARABIC \s 1 </w:instrText>
+      </w:r>
+      <w:r>
+        <w:fldChar w:fldCharType="separate"/>
+      </w:r>
+      <w:r>
+        <w:rPr>
+          <w:noProof/>
+        </w:rPr>
+        <w:t>1</w:t>
+      </w:r>
+      <w:r>
+        <w:rPr>
+          <w:noProof/>
+        </w:rPr>
+        <w:fldChar w:fldCharType="end"/>
+      </w:r>
       <w:bookmarkEnd w:id="182"/>
       <w:r>
         <w:t xml:space="preserve"> </w:t>
@@ -38243,6 +39586,7 @@
         <w:rPr>
           <w:rFonts w:cstheme="majorBidi"/>
         </w:rPr>
+        <w:lastRenderedPageBreak/>
         <w:t>Dataset-Dependent Efficacy: End-to-end pipeline gains are heavily dependent on the nature of the dataset, showing the most significant performance boosts on highly noisy data rather than cleanly structured data.</w:t>
       </w:r>
     </w:p>
@@ -38269,7 +39613,6 @@
       </w:pPr>
       <w:bookmarkStart w:id="186" w:name="_Toc233604991"/>
       <w:r>
-        <w:lastRenderedPageBreak/>
         <w:t>Conclusion and Future Work</w:t>
       </w:r>
       <w:bookmarkEnd w:id="186"/>
@@ -38352,15 +39695,7 @@
         </w:rPr>
       </w:pPr>
       <w:r>
-        <w:t xml:space="preserve">Explainable AI Integration: Implemented operation-level justifications and detailed audit logs, addressing the "black box" nature of enterprise </w:t>
-      </w:r>
-      <w:proofErr w:type="spellStart"/>
-      <w:r>
-        <w:t>AutoML</w:t>
-      </w:r>
-      <w:proofErr w:type="spellEnd"/>
-      <w:r>
-        <w:t xml:space="preserve"> tools.</w:t>
+        <w:t>Explainable AI Integration: Implemented operation-level justifications and detailed audit logs, addressing the "black box" nature of enterprise AutoML tools.</w:t>
       </w:r>
     </w:p>
     <w:p>
@@ -38394,14 +39729,8 @@
       <w:bookmarkEnd w:id="188"/>
     </w:p>
     <w:p>
-      <w:pPr>
-        <w:rPr>
-          <w:b/>
-          <w:bCs/>
-        </w:rPr>
-      </w:pPr>
-      <w:r>
-        <w:t>Throughout the development and evaluation phases, several vital insights were gathered:</w:t>
+      <w:r>
+        <w:t>We learned some important lessons in development and evaluation:</w:t>
       </w:r>
     </w:p>
     <w:p>
@@ -38409,15 +39738,17 @@
         <w:pStyle w:val="ListParagraph"/>
         <w:numPr>
           <w:ilvl w:val="0"/>
-          <w:numId w:val="58"/>
+          <w:numId w:val="67"/>
         </w:numPr>
-        <w:rPr>
-          <w:b/>
-          <w:bCs/>
-        </w:rPr>
-      </w:pPr>
-      <w:r>
-        <w:t>Human-in-the-Loop is Mandatory: Pure automation is too risky for destructive actions like dropping rows. The survey confirmed that 84.4% of practitioners prefer a flag-and-confirm approach over automatic deletion.</w:t>
+      </w:pPr>
+      <w:r>
+        <w:t>Human-in-the-Loop Required</w:t>
+      </w:r>
+      <w:r>
+        <w:t xml:space="preserve">: </w:t>
+      </w:r>
+      <w:r>
+        <w:t>Pure automation is too dangerous for destructive operations such as dropping rows. The survey reiterated that 84.4% of practitioners prefer flag-and-confirm to auto deletion.</w:t>
       </w:r>
     </w:p>
     <w:p>
@@ -38425,15 +39756,59 @@
         <w:pStyle w:val="ListParagraph"/>
         <w:numPr>
           <w:ilvl w:val="0"/>
-          <w:numId w:val="58"/>
+          <w:numId w:val="67"/>
         </w:numPr>
-        <w:rPr>
-          <w:b/>
-          <w:bCs/>
-        </w:rPr>
-      </w:pPr>
-      <w:r>
-        <w:t>Explainability Builds Trust: Providing plain-English justifications for why a specific preprocessing strategy was chosen (e.g., picking median over mean due to skewness) directly addresses a major pain point, as nearly 60% of surveyed practitioners reported having to previously undo automated changes they couldn't understand.</w:t>
+      </w:pPr>
+      <w:r>
+        <w:t>Trust is Built by Explainability</w:t>
+      </w:r>
+      <w:r>
+        <w:t xml:space="preserve">:  </w:t>
+      </w:r>
+      <w:r>
+        <w:t>Providing plain-English justifications for why a specific preprocessing strategy was chosen (e.g. selecting median over mean because of skewness) directly addresses a major pain point, as almost 60% of surveyed practitioners reported having to previously undo automated changes they couldn’t understand.</w:t>
+      </w:r>
+    </w:p>
+    <w:p>
+      <w:pPr>
+        <w:pStyle w:val="ListParagraph"/>
+        <w:numPr>
+          <w:ilvl w:val="0"/>
+          <w:numId w:val="67"/>
+        </w:numPr>
+      </w:pPr>
+      <w:r>
+        <w:lastRenderedPageBreak/>
+        <w:t xml:space="preserve">Domain Context Required for Adaptive Strategy Choice: The varying performance across datasets (e.g., big wins on Diabetes but mixed results on </w:t>
+      </w:r>
+      <w:proofErr w:type="gramStart"/>
+      <w:r>
+        <w:t>Adult</w:t>
+      </w:r>
+      <w:proofErr w:type="gramEnd"/>
+      <w:r>
+        <w:t>) indicates that generic decision rules are insufficient; systems must be able to learn or be informed about data properties to make effective preprocessing choices.</w:t>
+      </w:r>
+    </w:p>
+    <w:p>
+      <w:pPr>
+        <w:pStyle w:val="ListParagraph"/>
+        <w:numPr>
+          <w:ilvl w:val="0"/>
+          <w:numId w:val="67"/>
+        </w:numPr>
+      </w:pPr>
+      <w:r>
+        <w:t>Cost Management Needs Adoption</w:t>
+      </w:r>
+      <w:r>
+        <w:t>:</w:t>
+      </w:r>
+      <w:r>
+        <w:t xml:space="preserve"> </w:t>
+      </w:r>
+      <w:r>
+        <w:t>LLM-powered features (semantic duplicate detection, inconsistency resolution) have significant value, but API costs and latency concerns prevent enterprise deployment, leading to hybrid approaches and local inference options.</w:t>
       </w:r>
     </w:p>
     <w:p>
@@ -38447,16 +39822,6 @@
       <w:bookmarkStart w:id="189" w:name="_Toc233604994"/>
       <w:r>
         <w:t>Future Enhancements</w:t>
-      </w:r>
-      <w:r>
-        <w:t xml:space="preserve"> </w:t>
-      </w:r>
-      <w:r>
-        <w:rPr>
-          <w:color w:val="EE0000"/>
-          <w:highlight w:val="yellow"/>
-        </w:rPr>
-        <w:t>(to be continued)</w:t>
       </w:r>
       <w:bookmarkEnd w:id="189"/>
     </w:p>
@@ -38927,6 +40292,7 @@
                       <w:rPr>
                         <w:noProof/>
                       </w:rPr>
+                      <w:lastRenderedPageBreak/>
                       <w:t xml:space="preserve">[8] </w:t>
                     </w:r>
                   </w:p>
@@ -39138,7 +40504,6 @@
                   <w:rFonts w:eastAsia="Times New Roman"/>
                   <w:noProof/>
                 </w:rPr>
-                <w:lastRenderedPageBreak/>
                 <w:t>[16] A. Adadi and M. Berrada, "Peeking Inside the Black-Box: A Survey on Explainable Artificial Intelligence (XAI)," IEEE Access, vol. 6, pp. 52138-52160, 2018.</w:t>
               </w:r>
             </w:p>
@@ -39285,6 +40650,7 @@
                   <w:rFonts w:eastAsia="Times New Roman"/>
                   <w:noProof/>
                 </w:rPr>
+                <w:lastRenderedPageBreak/>
                 <w:t>[23] B. Strack et al., "Impact of HbA1c Measurement on Hospital Readmission Rates: Analysis of 70,000 Clinical Database Patient Records," BioMed Research International, 2014.</w:t>
               </w:r>
             </w:p>
@@ -39875,6 +41241,119 @@
     </w:lvl>
   </w:abstractNum>
   <w:abstractNum w:abstractNumId="3" w15:restartNumberingAfterBreak="0">
+    <w:nsid w:val="02BD3310"/>
+    <w:multiLevelType w:val="hybridMultilevel"/>
+    <w:tmpl w:val="3D5A2FBA"/>
+    <w:lvl w:ilvl="0" w:tplc="04090001">
+      <w:start w:val="1"/>
+      <w:numFmt w:val="bullet"/>
+      <w:lvlText w:val=""/>
+      <w:lvlJc w:val="left"/>
+      <w:pPr>
+        <w:ind w:left="720" w:hanging="360"/>
+      </w:pPr>
+      <w:rPr>
+        <w:rFonts w:ascii="Symbol" w:hAnsi="Symbol" w:hint="default"/>
+      </w:rPr>
+    </w:lvl>
+    <w:lvl w:ilvl="1" w:tplc="04090003" w:tentative="1">
+      <w:start w:val="1"/>
+      <w:numFmt w:val="bullet"/>
+      <w:lvlText w:val="o"/>
+      <w:lvlJc w:val="left"/>
+      <w:pPr>
+        <w:ind w:left="1440" w:hanging="360"/>
+      </w:pPr>
+      <w:rPr>
+        <w:rFonts w:ascii="Courier New" w:hAnsi="Courier New" w:cs="Courier New" w:hint="default"/>
+      </w:rPr>
+    </w:lvl>
+    <w:lvl w:ilvl="2" w:tplc="04090005" w:tentative="1">
+      <w:start w:val="1"/>
+      <w:numFmt w:val="bullet"/>
+      <w:lvlText w:val=""/>
+      <w:lvlJc w:val="left"/>
+      <w:pPr>
+        <w:ind w:left="2160" w:hanging="360"/>
+      </w:pPr>
+      <w:rPr>
+        <w:rFonts w:ascii="Wingdings" w:hAnsi="Wingdings" w:hint="default"/>
+      </w:rPr>
+    </w:lvl>
+    <w:lvl w:ilvl="3" w:tplc="04090001" w:tentative="1">
+      <w:start w:val="1"/>
+      <w:numFmt w:val="bullet"/>
+      <w:lvlText w:val=""/>
+      <w:lvlJc w:val="left"/>
+      <w:pPr>
+        <w:ind w:left="2880" w:hanging="360"/>
+      </w:pPr>
+      <w:rPr>
+        <w:rFonts w:ascii="Symbol" w:hAnsi="Symbol" w:hint="default"/>
+      </w:rPr>
+    </w:lvl>
+    <w:lvl w:ilvl="4" w:tplc="04090003" w:tentative="1">
+      <w:start w:val="1"/>
+      <w:numFmt w:val="bullet"/>
+      <w:lvlText w:val="o"/>
+      <w:lvlJc w:val="left"/>
+      <w:pPr>
+        <w:ind w:left="3600" w:hanging="360"/>
+      </w:pPr>
+      <w:rPr>
+        <w:rFonts w:ascii="Courier New" w:hAnsi="Courier New" w:cs="Courier New" w:hint="default"/>
+      </w:rPr>
+    </w:lvl>
+    <w:lvl w:ilvl="5" w:tplc="04090005" w:tentative="1">
+      <w:start w:val="1"/>
+      <w:numFmt w:val="bullet"/>
+      <w:lvlText w:val=""/>
+      <w:lvlJc w:val="left"/>
+      <w:pPr>
+        <w:ind w:left="4320" w:hanging="360"/>
+      </w:pPr>
+      <w:rPr>
+        <w:rFonts w:ascii="Wingdings" w:hAnsi="Wingdings" w:hint="default"/>
+      </w:rPr>
+    </w:lvl>
+    <w:lvl w:ilvl="6" w:tplc="04090001" w:tentative="1">
+      <w:start w:val="1"/>
+      <w:numFmt w:val="bullet"/>
+      <w:lvlText w:val=""/>
+      <w:lvlJc w:val="left"/>
+      <w:pPr>
+        <w:ind w:left="5040" w:hanging="360"/>
+      </w:pPr>
+      <w:rPr>
+        <w:rFonts w:ascii="Symbol" w:hAnsi="Symbol" w:hint="default"/>
+      </w:rPr>
+    </w:lvl>
+    <w:lvl w:ilvl="7" w:tplc="04090003" w:tentative="1">
+      <w:start w:val="1"/>
+      <w:numFmt w:val="bullet"/>
+      <w:lvlText w:val="o"/>
+      <w:lvlJc w:val="left"/>
+      <w:pPr>
+        <w:ind w:left="5760" w:hanging="360"/>
+      </w:pPr>
+      <w:rPr>
+        <w:rFonts w:ascii="Courier New" w:hAnsi="Courier New" w:cs="Courier New" w:hint="default"/>
+      </w:rPr>
+    </w:lvl>
+    <w:lvl w:ilvl="8" w:tplc="04090005" w:tentative="1">
+      <w:start w:val="1"/>
+      <w:numFmt w:val="bullet"/>
+      <w:lvlText w:val=""/>
+      <w:lvlJc w:val="left"/>
+      <w:pPr>
+        <w:ind w:left="6480" w:hanging="360"/>
+      </w:pPr>
+      <w:rPr>
+        <w:rFonts w:ascii="Wingdings" w:hAnsi="Wingdings" w:hint="default"/>
+      </w:rPr>
+    </w:lvl>
+  </w:abstractNum>
+  <w:abstractNum w:abstractNumId="4" w15:restartNumberingAfterBreak="0">
     <w:nsid w:val="03FB5090"/>
     <w:multiLevelType w:val="multilevel"/>
     <w:tmpl w:val="F8D46B8A"/>
@@ -40014,7 +41493,7 @@
       </w:rPr>
     </w:lvl>
   </w:abstractNum>
-  <w:abstractNum w:abstractNumId="4" w15:restartNumberingAfterBreak="0">
+  <w:abstractNum w:abstractNumId="5" w15:restartNumberingAfterBreak="0">
     <w:nsid w:val="053744DC"/>
     <w:multiLevelType w:val="multilevel"/>
     <w:tmpl w:val="57C81AAE"/>
@@ -40127,7 +41606,7 @@
       </w:rPr>
     </w:lvl>
   </w:abstractNum>
-  <w:abstractNum w:abstractNumId="5" w15:restartNumberingAfterBreak="0">
+  <w:abstractNum w:abstractNumId="6" w15:restartNumberingAfterBreak="0">
     <w:nsid w:val="05914961"/>
     <w:multiLevelType w:val="hybridMultilevel"/>
     <w:tmpl w:val="5664C4A6"/>
@@ -40240,7 +41719,7 @@
       </w:rPr>
     </w:lvl>
   </w:abstractNum>
-  <w:abstractNum w:abstractNumId="6" w15:restartNumberingAfterBreak="0">
+  <w:abstractNum w:abstractNumId="7" w15:restartNumberingAfterBreak="0">
     <w:nsid w:val="087B12B8"/>
     <w:multiLevelType w:val="hybridMultilevel"/>
     <w:tmpl w:val="D3EA33A6"/>
@@ -40352,7 +41831,7 @@
       </w:rPr>
     </w:lvl>
   </w:abstractNum>
-  <w:abstractNum w:abstractNumId="7" w15:restartNumberingAfterBreak="0">
+  <w:abstractNum w:abstractNumId="8" w15:restartNumberingAfterBreak="0">
     <w:nsid w:val="08E612D1"/>
     <w:multiLevelType w:val="multilevel"/>
     <w:tmpl w:val="EA26654E"/>
@@ -40465,7 +41944,7 @@
       </w:rPr>
     </w:lvl>
   </w:abstractNum>
-  <w:abstractNum w:abstractNumId="8" w15:restartNumberingAfterBreak="0">
+  <w:abstractNum w:abstractNumId="9" w15:restartNumberingAfterBreak="0">
     <w:nsid w:val="0AAB7D49"/>
     <w:multiLevelType w:val="hybridMultilevel"/>
     <w:tmpl w:val="DE3ADE42"/>
@@ -40555,7 +42034,7 @@
       </w:pPr>
     </w:lvl>
   </w:abstractNum>
-  <w:abstractNum w:abstractNumId="9" w15:restartNumberingAfterBreak="0">
+  <w:abstractNum w:abstractNumId="10" w15:restartNumberingAfterBreak="0">
     <w:nsid w:val="0AF04E2E"/>
     <w:multiLevelType w:val="multilevel"/>
     <w:tmpl w:val="0C5439E6"/>
@@ -40695,7 +42174,7 @@
       </w:rPr>
     </w:lvl>
   </w:abstractNum>
-  <w:abstractNum w:abstractNumId="10" w15:restartNumberingAfterBreak="0">
+  <w:abstractNum w:abstractNumId="11" w15:restartNumberingAfterBreak="0">
     <w:nsid w:val="0B915A1B"/>
     <w:multiLevelType w:val="hybridMultilevel"/>
     <w:tmpl w:val="EA648C10"/>
@@ -40808,7 +42287,7 @@
       </w:rPr>
     </w:lvl>
   </w:abstractNum>
-  <w:abstractNum w:abstractNumId="11" w15:restartNumberingAfterBreak="0">
+  <w:abstractNum w:abstractNumId="12" w15:restartNumberingAfterBreak="0">
     <w:nsid w:val="0CA71351"/>
     <w:multiLevelType w:val="multilevel"/>
     <w:tmpl w:val="43B01A46"/>
@@ -40921,7 +42400,7 @@
       </w:rPr>
     </w:lvl>
   </w:abstractNum>
-  <w:abstractNum w:abstractNumId="12" w15:restartNumberingAfterBreak="0">
+  <w:abstractNum w:abstractNumId="13" w15:restartNumberingAfterBreak="0">
     <w:nsid w:val="0E1447A5"/>
     <w:multiLevelType w:val="multilevel"/>
     <w:tmpl w:val="9F0C0528"/>
@@ -41061,7 +42540,7 @@
       </w:rPr>
     </w:lvl>
   </w:abstractNum>
-  <w:abstractNum w:abstractNumId="13" w15:restartNumberingAfterBreak="0">
+  <w:abstractNum w:abstractNumId="14" w15:restartNumberingAfterBreak="0">
     <w:nsid w:val="0E2C4DCD"/>
     <w:multiLevelType w:val="multilevel"/>
     <w:tmpl w:val="DDA6BDC8"/>
@@ -41174,7 +42653,7 @@
       </w:rPr>
     </w:lvl>
   </w:abstractNum>
-  <w:abstractNum w:abstractNumId="14" w15:restartNumberingAfterBreak="0">
+  <w:abstractNum w:abstractNumId="15" w15:restartNumberingAfterBreak="0">
     <w:nsid w:val="0F2D565D"/>
     <w:multiLevelType w:val="multilevel"/>
     <w:tmpl w:val="491C2EF8"/>
@@ -41287,7 +42766,7 @@
       </w:pPr>
     </w:lvl>
   </w:abstractNum>
-  <w:abstractNum w:abstractNumId="15" w15:restartNumberingAfterBreak="0">
+  <w:abstractNum w:abstractNumId="16" w15:restartNumberingAfterBreak="0">
     <w:nsid w:val="109547BC"/>
     <w:multiLevelType w:val="multilevel"/>
     <w:tmpl w:val="822687FE"/>
@@ -41400,7 +42879,7 @@
       </w:rPr>
     </w:lvl>
   </w:abstractNum>
-  <w:abstractNum w:abstractNumId="16" w15:restartNumberingAfterBreak="0">
+  <w:abstractNum w:abstractNumId="17" w15:restartNumberingAfterBreak="0">
     <w:nsid w:val="12D51BFC"/>
     <w:multiLevelType w:val="multilevel"/>
     <w:tmpl w:val="22AEB9D0"/>
@@ -41513,7 +42992,7 @@
       </w:rPr>
     </w:lvl>
   </w:abstractNum>
-  <w:abstractNum w:abstractNumId="17" w15:restartNumberingAfterBreak="0">
+  <w:abstractNum w:abstractNumId="18" w15:restartNumberingAfterBreak="0">
     <w:nsid w:val="183F6203"/>
     <w:multiLevelType w:val="multilevel"/>
     <w:tmpl w:val="8E2233BC"/>
@@ -41662,7 +43141,7 @@
       </w:rPr>
     </w:lvl>
   </w:abstractNum>
-  <w:abstractNum w:abstractNumId="18" w15:restartNumberingAfterBreak="0">
+  <w:abstractNum w:abstractNumId="19" w15:restartNumberingAfterBreak="0">
     <w:nsid w:val="184D715D"/>
     <w:multiLevelType w:val="multilevel"/>
     <w:tmpl w:val="9D3444C6"/>
@@ -41802,7 +43281,7 @@
       </w:rPr>
     </w:lvl>
   </w:abstractNum>
-  <w:abstractNum w:abstractNumId="19" w15:restartNumberingAfterBreak="0">
+  <w:abstractNum w:abstractNumId="20" w15:restartNumberingAfterBreak="0">
     <w:nsid w:val="18FB107C"/>
     <w:multiLevelType w:val="multilevel"/>
     <w:tmpl w:val="6616E0A8"/>
@@ -41915,7 +43394,7 @@
       </w:rPr>
     </w:lvl>
   </w:abstractNum>
-  <w:abstractNum w:abstractNumId="20" w15:restartNumberingAfterBreak="0">
+  <w:abstractNum w:abstractNumId="21" w15:restartNumberingAfterBreak="0">
     <w:nsid w:val="193C4141"/>
     <w:multiLevelType w:val="multilevel"/>
     <w:tmpl w:val="1746486A"/>
@@ -42055,7 +43534,7 @@
       </w:rPr>
     </w:lvl>
   </w:abstractNum>
-  <w:abstractNum w:abstractNumId="21" w15:restartNumberingAfterBreak="0">
+  <w:abstractNum w:abstractNumId="22" w15:restartNumberingAfterBreak="0">
     <w:nsid w:val="1BA4269A"/>
     <w:multiLevelType w:val="hybridMultilevel"/>
     <w:tmpl w:val="3A40153E"/>
@@ -42168,7 +43647,7 @@
       </w:rPr>
     </w:lvl>
   </w:abstractNum>
-  <w:abstractNum w:abstractNumId="22" w15:restartNumberingAfterBreak="0">
+  <w:abstractNum w:abstractNumId="23" w15:restartNumberingAfterBreak="0">
     <w:nsid w:val="1BC34F86"/>
     <w:multiLevelType w:val="multilevel"/>
     <w:tmpl w:val="22AEB9D0"/>
@@ -42281,7 +43760,7 @@
       </w:rPr>
     </w:lvl>
   </w:abstractNum>
-  <w:abstractNum w:abstractNumId="23" w15:restartNumberingAfterBreak="0">
+  <w:abstractNum w:abstractNumId="24" w15:restartNumberingAfterBreak="0">
     <w:nsid w:val="208C55EF"/>
     <w:multiLevelType w:val="multilevel"/>
     <w:tmpl w:val="108C0914"/>
@@ -42421,7 +43900,7 @@
       </w:rPr>
     </w:lvl>
   </w:abstractNum>
-  <w:abstractNum w:abstractNumId="24" w15:restartNumberingAfterBreak="0">
+  <w:abstractNum w:abstractNumId="25" w15:restartNumberingAfterBreak="0">
     <w:nsid w:val="21947582"/>
     <w:multiLevelType w:val="multilevel"/>
     <w:tmpl w:val="9C68CB7C"/>
@@ -42534,7 +44013,7 @@
       </w:rPr>
     </w:lvl>
   </w:abstractNum>
-  <w:abstractNum w:abstractNumId="25" w15:restartNumberingAfterBreak="0">
+  <w:abstractNum w:abstractNumId="26" w15:restartNumberingAfterBreak="0">
     <w:nsid w:val="247C58C1"/>
     <w:multiLevelType w:val="multilevel"/>
     <w:tmpl w:val="7974D2A6"/>
@@ -42647,7 +44126,7 @@
       </w:rPr>
     </w:lvl>
   </w:abstractNum>
-  <w:abstractNum w:abstractNumId="26" w15:restartNumberingAfterBreak="0">
+  <w:abstractNum w:abstractNumId="27" w15:restartNumberingAfterBreak="0">
     <w:nsid w:val="26A4137A"/>
     <w:multiLevelType w:val="hybridMultilevel"/>
     <w:tmpl w:val="4478144A"/>
@@ -42737,7 +44216,7 @@
       </w:pPr>
     </w:lvl>
   </w:abstractNum>
-  <w:abstractNum w:abstractNumId="27" w15:restartNumberingAfterBreak="0">
+  <w:abstractNum w:abstractNumId="28" w15:restartNumberingAfterBreak="0">
     <w:nsid w:val="286F68F5"/>
     <w:multiLevelType w:val="multilevel"/>
     <w:tmpl w:val="BD5626CE"/>
@@ -42886,7 +44365,7 @@
       </w:rPr>
     </w:lvl>
   </w:abstractNum>
-  <w:abstractNum w:abstractNumId="28" w15:restartNumberingAfterBreak="0">
+  <w:abstractNum w:abstractNumId="29" w15:restartNumberingAfterBreak="0">
     <w:nsid w:val="2CB004D6"/>
     <w:multiLevelType w:val="multilevel"/>
     <w:tmpl w:val="22AEB9D0"/>
@@ -42999,7 +44478,7 @@
       </w:rPr>
     </w:lvl>
   </w:abstractNum>
-  <w:abstractNum w:abstractNumId="29" w15:restartNumberingAfterBreak="0">
+  <w:abstractNum w:abstractNumId="30" w15:restartNumberingAfterBreak="0">
     <w:nsid w:val="2EEB38D6"/>
     <w:multiLevelType w:val="multilevel"/>
     <w:tmpl w:val="3FD080A8"/>
@@ -43139,7 +44618,7 @@
       </w:rPr>
     </w:lvl>
   </w:abstractNum>
-  <w:abstractNum w:abstractNumId="30" w15:restartNumberingAfterBreak="0">
+  <w:abstractNum w:abstractNumId="31" w15:restartNumberingAfterBreak="0">
     <w:nsid w:val="306A1FD2"/>
     <w:multiLevelType w:val="multilevel"/>
     <w:tmpl w:val="22AEB9D0"/>
@@ -43252,7 +44731,7 @@
       </w:rPr>
     </w:lvl>
   </w:abstractNum>
-  <w:abstractNum w:abstractNumId="31" w15:restartNumberingAfterBreak="0">
+  <w:abstractNum w:abstractNumId="32" w15:restartNumberingAfterBreak="0">
     <w:nsid w:val="34E024AE"/>
     <w:multiLevelType w:val="hybridMultilevel"/>
     <w:tmpl w:val="C82CE3CE"/>
@@ -43365,7 +44844,7 @@
       </w:rPr>
     </w:lvl>
   </w:abstractNum>
-  <w:abstractNum w:abstractNumId="32" w15:restartNumberingAfterBreak="0">
+  <w:abstractNum w:abstractNumId="33" w15:restartNumberingAfterBreak="0">
     <w:nsid w:val="36773EA8"/>
     <w:multiLevelType w:val="multilevel"/>
     <w:tmpl w:val="FCA2603E"/>
@@ -43510,7 +44989,7 @@
       </w:rPr>
     </w:lvl>
   </w:abstractNum>
-  <w:abstractNum w:abstractNumId="33" w15:restartNumberingAfterBreak="0">
+  <w:abstractNum w:abstractNumId="34" w15:restartNumberingAfterBreak="0">
     <w:nsid w:val="3864019E"/>
     <w:multiLevelType w:val="hybridMultilevel"/>
     <w:tmpl w:val="140C609A"/>
@@ -43623,7 +45102,7 @@
       </w:rPr>
     </w:lvl>
   </w:abstractNum>
-  <w:abstractNum w:abstractNumId="34" w15:restartNumberingAfterBreak="0">
+  <w:abstractNum w:abstractNumId="35" w15:restartNumberingAfterBreak="0">
     <w:nsid w:val="38794B02"/>
     <w:multiLevelType w:val="multilevel"/>
     <w:tmpl w:val="81A898DA"/>
@@ -43772,7 +45251,7 @@
       </w:rPr>
     </w:lvl>
   </w:abstractNum>
-  <w:abstractNum w:abstractNumId="35" w15:restartNumberingAfterBreak="0">
+  <w:abstractNum w:abstractNumId="36" w15:restartNumberingAfterBreak="0">
     <w:nsid w:val="3C373B91"/>
     <w:multiLevelType w:val="multilevel"/>
     <w:tmpl w:val="22AEB9D0"/>
@@ -43885,7 +45364,7 @@
       </w:rPr>
     </w:lvl>
   </w:abstractNum>
-  <w:abstractNum w:abstractNumId="36" w15:restartNumberingAfterBreak="0">
+  <w:abstractNum w:abstractNumId="37" w15:restartNumberingAfterBreak="0">
     <w:nsid w:val="3CE726DF"/>
     <w:multiLevelType w:val="multilevel"/>
     <w:tmpl w:val="F30E2718"/>
@@ -44025,7 +45504,7 @@
       </w:rPr>
     </w:lvl>
   </w:abstractNum>
-  <w:abstractNum w:abstractNumId="37" w15:restartNumberingAfterBreak="0">
+  <w:abstractNum w:abstractNumId="38" w15:restartNumberingAfterBreak="0">
     <w:nsid w:val="3D343EB4"/>
     <w:multiLevelType w:val="multilevel"/>
     <w:tmpl w:val="8EBA1C98"/>
@@ -44165,7 +45644,7 @@
       </w:rPr>
     </w:lvl>
   </w:abstractNum>
-  <w:abstractNum w:abstractNumId="38" w15:restartNumberingAfterBreak="0">
+  <w:abstractNum w:abstractNumId="39" w15:restartNumberingAfterBreak="0">
     <w:nsid w:val="3FFD7C97"/>
     <w:multiLevelType w:val="multilevel"/>
     <w:tmpl w:val="1C262EBA"/>
@@ -44305,7 +45784,7 @@
       </w:rPr>
     </w:lvl>
   </w:abstractNum>
-  <w:abstractNum w:abstractNumId="39" w15:restartNumberingAfterBreak="0">
+  <w:abstractNum w:abstractNumId="40" w15:restartNumberingAfterBreak="0">
     <w:nsid w:val="40913091"/>
     <w:multiLevelType w:val="multilevel"/>
     <w:tmpl w:val="B0D43E38"/>
@@ -44445,7 +45924,7 @@
       </w:rPr>
     </w:lvl>
   </w:abstractNum>
-  <w:abstractNum w:abstractNumId="40" w15:restartNumberingAfterBreak="0">
+  <w:abstractNum w:abstractNumId="41" w15:restartNumberingAfterBreak="0">
     <w:nsid w:val="42340C23"/>
     <w:multiLevelType w:val="multilevel"/>
     <w:tmpl w:val="B838DA22"/>
@@ -44582,7 +46061,7 @@
       </w:rPr>
     </w:lvl>
   </w:abstractNum>
-  <w:abstractNum w:abstractNumId="41" w15:restartNumberingAfterBreak="0">
+  <w:abstractNum w:abstractNumId="42" w15:restartNumberingAfterBreak="0">
     <w:nsid w:val="43DB5DEC"/>
     <w:multiLevelType w:val="multilevel"/>
     <w:tmpl w:val="EDAA22C0"/>
@@ -44722,7 +46201,7 @@
       </w:rPr>
     </w:lvl>
   </w:abstractNum>
-  <w:abstractNum w:abstractNumId="42" w15:restartNumberingAfterBreak="0">
+  <w:abstractNum w:abstractNumId="43" w15:restartNumberingAfterBreak="0">
     <w:nsid w:val="46D217D9"/>
     <w:multiLevelType w:val="multilevel"/>
     <w:tmpl w:val="4D60CF1A"/>
@@ -44862,7 +46341,7 @@
       </w:rPr>
     </w:lvl>
   </w:abstractNum>
-  <w:abstractNum w:abstractNumId="43" w15:restartNumberingAfterBreak="0">
+  <w:abstractNum w:abstractNumId="44" w15:restartNumberingAfterBreak="0">
     <w:nsid w:val="47B935D0"/>
     <w:multiLevelType w:val="multilevel"/>
     <w:tmpl w:val="A7701196"/>
@@ -44975,7 +46454,7 @@
       </w:rPr>
     </w:lvl>
   </w:abstractNum>
-  <w:abstractNum w:abstractNumId="44" w15:restartNumberingAfterBreak="0">
+  <w:abstractNum w:abstractNumId="45" w15:restartNumberingAfterBreak="0">
     <w:nsid w:val="4BC512BC"/>
     <w:multiLevelType w:val="multilevel"/>
     <w:tmpl w:val="D96CB788"/>
@@ -45088,7 +46567,7 @@
       </w:rPr>
     </w:lvl>
   </w:abstractNum>
-  <w:abstractNum w:abstractNumId="45" w15:restartNumberingAfterBreak="0">
+  <w:abstractNum w:abstractNumId="46" w15:restartNumberingAfterBreak="0">
     <w:nsid w:val="4D63153D"/>
     <w:multiLevelType w:val="multilevel"/>
     <w:tmpl w:val="A7DE90CE"/>
@@ -45222,7 +46701,7 @@
       </w:rPr>
     </w:lvl>
   </w:abstractNum>
-  <w:abstractNum w:abstractNumId="46" w15:restartNumberingAfterBreak="0">
+  <w:abstractNum w:abstractNumId="47" w15:restartNumberingAfterBreak="0">
     <w:nsid w:val="4F733D3B"/>
     <w:multiLevelType w:val="multilevel"/>
     <w:tmpl w:val="6BF4F006"/>
@@ -45362,7 +46841,7 @@
       </w:rPr>
     </w:lvl>
   </w:abstractNum>
-  <w:abstractNum w:abstractNumId="47" w15:restartNumberingAfterBreak="0">
+  <w:abstractNum w:abstractNumId="48" w15:restartNumberingAfterBreak="0">
     <w:nsid w:val="59961BCB"/>
     <w:multiLevelType w:val="multilevel"/>
     <w:tmpl w:val="DC1A6B18"/>
@@ -45502,7 +46981,7 @@
       </w:rPr>
     </w:lvl>
   </w:abstractNum>
-  <w:abstractNum w:abstractNumId="48" w15:restartNumberingAfterBreak="0">
+  <w:abstractNum w:abstractNumId="49" w15:restartNumberingAfterBreak="0">
     <w:nsid w:val="5AE95B0E"/>
     <w:multiLevelType w:val="multilevel"/>
     <w:tmpl w:val="EAF08594"/>
@@ -45651,7 +47130,7 @@
       </w:rPr>
     </w:lvl>
   </w:abstractNum>
-  <w:abstractNum w:abstractNumId="49" w15:restartNumberingAfterBreak="0">
+  <w:abstractNum w:abstractNumId="50" w15:restartNumberingAfterBreak="0">
     <w:nsid w:val="5EEF368D"/>
     <w:multiLevelType w:val="multilevel"/>
     <w:tmpl w:val="F9C6A862"/>
@@ -45788,7 +47267,7 @@
       </w:rPr>
     </w:lvl>
   </w:abstractNum>
-  <w:abstractNum w:abstractNumId="50" w15:restartNumberingAfterBreak="0">
+  <w:abstractNum w:abstractNumId="51" w15:restartNumberingAfterBreak="0">
     <w:nsid w:val="5F8A0BDD"/>
     <w:multiLevelType w:val="multilevel"/>
     <w:tmpl w:val="95C2BE2E"/>
@@ -45937,7 +47416,7 @@
       </w:rPr>
     </w:lvl>
   </w:abstractNum>
-  <w:abstractNum w:abstractNumId="51" w15:restartNumberingAfterBreak="0">
+  <w:abstractNum w:abstractNumId="52" w15:restartNumberingAfterBreak="0">
     <w:nsid w:val="5FEE0118"/>
     <w:multiLevelType w:val="multilevel"/>
     <w:tmpl w:val="CBA85FF6"/>
@@ -46083,7 +47562,7 @@
       </w:rPr>
     </w:lvl>
   </w:abstractNum>
-  <w:abstractNum w:abstractNumId="52" w15:restartNumberingAfterBreak="0">
+  <w:abstractNum w:abstractNumId="53" w15:restartNumberingAfterBreak="0">
     <w:nsid w:val="669E080C"/>
     <w:multiLevelType w:val="multilevel"/>
     <w:tmpl w:val="D63687EC"/>
@@ -46223,7 +47702,7 @@
       </w:rPr>
     </w:lvl>
   </w:abstractNum>
-  <w:abstractNum w:abstractNumId="53" w15:restartNumberingAfterBreak="0">
+  <w:abstractNum w:abstractNumId="54" w15:restartNumberingAfterBreak="0">
     <w:nsid w:val="67B55D3D"/>
     <w:multiLevelType w:val="hybridMultilevel"/>
     <w:tmpl w:val="8D4E6CBA"/>
@@ -46313,7 +47792,7 @@
       </w:pPr>
     </w:lvl>
   </w:abstractNum>
-  <w:abstractNum w:abstractNumId="54" w15:restartNumberingAfterBreak="0">
+  <w:abstractNum w:abstractNumId="55" w15:restartNumberingAfterBreak="0">
     <w:nsid w:val="681B1EAA"/>
     <w:multiLevelType w:val="multilevel"/>
     <w:tmpl w:val="1BC24960"/>
@@ -46453,7 +47932,7 @@
       </w:rPr>
     </w:lvl>
   </w:abstractNum>
-  <w:abstractNum w:abstractNumId="55" w15:restartNumberingAfterBreak="0">
+  <w:abstractNum w:abstractNumId="56" w15:restartNumberingAfterBreak="0">
     <w:nsid w:val="693017F7"/>
     <w:multiLevelType w:val="hybridMultilevel"/>
     <w:tmpl w:val="084E12A6"/>
@@ -46543,7 +48022,7 @@
       </w:pPr>
     </w:lvl>
   </w:abstractNum>
-  <w:abstractNum w:abstractNumId="56" w15:restartNumberingAfterBreak="0">
+  <w:abstractNum w:abstractNumId="57" w15:restartNumberingAfterBreak="0">
     <w:nsid w:val="69F81775"/>
     <w:multiLevelType w:val="hybridMultilevel"/>
     <w:tmpl w:val="CE424A50"/>
@@ -46656,7 +48135,7 @@
       </w:rPr>
     </w:lvl>
   </w:abstractNum>
-  <w:abstractNum w:abstractNumId="57" w15:restartNumberingAfterBreak="0">
+  <w:abstractNum w:abstractNumId="58" w15:restartNumberingAfterBreak="0">
     <w:nsid w:val="6B9B5B8B"/>
     <w:multiLevelType w:val="multilevel"/>
     <w:tmpl w:val="680ACA50"/>
@@ -46793,7 +48272,7 @@
       </w:rPr>
     </w:lvl>
   </w:abstractNum>
-  <w:abstractNum w:abstractNumId="58" w15:restartNumberingAfterBreak="0">
+  <w:abstractNum w:abstractNumId="59" w15:restartNumberingAfterBreak="0">
     <w:nsid w:val="6CF54119"/>
     <w:multiLevelType w:val="hybridMultilevel"/>
     <w:tmpl w:val="B166478A"/>
@@ -46906,7 +48385,7 @@
       </w:rPr>
     </w:lvl>
   </w:abstractNum>
-  <w:abstractNum w:abstractNumId="59" w15:restartNumberingAfterBreak="0">
+  <w:abstractNum w:abstractNumId="60" w15:restartNumberingAfterBreak="0">
     <w:nsid w:val="708A1C60"/>
     <w:multiLevelType w:val="hybridMultilevel"/>
     <w:tmpl w:val="FE4C5E88"/>
@@ -47019,7 +48498,7 @@
       </w:rPr>
     </w:lvl>
   </w:abstractNum>
-  <w:abstractNum w:abstractNumId="60" w15:restartNumberingAfterBreak="0">
+  <w:abstractNum w:abstractNumId="61" w15:restartNumberingAfterBreak="0">
     <w:nsid w:val="77624756"/>
     <w:multiLevelType w:val="multilevel"/>
     <w:tmpl w:val="78D896A2"/>
@@ -47116,7 +48595,7 @@
       </w:pPr>
     </w:lvl>
   </w:abstractNum>
-  <w:abstractNum w:abstractNumId="61" w15:restartNumberingAfterBreak="0">
+  <w:abstractNum w:abstractNumId="62" w15:restartNumberingAfterBreak="0">
     <w:nsid w:val="7BEF5D34"/>
     <w:multiLevelType w:val="hybridMultilevel"/>
     <w:tmpl w:val="B420C758"/>
@@ -47229,7 +48708,7 @@
       </w:rPr>
     </w:lvl>
   </w:abstractNum>
-  <w:abstractNum w:abstractNumId="62" w15:restartNumberingAfterBreak="0">
+  <w:abstractNum w:abstractNumId="63" w15:restartNumberingAfterBreak="0">
     <w:nsid w:val="7D1A1630"/>
     <w:multiLevelType w:val="multilevel"/>
     <w:tmpl w:val="8CB8EFBE"/>
@@ -47374,7 +48853,7 @@
       </w:rPr>
     </w:lvl>
   </w:abstractNum>
-  <w:abstractNum w:abstractNumId="63" w15:restartNumberingAfterBreak="0">
+  <w:abstractNum w:abstractNumId="64" w15:restartNumberingAfterBreak="0">
     <w:nsid w:val="7E44597D"/>
     <w:multiLevelType w:val="multilevel"/>
     <w:tmpl w:val="C366BF38"/>
@@ -47515,205 +48994,208 @@
     </w:lvl>
   </w:abstractNum>
   <w:num w:numId="1" w16cid:durableId="213199349">
-    <w:abstractNumId w:val="59"/>
+    <w:abstractNumId w:val="60"/>
   </w:num>
   <w:num w:numId="2" w16cid:durableId="2007438936">
-    <w:abstractNumId w:val="22"/>
+    <w:abstractNumId w:val="23"/>
   </w:num>
   <w:num w:numId="3" w16cid:durableId="1856113958">
-    <w:abstractNumId w:val="30"/>
+    <w:abstractNumId w:val="31"/>
   </w:num>
   <w:num w:numId="4" w16cid:durableId="12264462">
-    <w:abstractNumId w:val="7"/>
+    <w:abstractNumId w:val="8"/>
   </w:num>
   <w:num w:numId="5" w16cid:durableId="315111614">
-    <w:abstractNumId w:val="19"/>
+    <w:abstractNumId w:val="20"/>
   </w:num>
   <w:num w:numId="6" w16cid:durableId="1971133655">
-    <w:abstractNumId w:val="24"/>
+    <w:abstractNumId w:val="25"/>
   </w:num>
   <w:num w:numId="7" w16cid:durableId="2117869739">
+    <w:abstractNumId w:val="49"/>
+  </w:num>
+  <w:num w:numId="8" w16cid:durableId="1440687292">
+    <w:abstractNumId w:val="61"/>
+  </w:num>
+  <w:num w:numId="9" w16cid:durableId="186217308">
+    <w:abstractNumId w:val="54"/>
+  </w:num>
+  <w:num w:numId="10" w16cid:durableId="1515419141">
+    <w:abstractNumId w:val="17"/>
+  </w:num>
+  <w:num w:numId="11" w16cid:durableId="1989550023">
+    <w:abstractNumId w:val="43"/>
+  </w:num>
+  <w:num w:numId="12" w16cid:durableId="992181814">
+    <w:abstractNumId w:val="38"/>
+  </w:num>
+  <w:num w:numId="13" w16cid:durableId="313873467">
+    <w:abstractNumId w:val="47"/>
+  </w:num>
+  <w:num w:numId="14" w16cid:durableId="1064109535">
+    <w:abstractNumId w:val="13"/>
+  </w:num>
+  <w:num w:numId="15" w16cid:durableId="756828234">
+    <w:abstractNumId w:val="41"/>
+  </w:num>
+  <w:num w:numId="16" w16cid:durableId="783766430">
+    <w:abstractNumId w:val="46"/>
+  </w:num>
+  <w:num w:numId="17" w16cid:durableId="1958175952">
     <w:abstractNumId w:val="48"/>
   </w:num>
-  <w:num w:numId="8" w16cid:durableId="1440687292">
-    <w:abstractNumId w:val="60"/>
-  </w:num>
-  <w:num w:numId="9" w16cid:durableId="186217308">
+  <w:num w:numId="18" w16cid:durableId="1254171367">
     <w:abstractNumId w:val="53"/>
-  </w:num>
-  <w:num w:numId="10" w16cid:durableId="1515419141">
-    <w:abstractNumId w:val="16"/>
-  </w:num>
-  <w:num w:numId="11" w16cid:durableId="1989550023">
-    <w:abstractNumId w:val="42"/>
-  </w:num>
-  <w:num w:numId="12" w16cid:durableId="992181814">
-    <w:abstractNumId w:val="37"/>
-  </w:num>
-  <w:num w:numId="13" w16cid:durableId="313873467">
-    <w:abstractNumId w:val="46"/>
-  </w:num>
-  <w:num w:numId="14" w16cid:durableId="1064109535">
-    <w:abstractNumId w:val="12"/>
-  </w:num>
-  <w:num w:numId="15" w16cid:durableId="756828234">
-    <w:abstractNumId w:val="40"/>
-  </w:num>
-  <w:num w:numId="16" w16cid:durableId="783766430">
-    <w:abstractNumId w:val="45"/>
-  </w:num>
-  <w:num w:numId="17" w16cid:durableId="1958175952">
-    <w:abstractNumId w:val="47"/>
-  </w:num>
-  <w:num w:numId="18" w16cid:durableId="1254171367">
-    <w:abstractNumId w:val="52"/>
   </w:num>
   <w:num w:numId="19" w16cid:durableId="1573612754">
     <w:abstractNumId w:val="2"/>
   </w:num>
   <w:num w:numId="20" w16cid:durableId="1722438916">
-    <w:abstractNumId w:val="41"/>
+    <w:abstractNumId w:val="42"/>
   </w:num>
   <w:num w:numId="21" w16cid:durableId="131679541">
-    <w:abstractNumId w:val="23"/>
+    <w:abstractNumId w:val="24"/>
   </w:num>
   <w:num w:numId="22" w16cid:durableId="707418556">
-    <w:abstractNumId w:val="3"/>
+    <w:abstractNumId w:val="4"/>
   </w:num>
   <w:num w:numId="23" w16cid:durableId="613900216">
-    <w:abstractNumId w:val="29"/>
+    <w:abstractNumId w:val="30"/>
   </w:num>
   <w:num w:numId="24" w16cid:durableId="1826238143">
+    <w:abstractNumId w:val="40"/>
+  </w:num>
+  <w:num w:numId="25" w16cid:durableId="1588272957">
+    <w:abstractNumId w:val="19"/>
+  </w:num>
+  <w:num w:numId="26" w16cid:durableId="589894069">
+    <w:abstractNumId w:val="64"/>
+  </w:num>
+  <w:num w:numId="27" w16cid:durableId="108933761">
+    <w:abstractNumId w:val="55"/>
+  </w:num>
+  <w:num w:numId="28" w16cid:durableId="453603734">
+    <w:abstractNumId w:val="37"/>
+  </w:num>
+  <w:num w:numId="29" w16cid:durableId="653727809">
+    <w:abstractNumId w:val="21"/>
+  </w:num>
+  <w:num w:numId="30" w16cid:durableId="920991851">
+    <w:abstractNumId w:val="10"/>
+  </w:num>
+  <w:num w:numId="31" w16cid:durableId="816455237">
+    <w:abstractNumId w:val="50"/>
+  </w:num>
+  <w:num w:numId="32" w16cid:durableId="530152096">
+    <w:abstractNumId w:val="15"/>
+  </w:num>
+  <w:num w:numId="33" w16cid:durableId="1752196415">
+    <w:abstractNumId w:val="58"/>
+  </w:num>
+  <w:num w:numId="34" w16cid:durableId="458108633">
     <w:abstractNumId w:val="39"/>
   </w:num>
-  <w:num w:numId="25" w16cid:durableId="1588272957">
-    <w:abstractNumId w:val="18"/>
+  <w:num w:numId="35" w16cid:durableId="1951737796">
+    <w:abstractNumId w:val="52"/>
   </w:num>
-  <w:num w:numId="26" w16cid:durableId="589894069">
+  <w:num w:numId="36" w16cid:durableId="1262957558">
+    <w:abstractNumId w:val="51"/>
+  </w:num>
+  <w:num w:numId="37" w16cid:durableId="1987930623">
     <w:abstractNumId w:val="63"/>
   </w:num>
-  <w:num w:numId="27" w16cid:durableId="108933761">
-    <w:abstractNumId w:val="54"/>
+  <w:num w:numId="38" w16cid:durableId="826289377">
+    <w:abstractNumId w:val="35"/>
   </w:num>
-  <w:num w:numId="28" w16cid:durableId="453603734">
-    <w:abstractNumId w:val="36"/>
+  <w:num w:numId="39" w16cid:durableId="1930044368">
+    <w:abstractNumId w:val="33"/>
   </w:num>
-  <w:num w:numId="29" w16cid:durableId="653727809">
-    <w:abstractNumId w:val="20"/>
+  <w:num w:numId="40" w16cid:durableId="120459635">
+    <w:abstractNumId w:val="12"/>
   </w:num>
-  <w:num w:numId="30" w16cid:durableId="920991851">
+  <w:num w:numId="41" w16cid:durableId="69935463">
+    <w:abstractNumId w:val="27"/>
+  </w:num>
+  <w:num w:numId="42" w16cid:durableId="103577639">
     <w:abstractNumId w:val="9"/>
   </w:num>
-  <w:num w:numId="31" w16cid:durableId="816455237">
-    <w:abstractNumId w:val="49"/>
-  </w:num>
-  <w:num w:numId="32" w16cid:durableId="530152096">
-    <w:abstractNumId w:val="14"/>
-  </w:num>
-  <w:num w:numId="33" w16cid:durableId="1752196415">
-    <w:abstractNumId w:val="57"/>
-  </w:num>
-  <w:num w:numId="34" w16cid:durableId="458108633">
-    <w:abstractNumId w:val="38"/>
-  </w:num>
-  <w:num w:numId="35" w16cid:durableId="1951737796">
-    <w:abstractNumId w:val="51"/>
-  </w:num>
-  <w:num w:numId="36" w16cid:durableId="1262957558">
-    <w:abstractNumId w:val="50"/>
-  </w:num>
-  <w:num w:numId="37" w16cid:durableId="1987930623">
-    <w:abstractNumId w:val="62"/>
-  </w:num>
-  <w:num w:numId="38" w16cid:durableId="826289377">
-    <w:abstractNumId w:val="34"/>
-  </w:num>
-  <w:num w:numId="39" w16cid:durableId="1930044368">
-    <w:abstractNumId w:val="32"/>
-  </w:num>
-  <w:num w:numId="40" w16cid:durableId="120459635">
-    <w:abstractNumId w:val="11"/>
-  </w:num>
-  <w:num w:numId="41" w16cid:durableId="69935463">
-    <w:abstractNumId w:val="26"/>
-  </w:num>
-  <w:num w:numId="42" w16cid:durableId="103577639">
-    <w:abstractNumId w:val="8"/>
-  </w:num>
   <w:num w:numId="43" w16cid:durableId="1514027871">
-    <w:abstractNumId w:val="4"/>
+    <w:abstractNumId w:val="5"/>
   </w:num>
   <w:num w:numId="44" w16cid:durableId="643775472">
-    <w:abstractNumId w:val="13"/>
+    <w:abstractNumId w:val="14"/>
   </w:num>
   <w:num w:numId="45" w16cid:durableId="142820985">
     <w:abstractNumId w:val="0"/>
   </w:num>
   <w:num w:numId="46" w16cid:durableId="1812748661">
-    <w:abstractNumId w:val="31"/>
+    <w:abstractNumId w:val="32"/>
   </w:num>
   <w:num w:numId="47" w16cid:durableId="1345789630">
-    <w:abstractNumId w:val="10"/>
+    <w:abstractNumId w:val="11"/>
   </w:num>
   <w:num w:numId="48" w16cid:durableId="391662512">
-    <w:abstractNumId w:val="56"/>
+    <w:abstractNumId w:val="57"/>
   </w:num>
   <w:num w:numId="49" w16cid:durableId="1080249845">
-    <w:abstractNumId w:val="61"/>
+    <w:abstractNumId w:val="62"/>
   </w:num>
   <w:num w:numId="50" w16cid:durableId="269314792">
-    <w:abstractNumId w:val="21"/>
+    <w:abstractNumId w:val="22"/>
   </w:num>
   <w:num w:numId="51" w16cid:durableId="1642424539">
-    <w:abstractNumId w:val="35"/>
+    <w:abstractNumId w:val="36"/>
   </w:num>
   <w:num w:numId="52" w16cid:durableId="615066139">
-    <w:abstractNumId w:val="43"/>
+    <w:abstractNumId w:val="44"/>
   </w:num>
   <w:num w:numId="53" w16cid:durableId="453596677">
-    <w:abstractNumId w:val="17"/>
+    <w:abstractNumId w:val="18"/>
   </w:num>
   <w:num w:numId="54" w16cid:durableId="2061436842">
-    <w:abstractNumId w:val="27"/>
+    <w:abstractNumId w:val="28"/>
   </w:num>
   <w:num w:numId="55" w16cid:durableId="1212183739">
     <w:abstractNumId w:val="1"/>
   </w:num>
   <w:num w:numId="56" w16cid:durableId="167135428">
-    <w:abstractNumId w:val="33"/>
+    <w:abstractNumId w:val="34"/>
   </w:num>
   <w:num w:numId="57" w16cid:durableId="1758399865">
-    <w:abstractNumId w:val="5"/>
+    <w:abstractNumId w:val="6"/>
   </w:num>
   <w:num w:numId="58" w16cid:durableId="1646204578">
-    <w:abstractNumId w:val="58"/>
+    <w:abstractNumId w:val="59"/>
   </w:num>
   <w:num w:numId="59" w16cid:durableId="1327512979">
-    <w:abstractNumId w:val="55"/>
+    <w:abstractNumId w:val="56"/>
   </w:num>
   <w:num w:numId="60" w16cid:durableId="665018033">
-    <w:abstractNumId w:val="55"/>
+    <w:abstractNumId w:val="56"/>
     <w:lvlOverride w:ilvl="0">
       <w:startOverride w:val="1"/>
     </w:lvlOverride>
   </w:num>
   <w:num w:numId="61" w16cid:durableId="481702773">
-    <w:abstractNumId w:val="6"/>
+    <w:abstractNumId w:val="7"/>
   </w:num>
   <w:num w:numId="62" w16cid:durableId="900598985">
-    <w:abstractNumId w:val="28"/>
+    <w:abstractNumId w:val="29"/>
   </w:num>
   <w:num w:numId="63" w16cid:durableId="1541938540">
-    <w:abstractNumId w:val="15"/>
+    <w:abstractNumId w:val="16"/>
   </w:num>
   <w:num w:numId="64" w16cid:durableId="704720835">
-    <w:abstractNumId w:val="7"/>
+    <w:abstractNumId w:val="8"/>
   </w:num>
   <w:num w:numId="65" w16cid:durableId="1848203952">
-    <w:abstractNumId w:val="25"/>
+    <w:abstractNumId w:val="26"/>
   </w:num>
   <w:num w:numId="66" w16cid:durableId="766123700">
-    <w:abstractNumId w:val="44"/>
+    <w:abstractNumId w:val="45"/>
+  </w:num>
+  <w:num w:numId="67" w16cid:durableId="614600657">
+    <w:abstractNumId w:val="3"/>
   </w:num>
   <w:numIdMacAtCleanup w:val="58"/>
 </w:numbering>
@@ -48362,7 +49844,6 @@
   <w:style w:type="character" w:default="1" w:styleId="DefaultParagraphFont">
     <w:name w:val="Default Paragraph Font"/>
     <w:uiPriority w:val="1"/>
-    <w:semiHidden/>
     <w:unhideWhenUsed/>
   </w:style>
   <w:style w:type="table" w:default="1" w:styleId="TableNormal">
